--- a/documentation.docx
+++ b/documentation.docx
@@ -764,7 +764,15 @@
     <w:sdt>
       <w:sdtPr>
         <w:rPr>
-          <w:rFonts w:ascii="Times New Roman" w:hAnsi="Times New Roman" w:cs="Times New Roman"/>
+          <w:rFonts w:ascii="Times New Roman" w:eastAsiaTheme="minorHAnsi" w:hAnsi="Times New Roman" w:cs="Times New Roman"/>
+          <w:b w:val="0"/>
+          <w:bCs w:val="0"/>
+          <w:color w:val="auto"/>
+          <w:kern w:val="2"/>
+          <w:sz w:val="24"/>
+          <w:szCs w:val="24"/>
+          <w:lang w:val="en-CZ"/>
+          <w14:ligatures w14:val="standardContextual"/>
         </w:rPr>
         <w:id w:val="-1873210056"/>
         <w:docPartObj>
@@ -774,14 +782,7 @@
       </w:sdtPr>
       <w:sdtEndPr>
         <w:rPr>
-          <w:rFonts w:eastAsiaTheme="minorHAnsi"/>
           <w:noProof/>
-          <w:color w:val="auto"/>
-          <w:kern w:val="2"/>
-          <w:sz w:val="24"/>
-          <w:szCs w:val="24"/>
-          <w:lang w:val="en-CZ"/>
-          <w14:ligatures w14:val="standardContextual"/>
         </w:rPr>
       </w:sdtEndPr>
       <w:sdtContent>
@@ -809,8 +810,13 @@
               <w:tab w:val="right" w:leader="dot" w:pos="9016"/>
             </w:tabs>
             <w:rPr>
-              <w:rFonts w:ascii="Times New Roman" w:hAnsi="Times New Roman" w:cs="Times New Roman"/>
+              <w:rFonts w:eastAsiaTheme="minorEastAsia"/>
+              <w:b w:val="0"/>
+              <w:bCs w:val="0"/>
+              <w:i w:val="0"/>
+              <w:iCs w:val="0"/>
               <w:noProof/>
+              <w:lang w:eastAsia="en-GB"/>
             </w:rPr>
           </w:pPr>
           <w:r>
@@ -835,7 +841,7 @@
             </w:rPr>
             <w:fldChar w:fldCharType="separate"/>
           </w:r>
-          <w:hyperlink w:anchor="_Toc230900432" w:history="1">
+          <w:hyperlink w:anchor="_Toc230990299" w:history="1">
             <w:r>
               <w:rPr>
                 <w:rStyle w:val="Hyperlink"/>
@@ -847,8 +853,13 @@
             </w:r>
             <w:r>
               <w:rPr>
-                <w:rFonts w:ascii="Times New Roman" w:hAnsi="Times New Roman" w:cs="Times New Roman"/>
-                <w:noProof/>
+                <w:rFonts w:eastAsiaTheme="minorEastAsia"/>
+                <w:b w:val="0"/>
+                <w:bCs w:val="0"/>
+                <w:i w:val="0"/>
+                <w:iCs w:val="0"/>
+                <w:noProof/>
+                <w:lang w:eastAsia="en-GB"/>
               </w:rPr>
               <w:tab/>
             </w:r>
@@ -863,7 +874,6 @@
             </w:r>
             <w:r>
               <w:rPr>
-                <w:rFonts w:ascii="Times New Roman" w:hAnsi="Times New Roman" w:cs="Times New Roman"/>
                 <w:noProof/>
                 <w:webHidden/>
               </w:rPr>
@@ -871,7 +881,6 @@
             </w:r>
             <w:r>
               <w:rPr>
-                <w:rFonts w:ascii="Times New Roman" w:hAnsi="Times New Roman" w:cs="Times New Roman"/>
                 <w:noProof/>
                 <w:webHidden/>
               </w:rPr>
@@ -879,22 +888,19 @@
             </w:r>
             <w:r>
               <w:rPr>
-                <w:rFonts w:ascii="Times New Roman" w:hAnsi="Times New Roman" w:cs="Times New Roman"/>
                 <w:noProof/>
                 <w:webHidden/>
               </w:rPr>
-              <w:instrText xml:space="preserve"> PAGEREF _Toc230900432 \h </w:instrText>
-            </w:r>
-            <w:r>
-              <w:rPr>
-                <w:rFonts w:ascii="Times New Roman" w:hAnsi="Times New Roman" w:cs="Times New Roman"/>
+              <w:instrText xml:space="preserve"> PAGEREF _Toc230990299 \h </w:instrText>
+            </w:r>
+            <w:r>
+              <w:rPr>
                 <w:noProof/>
                 <w:webHidden/>
               </w:rPr>
             </w:r>
             <w:r>
               <w:rPr>
-                <w:rFonts w:ascii="Times New Roman" w:hAnsi="Times New Roman" w:cs="Times New Roman"/>
                 <w:noProof/>
                 <w:webHidden/>
               </w:rPr>
@@ -902,15 +908,13 @@
             </w:r>
             <w:r>
               <w:rPr>
-                <w:rFonts w:ascii="Times New Roman" w:hAnsi="Times New Roman" w:cs="Times New Roman"/>
                 <w:noProof/>
                 <w:webHidden/>
               </w:rPr>
-              <w:t>4</w:t>
-            </w:r>
-            <w:r>
-              <w:rPr>
-                <w:rFonts w:ascii="Times New Roman" w:hAnsi="Times New Roman" w:cs="Times New Roman"/>
+              <w:t>3</w:t>
+            </w:r>
+            <w:r>
+              <w:rPr>
                 <w:noProof/>
                 <w:webHidden/>
               </w:rPr>
@@ -926,11 +930,16 @@
               <w:tab w:val="right" w:leader="dot" w:pos="9016"/>
             </w:tabs>
             <w:rPr>
-              <w:rFonts w:ascii="Times New Roman" w:hAnsi="Times New Roman" w:cs="Times New Roman"/>
+              <w:rFonts w:eastAsiaTheme="minorEastAsia"/>
+              <w:b w:val="0"/>
+              <w:bCs w:val="0"/>
               <w:noProof/>
+              <w:sz w:val="24"/>
+              <w:szCs w:val="24"/>
+              <w:lang w:eastAsia="en-GB"/>
             </w:rPr>
           </w:pPr>
-          <w:hyperlink w:anchor="_Toc230900433" w:history="1">
+          <w:hyperlink w:anchor="_Toc230990300" w:history="1">
             <w:r>
               <w:rPr>
                 <w:rStyle w:val="Hyperlink"/>
@@ -942,8 +951,13 @@
             </w:r>
             <w:r>
               <w:rPr>
-                <w:rFonts w:ascii="Times New Roman" w:hAnsi="Times New Roman" w:cs="Times New Roman"/>
-                <w:noProof/>
+                <w:rFonts w:eastAsiaTheme="minorEastAsia"/>
+                <w:b w:val="0"/>
+                <w:bCs w:val="0"/>
+                <w:noProof/>
+                <w:sz w:val="24"/>
+                <w:szCs w:val="24"/>
+                <w:lang w:eastAsia="en-GB"/>
               </w:rPr>
               <w:tab/>
             </w:r>
@@ -958,7 +972,6 @@
             </w:r>
             <w:r>
               <w:rPr>
-                <w:rFonts w:ascii="Times New Roman" w:hAnsi="Times New Roman" w:cs="Times New Roman"/>
                 <w:noProof/>
                 <w:webHidden/>
               </w:rPr>
@@ -966,7 +979,6 @@
             </w:r>
             <w:r>
               <w:rPr>
-                <w:rFonts w:ascii="Times New Roman" w:hAnsi="Times New Roman" w:cs="Times New Roman"/>
                 <w:noProof/>
                 <w:webHidden/>
               </w:rPr>
@@ -974,22 +986,19 @@
             </w:r>
             <w:r>
               <w:rPr>
-                <w:rFonts w:ascii="Times New Roman" w:hAnsi="Times New Roman" w:cs="Times New Roman"/>
                 <w:noProof/>
                 <w:webHidden/>
               </w:rPr>
-              <w:instrText xml:space="preserve"> PAGEREF _Toc230900433 \h </w:instrText>
-            </w:r>
-            <w:r>
-              <w:rPr>
-                <w:rFonts w:ascii="Times New Roman" w:hAnsi="Times New Roman" w:cs="Times New Roman"/>
+              <w:instrText xml:space="preserve"> PAGEREF _Toc230990300 \h </w:instrText>
+            </w:r>
+            <w:r>
+              <w:rPr>
                 <w:noProof/>
                 <w:webHidden/>
               </w:rPr>
             </w:r>
             <w:r>
               <w:rPr>
-                <w:rFonts w:ascii="Times New Roman" w:hAnsi="Times New Roman" w:cs="Times New Roman"/>
                 <w:noProof/>
                 <w:webHidden/>
               </w:rPr>
@@ -997,15 +1006,13 @@
             </w:r>
             <w:r>
               <w:rPr>
-                <w:rFonts w:ascii="Times New Roman" w:hAnsi="Times New Roman" w:cs="Times New Roman"/>
                 <w:noProof/>
                 <w:webHidden/>
               </w:rPr>
-              <w:t>4</w:t>
-            </w:r>
-            <w:r>
-              <w:rPr>
-                <w:rFonts w:ascii="Times New Roman" w:hAnsi="Times New Roman" w:cs="Times New Roman"/>
+              <w:t>3</w:t>
+            </w:r>
+            <w:r>
+              <w:rPr>
                 <w:noProof/>
                 <w:webHidden/>
               </w:rPr>
@@ -1021,11 +1028,16 @@
               <w:tab w:val="right" w:leader="dot" w:pos="9016"/>
             </w:tabs>
             <w:rPr>
-              <w:rFonts w:ascii="Times New Roman" w:hAnsi="Times New Roman" w:cs="Times New Roman"/>
+              <w:rFonts w:eastAsiaTheme="minorEastAsia"/>
+              <w:b w:val="0"/>
+              <w:bCs w:val="0"/>
               <w:noProof/>
+              <w:sz w:val="24"/>
+              <w:szCs w:val="24"/>
+              <w:lang w:eastAsia="en-GB"/>
             </w:rPr>
           </w:pPr>
-          <w:hyperlink w:anchor="_Toc230900434" w:history="1">
+          <w:hyperlink w:anchor="_Toc230990301" w:history="1">
             <w:r>
               <w:rPr>
                 <w:rStyle w:val="Hyperlink"/>
@@ -1037,8 +1049,13 @@
             </w:r>
             <w:r>
               <w:rPr>
-                <w:rFonts w:ascii="Times New Roman" w:hAnsi="Times New Roman" w:cs="Times New Roman"/>
-                <w:noProof/>
+                <w:rFonts w:eastAsiaTheme="minorEastAsia"/>
+                <w:b w:val="0"/>
+                <w:bCs w:val="0"/>
+                <w:noProof/>
+                <w:sz w:val="24"/>
+                <w:szCs w:val="24"/>
+                <w:lang w:eastAsia="en-GB"/>
               </w:rPr>
               <w:tab/>
             </w:r>
@@ -1053,7 +1070,6 @@
             </w:r>
             <w:r>
               <w:rPr>
-                <w:rFonts w:ascii="Times New Roman" w:hAnsi="Times New Roman" w:cs="Times New Roman"/>
                 <w:noProof/>
                 <w:webHidden/>
               </w:rPr>
@@ -1061,7 +1077,6 @@
             </w:r>
             <w:r>
               <w:rPr>
-                <w:rFonts w:ascii="Times New Roman" w:hAnsi="Times New Roman" w:cs="Times New Roman"/>
                 <w:noProof/>
                 <w:webHidden/>
               </w:rPr>
@@ -1069,22 +1084,19 @@
             </w:r>
             <w:r>
               <w:rPr>
-                <w:rFonts w:ascii="Times New Roman" w:hAnsi="Times New Roman" w:cs="Times New Roman"/>
                 <w:noProof/>
                 <w:webHidden/>
               </w:rPr>
-              <w:instrText xml:space="preserve"> PAGEREF _Toc230900434 \h </w:instrText>
-            </w:r>
-            <w:r>
-              <w:rPr>
-                <w:rFonts w:ascii="Times New Roman" w:hAnsi="Times New Roman" w:cs="Times New Roman"/>
+              <w:instrText xml:space="preserve"> PAGEREF _Toc230990301 \h </w:instrText>
+            </w:r>
+            <w:r>
+              <w:rPr>
                 <w:noProof/>
                 <w:webHidden/>
               </w:rPr>
             </w:r>
             <w:r>
               <w:rPr>
-                <w:rFonts w:ascii="Times New Roman" w:hAnsi="Times New Roman" w:cs="Times New Roman"/>
                 <w:noProof/>
                 <w:webHidden/>
               </w:rPr>
@@ -1092,15 +1104,13 @@
             </w:r>
             <w:r>
               <w:rPr>
-                <w:rFonts w:ascii="Times New Roman" w:hAnsi="Times New Roman" w:cs="Times New Roman"/>
                 <w:noProof/>
                 <w:webHidden/>
               </w:rPr>
-              <w:t>4</w:t>
-            </w:r>
-            <w:r>
-              <w:rPr>
-                <w:rFonts w:ascii="Times New Roman" w:hAnsi="Times New Roman" w:cs="Times New Roman"/>
+              <w:t>3</w:t>
+            </w:r>
+            <w:r>
+              <w:rPr>
                 <w:noProof/>
                 <w:webHidden/>
               </w:rPr>
@@ -1112,15 +1122,18 @@
           <w:pPr>
             <w:pStyle w:val="TOC3"/>
             <w:tabs>
-              <w:tab w:val="left" w:pos="1440"/>
+              <w:tab w:val="left" w:pos="1200"/>
               <w:tab w:val="right" w:leader="dot" w:pos="9016"/>
             </w:tabs>
             <w:rPr>
-              <w:rFonts w:ascii="Times New Roman" w:hAnsi="Times New Roman" w:cs="Times New Roman"/>
+              <w:rFonts w:eastAsiaTheme="minorEastAsia"/>
               <w:noProof/>
+              <w:sz w:val="24"/>
+              <w:szCs w:val="24"/>
+              <w:lang w:eastAsia="en-GB"/>
             </w:rPr>
           </w:pPr>
-          <w:hyperlink w:anchor="_Toc230900435" w:history="1">
+          <w:hyperlink w:anchor="_Toc230990302" w:history="1">
             <w:r>
               <w:rPr>
                 <w:rStyle w:val="Hyperlink"/>
@@ -1132,8 +1145,11 @@
             </w:r>
             <w:r>
               <w:rPr>
-                <w:rFonts w:ascii="Times New Roman" w:hAnsi="Times New Roman" w:cs="Times New Roman"/>
-                <w:noProof/>
+                <w:rFonts w:eastAsiaTheme="minorEastAsia"/>
+                <w:noProof/>
+                <w:sz w:val="24"/>
+                <w:szCs w:val="24"/>
+                <w:lang w:eastAsia="en-GB"/>
               </w:rPr>
               <w:tab/>
             </w:r>
@@ -1148,7 +1164,6 @@
             </w:r>
             <w:r>
               <w:rPr>
-                <w:rFonts w:ascii="Times New Roman" w:hAnsi="Times New Roman" w:cs="Times New Roman"/>
                 <w:noProof/>
                 <w:webHidden/>
               </w:rPr>
@@ -1156,7 +1171,6 @@
             </w:r>
             <w:r>
               <w:rPr>
-                <w:rFonts w:ascii="Times New Roman" w:hAnsi="Times New Roman" w:cs="Times New Roman"/>
                 <w:noProof/>
                 <w:webHidden/>
               </w:rPr>
@@ -1164,22 +1178,19 @@
             </w:r>
             <w:r>
               <w:rPr>
-                <w:rFonts w:ascii="Times New Roman" w:hAnsi="Times New Roman" w:cs="Times New Roman"/>
                 <w:noProof/>
                 <w:webHidden/>
               </w:rPr>
-              <w:instrText xml:space="preserve"> PAGEREF _Toc230900435 \h </w:instrText>
-            </w:r>
-            <w:r>
-              <w:rPr>
-                <w:rFonts w:ascii="Times New Roman" w:hAnsi="Times New Roman" w:cs="Times New Roman"/>
+              <w:instrText xml:space="preserve"> PAGEREF _Toc230990302 \h </w:instrText>
+            </w:r>
+            <w:r>
+              <w:rPr>
                 <w:noProof/>
                 <w:webHidden/>
               </w:rPr>
             </w:r>
             <w:r>
               <w:rPr>
-                <w:rFonts w:ascii="Times New Roman" w:hAnsi="Times New Roman" w:cs="Times New Roman"/>
                 <w:noProof/>
                 <w:webHidden/>
               </w:rPr>
@@ -1187,15 +1198,13 @@
             </w:r>
             <w:r>
               <w:rPr>
-                <w:rFonts w:ascii="Times New Roman" w:hAnsi="Times New Roman" w:cs="Times New Roman"/>
                 <w:noProof/>
                 <w:webHidden/>
               </w:rPr>
-              <w:t>4</w:t>
-            </w:r>
-            <w:r>
-              <w:rPr>
-                <w:rFonts w:ascii="Times New Roman" w:hAnsi="Times New Roman" w:cs="Times New Roman"/>
+              <w:t>3</w:t>
+            </w:r>
+            <w:r>
+              <w:rPr>
                 <w:noProof/>
                 <w:webHidden/>
               </w:rPr>
@@ -1207,15 +1216,18 @@
           <w:pPr>
             <w:pStyle w:val="TOC3"/>
             <w:tabs>
-              <w:tab w:val="left" w:pos="1440"/>
+              <w:tab w:val="left" w:pos="1200"/>
               <w:tab w:val="right" w:leader="dot" w:pos="9016"/>
             </w:tabs>
             <w:rPr>
-              <w:rFonts w:ascii="Times New Roman" w:hAnsi="Times New Roman" w:cs="Times New Roman"/>
+              <w:rFonts w:eastAsiaTheme="minorEastAsia"/>
               <w:noProof/>
+              <w:sz w:val="24"/>
+              <w:szCs w:val="24"/>
+              <w:lang w:eastAsia="en-GB"/>
             </w:rPr>
           </w:pPr>
-          <w:hyperlink w:anchor="_Toc230900436" w:history="1">
+          <w:hyperlink w:anchor="_Toc230990303" w:history="1">
             <w:r>
               <w:rPr>
                 <w:rStyle w:val="Hyperlink"/>
@@ -1227,8 +1239,11 @@
             </w:r>
             <w:r>
               <w:rPr>
-                <w:rFonts w:ascii="Times New Roman" w:hAnsi="Times New Roman" w:cs="Times New Roman"/>
-                <w:noProof/>
+                <w:rFonts w:eastAsiaTheme="minorEastAsia"/>
+                <w:noProof/>
+                <w:sz w:val="24"/>
+                <w:szCs w:val="24"/>
+                <w:lang w:eastAsia="en-GB"/>
               </w:rPr>
               <w:tab/>
             </w:r>
@@ -1243,7 +1258,6 @@
             </w:r>
             <w:r>
               <w:rPr>
-                <w:rFonts w:ascii="Times New Roman" w:hAnsi="Times New Roman" w:cs="Times New Roman"/>
                 <w:noProof/>
                 <w:webHidden/>
               </w:rPr>
@@ -1251,7 +1265,6 @@
             </w:r>
             <w:r>
               <w:rPr>
-                <w:rFonts w:ascii="Times New Roman" w:hAnsi="Times New Roman" w:cs="Times New Roman"/>
                 <w:noProof/>
                 <w:webHidden/>
               </w:rPr>
@@ -1259,22 +1272,19 @@
             </w:r>
             <w:r>
               <w:rPr>
-                <w:rFonts w:ascii="Times New Roman" w:hAnsi="Times New Roman" w:cs="Times New Roman"/>
                 <w:noProof/>
                 <w:webHidden/>
               </w:rPr>
-              <w:instrText xml:space="preserve"> PAGEREF _Toc230900436 \h </w:instrText>
-            </w:r>
-            <w:r>
-              <w:rPr>
-                <w:rFonts w:ascii="Times New Roman" w:hAnsi="Times New Roman" w:cs="Times New Roman"/>
+              <w:instrText xml:space="preserve"> PAGEREF _Toc230990303 \h </w:instrText>
+            </w:r>
+            <w:r>
+              <w:rPr>
                 <w:noProof/>
                 <w:webHidden/>
               </w:rPr>
             </w:r>
             <w:r>
               <w:rPr>
-                <w:rFonts w:ascii="Times New Roman" w:hAnsi="Times New Roman" w:cs="Times New Roman"/>
                 <w:noProof/>
                 <w:webHidden/>
               </w:rPr>
@@ -1282,15 +1292,13 @@
             </w:r>
             <w:r>
               <w:rPr>
-                <w:rFonts w:ascii="Times New Roman" w:hAnsi="Times New Roman" w:cs="Times New Roman"/>
                 <w:noProof/>
                 <w:webHidden/>
               </w:rPr>
-              <w:t>4</w:t>
-            </w:r>
-            <w:r>
-              <w:rPr>
-                <w:rFonts w:ascii="Times New Roman" w:hAnsi="Times New Roman" w:cs="Times New Roman"/>
+              <w:t>3</w:t>
+            </w:r>
+            <w:r>
+              <w:rPr>
                 <w:noProof/>
                 <w:webHidden/>
               </w:rPr>
@@ -1302,15 +1310,18 @@
           <w:pPr>
             <w:pStyle w:val="TOC3"/>
             <w:tabs>
-              <w:tab w:val="left" w:pos="1440"/>
+              <w:tab w:val="left" w:pos="1200"/>
               <w:tab w:val="right" w:leader="dot" w:pos="9016"/>
             </w:tabs>
             <w:rPr>
-              <w:rFonts w:ascii="Times New Roman" w:hAnsi="Times New Roman" w:cs="Times New Roman"/>
+              <w:rFonts w:eastAsiaTheme="minorEastAsia"/>
               <w:noProof/>
+              <w:sz w:val="24"/>
+              <w:szCs w:val="24"/>
+              <w:lang w:eastAsia="en-GB"/>
             </w:rPr>
           </w:pPr>
-          <w:hyperlink w:anchor="_Toc230900437" w:history="1">
+          <w:hyperlink w:anchor="_Toc230990304" w:history="1">
             <w:r>
               <w:rPr>
                 <w:rStyle w:val="Hyperlink"/>
@@ -1322,8 +1333,11 @@
             </w:r>
             <w:r>
               <w:rPr>
-                <w:rFonts w:ascii="Times New Roman" w:hAnsi="Times New Roman" w:cs="Times New Roman"/>
-                <w:noProof/>
+                <w:rFonts w:eastAsiaTheme="minorEastAsia"/>
+                <w:noProof/>
+                <w:sz w:val="24"/>
+                <w:szCs w:val="24"/>
+                <w:lang w:eastAsia="en-GB"/>
               </w:rPr>
               <w:tab/>
             </w:r>
@@ -1338,7 +1352,6 @@
             </w:r>
             <w:r>
               <w:rPr>
-                <w:rFonts w:ascii="Times New Roman" w:hAnsi="Times New Roman" w:cs="Times New Roman"/>
                 <w:noProof/>
                 <w:webHidden/>
               </w:rPr>
@@ -1346,7 +1359,6 @@
             </w:r>
             <w:r>
               <w:rPr>
-                <w:rFonts w:ascii="Times New Roman" w:hAnsi="Times New Roman" w:cs="Times New Roman"/>
                 <w:noProof/>
                 <w:webHidden/>
               </w:rPr>
@@ -1354,22 +1366,19 @@
             </w:r>
             <w:r>
               <w:rPr>
-                <w:rFonts w:ascii="Times New Roman" w:hAnsi="Times New Roman" w:cs="Times New Roman"/>
                 <w:noProof/>
                 <w:webHidden/>
               </w:rPr>
-              <w:instrText xml:space="preserve"> PAGEREF _Toc230900437 \h </w:instrText>
-            </w:r>
-            <w:r>
-              <w:rPr>
-                <w:rFonts w:ascii="Times New Roman" w:hAnsi="Times New Roman" w:cs="Times New Roman"/>
+              <w:instrText xml:space="preserve"> PAGEREF _Toc230990304 \h </w:instrText>
+            </w:r>
+            <w:r>
+              <w:rPr>
                 <w:noProof/>
                 <w:webHidden/>
               </w:rPr>
             </w:r>
             <w:r>
               <w:rPr>
-                <w:rFonts w:ascii="Times New Roman" w:hAnsi="Times New Roman" w:cs="Times New Roman"/>
                 <w:noProof/>
                 <w:webHidden/>
               </w:rPr>
@@ -1377,15 +1386,13 @@
             </w:r>
             <w:r>
               <w:rPr>
-                <w:rFonts w:ascii="Times New Roman" w:hAnsi="Times New Roman" w:cs="Times New Roman"/>
                 <w:noProof/>
                 <w:webHidden/>
               </w:rPr>
-              <w:t>4</w:t>
-            </w:r>
-            <w:r>
-              <w:rPr>
-                <w:rFonts w:ascii="Times New Roman" w:hAnsi="Times New Roman" w:cs="Times New Roman"/>
+              <w:t>3</w:t>
+            </w:r>
+            <w:r>
+              <w:rPr>
                 <w:noProof/>
                 <w:webHidden/>
               </w:rPr>
@@ -1397,15 +1404,18 @@
           <w:pPr>
             <w:pStyle w:val="TOC3"/>
             <w:tabs>
-              <w:tab w:val="left" w:pos="1440"/>
+              <w:tab w:val="left" w:pos="1200"/>
               <w:tab w:val="right" w:leader="dot" w:pos="9016"/>
             </w:tabs>
             <w:rPr>
-              <w:rFonts w:ascii="Times New Roman" w:hAnsi="Times New Roman" w:cs="Times New Roman"/>
+              <w:rFonts w:eastAsiaTheme="minorEastAsia"/>
               <w:noProof/>
+              <w:sz w:val="24"/>
+              <w:szCs w:val="24"/>
+              <w:lang w:eastAsia="en-GB"/>
             </w:rPr>
           </w:pPr>
-          <w:hyperlink w:anchor="_Toc230900438" w:history="1">
+          <w:hyperlink w:anchor="_Toc230990305" w:history="1">
             <w:r>
               <w:rPr>
                 <w:rStyle w:val="Hyperlink"/>
@@ -1417,8 +1427,11 @@
             </w:r>
             <w:r>
               <w:rPr>
-                <w:rFonts w:ascii="Times New Roman" w:hAnsi="Times New Roman" w:cs="Times New Roman"/>
-                <w:noProof/>
+                <w:rFonts w:eastAsiaTheme="minorEastAsia"/>
+                <w:noProof/>
+                <w:sz w:val="24"/>
+                <w:szCs w:val="24"/>
+                <w:lang w:eastAsia="en-GB"/>
               </w:rPr>
               <w:tab/>
             </w:r>
@@ -1433,7 +1446,6 @@
             </w:r>
             <w:r>
               <w:rPr>
-                <w:rFonts w:ascii="Times New Roman" w:hAnsi="Times New Roman" w:cs="Times New Roman"/>
                 <w:noProof/>
                 <w:webHidden/>
               </w:rPr>
@@ -1441,7 +1453,6 @@
             </w:r>
             <w:r>
               <w:rPr>
-                <w:rFonts w:ascii="Times New Roman" w:hAnsi="Times New Roman" w:cs="Times New Roman"/>
                 <w:noProof/>
                 <w:webHidden/>
               </w:rPr>
@@ -1449,22 +1460,19 @@
             </w:r>
             <w:r>
               <w:rPr>
-                <w:rFonts w:ascii="Times New Roman" w:hAnsi="Times New Roman" w:cs="Times New Roman"/>
                 <w:noProof/>
                 <w:webHidden/>
               </w:rPr>
-              <w:instrText xml:space="preserve"> PAGEREF _Toc230900438 \h </w:instrText>
-            </w:r>
-            <w:r>
-              <w:rPr>
-                <w:rFonts w:ascii="Times New Roman" w:hAnsi="Times New Roman" w:cs="Times New Roman"/>
+              <w:instrText xml:space="preserve"> PAGEREF _Toc230990305 \h </w:instrText>
+            </w:r>
+            <w:r>
+              <w:rPr>
                 <w:noProof/>
                 <w:webHidden/>
               </w:rPr>
             </w:r>
             <w:r>
               <w:rPr>
-                <w:rFonts w:ascii="Times New Roman" w:hAnsi="Times New Roman" w:cs="Times New Roman"/>
                 <w:noProof/>
                 <w:webHidden/>
               </w:rPr>
@@ -1472,15 +1480,13 @@
             </w:r>
             <w:r>
               <w:rPr>
-                <w:rFonts w:ascii="Times New Roman" w:hAnsi="Times New Roman" w:cs="Times New Roman"/>
                 <w:noProof/>
                 <w:webHidden/>
               </w:rPr>
-              <w:t>4</w:t>
-            </w:r>
-            <w:r>
-              <w:rPr>
-                <w:rFonts w:ascii="Times New Roman" w:hAnsi="Times New Roman" w:cs="Times New Roman"/>
+              <w:t>3</w:t>
+            </w:r>
+            <w:r>
+              <w:rPr>
                 <w:noProof/>
                 <w:webHidden/>
               </w:rPr>
@@ -1496,11 +1502,112 @@
               <w:tab w:val="right" w:leader="dot" w:pos="9016"/>
             </w:tabs>
             <w:rPr>
-              <w:rFonts w:ascii="Times New Roman" w:hAnsi="Times New Roman" w:cs="Times New Roman"/>
+              <w:rFonts w:eastAsiaTheme="minorEastAsia"/>
+              <w:b w:val="0"/>
+              <w:bCs w:val="0"/>
               <w:noProof/>
+              <w:sz w:val="24"/>
+              <w:szCs w:val="24"/>
+              <w:lang w:eastAsia="en-GB"/>
             </w:rPr>
           </w:pPr>
-          <w:hyperlink w:anchor="_Toc230900439" w:history="1">
+          <w:hyperlink w:anchor="_Toc230990306" w:history="1">
+            <w:r>
+              <w:rPr>
+                <w:rStyle w:val="Hyperlink"/>
+                <w:rFonts w:ascii="Times New Roman" w:hAnsi="Times New Roman" w:cs="Times New Roman"/>
+                <w:noProof/>
+              </w:rPr>
+              <w:t>1.3</w:t>
+            </w:r>
+            <w:r>
+              <w:rPr>
+                <w:rFonts w:eastAsiaTheme="minorEastAsia"/>
+                <w:b w:val="0"/>
+                <w:bCs w:val="0"/>
+                <w:noProof/>
+                <w:sz w:val="24"/>
+                <w:szCs w:val="24"/>
+                <w:lang w:eastAsia="en-GB"/>
+              </w:rPr>
+              <w:tab/>
+            </w:r>
+            <w:r>
+              <w:rPr>
+                <w:rStyle w:val="Hyperlink"/>
+                <w:rFonts w:ascii="Times New Roman" w:hAnsi="Times New Roman" w:cs="Times New Roman"/>
+                <w:noProof/>
+              </w:rPr>
+              <w:t>K čemu je potřeba databáze</w:t>
+            </w:r>
+            <w:r>
+              <w:rPr>
+                <w:noProof/>
+                <w:webHidden/>
+              </w:rPr>
+              <w:tab/>
+            </w:r>
+            <w:r>
+              <w:rPr>
+                <w:noProof/>
+                <w:webHidden/>
+              </w:rPr>
+              <w:fldChar w:fldCharType="begin"/>
+            </w:r>
+            <w:r>
+              <w:rPr>
+                <w:noProof/>
+                <w:webHidden/>
+              </w:rPr>
+              <w:instrText xml:space="preserve"> PAGEREF _Toc230990306 \h </w:instrText>
+            </w:r>
+            <w:r>
+              <w:rPr>
+                <w:noProof/>
+                <w:webHidden/>
+              </w:rPr>
+            </w:r>
+            <w:r>
+              <w:rPr>
+                <w:noProof/>
+                <w:webHidden/>
+              </w:rPr>
+              <w:fldChar w:fldCharType="separate"/>
+            </w:r>
+            <w:r>
+              <w:rPr>
+                <w:noProof/>
+                <w:webHidden/>
+              </w:rPr>
+              <w:t>4</w:t>
+            </w:r>
+            <w:r>
+              <w:rPr>
+                <w:noProof/>
+                <w:webHidden/>
+              </w:rPr>
+              <w:fldChar w:fldCharType="end"/>
+            </w:r>
+          </w:hyperlink>
+        </w:p>
+        <w:p>
+          <w:pPr>
+            <w:pStyle w:val="TOC1"/>
+            <w:tabs>
+              <w:tab w:val="left" w:pos="480"/>
+              <w:tab w:val="right" w:leader="dot" w:pos="9016"/>
+            </w:tabs>
+            <w:rPr>
+              <w:rFonts w:eastAsiaTheme="minorEastAsia"/>
+              <w:b w:val="0"/>
+              <w:bCs w:val="0"/>
+              <w:i w:val="0"/>
+              <w:iCs w:val="0"/>
+              <w:noProof/>
+              <w:lang w:eastAsia="en-GB"/>
+            </w:rPr>
+          </w:pPr>
+          <w:hyperlink w:anchor="_Toc230990307" w:history="1">
             <w:r>
               <w:rPr>
                 <w:rStyle w:val="Hyperlink"/>
@@ -1508,12 +1615,17 @@
                 <w:noProof/>
                 <w:lang w:eastAsia="en-GB"/>
               </w:rPr>
-              <w:t>1.3</w:t>
-            </w:r>
-            <w:r>
-              <w:rPr>
-                <w:rFonts w:ascii="Times New Roman" w:hAnsi="Times New Roman" w:cs="Times New Roman"/>
-                <w:noProof/>
+              <w:t>2</w:t>
+            </w:r>
+            <w:r>
+              <w:rPr>
+                <w:rFonts w:eastAsiaTheme="minorEastAsia"/>
+                <w:b w:val="0"/>
+                <w:bCs w:val="0"/>
+                <w:i w:val="0"/>
+                <w:iCs w:val="0"/>
+                <w:noProof/>
+                <w:lang w:eastAsia="en-GB"/>
               </w:rPr>
               <w:tab/>
             </w:r>
@@ -1524,11 +1636,10 @@
                 <w:noProof/>
                 <w:lang w:eastAsia="en-GB"/>
               </w:rPr>
-              <w:t>K cemu je potřeba databaze</w:t>
-            </w:r>
-            <w:r>
-              <w:rPr>
-                <w:rFonts w:ascii="Times New Roman" w:hAnsi="Times New Roman" w:cs="Times New Roman"/>
+              <w:t>Navrh databaze</w:t>
+            </w:r>
+            <w:r>
+              <w:rPr>
                 <w:noProof/>
                 <w:webHidden/>
               </w:rPr>
@@ -1536,7 +1647,6 @@
             </w:r>
             <w:r>
               <w:rPr>
-                <w:rFonts w:ascii="Times New Roman" w:hAnsi="Times New Roman" w:cs="Times New Roman"/>
                 <w:noProof/>
                 <w:webHidden/>
               </w:rPr>
@@ -1544,22 +1654,19 @@
             </w:r>
             <w:r>
               <w:rPr>
-                <w:rFonts w:ascii="Times New Roman" w:hAnsi="Times New Roman" w:cs="Times New Roman"/>
                 <w:noProof/>
                 <w:webHidden/>
               </w:rPr>
-              <w:instrText xml:space="preserve"> PAGEREF _Toc230900439 \h </w:instrText>
-            </w:r>
-            <w:r>
-              <w:rPr>
-                <w:rFonts w:ascii="Times New Roman" w:hAnsi="Times New Roman" w:cs="Times New Roman"/>
+              <w:instrText xml:space="preserve"> PAGEREF _Toc230990307 \h </w:instrText>
+            </w:r>
+            <w:r>
+              <w:rPr>
                 <w:noProof/>
                 <w:webHidden/>
               </w:rPr>
             </w:r>
             <w:r>
               <w:rPr>
-                <w:rFonts w:ascii="Times New Roman" w:hAnsi="Times New Roman" w:cs="Times New Roman"/>
                 <w:noProof/>
                 <w:webHidden/>
               </w:rPr>
@@ -1567,7 +1674,6 @@
             </w:r>
             <w:r>
               <w:rPr>
-                <w:rFonts w:ascii="Times New Roman" w:hAnsi="Times New Roman" w:cs="Times New Roman"/>
                 <w:noProof/>
                 <w:webHidden/>
               </w:rPr>
@@ -1575,7 +1681,6 @@
             </w:r>
             <w:r>
               <w:rPr>
-                <w:rFonts w:ascii="Times New Roman" w:hAnsi="Times New Roman" w:cs="Times New Roman"/>
                 <w:noProof/>
                 <w:webHidden/>
               </w:rPr>
@@ -1591,11 +1696,16 @@
               <w:tab w:val="right" w:leader="dot" w:pos="9016"/>
             </w:tabs>
             <w:rPr>
-              <w:rFonts w:ascii="Times New Roman" w:hAnsi="Times New Roman" w:cs="Times New Roman"/>
+              <w:rFonts w:eastAsiaTheme="minorEastAsia"/>
+              <w:b w:val="0"/>
+              <w:bCs w:val="0"/>
               <w:noProof/>
+              <w:sz w:val="24"/>
+              <w:szCs w:val="24"/>
+              <w:lang w:eastAsia="en-GB"/>
             </w:rPr>
           </w:pPr>
-          <w:hyperlink w:anchor="_Toc230900440" w:history="1">
+          <w:hyperlink w:anchor="_Toc230990308" w:history="1">
             <w:r>
               <w:rPr>
                 <w:rStyle w:val="Hyperlink"/>
@@ -1603,12 +1713,17 @@
                 <w:noProof/>
                 <w:lang w:eastAsia="en-GB"/>
               </w:rPr>
-              <w:t>1.4</w:t>
-            </w:r>
-            <w:r>
-              <w:rPr>
-                <w:rFonts w:ascii="Times New Roman" w:hAnsi="Times New Roman" w:cs="Times New Roman"/>
-                <w:noProof/>
+              <w:t>2.1</w:t>
+            </w:r>
+            <w:r>
+              <w:rPr>
+                <w:rFonts w:eastAsiaTheme="minorEastAsia"/>
+                <w:b w:val="0"/>
+                <w:bCs w:val="0"/>
+                <w:noProof/>
+                <w:sz w:val="24"/>
+                <w:szCs w:val="24"/>
+                <w:lang w:eastAsia="en-GB"/>
               </w:rPr>
               <w:tab/>
             </w:r>
@@ -1623,7 +1738,6 @@
             </w:r>
             <w:r>
               <w:rPr>
-                <w:rFonts w:ascii="Times New Roman" w:hAnsi="Times New Roman" w:cs="Times New Roman"/>
                 <w:noProof/>
                 <w:webHidden/>
               </w:rPr>
@@ -1631,7 +1745,6 @@
             </w:r>
             <w:r>
               <w:rPr>
-                <w:rFonts w:ascii="Times New Roman" w:hAnsi="Times New Roman" w:cs="Times New Roman"/>
                 <w:noProof/>
                 <w:webHidden/>
               </w:rPr>
@@ -1639,22 +1752,19 @@
             </w:r>
             <w:r>
               <w:rPr>
-                <w:rFonts w:ascii="Times New Roman" w:hAnsi="Times New Roman" w:cs="Times New Roman"/>
                 <w:noProof/>
                 <w:webHidden/>
               </w:rPr>
-              <w:instrText xml:space="preserve"> PAGEREF _Toc230900440 \h </w:instrText>
-            </w:r>
-            <w:r>
-              <w:rPr>
-                <w:rFonts w:ascii="Times New Roman" w:hAnsi="Times New Roman" w:cs="Times New Roman"/>
+              <w:instrText xml:space="preserve"> PAGEREF _Toc230990308 \h </w:instrText>
+            </w:r>
+            <w:r>
+              <w:rPr>
                 <w:noProof/>
                 <w:webHidden/>
               </w:rPr>
             </w:r>
             <w:r>
               <w:rPr>
-                <w:rFonts w:ascii="Times New Roman" w:hAnsi="Times New Roman" w:cs="Times New Roman"/>
                 <w:noProof/>
                 <w:webHidden/>
               </w:rPr>
@@ -1662,7 +1772,6 @@
             </w:r>
             <w:r>
               <w:rPr>
-                <w:rFonts w:ascii="Times New Roman" w:hAnsi="Times New Roman" w:cs="Times New Roman"/>
                 <w:noProof/>
                 <w:webHidden/>
               </w:rPr>
@@ -1670,7 +1779,6 @@
             </w:r>
             <w:r>
               <w:rPr>
-                <w:rFonts w:ascii="Times New Roman" w:hAnsi="Times New Roman" w:cs="Times New Roman"/>
                 <w:noProof/>
                 <w:webHidden/>
               </w:rPr>
@@ -1686,11 +1794,16 @@
               <w:tab w:val="right" w:leader="dot" w:pos="9016"/>
             </w:tabs>
             <w:rPr>
-              <w:rFonts w:ascii="Times New Roman" w:hAnsi="Times New Roman" w:cs="Times New Roman"/>
+              <w:rFonts w:eastAsiaTheme="minorEastAsia"/>
+              <w:b w:val="0"/>
+              <w:bCs w:val="0"/>
               <w:noProof/>
+              <w:sz w:val="24"/>
+              <w:szCs w:val="24"/>
+              <w:lang w:eastAsia="en-GB"/>
             </w:rPr>
           </w:pPr>
-          <w:hyperlink w:anchor="_Toc230900441" w:history="1">
+          <w:hyperlink w:anchor="_Toc230990309" w:history="1">
             <w:r>
               <w:rPr>
                 <w:rStyle w:val="Hyperlink"/>
@@ -1698,12 +1811,17 @@
                 <w:noProof/>
                 <w:lang w:eastAsia="en-GB"/>
               </w:rPr>
-              <w:t>1.5</w:t>
-            </w:r>
-            <w:r>
-              <w:rPr>
-                <w:rFonts w:ascii="Times New Roman" w:hAnsi="Times New Roman" w:cs="Times New Roman"/>
-                <w:noProof/>
+              <w:t>2.2</w:t>
+            </w:r>
+            <w:r>
+              <w:rPr>
+                <w:rFonts w:eastAsiaTheme="minorEastAsia"/>
+                <w:b w:val="0"/>
+                <w:bCs w:val="0"/>
+                <w:noProof/>
+                <w:sz w:val="24"/>
+                <w:szCs w:val="24"/>
+                <w:lang w:eastAsia="en-GB"/>
               </w:rPr>
               <w:tab/>
             </w:r>
@@ -1718,7 +1836,6 @@
             </w:r>
             <w:r>
               <w:rPr>
-                <w:rFonts w:ascii="Times New Roman" w:hAnsi="Times New Roman" w:cs="Times New Roman"/>
                 <w:noProof/>
                 <w:webHidden/>
               </w:rPr>
@@ -1726,7 +1843,6 @@
             </w:r>
             <w:r>
               <w:rPr>
-                <w:rFonts w:ascii="Times New Roman" w:hAnsi="Times New Roman" w:cs="Times New Roman"/>
                 <w:noProof/>
                 <w:webHidden/>
               </w:rPr>
@@ -1734,22 +1850,19 @@
             </w:r>
             <w:r>
               <w:rPr>
-                <w:rFonts w:ascii="Times New Roman" w:hAnsi="Times New Roman" w:cs="Times New Roman"/>
                 <w:noProof/>
                 <w:webHidden/>
               </w:rPr>
-              <w:instrText xml:space="preserve"> PAGEREF _Toc230900441 \h </w:instrText>
-            </w:r>
-            <w:r>
-              <w:rPr>
-                <w:rFonts w:ascii="Times New Roman" w:hAnsi="Times New Roman" w:cs="Times New Roman"/>
+              <w:instrText xml:space="preserve"> PAGEREF _Toc230990309 \h </w:instrText>
+            </w:r>
+            <w:r>
+              <w:rPr>
                 <w:noProof/>
                 <w:webHidden/>
               </w:rPr>
             </w:r>
             <w:r>
               <w:rPr>
-                <w:rFonts w:ascii="Times New Roman" w:hAnsi="Times New Roman" w:cs="Times New Roman"/>
                 <w:noProof/>
                 <w:webHidden/>
               </w:rPr>
@@ -1757,15 +1870,295 @@
             </w:r>
             <w:r>
               <w:rPr>
-                <w:rFonts w:ascii="Times New Roman" w:hAnsi="Times New Roman" w:cs="Times New Roman"/>
                 <w:noProof/>
                 <w:webHidden/>
               </w:rPr>
-              <w:t>5</w:t>
-            </w:r>
-            <w:r>
-              <w:rPr>
-                <w:rFonts w:ascii="Times New Roman" w:hAnsi="Times New Roman" w:cs="Times New Roman"/>
+              <w:t>6</w:t>
+            </w:r>
+            <w:r>
+              <w:rPr>
+                <w:noProof/>
+                <w:webHidden/>
+              </w:rPr>
+              <w:fldChar w:fldCharType="end"/>
+            </w:r>
+          </w:hyperlink>
+        </w:p>
+        <w:p>
+          <w:pPr>
+            <w:pStyle w:val="TOC3"/>
+            <w:tabs>
+              <w:tab w:val="left" w:pos="1200"/>
+              <w:tab w:val="right" w:leader="dot" w:pos="9016"/>
+            </w:tabs>
+            <w:rPr>
+              <w:rFonts w:eastAsiaTheme="minorEastAsia"/>
+              <w:noProof/>
+              <w:sz w:val="24"/>
+              <w:szCs w:val="24"/>
+              <w:lang w:eastAsia="en-GB"/>
+            </w:rPr>
+          </w:pPr>
+          <w:hyperlink w:anchor="_Toc230990310" w:history="1">
+            <w:r>
+              <w:rPr>
+                <w:rStyle w:val="Hyperlink"/>
+                <w:rFonts w:ascii="Times New Roman" w:hAnsi="Times New Roman" w:cs="Times New Roman"/>
+                <w:noProof/>
+                <w:lang w:eastAsia="en-GB"/>
+              </w:rPr>
+              <w:t>2.2.1</w:t>
+            </w:r>
+            <w:r>
+              <w:rPr>
+                <w:rFonts w:eastAsiaTheme="minorEastAsia"/>
+                <w:noProof/>
+                <w:sz w:val="24"/>
+                <w:szCs w:val="24"/>
+                <w:lang w:eastAsia="en-GB"/>
+              </w:rPr>
+              <w:tab/>
+            </w:r>
+            <w:r>
+              <w:rPr>
+                <w:rStyle w:val="Hyperlink"/>
+                <w:rFonts w:ascii="Times New Roman" w:hAnsi="Times New Roman" w:cs="Times New Roman"/>
+                <w:noProof/>
+                <w:lang w:eastAsia="en-GB"/>
+              </w:rPr>
+              <w:t>Entita Users</w:t>
+            </w:r>
+            <w:r>
+              <w:rPr>
+                <w:noProof/>
+                <w:webHidden/>
+              </w:rPr>
+              <w:tab/>
+            </w:r>
+            <w:r>
+              <w:rPr>
+                <w:noProof/>
+                <w:webHidden/>
+              </w:rPr>
+              <w:fldChar w:fldCharType="begin"/>
+            </w:r>
+            <w:r>
+              <w:rPr>
+                <w:noProof/>
+                <w:webHidden/>
+              </w:rPr>
+              <w:instrText xml:space="preserve"> PAGEREF _Toc230990310 \h </w:instrText>
+            </w:r>
+            <w:r>
+              <w:rPr>
+                <w:noProof/>
+                <w:webHidden/>
+              </w:rPr>
+            </w:r>
+            <w:r>
+              <w:rPr>
+                <w:noProof/>
+                <w:webHidden/>
+              </w:rPr>
+              <w:fldChar w:fldCharType="separate"/>
+            </w:r>
+            <w:r>
+              <w:rPr>
+                <w:noProof/>
+                <w:webHidden/>
+              </w:rPr>
+              <w:t>6</w:t>
+            </w:r>
+            <w:r>
+              <w:rPr>
+                <w:noProof/>
+                <w:webHidden/>
+              </w:rPr>
+              <w:fldChar w:fldCharType="end"/>
+            </w:r>
+          </w:hyperlink>
+        </w:p>
+        <w:p>
+          <w:pPr>
+            <w:pStyle w:val="TOC3"/>
+            <w:tabs>
+              <w:tab w:val="left" w:pos="1200"/>
+              <w:tab w:val="right" w:leader="dot" w:pos="9016"/>
+            </w:tabs>
+            <w:rPr>
+              <w:rFonts w:eastAsiaTheme="minorEastAsia"/>
+              <w:noProof/>
+              <w:sz w:val="24"/>
+              <w:szCs w:val="24"/>
+              <w:lang w:eastAsia="en-GB"/>
+            </w:rPr>
+          </w:pPr>
+          <w:hyperlink w:anchor="_Toc230990311" w:history="1">
+            <w:r>
+              <w:rPr>
+                <w:rStyle w:val="Hyperlink"/>
+                <w:rFonts w:ascii="Times New Roman" w:hAnsi="Times New Roman" w:cs="Times New Roman"/>
+                <w:noProof/>
+                <w:lang w:eastAsia="en-GB"/>
+              </w:rPr>
+              <w:t>2.2.2</w:t>
+            </w:r>
+            <w:r>
+              <w:rPr>
+                <w:rFonts w:eastAsiaTheme="minorEastAsia"/>
+                <w:noProof/>
+                <w:sz w:val="24"/>
+                <w:szCs w:val="24"/>
+                <w:lang w:eastAsia="en-GB"/>
+              </w:rPr>
+              <w:tab/>
+            </w:r>
+            <w:r>
+              <w:rPr>
+                <w:rStyle w:val="Hyperlink"/>
+                <w:rFonts w:ascii="Times New Roman" w:hAnsi="Times New Roman" w:cs="Times New Roman"/>
+                <w:noProof/>
+                <w:lang w:eastAsia="en-GB"/>
+              </w:rPr>
+              <w:t>Entita Sessions</w:t>
+            </w:r>
+            <w:r>
+              <w:rPr>
+                <w:noProof/>
+                <w:webHidden/>
+              </w:rPr>
+              <w:tab/>
+            </w:r>
+            <w:r>
+              <w:rPr>
+                <w:noProof/>
+                <w:webHidden/>
+              </w:rPr>
+              <w:fldChar w:fldCharType="begin"/>
+            </w:r>
+            <w:r>
+              <w:rPr>
+                <w:noProof/>
+                <w:webHidden/>
+              </w:rPr>
+              <w:instrText xml:space="preserve"> PAGEREF _Toc230990311 \h </w:instrText>
+            </w:r>
+            <w:r>
+              <w:rPr>
+                <w:noProof/>
+                <w:webHidden/>
+              </w:rPr>
+            </w:r>
+            <w:r>
+              <w:rPr>
+                <w:noProof/>
+                <w:webHidden/>
+              </w:rPr>
+              <w:fldChar w:fldCharType="separate"/>
+            </w:r>
+            <w:r>
+              <w:rPr>
+                <w:noProof/>
+                <w:webHidden/>
+              </w:rPr>
+              <w:t>6</w:t>
+            </w:r>
+            <w:r>
+              <w:rPr>
+                <w:noProof/>
+                <w:webHidden/>
+              </w:rPr>
+              <w:fldChar w:fldCharType="end"/>
+            </w:r>
+          </w:hyperlink>
+        </w:p>
+        <w:p>
+          <w:pPr>
+            <w:pStyle w:val="TOC3"/>
+            <w:tabs>
+              <w:tab w:val="left" w:pos="1200"/>
+              <w:tab w:val="right" w:leader="dot" w:pos="9016"/>
+            </w:tabs>
+            <w:rPr>
+              <w:rFonts w:eastAsiaTheme="minorEastAsia"/>
+              <w:noProof/>
+              <w:sz w:val="24"/>
+              <w:szCs w:val="24"/>
+              <w:lang w:eastAsia="en-GB"/>
+            </w:rPr>
+          </w:pPr>
+          <w:hyperlink w:anchor="_Toc230990312" w:history="1">
+            <w:r>
+              <w:rPr>
+                <w:rStyle w:val="Hyperlink"/>
+                <w:rFonts w:ascii="Times New Roman" w:hAnsi="Times New Roman" w:cs="Times New Roman"/>
+                <w:noProof/>
+                <w:lang w:eastAsia="en-GB"/>
+              </w:rPr>
+              <w:t>2.2.3</w:t>
+            </w:r>
+            <w:r>
+              <w:rPr>
+                <w:rFonts w:eastAsiaTheme="minorEastAsia"/>
+                <w:noProof/>
+                <w:sz w:val="24"/>
+                <w:szCs w:val="24"/>
+                <w:lang w:eastAsia="en-GB"/>
+              </w:rPr>
+              <w:tab/>
+            </w:r>
+            <w:r>
+              <w:rPr>
+                <w:rStyle w:val="Hyperlink"/>
+                <w:rFonts w:ascii="Times New Roman" w:hAnsi="Times New Roman" w:cs="Times New Roman"/>
+                <w:noProof/>
+                <w:lang w:eastAsia="en-GB"/>
+              </w:rPr>
+              <w:t>Entita notifications</w:t>
+            </w:r>
+            <w:r>
+              <w:rPr>
+                <w:noProof/>
+                <w:webHidden/>
+              </w:rPr>
+              <w:tab/>
+            </w:r>
+            <w:r>
+              <w:rPr>
+                <w:noProof/>
+                <w:webHidden/>
+              </w:rPr>
+              <w:fldChar w:fldCharType="begin"/>
+            </w:r>
+            <w:r>
+              <w:rPr>
+                <w:noProof/>
+                <w:webHidden/>
+              </w:rPr>
+              <w:instrText xml:space="preserve"> PAGEREF _Toc230990312 \h </w:instrText>
+            </w:r>
+            <w:r>
+              <w:rPr>
+                <w:noProof/>
+                <w:webHidden/>
+              </w:rPr>
+            </w:r>
+            <w:r>
+              <w:rPr>
+                <w:noProof/>
+                <w:webHidden/>
+              </w:rPr>
+              <w:fldChar w:fldCharType="separate"/>
+            </w:r>
+            <w:r>
+              <w:rPr>
+                <w:noProof/>
+                <w:webHidden/>
+              </w:rPr>
+              <w:t>7</w:t>
+            </w:r>
+            <w:r>
+              <w:rPr>
                 <w:noProof/>
                 <w:webHidden/>
               </w:rPr>
@@ -1781,11 +2174,16 @@
               <w:tab w:val="right" w:leader="dot" w:pos="9016"/>
             </w:tabs>
             <w:rPr>
-              <w:rFonts w:ascii="Times New Roman" w:hAnsi="Times New Roman" w:cs="Times New Roman"/>
+              <w:rFonts w:eastAsiaTheme="minorEastAsia"/>
+              <w:b w:val="0"/>
+              <w:bCs w:val="0"/>
               <w:noProof/>
+              <w:sz w:val="24"/>
+              <w:szCs w:val="24"/>
+              <w:lang w:eastAsia="en-GB"/>
             </w:rPr>
           </w:pPr>
-          <w:hyperlink w:anchor="_Toc230900442" w:history="1">
+          <w:hyperlink w:anchor="_Toc230990313" w:history="1">
             <w:r>
               <w:rPr>
                 <w:rStyle w:val="Hyperlink"/>
@@ -1793,12 +2191,17 @@
                 <w:noProof/>
                 <w:lang w:eastAsia="en-GB"/>
               </w:rPr>
-              <w:t>1.6</w:t>
-            </w:r>
-            <w:r>
-              <w:rPr>
-                <w:rFonts w:ascii="Times New Roman" w:hAnsi="Times New Roman" w:cs="Times New Roman"/>
-                <w:noProof/>
+              <w:t>2.3</w:t>
+            </w:r>
+            <w:r>
+              <w:rPr>
+                <w:rFonts w:eastAsiaTheme="minorEastAsia"/>
+                <w:b w:val="0"/>
+                <w:bCs w:val="0"/>
+                <w:noProof/>
+                <w:sz w:val="24"/>
+                <w:szCs w:val="24"/>
+                <w:lang w:eastAsia="en-GB"/>
               </w:rPr>
               <w:tab/>
             </w:r>
@@ -1813,7 +2216,6 @@
             </w:r>
             <w:r>
               <w:rPr>
-                <w:rFonts w:ascii="Times New Roman" w:hAnsi="Times New Roman" w:cs="Times New Roman"/>
                 <w:noProof/>
                 <w:webHidden/>
               </w:rPr>
@@ -1821,7 +2223,6 @@
             </w:r>
             <w:r>
               <w:rPr>
-                <w:rFonts w:ascii="Times New Roman" w:hAnsi="Times New Roman" w:cs="Times New Roman"/>
                 <w:noProof/>
                 <w:webHidden/>
               </w:rPr>
@@ -1829,22 +2230,19 @@
             </w:r>
             <w:r>
               <w:rPr>
-                <w:rFonts w:ascii="Times New Roman" w:hAnsi="Times New Roman" w:cs="Times New Roman"/>
                 <w:noProof/>
                 <w:webHidden/>
               </w:rPr>
-              <w:instrText xml:space="preserve"> PAGEREF _Toc230900442 \h </w:instrText>
-            </w:r>
-            <w:r>
-              <w:rPr>
-                <w:rFonts w:ascii="Times New Roman" w:hAnsi="Times New Roman" w:cs="Times New Roman"/>
+              <w:instrText xml:space="preserve"> PAGEREF _Toc230990313 \h </w:instrText>
+            </w:r>
+            <w:r>
+              <w:rPr>
                 <w:noProof/>
                 <w:webHidden/>
               </w:rPr>
             </w:r>
             <w:r>
               <w:rPr>
-                <w:rFonts w:ascii="Times New Roman" w:hAnsi="Times New Roman" w:cs="Times New Roman"/>
                 <w:noProof/>
                 <w:webHidden/>
               </w:rPr>
@@ -1852,15 +2250,13 @@
             </w:r>
             <w:r>
               <w:rPr>
-                <w:rFonts w:ascii="Times New Roman" w:hAnsi="Times New Roman" w:cs="Times New Roman"/>
                 <w:noProof/>
                 <w:webHidden/>
               </w:rPr>
-              <w:t>5</w:t>
-            </w:r>
-            <w:r>
-              <w:rPr>
-                <w:rFonts w:ascii="Times New Roman" w:hAnsi="Times New Roman" w:cs="Times New Roman"/>
+              <w:t>7</w:t>
+            </w:r>
+            <w:r>
+              <w:rPr>
                 <w:noProof/>
                 <w:webHidden/>
               </w:rPr>
@@ -1908,7 +2304,7 @@
           <w:lang w:eastAsia="en-GB"/>
         </w:rPr>
       </w:pPr>
-      <w:bookmarkStart w:id="0" w:name="_Toc230900432"/>
+      <w:bookmarkStart w:id="0" w:name="_Toc230990299"/>
       <w:r>
         <w:rPr>
           <w:rFonts w:ascii="Times New Roman" w:eastAsia="Times New Roman" w:hAnsi="Times New Roman" w:cs="Times New Roman"/>
@@ -1927,7 +2323,7 @@
           <w:lang w:eastAsia="en-GB"/>
         </w:rPr>
       </w:pPr>
-      <w:bookmarkStart w:id="1" w:name="_Toc230900433"/>
+      <w:bookmarkStart w:id="1" w:name="_Toc230990300"/>
       <w:r>
         <w:rPr>
           <w:rFonts w:ascii="Times New Roman" w:eastAsia="Times New Roman" w:hAnsi="Times New Roman" w:cs="Times New Roman"/>
@@ -1967,7 +2363,7 @@
           <w:lang w:eastAsia="en-GB"/>
         </w:rPr>
       </w:pPr>
-      <w:bookmarkStart w:id="2" w:name="_Toc230900434"/>
+      <w:bookmarkStart w:id="2" w:name="_Toc230990301"/>
       <w:r>
         <w:rPr>
           <w:rFonts w:ascii="Times New Roman" w:eastAsia="Times New Roman" w:hAnsi="Times New Roman" w:cs="Times New Roman"/>
@@ -2007,7 +2403,7 @@
           <w:lang w:eastAsia="en-GB"/>
         </w:rPr>
       </w:pPr>
-      <w:bookmarkStart w:id="3" w:name="_Toc230900435"/>
+      <w:bookmarkStart w:id="3" w:name="_Toc230990302"/>
       <w:r>
         <w:rPr>
           <w:rFonts w:ascii="Times New Roman" w:eastAsia="Times New Roman" w:hAnsi="Times New Roman" w:cs="Times New Roman"/>
@@ -2019,6 +2415,148 @@
     </w:p>
     <w:p>
       <w:pPr>
+        <w:rPr>
+          <w:rFonts w:ascii="Times New Roman" w:hAnsi="Times New Roman" w:cs="Times New Roman"/>
+          <w:lang w:eastAsia="en-GB"/>
+        </w:rPr>
+      </w:pPr>
+      <w:r>
+        <w:rPr>
+          <w:rFonts w:ascii="Times New Roman" w:hAnsi="Times New Roman" w:cs="Times New Roman"/>
+        </w:rPr>
+        <w:t>Uživatel si může nastavit činnosti, které chce dělat (například: vypít dva litry vody, učit se 30 minut programovat, jít si zaběhat). Po splnění jednoho z úkolů pak jednoduše jedním kliknutím odškrtne, jestli ho splnil. Aplikace mu ukazuje kalendář a grafy, jak moc produktivní v daném týdnu nebo měsíci byl.</w:t>
+      </w:r>
+    </w:p>
+    <w:p>
+      <w:pPr>
+        <w:pStyle w:val="Heading3"/>
+        <w:rPr>
+          <w:rFonts w:ascii="Times New Roman" w:eastAsia="Times New Roman" w:hAnsi="Times New Roman" w:cs="Times New Roman"/>
+          <w:lang w:eastAsia="en-GB"/>
+        </w:rPr>
+      </w:pPr>
+      <w:bookmarkStart w:id="4" w:name="_Toc230990303"/>
+      <w:r>
+        <w:rPr>
+          <w:rFonts w:ascii="Times New Roman" w:eastAsia="Times New Roman" w:hAnsi="Times New Roman" w:cs="Times New Roman"/>
+          <w:lang w:eastAsia="en-GB"/>
+        </w:rPr>
+        <w:t>Budování serií (Streaků)</w:t>
+      </w:r>
+      <w:bookmarkEnd w:id="4"/>
+    </w:p>
+    <w:p>
+      <w:pPr>
+        <w:rPr>
+          <w:rFonts w:ascii="Times New Roman" w:hAnsi="Times New Roman" w:cs="Times New Roman"/>
+          <w:lang w:eastAsia="en-GB"/>
+        </w:rPr>
+      </w:pPr>
+      <w:r>
+        <w:rPr>
+          <w:rFonts w:ascii="Times New Roman" w:hAnsi="Times New Roman" w:cs="Times New Roman"/>
+        </w:rPr>
+        <w:t>Jednou z hlavních motivací v aplikaci je udržování sérií. Pokud uživatel splnil návyk několikrát po sobě, aplikace mu ukazuje aktuální sérii (např. „Plníš návyk už 5 dní v řadě“). Toto číslo motivuje uživatele pokračovat, aniž by přerušil svou sérii a začínal od nuly.</w:t>
+      </w:r>
+    </w:p>
+    <w:p>
+      <w:pPr>
+        <w:pStyle w:val="Heading3"/>
+        <w:rPr>
+          <w:rFonts w:ascii="Times New Roman" w:eastAsia="Times New Roman" w:hAnsi="Times New Roman" w:cs="Times New Roman"/>
+          <w:lang w:eastAsia="en-GB"/>
+        </w:rPr>
+      </w:pPr>
+      <w:bookmarkStart w:id="5" w:name="_Toc230990304"/>
+      <w:r>
+        <w:rPr>
+          <w:rFonts w:ascii="Times New Roman" w:eastAsia="Times New Roman" w:hAnsi="Times New Roman" w:cs="Times New Roman"/>
+          <w:lang w:eastAsia="en-GB"/>
+        </w:rPr>
+        <w:t>Veřejné sdílení a profil</w:t>
+      </w:r>
+      <w:bookmarkEnd w:id="5"/>
+    </w:p>
+    <w:p>
+      <w:pPr>
+        <w:rPr>
+          <w:rFonts w:ascii="Times New Roman" w:hAnsi="Times New Roman" w:cs="Times New Roman"/>
+          <w:lang w:eastAsia="en-GB"/>
+        </w:rPr>
+      </w:pPr>
+      <w:r>
+        <w:rPr>
+          <w:rFonts w:ascii="Times New Roman" w:hAnsi="Times New Roman" w:cs="Times New Roman"/>
+        </w:rPr>
+        <w:t>Každý registrovaný uživatel má svůj profil. Pokud chce, může své aktivity zveřejnit všem nebo jenom svým kamarádům po přijetí dotazu na přátelství. Ostatní pak vidí jeho přezdívku, profilovku, krátké bio a hlavně jeho aktuální výsledky – jaké návyky zrovna plní a jaké drží série. To dodává aplikaci sociální prvek, protože lidé mohou soutěžit s přáteli a navzájem se hlídat, zda své cíle plní.</w:t>
+      </w:r>
+    </w:p>
+    <w:p>
+      <w:pPr>
+        <w:pStyle w:val="Heading3"/>
+        <w:rPr>
+          <w:rFonts w:ascii="Times New Roman" w:eastAsia="Times New Roman" w:hAnsi="Times New Roman" w:cs="Times New Roman"/>
+          <w:lang w:eastAsia="en-GB"/>
+        </w:rPr>
+      </w:pPr>
+      <w:bookmarkStart w:id="6" w:name="_Toc230990305"/>
+      <w:r>
+        <w:rPr>
+          <w:rFonts w:ascii="Times New Roman" w:eastAsia="Times New Roman" w:hAnsi="Times New Roman" w:cs="Times New Roman"/>
+          <w:lang w:eastAsia="en-GB"/>
+        </w:rPr>
+        <w:t>Typy sledovanych aktivit</w:t>
+      </w:r>
+      <w:bookmarkEnd w:id="6"/>
+    </w:p>
+    <w:p>
+      <w:pPr>
+        <w:pStyle w:val="NormalWeb"/>
+      </w:pPr>
+      <w:r>
+        <w:t>V aplikaci Hbit dělíme aktivity do tří hlavních skupin, protože každý úkol nebo zvyk vyžaduje jiný přístup a frekvenci plnění:</w:t>
+      </w:r>
+    </w:p>
+    <w:p>
+      <w:pPr>
+        <w:pStyle w:val="NormalWeb"/>
+        <w:numPr>
+          <w:ilvl w:val="0"/>
+          <w:numId w:val="4"/>
+        </w:numPr>
+      </w:pPr>
+      <w:r>
+        <w:rPr>
+          <w:b/>
+          <w:bCs/>
+        </w:rPr>
+        <w:t>Pravidelné (každodenní nebo týdenní) návyky:</w:t>
+      </w:r>
+      <w:r>
+        <w:t xml:space="preserve"> Sem patří činnosti, které uživatel chce dělat se stoprocentní pravidelností. Příkladem může být večerní čtení knížky nebo třikrát týdně navštěvovat posilovnu. U těchto aktivit aplikace hlídá a počítá již zmíněné série.</w:t>
+      </w:r>
+    </w:p>
+    <w:p>
+      <w:pPr>
+        <w:pStyle w:val="NormalWeb"/>
+        <w:numPr>
+          <w:ilvl w:val="0"/>
+          <w:numId w:val="4"/>
+        </w:numPr>
+      </w:pPr>
+      <w:r>
+        <w:rPr>
+          <w:b/>
+          <w:bCs/>
+        </w:rPr>
+        <w:t>Obyčejná evidence (Jednorázové aktivity):</w:t>
+      </w:r>
+      <w:r>
+        <w:t xml:space="preserve"> Funguje jako klasický To-Do list. Uživatel si zapíše jednorázový úkol (např. nákup), splní ho, odškrtne a má přehled o hotové práci.</w:t>
+      </w:r>
+    </w:p>
+    <w:p>
+      <w:pPr>
         <w:spacing w:after="0" w:line="360" w:lineRule="auto"/>
         <w:rPr>
           <w:rFonts w:ascii="Times New Roman" w:eastAsia="Times New Roman" w:hAnsi="Times New Roman" w:cs="Times New Roman"/>
@@ -2028,259 +2566,141 @@
           <w14:ligatures w14:val="none"/>
         </w:rPr>
       </w:pPr>
-      <w:r>
-        <w:rPr>
-          <w:rFonts w:ascii="Times New Roman" w:eastAsia="Times New Roman" w:hAnsi="Times New Roman" w:cs="Times New Roman"/>
-          <w:color w:val="000000" w:themeColor="text1"/>
-          <w:kern w:val="0"/>
-          <w:lang w:eastAsia="en-GB"/>
-          <w14:ligatures w14:val="none"/>
-        </w:rPr>
-        <w:t>Uživatel můze si nastavit cinnosti, které chce dělat (například: vypit dve litry vody, ucit se 30 minut programovat, jit si zabehat). Po splneni jednoho z ukolu pak jednoduse jednim kliknutim odsrktne, jestli ho splnil. Aplikace mu ukazuje kalendar a grafy, jak moc produktivni v danem tydnu nebo mesicu byl.</w:t>
-      </w:r>
     </w:p>
     <w:p>
       <w:pPr>
-        <w:pStyle w:val="Heading3"/>
-        <w:rPr>
-          <w:rFonts w:ascii="Times New Roman" w:eastAsia="Times New Roman" w:hAnsi="Times New Roman" w:cs="Times New Roman"/>
-          <w:lang w:eastAsia="en-GB"/>
-        </w:rPr>
-      </w:pPr>
-      <w:bookmarkStart w:id="4" w:name="_Toc230900436"/>
-      <w:r>
-        <w:rPr>
-          <w:rFonts w:ascii="Times New Roman" w:eastAsia="Times New Roman" w:hAnsi="Times New Roman" w:cs="Times New Roman"/>
-          <w:lang w:eastAsia="en-GB"/>
-        </w:rPr>
-        <w:t>Budování serií (Streaků)</w:t>
-      </w:r>
-      <w:bookmarkEnd w:id="4"/>
-    </w:p>
-    <w:p>
-      <w:pPr>
-        <w:spacing w:after="0" w:line="360" w:lineRule="auto"/>
-        <w:rPr>
-          <w:rFonts w:ascii="Times New Roman" w:eastAsia="Times New Roman" w:hAnsi="Times New Roman" w:cs="Times New Roman"/>
-          <w:color w:val="000000" w:themeColor="text1"/>
-          <w:kern w:val="0"/>
-          <w:lang w:eastAsia="en-GB"/>
-          <w14:ligatures w14:val="none"/>
-        </w:rPr>
-      </w:pPr>
-      <w:r>
-        <w:rPr>
-          <w:rFonts w:ascii="Times New Roman" w:eastAsia="Times New Roman" w:hAnsi="Times New Roman" w:cs="Times New Roman"/>
-          <w:color w:val="000000" w:themeColor="text1"/>
-          <w:kern w:val="0"/>
-          <w:lang w:eastAsia="en-GB"/>
-          <w14:ligatures w14:val="none"/>
-        </w:rPr>
-        <w:t>Jednou z hlavních motivací v aplikaci je udržovaní serií. Pokud uživatel splnil navyk několikrát po sobe, aplikace mu ukazuje aktualni serie( např. “Plníš návyk už 5 dní v řadě”). Toto číslo motivuje uzivatele pokracovat, aniz by přerusil svou serii a zacinal od nuly.</w:t>
-      </w:r>
-    </w:p>
-    <w:p>
-      <w:pPr>
-        <w:pStyle w:val="Heading3"/>
-        <w:rPr>
-          <w:rFonts w:ascii="Times New Roman" w:eastAsia="Times New Roman" w:hAnsi="Times New Roman" w:cs="Times New Roman"/>
-          <w:lang w:eastAsia="en-GB"/>
-        </w:rPr>
-      </w:pPr>
-      <w:bookmarkStart w:id="5" w:name="_Toc230900437"/>
-      <w:r>
-        <w:rPr>
-          <w:rFonts w:ascii="Times New Roman" w:eastAsia="Times New Roman" w:hAnsi="Times New Roman" w:cs="Times New Roman"/>
-          <w:lang w:eastAsia="en-GB"/>
-        </w:rPr>
-        <w:t>Veřejné sdílení a profil</w:t>
-      </w:r>
-      <w:bookmarkEnd w:id="5"/>
-    </w:p>
-    <w:p>
-      <w:pPr>
-        <w:spacing w:after="0" w:line="360" w:lineRule="auto"/>
-        <w:rPr>
-          <w:rFonts w:ascii="Times New Roman" w:eastAsia="Times New Roman" w:hAnsi="Times New Roman" w:cs="Times New Roman"/>
-          <w:color w:val="000000" w:themeColor="text1"/>
-          <w:kern w:val="0"/>
-          <w:lang w:eastAsia="en-GB"/>
-          <w14:ligatures w14:val="none"/>
-        </w:rPr>
-      </w:pPr>
-      <w:r>
-        <w:rPr>
-          <w:rFonts w:ascii="Times New Roman" w:eastAsia="Times New Roman" w:hAnsi="Times New Roman" w:cs="Times New Roman"/>
-          <w:color w:val="000000" w:themeColor="text1"/>
-          <w:kern w:val="0"/>
-          <w:lang w:eastAsia="en-GB"/>
-          <w14:ligatures w14:val="none"/>
-        </w:rPr>
-        <w:t>Každý registrovany uživatel ma svůj profil. Pokud chce, muze sve aktivity zveřejnit vsem nebo jenom svým kamarudm po projeti dotazu na pratelstvi. Ostatní pak vidi jeho přezdívku, profilovku, kratke bio a hlavne jeho aktualni výsledky – jake navyky zrovna plni a jake drzi serie. To dodava aplikaci socialni prvek, protože lide mohou soutěžit s prateli a si navzájem hlídat, zda sve cile plni.</w:t>
-      </w:r>
-    </w:p>
-    <w:p>
-      <w:pPr>
-        <w:pStyle w:val="Heading3"/>
-        <w:rPr>
-          <w:rFonts w:ascii="Times New Roman" w:eastAsia="Times New Roman" w:hAnsi="Times New Roman" w:cs="Times New Roman"/>
-          <w:lang w:eastAsia="en-GB"/>
-        </w:rPr>
-      </w:pPr>
-      <w:bookmarkStart w:id="6" w:name="_Toc230900438"/>
-      <w:r>
-        <w:rPr>
-          <w:rFonts w:ascii="Times New Roman" w:eastAsia="Times New Roman" w:hAnsi="Times New Roman" w:cs="Times New Roman"/>
-          <w:lang w:eastAsia="en-GB"/>
-        </w:rPr>
-        <w:t>Typy sledovanych aktivit</w:t>
-      </w:r>
-      <w:bookmarkEnd w:id="6"/>
-    </w:p>
-    <w:p>
-      <w:pPr>
-        <w:spacing w:after="0" w:line="360" w:lineRule="auto"/>
-        <w:rPr>
-          <w:rFonts w:ascii="Times New Roman" w:eastAsia="Times New Roman" w:hAnsi="Times New Roman" w:cs="Times New Roman"/>
-          <w:color w:val="000000" w:themeColor="text1"/>
-          <w:kern w:val="0"/>
-          <w:lang w:eastAsia="en-GB"/>
-          <w14:ligatures w14:val="none"/>
-        </w:rPr>
-      </w:pPr>
-      <w:r>
-        <w:rPr>
-          <w:rFonts w:ascii="Times New Roman" w:eastAsia="Times New Roman" w:hAnsi="Times New Roman" w:cs="Times New Roman"/>
-          <w:color w:val="000000" w:themeColor="text1"/>
-          <w:kern w:val="0"/>
-          <w:lang w:eastAsia="en-GB"/>
-          <w14:ligatures w14:val="none"/>
-        </w:rPr>
-        <w:t>V aplikaci HBIt dělime aktivity do dvou hlavnich skupin, protože každý úkol nebo zvyk vyžaduje jiny pristup a frekvenci plneni.</w:t>
-      </w:r>
-    </w:p>
-    <w:p>
-      <w:pPr>
-        <w:spacing w:after="0" w:line="360" w:lineRule="auto"/>
-        <w:rPr>
-          <w:rFonts w:ascii="Times New Roman" w:eastAsia="Times New Roman" w:hAnsi="Times New Roman" w:cs="Times New Roman"/>
-          <w:color w:val="000000" w:themeColor="text1"/>
-          <w:kern w:val="0"/>
-          <w:lang w:eastAsia="en-GB"/>
-          <w14:ligatures w14:val="none"/>
-        </w:rPr>
-      </w:pPr>
-      <w:r>
-        <w:rPr>
-          <w:rFonts w:ascii="Times New Roman" w:eastAsia="Times New Roman" w:hAnsi="Times New Roman" w:cs="Times New Roman"/>
-          <w:color w:val="000000" w:themeColor="text1"/>
-          <w:kern w:val="0"/>
-          <w:lang w:eastAsia="en-GB"/>
-          <w14:ligatures w14:val="none"/>
-        </w:rPr>
-        <w:t>• Pravidelné (Kazdodenní nebo tydenní) návyky: sem patri cinnosti, ktere uzivatel chce delat s stoprocentni pravidelnosti. Prikladem muze byt vecerni cteni knizky nebo trikrat tydne navsevovat posilovnu. U techtno aktivit aplikace hlida a pocita jiz zminene serie.</w:t>
-      </w:r>
-    </w:p>
-    <w:p>
-      <w:pPr>
-        <w:spacing w:after="0" w:line="360" w:lineRule="auto"/>
-        <w:rPr>
-          <w:rFonts w:ascii="Times New Roman" w:eastAsia="Times New Roman" w:hAnsi="Times New Roman" w:cs="Times New Roman"/>
-          <w:color w:val="000000" w:themeColor="text1"/>
-          <w:kern w:val="0"/>
-          <w:lang w:eastAsia="en-GB"/>
-          <w14:ligatures w14:val="none"/>
-        </w:rPr>
-      </w:pPr>
-      <w:r>
-        <w:rPr>
-          <w:rFonts w:ascii="Times New Roman" w:eastAsia="Times New Roman" w:hAnsi="Times New Roman" w:cs="Times New Roman"/>
-          <w:color w:val="000000" w:themeColor="text1"/>
-          <w:kern w:val="0"/>
-          <w:lang w:eastAsia="en-GB"/>
-          <w14:ligatures w14:val="none"/>
+        <w:pStyle w:val="Heading2"/>
+        <w:rPr>
+          <w:rFonts w:ascii="Times New Roman" w:hAnsi="Times New Roman" w:cs="Times New Roman"/>
+        </w:rPr>
+      </w:pPr>
+      <w:bookmarkStart w:id="7" w:name="_Toc230990306"/>
+      <w:r>
+        <w:rPr>
+          <w:rFonts w:ascii="Times New Roman" w:hAnsi="Times New Roman" w:cs="Times New Roman"/>
         </w:rPr>
         <w:lastRenderedPageBreak/>
-        <w:t xml:space="preserve">• Obycejna evidence (Jednorazove activity): Tato case neslouzi k budovani navyku ale funguje jako jednoduchy denik. Uzivatel si sem zapise konkretni splenou vec (napr. Nakup domu nebo pripraveni prezentace do skoly), odskrtne ji a ma prehled o tom co ma hotovo </w:t>
-      </w:r>
-    </w:p>
-    <w:p>
-      <w:pPr>
-        <w:spacing w:after="0" w:line="360" w:lineRule="auto"/>
-        <w:rPr>
-          <w:rFonts w:ascii="Times New Roman" w:eastAsia="Times New Roman" w:hAnsi="Times New Roman" w:cs="Times New Roman"/>
-          <w:color w:val="000000" w:themeColor="text1"/>
-          <w:kern w:val="0"/>
-          <w:lang w:eastAsia="en-GB"/>
-          <w14:ligatures w14:val="none"/>
-        </w:rPr>
-      </w:pPr>
-      <w:r>
-        <w:rPr>
-          <w:rFonts w:ascii="Times New Roman" w:eastAsia="Times New Roman" w:hAnsi="Times New Roman" w:cs="Times New Roman"/>
-          <w:color w:val="000000" w:themeColor="text1"/>
-          <w:kern w:val="0"/>
-          <w:lang w:eastAsia="en-GB"/>
-          <w14:ligatures w14:val="none"/>
-        </w:rPr>
-        <w:t xml:space="preserve"> </w:t>
-      </w:r>
-    </w:p>
-    <w:p>
-      <w:pPr>
-        <w:pStyle w:val="Heading2"/>
-        <w:rPr>
-          <w:rFonts w:ascii="Times New Roman" w:eastAsia="Times New Roman" w:hAnsi="Times New Roman" w:cs="Times New Roman"/>
-          <w:lang w:eastAsia="en-GB"/>
-        </w:rPr>
-      </w:pPr>
-      <w:bookmarkStart w:id="7" w:name="_Toc230900439"/>
-      <w:r>
-        <w:rPr>
-          <w:rFonts w:ascii="Times New Roman" w:eastAsia="Times New Roman" w:hAnsi="Times New Roman" w:cs="Times New Roman"/>
-          <w:lang w:eastAsia="en-GB"/>
-        </w:rPr>
-        <w:t>K cemu je potřeba databaze</w:t>
+        <w:t>K čemu je potřeba databáze</w:t>
       </w:r>
       <w:bookmarkEnd w:id="7"/>
     </w:p>
     <w:p>
       <w:pPr>
-        <w:spacing w:after="0" w:line="360" w:lineRule="auto"/>
-        <w:rPr>
-          <w:rFonts w:ascii="Times New Roman" w:eastAsia="Times New Roman" w:hAnsi="Times New Roman" w:cs="Times New Roman"/>
+        <w:pStyle w:val="NormalWeb"/>
+        <w:rPr>
           <w:color w:val="000000" w:themeColor="text1"/>
-          <w:kern w:val="0"/>
-          <w:lang w:eastAsia="en-GB"/>
-          <w14:ligatures w14:val="none"/>
-        </w:rPr>
-      </w:pPr>
-      <w:r>
-        <w:rPr>
-          <w:rFonts w:ascii="Times New Roman" w:eastAsia="Times New Roman" w:hAnsi="Times New Roman" w:cs="Times New Roman"/>
+        </w:rPr>
+      </w:pPr>
+      <w:r>
+        <w:rPr>
           <w:color w:val="000000" w:themeColor="text1"/>
-          <w:kern w:val="0"/>
-          <w:lang w:eastAsia="en-GB"/>
-          <w14:ligatures w14:val="none"/>
-        </w:rPr>
-        <w:t>Aby mohl web Hbit vůbec fungovat, je potřeba místo, kam si bude vsechna data ukládat natrvalo.</w:t>
+        </w:rPr>
+        <w:t>Aby mohl web Hbit správně fungovat, je potřeba místo, kam se budou všechna data ukládat natrvalo. Databáze umožňuje bezpečné a přehledné ukládání informací, jejich úpravu a rychlé vyhledávání. Bez databáze by byla správa většího množství dat velmi složitá.</w:t>
       </w:r>
     </w:p>
     <w:p>
       <w:pPr>
-        <w:pStyle w:val="Heading2"/>
+        <w:pStyle w:val="NormalWeb"/>
+        <w:rPr>
+          <w:color w:val="000000" w:themeColor="text1"/>
+        </w:rPr>
+      </w:pPr>
+      <w:r>
+        <w:rPr>
+          <w:color w:val="000000" w:themeColor="text1"/>
+        </w:rPr>
+        <w:t xml:space="preserve">V aplikaci Hbit databáze plní </w:t>
+      </w:r>
+      <w:r>
+        <w:rPr>
+          <w:color w:val="000000" w:themeColor="text1"/>
+        </w:rPr>
+        <w:t>2</w:t>
+      </w:r>
+      <w:r>
+        <w:rPr>
+          <w:color w:val="000000" w:themeColor="text1"/>
+        </w:rPr>
+        <w:t xml:space="preserve"> zásadní funkce:</w:t>
+      </w:r>
+    </w:p>
+    <w:p>
+      <w:pPr>
+        <w:pStyle w:val="NormalWeb"/>
+        <w:numPr>
+          <w:ilvl w:val="0"/>
+          <w:numId w:val="5"/>
+        </w:numPr>
+        <w:rPr>
+          <w:color w:val="000000" w:themeColor="text1"/>
+        </w:rPr>
+      </w:pPr>
+      <w:r>
+        <w:rPr>
+          <w:b/>
+          <w:bCs/>
+          <w:color w:val="000000" w:themeColor="text1"/>
+        </w:rPr>
+        <w:t xml:space="preserve">Trvalá paměť pro uživatele a jejich návyky: </w:t>
+      </w:r>
+      <w:r>
+        <w:rPr>
+          <w:color w:val="000000" w:themeColor="text1"/>
+        </w:rPr>
+        <w:t>Když si uživatel odškrtne, že dnes vypil dva litry vody, databáze si to bezpečně uloží. Díky tomu se může podívat na své statistiky a splněné úkoly i zítra, za týden nebo za rok.</w:t>
+      </w:r>
+    </w:p>
+    <w:p>
+      <w:pPr>
+        <w:pStyle w:val="NormalWeb"/>
+        <w:numPr>
+          <w:ilvl w:val="0"/>
+          <w:numId w:val="5"/>
+        </w:numPr>
+        <w:rPr>
+          <w:color w:val="000000" w:themeColor="text1"/>
+        </w:rPr>
+      </w:pPr>
+      <w:r>
+        <w:rPr>
+          <w:b/>
+          <w:bCs/>
+          <w:color w:val="000000" w:themeColor="text1"/>
+        </w:rPr>
+        <w:t xml:space="preserve">Přiřazení dat konkrétnímu uživateli: </w:t>
+      </w:r>
+      <w:r>
+        <w:rPr>
+          <w:color w:val="000000" w:themeColor="text1"/>
+        </w:rPr>
+        <w:t>Aplikace musí přesně vědět, jaké informace patří kterému člověku. Databáze umožňuje propojit přihlašovací údaje s konkrétními návyky. Hlídá například to, aby se splněné aktivity nezobrazily na profilu někoho jiného.</w:t>
+      </w:r>
+    </w:p>
+    <w:p>
+      <w:pPr>
+        <w:pStyle w:val="NormalWeb"/>
+        <w:ind w:left="720"/>
+        <w:rPr>
+          <w:color w:val="000000" w:themeColor="text1"/>
+        </w:rPr>
+      </w:pPr>
+    </w:p>
+    <w:p>
+      <w:pPr>
+        <w:pStyle w:val="Heading1"/>
         <w:rPr>
           <w:rFonts w:ascii="Times New Roman" w:eastAsia="Times New Roman" w:hAnsi="Times New Roman" w:cs="Times New Roman"/>
           <w:lang w:eastAsia="en-GB"/>
         </w:rPr>
       </w:pPr>
-      <w:bookmarkStart w:id="8" w:name="_Toc230900440"/>
+      <w:bookmarkStart w:id="8" w:name="_Toc230990307"/>
       <w:r>
         <w:rPr>
           <w:rFonts w:ascii="Times New Roman" w:eastAsia="Times New Roman" w:hAnsi="Times New Roman" w:cs="Times New Roman"/>
           <w:lang w:eastAsia="en-GB"/>
         </w:rPr>
-        <w:t>ER diagram</w:t>
+        <w:lastRenderedPageBreak/>
+        <w:t>Navrh databaze</w:t>
       </w:r>
       <w:bookmarkEnd w:id="8"/>
     </w:p>
@@ -2292,68 +2712,3129 @@
           <w:lang w:eastAsia="en-GB"/>
         </w:rPr>
       </w:pPr>
-      <w:bookmarkStart w:id="9" w:name="_Toc230900441"/>
+      <w:bookmarkStart w:id="9" w:name="_Toc230990308"/>
+      <w:r>
+        <w:rPr>
+          <w:rFonts w:ascii="Times New Roman" w:hAnsi="Times New Roman" w:cs="Times New Roman"/>
+          <w:noProof/>
+        </w:rPr>
+        <mc:AlternateContent>
+          <mc:Choice Requires="wps">
+            <w:drawing>
+              <wp:anchor distT="0" distB="0" distL="114300" distR="114300" simplePos="0" relativeHeight="251679744" behindDoc="0" locked="0" layoutInCell="1" allowOverlap="1" wp14:anchorId="52D797AA" wp14:editId="2915CD2E">
+                <wp:simplePos x="0" y="0"/>
+                <wp:positionH relativeFrom="column">
+                  <wp:posOffset>-15240</wp:posOffset>
+                </wp:positionH>
+                <wp:positionV relativeFrom="paragraph">
+                  <wp:posOffset>4944110</wp:posOffset>
+                </wp:positionV>
+                <wp:extent cx="5731510" cy="635"/>
+                <wp:effectExtent l="0" t="0" r="0" b="12065"/>
+                <wp:wrapSquare wrapText="bothSides"/>
+                <wp:docPr id="1347860215" name="Text Box 1"/>
+                <wp:cNvGraphicFramePr/>
+                <a:graphic xmlns:a="http://schemas.openxmlformats.org/drawingml/2006/main">
+                  <a:graphicData uri="http://schemas.microsoft.com/office/word/2010/wordprocessingShape">
+                    <wps:wsp>
+                      <wps:cNvSpPr txBox="1"/>
+                      <wps:spPr>
+                        <a:xfrm>
+                          <a:off x="0" y="0"/>
+                          <a:ext cx="5731510" cy="635"/>
+                        </a:xfrm>
+                        <a:prstGeom prst="rect">
+                          <a:avLst/>
+                        </a:prstGeom>
+                        <a:solidFill>
+                          <a:prstClr val="white"/>
+                        </a:solidFill>
+                        <a:ln>
+                          <a:noFill/>
+                        </a:ln>
+                      </wps:spPr>
+                      <wps:txbx>
+                        <w:txbxContent>
+                          <w:p>
+                            <w:pPr>
+                              <w:pStyle w:val="Caption"/>
+                              <w:rPr>
+                                <w:rFonts w:ascii="Times New Roman" w:hAnsi="Times New Roman" w:cs="Times New Roman"/>
+                                <w:noProof/>
+                              </w:rPr>
+                            </w:pPr>
+                            <w:r>
+                              <w:t xml:space="preserve">Obrázek </w:t>
+                            </w:r>
+                            <w:r>
+                              <w:fldChar w:fldCharType="begin"/>
+                            </w:r>
+                            <w:r>
+                              <w:instrText xml:space="preserve"> SEQ Obrázek \* ARABIC </w:instrText>
+                            </w:r>
+                            <w:r>
+                              <w:fldChar w:fldCharType="separate"/>
+                            </w:r>
+                            <w:r>
+                              <w:rPr>
+                                <w:noProof/>
+                              </w:rPr>
+                              <w:t>1</w:t>
+                            </w:r>
+                            <w:r>
+                              <w:fldChar w:fldCharType="end"/>
+                            </w:r>
+                            <w:r>
+                              <w:rPr>
+                                <w:lang w:val="en-US"/>
+                              </w:rPr>
+                              <w:t xml:space="preserve">: </w:t>
+                            </w:r>
+                            <w:r>
+                              <w:rPr>
+                                <w:lang w:val="cs-CZ"/>
+                              </w:rPr>
+                              <w:t>Konceptuální ER diagram databáze</w:t>
+                            </w:r>
+                          </w:p>
+                        </w:txbxContent>
+                      </wps:txbx>
+                      <wps:bodyPr rot="0" spcFirstLastPara="0" vertOverflow="overflow" horzOverflow="overflow" vert="horz" wrap="square" lIns="0" tIns="0" rIns="0" bIns="0" numCol="1" spcCol="0" rtlCol="0" fromWordArt="0" anchor="t" anchorCtr="0" forceAA="0" compatLnSpc="1">
+                        <a:prstTxWarp prst="textNoShape">
+                          <a:avLst/>
+                        </a:prstTxWarp>
+                        <a:spAutoFit/>
+                      </wps:bodyPr>
+                    </wps:wsp>
+                  </a:graphicData>
+                </a:graphic>
+              </wp:anchor>
+            </w:drawing>
+          </mc:Choice>
+          <mc:Fallback>
+            <w:pict>
+              <v:shape w14:anchorId="52D797AA" id="_x0000_s1028" type="#_x0000_t202" style="position:absolute;left:0;text-align:left;margin-left:-1.2pt;margin-top:389.3pt;width:451.3pt;height:.05pt;z-index:251679744;visibility:visible;mso-wrap-style:square;mso-wrap-distance-left:9pt;mso-wrap-distance-top:0;mso-wrap-distance-right:9pt;mso-wrap-distance-bottom:0;mso-position-horizontal:absolute;mso-position-horizontal-relative:text;mso-position-vertical:absolute;mso-position-vertical-relative:text;v-text-anchor:top" o:gfxdata="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" stroked="f">
+                <v:textbox style="mso-fit-shape-to-text:t" inset="0,0,0,0">
+                  <w:txbxContent>
+                    <w:p>
+                      <w:pPr>
+                        <w:pStyle w:val="Caption"/>
+                        <w:rPr>
+                          <w:rFonts w:ascii="Times New Roman" w:hAnsi="Times New Roman" w:cs="Times New Roman"/>
+                          <w:noProof/>
+                        </w:rPr>
+                      </w:pPr>
+                      <w:r>
+                        <w:t xml:space="preserve">Obrázek </w:t>
+                      </w:r>
+                      <w:r>
+                        <w:fldChar w:fldCharType="begin"/>
+                      </w:r>
+                      <w:r>
+                        <w:instrText xml:space="preserve"> SEQ Obrázek \* ARABIC </w:instrText>
+                      </w:r>
+                      <w:r>
+                        <w:fldChar w:fldCharType="separate"/>
+                      </w:r>
+                      <w:r>
+                        <w:rPr>
+                          <w:noProof/>
+                        </w:rPr>
+                        <w:t>1</w:t>
+                      </w:r>
+                      <w:r>
+                        <w:fldChar w:fldCharType="end"/>
+                      </w:r>
+                      <w:r>
+                        <w:rPr>
+                          <w:lang w:val="en-US"/>
+                        </w:rPr>
+                        <w:t xml:space="preserve">: </w:t>
+                      </w:r>
+                      <w:r>
+                        <w:rPr>
+                          <w:lang w:val="cs-CZ"/>
+                        </w:rPr>
+                        <w:t>Konceptuální ER diagram databáze</w:t>
+                      </w:r>
+                    </w:p>
+                  </w:txbxContent>
+                </v:textbox>
+                <w10:wrap type="square"/>
+              </v:shape>
+            </w:pict>
+          </mc:Fallback>
+        </mc:AlternateContent>
+      </w:r>
+      <w:r>
+        <w:rPr>
+          <w:rFonts w:ascii="Times New Roman" w:hAnsi="Times New Roman" w:cs="Times New Roman"/>
+          <w:noProof/>
+        </w:rPr>
+        <w:drawing>
+          <wp:anchor distT="0" distB="0" distL="114300" distR="114300" simplePos="0" relativeHeight="251677696" behindDoc="0" locked="0" layoutInCell="1" allowOverlap="1" wp14:anchorId="1ED7BFDF" wp14:editId="4DA6F121">
+            <wp:simplePos x="0" y="0"/>
+            <wp:positionH relativeFrom="column">
+              <wp:posOffset>-15582</wp:posOffset>
+            </wp:positionH>
+            <wp:positionV relativeFrom="paragraph">
+              <wp:posOffset>467995</wp:posOffset>
+            </wp:positionV>
+            <wp:extent cx="5731510" cy="4418965"/>
+            <wp:effectExtent l="0" t="0" r="0" b="635"/>
+            <wp:wrapSquare wrapText="bothSides"/>
+            <wp:docPr id="159230884" name="Graphic 3"/>
+            <wp:cNvGraphicFramePr>
+              <a:graphicFrameLocks xmlns:a="http://schemas.openxmlformats.org/drawingml/2006/main" noChangeAspect="1"/>
+            </wp:cNvGraphicFramePr>
+            <a:graphic xmlns:a="http://schemas.openxmlformats.org/drawingml/2006/main">
+              <a:graphicData uri="http://schemas.openxmlformats.org/drawingml/2006/picture">
+                <pic:pic xmlns:pic="http://schemas.openxmlformats.org/drawingml/2006/picture">
+                  <pic:nvPicPr>
+                    <pic:cNvPr id="159230884" name="Graphic 159230884"/>
+                    <pic:cNvPicPr/>
+                  </pic:nvPicPr>
+                  <pic:blipFill>
+                    <a:blip r:embed="rId9">
+                      <a:extLst>
+                        <a:ext uri="{96DAC541-7B7A-43D3-8B79-37D633B846F1}">
+                          <asvg:svgBlip xmlns:asvg="http://schemas.microsoft.com/office/drawing/2016/SVG/main" r:embed="rId10"/>
+                        </a:ext>
+                      </a:extLst>
+                    </a:blip>
+                    <a:stretch>
+                      <a:fillRect/>
+                    </a:stretch>
+                  </pic:blipFill>
+                  <pic:spPr>
+                    <a:xfrm>
+                      <a:off x="0" y="0"/>
+                      <a:ext cx="5731510" cy="4418965"/>
+                    </a:xfrm>
+                    <a:prstGeom prst="rect">
+                      <a:avLst/>
+                    </a:prstGeom>
+                  </pic:spPr>
+                </pic:pic>
+              </a:graphicData>
+            </a:graphic>
+            <wp14:sizeRelH relativeFrom="page">
+              <wp14:pctWidth>0</wp14:pctWidth>
+            </wp14:sizeRelH>
+            <wp14:sizeRelV relativeFrom="page">
+              <wp14:pctHeight>0</wp14:pctHeight>
+            </wp14:sizeRelV>
+          </wp:anchor>
+        </w:drawing>
+      </w:r>
       <w:r>
         <w:rPr>
           <w:rFonts w:ascii="Times New Roman" w:eastAsia="Times New Roman" w:hAnsi="Times New Roman" w:cs="Times New Roman"/>
           <w:lang w:eastAsia="en-GB"/>
         </w:rPr>
-        <w:t>Popis entit a atributů</w:t>
+        <w:t>ER diagram</w:t>
       </w:r>
       <w:bookmarkEnd w:id="9"/>
     </w:p>
     <w:p>
       <w:pPr>
+        <w:pStyle w:val="NormalWeb"/>
+      </w:pPr>
+      <w:r>
+        <w:t xml:space="preserve">Fyzický model databáze byl navržen v nástroji draw.io a také byla využita </w:t>
+      </w:r>
+      <w:r>
+        <w:rPr>
+          <w:i/>
+          <w:iCs/>
+        </w:rPr>
+        <w:t>Crow’s foot notation</w:t>
+      </w:r>
+      <w:r>
+        <w:t xml:space="preserve"> pro grafické znázornění jednotlivých tabulek, sloupců a vzájemných vazeb.</w:t>
+      </w:r>
+    </w:p>
+    <w:p>
+      <w:pPr>
+        <w:pStyle w:val="NormalWeb"/>
+      </w:pPr>
+      <w:r>
+        <w:t xml:space="preserve">Jádrem celé databáze je tabulka </w:t>
+      </w:r>
+      <w:r>
+        <w:rPr>
+          <w:rStyle w:val="HTMLCode"/>
+          <w:rFonts w:ascii="Times New Roman" w:hAnsi="Times New Roman" w:cs="Times New Roman"/>
+          <w:sz w:val="24"/>
+          <w:szCs w:val="24"/>
+        </w:rPr>
+        <w:t>users</w:t>
+      </w:r>
+      <w:r>
+        <w:t>. Na ni se napojují další tabulky, které potřebují vědět, kterému konkrétnímu člověku data patří. Všechna tato hlavní propojení fungují jako vztah 1:N (jeden uživatel může mít více záznamů).</w:t>
+      </w:r>
+    </w:p>
+    <w:p>
+      <w:pPr>
+        <w:pStyle w:val="NormalWeb"/>
+        <w:numPr>
+          <w:ilvl w:val="0"/>
+          <w:numId w:val="6"/>
+        </w:numPr>
+      </w:pPr>
+      <w:r>
+        <w:t>Uživatel a přihlášení: Systém přihlašování funguje na principu session (relací). Po úspěšném přihlášení uživatele do systému server vytvoří unikátní session, která je následně uložena a propojena s konkrétním uživatelem. To umožňuje uživateli mít více aktivních přihlášení najednou. Databáze u relace hlídá čas vytvoření a vypršení platnosti, aby uživatele po čase bezpečně odhlásila.</w:t>
+      </w:r>
+    </w:p>
+    <w:p>
+      <w:pPr>
+        <w:pStyle w:val="NormalWeb"/>
+        <w:numPr>
+          <w:ilvl w:val="0"/>
+          <w:numId w:val="6"/>
+        </w:numPr>
+      </w:pPr>
+      <w:r>
+        <w:t xml:space="preserve">Uživatel a oznámení: Aplikace může jednomu uživateli poslat celou řadu oznámení. Tabulka </w:t>
+      </w:r>
+      <w:r>
+        <w:rPr>
+          <w:rStyle w:val="HTMLCode"/>
+          <w:rFonts w:ascii="Times New Roman" w:hAnsi="Times New Roman" w:cs="Times New Roman"/>
+          <w:sz w:val="24"/>
+          <w:szCs w:val="24"/>
+        </w:rPr>
+        <w:t>notifications</w:t>
+      </w:r>
+      <w:r>
+        <w:t xml:space="preserve"> ukládá text (payload) a typ zprávy (dotaz na přátelství nebo upozornění), přičemž každá notifikace je přes cizí klíč </w:t>
+      </w:r>
+      <w:r>
+        <w:rPr>
+          <w:rStyle w:val="HTMLCode"/>
+          <w:rFonts w:ascii="Times New Roman" w:hAnsi="Times New Roman" w:cs="Times New Roman"/>
+          <w:sz w:val="24"/>
+          <w:szCs w:val="24"/>
+        </w:rPr>
+        <w:t>userId</w:t>
+      </w:r>
+      <w:r>
+        <w:t xml:space="preserve"> spojena s konkrétním adresátem.</w:t>
+      </w:r>
+    </w:p>
+    <w:p>
+      <w:pPr>
+        <w:pStyle w:val="NormalWeb"/>
+        <w:numPr>
+          <w:ilvl w:val="0"/>
+          <w:numId w:val="6"/>
+        </w:numPr>
+      </w:pPr>
+      <w:r>
+        <w:lastRenderedPageBreak/>
+        <w:t>Typy aktivit uživatele: Jak bylo zmíněno v úvodu, aplikace dělí činnosti do tří skupin. V diagramu je to reprezentováno třemi samostatnými tabulkami, které jsou propojené s uživatelem (</w:t>
+      </w:r>
+      <w:r>
+        <w:rPr>
+          <w:rStyle w:val="HTMLCode"/>
+          <w:rFonts w:ascii="Times New Roman" w:hAnsi="Times New Roman" w:cs="Times New Roman"/>
+          <w:sz w:val="24"/>
+          <w:szCs w:val="24"/>
+        </w:rPr>
+        <w:t>userId</w:t>
+      </w:r>
+      <w:r>
+        <w:t>):</w:t>
+      </w:r>
+    </w:p>
+    <w:p>
+      <w:pPr>
+        <w:pStyle w:val="NormalWeb"/>
+        <w:numPr>
+          <w:ilvl w:val="1"/>
+          <w:numId w:val="6"/>
+        </w:numPr>
+      </w:pPr>
+      <w:r>
+        <w:t xml:space="preserve">Každodenní návyky: Ukládají se zde činnosti plněné každý den, kde si uživatel nastavuje i časový limit. Na tuto tabulku je navázána tabulka </w:t>
+      </w:r>
+      <w:r>
+        <w:rPr>
+          <w:rStyle w:val="HTMLCode"/>
+          <w:rFonts w:ascii="Times New Roman" w:hAnsi="Times New Roman" w:cs="Times New Roman"/>
+          <w:sz w:val="24"/>
+          <w:szCs w:val="24"/>
+        </w:rPr>
+        <w:t>habit_statistics</w:t>
+      </w:r>
+      <w:r>
+        <w:t xml:space="preserve">, která pro daný návyk každý den </w:t>
+      </w:r>
+      <w:r>
+        <w:t>eviduje</w:t>
+      </w:r>
+      <w:r>
+        <w:t xml:space="preserve"> stav splnění, aktuální streak a nejdelší streak.</w:t>
+      </w:r>
+    </w:p>
+    <w:p>
+      <w:pPr>
+        <w:pStyle w:val="NormalWeb"/>
+        <w:numPr>
+          <w:ilvl w:val="1"/>
+          <w:numId w:val="6"/>
+        </w:numPr>
+      </w:pPr>
+      <w:r>
+        <w:t xml:space="preserve">Týdenní návyky: Slouží pro návyky s týdenní frekvencí. K nim je připojena tabulka </w:t>
+      </w:r>
+      <w:r>
+        <w:rPr>
+          <w:rStyle w:val="HTMLCode"/>
+          <w:rFonts w:ascii="Times New Roman" w:hAnsi="Times New Roman" w:cs="Times New Roman"/>
+          <w:sz w:val="24"/>
+          <w:szCs w:val="24"/>
+        </w:rPr>
+        <w:t>weekly_habit_days</w:t>
+      </w:r>
+      <w:r>
+        <w:t>, která si pamatuje konkrétní dny v týdnu, kdy má uživatel v plánu aktivitu plnit.</w:t>
+      </w:r>
+    </w:p>
+    <w:p>
+      <w:pPr>
+        <w:pStyle w:val="NormalWeb"/>
+        <w:numPr>
+          <w:ilvl w:val="1"/>
+          <w:numId w:val="6"/>
+        </w:numPr>
+      </w:pPr>
+      <w:r>
+        <w:t xml:space="preserve">Obyčejná evidence: Slouží pro evidence běžných jednorázových aktivit. Každá činnost z tabulky </w:t>
+      </w:r>
+      <w:r>
+        <w:rPr>
+          <w:rStyle w:val="HTMLCode"/>
+          <w:rFonts w:ascii="Times New Roman" w:hAnsi="Times New Roman" w:cs="Times New Roman"/>
+          <w:sz w:val="24"/>
+          <w:szCs w:val="24"/>
+        </w:rPr>
+        <w:t>activity_types</w:t>
+      </w:r>
+      <w:r>
+        <w:t xml:space="preserve"> může mít v tabulce </w:t>
+      </w:r>
+      <w:r>
+        <w:rPr>
+          <w:rStyle w:val="HTMLCode"/>
+          <w:rFonts w:ascii="Times New Roman" w:hAnsi="Times New Roman" w:cs="Times New Roman"/>
+          <w:sz w:val="24"/>
+          <w:szCs w:val="24"/>
+        </w:rPr>
+        <w:t>activity_entries</w:t>
+      </w:r>
+      <w:r>
+        <w:t xml:space="preserve"> zapsaných více konkrétních záznamů splnění s datem a vlastní poznámkou.</w:t>
+      </w:r>
+    </w:p>
+    <w:p>
+      <w:pPr>
         <w:pStyle w:val="Heading2"/>
+        <w:numPr>
+          <w:ilvl w:val="0"/>
+          <w:numId w:val="0"/>
+        </w:numPr>
+        <w:ind w:left="576"/>
         <w:rPr>
           <w:rFonts w:ascii="Times New Roman" w:eastAsia="Times New Roman" w:hAnsi="Times New Roman" w:cs="Times New Roman"/>
           <w:lang w:eastAsia="en-GB"/>
         </w:rPr>
       </w:pPr>
-      <w:bookmarkStart w:id="10" w:name="_Toc230900442"/>
-      <w:r>
+    </w:p>
+    <w:p>
+      <w:pPr>
+        <w:pStyle w:val="Heading2"/>
         <w:rPr>
           <w:rFonts w:ascii="Times New Roman" w:eastAsia="Times New Roman" w:hAnsi="Times New Roman" w:cs="Times New Roman"/>
           <w:lang w:eastAsia="en-GB"/>
         </w:rPr>
-        <w:t>Využití databáze ve webové aplikace</w:t>
+      </w:pPr>
+      <w:bookmarkStart w:id="10" w:name="_Toc230990309"/>
+      <w:r>
+        <w:rPr>
+          <w:rFonts w:ascii="Times New Roman" w:eastAsia="Times New Roman" w:hAnsi="Times New Roman" w:cs="Times New Roman"/>
+          <w:lang w:eastAsia="en-GB"/>
+        </w:rPr>
+        <w:t>Popis entit a atributů</w:t>
       </w:r>
       <w:bookmarkEnd w:id="10"/>
     </w:p>
     <w:p>
       <w:pPr>
-        <w:spacing w:line="360" w:lineRule="auto"/>
-        <w:rPr>
-          <w:rFonts w:ascii="Times New Roman" w:hAnsi="Times New Roman" w:cs="Times New Roman"/>
+        <w:pStyle w:val="Heading3"/>
+        <w:rPr>
+          <w:rFonts w:ascii="Times New Roman" w:hAnsi="Times New Roman" w:cs="Times New Roman"/>
+          <w:lang w:eastAsia="en-GB"/>
+        </w:rPr>
+      </w:pPr>
+      <w:bookmarkStart w:id="11" w:name="_Toc230990310"/>
+      <w:r>
+        <w:rPr>
+          <w:rFonts w:ascii="Times New Roman" w:hAnsi="Times New Roman" w:cs="Times New Roman"/>
+          <w:lang w:eastAsia="en-GB"/>
+        </w:rPr>
+        <w:t>Entita Users</w:t>
+      </w:r>
+      <w:bookmarkEnd w:id="11"/>
+    </w:p>
+    <w:tbl>
+      <w:tblPr>
+        <w:tblStyle w:val="ListTable2-Accent4"/>
+        <w:tblW w:w="9096" w:type="dxa"/>
+        <w:tblLook w:val="04A0" w:firstRow="1" w:lastRow="0" w:firstColumn="1" w:lastColumn="0" w:noHBand="0" w:noVBand="1"/>
+      </w:tblPr>
+      <w:tblGrid>
+        <w:gridCol w:w="2274"/>
+        <w:gridCol w:w="2274"/>
+        <w:gridCol w:w="2274"/>
+        <w:gridCol w:w="2274"/>
+      </w:tblGrid>
+      <w:tr>
+        <w:trPr>
+          <w:cnfStyle w:val="100000000000" w:firstRow="1" w:lastRow="0" w:firstColumn="0" w:lastColumn="0" w:oddVBand="0" w:evenVBand="0" w:oddHBand="0" w:evenHBand="0" w:firstRowFirstColumn="0" w:firstRowLastColumn="0" w:lastRowFirstColumn="0" w:lastRowLastColumn="0"/>
+          <w:trHeight w:val="363"/>
+        </w:trPr>
+        <w:tc>
+          <w:tcPr>
+            <w:cnfStyle w:val="001000000000" w:firstRow="0" w:lastRow="0" w:firstColumn="1" w:lastColumn="0" w:oddVBand="0" w:evenVBand="0" w:oddHBand="0" w:evenHBand="0" w:firstRowFirstColumn="0" w:firstRowLastColumn="0" w:lastRowFirstColumn="0" w:lastRowLastColumn="0"/>
+            <w:tcW w:w="2274" w:type="dxa"/>
+          </w:tcPr>
+          <w:p>
+            <w:pPr>
+              <w:rPr>
+                <w:rFonts w:ascii="Times New Roman" w:hAnsi="Times New Roman" w:cs="Times New Roman"/>
+                <w:lang w:eastAsia="en-GB"/>
+              </w:rPr>
+            </w:pPr>
+            <w:r>
+              <w:rPr>
+                <w:rFonts w:ascii="Times New Roman" w:hAnsi="Times New Roman" w:cs="Times New Roman"/>
+                <w:lang w:eastAsia="en-GB"/>
+              </w:rPr>
+              <w:t>Sloupec</w:t>
+            </w:r>
+          </w:p>
+        </w:tc>
+        <w:tc>
+          <w:tcPr>
+            <w:tcW w:w="2274" w:type="dxa"/>
+          </w:tcPr>
+          <w:p>
+            <w:pPr>
+              <w:cnfStyle w:val="100000000000" w:firstRow="1" w:lastRow="0" w:firstColumn="0" w:lastColumn="0" w:oddVBand="0" w:evenVBand="0" w:oddHBand="0" w:evenHBand="0" w:firstRowFirstColumn="0" w:firstRowLastColumn="0" w:lastRowFirstColumn="0" w:lastRowLastColumn="0"/>
+              <w:rPr>
+                <w:rFonts w:ascii="Times New Roman" w:hAnsi="Times New Roman" w:cs="Times New Roman"/>
+                <w:lang w:val="cs-CZ" w:eastAsia="en-GB"/>
+              </w:rPr>
+            </w:pPr>
+            <w:r>
+              <w:rPr>
+                <w:rFonts w:ascii="Times New Roman" w:hAnsi="Times New Roman" w:cs="Times New Roman"/>
+                <w:lang w:eastAsia="en-GB"/>
+              </w:rPr>
+              <w:t>Klíč</w:t>
+            </w:r>
+          </w:p>
+        </w:tc>
+        <w:tc>
+          <w:tcPr>
+            <w:tcW w:w="2274" w:type="dxa"/>
+          </w:tcPr>
+          <w:p>
+            <w:pPr>
+              <w:cnfStyle w:val="100000000000" w:firstRow="1" w:lastRow="0" w:firstColumn="0" w:lastColumn="0" w:oddVBand="0" w:evenVBand="0" w:oddHBand="0" w:evenHBand="0" w:firstRowFirstColumn="0" w:firstRowLastColumn="0" w:lastRowFirstColumn="0" w:lastRowLastColumn="0"/>
+              <w:rPr>
+                <w:rFonts w:ascii="Times New Roman" w:hAnsi="Times New Roman" w:cs="Times New Roman"/>
+                <w:lang w:eastAsia="en-GB"/>
+              </w:rPr>
+            </w:pPr>
+            <w:r>
+              <w:rPr>
+                <w:rFonts w:ascii="Times New Roman" w:hAnsi="Times New Roman" w:cs="Times New Roman"/>
+                <w:lang w:eastAsia="en-GB"/>
+              </w:rPr>
+              <w:t>Typ</w:t>
+            </w:r>
+          </w:p>
+        </w:tc>
+        <w:tc>
+          <w:tcPr>
+            <w:tcW w:w="2274" w:type="dxa"/>
+          </w:tcPr>
+          <w:p>
+            <w:pPr>
+              <w:cnfStyle w:val="100000000000" w:firstRow="1" w:lastRow="0" w:firstColumn="0" w:lastColumn="0" w:oddVBand="0" w:evenVBand="0" w:oddHBand="0" w:evenHBand="0" w:firstRowFirstColumn="0" w:firstRowLastColumn="0" w:lastRowFirstColumn="0" w:lastRowLastColumn="0"/>
+              <w:rPr>
+                <w:rFonts w:ascii="Times New Roman" w:hAnsi="Times New Roman" w:cs="Times New Roman"/>
+                <w:lang w:eastAsia="en-GB"/>
+              </w:rPr>
+            </w:pPr>
+            <w:r>
+              <w:rPr>
+                <w:rFonts w:ascii="Times New Roman" w:hAnsi="Times New Roman" w:cs="Times New Roman"/>
+                <w:lang w:eastAsia="en-GB"/>
+              </w:rPr>
+              <w:t>Povinné</w:t>
+            </w:r>
+          </w:p>
+        </w:tc>
+      </w:tr>
+      <w:tr>
+        <w:trPr>
+          <w:cnfStyle w:val="000000100000" w:firstRow="0" w:lastRow="0" w:firstColumn="0" w:lastColumn="0" w:oddVBand="0" w:evenVBand="0" w:oddHBand="1" w:evenHBand="0" w:firstRowFirstColumn="0" w:firstRowLastColumn="0" w:lastRowFirstColumn="0" w:lastRowLastColumn="0"/>
+          <w:trHeight w:val="363"/>
+        </w:trPr>
+        <w:tc>
+          <w:tcPr>
+            <w:cnfStyle w:val="001000000000" w:firstRow="0" w:lastRow="0" w:firstColumn="1" w:lastColumn="0" w:oddVBand="0" w:evenVBand="0" w:oddHBand="0" w:evenHBand="0" w:firstRowFirstColumn="0" w:firstRowLastColumn="0" w:lastRowFirstColumn="0" w:lastRowLastColumn="0"/>
+            <w:tcW w:w="2274" w:type="dxa"/>
+          </w:tcPr>
+          <w:p>
+            <w:pPr>
+              <w:rPr>
+                <w:rFonts w:ascii="Times New Roman" w:hAnsi="Times New Roman" w:cs="Times New Roman"/>
+                <w:lang w:eastAsia="en-GB"/>
+              </w:rPr>
+            </w:pPr>
+            <w:r>
+              <w:rPr>
+                <w:rFonts w:ascii="Times New Roman" w:hAnsi="Times New Roman" w:cs="Times New Roman"/>
+                <w:lang w:eastAsia="en-GB"/>
+              </w:rPr>
+              <w:t>id</w:t>
+            </w:r>
+          </w:p>
+        </w:tc>
+        <w:tc>
+          <w:tcPr>
+            <w:tcW w:w="2274" w:type="dxa"/>
+          </w:tcPr>
+          <w:p>
+            <w:pPr>
+              <w:cnfStyle w:val="000000100000" w:firstRow="0" w:lastRow="0" w:firstColumn="0" w:lastColumn="0" w:oddVBand="0" w:evenVBand="0" w:oddHBand="1" w:evenHBand="0" w:firstRowFirstColumn="0" w:firstRowLastColumn="0" w:lastRowFirstColumn="0" w:lastRowLastColumn="0"/>
+              <w:rPr>
+                <w:rFonts w:ascii="Times New Roman" w:hAnsi="Times New Roman" w:cs="Times New Roman"/>
+                <w:lang w:eastAsia="en-GB"/>
+              </w:rPr>
+            </w:pPr>
+            <w:r>
+              <w:rPr>
+                <w:rFonts w:ascii="Times New Roman" w:hAnsi="Times New Roman" w:cs="Times New Roman"/>
+                <w:lang w:eastAsia="en-GB"/>
+              </w:rPr>
+              <w:t>PK</w:t>
+            </w:r>
+          </w:p>
+        </w:tc>
+        <w:tc>
+          <w:tcPr>
+            <w:tcW w:w="2274" w:type="dxa"/>
+          </w:tcPr>
+          <w:p>
+            <w:pPr>
+              <w:cnfStyle w:val="000000100000" w:firstRow="0" w:lastRow="0" w:firstColumn="0" w:lastColumn="0" w:oddVBand="0" w:evenVBand="0" w:oddHBand="1" w:evenHBand="0" w:firstRowFirstColumn="0" w:firstRowLastColumn="0" w:lastRowFirstColumn="0" w:lastRowLastColumn="0"/>
+              <w:rPr>
+                <w:rFonts w:ascii="Times New Roman" w:hAnsi="Times New Roman" w:cs="Times New Roman"/>
+                <w:lang w:eastAsia="en-GB"/>
+              </w:rPr>
+            </w:pPr>
+            <w:r>
+              <w:rPr>
+                <w:rFonts w:ascii="Times New Roman" w:hAnsi="Times New Roman" w:cs="Times New Roman"/>
+                <w:lang w:eastAsia="en-GB"/>
+              </w:rPr>
+              <w:t>VARCHAR</w:t>
+            </w:r>
+          </w:p>
+        </w:tc>
+        <w:tc>
+          <w:tcPr>
+            <w:tcW w:w="2274" w:type="dxa"/>
+          </w:tcPr>
+          <w:p>
+            <w:pPr>
+              <w:cnfStyle w:val="000000100000" w:firstRow="0" w:lastRow="0" w:firstColumn="0" w:lastColumn="0" w:oddVBand="0" w:evenVBand="0" w:oddHBand="1" w:evenHBand="0" w:firstRowFirstColumn="0" w:firstRowLastColumn="0" w:lastRowFirstColumn="0" w:lastRowLastColumn="0"/>
+              <w:rPr>
+                <w:rFonts w:ascii="Times New Roman" w:hAnsi="Times New Roman" w:cs="Times New Roman"/>
+                <w:lang w:eastAsia="en-GB"/>
+              </w:rPr>
+            </w:pPr>
+            <w:r>
+              <w:rPr>
+                <w:rFonts w:ascii="Times New Roman" w:hAnsi="Times New Roman" w:cs="Times New Roman"/>
+                <w:lang w:eastAsia="en-GB"/>
+              </w:rPr>
+              <w:t>NOT NULL</w:t>
+            </w:r>
+          </w:p>
+        </w:tc>
+      </w:tr>
+      <w:tr>
+        <w:trPr>
+          <w:trHeight w:val="381"/>
+        </w:trPr>
+        <w:tc>
+          <w:tcPr>
+            <w:cnfStyle w:val="001000000000" w:firstRow="0" w:lastRow="0" w:firstColumn="1" w:lastColumn="0" w:oddVBand="0" w:evenVBand="0" w:oddHBand="0" w:evenHBand="0" w:firstRowFirstColumn="0" w:firstRowLastColumn="0" w:lastRowFirstColumn="0" w:lastRowLastColumn="0"/>
+            <w:tcW w:w="2274" w:type="dxa"/>
+          </w:tcPr>
+          <w:p>
+            <w:pPr>
+              <w:rPr>
+                <w:rFonts w:ascii="Times New Roman" w:hAnsi="Times New Roman" w:cs="Times New Roman"/>
+                <w:lang w:eastAsia="en-GB"/>
+              </w:rPr>
+            </w:pPr>
+            <w:r>
+              <w:rPr>
+                <w:rFonts w:ascii="Times New Roman" w:hAnsi="Times New Roman" w:cs="Times New Roman"/>
+                <w:lang w:eastAsia="en-GB"/>
+              </w:rPr>
+              <w:t>username</w:t>
+            </w:r>
+          </w:p>
+        </w:tc>
+        <w:tc>
+          <w:tcPr>
+            <w:tcW w:w="2274" w:type="dxa"/>
+          </w:tcPr>
+          <w:p>
+            <w:pPr>
+              <w:cnfStyle w:val="000000000000" w:firstRow="0" w:lastRow="0" w:firstColumn="0" w:lastColumn="0" w:oddVBand="0" w:evenVBand="0" w:oddHBand="0" w:evenHBand="0" w:firstRowFirstColumn="0" w:firstRowLastColumn="0" w:lastRowFirstColumn="0" w:lastRowLastColumn="0"/>
+              <w:rPr>
+                <w:rFonts w:ascii="Times New Roman" w:hAnsi="Times New Roman" w:cs="Times New Roman"/>
+                <w:lang w:val="cs-CZ" w:eastAsia="en-GB"/>
+              </w:rPr>
+            </w:pPr>
+            <w:r>
+              <w:rPr>
+                <w:rFonts w:ascii="Times New Roman" w:hAnsi="Times New Roman" w:cs="Times New Roman"/>
+                <w:lang w:val="cs-CZ" w:eastAsia="en-GB"/>
+              </w:rPr>
+              <w:t>-</w:t>
+            </w:r>
+          </w:p>
+        </w:tc>
+        <w:tc>
+          <w:tcPr>
+            <w:tcW w:w="2274" w:type="dxa"/>
+          </w:tcPr>
+          <w:p>
+            <w:pPr>
+              <w:cnfStyle w:val="000000000000" w:firstRow="0" w:lastRow="0" w:firstColumn="0" w:lastColumn="0" w:oddVBand="0" w:evenVBand="0" w:oddHBand="0" w:evenHBand="0" w:firstRowFirstColumn="0" w:firstRowLastColumn="0" w:lastRowFirstColumn="0" w:lastRowLastColumn="0"/>
+              <w:rPr>
+                <w:rFonts w:ascii="Times New Roman" w:hAnsi="Times New Roman" w:cs="Times New Roman"/>
+                <w:lang w:eastAsia="en-GB"/>
+              </w:rPr>
+            </w:pPr>
+            <w:r>
+              <w:rPr>
+                <w:rFonts w:ascii="Times New Roman" w:hAnsi="Times New Roman" w:cs="Times New Roman"/>
+                <w:lang w:eastAsia="en-GB"/>
+              </w:rPr>
+              <w:t>VARCHAR</w:t>
+            </w:r>
+          </w:p>
+        </w:tc>
+        <w:tc>
+          <w:tcPr>
+            <w:tcW w:w="2274" w:type="dxa"/>
+          </w:tcPr>
+          <w:p>
+            <w:pPr>
+              <w:cnfStyle w:val="000000000000" w:firstRow="0" w:lastRow="0" w:firstColumn="0" w:lastColumn="0" w:oddVBand="0" w:evenVBand="0" w:oddHBand="0" w:evenHBand="0" w:firstRowFirstColumn="0" w:firstRowLastColumn="0" w:lastRowFirstColumn="0" w:lastRowLastColumn="0"/>
+              <w:rPr>
+                <w:rFonts w:ascii="Times New Roman" w:hAnsi="Times New Roman" w:cs="Times New Roman"/>
+                <w:lang w:eastAsia="en-GB"/>
+              </w:rPr>
+            </w:pPr>
+            <w:r>
+              <w:rPr>
+                <w:rFonts w:ascii="Times New Roman" w:hAnsi="Times New Roman" w:cs="Times New Roman"/>
+                <w:lang w:eastAsia="en-GB"/>
+              </w:rPr>
+              <w:t>NOT NULL</w:t>
+            </w:r>
+          </w:p>
+        </w:tc>
+      </w:tr>
+      <w:tr>
+        <w:trPr>
+          <w:cnfStyle w:val="000000100000" w:firstRow="0" w:lastRow="0" w:firstColumn="0" w:lastColumn="0" w:oddVBand="0" w:evenVBand="0" w:oddHBand="1" w:evenHBand="0" w:firstRowFirstColumn="0" w:firstRowLastColumn="0" w:lastRowFirstColumn="0" w:lastRowLastColumn="0"/>
+          <w:trHeight w:val="363"/>
+        </w:trPr>
+        <w:tc>
+          <w:tcPr>
+            <w:cnfStyle w:val="001000000000" w:firstRow="0" w:lastRow="0" w:firstColumn="1" w:lastColumn="0" w:oddVBand="0" w:evenVBand="0" w:oddHBand="0" w:evenHBand="0" w:firstRowFirstColumn="0" w:firstRowLastColumn="0" w:lastRowFirstColumn="0" w:lastRowLastColumn="0"/>
+            <w:tcW w:w="2274" w:type="dxa"/>
+          </w:tcPr>
+          <w:p>
+            <w:pPr>
+              <w:rPr>
+                <w:rFonts w:ascii="Times New Roman" w:hAnsi="Times New Roman" w:cs="Times New Roman"/>
+                <w:lang w:eastAsia="en-GB"/>
+              </w:rPr>
+            </w:pPr>
+            <w:r>
+              <w:rPr>
+                <w:rFonts w:ascii="Times New Roman" w:hAnsi="Times New Roman" w:cs="Times New Roman"/>
+                <w:lang w:eastAsia="en-GB"/>
+              </w:rPr>
+              <w:t>name</w:t>
+            </w:r>
+          </w:p>
+        </w:tc>
+        <w:tc>
+          <w:tcPr>
+            <w:tcW w:w="2274" w:type="dxa"/>
+          </w:tcPr>
+          <w:p>
+            <w:pPr>
+              <w:cnfStyle w:val="000000100000" w:firstRow="0" w:lastRow="0" w:firstColumn="0" w:lastColumn="0" w:oddVBand="0" w:evenVBand="0" w:oddHBand="1" w:evenHBand="0" w:firstRowFirstColumn="0" w:firstRowLastColumn="0" w:lastRowFirstColumn="0" w:lastRowLastColumn="0"/>
+              <w:rPr>
+                <w:rFonts w:ascii="Times New Roman" w:hAnsi="Times New Roman" w:cs="Times New Roman"/>
+                <w:lang w:eastAsia="en-GB"/>
+              </w:rPr>
+            </w:pPr>
+            <w:r>
+              <w:rPr>
+                <w:rFonts w:ascii="Times New Roman" w:hAnsi="Times New Roman" w:cs="Times New Roman"/>
+                <w:lang w:val="cs-CZ" w:eastAsia="en-GB"/>
+              </w:rPr>
+              <w:t>-</w:t>
+            </w:r>
+          </w:p>
+        </w:tc>
+        <w:tc>
+          <w:tcPr>
+            <w:tcW w:w="2274" w:type="dxa"/>
+          </w:tcPr>
+          <w:p>
+            <w:pPr>
+              <w:cnfStyle w:val="000000100000" w:firstRow="0" w:lastRow="0" w:firstColumn="0" w:lastColumn="0" w:oddVBand="0" w:evenVBand="0" w:oddHBand="1" w:evenHBand="0" w:firstRowFirstColumn="0" w:firstRowLastColumn="0" w:lastRowFirstColumn="0" w:lastRowLastColumn="0"/>
+              <w:rPr>
+                <w:rFonts w:ascii="Times New Roman" w:hAnsi="Times New Roman" w:cs="Times New Roman"/>
+                <w:lang w:eastAsia="en-GB"/>
+              </w:rPr>
+            </w:pPr>
+            <w:r>
+              <w:rPr>
+                <w:rFonts w:ascii="Times New Roman" w:hAnsi="Times New Roman" w:cs="Times New Roman"/>
+                <w:lang w:eastAsia="en-GB"/>
+              </w:rPr>
+              <w:t>VARCHAR</w:t>
+            </w:r>
+          </w:p>
+        </w:tc>
+        <w:tc>
+          <w:tcPr>
+            <w:tcW w:w="2274" w:type="dxa"/>
+          </w:tcPr>
+          <w:p>
+            <w:pPr>
+              <w:cnfStyle w:val="000000100000" w:firstRow="0" w:lastRow="0" w:firstColumn="0" w:lastColumn="0" w:oddVBand="0" w:evenVBand="0" w:oddHBand="1" w:evenHBand="0" w:firstRowFirstColumn="0" w:firstRowLastColumn="0" w:lastRowFirstColumn="0" w:lastRowLastColumn="0"/>
+              <w:rPr>
+                <w:rFonts w:ascii="Times New Roman" w:hAnsi="Times New Roman" w:cs="Times New Roman"/>
+                <w:lang w:eastAsia="en-GB"/>
+              </w:rPr>
+            </w:pPr>
+            <w:r>
+              <w:rPr>
+                <w:rFonts w:ascii="Times New Roman" w:hAnsi="Times New Roman" w:cs="Times New Roman"/>
+                <w:lang w:eastAsia="en-GB"/>
+              </w:rPr>
+              <w:t>NULL (Nepovinné)</w:t>
+            </w:r>
+          </w:p>
+        </w:tc>
+      </w:tr>
+      <w:tr>
+        <w:trPr>
+          <w:trHeight w:val="363"/>
+        </w:trPr>
+        <w:tc>
+          <w:tcPr>
+            <w:cnfStyle w:val="001000000000" w:firstRow="0" w:lastRow="0" w:firstColumn="1" w:lastColumn="0" w:oddVBand="0" w:evenVBand="0" w:oddHBand="0" w:evenHBand="0" w:firstRowFirstColumn="0" w:firstRowLastColumn="0" w:lastRowFirstColumn="0" w:lastRowLastColumn="0"/>
+            <w:tcW w:w="2274" w:type="dxa"/>
+          </w:tcPr>
+          <w:p>
+            <w:pPr>
+              <w:rPr>
+                <w:rFonts w:ascii="Times New Roman" w:hAnsi="Times New Roman" w:cs="Times New Roman"/>
+                <w:lang w:eastAsia="en-GB"/>
+              </w:rPr>
+            </w:pPr>
+            <w:r>
+              <w:rPr>
+                <w:rFonts w:ascii="Times New Roman" w:hAnsi="Times New Roman" w:cs="Times New Roman"/>
+                <w:lang w:eastAsia="en-GB"/>
+              </w:rPr>
+              <w:t>email</w:t>
+            </w:r>
+          </w:p>
+        </w:tc>
+        <w:tc>
+          <w:tcPr>
+            <w:tcW w:w="2274" w:type="dxa"/>
+          </w:tcPr>
+          <w:p>
+            <w:pPr>
+              <w:cnfStyle w:val="000000000000" w:firstRow="0" w:lastRow="0" w:firstColumn="0" w:lastColumn="0" w:oddVBand="0" w:evenVBand="0" w:oddHBand="0" w:evenHBand="0" w:firstRowFirstColumn="0" w:firstRowLastColumn="0" w:lastRowFirstColumn="0" w:lastRowLastColumn="0"/>
+              <w:rPr>
+                <w:rFonts w:ascii="Times New Roman" w:hAnsi="Times New Roman" w:cs="Times New Roman"/>
+                <w:lang w:eastAsia="en-GB"/>
+              </w:rPr>
+            </w:pPr>
+            <w:r>
+              <w:rPr>
+                <w:rFonts w:ascii="Times New Roman" w:hAnsi="Times New Roman" w:cs="Times New Roman"/>
+                <w:lang w:val="cs-CZ" w:eastAsia="en-GB"/>
+              </w:rPr>
+              <w:t>-</w:t>
+            </w:r>
+          </w:p>
+        </w:tc>
+        <w:tc>
+          <w:tcPr>
+            <w:tcW w:w="2274" w:type="dxa"/>
+          </w:tcPr>
+          <w:p>
+            <w:pPr>
+              <w:cnfStyle w:val="000000000000" w:firstRow="0" w:lastRow="0" w:firstColumn="0" w:lastColumn="0" w:oddVBand="0" w:evenVBand="0" w:oddHBand="0" w:evenHBand="0" w:firstRowFirstColumn="0" w:firstRowLastColumn="0" w:lastRowFirstColumn="0" w:lastRowLastColumn="0"/>
+              <w:rPr>
+                <w:rFonts w:ascii="Times New Roman" w:hAnsi="Times New Roman" w:cs="Times New Roman"/>
+                <w:lang w:eastAsia="en-GB"/>
+              </w:rPr>
+            </w:pPr>
+            <w:r>
+              <w:rPr>
+                <w:rFonts w:ascii="Times New Roman" w:hAnsi="Times New Roman" w:cs="Times New Roman"/>
+                <w:lang w:eastAsia="en-GB"/>
+              </w:rPr>
+              <w:t>VARCHAR</w:t>
+            </w:r>
+          </w:p>
+        </w:tc>
+        <w:tc>
+          <w:tcPr>
+            <w:tcW w:w="2274" w:type="dxa"/>
+          </w:tcPr>
+          <w:p>
+            <w:pPr>
+              <w:cnfStyle w:val="000000000000" w:firstRow="0" w:lastRow="0" w:firstColumn="0" w:lastColumn="0" w:oddVBand="0" w:evenVBand="0" w:oddHBand="0" w:evenHBand="0" w:firstRowFirstColumn="0" w:firstRowLastColumn="0" w:lastRowFirstColumn="0" w:lastRowLastColumn="0"/>
+              <w:rPr>
+                <w:rFonts w:ascii="Times New Roman" w:hAnsi="Times New Roman" w:cs="Times New Roman"/>
+                <w:lang w:eastAsia="en-GB"/>
+              </w:rPr>
+            </w:pPr>
+            <w:r>
+              <w:rPr>
+                <w:rFonts w:ascii="Times New Roman" w:hAnsi="Times New Roman" w:cs="Times New Roman"/>
+                <w:lang w:eastAsia="en-GB"/>
+              </w:rPr>
+              <w:t>NOT NULL</w:t>
+            </w:r>
+          </w:p>
+        </w:tc>
+      </w:tr>
+      <w:tr>
+        <w:trPr>
+          <w:cnfStyle w:val="000000100000" w:firstRow="0" w:lastRow="0" w:firstColumn="0" w:lastColumn="0" w:oddVBand="0" w:evenVBand="0" w:oddHBand="1" w:evenHBand="0" w:firstRowFirstColumn="0" w:firstRowLastColumn="0" w:lastRowFirstColumn="0" w:lastRowLastColumn="0"/>
+          <w:trHeight w:val="381"/>
+        </w:trPr>
+        <w:tc>
+          <w:tcPr>
+            <w:cnfStyle w:val="001000000000" w:firstRow="0" w:lastRow="0" w:firstColumn="1" w:lastColumn="0" w:oddVBand="0" w:evenVBand="0" w:oddHBand="0" w:evenHBand="0" w:firstRowFirstColumn="0" w:firstRowLastColumn="0" w:lastRowFirstColumn="0" w:lastRowLastColumn="0"/>
+            <w:tcW w:w="2274" w:type="dxa"/>
+          </w:tcPr>
+          <w:p>
+            <w:pPr>
+              <w:rPr>
+                <w:rFonts w:ascii="Times New Roman" w:hAnsi="Times New Roman" w:cs="Times New Roman"/>
+                <w:lang w:eastAsia="en-GB"/>
+              </w:rPr>
+            </w:pPr>
+            <w:r>
+              <w:rPr>
+                <w:rFonts w:ascii="Times New Roman" w:hAnsi="Times New Roman" w:cs="Times New Roman"/>
+                <w:lang w:eastAsia="en-GB"/>
+              </w:rPr>
+              <w:t>password</w:t>
+            </w:r>
+          </w:p>
+        </w:tc>
+        <w:tc>
+          <w:tcPr>
+            <w:tcW w:w="2274" w:type="dxa"/>
+          </w:tcPr>
+          <w:p>
+            <w:pPr>
+              <w:cnfStyle w:val="000000100000" w:firstRow="0" w:lastRow="0" w:firstColumn="0" w:lastColumn="0" w:oddVBand="0" w:evenVBand="0" w:oddHBand="1" w:evenHBand="0" w:firstRowFirstColumn="0" w:firstRowLastColumn="0" w:lastRowFirstColumn="0" w:lastRowLastColumn="0"/>
+              <w:rPr>
+                <w:rFonts w:ascii="Times New Roman" w:hAnsi="Times New Roman" w:cs="Times New Roman"/>
+                <w:lang w:eastAsia="en-GB"/>
+              </w:rPr>
+            </w:pPr>
+            <w:r>
+              <w:rPr>
+                <w:rFonts w:ascii="Times New Roman" w:hAnsi="Times New Roman" w:cs="Times New Roman"/>
+                <w:lang w:val="cs-CZ" w:eastAsia="en-GB"/>
+              </w:rPr>
+              <w:t>-</w:t>
+            </w:r>
+          </w:p>
+        </w:tc>
+        <w:tc>
+          <w:tcPr>
+            <w:tcW w:w="2274" w:type="dxa"/>
+          </w:tcPr>
+          <w:p>
+            <w:pPr>
+              <w:cnfStyle w:val="000000100000" w:firstRow="0" w:lastRow="0" w:firstColumn="0" w:lastColumn="0" w:oddVBand="0" w:evenVBand="0" w:oddHBand="1" w:evenHBand="0" w:firstRowFirstColumn="0" w:firstRowLastColumn="0" w:lastRowFirstColumn="0" w:lastRowLastColumn="0"/>
+              <w:rPr>
+                <w:rFonts w:ascii="Times New Roman" w:hAnsi="Times New Roman" w:cs="Times New Roman"/>
+                <w:lang w:eastAsia="en-GB"/>
+              </w:rPr>
+            </w:pPr>
+            <w:r>
+              <w:rPr>
+                <w:rFonts w:ascii="Times New Roman" w:hAnsi="Times New Roman" w:cs="Times New Roman"/>
+                <w:lang w:eastAsia="en-GB"/>
+              </w:rPr>
+              <w:t>VARCHAR</w:t>
+            </w:r>
+          </w:p>
+        </w:tc>
+        <w:tc>
+          <w:tcPr>
+            <w:tcW w:w="2274" w:type="dxa"/>
+          </w:tcPr>
+          <w:p>
+            <w:pPr>
+              <w:cnfStyle w:val="000000100000" w:firstRow="0" w:lastRow="0" w:firstColumn="0" w:lastColumn="0" w:oddVBand="0" w:evenVBand="0" w:oddHBand="1" w:evenHBand="0" w:firstRowFirstColumn="0" w:firstRowLastColumn="0" w:lastRowFirstColumn="0" w:lastRowLastColumn="0"/>
+              <w:rPr>
+                <w:rFonts w:ascii="Times New Roman" w:hAnsi="Times New Roman" w:cs="Times New Roman"/>
+                <w:lang w:eastAsia="en-GB"/>
+              </w:rPr>
+            </w:pPr>
+            <w:r>
+              <w:rPr>
+                <w:rFonts w:ascii="Times New Roman" w:hAnsi="Times New Roman" w:cs="Times New Roman"/>
+                <w:lang w:eastAsia="en-GB"/>
+              </w:rPr>
+              <w:t>NOT NULL</w:t>
+            </w:r>
+          </w:p>
+        </w:tc>
+      </w:tr>
+      <w:tr>
+        <w:trPr>
+          <w:trHeight w:val="363"/>
+        </w:trPr>
+        <w:tc>
+          <w:tcPr>
+            <w:cnfStyle w:val="001000000000" w:firstRow="0" w:lastRow="0" w:firstColumn="1" w:lastColumn="0" w:oddVBand="0" w:evenVBand="0" w:oddHBand="0" w:evenHBand="0" w:firstRowFirstColumn="0" w:firstRowLastColumn="0" w:lastRowFirstColumn="0" w:lastRowLastColumn="0"/>
+            <w:tcW w:w="2274" w:type="dxa"/>
+          </w:tcPr>
+          <w:p>
+            <w:pPr>
+              <w:rPr>
+                <w:rFonts w:ascii="Times New Roman" w:hAnsi="Times New Roman" w:cs="Times New Roman"/>
+                <w:lang w:eastAsia="en-GB"/>
+              </w:rPr>
+            </w:pPr>
+            <w:r>
+              <w:rPr>
+                <w:rFonts w:ascii="Times New Roman" w:hAnsi="Times New Roman" w:cs="Times New Roman"/>
+                <w:lang w:eastAsia="en-GB"/>
+              </w:rPr>
+              <w:t>pfpUrl</w:t>
+            </w:r>
+          </w:p>
+        </w:tc>
+        <w:tc>
+          <w:tcPr>
+            <w:tcW w:w="2274" w:type="dxa"/>
+          </w:tcPr>
+          <w:p>
+            <w:pPr>
+              <w:cnfStyle w:val="000000000000" w:firstRow="0" w:lastRow="0" w:firstColumn="0" w:lastColumn="0" w:oddVBand="0" w:evenVBand="0" w:oddHBand="0" w:evenHBand="0" w:firstRowFirstColumn="0" w:firstRowLastColumn="0" w:lastRowFirstColumn="0" w:lastRowLastColumn="0"/>
+              <w:rPr>
+                <w:rFonts w:ascii="Times New Roman" w:hAnsi="Times New Roman" w:cs="Times New Roman"/>
+                <w:lang w:eastAsia="en-GB"/>
+              </w:rPr>
+            </w:pPr>
+            <w:r>
+              <w:rPr>
+                <w:rFonts w:ascii="Times New Roman" w:hAnsi="Times New Roman" w:cs="Times New Roman"/>
+                <w:lang w:val="cs-CZ" w:eastAsia="en-GB"/>
+              </w:rPr>
+              <w:t>-</w:t>
+            </w:r>
+          </w:p>
+        </w:tc>
+        <w:tc>
+          <w:tcPr>
+            <w:tcW w:w="2274" w:type="dxa"/>
+          </w:tcPr>
+          <w:p>
+            <w:pPr>
+              <w:cnfStyle w:val="000000000000" w:firstRow="0" w:lastRow="0" w:firstColumn="0" w:lastColumn="0" w:oddVBand="0" w:evenVBand="0" w:oddHBand="0" w:evenHBand="0" w:firstRowFirstColumn="0" w:firstRowLastColumn="0" w:lastRowFirstColumn="0" w:lastRowLastColumn="0"/>
+              <w:rPr>
+                <w:rFonts w:ascii="Times New Roman" w:hAnsi="Times New Roman" w:cs="Times New Roman"/>
+                <w:lang w:eastAsia="en-GB"/>
+              </w:rPr>
+            </w:pPr>
+            <w:r>
+              <w:rPr>
+                <w:rFonts w:ascii="Times New Roman" w:hAnsi="Times New Roman" w:cs="Times New Roman"/>
+                <w:lang w:eastAsia="en-GB"/>
+              </w:rPr>
+              <w:t>TEXT</w:t>
+            </w:r>
+          </w:p>
+        </w:tc>
+        <w:tc>
+          <w:tcPr>
+            <w:tcW w:w="2274" w:type="dxa"/>
+          </w:tcPr>
+          <w:p>
+            <w:pPr>
+              <w:cnfStyle w:val="000000000000" w:firstRow="0" w:lastRow="0" w:firstColumn="0" w:lastColumn="0" w:oddVBand="0" w:evenVBand="0" w:oddHBand="0" w:evenHBand="0" w:firstRowFirstColumn="0" w:firstRowLastColumn="0" w:lastRowFirstColumn="0" w:lastRowLastColumn="0"/>
+              <w:rPr>
+                <w:rFonts w:ascii="Times New Roman" w:hAnsi="Times New Roman" w:cs="Times New Roman"/>
+                <w:lang w:eastAsia="en-GB"/>
+              </w:rPr>
+            </w:pPr>
+            <w:r>
+              <w:rPr>
+                <w:rFonts w:ascii="Times New Roman" w:hAnsi="Times New Roman" w:cs="Times New Roman"/>
+                <w:lang w:eastAsia="en-GB"/>
+              </w:rPr>
+              <w:t>NULL (Nepovinné)</w:t>
+            </w:r>
+          </w:p>
+        </w:tc>
+      </w:tr>
+      <w:tr>
+        <w:trPr>
+          <w:cnfStyle w:val="000000100000" w:firstRow="0" w:lastRow="0" w:firstColumn="0" w:lastColumn="0" w:oddVBand="0" w:evenVBand="0" w:oddHBand="1" w:evenHBand="0" w:firstRowFirstColumn="0" w:firstRowLastColumn="0" w:lastRowFirstColumn="0" w:lastRowLastColumn="0"/>
+          <w:trHeight w:val="363"/>
+        </w:trPr>
+        <w:tc>
+          <w:tcPr>
+            <w:cnfStyle w:val="001000000000" w:firstRow="0" w:lastRow="0" w:firstColumn="1" w:lastColumn="0" w:oddVBand="0" w:evenVBand="0" w:oddHBand="0" w:evenHBand="0" w:firstRowFirstColumn="0" w:firstRowLastColumn="0" w:lastRowFirstColumn="0" w:lastRowLastColumn="0"/>
+            <w:tcW w:w="2274" w:type="dxa"/>
+          </w:tcPr>
+          <w:p>
+            <w:pPr>
+              <w:rPr>
+                <w:rFonts w:ascii="Times New Roman" w:hAnsi="Times New Roman" w:cs="Times New Roman"/>
+                <w:lang w:eastAsia="en-GB"/>
+              </w:rPr>
+            </w:pPr>
+            <w:r>
+              <w:rPr>
+                <w:rFonts w:ascii="Times New Roman" w:hAnsi="Times New Roman" w:cs="Times New Roman"/>
+                <w:lang w:eastAsia="en-GB"/>
+              </w:rPr>
+              <w:t>createdAt</w:t>
+            </w:r>
+          </w:p>
+        </w:tc>
+        <w:tc>
+          <w:tcPr>
+            <w:tcW w:w="2274" w:type="dxa"/>
+          </w:tcPr>
+          <w:p>
+            <w:pPr>
+              <w:cnfStyle w:val="000000100000" w:firstRow="0" w:lastRow="0" w:firstColumn="0" w:lastColumn="0" w:oddVBand="0" w:evenVBand="0" w:oddHBand="1" w:evenHBand="0" w:firstRowFirstColumn="0" w:firstRowLastColumn="0" w:lastRowFirstColumn="0" w:lastRowLastColumn="0"/>
+              <w:rPr>
+                <w:rFonts w:ascii="Times New Roman" w:hAnsi="Times New Roman" w:cs="Times New Roman"/>
+                <w:lang w:eastAsia="en-GB"/>
+              </w:rPr>
+            </w:pPr>
+            <w:r>
+              <w:rPr>
+                <w:rFonts w:ascii="Times New Roman" w:hAnsi="Times New Roman" w:cs="Times New Roman"/>
+                <w:lang w:val="cs-CZ" w:eastAsia="en-GB"/>
+              </w:rPr>
+              <w:t>-</w:t>
+            </w:r>
+          </w:p>
+        </w:tc>
+        <w:tc>
+          <w:tcPr>
+            <w:tcW w:w="2274" w:type="dxa"/>
+          </w:tcPr>
+          <w:p>
+            <w:pPr>
+              <w:cnfStyle w:val="000000100000" w:firstRow="0" w:lastRow="0" w:firstColumn="0" w:lastColumn="0" w:oddVBand="0" w:evenVBand="0" w:oddHBand="1" w:evenHBand="0" w:firstRowFirstColumn="0" w:firstRowLastColumn="0" w:lastRowFirstColumn="0" w:lastRowLastColumn="0"/>
+              <w:rPr>
+                <w:rFonts w:ascii="Times New Roman" w:hAnsi="Times New Roman" w:cs="Times New Roman"/>
+                <w:lang w:eastAsia="en-GB"/>
+              </w:rPr>
+            </w:pPr>
+            <w:r>
+              <w:rPr>
+                <w:rFonts w:ascii="Times New Roman" w:hAnsi="Times New Roman" w:cs="Times New Roman"/>
+                <w:lang w:eastAsia="en-GB"/>
+              </w:rPr>
+              <w:t>TIMESTAMP</w:t>
+            </w:r>
+          </w:p>
+        </w:tc>
+        <w:tc>
+          <w:tcPr>
+            <w:tcW w:w="2274" w:type="dxa"/>
+          </w:tcPr>
+          <w:p>
+            <w:pPr>
+              <w:cnfStyle w:val="000000100000" w:firstRow="0" w:lastRow="0" w:firstColumn="0" w:lastColumn="0" w:oddVBand="0" w:evenVBand="0" w:oddHBand="1" w:evenHBand="0" w:firstRowFirstColumn="0" w:firstRowLastColumn="0" w:lastRowFirstColumn="0" w:lastRowLastColumn="0"/>
+              <w:rPr>
+                <w:rFonts w:ascii="Times New Roman" w:hAnsi="Times New Roman" w:cs="Times New Roman"/>
+                <w:lang w:eastAsia="en-GB"/>
+              </w:rPr>
+            </w:pPr>
+            <w:r>
+              <w:rPr>
+                <w:rFonts w:ascii="Times New Roman" w:hAnsi="Times New Roman" w:cs="Times New Roman"/>
+                <w:lang w:eastAsia="en-GB"/>
+              </w:rPr>
+              <w:t>NOT NULL</w:t>
+            </w:r>
+          </w:p>
+        </w:tc>
+      </w:tr>
+    </w:tbl>
+    <w:p>
+      <w:pPr>
+        <w:rPr>
+          <w:rFonts w:ascii="Times New Roman" w:hAnsi="Times New Roman" w:cs="Times New Roman"/>
+          <w:lang w:eastAsia="en-GB"/>
         </w:rPr>
       </w:pPr>
     </w:p>
     <w:p>
       <w:pPr>
-        <w:spacing w:line="360" w:lineRule="auto"/>
-        <w:rPr>
-          <w:rFonts w:ascii="Times New Roman" w:hAnsi="Times New Roman" w:cs="Times New Roman"/>
-        </w:rPr>
-      </w:pPr>
+        <w:rPr>
+          <w:rFonts w:ascii="Times New Roman" w:hAnsi="Times New Roman" w:cs="Times New Roman"/>
+          <w:lang w:eastAsia="en-GB"/>
+        </w:rPr>
+      </w:pPr>
+      <w:r>
+        <w:rPr>
+          <w:rFonts w:ascii="Times New Roman" w:hAnsi="Times New Roman" w:cs="Times New Roman"/>
+          <w:lang w:eastAsia="en-GB"/>
+        </w:rPr>
+        <w:t>Podrobný popis vlastnosti:</w:t>
+      </w:r>
     </w:p>
     <w:p>
       <w:pPr>
-        <w:spacing w:line="360" w:lineRule="auto"/>
-        <w:rPr>
-          <w:rFonts w:ascii="Times New Roman" w:hAnsi="Times New Roman" w:cs="Times New Roman"/>
-        </w:rPr>
-      </w:pPr>
+        <w:pStyle w:val="ListParagraph"/>
+        <w:numPr>
+          <w:ilvl w:val="0"/>
+          <w:numId w:val="7"/>
+        </w:numPr>
+        <w:rPr>
+          <w:rFonts w:ascii="Times New Roman" w:hAnsi="Times New Roman" w:cs="Times New Roman"/>
+          <w:lang w:eastAsia="en-GB"/>
+        </w:rPr>
+      </w:pPr>
+      <w:r>
+        <w:rPr>
+          <w:rFonts w:ascii="Times New Roman" w:hAnsi="Times New Roman" w:cs="Times New Roman"/>
+          <w:lang w:eastAsia="en-GB"/>
+        </w:rPr>
+        <w:t xml:space="preserve">id: Hlavní identifikační klíč typu </w:t>
+      </w:r>
+      <w:r>
+        <w:rPr>
+          <w:rFonts w:ascii="Times New Roman" w:hAnsi="Times New Roman" w:cs="Times New Roman"/>
+          <w:lang w:eastAsia="en-GB"/>
+        </w:rPr>
+        <w:t>CUID</w:t>
+      </w:r>
+      <w:r>
+        <w:rPr>
+          <w:rFonts w:ascii="Times New Roman" w:hAnsi="Times New Roman" w:cs="Times New Roman"/>
+          <w:lang w:eastAsia="en-GB"/>
+        </w:rPr>
+        <w:t xml:space="preserve"> (Collision-Resistant Unique Identifier)</w:t>
+      </w:r>
+      <w:r>
+        <w:rPr>
+          <w:rFonts w:ascii="Times New Roman" w:hAnsi="Times New Roman" w:cs="Times New Roman"/>
+          <w:lang w:eastAsia="en-GB"/>
+        </w:rPr>
+        <w:t>.</w:t>
+      </w:r>
     </w:p>
     <w:p>
       <w:pPr>
-        <w:spacing w:line="360" w:lineRule="auto"/>
-        <w:rPr>
-          <w:rFonts w:ascii="Times New Roman" w:hAnsi="Times New Roman" w:cs="Times New Roman"/>
-        </w:rPr>
-      </w:pPr>
+        <w:pStyle w:val="ListParagraph"/>
+        <w:numPr>
+          <w:ilvl w:val="0"/>
+          <w:numId w:val="7"/>
+        </w:numPr>
+        <w:rPr>
+          <w:rFonts w:ascii="Times New Roman" w:hAnsi="Times New Roman" w:cs="Times New Roman"/>
+          <w:lang w:eastAsia="en-GB"/>
+        </w:rPr>
+      </w:pPr>
+      <w:r>
+        <w:rPr>
+          <w:rFonts w:ascii="Times New Roman" w:hAnsi="Times New Roman" w:cs="Times New Roman"/>
+          <w:lang w:eastAsia="en-GB"/>
+        </w:rPr>
+        <w:t xml:space="preserve">username a email: </w:t>
+      </w:r>
+      <w:r>
+        <w:rPr>
+          <w:rFonts w:ascii="Times New Roman" w:hAnsi="Times New Roman" w:cs="Times New Roman"/>
+          <w:lang w:eastAsia="en-GB"/>
+        </w:rPr>
+        <w:t>Tyto</w:t>
+      </w:r>
+      <w:r>
+        <w:rPr>
+          <w:rFonts w:ascii="Times New Roman" w:hAnsi="Times New Roman" w:cs="Times New Roman"/>
+          <w:lang w:eastAsia="en-GB"/>
+        </w:rPr>
+        <w:t xml:space="preserve"> dva </w:t>
+      </w:r>
+      <w:r>
+        <w:rPr>
+          <w:rFonts w:ascii="Times New Roman" w:hAnsi="Times New Roman" w:cs="Times New Roman"/>
+          <w:lang w:eastAsia="en-GB"/>
+        </w:rPr>
+        <w:t>údaje musí</w:t>
+      </w:r>
+      <w:r>
+        <w:rPr>
+          <w:rFonts w:ascii="Times New Roman" w:hAnsi="Times New Roman" w:cs="Times New Roman"/>
+          <w:lang w:eastAsia="en-GB"/>
+        </w:rPr>
+        <w:t xml:space="preserve"> </w:t>
+      </w:r>
+      <w:r>
+        <w:rPr>
+          <w:rFonts w:ascii="Times New Roman" w:hAnsi="Times New Roman" w:cs="Times New Roman"/>
+          <w:lang w:eastAsia="en-GB"/>
+        </w:rPr>
+        <w:t>být</w:t>
+      </w:r>
+      <w:r>
+        <w:rPr>
+          <w:rFonts w:ascii="Times New Roman" w:hAnsi="Times New Roman" w:cs="Times New Roman"/>
+          <w:lang w:eastAsia="en-GB"/>
+        </w:rPr>
+        <w:t xml:space="preserve"> v </w:t>
+      </w:r>
+      <w:r>
+        <w:rPr>
+          <w:rFonts w:ascii="Times New Roman" w:hAnsi="Times New Roman" w:cs="Times New Roman"/>
+          <w:lang w:eastAsia="en-GB"/>
+        </w:rPr>
+        <w:t>celé</w:t>
+      </w:r>
+      <w:r>
+        <w:rPr>
+          <w:rFonts w:ascii="Times New Roman" w:hAnsi="Times New Roman" w:cs="Times New Roman"/>
+          <w:lang w:eastAsia="en-GB"/>
+        </w:rPr>
+        <w:t xml:space="preserve"> </w:t>
+      </w:r>
+      <w:r>
+        <w:rPr>
+          <w:rFonts w:ascii="Times New Roman" w:hAnsi="Times New Roman" w:cs="Times New Roman"/>
+          <w:lang w:eastAsia="en-GB"/>
+        </w:rPr>
+        <w:t>databáze</w:t>
+      </w:r>
+      <w:r>
+        <w:rPr>
+          <w:rFonts w:ascii="Times New Roman" w:hAnsi="Times New Roman" w:cs="Times New Roman"/>
+          <w:lang w:eastAsia="en-GB"/>
+        </w:rPr>
+        <w:t xml:space="preserve"> </w:t>
+      </w:r>
+      <w:r>
+        <w:rPr>
+          <w:rFonts w:ascii="Times New Roman" w:hAnsi="Times New Roman" w:cs="Times New Roman"/>
+          <w:lang w:eastAsia="en-GB"/>
+        </w:rPr>
+        <w:t>unikátní</w:t>
+      </w:r>
+      <w:r>
+        <w:rPr>
+          <w:rFonts w:ascii="Times New Roman" w:hAnsi="Times New Roman" w:cs="Times New Roman"/>
+          <w:lang w:eastAsia="en-GB"/>
+        </w:rPr>
+        <w:t xml:space="preserve">. </w:t>
+      </w:r>
+      <w:r>
+        <w:rPr>
+          <w:rFonts w:ascii="Times New Roman" w:hAnsi="Times New Roman" w:cs="Times New Roman"/>
+          <w:lang w:eastAsia="en-GB"/>
+        </w:rPr>
+        <w:t>Sýstem nedovolí</w:t>
+      </w:r>
+      <w:r>
+        <w:rPr>
+          <w:rFonts w:ascii="Times New Roman" w:hAnsi="Times New Roman" w:cs="Times New Roman"/>
+          <w:lang w:eastAsia="en-GB"/>
+        </w:rPr>
+        <w:t xml:space="preserve"> zaregistrovat dva </w:t>
+      </w:r>
+      <w:r>
+        <w:rPr>
+          <w:rFonts w:ascii="Times New Roman" w:hAnsi="Times New Roman" w:cs="Times New Roman"/>
+          <w:lang w:eastAsia="en-GB"/>
+        </w:rPr>
+        <w:t>lidi</w:t>
+      </w:r>
+      <w:r>
+        <w:rPr>
+          <w:rFonts w:ascii="Times New Roman" w:hAnsi="Times New Roman" w:cs="Times New Roman"/>
+          <w:lang w:eastAsia="en-GB"/>
+        </w:rPr>
+        <w:t xml:space="preserve"> se </w:t>
+      </w:r>
+      <w:r>
+        <w:rPr>
+          <w:rFonts w:ascii="Times New Roman" w:hAnsi="Times New Roman" w:cs="Times New Roman"/>
+          <w:lang w:eastAsia="en-GB"/>
+        </w:rPr>
+        <w:t>stejným</w:t>
+      </w:r>
+      <w:r>
+        <w:rPr>
+          <w:rFonts w:ascii="Times New Roman" w:hAnsi="Times New Roman" w:cs="Times New Roman"/>
+          <w:lang w:eastAsia="en-GB"/>
+        </w:rPr>
+        <w:t xml:space="preserve"> </w:t>
+      </w:r>
+      <w:r>
+        <w:rPr>
+          <w:rFonts w:ascii="Times New Roman" w:hAnsi="Times New Roman" w:cs="Times New Roman"/>
+          <w:lang w:eastAsia="en-GB"/>
+        </w:rPr>
+        <w:t>emailem</w:t>
+      </w:r>
+      <w:r>
+        <w:rPr>
+          <w:rFonts w:ascii="Times New Roman" w:hAnsi="Times New Roman" w:cs="Times New Roman"/>
+          <w:lang w:eastAsia="en-GB"/>
+        </w:rPr>
+        <w:t xml:space="preserve"> nebo </w:t>
+      </w:r>
+      <w:r>
+        <w:rPr>
+          <w:rFonts w:ascii="Times New Roman" w:hAnsi="Times New Roman" w:cs="Times New Roman"/>
+          <w:lang w:eastAsia="en-GB"/>
+        </w:rPr>
+        <w:t>přihlašovacím jménem</w:t>
+      </w:r>
+      <w:r>
+        <w:rPr>
+          <w:rFonts w:ascii="Times New Roman" w:hAnsi="Times New Roman" w:cs="Times New Roman"/>
+          <w:lang w:eastAsia="en-GB"/>
+        </w:rPr>
+        <w:t>.</w:t>
+      </w:r>
+      <w:r>
+        <w:rPr>
+          <w:rFonts w:ascii="Times New Roman" w:hAnsi="Times New Roman" w:cs="Times New Roman"/>
+          <w:lang w:eastAsia="en-GB"/>
+        </w:rPr>
+        <w:t xml:space="preserve"> Oba údaje slouží také pro přihlašování do aplikace.</w:t>
+      </w:r>
     </w:p>
     <w:p>
       <w:pPr>
+        <w:pStyle w:val="ListParagraph"/>
+        <w:numPr>
+          <w:ilvl w:val="0"/>
+          <w:numId w:val="7"/>
+        </w:numPr>
+        <w:rPr>
+          <w:rFonts w:ascii="Times New Roman" w:hAnsi="Times New Roman" w:cs="Times New Roman"/>
+          <w:lang w:eastAsia="en-GB"/>
+        </w:rPr>
+      </w:pPr>
+      <w:r>
+        <w:rPr>
+          <w:rFonts w:ascii="Times New Roman" w:hAnsi="Times New Roman" w:cs="Times New Roman"/>
+          <w:lang w:eastAsia="en-GB"/>
+        </w:rPr>
+        <w:t xml:space="preserve">name a pfpUrl: Tato pole jsou </w:t>
+      </w:r>
+      <w:r>
+        <w:rPr>
+          <w:rFonts w:ascii="Times New Roman" w:hAnsi="Times New Roman" w:cs="Times New Roman"/>
+          <w:lang w:eastAsia="en-GB"/>
+        </w:rPr>
+        <w:t>dobrovolná</w:t>
+      </w:r>
+      <w:r>
+        <w:rPr>
+          <w:rFonts w:ascii="Times New Roman" w:hAnsi="Times New Roman" w:cs="Times New Roman"/>
+          <w:lang w:eastAsia="en-GB"/>
+        </w:rPr>
+        <w:t xml:space="preserve">, pokud uzivatel </w:t>
+      </w:r>
+      <w:r>
+        <w:rPr>
+          <w:rFonts w:ascii="Times New Roman" w:hAnsi="Times New Roman" w:cs="Times New Roman"/>
+          <w:lang w:eastAsia="en-GB"/>
+        </w:rPr>
+        <w:t>nechce</w:t>
+      </w:r>
+      <w:r>
+        <w:rPr>
+          <w:rFonts w:ascii="Times New Roman" w:hAnsi="Times New Roman" w:cs="Times New Roman"/>
+          <w:lang w:eastAsia="en-GB"/>
+        </w:rPr>
+        <w:t xml:space="preserve"> </w:t>
+      </w:r>
+      <w:r>
+        <w:rPr>
+          <w:rFonts w:ascii="Times New Roman" w:hAnsi="Times New Roman" w:cs="Times New Roman"/>
+          <w:lang w:eastAsia="en-GB"/>
+        </w:rPr>
+        <w:t>vyplnit své</w:t>
+      </w:r>
+      <w:r>
+        <w:rPr>
+          <w:rFonts w:ascii="Times New Roman" w:hAnsi="Times New Roman" w:cs="Times New Roman"/>
+          <w:lang w:eastAsia="en-GB"/>
+        </w:rPr>
+        <w:t xml:space="preserve"> </w:t>
+      </w:r>
+      <w:r>
+        <w:rPr>
+          <w:rFonts w:ascii="Times New Roman" w:hAnsi="Times New Roman" w:cs="Times New Roman"/>
+          <w:lang w:eastAsia="en-GB"/>
+        </w:rPr>
+        <w:t>jméno nebo nahrát</w:t>
+      </w:r>
+      <w:r>
+        <w:rPr>
+          <w:rFonts w:ascii="Times New Roman" w:hAnsi="Times New Roman" w:cs="Times New Roman"/>
+          <w:lang w:eastAsia="en-GB"/>
+        </w:rPr>
+        <w:t xml:space="preserve"> </w:t>
+      </w:r>
+      <w:r>
+        <w:rPr>
+          <w:rFonts w:ascii="Times New Roman" w:hAnsi="Times New Roman" w:cs="Times New Roman"/>
+          <w:lang w:eastAsia="en-GB"/>
+        </w:rPr>
+        <w:t>profilový obrázek</w:t>
+      </w:r>
+      <w:r>
+        <w:rPr>
+          <w:rFonts w:ascii="Times New Roman" w:hAnsi="Times New Roman" w:cs="Times New Roman"/>
+          <w:lang w:eastAsia="en-GB"/>
+        </w:rPr>
+        <w:t xml:space="preserve"> pro </w:t>
+      </w:r>
+      <w:r>
+        <w:rPr>
+          <w:rFonts w:ascii="Times New Roman" w:hAnsi="Times New Roman" w:cs="Times New Roman"/>
+          <w:lang w:eastAsia="en-GB"/>
+        </w:rPr>
+        <w:t>zobrazení</w:t>
+      </w:r>
+      <w:r>
+        <w:rPr>
+          <w:rFonts w:ascii="Times New Roman" w:hAnsi="Times New Roman" w:cs="Times New Roman"/>
+          <w:lang w:eastAsia="en-GB"/>
+        </w:rPr>
+        <w:t xml:space="preserve"> </w:t>
+      </w:r>
+      <w:r>
+        <w:rPr>
+          <w:rFonts w:ascii="Times New Roman" w:hAnsi="Times New Roman" w:cs="Times New Roman"/>
+          <w:lang w:eastAsia="en-GB"/>
+        </w:rPr>
+        <w:t xml:space="preserve">na </w:t>
+      </w:r>
+      <w:r>
+        <w:rPr>
+          <w:rFonts w:ascii="Times New Roman" w:hAnsi="Times New Roman" w:cs="Times New Roman"/>
+          <w:lang w:eastAsia="en-GB"/>
+        </w:rPr>
+        <w:t xml:space="preserve">profilu, </w:t>
+      </w:r>
+      <w:r>
+        <w:rPr>
+          <w:rFonts w:ascii="Times New Roman" w:hAnsi="Times New Roman" w:cs="Times New Roman"/>
+          <w:lang w:eastAsia="en-GB"/>
+        </w:rPr>
+        <w:t>zůstane v databázi prázdná</w:t>
+      </w:r>
+      <w:r>
+        <w:rPr>
+          <w:rFonts w:ascii="Times New Roman" w:hAnsi="Times New Roman" w:cs="Times New Roman"/>
+          <w:lang w:eastAsia="en-GB"/>
+        </w:rPr>
+        <w:t xml:space="preserve"> hodnota</w:t>
+      </w:r>
+      <w:r>
+        <w:rPr>
+          <w:rFonts w:ascii="Times New Roman" w:hAnsi="Times New Roman" w:cs="Times New Roman"/>
+          <w:lang w:eastAsia="en-GB"/>
+        </w:rPr>
+        <w:t xml:space="preserve"> </w:t>
+      </w:r>
+      <w:r>
+        <w:rPr>
+          <w:rFonts w:ascii="Times New Roman" w:hAnsi="Times New Roman" w:cs="Times New Roman"/>
+          <w:lang w:eastAsia="en-GB"/>
+        </w:rPr>
+        <w:t>(</w:t>
+      </w:r>
+      <w:r>
+        <w:rPr>
+          <w:rFonts w:ascii="Times New Roman" w:hAnsi="Times New Roman" w:cs="Times New Roman"/>
+          <w:lang w:eastAsia="en-GB"/>
+        </w:rPr>
+        <w:t>NULL</w:t>
+      </w:r>
+      <w:r>
+        <w:rPr>
+          <w:rFonts w:ascii="Times New Roman" w:hAnsi="Times New Roman" w:cs="Times New Roman"/>
+          <w:lang w:eastAsia="en-GB"/>
+        </w:rPr>
+        <w:t>)</w:t>
+      </w:r>
+      <w:r>
+        <w:rPr>
+          <w:rFonts w:ascii="Times New Roman" w:hAnsi="Times New Roman" w:cs="Times New Roman"/>
+          <w:lang w:eastAsia="en-GB"/>
+        </w:rPr>
+        <w:t>.</w:t>
+      </w:r>
+    </w:p>
+    <w:p>
+      <w:pPr>
+        <w:pStyle w:val="ListParagraph"/>
+        <w:numPr>
+          <w:ilvl w:val="0"/>
+          <w:numId w:val="7"/>
+        </w:numPr>
+        <w:rPr>
+          <w:rFonts w:ascii="Times New Roman" w:hAnsi="Times New Roman" w:cs="Times New Roman"/>
+          <w:lang w:eastAsia="en-GB"/>
+        </w:rPr>
+      </w:pPr>
+      <w:r>
+        <w:rPr>
+          <w:rFonts w:ascii="Times New Roman" w:hAnsi="Times New Roman" w:cs="Times New Roman"/>
+          <w:lang w:eastAsia="en-GB"/>
+        </w:rPr>
+        <w:t xml:space="preserve">password: </w:t>
+      </w:r>
+      <w:r>
+        <w:rPr>
+          <w:rFonts w:ascii="Times New Roman" w:hAnsi="Times New Roman" w:cs="Times New Roman"/>
+          <w:lang w:eastAsia="en-GB"/>
+        </w:rPr>
+        <w:t>P</w:t>
+      </w:r>
+      <w:r>
+        <w:rPr>
+          <w:rFonts w:ascii="Times New Roman" w:hAnsi="Times New Roman" w:cs="Times New Roman"/>
+          <w:lang w:eastAsia="en-GB"/>
+        </w:rPr>
+        <w:t xml:space="preserve">ovinné pole, do </w:t>
+      </w:r>
+      <w:r>
+        <w:rPr>
+          <w:rFonts w:ascii="Times New Roman" w:hAnsi="Times New Roman" w:cs="Times New Roman"/>
+          <w:lang w:eastAsia="en-GB"/>
+        </w:rPr>
+        <w:t>kterého</w:t>
+      </w:r>
+      <w:r>
+        <w:rPr>
+          <w:rFonts w:ascii="Times New Roman" w:hAnsi="Times New Roman" w:cs="Times New Roman"/>
+          <w:lang w:eastAsia="en-GB"/>
+        </w:rPr>
+        <w:t xml:space="preserve"> se</w:t>
+      </w:r>
+      <w:r>
+        <w:rPr>
+          <w:rFonts w:ascii="Times New Roman" w:hAnsi="Times New Roman" w:cs="Times New Roman"/>
+          <w:lang w:eastAsia="en-GB"/>
+        </w:rPr>
+        <w:t xml:space="preserve"> </w:t>
+      </w:r>
+      <w:r>
+        <w:rPr>
+          <w:rFonts w:ascii="Times New Roman" w:hAnsi="Times New Roman" w:cs="Times New Roman"/>
+          <w:lang w:eastAsia="en-GB"/>
+        </w:rPr>
+        <w:t xml:space="preserve"> z </w:t>
+      </w:r>
+      <w:r>
+        <w:rPr>
+          <w:rFonts w:ascii="Times New Roman" w:hAnsi="Times New Roman" w:cs="Times New Roman"/>
+          <w:lang w:eastAsia="en-GB"/>
+        </w:rPr>
+        <w:t>bezpečnostních</w:t>
+      </w:r>
+      <w:r>
+        <w:rPr>
+          <w:rFonts w:ascii="Times New Roman" w:hAnsi="Times New Roman" w:cs="Times New Roman"/>
+          <w:lang w:eastAsia="en-GB"/>
+        </w:rPr>
+        <w:t xml:space="preserve"> </w:t>
+      </w:r>
+      <w:r>
+        <w:rPr>
+          <w:rFonts w:ascii="Times New Roman" w:hAnsi="Times New Roman" w:cs="Times New Roman"/>
+          <w:lang w:eastAsia="en-GB"/>
+        </w:rPr>
+        <w:t>důvodů ukládá</w:t>
+      </w:r>
+      <w:r>
+        <w:rPr>
+          <w:rFonts w:ascii="Times New Roman" w:hAnsi="Times New Roman" w:cs="Times New Roman"/>
+          <w:lang w:eastAsia="en-GB"/>
+        </w:rPr>
+        <w:t xml:space="preserve"> </w:t>
+      </w:r>
+      <w:r>
+        <w:rPr>
+          <w:rFonts w:ascii="Times New Roman" w:hAnsi="Times New Roman" w:cs="Times New Roman"/>
+          <w:lang w:eastAsia="en-GB"/>
+        </w:rPr>
+        <w:t>vygenerovaný</w:t>
+      </w:r>
+      <w:r>
+        <w:rPr>
+          <w:rFonts w:ascii="Times New Roman" w:hAnsi="Times New Roman" w:cs="Times New Roman"/>
+          <w:lang w:eastAsia="en-GB"/>
+        </w:rPr>
+        <w:t xml:space="preserve"> hash hesla.</w:t>
+      </w:r>
+    </w:p>
+    <w:p>
+      <w:pPr>
+        <w:pStyle w:val="ListParagraph"/>
+        <w:rPr>
+          <w:rFonts w:ascii="Times New Roman" w:hAnsi="Times New Roman" w:cs="Times New Roman"/>
+          <w:lang w:eastAsia="en-GB"/>
+        </w:rPr>
+      </w:pPr>
+    </w:p>
+    <w:p>
+      <w:pPr>
+        <w:pStyle w:val="Heading3"/>
+        <w:rPr>
+          <w:rFonts w:ascii="Times New Roman" w:hAnsi="Times New Roman" w:cs="Times New Roman"/>
+          <w:lang w:eastAsia="en-GB"/>
+        </w:rPr>
+      </w:pPr>
+      <w:bookmarkStart w:id="12" w:name="_Toc230990311"/>
+      <w:r>
+        <w:rPr>
+          <w:rFonts w:ascii="Times New Roman" w:hAnsi="Times New Roman" w:cs="Times New Roman"/>
+          <w:lang w:eastAsia="en-GB"/>
+        </w:rPr>
+        <w:t>Entita Sessions</w:t>
+      </w:r>
+      <w:bookmarkEnd w:id="12"/>
+    </w:p>
+    <w:tbl>
+      <w:tblPr>
+        <w:tblStyle w:val="ListTable2-Accent4"/>
+        <w:tblW w:w="9096" w:type="dxa"/>
+        <w:tblLook w:val="04A0" w:firstRow="1" w:lastRow="0" w:firstColumn="1" w:lastColumn="0" w:noHBand="0" w:noVBand="1"/>
+      </w:tblPr>
+      <w:tblGrid>
+        <w:gridCol w:w="2274"/>
+        <w:gridCol w:w="2274"/>
+        <w:gridCol w:w="2274"/>
+        <w:gridCol w:w="2274"/>
+      </w:tblGrid>
+      <w:tr>
+        <w:trPr>
+          <w:cnfStyle w:val="100000000000" w:firstRow="1" w:lastRow="0" w:firstColumn="0" w:lastColumn="0" w:oddVBand="0" w:evenVBand="0" w:oddHBand="0" w:evenHBand="0" w:firstRowFirstColumn="0" w:firstRowLastColumn="0" w:lastRowFirstColumn="0" w:lastRowLastColumn="0"/>
+          <w:trHeight w:val="363"/>
+        </w:trPr>
+        <w:tc>
+          <w:tcPr>
+            <w:cnfStyle w:val="001000000000" w:firstRow="0" w:lastRow="0" w:firstColumn="1" w:lastColumn="0" w:oddVBand="0" w:evenVBand="0" w:oddHBand="0" w:evenHBand="0" w:firstRowFirstColumn="0" w:firstRowLastColumn="0" w:lastRowFirstColumn="0" w:lastRowLastColumn="0"/>
+            <w:tcW w:w="2274" w:type="dxa"/>
+          </w:tcPr>
+          <w:p>
+            <w:pPr>
+              <w:rPr>
+                <w:rFonts w:ascii="Times New Roman" w:hAnsi="Times New Roman" w:cs="Times New Roman"/>
+                <w:lang w:eastAsia="en-GB"/>
+              </w:rPr>
+            </w:pPr>
+            <w:r>
+              <w:rPr>
+                <w:rFonts w:ascii="Times New Roman" w:hAnsi="Times New Roman" w:cs="Times New Roman"/>
+                <w:lang w:eastAsia="en-GB"/>
+              </w:rPr>
+              <w:t>Sloupec</w:t>
+            </w:r>
+          </w:p>
+        </w:tc>
+        <w:tc>
+          <w:tcPr>
+            <w:tcW w:w="2274" w:type="dxa"/>
+          </w:tcPr>
+          <w:p>
+            <w:pPr>
+              <w:cnfStyle w:val="100000000000" w:firstRow="1" w:lastRow="0" w:firstColumn="0" w:lastColumn="0" w:oddVBand="0" w:evenVBand="0" w:oddHBand="0" w:evenHBand="0" w:firstRowFirstColumn="0" w:firstRowLastColumn="0" w:lastRowFirstColumn="0" w:lastRowLastColumn="0"/>
+              <w:rPr>
+                <w:rFonts w:ascii="Times New Roman" w:hAnsi="Times New Roman" w:cs="Times New Roman"/>
+                <w:lang w:val="cs-CZ" w:eastAsia="en-GB"/>
+              </w:rPr>
+            </w:pPr>
+            <w:r>
+              <w:rPr>
+                <w:rFonts w:ascii="Times New Roman" w:hAnsi="Times New Roman" w:cs="Times New Roman"/>
+                <w:lang w:eastAsia="en-GB"/>
+              </w:rPr>
+              <w:t>Klíč</w:t>
+            </w:r>
+          </w:p>
+        </w:tc>
+        <w:tc>
+          <w:tcPr>
+            <w:tcW w:w="2274" w:type="dxa"/>
+          </w:tcPr>
+          <w:p>
+            <w:pPr>
+              <w:cnfStyle w:val="100000000000" w:firstRow="1" w:lastRow="0" w:firstColumn="0" w:lastColumn="0" w:oddVBand="0" w:evenVBand="0" w:oddHBand="0" w:evenHBand="0" w:firstRowFirstColumn="0" w:firstRowLastColumn="0" w:lastRowFirstColumn="0" w:lastRowLastColumn="0"/>
+              <w:rPr>
+                <w:rFonts w:ascii="Times New Roman" w:hAnsi="Times New Roman" w:cs="Times New Roman"/>
+                <w:lang w:eastAsia="en-GB"/>
+              </w:rPr>
+            </w:pPr>
+            <w:r>
+              <w:rPr>
+                <w:rFonts w:ascii="Times New Roman" w:hAnsi="Times New Roman" w:cs="Times New Roman"/>
+                <w:lang w:eastAsia="en-GB"/>
+              </w:rPr>
+              <w:t>Typ</w:t>
+            </w:r>
+          </w:p>
+        </w:tc>
+        <w:tc>
+          <w:tcPr>
+            <w:tcW w:w="2274" w:type="dxa"/>
+          </w:tcPr>
+          <w:p>
+            <w:pPr>
+              <w:cnfStyle w:val="100000000000" w:firstRow="1" w:lastRow="0" w:firstColumn="0" w:lastColumn="0" w:oddVBand="0" w:evenVBand="0" w:oddHBand="0" w:evenHBand="0" w:firstRowFirstColumn="0" w:firstRowLastColumn="0" w:lastRowFirstColumn="0" w:lastRowLastColumn="0"/>
+              <w:rPr>
+                <w:rFonts w:ascii="Times New Roman" w:hAnsi="Times New Roman" w:cs="Times New Roman"/>
+                <w:lang w:eastAsia="en-GB"/>
+              </w:rPr>
+            </w:pPr>
+            <w:r>
+              <w:rPr>
+                <w:rFonts w:ascii="Times New Roman" w:hAnsi="Times New Roman" w:cs="Times New Roman"/>
+                <w:lang w:eastAsia="en-GB"/>
+              </w:rPr>
+              <w:t>Povinné</w:t>
+            </w:r>
+          </w:p>
+        </w:tc>
+      </w:tr>
+      <w:tr>
+        <w:trPr>
+          <w:cnfStyle w:val="000000100000" w:firstRow="0" w:lastRow="0" w:firstColumn="0" w:lastColumn="0" w:oddVBand="0" w:evenVBand="0" w:oddHBand="1" w:evenHBand="0" w:firstRowFirstColumn="0" w:firstRowLastColumn="0" w:lastRowFirstColumn="0" w:lastRowLastColumn="0"/>
+          <w:trHeight w:val="363"/>
+        </w:trPr>
+        <w:tc>
+          <w:tcPr>
+            <w:cnfStyle w:val="001000000000" w:firstRow="0" w:lastRow="0" w:firstColumn="1" w:lastColumn="0" w:oddVBand="0" w:evenVBand="0" w:oddHBand="0" w:evenHBand="0" w:firstRowFirstColumn="0" w:firstRowLastColumn="0" w:lastRowFirstColumn="0" w:lastRowLastColumn="0"/>
+            <w:tcW w:w="2274" w:type="dxa"/>
+          </w:tcPr>
+          <w:p>
+            <w:pPr>
+              <w:rPr>
+                <w:rFonts w:ascii="Times New Roman" w:hAnsi="Times New Roman" w:cs="Times New Roman"/>
+                <w:lang w:eastAsia="en-GB"/>
+              </w:rPr>
+            </w:pPr>
+            <w:r>
+              <w:rPr>
+                <w:rFonts w:ascii="Times New Roman" w:hAnsi="Times New Roman" w:cs="Times New Roman"/>
+                <w:lang w:eastAsia="en-GB"/>
+              </w:rPr>
+              <w:lastRenderedPageBreak/>
+              <w:t>id</w:t>
+            </w:r>
+          </w:p>
+        </w:tc>
+        <w:tc>
+          <w:tcPr>
+            <w:tcW w:w="2274" w:type="dxa"/>
+          </w:tcPr>
+          <w:p>
+            <w:pPr>
+              <w:cnfStyle w:val="000000100000" w:firstRow="0" w:lastRow="0" w:firstColumn="0" w:lastColumn="0" w:oddVBand="0" w:evenVBand="0" w:oddHBand="1" w:evenHBand="0" w:firstRowFirstColumn="0" w:firstRowLastColumn="0" w:lastRowFirstColumn="0" w:lastRowLastColumn="0"/>
+              <w:rPr>
+                <w:rFonts w:ascii="Times New Roman" w:hAnsi="Times New Roman" w:cs="Times New Roman"/>
+                <w:lang w:eastAsia="en-GB"/>
+              </w:rPr>
+            </w:pPr>
+            <w:r>
+              <w:rPr>
+                <w:rFonts w:ascii="Times New Roman" w:hAnsi="Times New Roman" w:cs="Times New Roman"/>
+                <w:lang w:eastAsia="en-GB"/>
+              </w:rPr>
+              <w:t>PK</w:t>
+            </w:r>
+          </w:p>
+        </w:tc>
+        <w:tc>
+          <w:tcPr>
+            <w:tcW w:w="2274" w:type="dxa"/>
+          </w:tcPr>
+          <w:p>
+            <w:pPr>
+              <w:cnfStyle w:val="000000100000" w:firstRow="0" w:lastRow="0" w:firstColumn="0" w:lastColumn="0" w:oddVBand="0" w:evenVBand="0" w:oddHBand="1" w:evenHBand="0" w:firstRowFirstColumn="0" w:firstRowLastColumn="0" w:lastRowFirstColumn="0" w:lastRowLastColumn="0"/>
+              <w:rPr>
+                <w:rFonts w:ascii="Times New Roman" w:hAnsi="Times New Roman" w:cs="Times New Roman"/>
+                <w:lang w:eastAsia="en-GB"/>
+              </w:rPr>
+            </w:pPr>
+            <w:r>
+              <w:rPr>
+                <w:rFonts w:ascii="Times New Roman" w:hAnsi="Times New Roman" w:cs="Times New Roman"/>
+                <w:lang w:eastAsia="en-GB"/>
+              </w:rPr>
+              <w:t>VARCHAR</w:t>
+            </w:r>
+          </w:p>
+        </w:tc>
+        <w:tc>
+          <w:tcPr>
+            <w:tcW w:w="2274" w:type="dxa"/>
+          </w:tcPr>
+          <w:p>
+            <w:pPr>
+              <w:cnfStyle w:val="000000100000" w:firstRow="0" w:lastRow="0" w:firstColumn="0" w:lastColumn="0" w:oddVBand="0" w:evenVBand="0" w:oddHBand="1" w:evenHBand="0" w:firstRowFirstColumn="0" w:firstRowLastColumn="0" w:lastRowFirstColumn="0" w:lastRowLastColumn="0"/>
+              <w:rPr>
+                <w:rFonts w:ascii="Times New Roman" w:hAnsi="Times New Roman" w:cs="Times New Roman"/>
+                <w:lang w:eastAsia="en-GB"/>
+              </w:rPr>
+            </w:pPr>
+            <w:r>
+              <w:rPr>
+                <w:rFonts w:ascii="Times New Roman" w:hAnsi="Times New Roman" w:cs="Times New Roman"/>
+                <w:lang w:eastAsia="en-GB"/>
+              </w:rPr>
+              <w:t>NOT NULL</w:t>
+            </w:r>
+          </w:p>
+        </w:tc>
+      </w:tr>
+      <w:tr>
+        <w:trPr>
+          <w:trHeight w:val="381"/>
+        </w:trPr>
+        <w:tc>
+          <w:tcPr>
+            <w:cnfStyle w:val="001000000000" w:firstRow="0" w:lastRow="0" w:firstColumn="1" w:lastColumn="0" w:oddVBand="0" w:evenVBand="0" w:oddHBand="0" w:evenHBand="0" w:firstRowFirstColumn="0" w:firstRowLastColumn="0" w:lastRowFirstColumn="0" w:lastRowLastColumn="0"/>
+            <w:tcW w:w="2274" w:type="dxa"/>
+          </w:tcPr>
+          <w:p>
+            <w:pPr>
+              <w:rPr>
+                <w:rFonts w:ascii="Times New Roman" w:hAnsi="Times New Roman" w:cs="Times New Roman"/>
+                <w:lang w:eastAsia="en-GB"/>
+              </w:rPr>
+            </w:pPr>
+            <w:r>
+              <w:rPr>
+                <w:rFonts w:ascii="Times New Roman" w:hAnsi="Times New Roman" w:cs="Times New Roman"/>
+                <w:lang w:eastAsia="en-GB"/>
+              </w:rPr>
+              <w:t>userId</w:t>
+            </w:r>
+          </w:p>
+        </w:tc>
+        <w:tc>
+          <w:tcPr>
+            <w:tcW w:w="2274" w:type="dxa"/>
+          </w:tcPr>
+          <w:p>
+            <w:pPr>
+              <w:cnfStyle w:val="000000000000" w:firstRow="0" w:lastRow="0" w:firstColumn="0" w:lastColumn="0" w:oddVBand="0" w:evenVBand="0" w:oddHBand="0" w:evenHBand="0" w:firstRowFirstColumn="0" w:firstRowLastColumn="0" w:lastRowFirstColumn="0" w:lastRowLastColumn="0"/>
+              <w:rPr>
+                <w:rFonts w:ascii="Times New Roman" w:hAnsi="Times New Roman" w:cs="Times New Roman"/>
+                <w:lang w:val="cs-CZ" w:eastAsia="en-GB"/>
+              </w:rPr>
+            </w:pPr>
+            <w:r>
+              <w:rPr>
+                <w:rFonts w:ascii="Times New Roman" w:hAnsi="Times New Roman" w:cs="Times New Roman"/>
+                <w:lang w:val="cs-CZ" w:eastAsia="en-GB"/>
+              </w:rPr>
+              <w:t>FK</w:t>
+            </w:r>
+          </w:p>
+        </w:tc>
+        <w:tc>
+          <w:tcPr>
+            <w:tcW w:w="2274" w:type="dxa"/>
+          </w:tcPr>
+          <w:p>
+            <w:pPr>
+              <w:cnfStyle w:val="000000000000" w:firstRow="0" w:lastRow="0" w:firstColumn="0" w:lastColumn="0" w:oddVBand="0" w:evenVBand="0" w:oddHBand="0" w:evenHBand="0" w:firstRowFirstColumn="0" w:firstRowLastColumn="0" w:lastRowFirstColumn="0" w:lastRowLastColumn="0"/>
+              <w:rPr>
+                <w:rFonts w:ascii="Times New Roman" w:hAnsi="Times New Roman" w:cs="Times New Roman"/>
+                <w:lang w:eastAsia="en-GB"/>
+              </w:rPr>
+            </w:pPr>
+            <w:r>
+              <w:rPr>
+                <w:rFonts w:ascii="Times New Roman" w:hAnsi="Times New Roman" w:cs="Times New Roman"/>
+                <w:lang w:eastAsia="en-GB"/>
+              </w:rPr>
+              <w:t>VARCHAR</w:t>
+            </w:r>
+          </w:p>
+        </w:tc>
+        <w:tc>
+          <w:tcPr>
+            <w:tcW w:w="2274" w:type="dxa"/>
+          </w:tcPr>
+          <w:p>
+            <w:pPr>
+              <w:cnfStyle w:val="000000000000" w:firstRow="0" w:lastRow="0" w:firstColumn="0" w:lastColumn="0" w:oddVBand="0" w:evenVBand="0" w:oddHBand="0" w:evenHBand="0" w:firstRowFirstColumn="0" w:firstRowLastColumn="0" w:lastRowFirstColumn="0" w:lastRowLastColumn="0"/>
+              <w:rPr>
+                <w:rFonts w:ascii="Times New Roman" w:hAnsi="Times New Roman" w:cs="Times New Roman"/>
+                <w:lang w:eastAsia="en-GB"/>
+              </w:rPr>
+            </w:pPr>
+            <w:r>
+              <w:rPr>
+                <w:rFonts w:ascii="Times New Roman" w:hAnsi="Times New Roman" w:cs="Times New Roman"/>
+                <w:lang w:eastAsia="en-GB"/>
+              </w:rPr>
+              <w:t>NOT NULL</w:t>
+            </w:r>
+          </w:p>
+        </w:tc>
+      </w:tr>
+      <w:tr>
+        <w:trPr>
+          <w:cnfStyle w:val="000000100000" w:firstRow="0" w:lastRow="0" w:firstColumn="0" w:lastColumn="0" w:oddVBand="0" w:evenVBand="0" w:oddHBand="1" w:evenHBand="0" w:firstRowFirstColumn="0" w:firstRowLastColumn="0" w:lastRowFirstColumn="0" w:lastRowLastColumn="0"/>
+          <w:trHeight w:val="363"/>
+        </w:trPr>
+        <w:tc>
+          <w:tcPr>
+            <w:cnfStyle w:val="001000000000" w:firstRow="0" w:lastRow="0" w:firstColumn="1" w:lastColumn="0" w:oddVBand="0" w:evenVBand="0" w:oddHBand="0" w:evenHBand="0" w:firstRowFirstColumn="0" w:firstRowLastColumn="0" w:lastRowFirstColumn="0" w:lastRowLastColumn="0"/>
+            <w:tcW w:w="2274" w:type="dxa"/>
+          </w:tcPr>
+          <w:p>
+            <w:pPr>
+              <w:rPr>
+                <w:rFonts w:ascii="Times New Roman" w:hAnsi="Times New Roman" w:cs="Times New Roman"/>
+                <w:lang w:eastAsia="en-GB"/>
+              </w:rPr>
+            </w:pPr>
+            <w:r>
+              <w:rPr>
+                <w:rFonts w:ascii="Times New Roman" w:hAnsi="Times New Roman" w:cs="Times New Roman"/>
+                <w:lang w:eastAsia="en-GB"/>
+              </w:rPr>
+              <w:t>createdAt</w:t>
+            </w:r>
+          </w:p>
+        </w:tc>
+        <w:tc>
+          <w:tcPr>
+            <w:tcW w:w="2274" w:type="dxa"/>
+          </w:tcPr>
+          <w:p>
+            <w:pPr>
+              <w:cnfStyle w:val="000000100000" w:firstRow="0" w:lastRow="0" w:firstColumn="0" w:lastColumn="0" w:oddVBand="0" w:evenVBand="0" w:oddHBand="1" w:evenHBand="0" w:firstRowFirstColumn="0" w:firstRowLastColumn="0" w:lastRowFirstColumn="0" w:lastRowLastColumn="0"/>
+              <w:rPr>
+                <w:rFonts w:ascii="Times New Roman" w:hAnsi="Times New Roman" w:cs="Times New Roman"/>
+                <w:lang w:eastAsia="en-GB"/>
+              </w:rPr>
+            </w:pPr>
+            <w:r>
+              <w:rPr>
+                <w:rFonts w:ascii="Times New Roman" w:hAnsi="Times New Roman" w:cs="Times New Roman"/>
+                <w:lang w:val="cs-CZ" w:eastAsia="en-GB"/>
+              </w:rPr>
+              <w:t>-</w:t>
+            </w:r>
+          </w:p>
+        </w:tc>
+        <w:tc>
+          <w:tcPr>
+            <w:tcW w:w="2274" w:type="dxa"/>
+          </w:tcPr>
+          <w:p>
+            <w:pPr>
+              <w:cnfStyle w:val="000000100000" w:firstRow="0" w:lastRow="0" w:firstColumn="0" w:lastColumn="0" w:oddVBand="0" w:evenVBand="0" w:oddHBand="1" w:evenHBand="0" w:firstRowFirstColumn="0" w:firstRowLastColumn="0" w:lastRowFirstColumn="0" w:lastRowLastColumn="0"/>
+              <w:rPr>
+                <w:rFonts w:ascii="Times New Roman" w:hAnsi="Times New Roman" w:cs="Times New Roman"/>
+                <w:lang w:eastAsia="en-GB"/>
+              </w:rPr>
+            </w:pPr>
+            <w:r>
+              <w:rPr>
+                <w:rFonts w:ascii="Times New Roman" w:hAnsi="Times New Roman" w:cs="Times New Roman"/>
+                <w:lang w:eastAsia="en-GB"/>
+              </w:rPr>
+              <w:t>TIMESTAMP</w:t>
+            </w:r>
+          </w:p>
+        </w:tc>
+        <w:tc>
+          <w:tcPr>
+            <w:tcW w:w="2274" w:type="dxa"/>
+          </w:tcPr>
+          <w:p>
+            <w:pPr>
+              <w:cnfStyle w:val="000000100000" w:firstRow="0" w:lastRow="0" w:firstColumn="0" w:lastColumn="0" w:oddVBand="0" w:evenVBand="0" w:oddHBand="1" w:evenHBand="0" w:firstRowFirstColumn="0" w:firstRowLastColumn="0" w:lastRowFirstColumn="0" w:lastRowLastColumn="0"/>
+              <w:rPr>
+                <w:rFonts w:ascii="Times New Roman" w:hAnsi="Times New Roman" w:cs="Times New Roman"/>
+                <w:lang w:eastAsia="en-GB"/>
+              </w:rPr>
+            </w:pPr>
+            <w:r>
+              <w:rPr>
+                <w:rFonts w:ascii="Times New Roman" w:hAnsi="Times New Roman" w:cs="Times New Roman"/>
+                <w:lang w:eastAsia="en-GB"/>
+              </w:rPr>
+              <w:t>NOT NULL</w:t>
+            </w:r>
+          </w:p>
+        </w:tc>
+      </w:tr>
+      <w:tr>
+        <w:trPr>
+          <w:trHeight w:val="363"/>
+        </w:trPr>
+        <w:tc>
+          <w:tcPr>
+            <w:cnfStyle w:val="001000000000" w:firstRow="0" w:lastRow="0" w:firstColumn="1" w:lastColumn="0" w:oddVBand="0" w:evenVBand="0" w:oddHBand="0" w:evenHBand="0" w:firstRowFirstColumn="0" w:firstRowLastColumn="0" w:lastRowFirstColumn="0" w:lastRowLastColumn="0"/>
+            <w:tcW w:w="2274" w:type="dxa"/>
+          </w:tcPr>
+          <w:p>
+            <w:pPr>
+              <w:rPr>
+                <w:rFonts w:ascii="Times New Roman" w:hAnsi="Times New Roman" w:cs="Times New Roman"/>
+                <w:lang w:eastAsia="en-GB"/>
+              </w:rPr>
+            </w:pPr>
+            <w:r>
+              <w:rPr>
+                <w:rFonts w:ascii="Times New Roman" w:hAnsi="Times New Roman" w:cs="Times New Roman"/>
+                <w:lang w:eastAsia="en-GB"/>
+              </w:rPr>
+              <w:t>expiresAt</w:t>
+            </w:r>
+          </w:p>
+        </w:tc>
+        <w:tc>
+          <w:tcPr>
+            <w:tcW w:w="2274" w:type="dxa"/>
+          </w:tcPr>
+          <w:p>
+            <w:pPr>
+              <w:cnfStyle w:val="000000000000" w:firstRow="0" w:lastRow="0" w:firstColumn="0" w:lastColumn="0" w:oddVBand="0" w:evenVBand="0" w:oddHBand="0" w:evenHBand="0" w:firstRowFirstColumn="0" w:firstRowLastColumn="0" w:lastRowFirstColumn="0" w:lastRowLastColumn="0"/>
+              <w:rPr>
+                <w:rFonts w:ascii="Times New Roman" w:hAnsi="Times New Roman" w:cs="Times New Roman"/>
+                <w:lang w:val="cs-CZ" w:eastAsia="en-GB"/>
+              </w:rPr>
+            </w:pPr>
+            <w:r>
+              <w:rPr>
+                <w:rFonts w:ascii="Times New Roman" w:hAnsi="Times New Roman" w:cs="Times New Roman"/>
+                <w:lang w:val="cs-CZ" w:eastAsia="en-GB"/>
+              </w:rPr>
+              <w:t>-</w:t>
+            </w:r>
+          </w:p>
+        </w:tc>
+        <w:tc>
+          <w:tcPr>
+            <w:tcW w:w="2274" w:type="dxa"/>
+          </w:tcPr>
+          <w:p>
+            <w:pPr>
+              <w:cnfStyle w:val="000000000000" w:firstRow="0" w:lastRow="0" w:firstColumn="0" w:lastColumn="0" w:oddVBand="0" w:evenVBand="0" w:oddHBand="0" w:evenHBand="0" w:firstRowFirstColumn="0" w:firstRowLastColumn="0" w:lastRowFirstColumn="0" w:lastRowLastColumn="0"/>
+              <w:rPr>
+                <w:rFonts w:ascii="Times New Roman" w:hAnsi="Times New Roman" w:cs="Times New Roman"/>
+                <w:lang w:eastAsia="en-GB"/>
+              </w:rPr>
+            </w:pPr>
+            <w:r>
+              <w:rPr>
+                <w:rFonts w:ascii="Times New Roman" w:hAnsi="Times New Roman" w:cs="Times New Roman"/>
+                <w:lang w:eastAsia="en-GB"/>
+              </w:rPr>
+              <w:t>TIMESTAMP</w:t>
+            </w:r>
+          </w:p>
+        </w:tc>
+        <w:tc>
+          <w:tcPr>
+            <w:tcW w:w="2274" w:type="dxa"/>
+          </w:tcPr>
+          <w:p>
+            <w:pPr>
+              <w:cnfStyle w:val="000000000000" w:firstRow="0" w:lastRow="0" w:firstColumn="0" w:lastColumn="0" w:oddVBand="0" w:evenVBand="0" w:oddHBand="0" w:evenHBand="0" w:firstRowFirstColumn="0" w:firstRowLastColumn="0" w:lastRowFirstColumn="0" w:lastRowLastColumn="0"/>
+              <w:rPr>
+                <w:rFonts w:ascii="Times New Roman" w:hAnsi="Times New Roman" w:cs="Times New Roman"/>
+                <w:lang w:eastAsia="en-GB"/>
+              </w:rPr>
+            </w:pPr>
+            <w:r>
+              <w:rPr>
+                <w:rFonts w:ascii="Times New Roman" w:hAnsi="Times New Roman" w:cs="Times New Roman"/>
+                <w:lang w:eastAsia="en-GB"/>
+              </w:rPr>
+              <w:t>NOT NULL</w:t>
+            </w:r>
+          </w:p>
+        </w:tc>
+      </w:tr>
+    </w:tbl>
+    <w:p>
+      <w:pPr>
+        <w:rPr>
+          <w:rFonts w:ascii="Times New Roman" w:hAnsi="Times New Roman" w:cs="Times New Roman"/>
+          <w:lang w:eastAsia="en-GB"/>
+        </w:rPr>
+      </w:pPr>
+    </w:p>
+    <w:p>
+      <w:pPr>
+        <w:rPr>
+          <w:rFonts w:ascii="Times New Roman" w:hAnsi="Times New Roman" w:cs="Times New Roman"/>
+          <w:lang w:eastAsia="en-GB"/>
+        </w:rPr>
+      </w:pPr>
+      <w:r>
+        <w:rPr>
+          <w:rFonts w:ascii="Times New Roman" w:hAnsi="Times New Roman" w:cs="Times New Roman"/>
+          <w:lang w:eastAsia="en-GB"/>
+        </w:rPr>
+        <w:t>Podrobný popis vlastnosti:</w:t>
+      </w:r>
+    </w:p>
+    <w:p>
+      <w:pPr>
+        <w:pStyle w:val="ListParagraph"/>
+        <w:numPr>
+          <w:ilvl w:val="0"/>
+          <w:numId w:val="8"/>
+        </w:numPr>
+        <w:rPr>
+          <w:rFonts w:ascii="Times New Roman" w:hAnsi="Times New Roman" w:cs="Times New Roman"/>
+          <w:lang w:eastAsia="en-GB"/>
+        </w:rPr>
+      </w:pPr>
+      <w:r>
+        <w:rPr>
+          <w:rFonts w:ascii="Times New Roman" w:hAnsi="Times New Roman" w:cs="Times New Roman"/>
+          <w:lang w:eastAsia="en-GB"/>
+        </w:rPr>
+        <w:t>id: Hlavní identifikační klíč typu CUID (Collision-Resistant Unique Identifier).</w:t>
+      </w:r>
+    </w:p>
+    <w:p>
+      <w:pPr>
+        <w:pStyle w:val="ListParagraph"/>
+        <w:numPr>
+          <w:ilvl w:val="0"/>
+          <w:numId w:val="8"/>
+        </w:numPr>
+        <w:rPr>
+          <w:rFonts w:ascii="Times New Roman" w:hAnsi="Times New Roman" w:cs="Times New Roman"/>
+          <w:lang w:eastAsia="en-GB"/>
+        </w:rPr>
+      </w:pPr>
+      <w:r>
+        <w:rPr>
+          <w:rFonts w:ascii="Times New Roman" w:hAnsi="Times New Roman" w:cs="Times New Roman"/>
+          <w:lang w:eastAsia="en-GB"/>
+        </w:rPr>
+        <w:t>userId: Cizí klíč (Foreign key), který odkazuje na konkretního uživatele z tabulky users, kterému tato relace patří.</w:t>
+      </w:r>
+    </w:p>
+    <w:p>
+      <w:pPr>
+        <w:pStyle w:val="ListParagraph"/>
+        <w:numPr>
+          <w:ilvl w:val="0"/>
+          <w:numId w:val="8"/>
+        </w:numPr>
+        <w:rPr>
+          <w:rFonts w:ascii="Times New Roman" w:hAnsi="Times New Roman" w:cs="Times New Roman"/>
+          <w:lang w:eastAsia="en-GB"/>
+        </w:rPr>
+      </w:pPr>
+      <w:r>
+        <w:rPr>
+          <w:rFonts w:ascii="Times New Roman" w:hAnsi="Times New Roman" w:cs="Times New Roman"/>
+          <w:lang w:eastAsia="en-GB"/>
+        </w:rPr>
+        <w:t>createdAt a expiresAt: Tato dvě pole tvoří dobu platnosti příhlášení</w:t>
+      </w:r>
+      <w:r>
+        <w:rPr>
+          <w:rFonts w:ascii="Times New Roman" w:hAnsi="Times New Roman" w:cs="Times New Roman"/>
+          <w:lang w:eastAsia="en-GB"/>
+        </w:rPr>
+        <w:t>. Jakmile aktuální čas překročí expiresAt, relace vyprší a sýstem uživatele odhlásí, takže musí zadat heslo znovu</w:t>
+      </w:r>
+      <w:r>
+        <w:rPr>
+          <w:rFonts w:ascii="Times New Roman" w:hAnsi="Times New Roman" w:cs="Times New Roman"/>
+          <w:lang w:eastAsia="en-GB"/>
+        </w:rPr>
+        <w:t>.</w:t>
+      </w:r>
+      <w:r>
+        <w:rPr>
+          <w:rFonts w:ascii="Times New Roman" w:hAnsi="Times New Roman" w:cs="Times New Roman"/>
+          <w:lang w:eastAsia="en-GB"/>
+        </w:rPr>
+        <w:t xml:space="preserve"> Do té doby si web uživatele pamatuje, aniž by musel přihlašovací údaje vyplňovat při každém kliknutí.</w:t>
+      </w:r>
+    </w:p>
+    <w:p>
+      <w:pPr>
+        <w:pStyle w:val="ListParagraph"/>
+        <w:rPr>
+          <w:rFonts w:ascii="Times New Roman" w:hAnsi="Times New Roman" w:cs="Times New Roman"/>
+          <w:lang w:eastAsia="en-GB"/>
+        </w:rPr>
+      </w:pPr>
+    </w:p>
+    <w:p>
+      <w:pPr>
+        <w:pStyle w:val="Heading3"/>
+        <w:rPr>
+          <w:rFonts w:ascii="Times New Roman" w:hAnsi="Times New Roman" w:cs="Times New Roman"/>
+          <w:lang w:eastAsia="en-GB"/>
+        </w:rPr>
+      </w:pPr>
+      <w:bookmarkStart w:id="13" w:name="_Toc230990312"/>
+      <w:r>
+        <w:rPr>
+          <w:rFonts w:ascii="Times New Roman" w:hAnsi="Times New Roman" w:cs="Times New Roman"/>
+          <w:lang w:eastAsia="en-GB"/>
+        </w:rPr>
+        <w:t>Entita notifications</w:t>
+      </w:r>
+      <w:bookmarkEnd w:id="13"/>
+    </w:p>
+    <w:tbl>
+      <w:tblPr>
+        <w:tblStyle w:val="ListTable2-Accent4"/>
+        <w:tblW w:w="9096" w:type="dxa"/>
+        <w:tblLook w:val="04A0" w:firstRow="1" w:lastRow="0" w:firstColumn="1" w:lastColumn="0" w:noHBand="0" w:noVBand="1"/>
+      </w:tblPr>
+      <w:tblGrid>
+        <w:gridCol w:w="2274"/>
+        <w:gridCol w:w="2274"/>
+        <w:gridCol w:w="2274"/>
+        <w:gridCol w:w="2274"/>
+      </w:tblGrid>
+      <w:tr>
+        <w:trPr>
+          <w:cnfStyle w:val="100000000000" w:firstRow="1" w:lastRow="0" w:firstColumn="0" w:lastColumn="0" w:oddVBand="0" w:evenVBand="0" w:oddHBand="0" w:evenHBand="0" w:firstRowFirstColumn="0" w:firstRowLastColumn="0" w:lastRowFirstColumn="0" w:lastRowLastColumn="0"/>
+          <w:trHeight w:val="363"/>
+        </w:trPr>
+        <w:tc>
+          <w:tcPr>
+            <w:cnfStyle w:val="001000000000" w:firstRow="0" w:lastRow="0" w:firstColumn="1" w:lastColumn="0" w:oddVBand="0" w:evenVBand="0" w:oddHBand="0" w:evenHBand="0" w:firstRowFirstColumn="0" w:firstRowLastColumn="0" w:lastRowFirstColumn="0" w:lastRowLastColumn="0"/>
+            <w:tcW w:w="2274" w:type="dxa"/>
+          </w:tcPr>
+          <w:p>
+            <w:pPr>
+              <w:rPr>
+                <w:rFonts w:ascii="Times New Roman" w:hAnsi="Times New Roman" w:cs="Times New Roman"/>
+                <w:lang w:eastAsia="en-GB"/>
+              </w:rPr>
+            </w:pPr>
+            <w:r>
+              <w:rPr>
+                <w:rFonts w:ascii="Times New Roman" w:hAnsi="Times New Roman" w:cs="Times New Roman"/>
+                <w:lang w:eastAsia="en-GB"/>
+              </w:rPr>
+              <w:t>Sloupec</w:t>
+            </w:r>
+          </w:p>
+        </w:tc>
+        <w:tc>
+          <w:tcPr>
+            <w:tcW w:w="2274" w:type="dxa"/>
+          </w:tcPr>
+          <w:p>
+            <w:pPr>
+              <w:cnfStyle w:val="100000000000" w:firstRow="1" w:lastRow="0" w:firstColumn="0" w:lastColumn="0" w:oddVBand="0" w:evenVBand="0" w:oddHBand="0" w:evenHBand="0" w:firstRowFirstColumn="0" w:firstRowLastColumn="0" w:lastRowFirstColumn="0" w:lastRowLastColumn="0"/>
+              <w:rPr>
+                <w:rFonts w:ascii="Times New Roman" w:hAnsi="Times New Roman" w:cs="Times New Roman"/>
+                <w:lang w:val="cs-CZ" w:eastAsia="en-GB"/>
+              </w:rPr>
+            </w:pPr>
+            <w:r>
+              <w:rPr>
+                <w:rFonts w:ascii="Times New Roman" w:hAnsi="Times New Roman" w:cs="Times New Roman"/>
+                <w:lang w:eastAsia="en-GB"/>
+              </w:rPr>
+              <w:t>Klíč</w:t>
+            </w:r>
+          </w:p>
+        </w:tc>
+        <w:tc>
+          <w:tcPr>
+            <w:tcW w:w="2274" w:type="dxa"/>
+          </w:tcPr>
+          <w:p>
+            <w:pPr>
+              <w:cnfStyle w:val="100000000000" w:firstRow="1" w:lastRow="0" w:firstColumn="0" w:lastColumn="0" w:oddVBand="0" w:evenVBand="0" w:oddHBand="0" w:evenHBand="0" w:firstRowFirstColumn="0" w:firstRowLastColumn="0" w:lastRowFirstColumn="0" w:lastRowLastColumn="0"/>
+              <w:rPr>
+                <w:rFonts w:ascii="Times New Roman" w:hAnsi="Times New Roman" w:cs="Times New Roman"/>
+                <w:lang w:eastAsia="en-GB"/>
+              </w:rPr>
+            </w:pPr>
+            <w:r>
+              <w:rPr>
+                <w:rFonts w:ascii="Times New Roman" w:hAnsi="Times New Roman" w:cs="Times New Roman"/>
+                <w:lang w:eastAsia="en-GB"/>
+              </w:rPr>
+              <w:t>Typ</w:t>
+            </w:r>
+          </w:p>
+        </w:tc>
+        <w:tc>
+          <w:tcPr>
+            <w:tcW w:w="2274" w:type="dxa"/>
+          </w:tcPr>
+          <w:p>
+            <w:pPr>
+              <w:cnfStyle w:val="100000000000" w:firstRow="1" w:lastRow="0" w:firstColumn="0" w:lastColumn="0" w:oddVBand="0" w:evenVBand="0" w:oddHBand="0" w:evenHBand="0" w:firstRowFirstColumn="0" w:firstRowLastColumn="0" w:lastRowFirstColumn="0" w:lastRowLastColumn="0"/>
+              <w:rPr>
+                <w:rFonts w:ascii="Times New Roman" w:hAnsi="Times New Roman" w:cs="Times New Roman"/>
+                <w:lang w:eastAsia="en-GB"/>
+              </w:rPr>
+            </w:pPr>
+            <w:r>
+              <w:rPr>
+                <w:rFonts w:ascii="Times New Roman" w:hAnsi="Times New Roman" w:cs="Times New Roman"/>
+                <w:lang w:eastAsia="en-GB"/>
+              </w:rPr>
+              <w:t>Povinné</w:t>
+            </w:r>
+          </w:p>
+        </w:tc>
+      </w:tr>
+      <w:tr>
+        <w:trPr>
+          <w:cnfStyle w:val="000000100000" w:firstRow="0" w:lastRow="0" w:firstColumn="0" w:lastColumn="0" w:oddVBand="0" w:evenVBand="0" w:oddHBand="1" w:evenHBand="0" w:firstRowFirstColumn="0" w:firstRowLastColumn="0" w:lastRowFirstColumn="0" w:lastRowLastColumn="0"/>
+          <w:trHeight w:val="363"/>
+        </w:trPr>
+        <w:tc>
+          <w:tcPr>
+            <w:cnfStyle w:val="001000000000" w:firstRow="0" w:lastRow="0" w:firstColumn="1" w:lastColumn="0" w:oddVBand="0" w:evenVBand="0" w:oddHBand="0" w:evenHBand="0" w:firstRowFirstColumn="0" w:firstRowLastColumn="0" w:lastRowFirstColumn="0" w:lastRowLastColumn="0"/>
+            <w:tcW w:w="2274" w:type="dxa"/>
+          </w:tcPr>
+          <w:p>
+            <w:pPr>
+              <w:rPr>
+                <w:rFonts w:ascii="Times New Roman" w:hAnsi="Times New Roman" w:cs="Times New Roman"/>
+                <w:lang w:eastAsia="en-GB"/>
+              </w:rPr>
+            </w:pPr>
+            <w:r>
+              <w:rPr>
+                <w:rFonts w:ascii="Times New Roman" w:hAnsi="Times New Roman" w:cs="Times New Roman"/>
+                <w:lang w:eastAsia="en-GB"/>
+              </w:rPr>
+              <w:t>id</w:t>
+            </w:r>
+          </w:p>
+        </w:tc>
+        <w:tc>
+          <w:tcPr>
+            <w:tcW w:w="2274" w:type="dxa"/>
+          </w:tcPr>
+          <w:p>
+            <w:pPr>
+              <w:cnfStyle w:val="000000100000" w:firstRow="0" w:lastRow="0" w:firstColumn="0" w:lastColumn="0" w:oddVBand="0" w:evenVBand="0" w:oddHBand="1" w:evenHBand="0" w:firstRowFirstColumn="0" w:firstRowLastColumn="0" w:lastRowFirstColumn="0" w:lastRowLastColumn="0"/>
+              <w:rPr>
+                <w:rFonts w:ascii="Times New Roman" w:hAnsi="Times New Roman" w:cs="Times New Roman"/>
+                <w:lang w:eastAsia="en-GB"/>
+              </w:rPr>
+            </w:pPr>
+            <w:r>
+              <w:rPr>
+                <w:rFonts w:ascii="Times New Roman" w:hAnsi="Times New Roman" w:cs="Times New Roman"/>
+                <w:lang w:eastAsia="en-GB"/>
+              </w:rPr>
+              <w:t>PK</w:t>
+            </w:r>
+          </w:p>
+        </w:tc>
+        <w:tc>
+          <w:tcPr>
+            <w:tcW w:w="2274" w:type="dxa"/>
+          </w:tcPr>
+          <w:p>
+            <w:pPr>
+              <w:cnfStyle w:val="000000100000" w:firstRow="0" w:lastRow="0" w:firstColumn="0" w:lastColumn="0" w:oddVBand="0" w:evenVBand="0" w:oddHBand="1" w:evenHBand="0" w:firstRowFirstColumn="0" w:firstRowLastColumn="0" w:lastRowFirstColumn="0" w:lastRowLastColumn="0"/>
+              <w:rPr>
+                <w:rFonts w:ascii="Times New Roman" w:hAnsi="Times New Roman" w:cs="Times New Roman"/>
+                <w:lang w:eastAsia="en-GB"/>
+              </w:rPr>
+            </w:pPr>
+            <w:r>
+              <w:rPr>
+                <w:rFonts w:ascii="Times New Roman" w:hAnsi="Times New Roman" w:cs="Times New Roman"/>
+                <w:lang w:eastAsia="en-GB"/>
+              </w:rPr>
+              <w:t>VARCHAR</w:t>
+            </w:r>
+          </w:p>
+        </w:tc>
+        <w:tc>
+          <w:tcPr>
+            <w:tcW w:w="2274" w:type="dxa"/>
+          </w:tcPr>
+          <w:p>
+            <w:pPr>
+              <w:cnfStyle w:val="000000100000" w:firstRow="0" w:lastRow="0" w:firstColumn="0" w:lastColumn="0" w:oddVBand="0" w:evenVBand="0" w:oddHBand="1" w:evenHBand="0" w:firstRowFirstColumn="0" w:firstRowLastColumn="0" w:lastRowFirstColumn="0" w:lastRowLastColumn="0"/>
+              <w:rPr>
+                <w:rFonts w:ascii="Times New Roman" w:hAnsi="Times New Roman" w:cs="Times New Roman"/>
+                <w:lang w:eastAsia="en-GB"/>
+              </w:rPr>
+            </w:pPr>
+            <w:r>
+              <w:rPr>
+                <w:rFonts w:ascii="Times New Roman" w:hAnsi="Times New Roman" w:cs="Times New Roman"/>
+                <w:lang w:eastAsia="en-GB"/>
+              </w:rPr>
+              <w:t>NOT NULL</w:t>
+            </w:r>
+          </w:p>
+        </w:tc>
+      </w:tr>
+      <w:tr>
+        <w:trPr>
+          <w:trHeight w:val="381"/>
+        </w:trPr>
+        <w:tc>
+          <w:tcPr>
+            <w:cnfStyle w:val="001000000000" w:firstRow="0" w:lastRow="0" w:firstColumn="1" w:lastColumn="0" w:oddVBand="0" w:evenVBand="0" w:oddHBand="0" w:evenHBand="0" w:firstRowFirstColumn="0" w:firstRowLastColumn="0" w:lastRowFirstColumn="0" w:lastRowLastColumn="0"/>
+            <w:tcW w:w="2274" w:type="dxa"/>
+          </w:tcPr>
+          <w:p>
+            <w:pPr>
+              <w:rPr>
+                <w:rFonts w:ascii="Times New Roman" w:hAnsi="Times New Roman" w:cs="Times New Roman"/>
+                <w:lang w:eastAsia="en-GB"/>
+              </w:rPr>
+            </w:pPr>
+            <w:r>
+              <w:rPr>
+                <w:rFonts w:ascii="Times New Roman" w:hAnsi="Times New Roman" w:cs="Times New Roman"/>
+                <w:lang w:eastAsia="en-GB"/>
+              </w:rPr>
+              <w:t>userId</w:t>
+            </w:r>
+          </w:p>
+        </w:tc>
+        <w:tc>
+          <w:tcPr>
+            <w:tcW w:w="2274" w:type="dxa"/>
+          </w:tcPr>
+          <w:p>
+            <w:pPr>
+              <w:cnfStyle w:val="000000000000" w:firstRow="0" w:lastRow="0" w:firstColumn="0" w:lastColumn="0" w:oddVBand="0" w:evenVBand="0" w:oddHBand="0" w:evenHBand="0" w:firstRowFirstColumn="0" w:firstRowLastColumn="0" w:lastRowFirstColumn="0" w:lastRowLastColumn="0"/>
+              <w:rPr>
+                <w:rFonts w:ascii="Times New Roman" w:hAnsi="Times New Roman" w:cs="Times New Roman"/>
+                <w:lang w:val="cs-CZ" w:eastAsia="en-GB"/>
+              </w:rPr>
+            </w:pPr>
+            <w:r>
+              <w:rPr>
+                <w:rFonts w:ascii="Times New Roman" w:hAnsi="Times New Roman" w:cs="Times New Roman"/>
+                <w:lang w:val="cs-CZ" w:eastAsia="en-GB"/>
+              </w:rPr>
+              <w:t>FK</w:t>
+            </w:r>
+          </w:p>
+        </w:tc>
+        <w:tc>
+          <w:tcPr>
+            <w:tcW w:w="2274" w:type="dxa"/>
+          </w:tcPr>
+          <w:p>
+            <w:pPr>
+              <w:cnfStyle w:val="000000000000" w:firstRow="0" w:lastRow="0" w:firstColumn="0" w:lastColumn="0" w:oddVBand="0" w:evenVBand="0" w:oddHBand="0" w:evenHBand="0" w:firstRowFirstColumn="0" w:firstRowLastColumn="0" w:lastRowFirstColumn="0" w:lastRowLastColumn="0"/>
+              <w:rPr>
+                <w:rFonts w:ascii="Times New Roman" w:hAnsi="Times New Roman" w:cs="Times New Roman"/>
+                <w:lang w:eastAsia="en-GB"/>
+              </w:rPr>
+            </w:pPr>
+            <w:r>
+              <w:rPr>
+                <w:rFonts w:ascii="Times New Roman" w:hAnsi="Times New Roman" w:cs="Times New Roman"/>
+                <w:lang w:eastAsia="en-GB"/>
+              </w:rPr>
+              <w:t>VARCHAR</w:t>
+            </w:r>
+          </w:p>
+        </w:tc>
+        <w:tc>
+          <w:tcPr>
+            <w:tcW w:w="2274" w:type="dxa"/>
+          </w:tcPr>
+          <w:p>
+            <w:pPr>
+              <w:cnfStyle w:val="000000000000" w:firstRow="0" w:lastRow="0" w:firstColumn="0" w:lastColumn="0" w:oddVBand="0" w:evenVBand="0" w:oddHBand="0" w:evenHBand="0" w:firstRowFirstColumn="0" w:firstRowLastColumn="0" w:lastRowFirstColumn="0" w:lastRowLastColumn="0"/>
+              <w:rPr>
+                <w:rFonts w:ascii="Times New Roman" w:hAnsi="Times New Roman" w:cs="Times New Roman"/>
+                <w:lang w:eastAsia="en-GB"/>
+              </w:rPr>
+            </w:pPr>
+            <w:r>
+              <w:rPr>
+                <w:rFonts w:ascii="Times New Roman" w:hAnsi="Times New Roman" w:cs="Times New Roman"/>
+                <w:lang w:eastAsia="en-GB"/>
+              </w:rPr>
+              <w:t>NOT NULL</w:t>
+            </w:r>
+          </w:p>
+        </w:tc>
+      </w:tr>
+      <w:tr>
+        <w:trPr>
+          <w:cnfStyle w:val="000000100000" w:firstRow="0" w:lastRow="0" w:firstColumn="0" w:lastColumn="0" w:oddVBand="0" w:evenVBand="0" w:oddHBand="1" w:evenHBand="0" w:firstRowFirstColumn="0" w:firstRowLastColumn="0" w:lastRowFirstColumn="0" w:lastRowLastColumn="0"/>
+          <w:trHeight w:val="363"/>
+        </w:trPr>
+        <w:tc>
+          <w:tcPr>
+            <w:cnfStyle w:val="001000000000" w:firstRow="0" w:lastRow="0" w:firstColumn="1" w:lastColumn="0" w:oddVBand="0" w:evenVBand="0" w:oddHBand="0" w:evenHBand="0" w:firstRowFirstColumn="0" w:firstRowLastColumn="0" w:lastRowFirstColumn="0" w:lastRowLastColumn="0"/>
+            <w:tcW w:w="2274" w:type="dxa"/>
+          </w:tcPr>
+          <w:p>
+            <w:pPr>
+              <w:rPr>
+                <w:rFonts w:ascii="Times New Roman" w:hAnsi="Times New Roman" w:cs="Times New Roman"/>
+                <w:lang w:eastAsia="en-GB"/>
+              </w:rPr>
+            </w:pPr>
+            <w:r>
+              <w:rPr>
+                <w:rFonts w:ascii="Times New Roman" w:hAnsi="Times New Roman" w:cs="Times New Roman"/>
+                <w:lang w:eastAsia="en-GB"/>
+              </w:rPr>
+              <w:t>createdAt</w:t>
+            </w:r>
+          </w:p>
+        </w:tc>
+        <w:tc>
+          <w:tcPr>
+            <w:tcW w:w="2274" w:type="dxa"/>
+          </w:tcPr>
+          <w:p>
+            <w:pPr>
+              <w:cnfStyle w:val="000000100000" w:firstRow="0" w:lastRow="0" w:firstColumn="0" w:lastColumn="0" w:oddVBand="0" w:evenVBand="0" w:oddHBand="1" w:evenHBand="0" w:firstRowFirstColumn="0" w:firstRowLastColumn="0" w:lastRowFirstColumn="0" w:lastRowLastColumn="0"/>
+              <w:rPr>
+                <w:rFonts w:ascii="Times New Roman" w:hAnsi="Times New Roman" w:cs="Times New Roman"/>
+                <w:lang w:eastAsia="en-GB"/>
+              </w:rPr>
+            </w:pPr>
+            <w:r>
+              <w:rPr>
+                <w:rFonts w:ascii="Times New Roman" w:hAnsi="Times New Roman" w:cs="Times New Roman"/>
+                <w:lang w:val="cs-CZ" w:eastAsia="en-GB"/>
+              </w:rPr>
+              <w:t>-</w:t>
+            </w:r>
+          </w:p>
+        </w:tc>
+        <w:tc>
+          <w:tcPr>
+            <w:tcW w:w="2274" w:type="dxa"/>
+          </w:tcPr>
+          <w:p>
+            <w:pPr>
+              <w:cnfStyle w:val="000000100000" w:firstRow="0" w:lastRow="0" w:firstColumn="0" w:lastColumn="0" w:oddVBand="0" w:evenVBand="0" w:oddHBand="1" w:evenHBand="0" w:firstRowFirstColumn="0" w:firstRowLastColumn="0" w:lastRowFirstColumn="0" w:lastRowLastColumn="0"/>
+              <w:rPr>
+                <w:rFonts w:ascii="Times New Roman" w:hAnsi="Times New Roman" w:cs="Times New Roman"/>
+                <w:lang w:eastAsia="en-GB"/>
+              </w:rPr>
+            </w:pPr>
+            <w:r>
+              <w:rPr>
+                <w:rFonts w:ascii="Times New Roman" w:hAnsi="Times New Roman" w:cs="Times New Roman"/>
+                <w:lang w:eastAsia="en-GB"/>
+              </w:rPr>
+              <w:t>TIMESTAMP</w:t>
+            </w:r>
+          </w:p>
+        </w:tc>
+        <w:tc>
+          <w:tcPr>
+            <w:tcW w:w="2274" w:type="dxa"/>
+          </w:tcPr>
+          <w:p>
+            <w:pPr>
+              <w:cnfStyle w:val="000000100000" w:firstRow="0" w:lastRow="0" w:firstColumn="0" w:lastColumn="0" w:oddVBand="0" w:evenVBand="0" w:oddHBand="1" w:evenHBand="0" w:firstRowFirstColumn="0" w:firstRowLastColumn="0" w:lastRowFirstColumn="0" w:lastRowLastColumn="0"/>
+              <w:rPr>
+                <w:rFonts w:ascii="Times New Roman" w:hAnsi="Times New Roman" w:cs="Times New Roman"/>
+                <w:lang w:eastAsia="en-GB"/>
+              </w:rPr>
+            </w:pPr>
+            <w:r>
+              <w:rPr>
+                <w:rFonts w:ascii="Times New Roman" w:hAnsi="Times New Roman" w:cs="Times New Roman"/>
+                <w:lang w:eastAsia="en-GB"/>
+              </w:rPr>
+              <w:t>NOT NULL</w:t>
+            </w:r>
+          </w:p>
+        </w:tc>
+      </w:tr>
+      <w:tr>
+        <w:trPr>
+          <w:trHeight w:val="363"/>
+        </w:trPr>
+        <w:tc>
+          <w:tcPr>
+            <w:cnfStyle w:val="001000000000" w:firstRow="0" w:lastRow="0" w:firstColumn="1" w:lastColumn="0" w:oddVBand="0" w:evenVBand="0" w:oddHBand="0" w:evenHBand="0" w:firstRowFirstColumn="0" w:firstRowLastColumn="0" w:lastRowFirstColumn="0" w:lastRowLastColumn="0"/>
+            <w:tcW w:w="2274" w:type="dxa"/>
+          </w:tcPr>
+          <w:p>
+            <w:pPr>
+              <w:rPr>
+                <w:rFonts w:ascii="Times New Roman" w:hAnsi="Times New Roman" w:cs="Times New Roman"/>
+                <w:lang w:eastAsia="en-GB"/>
+              </w:rPr>
+            </w:pPr>
+            <w:r>
+              <w:rPr>
+                <w:rFonts w:ascii="Times New Roman" w:hAnsi="Times New Roman" w:cs="Times New Roman"/>
+                <w:lang w:eastAsia="en-GB"/>
+              </w:rPr>
+              <w:t>payload</w:t>
+            </w:r>
+          </w:p>
+        </w:tc>
+        <w:tc>
+          <w:tcPr>
+            <w:tcW w:w="2274" w:type="dxa"/>
+          </w:tcPr>
+          <w:p>
+            <w:pPr>
+              <w:cnfStyle w:val="000000000000" w:firstRow="0" w:lastRow="0" w:firstColumn="0" w:lastColumn="0" w:oddVBand="0" w:evenVBand="0" w:oddHBand="0" w:evenHBand="0" w:firstRowFirstColumn="0" w:firstRowLastColumn="0" w:lastRowFirstColumn="0" w:lastRowLastColumn="0"/>
+              <w:rPr>
+                <w:rFonts w:ascii="Times New Roman" w:hAnsi="Times New Roman" w:cs="Times New Roman"/>
+                <w:lang w:val="cs-CZ" w:eastAsia="en-GB"/>
+              </w:rPr>
+            </w:pPr>
+            <w:r>
+              <w:rPr>
+                <w:rFonts w:ascii="Times New Roman" w:hAnsi="Times New Roman" w:cs="Times New Roman"/>
+                <w:lang w:val="cs-CZ" w:eastAsia="en-GB"/>
+              </w:rPr>
+              <w:t>-</w:t>
+            </w:r>
+          </w:p>
+        </w:tc>
+        <w:tc>
+          <w:tcPr>
+            <w:tcW w:w="2274" w:type="dxa"/>
+          </w:tcPr>
+          <w:p>
+            <w:pPr>
+              <w:cnfStyle w:val="000000000000" w:firstRow="0" w:lastRow="0" w:firstColumn="0" w:lastColumn="0" w:oddVBand="0" w:evenVBand="0" w:oddHBand="0" w:evenHBand="0" w:firstRowFirstColumn="0" w:firstRowLastColumn="0" w:lastRowFirstColumn="0" w:lastRowLastColumn="0"/>
+              <w:rPr>
+                <w:rFonts w:ascii="Times New Roman" w:hAnsi="Times New Roman" w:cs="Times New Roman"/>
+                <w:lang w:eastAsia="en-GB"/>
+              </w:rPr>
+            </w:pPr>
+            <w:r>
+              <w:rPr>
+                <w:rFonts w:ascii="Times New Roman" w:hAnsi="Times New Roman" w:cs="Times New Roman"/>
+                <w:lang w:eastAsia="en-GB"/>
+              </w:rPr>
+              <w:t>TEXT</w:t>
+            </w:r>
+          </w:p>
+        </w:tc>
+        <w:tc>
+          <w:tcPr>
+            <w:tcW w:w="2274" w:type="dxa"/>
+          </w:tcPr>
+          <w:p>
+            <w:pPr>
+              <w:cnfStyle w:val="000000000000" w:firstRow="0" w:lastRow="0" w:firstColumn="0" w:lastColumn="0" w:oddVBand="0" w:evenVBand="0" w:oddHBand="0" w:evenHBand="0" w:firstRowFirstColumn="0" w:firstRowLastColumn="0" w:lastRowFirstColumn="0" w:lastRowLastColumn="0"/>
+              <w:rPr>
+                <w:rFonts w:ascii="Times New Roman" w:hAnsi="Times New Roman" w:cs="Times New Roman"/>
+                <w:lang w:eastAsia="en-GB"/>
+              </w:rPr>
+            </w:pPr>
+            <w:r>
+              <w:rPr>
+                <w:rFonts w:ascii="Times New Roman" w:hAnsi="Times New Roman" w:cs="Times New Roman"/>
+                <w:lang w:eastAsia="en-GB"/>
+              </w:rPr>
+              <w:t>NOT NULL</w:t>
+            </w:r>
+          </w:p>
+        </w:tc>
+      </w:tr>
+      <w:tr>
+        <w:trPr>
+          <w:cnfStyle w:val="000000100000" w:firstRow="0" w:lastRow="0" w:firstColumn="0" w:lastColumn="0" w:oddVBand="0" w:evenVBand="0" w:oddHBand="1" w:evenHBand="0" w:firstRowFirstColumn="0" w:firstRowLastColumn="0" w:lastRowFirstColumn="0" w:lastRowLastColumn="0"/>
+          <w:trHeight w:val="363"/>
+        </w:trPr>
+        <w:tc>
+          <w:tcPr>
+            <w:cnfStyle w:val="001000000000" w:firstRow="0" w:lastRow="0" w:firstColumn="1" w:lastColumn="0" w:oddVBand="0" w:evenVBand="0" w:oddHBand="0" w:evenHBand="0" w:firstRowFirstColumn="0" w:firstRowLastColumn="0" w:lastRowFirstColumn="0" w:lastRowLastColumn="0"/>
+            <w:tcW w:w="2274" w:type="dxa"/>
+          </w:tcPr>
+          <w:p>
+            <w:pPr>
+              <w:rPr>
+                <w:rFonts w:ascii="Times New Roman" w:hAnsi="Times New Roman" w:cs="Times New Roman"/>
+                <w:lang w:eastAsia="en-GB"/>
+              </w:rPr>
+            </w:pPr>
+            <w:r>
+              <w:rPr>
+                <w:rFonts w:ascii="Times New Roman" w:hAnsi="Times New Roman" w:cs="Times New Roman"/>
+                <w:lang w:eastAsia="en-GB"/>
+              </w:rPr>
+              <w:t>type</w:t>
+            </w:r>
+          </w:p>
+        </w:tc>
+        <w:tc>
+          <w:tcPr>
+            <w:tcW w:w="2274" w:type="dxa"/>
+          </w:tcPr>
+          <w:p>
+            <w:pPr>
+              <w:cnfStyle w:val="000000100000" w:firstRow="0" w:lastRow="0" w:firstColumn="0" w:lastColumn="0" w:oddVBand="0" w:evenVBand="0" w:oddHBand="1" w:evenHBand="0" w:firstRowFirstColumn="0" w:firstRowLastColumn="0" w:lastRowFirstColumn="0" w:lastRowLastColumn="0"/>
+              <w:rPr>
+                <w:rFonts w:ascii="Times New Roman" w:hAnsi="Times New Roman" w:cs="Times New Roman"/>
+                <w:lang w:val="cs-CZ" w:eastAsia="en-GB"/>
+              </w:rPr>
+            </w:pPr>
+            <w:r>
+              <w:rPr>
+                <w:rFonts w:ascii="Times New Roman" w:hAnsi="Times New Roman" w:cs="Times New Roman"/>
+                <w:lang w:val="cs-CZ" w:eastAsia="en-GB"/>
+              </w:rPr>
+              <w:t>-</w:t>
+            </w:r>
+          </w:p>
+        </w:tc>
+        <w:tc>
+          <w:tcPr>
+            <w:tcW w:w="2274" w:type="dxa"/>
+          </w:tcPr>
+          <w:p>
+            <w:pPr>
+              <w:cnfStyle w:val="000000100000" w:firstRow="0" w:lastRow="0" w:firstColumn="0" w:lastColumn="0" w:oddVBand="0" w:evenVBand="0" w:oddHBand="1" w:evenHBand="0" w:firstRowFirstColumn="0" w:firstRowLastColumn="0" w:lastRowFirstColumn="0" w:lastRowLastColumn="0"/>
+              <w:rPr>
+                <w:rFonts w:ascii="Times New Roman" w:hAnsi="Times New Roman" w:cs="Times New Roman"/>
+                <w:lang w:eastAsia="en-GB"/>
+              </w:rPr>
+            </w:pPr>
+            <w:r>
+              <w:rPr>
+                <w:rFonts w:ascii="Times New Roman" w:hAnsi="Times New Roman" w:cs="Times New Roman"/>
+                <w:lang w:eastAsia="en-GB"/>
+              </w:rPr>
+              <w:t>VARCHAR</w:t>
+            </w:r>
+          </w:p>
+        </w:tc>
+        <w:tc>
+          <w:tcPr>
+            <w:tcW w:w="2274" w:type="dxa"/>
+          </w:tcPr>
+          <w:p>
+            <w:pPr>
+              <w:cnfStyle w:val="000000100000" w:firstRow="0" w:lastRow="0" w:firstColumn="0" w:lastColumn="0" w:oddVBand="0" w:evenVBand="0" w:oddHBand="1" w:evenHBand="0" w:firstRowFirstColumn="0" w:firstRowLastColumn="0" w:lastRowFirstColumn="0" w:lastRowLastColumn="0"/>
+              <w:rPr>
+                <w:rFonts w:ascii="Times New Roman" w:hAnsi="Times New Roman" w:cs="Times New Roman"/>
+                <w:lang w:eastAsia="en-GB"/>
+              </w:rPr>
+            </w:pPr>
+            <w:r>
+              <w:rPr>
+                <w:rFonts w:ascii="Times New Roman" w:hAnsi="Times New Roman" w:cs="Times New Roman"/>
+                <w:lang w:eastAsia="en-GB"/>
+              </w:rPr>
+              <w:t>NOT NULL</w:t>
+            </w:r>
+          </w:p>
+        </w:tc>
+      </w:tr>
+    </w:tbl>
+    <w:p>
+      <w:pPr>
+        <w:rPr>
+          <w:rFonts w:ascii="Times New Roman" w:hAnsi="Times New Roman" w:cs="Times New Roman"/>
+          <w:lang w:eastAsia="en-GB"/>
+        </w:rPr>
+      </w:pPr>
+    </w:p>
+    <w:p>
+      <w:pPr>
+        <w:rPr>
+          <w:rFonts w:ascii="Times New Roman" w:hAnsi="Times New Roman" w:cs="Times New Roman"/>
+          <w:lang w:eastAsia="en-GB"/>
+        </w:rPr>
+      </w:pPr>
+      <w:r>
+        <w:rPr>
+          <w:rFonts w:ascii="Times New Roman" w:hAnsi="Times New Roman" w:cs="Times New Roman"/>
+          <w:lang w:eastAsia="en-GB"/>
+        </w:rPr>
+        <w:t>Podrobný popis vlastnosti:</w:t>
+      </w:r>
+    </w:p>
+    <w:p>
+      <w:pPr>
+        <w:pStyle w:val="ListParagraph"/>
+        <w:numPr>
+          <w:ilvl w:val="0"/>
+          <w:numId w:val="9"/>
+        </w:numPr>
+        <w:rPr>
+          <w:rFonts w:ascii="Times New Roman" w:hAnsi="Times New Roman" w:cs="Times New Roman"/>
+          <w:lang w:eastAsia="en-GB"/>
+        </w:rPr>
+      </w:pPr>
+      <w:r>
+        <w:rPr>
+          <w:rFonts w:ascii="Times New Roman" w:hAnsi="Times New Roman" w:cs="Times New Roman"/>
+          <w:lang w:eastAsia="en-GB"/>
+        </w:rPr>
+        <w:t>id: Hlavní identifikační klíč typu CUID (Collision-Resistant Unique Identifier).</w:t>
+      </w:r>
+    </w:p>
+    <w:p>
+      <w:pPr>
+        <w:pStyle w:val="ListParagraph"/>
+        <w:numPr>
+          <w:ilvl w:val="0"/>
+          <w:numId w:val="9"/>
+        </w:numPr>
+        <w:rPr>
+          <w:rFonts w:ascii="Times New Roman" w:hAnsi="Times New Roman" w:cs="Times New Roman"/>
+          <w:lang w:eastAsia="en-GB"/>
+        </w:rPr>
+      </w:pPr>
+      <w:r>
+        <w:rPr>
+          <w:rFonts w:ascii="Times New Roman" w:hAnsi="Times New Roman" w:cs="Times New Roman"/>
+          <w:lang w:eastAsia="en-GB"/>
+        </w:rPr>
+        <w:t>userId: Cizí klíč (Foreign key), který odkazuje na konkretního uživatele z tabulky users, kterému</w:t>
+      </w:r>
+      <w:r>
+        <w:rPr>
+          <w:rFonts w:ascii="Times New Roman" w:hAnsi="Times New Roman" w:cs="Times New Roman"/>
+          <w:lang w:eastAsia="en-GB"/>
+        </w:rPr>
+        <w:t xml:space="preserve"> je</w:t>
+      </w:r>
+      <w:r>
+        <w:rPr>
+          <w:rFonts w:ascii="Times New Roman" w:hAnsi="Times New Roman" w:cs="Times New Roman"/>
+          <w:lang w:eastAsia="en-GB"/>
+        </w:rPr>
+        <w:t xml:space="preserve"> tato </w:t>
+      </w:r>
+      <w:r>
+        <w:rPr>
+          <w:rFonts w:ascii="Times New Roman" w:hAnsi="Times New Roman" w:cs="Times New Roman"/>
+          <w:lang w:eastAsia="en-GB"/>
+        </w:rPr>
+        <w:t>notifikace</w:t>
+      </w:r>
+      <w:r>
+        <w:rPr>
+          <w:rFonts w:ascii="Times New Roman" w:hAnsi="Times New Roman" w:cs="Times New Roman"/>
+          <w:lang w:eastAsia="en-GB"/>
+        </w:rPr>
+        <w:t xml:space="preserve"> </w:t>
+      </w:r>
+      <w:r>
+        <w:rPr>
+          <w:rFonts w:ascii="Times New Roman" w:hAnsi="Times New Roman" w:cs="Times New Roman"/>
+          <w:lang w:eastAsia="en-GB"/>
+        </w:rPr>
+        <w:t>adresována</w:t>
+      </w:r>
+      <w:r>
+        <w:rPr>
+          <w:rFonts w:ascii="Times New Roman" w:hAnsi="Times New Roman" w:cs="Times New Roman"/>
+          <w:lang w:eastAsia="en-GB"/>
+        </w:rPr>
+        <w:t>.</w:t>
+      </w:r>
+    </w:p>
+    <w:p>
+      <w:pPr>
+        <w:pStyle w:val="ListParagraph"/>
+        <w:numPr>
+          <w:ilvl w:val="0"/>
+          <w:numId w:val="9"/>
+        </w:numPr>
+        <w:rPr>
+          <w:rFonts w:ascii="Times New Roman" w:hAnsi="Times New Roman" w:cs="Times New Roman"/>
+          <w:lang w:eastAsia="en-GB"/>
+        </w:rPr>
+      </w:pPr>
+      <w:r>
+        <w:rPr>
+          <w:rFonts w:ascii="Times New Roman" w:hAnsi="Times New Roman" w:cs="Times New Roman"/>
+          <w:lang w:eastAsia="en-GB"/>
+        </w:rPr>
+        <w:t>createAt: Časové razítko, které ukládá přesný čas a datum, kdy oznámené vzniklo.</w:t>
+      </w:r>
+    </w:p>
+    <w:p>
+      <w:pPr>
+        <w:pStyle w:val="ListParagraph"/>
+        <w:numPr>
+          <w:ilvl w:val="0"/>
+          <w:numId w:val="9"/>
+        </w:numPr>
+        <w:rPr>
+          <w:rFonts w:ascii="Times New Roman" w:hAnsi="Times New Roman" w:cs="Times New Roman"/>
+          <w:lang w:eastAsia="en-GB"/>
+        </w:rPr>
+      </w:pPr>
+      <w:r>
+        <w:rPr>
+          <w:rFonts w:ascii="Times New Roman" w:hAnsi="Times New Roman" w:cs="Times New Roman"/>
+          <w:lang w:eastAsia="en-GB"/>
+        </w:rPr>
+        <w:t>payload: Samotný obsah oznámení (textová zpráva), který se reálně zobrazí v jeho rozhraní na webu.</w:t>
+      </w:r>
+    </w:p>
+    <w:p>
+      <w:pPr>
+        <w:pStyle w:val="ListParagraph"/>
+        <w:numPr>
+          <w:ilvl w:val="0"/>
+          <w:numId w:val="9"/>
+        </w:numPr>
+        <w:rPr>
+          <w:rFonts w:ascii="Times New Roman" w:hAnsi="Times New Roman" w:cs="Times New Roman"/>
+          <w:lang w:eastAsia="en-GB"/>
+        </w:rPr>
+      </w:pPr>
+      <w:r>
+        <w:rPr>
+          <w:rFonts w:ascii="Times New Roman" w:hAnsi="Times New Roman" w:cs="Times New Roman"/>
+          <w:lang w:eastAsia="en-GB"/>
+        </w:rPr>
+        <w:t>type: Označení typu oznámení. Rozlišuje o jakou zprávu se jedná, napřiklad dotaz na přátelství (už</w:t>
+      </w:r>
+      <w:r>
+        <w:rPr>
+          <w:rFonts w:ascii="Times New Roman" w:hAnsi="Times New Roman" w:cs="Times New Roman"/>
+          <w:lang w:eastAsia="en-GB"/>
+        </w:rPr>
+        <w:t>ivateli se zobrazí tlačítka pro příjetí nebo odmítnutí) nebo upozornění na ztrátu série</w:t>
+      </w:r>
+      <w:r>
+        <w:rPr>
+          <w:rFonts w:ascii="Times New Roman" w:hAnsi="Times New Roman" w:cs="Times New Roman"/>
+          <w:lang w:eastAsia="en-GB"/>
+        </w:rPr>
+        <w:t>.</w:t>
+      </w:r>
+    </w:p>
+    <w:p>
+      <w:pPr>
+        <w:pStyle w:val="Heading2"/>
+        <w:rPr>
+          <w:rFonts w:ascii="Times New Roman" w:eastAsia="Times New Roman" w:hAnsi="Times New Roman" w:cs="Times New Roman"/>
+          <w:lang w:eastAsia="en-GB"/>
+        </w:rPr>
+      </w:pPr>
+      <w:bookmarkStart w:id="14" w:name="_Toc230990313"/>
+      <w:r>
+        <w:rPr>
+          <w:rFonts w:ascii="Times New Roman" w:eastAsia="Times New Roman" w:hAnsi="Times New Roman" w:cs="Times New Roman"/>
+          <w:lang w:eastAsia="en-GB"/>
+        </w:rPr>
+        <w:t>Využití databáze ve webové aplikace</w:t>
+      </w:r>
+      <w:bookmarkEnd w:id="14"/>
+    </w:p>
+    <w:p>
+      <w:pPr>
+        <w:spacing w:line="360" w:lineRule="auto"/>
+        <w:rPr>
+          <w:rFonts w:ascii="Times New Roman" w:hAnsi="Times New Roman" w:cs="Times New Roman"/>
+        </w:rPr>
+      </w:pPr>
+    </w:p>
+    <w:p>
+      <w:pPr>
+        <w:spacing w:line="360" w:lineRule="auto"/>
+        <w:rPr>
+          <w:rFonts w:ascii="Times New Roman" w:hAnsi="Times New Roman" w:cs="Times New Roman"/>
+        </w:rPr>
+      </w:pPr>
+    </w:p>
+    <w:p>
+      <w:pPr>
+        <w:spacing w:line="360" w:lineRule="auto"/>
+        <w:rPr>
+          <w:rFonts w:ascii="Times New Roman" w:hAnsi="Times New Roman" w:cs="Times New Roman"/>
+        </w:rPr>
+      </w:pPr>
+    </w:p>
+    <w:p>
+      <w:pPr>
+        <w:spacing w:line="360" w:lineRule="auto"/>
+        <w:rPr>
+          <w:rFonts w:ascii="Times New Roman" w:hAnsi="Times New Roman" w:cs="Times New Roman"/>
+        </w:rPr>
+      </w:pPr>
+    </w:p>
+    <w:p>
+      <w:pPr>
         <w:spacing w:line="360" w:lineRule="auto"/>
         <w:rPr>
           <w:rFonts w:ascii="Times New Roman" w:hAnsi="Times New Roman" w:cs="Times New Roman"/>
@@ -2361,9 +5842,9 @@
       </w:pPr>
     </w:p>
     <w:sectPr>
-      <w:headerReference w:type="default" r:id="rId9"/>
-      <w:footerReference w:type="even" r:id="rId10"/>
-      <w:footerReference w:type="default" r:id="rId11"/>
+      <w:headerReference w:type="default" r:id="rId11"/>
+      <w:footerReference w:type="even" r:id="rId12"/>
+      <w:footerReference w:type="default" r:id="rId13"/>
       <w:pgSz w:w="11906" w:h="16838"/>
       <w:pgMar w:top="1440" w:right="1440" w:bottom="1440" w:left="1440" w:header="708" w:footer="708" w:gutter="0"/>
       <w:pgNumType w:start="1"/>
@@ -2571,6 +6052,232 @@
 <file path=word/numbering.xml><?xml version="1.0" encoding="utf-8"?>
 <w:numbering xmlns:wpc="http://schemas.microsoft.com/office/word/2010/wordprocessingCanvas" xmlns:cx="http://schemas.microsoft.com/office/drawing/2014/chartex" xmlns:cx1="http://schemas.microsoft.com/office/drawing/2015/9/8/chartex" xmlns:cx2="http://schemas.microsoft.com/office/drawing/2015/10/21/chartex" xmlns:cx3="http://schemas.microsoft.com/office/drawing/2016/5/9/chartex" xmlns:cx4="http://schemas.microsoft.com/office/drawing/2016/5/10/chartex" xmlns:cx5="http://schemas.microsoft.com/office/drawing/2016/5/11/chartex" xmlns:cx6="http://schemas.microsoft.com/office/drawing/2016/5/12/chartex" xmlns:cx7="http://schemas.microsoft.com/office/drawing/2016/5/13/chartex" xmlns:cx8="http://schemas.microsoft.com/office/drawing/2016/5/14/chartex" xmlns:mc="http://schemas.openxmlformats.org/markup-compatibility/2006" xmlns:aink="http://schemas.microsoft.com/office/drawing/2016/ink" xmlns:am3d="http://schemas.microsoft.com/office/drawing/2017/model3d" xmlns:o="urn:schemas-microsoft-com:office:office" xmlns:oel="http://schemas.microsoft.com/office/2019/extlst" xmlns:r="http://schemas.openxmlformats.org/officeDocument/2006/relationships" xmlns:m="http://schemas.openxmlformats.org/officeDocument/2006/math" xmlns:v="urn:schemas-microsoft-com:vml" xmlns:wp14="http://schemas.microsoft.com/office/word/2010/wordprocessingDrawing" xmlns:wp="http://schemas.openxmlformats.org/drawingml/2006/wordprocessingDrawing" xmlns:w10="urn:schemas-microsoft-com:office:word" xmlns:w="http://schemas.openxmlformats.org/wordprocessingml/2006/main" xmlns:w14="http://schemas.microsoft.com/office/word/2010/wordml" xmlns:w15="http://schemas.microsoft.com/office/word/2012/wordml" xmlns:w16cex="http://schemas.microsoft.com/office/word/2018/wordml/cex" xmlns:w16cid="http://schemas.microsoft.com/office/word/2016/wordml/cid" xmlns:w16="http://schemas.microsoft.com/office/word/2018/wordml" xmlns:w16du="http://schemas.microsoft.com/office/word/2023/wordml/word16du" xmlns:w16sdtdh="http://schemas.microsoft.com/office/word/2020/wordml/sdtdatahash" xmlns:w16sdtfl="http://schemas.microsoft.com/office/word/2024/wordml/sdtformatlock" xmlns:w16se="http://schemas.microsoft.com/office/word/2015/wordml/symex" xmlns:wpg="http://schemas.microsoft.com/office/word/2010/wordprocessingGroup" xmlns:wpi="http://schemas.microsoft.com/office/word/2010/wordprocessingInk" xmlns:wne="http://schemas.microsoft.com/office/word/2006/wordml" xmlns:wps="http://schemas.microsoft.com/office/word/2010/wordprocessingShape" mc:Ignorable="w14 w15 w16se w16cid w16 w16cex w16sdtdh w16sdtfl w16du wp14">
   <w:abstractNum w:abstractNumId="0" w15:restartNumberingAfterBreak="0">
+    <w:nsid w:val="11B80231"/>
+    <w:multiLevelType w:val="hybridMultilevel"/>
+    <w:tmpl w:val="7CD8F1D6"/>
+    <w:lvl w:ilvl="0" w:tplc="08090001">
+      <w:start w:val="1"/>
+      <w:numFmt w:val="bullet"/>
+      <w:lvlText w:val=""/>
+      <w:lvlJc w:val="left"/>
+      <w:pPr>
+        <w:ind w:left="720" w:hanging="360"/>
+      </w:pPr>
+      <w:rPr>
+        <w:rFonts w:ascii="Symbol" w:hAnsi="Symbol" w:hint="default"/>
+      </w:rPr>
+    </w:lvl>
+    <w:lvl w:ilvl="1" w:tplc="08090003" w:tentative="1">
+      <w:start w:val="1"/>
+      <w:numFmt w:val="bullet"/>
+      <w:lvlText w:val="o"/>
+      <w:lvlJc w:val="left"/>
+      <w:pPr>
+        <w:ind w:left="1440" w:hanging="360"/>
+      </w:pPr>
+      <w:rPr>
+        <w:rFonts w:ascii="Courier New" w:hAnsi="Courier New" w:cs="Courier New" w:hint="default"/>
+      </w:rPr>
+    </w:lvl>
+    <w:lvl w:ilvl="2" w:tplc="08090005" w:tentative="1">
+      <w:start w:val="1"/>
+      <w:numFmt w:val="bullet"/>
+      <w:lvlText w:val=""/>
+      <w:lvlJc w:val="left"/>
+      <w:pPr>
+        <w:ind w:left="2160" w:hanging="360"/>
+      </w:pPr>
+      <w:rPr>
+        <w:rFonts w:ascii="Wingdings" w:hAnsi="Wingdings" w:hint="default"/>
+      </w:rPr>
+    </w:lvl>
+    <w:lvl w:ilvl="3" w:tplc="08090001" w:tentative="1">
+      <w:start w:val="1"/>
+      <w:numFmt w:val="bullet"/>
+      <w:lvlText w:val=""/>
+      <w:lvlJc w:val="left"/>
+      <w:pPr>
+        <w:ind w:left="2880" w:hanging="360"/>
+      </w:pPr>
+      <w:rPr>
+        <w:rFonts w:ascii="Symbol" w:hAnsi="Symbol" w:hint="default"/>
+      </w:rPr>
+    </w:lvl>
+    <w:lvl w:ilvl="4" w:tplc="08090003" w:tentative="1">
+      <w:start w:val="1"/>
+      <w:numFmt w:val="bullet"/>
+      <w:lvlText w:val="o"/>
+      <w:lvlJc w:val="left"/>
+      <w:pPr>
+        <w:ind w:left="3600" w:hanging="360"/>
+      </w:pPr>
+      <w:rPr>
+        <w:rFonts w:ascii="Courier New" w:hAnsi="Courier New" w:cs="Courier New" w:hint="default"/>
+      </w:rPr>
+    </w:lvl>
+    <w:lvl w:ilvl="5" w:tplc="08090005" w:tentative="1">
+      <w:start w:val="1"/>
+      <w:numFmt w:val="bullet"/>
+      <w:lvlText w:val=""/>
+      <w:lvlJc w:val="left"/>
+      <w:pPr>
+        <w:ind w:left="4320" w:hanging="360"/>
+      </w:pPr>
+      <w:rPr>
+        <w:rFonts w:ascii="Wingdings" w:hAnsi="Wingdings" w:hint="default"/>
+      </w:rPr>
+    </w:lvl>
+    <w:lvl w:ilvl="6" w:tplc="08090001" w:tentative="1">
+      <w:start w:val="1"/>
+      <w:numFmt w:val="bullet"/>
+      <w:lvlText w:val=""/>
+      <w:lvlJc w:val="left"/>
+      <w:pPr>
+        <w:ind w:left="5040" w:hanging="360"/>
+      </w:pPr>
+      <w:rPr>
+        <w:rFonts w:ascii="Symbol" w:hAnsi="Symbol" w:hint="default"/>
+      </w:rPr>
+    </w:lvl>
+    <w:lvl w:ilvl="7" w:tplc="08090003" w:tentative="1">
+      <w:start w:val="1"/>
+      <w:numFmt w:val="bullet"/>
+      <w:lvlText w:val="o"/>
+      <w:lvlJc w:val="left"/>
+      <w:pPr>
+        <w:ind w:left="5760" w:hanging="360"/>
+      </w:pPr>
+      <w:rPr>
+        <w:rFonts w:ascii="Courier New" w:hAnsi="Courier New" w:cs="Courier New" w:hint="default"/>
+      </w:rPr>
+    </w:lvl>
+    <w:lvl w:ilvl="8" w:tplc="08090005" w:tentative="1">
+      <w:start w:val="1"/>
+      <w:numFmt w:val="bullet"/>
+      <w:lvlText w:val=""/>
+      <w:lvlJc w:val="left"/>
+      <w:pPr>
+        <w:ind w:left="6480" w:hanging="360"/>
+      </w:pPr>
+      <w:rPr>
+        <w:rFonts w:ascii="Wingdings" w:hAnsi="Wingdings" w:hint="default"/>
+      </w:rPr>
+    </w:lvl>
+  </w:abstractNum>
+  <w:abstractNum w:abstractNumId="1" w15:restartNumberingAfterBreak="0">
+    <w:nsid w:val="274D76FE"/>
+    <w:multiLevelType w:val="hybridMultilevel"/>
+    <w:tmpl w:val="88B62B62"/>
+    <w:lvl w:ilvl="0" w:tplc="08090001">
+      <w:start w:val="1"/>
+      <w:numFmt w:val="bullet"/>
+      <w:lvlText w:val=""/>
+      <w:lvlJc w:val="left"/>
+      <w:pPr>
+        <w:ind w:left="720" w:hanging="360"/>
+      </w:pPr>
+      <w:rPr>
+        <w:rFonts w:ascii="Symbol" w:hAnsi="Symbol" w:hint="default"/>
+      </w:rPr>
+    </w:lvl>
+    <w:lvl w:ilvl="1" w:tplc="08090003" w:tentative="1">
+      <w:start w:val="1"/>
+      <w:numFmt w:val="bullet"/>
+      <w:lvlText w:val="o"/>
+      <w:lvlJc w:val="left"/>
+      <w:pPr>
+        <w:ind w:left="1440" w:hanging="360"/>
+      </w:pPr>
+      <w:rPr>
+        <w:rFonts w:ascii="Courier New" w:hAnsi="Courier New" w:cs="Courier New" w:hint="default"/>
+      </w:rPr>
+    </w:lvl>
+    <w:lvl w:ilvl="2" w:tplc="08090005" w:tentative="1">
+      <w:start w:val="1"/>
+      <w:numFmt w:val="bullet"/>
+      <w:lvlText w:val=""/>
+      <w:lvlJc w:val="left"/>
+      <w:pPr>
+        <w:ind w:left="2160" w:hanging="360"/>
+      </w:pPr>
+      <w:rPr>
+        <w:rFonts w:ascii="Wingdings" w:hAnsi="Wingdings" w:hint="default"/>
+      </w:rPr>
+    </w:lvl>
+    <w:lvl w:ilvl="3" w:tplc="08090001" w:tentative="1">
+      <w:start w:val="1"/>
+      <w:numFmt w:val="bullet"/>
+      <w:lvlText w:val=""/>
+      <w:lvlJc w:val="left"/>
+      <w:pPr>
+        <w:ind w:left="2880" w:hanging="360"/>
+      </w:pPr>
+      <w:rPr>
+        <w:rFonts w:ascii="Symbol" w:hAnsi="Symbol" w:hint="default"/>
+      </w:rPr>
+    </w:lvl>
+    <w:lvl w:ilvl="4" w:tplc="08090003" w:tentative="1">
+      <w:start w:val="1"/>
+      <w:numFmt w:val="bullet"/>
+      <w:lvlText w:val="o"/>
+      <w:lvlJc w:val="left"/>
+      <w:pPr>
+        <w:ind w:left="3600" w:hanging="360"/>
+      </w:pPr>
+      <w:rPr>
+        <w:rFonts w:ascii="Courier New" w:hAnsi="Courier New" w:cs="Courier New" w:hint="default"/>
+      </w:rPr>
+    </w:lvl>
+    <w:lvl w:ilvl="5" w:tplc="08090005" w:tentative="1">
+      <w:start w:val="1"/>
+      <w:numFmt w:val="bullet"/>
+      <w:lvlText w:val=""/>
+      <w:lvlJc w:val="left"/>
+      <w:pPr>
+        <w:ind w:left="4320" w:hanging="360"/>
+      </w:pPr>
+      <w:rPr>
+        <w:rFonts w:ascii="Wingdings" w:hAnsi="Wingdings" w:hint="default"/>
+      </w:rPr>
+    </w:lvl>
+    <w:lvl w:ilvl="6" w:tplc="08090001" w:tentative="1">
+      <w:start w:val="1"/>
+      <w:numFmt w:val="bullet"/>
+      <w:lvlText w:val=""/>
+      <w:lvlJc w:val="left"/>
+      <w:pPr>
+        <w:ind w:left="5040" w:hanging="360"/>
+      </w:pPr>
+      <w:rPr>
+        <w:rFonts w:ascii="Symbol" w:hAnsi="Symbol" w:hint="default"/>
+      </w:rPr>
+    </w:lvl>
+    <w:lvl w:ilvl="7" w:tplc="08090003" w:tentative="1">
+      <w:start w:val="1"/>
+      <w:numFmt w:val="bullet"/>
+      <w:lvlText w:val="o"/>
+      <w:lvlJc w:val="left"/>
+      <w:pPr>
+        <w:ind w:left="5760" w:hanging="360"/>
+      </w:pPr>
+      <w:rPr>
+        <w:rFonts w:ascii="Courier New" w:hAnsi="Courier New" w:cs="Courier New" w:hint="default"/>
+      </w:rPr>
+    </w:lvl>
+    <w:lvl w:ilvl="8" w:tplc="08090005" w:tentative="1">
+      <w:start w:val="1"/>
+      <w:numFmt w:val="bullet"/>
+      <w:lvlText w:val=""/>
+      <w:lvlJc w:val="left"/>
+      <w:pPr>
+        <w:ind w:left="6480" w:hanging="360"/>
+      </w:pPr>
+      <w:rPr>
+        <w:rFonts w:ascii="Wingdings" w:hAnsi="Wingdings" w:hint="default"/>
+      </w:rPr>
+    </w:lvl>
+  </w:abstractNum>
+  <w:abstractNum w:abstractNumId="2" w15:restartNumberingAfterBreak="0">
     <w:nsid w:val="36A46C10"/>
     <w:multiLevelType w:val="multilevel"/>
     <w:tmpl w:val="0809001F"/>
@@ -2656,7 +6363,531 @@
       </w:pPr>
     </w:lvl>
   </w:abstractNum>
-  <w:abstractNum w:abstractNumId="1" w15:restartNumberingAfterBreak="0">
+  <w:abstractNum w:abstractNumId="3" w15:restartNumberingAfterBreak="0">
+    <w:nsid w:val="4B3A3B5F"/>
+    <w:multiLevelType w:val="hybridMultilevel"/>
+    <w:tmpl w:val="C770C138"/>
+    <w:lvl w:ilvl="0" w:tplc="08090001">
+      <w:start w:val="1"/>
+      <w:numFmt w:val="bullet"/>
+      <w:lvlText w:val=""/>
+      <w:lvlJc w:val="left"/>
+      <w:pPr>
+        <w:ind w:left="720" w:hanging="360"/>
+      </w:pPr>
+      <w:rPr>
+        <w:rFonts w:ascii="Symbol" w:hAnsi="Symbol" w:hint="default"/>
+      </w:rPr>
+    </w:lvl>
+    <w:lvl w:ilvl="1" w:tplc="08090003" w:tentative="1">
+      <w:start w:val="1"/>
+      <w:numFmt w:val="bullet"/>
+      <w:lvlText w:val="o"/>
+      <w:lvlJc w:val="left"/>
+      <w:pPr>
+        <w:ind w:left="1440" w:hanging="360"/>
+      </w:pPr>
+      <w:rPr>
+        <w:rFonts w:ascii="Courier New" w:hAnsi="Courier New" w:cs="Courier New" w:hint="default"/>
+      </w:rPr>
+    </w:lvl>
+    <w:lvl w:ilvl="2" w:tplc="08090005" w:tentative="1">
+      <w:start w:val="1"/>
+      <w:numFmt w:val="bullet"/>
+      <w:lvlText w:val=""/>
+      <w:lvlJc w:val="left"/>
+      <w:pPr>
+        <w:ind w:left="2160" w:hanging="360"/>
+      </w:pPr>
+      <w:rPr>
+        <w:rFonts w:ascii="Wingdings" w:hAnsi="Wingdings" w:hint="default"/>
+      </w:rPr>
+    </w:lvl>
+    <w:lvl w:ilvl="3" w:tplc="08090001" w:tentative="1">
+      <w:start w:val="1"/>
+      <w:numFmt w:val="bullet"/>
+      <w:lvlText w:val=""/>
+      <w:lvlJc w:val="left"/>
+      <w:pPr>
+        <w:ind w:left="2880" w:hanging="360"/>
+      </w:pPr>
+      <w:rPr>
+        <w:rFonts w:ascii="Symbol" w:hAnsi="Symbol" w:hint="default"/>
+      </w:rPr>
+    </w:lvl>
+    <w:lvl w:ilvl="4" w:tplc="08090003" w:tentative="1">
+      <w:start w:val="1"/>
+      <w:numFmt w:val="bullet"/>
+      <w:lvlText w:val="o"/>
+      <w:lvlJc w:val="left"/>
+      <w:pPr>
+        <w:ind w:left="3600" w:hanging="360"/>
+      </w:pPr>
+      <w:rPr>
+        <w:rFonts w:ascii="Courier New" w:hAnsi="Courier New" w:cs="Courier New" w:hint="default"/>
+      </w:rPr>
+    </w:lvl>
+    <w:lvl w:ilvl="5" w:tplc="08090005" w:tentative="1">
+      <w:start w:val="1"/>
+      <w:numFmt w:val="bullet"/>
+      <w:lvlText w:val=""/>
+      <w:lvlJc w:val="left"/>
+      <w:pPr>
+        <w:ind w:left="4320" w:hanging="360"/>
+      </w:pPr>
+      <w:rPr>
+        <w:rFonts w:ascii="Wingdings" w:hAnsi="Wingdings" w:hint="default"/>
+      </w:rPr>
+    </w:lvl>
+    <w:lvl w:ilvl="6" w:tplc="08090001" w:tentative="1">
+      <w:start w:val="1"/>
+      <w:numFmt w:val="bullet"/>
+      <w:lvlText w:val=""/>
+      <w:lvlJc w:val="left"/>
+      <w:pPr>
+        <w:ind w:left="5040" w:hanging="360"/>
+      </w:pPr>
+      <w:rPr>
+        <w:rFonts w:ascii="Symbol" w:hAnsi="Symbol" w:hint="default"/>
+      </w:rPr>
+    </w:lvl>
+    <w:lvl w:ilvl="7" w:tplc="08090003" w:tentative="1">
+      <w:start w:val="1"/>
+      <w:numFmt w:val="bullet"/>
+      <w:lvlText w:val="o"/>
+      <w:lvlJc w:val="left"/>
+      <w:pPr>
+        <w:ind w:left="5760" w:hanging="360"/>
+      </w:pPr>
+      <w:rPr>
+        <w:rFonts w:ascii="Courier New" w:hAnsi="Courier New" w:cs="Courier New" w:hint="default"/>
+      </w:rPr>
+    </w:lvl>
+    <w:lvl w:ilvl="8" w:tplc="08090005" w:tentative="1">
+      <w:start w:val="1"/>
+      <w:numFmt w:val="bullet"/>
+      <w:lvlText w:val=""/>
+      <w:lvlJc w:val="left"/>
+      <w:pPr>
+        <w:ind w:left="6480" w:hanging="360"/>
+      </w:pPr>
+      <w:rPr>
+        <w:rFonts w:ascii="Wingdings" w:hAnsi="Wingdings" w:hint="default"/>
+      </w:rPr>
+    </w:lvl>
+  </w:abstractNum>
+  <w:abstractNum w:abstractNumId="4" w15:restartNumberingAfterBreak="0">
+    <w:nsid w:val="4CA223FD"/>
+    <w:multiLevelType w:val="multilevel"/>
+    <w:tmpl w:val="D512A4C8"/>
+    <w:lvl w:ilvl="0">
+      <w:start w:val="1"/>
+      <w:numFmt w:val="bullet"/>
+      <w:lvlText w:val=""/>
+      <w:lvlJc w:val="left"/>
+      <w:pPr>
+        <w:tabs>
+          <w:tab w:val="num" w:pos="720"/>
+        </w:tabs>
+        <w:ind w:left="720" w:hanging="360"/>
+      </w:pPr>
+      <w:rPr>
+        <w:rFonts w:ascii="Symbol" w:hAnsi="Symbol" w:hint="default"/>
+        <w:sz w:val="20"/>
+      </w:rPr>
+    </w:lvl>
+    <w:lvl w:ilvl="1">
+      <w:start w:val="1"/>
+      <w:numFmt w:val="bullet"/>
+      <w:lvlText w:val="o"/>
+      <w:lvlJc w:val="left"/>
+      <w:pPr>
+        <w:tabs>
+          <w:tab w:val="num" w:pos="1440"/>
+        </w:tabs>
+        <w:ind w:left="1440" w:hanging="360"/>
+      </w:pPr>
+      <w:rPr>
+        <w:rFonts w:ascii="Courier New" w:hAnsi="Courier New" w:hint="default"/>
+        <w:sz w:val="20"/>
+      </w:rPr>
+    </w:lvl>
+    <w:lvl w:ilvl="2" w:tentative="1">
+      <w:start w:val="1"/>
+      <w:numFmt w:val="bullet"/>
+      <w:lvlText w:val=""/>
+      <w:lvlJc w:val="left"/>
+      <w:pPr>
+        <w:tabs>
+          <w:tab w:val="num" w:pos="2160"/>
+        </w:tabs>
+        <w:ind w:left="2160" w:hanging="360"/>
+      </w:pPr>
+      <w:rPr>
+        <w:rFonts w:ascii="Wingdings" w:hAnsi="Wingdings" w:hint="default"/>
+        <w:sz w:val="20"/>
+      </w:rPr>
+    </w:lvl>
+    <w:lvl w:ilvl="3" w:tentative="1">
+      <w:start w:val="1"/>
+      <w:numFmt w:val="bullet"/>
+      <w:lvlText w:val=""/>
+      <w:lvlJc w:val="left"/>
+      <w:pPr>
+        <w:tabs>
+          <w:tab w:val="num" w:pos="2880"/>
+        </w:tabs>
+        <w:ind w:left="2880" w:hanging="360"/>
+      </w:pPr>
+      <w:rPr>
+        <w:rFonts w:ascii="Wingdings" w:hAnsi="Wingdings" w:hint="default"/>
+        <w:sz w:val="20"/>
+      </w:rPr>
+    </w:lvl>
+    <w:lvl w:ilvl="4" w:tentative="1">
+      <w:start w:val="1"/>
+      <w:numFmt w:val="bullet"/>
+      <w:lvlText w:val=""/>
+      <w:lvlJc w:val="left"/>
+      <w:pPr>
+        <w:tabs>
+          <w:tab w:val="num" w:pos="3600"/>
+        </w:tabs>
+        <w:ind w:left="3600" w:hanging="360"/>
+      </w:pPr>
+      <w:rPr>
+        <w:rFonts w:ascii="Wingdings" w:hAnsi="Wingdings" w:hint="default"/>
+        <w:sz w:val="20"/>
+      </w:rPr>
+    </w:lvl>
+    <w:lvl w:ilvl="5" w:tentative="1">
+      <w:start w:val="1"/>
+      <w:numFmt w:val="bullet"/>
+      <w:lvlText w:val=""/>
+      <w:lvlJc w:val="left"/>
+      <w:pPr>
+        <w:tabs>
+          <w:tab w:val="num" w:pos="4320"/>
+        </w:tabs>
+        <w:ind w:left="4320" w:hanging="360"/>
+      </w:pPr>
+      <w:rPr>
+        <w:rFonts w:ascii="Wingdings" w:hAnsi="Wingdings" w:hint="default"/>
+        <w:sz w:val="20"/>
+      </w:rPr>
+    </w:lvl>
+    <w:lvl w:ilvl="6" w:tentative="1">
+      <w:start w:val="1"/>
+      <w:numFmt w:val="bullet"/>
+      <w:lvlText w:val=""/>
+      <w:lvlJc w:val="left"/>
+      <w:pPr>
+        <w:tabs>
+          <w:tab w:val="num" w:pos="5040"/>
+        </w:tabs>
+        <w:ind w:left="5040" w:hanging="360"/>
+      </w:pPr>
+      <w:rPr>
+        <w:rFonts w:ascii="Wingdings" w:hAnsi="Wingdings" w:hint="default"/>
+        <w:sz w:val="20"/>
+      </w:rPr>
+    </w:lvl>
+    <w:lvl w:ilvl="7" w:tentative="1">
+      <w:start w:val="1"/>
+      <w:numFmt w:val="bullet"/>
+      <w:lvlText w:val=""/>
+      <w:lvlJc w:val="left"/>
+      <w:pPr>
+        <w:tabs>
+          <w:tab w:val="num" w:pos="5760"/>
+        </w:tabs>
+        <w:ind w:left="5760" w:hanging="360"/>
+      </w:pPr>
+      <w:rPr>
+        <w:rFonts w:ascii="Wingdings" w:hAnsi="Wingdings" w:hint="default"/>
+        <w:sz w:val="20"/>
+      </w:rPr>
+    </w:lvl>
+    <w:lvl w:ilvl="8" w:tentative="1">
+      <w:start w:val="1"/>
+      <w:numFmt w:val="bullet"/>
+      <w:lvlText w:val=""/>
+      <w:lvlJc w:val="left"/>
+      <w:pPr>
+        <w:tabs>
+          <w:tab w:val="num" w:pos="6480"/>
+        </w:tabs>
+        <w:ind w:left="6480" w:hanging="360"/>
+      </w:pPr>
+      <w:rPr>
+        <w:rFonts w:ascii="Wingdings" w:hAnsi="Wingdings" w:hint="default"/>
+        <w:sz w:val="20"/>
+      </w:rPr>
+    </w:lvl>
+  </w:abstractNum>
+  <w:abstractNum w:abstractNumId="5" w15:restartNumberingAfterBreak="0">
+    <w:nsid w:val="53DB407C"/>
+    <w:multiLevelType w:val="hybridMultilevel"/>
+    <w:tmpl w:val="28BE8D2C"/>
+    <w:lvl w:ilvl="0" w:tplc="08090001">
+      <w:start w:val="1"/>
+      <w:numFmt w:val="bullet"/>
+      <w:lvlText w:val=""/>
+      <w:lvlJc w:val="left"/>
+      <w:pPr>
+        <w:ind w:left="720" w:hanging="360"/>
+      </w:pPr>
+      <w:rPr>
+        <w:rFonts w:ascii="Symbol" w:hAnsi="Symbol" w:hint="default"/>
+      </w:rPr>
+    </w:lvl>
+    <w:lvl w:ilvl="1" w:tplc="08090003" w:tentative="1">
+      <w:start w:val="1"/>
+      <w:numFmt w:val="bullet"/>
+      <w:lvlText w:val="o"/>
+      <w:lvlJc w:val="left"/>
+      <w:pPr>
+        <w:ind w:left="1440" w:hanging="360"/>
+      </w:pPr>
+      <w:rPr>
+        <w:rFonts w:ascii="Courier New" w:hAnsi="Courier New" w:cs="Courier New" w:hint="default"/>
+      </w:rPr>
+    </w:lvl>
+    <w:lvl w:ilvl="2" w:tplc="08090005" w:tentative="1">
+      <w:start w:val="1"/>
+      <w:numFmt w:val="bullet"/>
+      <w:lvlText w:val=""/>
+      <w:lvlJc w:val="left"/>
+      <w:pPr>
+        <w:ind w:left="2160" w:hanging="360"/>
+      </w:pPr>
+      <w:rPr>
+        <w:rFonts w:ascii="Wingdings" w:hAnsi="Wingdings" w:hint="default"/>
+      </w:rPr>
+    </w:lvl>
+    <w:lvl w:ilvl="3" w:tplc="08090001" w:tentative="1">
+      <w:start w:val="1"/>
+      <w:numFmt w:val="bullet"/>
+      <w:lvlText w:val=""/>
+      <w:lvlJc w:val="left"/>
+      <w:pPr>
+        <w:ind w:left="2880" w:hanging="360"/>
+      </w:pPr>
+      <w:rPr>
+        <w:rFonts w:ascii="Symbol" w:hAnsi="Symbol" w:hint="default"/>
+      </w:rPr>
+    </w:lvl>
+    <w:lvl w:ilvl="4" w:tplc="08090003" w:tentative="1">
+      <w:start w:val="1"/>
+      <w:numFmt w:val="bullet"/>
+      <w:lvlText w:val="o"/>
+      <w:lvlJc w:val="left"/>
+      <w:pPr>
+        <w:ind w:left="3600" w:hanging="360"/>
+      </w:pPr>
+      <w:rPr>
+        <w:rFonts w:ascii="Courier New" w:hAnsi="Courier New" w:cs="Courier New" w:hint="default"/>
+      </w:rPr>
+    </w:lvl>
+    <w:lvl w:ilvl="5" w:tplc="08090005" w:tentative="1">
+      <w:start w:val="1"/>
+      <w:numFmt w:val="bullet"/>
+      <w:lvlText w:val=""/>
+      <w:lvlJc w:val="left"/>
+      <w:pPr>
+        <w:ind w:left="4320" w:hanging="360"/>
+      </w:pPr>
+      <w:rPr>
+        <w:rFonts w:ascii="Wingdings" w:hAnsi="Wingdings" w:hint="default"/>
+      </w:rPr>
+    </w:lvl>
+    <w:lvl w:ilvl="6" w:tplc="08090001" w:tentative="1">
+      <w:start w:val="1"/>
+      <w:numFmt w:val="bullet"/>
+      <w:lvlText w:val=""/>
+      <w:lvlJc w:val="left"/>
+      <w:pPr>
+        <w:ind w:left="5040" w:hanging="360"/>
+      </w:pPr>
+      <w:rPr>
+        <w:rFonts w:ascii="Symbol" w:hAnsi="Symbol" w:hint="default"/>
+      </w:rPr>
+    </w:lvl>
+    <w:lvl w:ilvl="7" w:tplc="08090003" w:tentative="1">
+      <w:start w:val="1"/>
+      <w:numFmt w:val="bullet"/>
+      <w:lvlText w:val="o"/>
+      <w:lvlJc w:val="left"/>
+      <w:pPr>
+        <w:ind w:left="5760" w:hanging="360"/>
+      </w:pPr>
+      <w:rPr>
+        <w:rFonts w:ascii="Courier New" w:hAnsi="Courier New" w:cs="Courier New" w:hint="default"/>
+      </w:rPr>
+    </w:lvl>
+    <w:lvl w:ilvl="8" w:tplc="08090005" w:tentative="1">
+      <w:start w:val="1"/>
+      <w:numFmt w:val="bullet"/>
+      <w:lvlText w:val=""/>
+      <w:lvlJc w:val="left"/>
+      <w:pPr>
+        <w:ind w:left="6480" w:hanging="360"/>
+      </w:pPr>
+      <w:rPr>
+        <w:rFonts w:ascii="Wingdings" w:hAnsi="Wingdings" w:hint="default"/>
+      </w:rPr>
+    </w:lvl>
+  </w:abstractNum>
+  <w:abstractNum w:abstractNumId="6" w15:restartNumberingAfterBreak="0">
+    <w:nsid w:val="5C700FF3"/>
+    <w:multiLevelType w:val="multilevel"/>
+    <w:tmpl w:val="394EBD62"/>
+    <w:lvl w:ilvl="0">
+      <w:start w:val="1"/>
+      <w:numFmt w:val="bullet"/>
+      <w:lvlText w:val=""/>
+      <w:lvlJc w:val="left"/>
+      <w:pPr>
+        <w:tabs>
+          <w:tab w:val="num" w:pos="720"/>
+        </w:tabs>
+        <w:ind w:left="720" w:hanging="360"/>
+      </w:pPr>
+      <w:rPr>
+        <w:rFonts w:ascii="Symbol" w:hAnsi="Symbol" w:hint="default"/>
+        <w:sz w:val="20"/>
+      </w:rPr>
+    </w:lvl>
+    <w:lvl w:ilvl="1" w:tentative="1">
+      <w:start w:val="1"/>
+      <w:numFmt w:val="bullet"/>
+      <w:lvlText w:val="o"/>
+      <w:lvlJc w:val="left"/>
+      <w:pPr>
+        <w:tabs>
+          <w:tab w:val="num" w:pos="1440"/>
+        </w:tabs>
+        <w:ind w:left="1440" w:hanging="360"/>
+      </w:pPr>
+      <w:rPr>
+        <w:rFonts w:ascii="Courier New" w:hAnsi="Courier New" w:hint="default"/>
+        <w:sz w:val="20"/>
+      </w:rPr>
+    </w:lvl>
+    <w:lvl w:ilvl="2" w:tentative="1">
+      <w:start w:val="1"/>
+      <w:numFmt w:val="bullet"/>
+      <w:lvlText w:val=""/>
+      <w:lvlJc w:val="left"/>
+      <w:pPr>
+        <w:tabs>
+          <w:tab w:val="num" w:pos="2160"/>
+        </w:tabs>
+        <w:ind w:left="2160" w:hanging="360"/>
+      </w:pPr>
+      <w:rPr>
+        <w:rFonts w:ascii="Wingdings" w:hAnsi="Wingdings" w:hint="default"/>
+        <w:sz w:val="20"/>
+      </w:rPr>
+    </w:lvl>
+    <w:lvl w:ilvl="3" w:tentative="1">
+      <w:start w:val="1"/>
+      <w:numFmt w:val="bullet"/>
+      <w:lvlText w:val=""/>
+      <w:lvlJc w:val="left"/>
+      <w:pPr>
+        <w:tabs>
+          <w:tab w:val="num" w:pos="2880"/>
+        </w:tabs>
+        <w:ind w:left="2880" w:hanging="360"/>
+      </w:pPr>
+      <w:rPr>
+        <w:rFonts w:ascii="Wingdings" w:hAnsi="Wingdings" w:hint="default"/>
+        <w:sz w:val="20"/>
+      </w:rPr>
+    </w:lvl>
+    <w:lvl w:ilvl="4" w:tentative="1">
+      <w:start w:val="1"/>
+      <w:numFmt w:val="bullet"/>
+      <w:lvlText w:val=""/>
+      <w:lvlJc w:val="left"/>
+      <w:pPr>
+        <w:tabs>
+          <w:tab w:val="num" w:pos="3600"/>
+        </w:tabs>
+        <w:ind w:left="3600" w:hanging="360"/>
+      </w:pPr>
+      <w:rPr>
+        <w:rFonts w:ascii="Wingdings" w:hAnsi="Wingdings" w:hint="default"/>
+        <w:sz w:val="20"/>
+      </w:rPr>
+    </w:lvl>
+    <w:lvl w:ilvl="5" w:tentative="1">
+      <w:start w:val="1"/>
+      <w:numFmt w:val="bullet"/>
+      <w:lvlText w:val=""/>
+      <w:lvlJc w:val="left"/>
+      <w:pPr>
+        <w:tabs>
+          <w:tab w:val="num" w:pos="4320"/>
+        </w:tabs>
+        <w:ind w:left="4320" w:hanging="360"/>
+      </w:pPr>
+      <w:rPr>
+        <w:rFonts w:ascii="Wingdings" w:hAnsi="Wingdings" w:hint="default"/>
+        <w:sz w:val="20"/>
+      </w:rPr>
+    </w:lvl>
+    <w:lvl w:ilvl="6" w:tentative="1">
+      <w:start w:val="1"/>
+      <w:numFmt w:val="bullet"/>
+      <w:lvlText w:val=""/>
+      <w:lvlJc w:val="left"/>
+      <w:pPr>
+        <w:tabs>
+          <w:tab w:val="num" w:pos="5040"/>
+        </w:tabs>
+        <w:ind w:left="5040" w:hanging="360"/>
+      </w:pPr>
+      <w:rPr>
+        <w:rFonts w:ascii="Wingdings" w:hAnsi="Wingdings" w:hint="default"/>
+        <w:sz w:val="20"/>
+      </w:rPr>
+    </w:lvl>
+    <w:lvl w:ilvl="7" w:tentative="1">
+      <w:start w:val="1"/>
+      <w:numFmt w:val="bullet"/>
+      <w:lvlText w:val=""/>
+      <w:lvlJc w:val="left"/>
+      <w:pPr>
+        <w:tabs>
+          <w:tab w:val="num" w:pos="5760"/>
+        </w:tabs>
+        <w:ind w:left="5760" w:hanging="360"/>
+      </w:pPr>
+      <w:rPr>
+        <w:rFonts w:ascii="Wingdings" w:hAnsi="Wingdings" w:hint="default"/>
+        <w:sz w:val="20"/>
+      </w:rPr>
+    </w:lvl>
+    <w:lvl w:ilvl="8" w:tentative="1">
+      <w:start w:val="1"/>
+      <w:numFmt w:val="bullet"/>
+      <w:lvlText w:val=""/>
+      <w:lvlJc w:val="left"/>
+      <w:pPr>
+        <w:tabs>
+          <w:tab w:val="num" w:pos="6480"/>
+        </w:tabs>
+        <w:ind w:left="6480" w:hanging="360"/>
+      </w:pPr>
+      <w:rPr>
+        <w:rFonts w:ascii="Wingdings" w:hAnsi="Wingdings" w:hint="default"/>
+        <w:sz w:val="20"/>
+      </w:rPr>
+    </w:lvl>
+  </w:abstractNum>
+  <w:abstractNum w:abstractNumId="7" w15:restartNumberingAfterBreak="0">
     <w:nsid w:val="62C570C0"/>
     <w:multiLevelType w:val="multilevel"/>
     <w:tmpl w:val="08090025"/>
@@ -2751,11 +6982,181 @@
       </w:pPr>
     </w:lvl>
   </w:abstractNum>
+  <w:abstractNum w:abstractNumId="8" w15:restartNumberingAfterBreak="0">
+    <w:nsid w:val="70577E63"/>
+    <w:multiLevelType w:val="multilevel"/>
+    <w:tmpl w:val="FA6CBF3E"/>
+    <w:lvl w:ilvl="0">
+      <w:start w:val="1"/>
+      <w:numFmt w:val="bullet"/>
+      <w:lvlText w:val=""/>
+      <w:lvlJc w:val="left"/>
+      <w:pPr>
+        <w:tabs>
+          <w:tab w:val="num" w:pos="720"/>
+        </w:tabs>
+        <w:ind w:left="720" w:hanging="360"/>
+      </w:pPr>
+      <w:rPr>
+        <w:rFonts w:ascii="Symbol" w:hAnsi="Symbol" w:hint="default"/>
+        <w:sz w:val="20"/>
+      </w:rPr>
+    </w:lvl>
+    <w:lvl w:ilvl="1" w:tentative="1">
+      <w:start w:val="1"/>
+      <w:numFmt w:val="bullet"/>
+      <w:lvlText w:val="o"/>
+      <w:lvlJc w:val="left"/>
+      <w:pPr>
+        <w:tabs>
+          <w:tab w:val="num" w:pos="1440"/>
+        </w:tabs>
+        <w:ind w:left="1440" w:hanging="360"/>
+      </w:pPr>
+      <w:rPr>
+        <w:rFonts w:ascii="Courier New" w:hAnsi="Courier New" w:hint="default"/>
+        <w:sz w:val="20"/>
+      </w:rPr>
+    </w:lvl>
+    <w:lvl w:ilvl="2" w:tentative="1">
+      <w:start w:val="1"/>
+      <w:numFmt w:val="bullet"/>
+      <w:lvlText w:val=""/>
+      <w:lvlJc w:val="left"/>
+      <w:pPr>
+        <w:tabs>
+          <w:tab w:val="num" w:pos="2160"/>
+        </w:tabs>
+        <w:ind w:left="2160" w:hanging="360"/>
+      </w:pPr>
+      <w:rPr>
+        <w:rFonts w:ascii="Wingdings" w:hAnsi="Wingdings" w:hint="default"/>
+        <w:sz w:val="20"/>
+      </w:rPr>
+    </w:lvl>
+    <w:lvl w:ilvl="3" w:tentative="1">
+      <w:start w:val="1"/>
+      <w:numFmt w:val="bullet"/>
+      <w:lvlText w:val=""/>
+      <w:lvlJc w:val="left"/>
+      <w:pPr>
+        <w:tabs>
+          <w:tab w:val="num" w:pos="2880"/>
+        </w:tabs>
+        <w:ind w:left="2880" w:hanging="360"/>
+      </w:pPr>
+      <w:rPr>
+        <w:rFonts w:ascii="Wingdings" w:hAnsi="Wingdings" w:hint="default"/>
+        <w:sz w:val="20"/>
+      </w:rPr>
+    </w:lvl>
+    <w:lvl w:ilvl="4" w:tentative="1">
+      <w:start w:val="1"/>
+      <w:numFmt w:val="bullet"/>
+      <w:lvlText w:val=""/>
+      <w:lvlJc w:val="left"/>
+      <w:pPr>
+        <w:tabs>
+          <w:tab w:val="num" w:pos="3600"/>
+        </w:tabs>
+        <w:ind w:left="3600" w:hanging="360"/>
+      </w:pPr>
+      <w:rPr>
+        <w:rFonts w:ascii="Wingdings" w:hAnsi="Wingdings" w:hint="default"/>
+        <w:sz w:val="20"/>
+      </w:rPr>
+    </w:lvl>
+    <w:lvl w:ilvl="5" w:tentative="1">
+      <w:start w:val="1"/>
+      <w:numFmt w:val="bullet"/>
+      <w:lvlText w:val=""/>
+      <w:lvlJc w:val="left"/>
+      <w:pPr>
+        <w:tabs>
+          <w:tab w:val="num" w:pos="4320"/>
+        </w:tabs>
+        <w:ind w:left="4320" w:hanging="360"/>
+      </w:pPr>
+      <w:rPr>
+        <w:rFonts w:ascii="Wingdings" w:hAnsi="Wingdings" w:hint="default"/>
+        <w:sz w:val="20"/>
+      </w:rPr>
+    </w:lvl>
+    <w:lvl w:ilvl="6" w:tentative="1">
+      <w:start w:val="1"/>
+      <w:numFmt w:val="bullet"/>
+      <w:lvlText w:val=""/>
+      <w:lvlJc w:val="left"/>
+      <w:pPr>
+        <w:tabs>
+          <w:tab w:val="num" w:pos="5040"/>
+        </w:tabs>
+        <w:ind w:left="5040" w:hanging="360"/>
+      </w:pPr>
+      <w:rPr>
+        <w:rFonts w:ascii="Wingdings" w:hAnsi="Wingdings" w:hint="default"/>
+        <w:sz w:val="20"/>
+      </w:rPr>
+    </w:lvl>
+    <w:lvl w:ilvl="7" w:tentative="1">
+      <w:start w:val="1"/>
+      <w:numFmt w:val="bullet"/>
+      <w:lvlText w:val=""/>
+      <w:lvlJc w:val="left"/>
+      <w:pPr>
+        <w:tabs>
+          <w:tab w:val="num" w:pos="5760"/>
+        </w:tabs>
+        <w:ind w:left="5760" w:hanging="360"/>
+      </w:pPr>
+      <w:rPr>
+        <w:rFonts w:ascii="Wingdings" w:hAnsi="Wingdings" w:hint="default"/>
+        <w:sz w:val="20"/>
+      </w:rPr>
+    </w:lvl>
+    <w:lvl w:ilvl="8" w:tentative="1">
+      <w:start w:val="1"/>
+      <w:numFmt w:val="bullet"/>
+      <w:lvlText w:val=""/>
+      <w:lvlJc w:val="left"/>
+      <w:pPr>
+        <w:tabs>
+          <w:tab w:val="num" w:pos="6480"/>
+        </w:tabs>
+        <w:ind w:left="6480" w:hanging="360"/>
+      </w:pPr>
+      <w:rPr>
+        <w:rFonts w:ascii="Wingdings" w:hAnsi="Wingdings" w:hint="default"/>
+        <w:sz w:val="20"/>
+      </w:rPr>
+    </w:lvl>
+  </w:abstractNum>
   <w:num w:numId="1" w16cid:durableId="1902053327">
+    <w:abstractNumId w:val="2"/>
+  </w:num>
+  <w:num w:numId="2" w16cid:durableId="1260259176">
+    <w:abstractNumId w:val="7"/>
+  </w:num>
+  <w:num w:numId="3" w16cid:durableId="597714004">
+    <w:abstractNumId w:val="1"/>
+  </w:num>
+  <w:num w:numId="4" w16cid:durableId="2045708214">
+    <w:abstractNumId w:val="6"/>
+  </w:num>
+  <w:num w:numId="5" w16cid:durableId="836654493">
+    <w:abstractNumId w:val="8"/>
+  </w:num>
+  <w:num w:numId="6" w16cid:durableId="2129471038">
+    <w:abstractNumId w:val="4"/>
+  </w:num>
+  <w:num w:numId="7" w16cid:durableId="1672027132">
+    <w:abstractNumId w:val="5"/>
+  </w:num>
+  <w:num w:numId="8" w16cid:durableId="1703245995">
     <w:abstractNumId w:val="0"/>
   </w:num>
-  <w:num w:numId="2" w16cid:durableId="1260259176">
-    <w:abstractNumId w:val="1"/>
+  <w:num w:numId="9" w16cid:durableId="1285186698">
+    <w:abstractNumId w:val="3"/>
   </w:num>
 </w:numbering>
 </file>
@@ -3959,6 +8360,2576 @@
     <w:unhideWhenUsed/>
     <w:rsid w:val="00950642"/>
   </w:style>
+  <w:style w:type="paragraph" w:styleId="NormalWeb">
+    <w:name w:val="Normal (Web)"/>
+    <w:basedOn w:val="Normal"/>
+    <w:uiPriority w:val="99"/>
+    <w:semiHidden/>
+    <w:unhideWhenUsed/>
+    <w:rsid w:val="008248D6"/>
+    <w:pPr>
+      <w:spacing w:before="100" w:beforeAutospacing="1" w:after="100" w:afterAutospacing="1" w:line="240" w:lineRule="auto"/>
+    </w:pPr>
+    <w:rPr>
+      <w:rFonts w:ascii="Times New Roman" w:eastAsia="Times New Roman" w:hAnsi="Times New Roman" w:cs="Times New Roman"/>
+      <w:kern w:val="0"/>
+      <w:lang w:eastAsia="en-GB"/>
+      <w14:ligatures w14:val="none"/>
+    </w:rPr>
+  </w:style>
+  <w:style w:type="paragraph" w:styleId="Caption">
+    <w:name w:val="caption"/>
+    <w:basedOn w:val="Normal"/>
+    <w:next w:val="Normal"/>
+    <w:uiPriority w:val="35"/>
+    <w:unhideWhenUsed/>
+    <w:qFormat/>
+    <w:rsid w:val="008248D6"/>
+    <w:pPr>
+      <w:spacing w:after="200" w:line="240" w:lineRule="auto"/>
+    </w:pPr>
+    <w:rPr>
+      <w:i/>
+      <w:iCs/>
+      <w:color w:val="0E2841" w:themeColor="text2"/>
+      <w:sz w:val="18"/>
+      <w:szCs w:val="18"/>
+    </w:rPr>
+  </w:style>
+  <w:style w:type="character" w:styleId="HTMLCode">
+    <w:name w:val="HTML Code"/>
+    <w:basedOn w:val="DefaultParagraphFont"/>
+    <w:uiPriority w:val="99"/>
+    <w:semiHidden/>
+    <w:unhideWhenUsed/>
+    <w:rsid w:val="006F3897"/>
+    <w:rPr>
+      <w:rFonts w:ascii="Courier New" w:eastAsia="Times New Roman" w:hAnsi="Courier New" w:cs="Courier New"/>
+      <w:sz w:val="20"/>
+      <w:szCs w:val="20"/>
+    </w:rPr>
+  </w:style>
+  <w:style w:type="table" w:styleId="TableGrid">
+    <w:name w:val="Table Grid"/>
+    <w:basedOn w:val="TableNormal"/>
+    <w:uiPriority w:val="39"/>
+    <w:rsid w:val="00D75966"/>
+    <w:pPr>
+      <w:spacing w:after="0" w:line="240" w:lineRule="auto"/>
+    </w:pPr>
+    <w:tblPr>
+      <w:tblBorders>
+        <w:top w:val="single" w:sz="4" w:space="0" w:color="auto"/>
+        <w:left w:val="single" w:sz="4" w:space="0" w:color="auto"/>
+        <w:bottom w:val="single" w:sz="4" w:space="0" w:color="auto"/>
+        <w:right w:val="single" w:sz="4" w:space="0" w:color="auto"/>
+        <w:insideH w:val="single" w:sz="4" w:space="0" w:color="auto"/>
+        <w:insideV w:val="single" w:sz="4" w:space="0" w:color="auto"/>
+      </w:tblBorders>
+    </w:tblPr>
+  </w:style>
+  <w:style w:type="table" w:styleId="GridTable2-Accent4">
+    <w:name w:val="Grid Table 2 Accent 4"/>
+    <w:basedOn w:val="TableNormal"/>
+    <w:uiPriority w:val="47"/>
+    <w:rsid w:val="00D75966"/>
+    <w:pPr>
+      <w:spacing w:after="0" w:line="240" w:lineRule="auto"/>
+    </w:pPr>
+    <w:tblPr>
+      <w:tblStyleRowBandSize w:val="1"/>
+      <w:tblStyleColBandSize w:val="1"/>
+      <w:tblBorders>
+        <w:top w:val="single" w:sz="2" w:space="0" w:color="60CAF3" w:themeColor="accent4" w:themeTint="99"/>
+        <w:bottom w:val="single" w:sz="2" w:space="0" w:color="60CAF3" w:themeColor="accent4" w:themeTint="99"/>
+        <w:insideH w:val="single" w:sz="2" w:space="0" w:color="60CAF3" w:themeColor="accent4" w:themeTint="99"/>
+        <w:insideV w:val="single" w:sz="2" w:space="0" w:color="60CAF3" w:themeColor="accent4" w:themeTint="99"/>
+      </w:tblBorders>
+    </w:tblPr>
+    <w:tblStylePr w:type="firstRow">
+      <w:rPr>
+        <w:b/>
+        <w:bCs/>
+      </w:rPr>
+      <w:tblPr/>
+      <w:tcPr>
+        <w:tcBorders>
+          <w:top w:val="nil"/>
+          <w:bottom w:val="single" w:sz="12" w:space="0" w:color="60CAF3" w:themeColor="accent4" w:themeTint="99"/>
+          <w:insideH w:val="nil"/>
+          <w:insideV w:val="nil"/>
+        </w:tcBorders>
+        <w:shd w:val="clear" w:color="auto" w:fill="FFFFFF" w:themeFill="background1"/>
+      </w:tcPr>
+    </w:tblStylePr>
+    <w:tblStylePr w:type="lastRow">
+      <w:rPr>
+        <w:b/>
+        <w:bCs/>
+      </w:rPr>
+      <w:tblPr/>
+      <w:tcPr>
+        <w:tcBorders>
+          <w:top w:val="double" w:sz="2" w:space="0" w:color="60CAF3" w:themeColor="accent4" w:themeTint="99"/>
+          <w:bottom w:val="nil"/>
+          <w:insideH w:val="nil"/>
+          <w:insideV w:val="nil"/>
+        </w:tcBorders>
+        <w:shd w:val="clear" w:color="auto" w:fill="FFFFFF" w:themeFill="background1"/>
+      </w:tcPr>
+    </w:tblStylePr>
+    <w:tblStylePr w:type="firstCol">
+      <w:rPr>
+        <w:b/>
+        <w:bCs/>
+      </w:rPr>
+    </w:tblStylePr>
+    <w:tblStylePr w:type="lastCol">
+      <w:rPr>
+        <w:b/>
+        <w:bCs/>
+      </w:rPr>
+    </w:tblStylePr>
+    <w:tblStylePr w:type="band1Vert">
+      <w:tblPr/>
+      <w:tcPr>
+        <w:shd w:val="clear" w:color="auto" w:fill="CAEDFB" w:themeFill="accent4" w:themeFillTint="33"/>
+      </w:tcPr>
+    </w:tblStylePr>
+    <w:tblStylePr w:type="band1Horz">
+      <w:tblPr/>
+      <w:tcPr>
+        <w:shd w:val="clear" w:color="auto" w:fill="CAEDFB" w:themeFill="accent4" w:themeFillTint="33"/>
+      </w:tcPr>
+    </w:tblStylePr>
+  </w:style>
+  <w:style w:type="table" w:styleId="TableGridLight">
+    <w:name w:val="Grid Table Light"/>
+    <w:basedOn w:val="TableNormal"/>
+    <w:uiPriority w:val="40"/>
+    <w:rsid w:val="00D75966"/>
+    <w:pPr>
+      <w:spacing w:after="0" w:line="240" w:lineRule="auto"/>
+    </w:pPr>
+    <w:tblPr>
+      <w:tblBorders>
+        <w:top w:val="single" w:sz="4" w:space="0" w:color="BFBFBF" w:themeColor="background1" w:themeShade="BF"/>
+        <w:left w:val="single" w:sz="4" w:space="0" w:color="BFBFBF" w:themeColor="background1" w:themeShade="BF"/>
+        <w:bottom w:val="single" w:sz="4" w:space="0" w:color="BFBFBF" w:themeColor="background1" w:themeShade="BF"/>
+        <w:right w:val="single" w:sz="4" w:space="0" w:color="BFBFBF" w:themeColor="background1" w:themeShade="BF"/>
+        <w:insideH w:val="single" w:sz="4" w:space="0" w:color="BFBFBF" w:themeColor="background1" w:themeShade="BF"/>
+        <w:insideV w:val="single" w:sz="4" w:space="0" w:color="BFBFBF" w:themeColor="background1" w:themeShade="BF"/>
+      </w:tblBorders>
+    </w:tblPr>
+  </w:style>
+  <w:style w:type="table" w:styleId="PlainTable1">
+    <w:name w:val="Plain Table 1"/>
+    <w:basedOn w:val="TableNormal"/>
+    <w:uiPriority w:val="41"/>
+    <w:rsid w:val="00D75966"/>
+    <w:pPr>
+      <w:spacing w:after="0" w:line="240" w:lineRule="auto"/>
+    </w:pPr>
+    <w:tblPr>
+      <w:tblStyleRowBandSize w:val="1"/>
+      <w:tblStyleColBandSize w:val="1"/>
+      <w:tblBorders>
+        <w:top w:val="single" w:sz="4" w:space="0" w:color="BFBFBF" w:themeColor="background1" w:themeShade="BF"/>
+        <w:left w:val="single" w:sz="4" w:space="0" w:color="BFBFBF" w:themeColor="background1" w:themeShade="BF"/>
+        <w:bottom w:val="single" w:sz="4" w:space="0" w:color="BFBFBF" w:themeColor="background1" w:themeShade="BF"/>
+        <w:right w:val="single" w:sz="4" w:space="0" w:color="BFBFBF" w:themeColor="background1" w:themeShade="BF"/>
+        <w:insideH w:val="single" w:sz="4" w:space="0" w:color="BFBFBF" w:themeColor="background1" w:themeShade="BF"/>
+        <w:insideV w:val="single" w:sz="4" w:space="0" w:color="BFBFBF" w:themeColor="background1" w:themeShade="BF"/>
+      </w:tblBorders>
+    </w:tblPr>
+    <w:tblStylePr w:type="firstRow">
+      <w:rPr>
+        <w:b/>
+        <w:bCs/>
+      </w:rPr>
+    </w:tblStylePr>
+    <w:tblStylePr w:type="lastRow">
+      <w:rPr>
+        <w:b/>
+        <w:bCs/>
+      </w:rPr>
+      <w:tblPr/>
+      <w:tcPr>
+        <w:tcBorders>
+          <w:top w:val="double" w:sz="4" w:space="0" w:color="BFBFBF" w:themeColor="background1" w:themeShade="BF"/>
+        </w:tcBorders>
+      </w:tcPr>
+    </w:tblStylePr>
+    <w:tblStylePr w:type="firstCol">
+      <w:rPr>
+        <w:b/>
+        <w:bCs/>
+      </w:rPr>
+    </w:tblStylePr>
+    <w:tblStylePr w:type="lastCol">
+      <w:rPr>
+        <w:b/>
+        <w:bCs/>
+      </w:rPr>
+    </w:tblStylePr>
+    <w:tblStylePr w:type="band1Vert">
+      <w:tblPr/>
+      <w:tcPr>
+        <w:shd w:val="clear" w:color="auto" w:fill="F2F2F2" w:themeFill="background1" w:themeFillShade="F2"/>
+      </w:tcPr>
+    </w:tblStylePr>
+    <w:tblStylePr w:type="band1Horz">
+      <w:tblPr/>
+      <w:tcPr>
+        <w:shd w:val="clear" w:color="auto" w:fill="F2F2F2" w:themeFill="background1" w:themeFillShade="F2"/>
+      </w:tcPr>
+    </w:tblStylePr>
+  </w:style>
+  <w:style w:type="table" w:styleId="PlainTable2">
+    <w:name w:val="Plain Table 2"/>
+    <w:basedOn w:val="TableNormal"/>
+    <w:uiPriority w:val="42"/>
+    <w:rsid w:val="00D75966"/>
+    <w:pPr>
+      <w:spacing w:after="0" w:line="240" w:lineRule="auto"/>
+    </w:pPr>
+    <w:tblPr>
+      <w:tblStyleRowBandSize w:val="1"/>
+      <w:tblStyleColBandSize w:val="1"/>
+      <w:tblBorders>
+        <w:top w:val="single" w:sz="4" w:space="0" w:color="7F7F7F" w:themeColor="text1" w:themeTint="80"/>
+        <w:bottom w:val="single" w:sz="4" w:space="0" w:color="7F7F7F" w:themeColor="text1" w:themeTint="80"/>
+      </w:tblBorders>
+    </w:tblPr>
+    <w:tblStylePr w:type="firstRow">
+      <w:rPr>
+        <w:b/>
+        <w:bCs/>
+      </w:rPr>
+      <w:tblPr/>
+      <w:tcPr>
+        <w:tcBorders>
+          <w:bottom w:val="single" w:sz="4" w:space="0" w:color="7F7F7F" w:themeColor="text1" w:themeTint="80"/>
+        </w:tcBorders>
+      </w:tcPr>
+    </w:tblStylePr>
+    <w:tblStylePr w:type="lastRow">
+      <w:rPr>
+        <w:b/>
+        <w:bCs/>
+      </w:rPr>
+      <w:tblPr/>
+      <w:tcPr>
+        <w:tcBorders>
+          <w:top w:val="single" w:sz="4" w:space="0" w:color="7F7F7F" w:themeColor="text1" w:themeTint="80"/>
+        </w:tcBorders>
+      </w:tcPr>
+    </w:tblStylePr>
+    <w:tblStylePr w:type="firstCol">
+      <w:rPr>
+        <w:b/>
+        <w:bCs/>
+      </w:rPr>
+    </w:tblStylePr>
+    <w:tblStylePr w:type="lastCol">
+      <w:rPr>
+        <w:b/>
+        <w:bCs/>
+      </w:rPr>
+    </w:tblStylePr>
+    <w:tblStylePr w:type="band1Vert">
+      <w:tblPr/>
+      <w:tcPr>
+        <w:tcBorders>
+          <w:left w:val="single" w:sz="4" w:space="0" w:color="7F7F7F" w:themeColor="text1" w:themeTint="80"/>
+          <w:right w:val="single" w:sz="4" w:space="0" w:color="7F7F7F" w:themeColor="text1" w:themeTint="80"/>
+        </w:tcBorders>
+      </w:tcPr>
+    </w:tblStylePr>
+    <w:tblStylePr w:type="band2Vert">
+      <w:tblPr/>
+      <w:tcPr>
+        <w:tcBorders>
+          <w:left w:val="single" w:sz="4" w:space="0" w:color="7F7F7F" w:themeColor="text1" w:themeTint="80"/>
+          <w:right w:val="single" w:sz="4" w:space="0" w:color="7F7F7F" w:themeColor="text1" w:themeTint="80"/>
+        </w:tcBorders>
+      </w:tcPr>
+    </w:tblStylePr>
+    <w:tblStylePr w:type="band1Horz">
+      <w:tblPr/>
+      <w:tcPr>
+        <w:tcBorders>
+          <w:top w:val="single" w:sz="4" w:space="0" w:color="7F7F7F" w:themeColor="text1" w:themeTint="80"/>
+          <w:bottom w:val="single" w:sz="4" w:space="0" w:color="7F7F7F" w:themeColor="text1" w:themeTint="80"/>
+        </w:tcBorders>
+      </w:tcPr>
+    </w:tblStylePr>
+  </w:style>
+  <w:style w:type="table" w:styleId="PlainTable3">
+    <w:name w:val="Plain Table 3"/>
+    <w:basedOn w:val="TableNormal"/>
+    <w:uiPriority w:val="43"/>
+    <w:rsid w:val="00D75966"/>
+    <w:pPr>
+      <w:spacing w:after="0" w:line="240" w:lineRule="auto"/>
+    </w:pPr>
+    <w:tblPr>
+      <w:tblStyleRowBandSize w:val="1"/>
+      <w:tblStyleColBandSize w:val="1"/>
+    </w:tblPr>
+    <w:tblStylePr w:type="firstRow">
+      <w:rPr>
+        <w:b/>
+        <w:bCs/>
+        <w:caps/>
+      </w:rPr>
+      <w:tblPr/>
+      <w:tcPr>
+        <w:tcBorders>
+          <w:bottom w:val="single" w:sz="4" w:space="0" w:color="7F7F7F" w:themeColor="text1" w:themeTint="80"/>
+        </w:tcBorders>
+      </w:tcPr>
+    </w:tblStylePr>
+    <w:tblStylePr w:type="lastRow">
+      <w:rPr>
+        <w:b/>
+        <w:bCs/>
+        <w:caps/>
+      </w:rPr>
+      <w:tblPr/>
+      <w:tcPr>
+        <w:tcBorders>
+          <w:top w:val="nil"/>
+        </w:tcBorders>
+      </w:tcPr>
+    </w:tblStylePr>
+    <w:tblStylePr w:type="firstCol">
+      <w:rPr>
+        <w:b/>
+        <w:bCs/>
+        <w:caps/>
+      </w:rPr>
+      <w:tblPr/>
+      <w:tcPr>
+        <w:tcBorders>
+          <w:right w:val="single" w:sz="4" w:space="0" w:color="7F7F7F" w:themeColor="text1" w:themeTint="80"/>
+        </w:tcBorders>
+      </w:tcPr>
+    </w:tblStylePr>
+    <w:tblStylePr w:type="lastCol">
+      <w:rPr>
+        <w:b/>
+        <w:bCs/>
+        <w:caps/>
+      </w:rPr>
+      <w:tblPr/>
+      <w:tcPr>
+        <w:tcBorders>
+          <w:left w:val="nil"/>
+        </w:tcBorders>
+      </w:tcPr>
+    </w:tblStylePr>
+    <w:tblStylePr w:type="band1Vert">
+      <w:tblPr/>
+      <w:tcPr>
+        <w:shd w:val="clear" w:color="auto" w:fill="F2F2F2" w:themeFill="background1" w:themeFillShade="F2"/>
+      </w:tcPr>
+    </w:tblStylePr>
+    <w:tblStylePr w:type="band1Horz">
+      <w:tblPr/>
+      <w:tcPr>
+        <w:shd w:val="clear" w:color="auto" w:fill="F2F2F2" w:themeFill="background1" w:themeFillShade="F2"/>
+      </w:tcPr>
+    </w:tblStylePr>
+    <w:tblStylePr w:type="neCell">
+      <w:tblPr/>
+      <w:tcPr>
+        <w:tcBorders>
+          <w:left w:val="nil"/>
+        </w:tcBorders>
+      </w:tcPr>
+    </w:tblStylePr>
+    <w:tblStylePr w:type="nwCell">
+      <w:tblPr/>
+      <w:tcPr>
+        <w:tcBorders>
+          <w:right w:val="nil"/>
+        </w:tcBorders>
+      </w:tcPr>
+    </w:tblStylePr>
+  </w:style>
+  <w:style w:type="table" w:styleId="PlainTable4">
+    <w:name w:val="Plain Table 4"/>
+    <w:basedOn w:val="TableNormal"/>
+    <w:uiPriority w:val="44"/>
+    <w:rsid w:val="00D75966"/>
+    <w:pPr>
+      <w:spacing w:after="0" w:line="240" w:lineRule="auto"/>
+    </w:pPr>
+    <w:tblPr>
+      <w:tblStyleRowBandSize w:val="1"/>
+      <w:tblStyleColBandSize w:val="1"/>
+    </w:tblPr>
+    <w:tblStylePr w:type="firstRow">
+      <w:rPr>
+        <w:b/>
+        <w:bCs/>
+      </w:rPr>
+    </w:tblStylePr>
+    <w:tblStylePr w:type="lastRow">
+      <w:rPr>
+        <w:b/>
+        <w:bCs/>
+      </w:rPr>
+    </w:tblStylePr>
+    <w:tblStylePr w:type="firstCol">
+      <w:rPr>
+        <w:b/>
+        <w:bCs/>
+      </w:rPr>
+    </w:tblStylePr>
+    <w:tblStylePr w:type="lastCol">
+      <w:rPr>
+        <w:b/>
+        <w:bCs/>
+      </w:rPr>
+    </w:tblStylePr>
+    <w:tblStylePr w:type="band1Vert">
+      <w:tblPr/>
+      <w:tcPr>
+        <w:shd w:val="clear" w:color="auto" w:fill="F2F2F2" w:themeFill="background1" w:themeFillShade="F2"/>
+      </w:tcPr>
+    </w:tblStylePr>
+    <w:tblStylePr w:type="band1Horz">
+      <w:tblPr/>
+      <w:tcPr>
+        <w:shd w:val="clear" w:color="auto" w:fill="F2F2F2" w:themeFill="background1" w:themeFillShade="F2"/>
+      </w:tcPr>
+    </w:tblStylePr>
+  </w:style>
+  <w:style w:type="table" w:styleId="PlainTable5">
+    <w:name w:val="Plain Table 5"/>
+    <w:basedOn w:val="TableNormal"/>
+    <w:uiPriority w:val="45"/>
+    <w:rsid w:val="00D75966"/>
+    <w:pPr>
+      <w:spacing w:after="0" w:line="240" w:lineRule="auto"/>
+    </w:pPr>
+    <w:tblPr>
+      <w:tblStyleRowBandSize w:val="1"/>
+      <w:tblStyleColBandSize w:val="1"/>
+    </w:tblPr>
+    <w:tblStylePr w:type="firstRow">
+      <w:rPr>
+        <w:rFonts w:asciiTheme="majorHAnsi" w:eastAsiaTheme="majorEastAsia" w:hAnsiTheme="majorHAnsi" w:cstheme="majorBidi"/>
+        <w:i/>
+        <w:iCs/>
+        <w:sz w:val="26"/>
+      </w:rPr>
+      <w:tblPr/>
+      <w:tcPr>
+        <w:tcBorders>
+          <w:bottom w:val="single" w:sz="4" w:space="0" w:color="7F7F7F" w:themeColor="text1" w:themeTint="80"/>
+        </w:tcBorders>
+        <w:shd w:val="clear" w:color="auto" w:fill="FFFFFF" w:themeFill="background1"/>
+      </w:tcPr>
+    </w:tblStylePr>
+    <w:tblStylePr w:type="lastRow">
+      <w:rPr>
+        <w:rFonts w:asciiTheme="majorHAnsi" w:eastAsiaTheme="majorEastAsia" w:hAnsiTheme="majorHAnsi" w:cstheme="majorBidi"/>
+        <w:i/>
+        <w:iCs/>
+        <w:sz w:val="26"/>
+      </w:rPr>
+      <w:tblPr/>
+      <w:tcPr>
+        <w:tcBorders>
+          <w:top w:val="single" w:sz="4" w:space="0" w:color="7F7F7F" w:themeColor="text1" w:themeTint="80"/>
+        </w:tcBorders>
+        <w:shd w:val="clear" w:color="auto" w:fill="FFFFFF" w:themeFill="background1"/>
+      </w:tcPr>
+    </w:tblStylePr>
+    <w:tblStylePr w:type="firstCol">
+      <w:pPr>
+        <w:jc w:val="right"/>
+      </w:pPr>
+      <w:rPr>
+        <w:rFonts w:asciiTheme="majorHAnsi" w:eastAsiaTheme="majorEastAsia" w:hAnsiTheme="majorHAnsi" w:cstheme="majorBidi"/>
+        <w:i/>
+        <w:iCs/>
+        <w:sz w:val="26"/>
+      </w:rPr>
+      <w:tblPr/>
+      <w:tcPr>
+        <w:tcBorders>
+          <w:right w:val="single" w:sz="4" w:space="0" w:color="7F7F7F" w:themeColor="text1" w:themeTint="80"/>
+        </w:tcBorders>
+        <w:shd w:val="clear" w:color="auto" w:fill="FFFFFF" w:themeFill="background1"/>
+      </w:tcPr>
+    </w:tblStylePr>
+    <w:tblStylePr w:type="lastCol">
+      <w:rPr>
+        <w:rFonts w:asciiTheme="majorHAnsi" w:eastAsiaTheme="majorEastAsia" w:hAnsiTheme="majorHAnsi" w:cstheme="majorBidi"/>
+        <w:i/>
+        <w:iCs/>
+        <w:sz w:val="26"/>
+      </w:rPr>
+      <w:tblPr/>
+      <w:tcPr>
+        <w:tcBorders>
+          <w:left w:val="single" w:sz="4" w:space="0" w:color="7F7F7F" w:themeColor="text1" w:themeTint="80"/>
+        </w:tcBorders>
+        <w:shd w:val="clear" w:color="auto" w:fill="FFFFFF" w:themeFill="background1"/>
+      </w:tcPr>
+    </w:tblStylePr>
+    <w:tblStylePr w:type="band1Vert">
+      <w:tblPr/>
+      <w:tcPr>
+        <w:shd w:val="clear" w:color="auto" w:fill="F2F2F2" w:themeFill="background1" w:themeFillShade="F2"/>
+      </w:tcPr>
+    </w:tblStylePr>
+    <w:tblStylePr w:type="band1Horz">
+      <w:tblPr/>
+      <w:tcPr>
+        <w:shd w:val="clear" w:color="auto" w:fill="F2F2F2" w:themeFill="background1" w:themeFillShade="F2"/>
+      </w:tcPr>
+    </w:tblStylePr>
+    <w:tblStylePr w:type="neCell">
+      <w:tblPr/>
+      <w:tcPr>
+        <w:tcBorders>
+          <w:left w:val="nil"/>
+        </w:tcBorders>
+      </w:tcPr>
+    </w:tblStylePr>
+    <w:tblStylePr w:type="nwCell">
+      <w:tblPr/>
+      <w:tcPr>
+        <w:tcBorders>
+          <w:right w:val="nil"/>
+        </w:tcBorders>
+      </w:tcPr>
+    </w:tblStylePr>
+    <w:tblStylePr w:type="seCell">
+      <w:tblPr/>
+      <w:tcPr>
+        <w:tcBorders>
+          <w:left w:val="nil"/>
+        </w:tcBorders>
+      </w:tcPr>
+    </w:tblStylePr>
+    <w:tblStylePr w:type="swCell">
+      <w:tblPr/>
+      <w:tcPr>
+        <w:tcBorders>
+          <w:right w:val="nil"/>
+        </w:tcBorders>
+      </w:tcPr>
+    </w:tblStylePr>
+  </w:style>
+  <w:style w:type="table" w:styleId="GridTable1Light">
+    <w:name w:val="Grid Table 1 Light"/>
+    <w:basedOn w:val="TableNormal"/>
+    <w:uiPriority w:val="46"/>
+    <w:rsid w:val="00D75966"/>
+    <w:pPr>
+      <w:spacing w:after="0" w:line="240" w:lineRule="auto"/>
+    </w:pPr>
+    <w:tblPr>
+      <w:tblStyleRowBandSize w:val="1"/>
+      <w:tblStyleColBandSize w:val="1"/>
+      <w:tblBorders>
+        <w:top w:val="single" w:sz="4" w:space="0" w:color="999999" w:themeColor="text1" w:themeTint="66"/>
+        <w:left w:val="single" w:sz="4" w:space="0" w:color="999999" w:themeColor="text1" w:themeTint="66"/>
+        <w:bottom w:val="single" w:sz="4" w:space="0" w:color="999999" w:themeColor="text1" w:themeTint="66"/>
+        <w:right w:val="single" w:sz="4" w:space="0" w:color="999999" w:themeColor="text1" w:themeTint="66"/>
+        <w:insideH w:val="single" w:sz="4" w:space="0" w:color="999999" w:themeColor="text1" w:themeTint="66"/>
+        <w:insideV w:val="single" w:sz="4" w:space="0" w:color="999999" w:themeColor="text1" w:themeTint="66"/>
+      </w:tblBorders>
+    </w:tblPr>
+    <w:tblStylePr w:type="firstRow">
+      <w:rPr>
+        <w:b/>
+        <w:bCs/>
+      </w:rPr>
+      <w:tblPr/>
+      <w:tcPr>
+        <w:tcBorders>
+          <w:bottom w:val="single" w:sz="12" w:space="0" w:color="666666" w:themeColor="text1" w:themeTint="99"/>
+        </w:tcBorders>
+      </w:tcPr>
+    </w:tblStylePr>
+    <w:tblStylePr w:type="lastRow">
+      <w:rPr>
+        <w:b/>
+        <w:bCs/>
+      </w:rPr>
+      <w:tblPr/>
+      <w:tcPr>
+        <w:tcBorders>
+          <w:top w:val="double" w:sz="2" w:space="0" w:color="666666" w:themeColor="text1" w:themeTint="99"/>
+        </w:tcBorders>
+      </w:tcPr>
+    </w:tblStylePr>
+    <w:tblStylePr w:type="firstCol">
+      <w:rPr>
+        <w:b/>
+        <w:bCs/>
+      </w:rPr>
+    </w:tblStylePr>
+    <w:tblStylePr w:type="lastCol">
+      <w:rPr>
+        <w:b/>
+        <w:bCs/>
+      </w:rPr>
+    </w:tblStylePr>
+  </w:style>
+  <w:style w:type="table" w:styleId="GridTable1Light-Accent1">
+    <w:name w:val="Grid Table 1 Light Accent 1"/>
+    <w:basedOn w:val="TableNormal"/>
+    <w:uiPriority w:val="46"/>
+    <w:rsid w:val="00D75966"/>
+    <w:pPr>
+      <w:spacing w:after="0" w:line="240" w:lineRule="auto"/>
+    </w:pPr>
+    <w:tblPr>
+      <w:tblStyleRowBandSize w:val="1"/>
+      <w:tblStyleColBandSize w:val="1"/>
+      <w:tblBorders>
+        <w:top w:val="single" w:sz="4" w:space="0" w:color="83CAEB" w:themeColor="accent1" w:themeTint="66"/>
+        <w:left w:val="single" w:sz="4" w:space="0" w:color="83CAEB" w:themeColor="accent1" w:themeTint="66"/>
+        <w:bottom w:val="single" w:sz="4" w:space="0" w:color="83CAEB" w:themeColor="accent1" w:themeTint="66"/>
+        <w:right w:val="single" w:sz="4" w:space="0" w:color="83CAEB" w:themeColor="accent1" w:themeTint="66"/>
+        <w:insideH w:val="single" w:sz="4" w:space="0" w:color="83CAEB" w:themeColor="accent1" w:themeTint="66"/>
+        <w:insideV w:val="single" w:sz="4" w:space="0" w:color="83CAEB" w:themeColor="accent1" w:themeTint="66"/>
+      </w:tblBorders>
+    </w:tblPr>
+    <w:tblStylePr w:type="firstRow">
+      <w:rPr>
+        <w:b/>
+        <w:bCs/>
+      </w:rPr>
+      <w:tblPr/>
+      <w:tcPr>
+        <w:tcBorders>
+          <w:bottom w:val="single" w:sz="12" w:space="0" w:color="45B0E1" w:themeColor="accent1" w:themeTint="99"/>
+        </w:tcBorders>
+      </w:tcPr>
+    </w:tblStylePr>
+    <w:tblStylePr w:type="lastRow">
+      <w:rPr>
+        <w:b/>
+        <w:bCs/>
+      </w:rPr>
+      <w:tblPr/>
+      <w:tcPr>
+        <w:tcBorders>
+          <w:top w:val="double" w:sz="2" w:space="0" w:color="45B0E1" w:themeColor="accent1" w:themeTint="99"/>
+        </w:tcBorders>
+      </w:tcPr>
+    </w:tblStylePr>
+    <w:tblStylePr w:type="firstCol">
+      <w:rPr>
+        <w:b/>
+        <w:bCs/>
+      </w:rPr>
+    </w:tblStylePr>
+    <w:tblStylePr w:type="lastCol">
+      <w:rPr>
+        <w:b/>
+        <w:bCs/>
+      </w:rPr>
+    </w:tblStylePr>
+  </w:style>
+  <w:style w:type="table" w:styleId="GridTable1Light-Accent3">
+    <w:name w:val="Grid Table 1 Light Accent 3"/>
+    <w:basedOn w:val="TableNormal"/>
+    <w:uiPriority w:val="46"/>
+    <w:rsid w:val="00D75966"/>
+    <w:pPr>
+      <w:spacing w:after="0" w:line="240" w:lineRule="auto"/>
+    </w:pPr>
+    <w:tblPr>
+      <w:tblStyleRowBandSize w:val="1"/>
+      <w:tblStyleColBandSize w:val="1"/>
+      <w:tblBorders>
+        <w:top w:val="single" w:sz="4" w:space="0" w:color="84E290" w:themeColor="accent3" w:themeTint="66"/>
+        <w:left w:val="single" w:sz="4" w:space="0" w:color="84E290" w:themeColor="accent3" w:themeTint="66"/>
+        <w:bottom w:val="single" w:sz="4" w:space="0" w:color="84E290" w:themeColor="accent3" w:themeTint="66"/>
+        <w:right w:val="single" w:sz="4" w:space="0" w:color="84E290" w:themeColor="accent3" w:themeTint="66"/>
+        <w:insideH w:val="single" w:sz="4" w:space="0" w:color="84E290" w:themeColor="accent3" w:themeTint="66"/>
+        <w:insideV w:val="single" w:sz="4" w:space="0" w:color="84E290" w:themeColor="accent3" w:themeTint="66"/>
+      </w:tblBorders>
+    </w:tblPr>
+    <w:tblStylePr w:type="firstRow">
+      <w:rPr>
+        <w:b/>
+        <w:bCs/>
+      </w:rPr>
+      <w:tblPr/>
+      <w:tcPr>
+        <w:tcBorders>
+          <w:bottom w:val="single" w:sz="12" w:space="0" w:color="47D459" w:themeColor="accent3" w:themeTint="99"/>
+        </w:tcBorders>
+      </w:tcPr>
+    </w:tblStylePr>
+    <w:tblStylePr w:type="lastRow">
+      <w:rPr>
+        <w:b/>
+        <w:bCs/>
+      </w:rPr>
+      <w:tblPr/>
+      <w:tcPr>
+        <w:tcBorders>
+          <w:top w:val="double" w:sz="2" w:space="0" w:color="47D459" w:themeColor="accent3" w:themeTint="99"/>
+        </w:tcBorders>
+      </w:tcPr>
+    </w:tblStylePr>
+    <w:tblStylePr w:type="firstCol">
+      <w:rPr>
+        <w:b/>
+        <w:bCs/>
+      </w:rPr>
+    </w:tblStylePr>
+    <w:tblStylePr w:type="lastCol">
+      <w:rPr>
+        <w:b/>
+        <w:bCs/>
+      </w:rPr>
+    </w:tblStylePr>
+  </w:style>
+  <w:style w:type="table" w:styleId="GridTable1Light-Accent4">
+    <w:name w:val="Grid Table 1 Light Accent 4"/>
+    <w:basedOn w:val="TableNormal"/>
+    <w:uiPriority w:val="46"/>
+    <w:rsid w:val="00D75966"/>
+    <w:pPr>
+      <w:spacing w:after="0" w:line="240" w:lineRule="auto"/>
+    </w:pPr>
+    <w:tblPr>
+      <w:tblStyleRowBandSize w:val="1"/>
+      <w:tblStyleColBandSize w:val="1"/>
+      <w:tblBorders>
+        <w:top w:val="single" w:sz="4" w:space="0" w:color="95DCF7" w:themeColor="accent4" w:themeTint="66"/>
+        <w:left w:val="single" w:sz="4" w:space="0" w:color="95DCF7" w:themeColor="accent4" w:themeTint="66"/>
+        <w:bottom w:val="single" w:sz="4" w:space="0" w:color="95DCF7" w:themeColor="accent4" w:themeTint="66"/>
+        <w:right w:val="single" w:sz="4" w:space="0" w:color="95DCF7" w:themeColor="accent4" w:themeTint="66"/>
+        <w:insideH w:val="single" w:sz="4" w:space="0" w:color="95DCF7" w:themeColor="accent4" w:themeTint="66"/>
+        <w:insideV w:val="single" w:sz="4" w:space="0" w:color="95DCF7" w:themeColor="accent4" w:themeTint="66"/>
+      </w:tblBorders>
+    </w:tblPr>
+    <w:tblStylePr w:type="firstRow">
+      <w:rPr>
+        <w:b/>
+        <w:bCs/>
+      </w:rPr>
+      <w:tblPr/>
+      <w:tcPr>
+        <w:tcBorders>
+          <w:bottom w:val="single" w:sz="12" w:space="0" w:color="60CAF3" w:themeColor="accent4" w:themeTint="99"/>
+        </w:tcBorders>
+      </w:tcPr>
+    </w:tblStylePr>
+    <w:tblStylePr w:type="lastRow">
+      <w:rPr>
+        <w:b/>
+        <w:bCs/>
+      </w:rPr>
+      <w:tblPr/>
+      <w:tcPr>
+        <w:tcBorders>
+          <w:top w:val="double" w:sz="2" w:space="0" w:color="60CAF3" w:themeColor="accent4" w:themeTint="99"/>
+        </w:tcBorders>
+      </w:tcPr>
+    </w:tblStylePr>
+    <w:tblStylePr w:type="firstCol">
+      <w:rPr>
+        <w:b/>
+        <w:bCs/>
+      </w:rPr>
+    </w:tblStylePr>
+    <w:tblStylePr w:type="lastCol">
+      <w:rPr>
+        <w:b/>
+        <w:bCs/>
+      </w:rPr>
+    </w:tblStylePr>
+  </w:style>
+  <w:style w:type="table" w:styleId="GridTable1Light-Accent5">
+    <w:name w:val="Grid Table 1 Light Accent 5"/>
+    <w:basedOn w:val="TableNormal"/>
+    <w:uiPriority w:val="46"/>
+    <w:rsid w:val="00D75966"/>
+    <w:pPr>
+      <w:spacing w:after="0" w:line="240" w:lineRule="auto"/>
+    </w:pPr>
+    <w:tblPr>
+      <w:tblStyleRowBandSize w:val="1"/>
+      <w:tblStyleColBandSize w:val="1"/>
+      <w:tblBorders>
+        <w:top w:val="single" w:sz="4" w:space="0" w:color="E59EDC" w:themeColor="accent5" w:themeTint="66"/>
+        <w:left w:val="single" w:sz="4" w:space="0" w:color="E59EDC" w:themeColor="accent5" w:themeTint="66"/>
+        <w:bottom w:val="single" w:sz="4" w:space="0" w:color="E59EDC" w:themeColor="accent5" w:themeTint="66"/>
+        <w:right w:val="single" w:sz="4" w:space="0" w:color="E59EDC" w:themeColor="accent5" w:themeTint="66"/>
+        <w:insideH w:val="single" w:sz="4" w:space="0" w:color="E59EDC" w:themeColor="accent5" w:themeTint="66"/>
+        <w:insideV w:val="single" w:sz="4" w:space="0" w:color="E59EDC" w:themeColor="accent5" w:themeTint="66"/>
+      </w:tblBorders>
+    </w:tblPr>
+    <w:tblStylePr w:type="firstRow">
+      <w:rPr>
+        <w:b/>
+        <w:bCs/>
+      </w:rPr>
+      <w:tblPr/>
+      <w:tcPr>
+        <w:tcBorders>
+          <w:bottom w:val="single" w:sz="12" w:space="0" w:color="D86DCB" w:themeColor="accent5" w:themeTint="99"/>
+        </w:tcBorders>
+      </w:tcPr>
+    </w:tblStylePr>
+    <w:tblStylePr w:type="lastRow">
+      <w:rPr>
+        <w:b/>
+        <w:bCs/>
+      </w:rPr>
+      <w:tblPr/>
+      <w:tcPr>
+        <w:tcBorders>
+          <w:top w:val="double" w:sz="2" w:space="0" w:color="D86DCB" w:themeColor="accent5" w:themeTint="99"/>
+        </w:tcBorders>
+      </w:tcPr>
+    </w:tblStylePr>
+    <w:tblStylePr w:type="firstCol">
+      <w:rPr>
+        <w:b/>
+        <w:bCs/>
+      </w:rPr>
+    </w:tblStylePr>
+    <w:tblStylePr w:type="lastCol">
+      <w:rPr>
+        <w:b/>
+        <w:bCs/>
+      </w:rPr>
+    </w:tblStylePr>
+  </w:style>
+  <w:style w:type="table" w:styleId="GridTable1Light-Accent6">
+    <w:name w:val="Grid Table 1 Light Accent 6"/>
+    <w:basedOn w:val="TableNormal"/>
+    <w:uiPriority w:val="46"/>
+    <w:rsid w:val="00D75966"/>
+    <w:pPr>
+      <w:spacing w:after="0" w:line="240" w:lineRule="auto"/>
+    </w:pPr>
+    <w:tblPr>
+      <w:tblStyleRowBandSize w:val="1"/>
+      <w:tblStyleColBandSize w:val="1"/>
+      <w:tblBorders>
+        <w:top w:val="single" w:sz="4" w:space="0" w:color="B3E5A1" w:themeColor="accent6" w:themeTint="66"/>
+        <w:left w:val="single" w:sz="4" w:space="0" w:color="B3E5A1" w:themeColor="accent6" w:themeTint="66"/>
+        <w:bottom w:val="single" w:sz="4" w:space="0" w:color="B3E5A1" w:themeColor="accent6" w:themeTint="66"/>
+        <w:right w:val="single" w:sz="4" w:space="0" w:color="B3E5A1" w:themeColor="accent6" w:themeTint="66"/>
+        <w:insideH w:val="single" w:sz="4" w:space="0" w:color="B3E5A1" w:themeColor="accent6" w:themeTint="66"/>
+        <w:insideV w:val="single" w:sz="4" w:space="0" w:color="B3E5A1" w:themeColor="accent6" w:themeTint="66"/>
+      </w:tblBorders>
+    </w:tblPr>
+    <w:tblStylePr w:type="firstRow">
+      <w:rPr>
+        <w:b/>
+        <w:bCs/>
+      </w:rPr>
+      <w:tblPr/>
+      <w:tcPr>
+        <w:tcBorders>
+          <w:bottom w:val="single" w:sz="12" w:space="0" w:color="8DD873" w:themeColor="accent6" w:themeTint="99"/>
+        </w:tcBorders>
+      </w:tcPr>
+    </w:tblStylePr>
+    <w:tblStylePr w:type="lastRow">
+      <w:rPr>
+        <w:b/>
+        <w:bCs/>
+      </w:rPr>
+      <w:tblPr/>
+      <w:tcPr>
+        <w:tcBorders>
+          <w:top w:val="double" w:sz="2" w:space="0" w:color="8DD873" w:themeColor="accent6" w:themeTint="99"/>
+        </w:tcBorders>
+      </w:tcPr>
+    </w:tblStylePr>
+    <w:tblStylePr w:type="firstCol">
+      <w:rPr>
+        <w:b/>
+        <w:bCs/>
+      </w:rPr>
+    </w:tblStylePr>
+    <w:tblStylePr w:type="lastCol">
+      <w:rPr>
+        <w:b/>
+        <w:bCs/>
+      </w:rPr>
+    </w:tblStylePr>
+  </w:style>
+  <w:style w:type="table" w:styleId="GridTable1LightAccent2">
+    <w:name w:val="Grid Table 1 Light Accent 2"/>
+    <w:basedOn w:val="TableNormal"/>
+    <w:uiPriority w:val="46"/>
+    <w:rsid w:val="00D75966"/>
+    <w:pPr>
+      <w:spacing w:after="0" w:line="240" w:lineRule="auto"/>
+    </w:pPr>
+    <w:tblPr>
+      <w:tblStyleRowBandSize w:val="1"/>
+      <w:tblStyleColBandSize w:val="1"/>
+      <w:tblBorders>
+        <w:top w:val="single" w:sz="4" w:space="0" w:color="F6C5AC" w:themeColor="accent2" w:themeTint="66"/>
+        <w:left w:val="single" w:sz="4" w:space="0" w:color="F6C5AC" w:themeColor="accent2" w:themeTint="66"/>
+        <w:bottom w:val="single" w:sz="4" w:space="0" w:color="F6C5AC" w:themeColor="accent2" w:themeTint="66"/>
+        <w:right w:val="single" w:sz="4" w:space="0" w:color="F6C5AC" w:themeColor="accent2" w:themeTint="66"/>
+        <w:insideH w:val="single" w:sz="4" w:space="0" w:color="F6C5AC" w:themeColor="accent2" w:themeTint="66"/>
+        <w:insideV w:val="single" w:sz="4" w:space="0" w:color="F6C5AC" w:themeColor="accent2" w:themeTint="66"/>
+      </w:tblBorders>
+    </w:tblPr>
+    <w:tblStylePr w:type="firstRow">
+      <w:rPr>
+        <w:b/>
+        <w:bCs/>
+      </w:rPr>
+      <w:tblPr/>
+      <w:tcPr>
+        <w:tcBorders>
+          <w:bottom w:val="single" w:sz="12" w:space="0" w:color="F1A983" w:themeColor="accent2" w:themeTint="99"/>
+        </w:tcBorders>
+      </w:tcPr>
+    </w:tblStylePr>
+    <w:tblStylePr w:type="lastRow">
+      <w:rPr>
+        <w:b/>
+        <w:bCs/>
+      </w:rPr>
+      <w:tblPr/>
+      <w:tcPr>
+        <w:tcBorders>
+          <w:top w:val="double" w:sz="2" w:space="0" w:color="F1A983" w:themeColor="accent2" w:themeTint="99"/>
+        </w:tcBorders>
+      </w:tcPr>
+    </w:tblStylePr>
+    <w:tblStylePr w:type="firstCol">
+      <w:rPr>
+        <w:b/>
+        <w:bCs/>
+      </w:rPr>
+    </w:tblStylePr>
+    <w:tblStylePr w:type="lastCol">
+      <w:rPr>
+        <w:b/>
+        <w:bCs/>
+      </w:rPr>
+    </w:tblStylePr>
+  </w:style>
+  <w:style w:type="table" w:styleId="GridTable2">
+    <w:name w:val="Grid Table 2"/>
+    <w:basedOn w:val="TableNormal"/>
+    <w:uiPriority w:val="47"/>
+    <w:rsid w:val="00D75966"/>
+    <w:pPr>
+      <w:spacing w:after="0" w:line="240" w:lineRule="auto"/>
+    </w:pPr>
+    <w:tblPr>
+      <w:tblStyleRowBandSize w:val="1"/>
+      <w:tblStyleColBandSize w:val="1"/>
+      <w:tblBorders>
+        <w:top w:val="single" w:sz="2" w:space="0" w:color="666666" w:themeColor="text1" w:themeTint="99"/>
+        <w:bottom w:val="single" w:sz="2" w:space="0" w:color="666666" w:themeColor="text1" w:themeTint="99"/>
+        <w:insideH w:val="single" w:sz="2" w:space="0" w:color="666666" w:themeColor="text1" w:themeTint="99"/>
+        <w:insideV w:val="single" w:sz="2" w:space="0" w:color="666666" w:themeColor="text1" w:themeTint="99"/>
+      </w:tblBorders>
+    </w:tblPr>
+    <w:tblStylePr w:type="firstRow">
+      <w:rPr>
+        <w:b/>
+        <w:bCs/>
+      </w:rPr>
+      <w:tblPr/>
+      <w:tcPr>
+        <w:tcBorders>
+          <w:top w:val="nil"/>
+          <w:bottom w:val="single" w:sz="12" w:space="0" w:color="666666" w:themeColor="text1" w:themeTint="99"/>
+          <w:insideH w:val="nil"/>
+          <w:insideV w:val="nil"/>
+        </w:tcBorders>
+        <w:shd w:val="clear" w:color="auto" w:fill="FFFFFF" w:themeFill="background1"/>
+      </w:tcPr>
+    </w:tblStylePr>
+    <w:tblStylePr w:type="lastRow">
+      <w:rPr>
+        <w:b/>
+        <w:bCs/>
+      </w:rPr>
+      <w:tblPr/>
+      <w:tcPr>
+        <w:tcBorders>
+          <w:top w:val="double" w:sz="2" w:space="0" w:color="666666" w:themeColor="text1" w:themeTint="99"/>
+          <w:bottom w:val="nil"/>
+          <w:insideH w:val="nil"/>
+          <w:insideV w:val="nil"/>
+        </w:tcBorders>
+        <w:shd w:val="clear" w:color="auto" w:fill="FFFFFF" w:themeFill="background1"/>
+      </w:tcPr>
+    </w:tblStylePr>
+    <w:tblStylePr w:type="firstCol">
+      <w:rPr>
+        <w:b/>
+        <w:bCs/>
+      </w:rPr>
+    </w:tblStylePr>
+    <w:tblStylePr w:type="lastCol">
+      <w:rPr>
+        <w:b/>
+        <w:bCs/>
+      </w:rPr>
+    </w:tblStylePr>
+    <w:tblStylePr w:type="band1Vert">
+      <w:tblPr/>
+      <w:tcPr>
+        <w:shd w:val="clear" w:color="auto" w:fill="CCCCCC" w:themeFill="text1" w:themeFillTint="33"/>
+      </w:tcPr>
+    </w:tblStylePr>
+    <w:tblStylePr w:type="band1Horz">
+      <w:tblPr/>
+      <w:tcPr>
+        <w:shd w:val="clear" w:color="auto" w:fill="CCCCCC" w:themeFill="text1" w:themeFillTint="33"/>
+      </w:tcPr>
+    </w:tblStylePr>
+  </w:style>
+  <w:style w:type="table" w:styleId="GridTable2-Accent1">
+    <w:name w:val="Grid Table 2 Accent 1"/>
+    <w:basedOn w:val="TableNormal"/>
+    <w:uiPriority w:val="47"/>
+    <w:rsid w:val="00D75966"/>
+    <w:pPr>
+      <w:spacing w:after="0" w:line="240" w:lineRule="auto"/>
+    </w:pPr>
+    <w:tblPr>
+      <w:tblStyleRowBandSize w:val="1"/>
+      <w:tblStyleColBandSize w:val="1"/>
+      <w:tblBorders>
+        <w:top w:val="single" w:sz="2" w:space="0" w:color="45B0E1" w:themeColor="accent1" w:themeTint="99"/>
+        <w:bottom w:val="single" w:sz="2" w:space="0" w:color="45B0E1" w:themeColor="accent1" w:themeTint="99"/>
+        <w:insideH w:val="single" w:sz="2" w:space="0" w:color="45B0E1" w:themeColor="accent1" w:themeTint="99"/>
+        <w:insideV w:val="single" w:sz="2" w:space="0" w:color="45B0E1" w:themeColor="accent1" w:themeTint="99"/>
+      </w:tblBorders>
+    </w:tblPr>
+    <w:tblStylePr w:type="firstRow">
+      <w:rPr>
+        <w:b/>
+        <w:bCs/>
+      </w:rPr>
+      <w:tblPr/>
+      <w:tcPr>
+        <w:tcBorders>
+          <w:top w:val="nil"/>
+          <w:bottom w:val="single" w:sz="12" w:space="0" w:color="45B0E1" w:themeColor="accent1" w:themeTint="99"/>
+          <w:insideH w:val="nil"/>
+          <w:insideV w:val="nil"/>
+        </w:tcBorders>
+        <w:shd w:val="clear" w:color="auto" w:fill="FFFFFF" w:themeFill="background1"/>
+      </w:tcPr>
+    </w:tblStylePr>
+    <w:tblStylePr w:type="lastRow">
+      <w:rPr>
+        <w:b/>
+        <w:bCs/>
+      </w:rPr>
+      <w:tblPr/>
+      <w:tcPr>
+        <w:tcBorders>
+          <w:top w:val="double" w:sz="2" w:space="0" w:color="45B0E1" w:themeColor="accent1" w:themeTint="99"/>
+          <w:bottom w:val="nil"/>
+          <w:insideH w:val="nil"/>
+          <w:insideV w:val="nil"/>
+        </w:tcBorders>
+        <w:shd w:val="clear" w:color="auto" w:fill="FFFFFF" w:themeFill="background1"/>
+      </w:tcPr>
+    </w:tblStylePr>
+    <w:tblStylePr w:type="firstCol">
+      <w:rPr>
+        <w:b/>
+        <w:bCs/>
+      </w:rPr>
+    </w:tblStylePr>
+    <w:tblStylePr w:type="lastCol">
+      <w:rPr>
+        <w:b/>
+        <w:bCs/>
+      </w:rPr>
+    </w:tblStylePr>
+    <w:tblStylePr w:type="band1Vert">
+      <w:tblPr/>
+      <w:tcPr>
+        <w:shd w:val="clear" w:color="auto" w:fill="C1E4F5" w:themeFill="accent1" w:themeFillTint="33"/>
+      </w:tcPr>
+    </w:tblStylePr>
+    <w:tblStylePr w:type="band1Horz">
+      <w:tblPr/>
+      <w:tcPr>
+        <w:shd w:val="clear" w:color="auto" w:fill="C1E4F5" w:themeFill="accent1" w:themeFillTint="33"/>
+      </w:tcPr>
+    </w:tblStylePr>
+  </w:style>
+  <w:style w:type="table" w:styleId="GridTable2-Accent2">
+    <w:name w:val="Grid Table 2 Accent 2"/>
+    <w:basedOn w:val="TableNormal"/>
+    <w:uiPriority w:val="47"/>
+    <w:rsid w:val="00D75966"/>
+    <w:pPr>
+      <w:spacing w:after="0" w:line="240" w:lineRule="auto"/>
+    </w:pPr>
+    <w:tblPr>
+      <w:tblStyleRowBandSize w:val="1"/>
+      <w:tblStyleColBandSize w:val="1"/>
+      <w:tblBorders>
+        <w:top w:val="single" w:sz="2" w:space="0" w:color="F1A983" w:themeColor="accent2" w:themeTint="99"/>
+        <w:bottom w:val="single" w:sz="2" w:space="0" w:color="F1A983" w:themeColor="accent2" w:themeTint="99"/>
+        <w:insideH w:val="single" w:sz="2" w:space="0" w:color="F1A983" w:themeColor="accent2" w:themeTint="99"/>
+        <w:insideV w:val="single" w:sz="2" w:space="0" w:color="F1A983" w:themeColor="accent2" w:themeTint="99"/>
+      </w:tblBorders>
+    </w:tblPr>
+    <w:tblStylePr w:type="firstRow">
+      <w:rPr>
+        <w:b/>
+        <w:bCs/>
+      </w:rPr>
+      <w:tblPr/>
+      <w:tcPr>
+        <w:tcBorders>
+          <w:top w:val="nil"/>
+          <w:bottom w:val="single" w:sz="12" w:space="0" w:color="F1A983" w:themeColor="accent2" w:themeTint="99"/>
+          <w:insideH w:val="nil"/>
+          <w:insideV w:val="nil"/>
+        </w:tcBorders>
+        <w:shd w:val="clear" w:color="auto" w:fill="FFFFFF" w:themeFill="background1"/>
+      </w:tcPr>
+    </w:tblStylePr>
+    <w:tblStylePr w:type="lastRow">
+      <w:rPr>
+        <w:b/>
+        <w:bCs/>
+      </w:rPr>
+      <w:tblPr/>
+      <w:tcPr>
+        <w:tcBorders>
+          <w:top w:val="double" w:sz="2" w:space="0" w:color="F1A983" w:themeColor="accent2" w:themeTint="99"/>
+          <w:bottom w:val="nil"/>
+          <w:insideH w:val="nil"/>
+          <w:insideV w:val="nil"/>
+        </w:tcBorders>
+        <w:shd w:val="clear" w:color="auto" w:fill="FFFFFF" w:themeFill="background1"/>
+      </w:tcPr>
+    </w:tblStylePr>
+    <w:tblStylePr w:type="firstCol">
+      <w:rPr>
+        <w:b/>
+        <w:bCs/>
+      </w:rPr>
+    </w:tblStylePr>
+    <w:tblStylePr w:type="lastCol">
+      <w:rPr>
+        <w:b/>
+        <w:bCs/>
+      </w:rPr>
+    </w:tblStylePr>
+    <w:tblStylePr w:type="band1Vert">
+      <w:tblPr/>
+      <w:tcPr>
+        <w:shd w:val="clear" w:color="auto" w:fill="FAE2D5" w:themeFill="accent2" w:themeFillTint="33"/>
+      </w:tcPr>
+    </w:tblStylePr>
+    <w:tblStylePr w:type="band1Horz">
+      <w:tblPr/>
+      <w:tcPr>
+        <w:shd w:val="clear" w:color="auto" w:fill="FAE2D5" w:themeFill="accent2" w:themeFillTint="33"/>
+      </w:tcPr>
+    </w:tblStylePr>
+  </w:style>
+  <w:style w:type="table" w:styleId="GridTable2-Accent3">
+    <w:name w:val="Grid Table 2 Accent 3"/>
+    <w:basedOn w:val="TableNormal"/>
+    <w:uiPriority w:val="47"/>
+    <w:rsid w:val="00D75966"/>
+    <w:pPr>
+      <w:spacing w:after="0" w:line="240" w:lineRule="auto"/>
+    </w:pPr>
+    <w:tblPr>
+      <w:tblStyleRowBandSize w:val="1"/>
+      <w:tblStyleColBandSize w:val="1"/>
+      <w:tblBorders>
+        <w:top w:val="single" w:sz="2" w:space="0" w:color="47D459" w:themeColor="accent3" w:themeTint="99"/>
+        <w:bottom w:val="single" w:sz="2" w:space="0" w:color="47D459" w:themeColor="accent3" w:themeTint="99"/>
+        <w:insideH w:val="single" w:sz="2" w:space="0" w:color="47D459" w:themeColor="accent3" w:themeTint="99"/>
+        <w:insideV w:val="single" w:sz="2" w:space="0" w:color="47D459" w:themeColor="accent3" w:themeTint="99"/>
+      </w:tblBorders>
+    </w:tblPr>
+    <w:tblStylePr w:type="firstRow">
+      <w:rPr>
+        <w:b/>
+        <w:bCs/>
+      </w:rPr>
+      <w:tblPr/>
+      <w:tcPr>
+        <w:tcBorders>
+          <w:top w:val="nil"/>
+          <w:bottom w:val="single" w:sz="12" w:space="0" w:color="47D459" w:themeColor="accent3" w:themeTint="99"/>
+          <w:insideH w:val="nil"/>
+          <w:insideV w:val="nil"/>
+        </w:tcBorders>
+        <w:shd w:val="clear" w:color="auto" w:fill="FFFFFF" w:themeFill="background1"/>
+      </w:tcPr>
+    </w:tblStylePr>
+    <w:tblStylePr w:type="lastRow">
+      <w:rPr>
+        <w:b/>
+        <w:bCs/>
+      </w:rPr>
+      <w:tblPr/>
+      <w:tcPr>
+        <w:tcBorders>
+          <w:top w:val="double" w:sz="2" w:space="0" w:color="47D459" w:themeColor="accent3" w:themeTint="99"/>
+          <w:bottom w:val="nil"/>
+          <w:insideH w:val="nil"/>
+          <w:insideV w:val="nil"/>
+        </w:tcBorders>
+        <w:shd w:val="clear" w:color="auto" w:fill="FFFFFF" w:themeFill="background1"/>
+      </w:tcPr>
+    </w:tblStylePr>
+    <w:tblStylePr w:type="firstCol">
+      <w:rPr>
+        <w:b/>
+        <w:bCs/>
+      </w:rPr>
+    </w:tblStylePr>
+    <w:tblStylePr w:type="lastCol">
+      <w:rPr>
+        <w:b/>
+        <w:bCs/>
+      </w:rPr>
+    </w:tblStylePr>
+    <w:tblStylePr w:type="band1Vert">
+      <w:tblPr/>
+      <w:tcPr>
+        <w:shd w:val="clear" w:color="auto" w:fill="C1F0C7" w:themeFill="accent3" w:themeFillTint="33"/>
+      </w:tcPr>
+    </w:tblStylePr>
+    <w:tblStylePr w:type="band1Horz">
+      <w:tblPr/>
+      <w:tcPr>
+        <w:shd w:val="clear" w:color="auto" w:fill="C1F0C7" w:themeFill="accent3" w:themeFillTint="33"/>
+      </w:tcPr>
+    </w:tblStylePr>
+  </w:style>
+  <w:style w:type="table" w:styleId="GridTable2-Accent5">
+    <w:name w:val="Grid Table 2 Accent 5"/>
+    <w:basedOn w:val="TableNormal"/>
+    <w:uiPriority w:val="47"/>
+    <w:rsid w:val="00D75966"/>
+    <w:pPr>
+      <w:spacing w:after="0" w:line="240" w:lineRule="auto"/>
+    </w:pPr>
+    <w:tblPr>
+      <w:tblStyleRowBandSize w:val="1"/>
+      <w:tblStyleColBandSize w:val="1"/>
+      <w:tblBorders>
+        <w:top w:val="single" w:sz="2" w:space="0" w:color="D86DCB" w:themeColor="accent5" w:themeTint="99"/>
+        <w:bottom w:val="single" w:sz="2" w:space="0" w:color="D86DCB" w:themeColor="accent5" w:themeTint="99"/>
+        <w:insideH w:val="single" w:sz="2" w:space="0" w:color="D86DCB" w:themeColor="accent5" w:themeTint="99"/>
+        <w:insideV w:val="single" w:sz="2" w:space="0" w:color="D86DCB" w:themeColor="accent5" w:themeTint="99"/>
+      </w:tblBorders>
+    </w:tblPr>
+    <w:tblStylePr w:type="firstRow">
+      <w:rPr>
+        <w:b/>
+        <w:bCs/>
+      </w:rPr>
+      <w:tblPr/>
+      <w:tcPr>
+        <w:tcBorders>
+          <w:top w:val="nil"/>
+          <w:bottom w:val="single" w:sz="12" w:space="0" w:color="D86DCB" w:themeColor="accent5" w:themeTint="99"/>
+          <w:insideH w:val="nil"/>
+          <w:insideV w:val="nil"/>
+        </w:tcBorders>
+        <w:shd w:val="clear" w:color="auto" w:fill="FFFFFF" w:themeFill="background1"/>
+      </w:tcPr>
+    </w:tblStylePr>
+    <w:tblStylePr w:type="lastRow">
+      <w:rPr>
+        <w:b/>
+        <w:bCs/>
+      </w:rPr>
+      <w:tblPr/>
+      <w:tcPr>
+        <w:tcBorders>
+          <w:top w:val="double" w:sz="2" w:space="0" w:color="D86DCB" w:themeColor="accent5" w:themeTint="99"/>
+          <w:bottom w:val="nil"/>
+          <w:insideH w:val="nil"/>
+          <w:insideV w:val="nil"/>
+        </w:tcBorders>
+        <w:shd w:val="clear" w:color="auto" w:fill="FFFFFF" w:themeFill="background1"/>
+      </w:tcPr>
+    </w:tblStylePr>
+    <w:tblStylePr w:type="firstCol">
+      <w:rPr>
+        <w:b/>
+        <w:bCs/>
+      </w:rPr>
+    </w:tblStylePr>
+    <w:tblStylePr w:type="lastCol">
+      <w:rPr>
+        <w:b/>
+        <w:bCs/>
+      </w:rPr>
+    </w:tblStylePr>
+    <w:tblStylePr w:type="band1Vert">
+      <w:tblPr/>
+      <w:tcPr>
+        <w:shd w:val="clear" w:color="auto" w:fill="F2CEED" w:themeFill="accent5" w:themeFillTint="33"/>
+      </w:tcPr>
+    </w:tblStylePr>
+    <w:tblStylePr w:type="band1Horz">
+      <w:tblPr/>
+      <w:tcPr>
+        <w:shd w:val="clear" w:color="auto" w:fill="F2CEED" w:themeFill="accent5" w:themeFillTint="33"/>
+      </w:tcPr>
+    </w:tblStylePr>
+  </w:style>
+  <w:style w:type="table" w:styleId="GridTable3">
+    <w:name w:val="Grid Table 3"/>
+    <w:basedOn w:val="TableNormal"/>
+    <w:uiPriority w:val="48"/>
+    <w:rsid w:val="00D75966"/>
+    <w:pPr>
+      <w:spacing w:after="0" w:line="240" w:lineRule="auto"/>
+    </w:pPr>
+    <w:tblPr>
+      <w:tblStyleRowBandSize w:val="1"/>
+      <w:tblStyleColBandSize w:val="1"/>
+      <w:tblBorders>
+        <w:top w:val="single" w:sz="4" w:space="0" w:color="666666" w:themeColor="text1" w:themeTint="99"/>
+        <w:left w:val="single" w:sz="4" w:space="0" w:color="666666" w:themeColor="text1" w:themeTint="99"/>
+        <w:bottom w:val="single" w:sz="4" w:space="0" w:color="666666" w:themeColor="text1" w:themeTint="99"/>
+        <w:right w:val="single" w:sz="4" w:space="0" w:color="666666" w:themeColor="text1" w:themeTint="99"/>
+        <w:insideH w:val="single" w:sz="4" w:space="0" w:color="666666" w:themeColor="text1" w:themeTint="99"/>
+        <w:insideV w:val="single" w:sz="4" w:space="0" w:color="666666" w:themeColor="text1" w:themeTint="99"/>
+      </w:tblBorders>
+    </w:tblPr>
+    <w:tblStylePr w:type="firstRow">
+      <w:rPr>
+        <w:b/>
+        <w:bCs/>
+      </w:rPr>
+      <w:tblPr/>
+      <w:tcPr>
+        <w:tcBorders>
+          <w:top w:val="nil"/>
+          <w:left w:val="nil"/>
+          <w:right w:val="nil"/>
+          <w:insideH w:val="nil"/>
+          <w:insideV w:val="nil"/>
+        </w:tcBorders>
+        <w:shd w:val="clear" w:color="auto" w:fill="FFFFFF" w:themeFill="background1"/>
+      </w:tcPr>
+    </w:tblStylePr>
+    <w:tblStylePr w:type="lastRow">
+      <w:rPr>
+        <w:b/>
+        <w:bCs/>
+      </w:rPr>
+      <w:tblPr/>
+      <w:tcPr>
+        <w:tcBorders>
+          <w:left w:val="nil"/>
+          <w:bottom w:val="nil"/>
+          <w:right w:val="nil"/>
+          <w:insideH w:val="nil"/>
+          <w:insideV w:val="nil"/>
+        </w:tcBorders>
+        <w:shd w:val="clear" w:color="auto" w:fill="FFFFFF" w:themeFill="background1"/>
+      </w:tcPr>
+    </w:tblStylePr>
+    <w:tblStylePr w:type="firstCol">
+      <w:pPr>
+        <w:jc w:val="right"/>
+      </w:pPr>
+      <w:rPr>
+        <w:i/>
+        <w:iCs/>
+      </w:rPr>
+      <w:tblPr/>
+      <w:tcPr>
+        <w:tcBorders>
+          <w:top w:val="nil"/>
+          <w:left w:val="nil"/>
+          <w:bottom w:val="nil"/>
+          <w:insideH w:val="nil"/>
+          <w:insideV w:val="nil"/>
+        </w:tcBorders>
+        <w:shd w:val="clear" w:color="auto" w:fill="FFFFFF" w:themeFill="background1"/>
+      </w:tcPr>
+    </w:tblStylePr>
+    <w:tblStylePr w:type="lastCol">
+      <w:rPr>
+        <w:i/>
+        <w:iCs/>
+      </w:rPr>
+      <w:tblPr/>
+      <w:tcPr>
+        <w:tcBorders>
+          <w:top w:val="nil"/>
+          <w:bottom w:val="nil"/>
+          <w:right w:val="nil"/>
+          <w:insideH w:val="nil"/>
+          <w:insideV w:val="nil"/>
+        </w:tcBorders>
+        <w:shd w:val="clear" w:color="auto" w:fill="FFFFFF" w:themeFill="background1"/>
+      </w:tcPr>
+    </w:tblStylePr>
+    <w:tblStylePr w:type="band1Vert">
+      <w:tblPr/>
+      <w:tcPr>
+        <w:shd w:val="clear" w:color="auto" w:fill="CCCCCC" w:themeFill="text1" w:themeFillTint="33"/>
+      </w:tcPr>
+    </w:tblStylePr>
+    <w:tblStylePr w:type="band1Horz">
+      <w:tblPr/>
+      <w:tcPr>
+        <w:shd w:val="clear" w:color="auto" w:fill="CCCCCC" w:themeFill="text1" w:themeFillTint="33"/>
+      </w:tcPr>
+    </w:tblStylePr>
+    <w:tblStylePr w:type="neCell">
+      <w:tblPr/>
+      <w:tcPr>
+        <w:tcBorders>
+          <w:bottom w:val="single" w:sz="4" w:space="0" w:color="666666" w:themeColor="text1" w:themeTint="99"/>
+        </w:tcBorders>
+      </w:tcPr>
+    </w:tblStylePr>
+    <w:tblStylePr w:type="nwCell">
+      <w:tblPr/>
+      <w:tcPr>
+        <w:tcBorders>
+          <w:bottom w:val="single" w:sz="4" w:space="0" w:color="666666" w:themeColor="text1" w:themeTint="99"/>
+        </w:tcBorders>
+      </w:tcPr>
+    </w:tblStylePr>
+    <w:tblStylePr w:type="seCell">
+      <w:tblPr/>
+      <w:tcPr>
+        <w:tcBorders>
+          <w:top w:val="single" w:sz="4" w:space="0" w:color="666666" w:themeColor="text1" w:themeTint="99"/>
+        </w:tcBorders>
+      </w:tcPr>
+    </w:tblStylePr>
+    <w:tblStylePr w:type="swCell">
+      <w:tblPr/>
+      <w:tcPr>
+        <w:tcBorders>
+          <w:top w:val="single" w:sz="4" w:space="0" w:color="666666" w:themeColor="text1" w:themeTint="99"/>
+        </w:tcBorders>
+      </w:tcPr>
+    </w:tblStylePr>
+  </w:style>
+  <w:style w:type="table" w:styleId="GridTable4">
+    <w:name w:val="Grid Table 4"/>
+    <w:basedOn w:val="TableNormal"/>
+    <w:uiPriority w:val="49"/>
+    <w:rsid w:val="00D75966"/>
+    <w:pPr>
+      <w:spacing w:after="0" w:line="240" w:lineRule="auto"/>
+    </w:pPr>
+    <w:tblPr>
+      <w:tblStyleRowBandSize w:val="1"/>
+      <w:tblStyleColBandSize w:val="1"/>
+      <w:tblBorders>
+        <w:top w:val="single" w:sz="4" w:space="0" w:color="666666" w:themeColor="text1" w:themeTint="99"/>
+        <w:left w:val="single" w:sz="4" w:space="0" w:color="666666" w:themeColor="text1" w:themeTint="99"/>
+        <w:bottom w:val="single" w:sz="4" w:space="0" w:color="666666" w:themeColor="text1" w:themeTint="99"/>
+        <w:right w:val="single" w:sz="4" w:space="0" w:color="666666" w:themeColor="text1" w:themeTint="99"/>
+        <w:insideH w:val="single" w:sz="4" w:space="0" w:color="666666" w:themeColor="text1" w:themeTint="99"/>
+        <w:insideV w:val="single" w:sz="4" w:space="0" w:color="666666" w:themeColor="text1" w:themeTint="99"/>
+      </w:tblBorders>
+    </w:tblPr>
+    <w:tblStylePr w:type="firstRow">
+      <w:rPr>
+        <w:b/>
+        <w:bCs/>
+        <w:color w:val="FFFFFF" w:themeColor="background1"/>
+      </w:rPr>
+      <w:tblPr/>
+      <w:tcPr>
+        <w:tcBorders>
+          <w:top w:val="single" w:sz="4" w:space="0" w:color="000000" w:themeColor="text1"/>
+          <w:left w:val="single" w:sz="4" w:space="0" w:color="000000" w:themeColor="text1"/>
+          <w:bottom w:val="single" w:sz="4" w:space="0" w:color="000000" w:themeColor="text1"/>
+          <w:right w:val="single" w:sz="4" w:space="0" w:color="000000" w:themeColor="text1"/>
+          <w:insideH w:val="nil"/>
+          <w:insideV w:val="nil"/>
+        </w:tcBorders>
+        <w:shd w:val="clear" w:color="auto" w:fill="000000" w:themeFill="text1"/>
+      </w:tcPr>
+    </w:tblStylePr>
+    <w:tblStylePr w:type="lastRow">
+      <w:rPr>
+        <w:b/>
+        <w:bCs/>
+      </w:rPr>
+      <w:tblPr/>
+      <w:tcPr>
+        <w:tcBorders>
+          <w:top w:val="double" w:sz="4" w:space="0" w:color="000000" w:themeColor="text1"/>
+        </w:tcBorders>
+      </w:tcPr>
+    </w:tblStylePr>
+    <w:tblStylePr w:type="firstCol">
+      <w:rPr>
+        <w:b/>
+        <w:bCs/>
+      </w:rPr>
+    </w:tblStylePr>
+    <w:tblStylePr w:type="lastCol">
+      <w:rPr>
+        <w:b/>
+        <w:bCs/>
+      </w:rPr>
+    </w:tblStylePr>
+    <w:tblStylePr w:type="band1Vert">
+      <w:tblPr/>
+      <w:tcPr>
+        <w:shd w:val="clear" w:color="auto" w:fill="CCCCCC" w:themeFill="text1" w:themeFillTint="33"/>
+      </w:tcPr>
+    </w:tblStylePr>
+    <w:tblStylePr w:type="band1Horz">
+      <w:tblPr/>
+      <w:tcPr>
+        <w:shd w:val="clear" w:color="auto" w:fill="CCCCCC" w:themeFill="text1" w:themeFillTint="33"/>
+      </w:tcPr>
+    </w:tblStylePr>
+  </w:style>
+  <w:style w:type="table" w:styleId="GridTable3-Accent6">
+    <w:name w:val="Grid Table 3 Accent 6"/>
+    <w:basedOn w:val="TableNormal"/>
+    <w:uiPriority w:val="48"/>
+    <w:rsid w:val="00D75966"/>
+    <w:pPr>
+      <w:spacing w:after="0" w:line="240" w:lineRule="auto"/>
+    </w:pPr>
+    <w:tblPr>
+      <w:tblStyleRowBandSize w:val="1"/>
+      <w:tblStyleColBandSize w:val="1"/>
+      <w:tblBorders>
+        <w:top w:val="single" w:sz="4" w:space="0" w:color="8DD873" w:themeColor="accent6" w:themeTint="99"/>
+        <w:left w:val="single" w:sz="4" w:space="0" w:color="8DD873" w:themeColor="accent6" w:themeTint="99"/>
+        <w:bottom w:val="single" w:sz="4" w:space="0" w:color="8DD873" w:themeColor="accent6" w:themeTint="99"/>
+        <w:right w:val="single" w:sz="4" w:space="0" w:color="8DD873" w:themeColor="accent6" w:themeTint="99"/>
+        <w:insideH w:val="single" w:sz="4" w:space="0" w:color="8DD873" w:themeColor="accent6" w:themeTint="99"/>
+        <w:insideV w:val="single" w:sz="4" w:space="0" w:color="8DD873" w:themeColor="accent6" w:themeTint="99"/>
+      </w:tblBorders>
+    </w:tblPr>
+    <w:tblStylePr w:type="firstRow">
+      <w:rPr>
+        <w:b/>
+        <w:bCs/>
+      </w:rPr>
+      <w:tblPr/>
+      <w:tcPr>
+        <w:tcBorders>
+          <w:top w:val="nil"/>
+          <w:left w:val="nil"/>
+          <w:right w:val="nil"/>
+          <w:insideH w:val="nil"/>
+          <w:insideV w:val="nil"/>
+        </w:tcBorders>
+        <w:shd w:val="clear" w:color="auto" w:fill="FFFFFF" w:themeFill="background1"/>
+      </w:tcPr>
+    </w:tblStylePr>
+    <w:tblStylePr w:type="lastRow">
+      <w:rPr>
+        <w:b/>
+        <w:bCs/>
+      </w:rPr>
+      <w:tblPr/>
+      <w:tcPr>
+        <w:tcBorders>
+          <w:left w:val="nil"/>
+          <w:bottom w:val="nil"/>
+          <w:right w:val="nil"/>
+          <w:insideH w:val="nil"/>
+          <w:insideV w:val="nil"/>
+        </w:tcBorders>
+        <w:shd w:val="clear" w:color="auto" w:fill="FFFFFF" w:themeFill="background1"/>
+      </w:tcPr>
+    </w:tblStylePr>
+    <w:tblStylePr w:type="firstCol">
+      <w:pPr>
+        <w:jc w:val="right"/>
+      </w:pPr>
+      <w:rPr>
+        <w:i/>
+        <w:iCs/>
+      </w:rPr>
+      <w:tblPr/>
+      <w:tcPr>
+        <w:tcBorders>
+          <w:top w:val="nil"/>
+          <w:left w:val="nil"/>
+          <w:bottom w:val="nil"/>
+          <w:insideH w:val="nil"/>
+          <w:insideV w:val="nil"/>
+        </w:tcBorders>
+        <w:shd w:val="clear" w:color="auto" w:fill="FFFFFF" w:themeFill="background1"/>
+      </w:tcPr>
+    </w:tblStylePr>
+    <w:tblStylePr w:type="lastCol">
+      <w:rPr>
+        <w:i/>
+        <w:iCs/>
+      </w:rPr>
+      <w:tblPr/>
+      <w:tcPr>
+        <w:tcBorders>
+          <w:top w:val="nil"/>
+          <w:bottom w:val="nil"/>
+          <w:right w:val="nil"/>
+          <w:insideH w:val="nil"/>
+          <w:insideV w:val="nil"/>
+        </w:tcBorders>
+        <w:shd w:val="clear" w:color="auto" w:fill="FFFFFF" w:themeFill="background1"/>
+      </w:tcPr>
+    </w:tblStylePr>
+    <w:tblStylePr w:type="band1Vert">
+      <w:tblPr/>
+      <w:tcPr>
+        <w:shd w:val="clear" w:color="auto" w:fill="D9F2D0" w:themeFill="accent6" w:themeFillTint="33"/>
+      </w:tcPr>
+    </w:tblStylePr>
+    <w:tblStylePr w:type="band1Horz">
+      <w:tblPr/>
+      <w:tcPr>
+        <w:shd w:val="clear" w:color="auto" w:fill="D9F2D0" w:themeFill="accent6" w:themeFillTint="33"/>
+      </w:tcPr>
+    </w:tblStylePr>
+    <w:tblStylePr w:type="neCell">
+      <w:tblPr/>
+      <w:tcPr>
+        <w:tcBorders>
+          <w:bottom w:val="single" w:sz="4" w:space="0" w:color="8DD873" w:themeColor="accent6" w:themeTint="99"/>
+        </w:tcBorders>
+      </w:tcPr>
+    </w:tblStylePr>
+    <w:tblStylePr w:type="nwCell">
+      <w:tblPr/>
+      <w:tcPr>
+        <w:tcBorders>
+          <w:bottom w:val="single" w:sz="4" w:space="0" w:color="8DD873" w:themeColor="accent6" w:themeTint="99"/>
+        </w:tcBorders>
+      </w:tcPr>
+    </w:tblStylePr>
+    <w:tblStylePr w:type="seCell">
+      <w:tblPr/>
+      <w:tcPr>
+        <w:tcBorders>
+          <w:top w:val="single" w:sz="4" w:space="0" w:color="8DD873" w:themeColor="accent6" w:themeTint="99"/>
+        </w:tcBorders>
+      </w:tcPr>
+    </w:tblStylePr>
+    <w:tblStylePr w:type="swCell">
+      <w:tblPr/>
+      <w:tcPr>
+        <w:tcBorders>
+          <w:top w:val="single" w:sz="4" w:space="0" w:color="8DD873" w:themeColor="accent6" w:themeTint="99"/>
+        </w:tcBorders>
+      </w:tcPr>
+    </w:tblStylePr>
+  </w:style>
+  <w:style w:type="table" w:styleId="GridTable3-Accent5">
+    <w:name w:val="Grid Table 3 Accent 5"/>
+    <w:basedOn w:val="TableNormal"/>
+    <w:uiPriority w:val="48"/>
+    <w:rsid w:val="00D75966"/>
+    <w:pPr>
+      <w:spacing w:after="0" w:line="240" w:lineRule="auto"/>
+    </w:pPr>
+    <w:tblPr>
+      <w:tblStyleRowBandSize w:val="1"/>
+      <w:tblStyleColBandSize w:val="1"/>
+      <w:tblBorders>
+        <w:top w:val="single" w:sz="4" w:space="0" w:color="D86DCB" w:themeColor="accent5" w:themeTint="99"/>
+        <w:left w:val="single" w:sz="4" w:space="0" w:color="D86DCB" w:themeColor="accent5" w:themeTint="99"/>
+        <w:bottom w:val="single" w:sz="4" w:space="0" w:color="D86DCB" w:themeColor="accent5" w:themeTint="99"/>
+        <w:right w:val="single" w:sz="4" w:space="0" w:color="D86DCB" w:themeColor="accent5" w:themeTint="99"/>
+        <w:insideH w:val="single" w:sz="4" w:space="0" w:color="D86DCB" w:themeColor="accent5" w:themeTint="99"/>
+        <w:insideV w:val="single" w:sz="4" w:space="0" w:color="D86DCB" w:themeColor="accent5" w:themeTint="99"/>
+      </w:tblBorders>
+    </w:tblPr>
+    <w:tblStylePr w:type="firstRow">
+      <w:rPr>
+        <w:b/>
+        <w:bCs/>
+      </w:rPr>
+      <w:tblPr/>
+      <w:tcPr>
+        <w:tcBorders>
+          <w:top w:val="nil"/>
+          <w:left w:val="nil"/>
+          <w:right w:val="nil"/>
+          <w:insideH w:val="nil"/>
+          <w:insideV w:val="nil"/>
+        </w:tcBorders>
+        <w:shd w:val="clear" w:color="auto" w:fill="FFFFFF" w:themeFill="background1"/>
+      </w:tcPr>
+    </w:tblStylePr>
+    <w:tblStylePr w:type="lastRow">
+      <w:rPr>
+        <w:b/>
+        <w:bCs/>
+      </w:rPr>
+      <w:tblPr/>
+      <w:tcPr>
+        <w:tcBorders>
+          <w:left w:val="nil"/>
+          <w:bottom w:val="nil"/>
+          <w:right w:val="nil"/>
+          <w:insideH w:val="nil"/>
+          <w:insideV w:val="nil"/>
+        </w:tcBorders>
+        <w:shd w:val="clear" w:color="auto" w:fill="FFFFFF" w:themeFill="background1"/>
+      </w:tcPr>
+    </w:tblStylePr>
+    <w:tblStylePr w:type="firstCol">
+      <w:pPr>
+        <w:jc w:val="right"/>
+      </w:pPr>
+      <w:rPr>
+        <w:i/>
+        <w:iCs/>
+      </w:rPr>
+      <w:tblPr/>
+      <w:tcPr>
+        <w:tcBorders>
+          <w:top w:val="nil"/>
+          <w:left w:val="nil"/>
+          <w:bottom w:val="nil"/>
+          <w:insideH w:val="nil"/>
+          <w:insideV w:val="nil"/>
+        </w:tcBorders>
+        <w:shd w:val="clear" w:color="auto" w:fill="FFFFFF" w:themeFill="background1"/>
+      </w:tcPr>
+    </w:tblStylePr>
+    <w:tblStylePr w:type="lastCol">
+      <w:rPr>
+        <w:i/>
+        <w:iCs/>
+      </w:rPr>
+      <w:tblPr/>
+      <w:tcPr>
+        <w:tcBorders>
+          <w:top w:val="nil"/>
+          <w:bottom w:val="nil"/>
+          <w:right w:val="nil"/>
+          <w:insideH w:val="nil"/>
+          <w:insideV w:val="nil"/>
+        </w:tcBorders>
+        <w:shd w:val="clear" w:color="auto" w:fill="FFFFFF" w:themeFill="background1"/>
+      </w:tcPr>
+    </w:tblStylePr>
+    <w:tblStylePr w:type="band1Vert">
+      <w:tblPr/>
+      <w:tcPr>
+        <w:shd w:val="clear" w:color="auto" w:fill="F2CEED" w:themeFill="accent5" w:themeFillTint="33"/>
+      </w:tcPr>
+    </w:tblStylePr>
+    <w:tblStylePr w:type="band1Horz">
+      <w:tblPr/>
+      <w:tcPr>
+        <w:shd w:val="clear" w:color="auto" w:fill="F2CEED" w:themeFill="accent5" w:themeFillTint="33"/>
+      </w:tcPr>
+    </w:tblStylePr>
+    <w:tblStylePr w:type="neCell">
+      <w:tblPr/>
+      <w:tcPr>
+        <w:tcBorders>
+          <w:bottom w:val="single" w:sz="4" w:space="0" w:color="D86DCB" w:themeColor="accent5" w:themeTint="99"/>
+        </w:tcBorders>
+      </w:tcPr>
+    </w:tblStylePr>
+    <w:tblStylePr w:type="nwCell">
+      <w:tblPr/>
+      <w:tcPr>
+        <w:tcBorders>
+          <w:bottom w:val="single" w:sz="4" w:space="0" w:color="D86DCB" w:themeColor="accent5" w:themeTint="99"/>
+        </w:tcBorders>
+      </w:tcPr>
+    </w:tblStylePr>
+    <w:tblStylePr w:type="seCell">
+      <w:tblPr/>
+      <w:tcPr>
+        <w:tcBorders>
+          <w:top w:val="single" w:sz="4" w:space="0" w:color="D86DCB" w:themeColor="accent5" w:themeTint="99"/>
+        </w:tcBorders>
+      </w:tcPr>
+    </w:tblStylePr>
+    <w:tblStylePr w:type="swCell">
+      <w:tblPr/>
+      <w:tcPr>
+        <w:tcBorders>
+          <w:top w:val="single" w:sz="4" w:space="0" w:color="D86DCB" w:themeColor="accent5" w:themeTint="99"/>
+        </w:tcBorders>
+      </w:tcPr>
+    </w:tblStylePr>
+  </w:style>
+  <w:style w:type="table" w:styleId="GridTable4-Accent1">
+    <w:name w:val="Grid Table 4 Accent 1"/>
+    <w:basedOn w:val="TableNormal"/>
+    <w:uiPriority w:val="49"/>
+    <w:rsid w:val="00D75966"/>
+    <w:pPr>
+      <w:spacing w:after="0" w:line="240" w:lineRule="auto"/>
+    </w:pPr>
+    <w:tblPr>
+      <w:tblStyleRowBandSize w:val="1"/>
+      <w:tblStyleColBandSize w:val="1"/>
+      <w:tblBorders>
+        <w:top w:val="single" w:sz="4" w:space="0" w:color="45B0E1" w:themeColor="accent1" w:themeTint="99"/>
+        <w:left w:val="single" w:sz="4" w:space="0" w:color="45B0E1" w:themeColor="accent1" w:themeTint="99"/>
+        <w:bottom w:val="single" w:sz="4" w:space="0" w:color="45B0E1" w:themeColor="accent1" w:themeTint="99"/>
+        <w:right w:val="single" w:sz="4" w:space="0" w:color="45B0E1" w:themeColor="accent1" w:themeTint="99"/>
+        <w:insideH w:val="single" w:sz="4" w:space="0" w:color="45B0E1" w:themeColor="accent1" w:themeTint="99"/>
+        <w:insideV w:val="single" w:sz="4" w:space="0" w:color="45B0E1" w:themeColor="accent1" w:themeTint="99"/>
+      </w:tblBorders>
+    </w:tblPr>
+    <w:tblStylePr w:type="firstRow">
+      <w:rPr>
+        <w:b/>
+        <w:bCs/>
+        <w:color w:val="FFFFFF" w:themeColor="background1"/>
+      </w:rPr>
+      <w:tblPr/>
+      <w:tcPr>
+        <w:tcBorders>
+          <w:top w:val="single" w:sz="4" w:space="0" w:color="156082" w:themeColor="accent1"/>
+          <w:left w:val="single" w:sz="4" w:space="0" w:color="156082" w:themeColor="accent1"/>
+          <w:bottom w:val="single" w:sz="4" w:space="0" w:color="156082" w:themeColor="accent1"/>
+          <w:right w:val="single" w:sz="4" w:space="0" w:color="156082" w:themeColor="accent1"/>
+          <w:insideH w:val="nil"/>
+          <w:insideV w:val="nil"/>
+        </w:tcBorders>
+        <w:shd w:val="clear" w:color="auto" w:fill="156082" w:themeFill="accent1"/>
+      </w:tcPr>
+    </w:tblStylePr>
+    <w:tblStylePr w:type="lastRow">
+      <w:rPr>
+        <w:b/>
+        <w:bCs/>
+      </w:rPr>
+      <w:tblPr/>
+      <w:tcPr>
+        <w:tcBorders>
+          <w:top w:val="double" w:sz="4" w:space="0" w:color="156082" w:themeColor="accent1"/>
+        </w:tcBorders>
+      </w:tcPr>
+    </w:tblStylePr>
+    <w:tblStylePr w:type="firstCol">
+      <w:rPr>
+        <w:b/>
+        <w:bCs/>
+      </w:rPr>
+    </w:tblStylePr>
+    <w:tblStylePr w:type="lastCol">
+      <w:rPr>
+        <w:b/>
+        <w:bCs/>
+      </w:rPr>
+    </w:tblStylePr>
+    <w:tblStylePr w:type="band1Vert">
+      <w:tblPr/>
+      <w:tcPr>
+        <w:shd w:val="clear" w:color="auto" w:fill="C1E4F5" w:themeFill="accent1" w:themeFillTint="33"/>
+      </w:tcPr>
+    </w:tblStylePr>
+    <w:tblStylePr w:type="band1Horz">
+      <w:tblPr/>
+      <w:tcPr>
+        <w:shd w:val="clear" w:color="auto" w:fill="C1E4F5" w:themeFill="accent1" w:themeFillTint="33"/>
+      </w:tcPr>
+    </w:tblStylePr>
+  </w:style>
+  <w:style w:type="table" w:styleId="GridTable6ColourfulAccent1">
+    <w:name w:val="Grid Table 6 Colorful Accent 1"/>
+    <w:basedOn w:val="TableNormal"/>
+    <w:uiPriority w:val="51"/>
+    <w:rsid w:val="00D75966"/>
+    <w:pPr>
+      <w:spacing w:after="0" w:line="240" w:lineRule="auto"/>
+    </w:pPr>
+    <w:rPr>
+      <w:color w:val="0F4761" w:themeColor="accent1" w:themeShade="BF"/>
+    </w:rPr>
+    <w:tblPr>
+      <w:tblStyleRowBandSize w:val="1"/>
+      <w:tblStyleColBandSize w:val="1"/>
+      <w:tblBorders>
+        <w:top w:val="single" w:sz="4" w:space="0" w:color="45B0E1" w:themeColor="accent1" w:themeTint="99"/>
+        <w:left w:val="single" w:sz="4" w:space="0" w:color="45B0E1" w:themeColor="accent1" w:themeTint="99"/>
+        <w:bottom w:val="single" w:sz="4" w:space="0" w:color="45B0E1" w:themeColor="accent1" w:themeTint="99"/>
+        <w:right w:val="single" w:sz="4" w:space="0" w:color="45B0E1" w:themeColor="accent1" w:themeTint="99"/>
+        <w:insideH w:val="single" w:sz="4" w:space="0" w:color="45B0E1" w:themeColor="accent1" w:themeTint="99"/>
+        <w:insideV w:val="single" w:sz="4" w:space="0" w:color="45B0E1" w:themeColor="accent1" w:themeTint="99"/>
+      </w:tblBorders>
+    </w:tblPr>
+    <w:tblStylePr w:type="firstRow">
+      <w:rPr>
+        <w:b/>
+        <w:bCs/>
+      </w:rPr>
+      <w:tblPr/>
+      <w:tcPr>
+        <w:tcBorders>
+          <w:bottom w:val="single" w:sz="12" w:space="0" w:color="45B0E1" w:themeColor="accent1" w:themeTint="99"/>
+        </w:tcBorders>
+      </w:tcPr>
+    </w:tblStylePr>
+    <w:tblStylePr w:type="lastRow">
+      <w:rPr>
+        <w:b/>
+        <w:bCs/>
+      </w:rPr>
+      <w:tblPr/>
+      <w:tcPr>
+        <w:tcBorders>
+          <w:top w:val="double" w:sz="4" w:space="0" w:color="45B0E1" w:themeColor="accent1" w:themeTint="99"/>
+        </w:tcBorders>
+      </w:tcPr>
+    </w:tblStylePr>
+    <w:tblStylePr w:type="firstCol">
+      <w:rPr>
+        <w:b/>
+        <w:bCs/>
+      </w:rPr>
+    </w:tblStylePr>
+    <w:tblStylePr w:type="lastCol">
+      <w:rPr>
+        <w:b/>
+        <w:bCs/>
+      </w:rPr>
+    </w:tblStylePr>
+    <w:tblStylePr w:type="band1Vert">
+      <w:tblPr/>
+      <w:tcPr>
+        <w:shd w:val="clear" w:color="auto" w:fill="C1E4F5" w:themeFill="accent1" w:themeFillTint="33"/>
+      </w:tcPr>
+    </w:tblStylePr>
+    <w:tblStylePr w:type="band1Horz">
+      <w:tblPr/>
+      <w:tcPr>
+        <w:shd w:val="clear" w:color="auto" w:fill="C1E4F5" w:themeFill="accent1" w:themeFillTint="33"/>
+      </w:tcPr>
+    </w:tblStylePr>
+  </w:style>
+  <w:style w:type="table" w:styleId="GridTable6ColourfulAccent4">
+    <w:name w:val="Grid Table 6 Colorful Accent 4"/>
+    <w:basedOn w:val="TableNormal"/>
+    <w:uiPriority w:val="51"/>
+    <w:rsid w:val="00D75966"/>
+    <w:pPr>
+      <w:spacing w:after="0" w:line="240" w:lineRule="auto"/>
+    </w:pPr>
+    <w:rPr>
+      <w:color w:val="0B769F" w:themeColor="accent4" w:themeShade="BF"/>
+    </w:rPr>
+    <w:tblPr>
+      <w:tblStyleRowBandSize w:val="1"/>
+      <w:tblStyleColBandSize w:val="1"/>
+      <w:tblBorders>
+        <w:top w:val="single" w:sz="4" w:space="0" w:color="60CAF3" w:themeColor="accent4" w:themeTint="99"/>
+        <w:left w:val="single" w:sz="4" w:space="0" w:color="60CAF3" w:themeColor="accent4" w:themeTint="99"/>
+        <w:bottom w:val="single" w:sz="4" w:space="0" w:color="60CAF3" w:themeColor="accent4" w:themeTint="99"/>
+        <w:right w:val="single" w:sz="4" w:space="0" w:color="60CAF3" w:themeColor="accent4" w:themeTint="99"/>
+        <w:insideH w:val="single" w:sz="4" w:space="0" w:color="60CAF3" w:themeColor="accent4" w:themeTint="99"/>
+        <w:insideV w:val="single" w:sz="4" w:space="0" w:color="60CAF3" w:themeColor="accent4" w:themeTint="99"/>
+      </w:tblBorders>
+    </w:tblPr>
+    <w:tblStylePr w:type="firstRow">
+      <w:rPr>
+        <w:b/>
+        <w:bCs/>
+      </w:rPr>
+      <w:tblPr/>
+      <w:tcPr>
+        <w:tcBorders>
+          <w:bottom w:val="single" w:sz="12" w:space="0" w:color="60CAF3" w:themeColor="accent4" w:themeTint="99"/>
+        </w:tcBorders>
+      </w:tcPr>
+    </w:tblStylePr>
+    <w:tblStylePr w:type="lastRow">
+      <w:rPr>
+        <w:b/>
+        <w:bCs/>
+      </w:rPr>
+      <w:tblPr/>
+      <w:tcPr>
+        <w:tcBorders>
+          <w:top w:val="double" w:sz="4" w:space="0" w:color="60CAF3" w:themeColor="accent4" w:themeTint="99"/>
+        </w:tcBorders>
+      </w:tcPr>
+    </w:tblStylePr>
+    <w:tblStylePr w:type="firstCol">
+      <w:rPr>
+        <w:b/>
+        <w:bCs/>
+      </w:rPr>
+    </w:tblStylePr>
+    <w:tblStylePr w:type="lastCol">
+      <w:rPr>
+        <w:b/>
+        <w:bCs/>
+      </w:rPr>
+    </w:tblStylePr>
+    <w:tblStylePr w:type="band1Vert">
+      <w:tblPr/>
+      <w:tcPr>
+        <w:shd w:val="clear" w:color="auto" w:fill="CAEDFB" w:themeFill="accent4" w:themeFillTint="33"/>
+      </w:tcPr>
+    </w:tblStylePr>
+    <w:tblStylePr w:type="band1Horz">
+      <w:tblPr/>
+      <w:tcPr>
+        <w:shd w:val="clear" w:color="auto" w:fill="CAEDFB" w:themeFill="accent4" w:themeFillTint="33"/>
+      </w:tcPr>
+    </w:tblStylePr>
+  </w:style>
+  <w:style w:type="table" w:styleId="ListTable1Light-Accent4">
+    <w:name w:val="List Table 1 Light Accent 4"/>
+    <w:basedOn w:val="TableNormal"/>
+    <w:uiPriority w:val="46"/>
+    <w:rsid w:val="00D75966"/>
+    <w:pPr>
+      <w:spacing w:after="0" w:line="240" w:lineRule="auto"/>
+    </w:pPr>
+    <w:tblPr>
+      <w:tblStyleRowBandSize w:val="1"/>
+      <w:tblStyleColBandSize w:val="1"/>
+    </w:tblPr>
+    <w:tblStylePr w:type="firstRow">
+      <w:rPr>
+        <w:b/>
+        <w:bCs/>
+      </w:rPr>
+      <w:tblPr/>
+      <w:tcPr>
+        <w:tcBorders>
+          <w:bottom w:val="single" w:sz="4" w:space="0" w:color="60CAF3" w:themeColor="accent4" w:themeTint="99"/>
+        </w:tcBorders>
+      </w:tcPr>
+    </w:tblStylePr>
+    <w:tblStylePr w:type="lastRow">
+      <w:rPr>
+        <w:b/>
+        <w:bCs/>
+      </w:rPr>
+      <w:tblPr/>
+      <w:tcPr>
+        <w:tcBorders>
+          <w:top w:val="single" w:sz="4" w:space="0" w:color="60CAF3" w:themeColor="accent4" w:themeTint="99"/>
+        </w:tcBorders>
+      </w:tcPr>
+    </w:tblStylePr>
+    <w:tblStylePr w:type="firstCol">
+      <w:rPr>
+        <w:b/>
+        <w:bCs/>
+      </w:rPr>
+    </w:tblStylePr>
+    <w:tblStylePr w:type="lastCol">
+      <w:rPr>
+        <w:b/>
+        <w:bCs/>
+      </w:rPr>
+    </w:tblStylePr>
+    <w:tblStylePr w:type="band1Vert">
+      <w:tblPr/>
+      <w:tcPr>
+        <w:shd w:val="clear" w:color="auto" w:fill="CAEDFB" w:themeFill="accent4" w:themeFillTint="33"/>
+      </w:tcPr>
+    </w:tblStylePr>
+    <w:tblStylePr w:type="band1Horz">
+      <w:tblPr/>
+      <w:tcPr>
+        <w:shd w:val="clear" w:color="auto" w:fill="CAEDFB" w:themeFill="accent4" w:themeFillTint="33"/>
+      </w:tcPr>
+    </w:tblStylePr>
+  </w:style>
+  <w:style w:type="table" w:styleId="ListTable2-Accent1">
+    <w:name w:val="List Table 2 Accent 1"/>
+    <w:basedOn w:val="TableNormal"/>
+    <w:uiPriority w:val="47"/>
+    <w:rsid w:val="00D75966"/>
+    <w:pPr>
+      <w:spacing w:after="0" w:line="240" w:lineRule="auto"/>
+    </w:pPr>
+    <w:tblPr>
+      <w:tblStyleRowBandSize w:val="1"/>
+      <w:tblStyleColBandSize w:val="1"/>
+      <w:tblBorders>
+        <w:top w:val="single" w:sz="4" w:space="0" w:color="45B0E1" w:themeColor="accent1" w:themeTint="99"/>
+        <w:bottom w:val="single" w:sz="4" w:space="0" w:color="45B0E1" w:themeColor="accent1" w:themeTint="99"/>
+        <w:insideH w:val="single" w:sz="4" w:space="0" w:color="45B0E1" w:themeColor="accent1" w:themeTint="99"/>
+      </w:tblBorders>
+    </w:tblPr>
+    <w:tblStylePr w:type="firstRow">
+      <w:rPr>
+        <w:b/>
+        <w:bCs/>
+      </w:rPr>
+    </w:tblStylePr>
+    <w:tblStylePr w:type="lastRow">
+      <w:rPr>
+        <w:b/>
+        <w:bCs/>
+      </w:rPr>
+    </w:tblStylePr>
+    <w:tblStylePr w:type="firstCol">
+      <w:rPr>
+        <w:b/>
+        <w:bCs/>
+      </w:rPr>
+    </w:tblStylePr>
+    <w:tblStylePr w:type="lastCol">
+      <w:rPr>
+        <w:b/>
+        <w:bCs/>
+      </w:rPr>
+    </w:tblStylePr>
+    <w:tblStylePr w:type="band1Vert">
+      <w:tblPr/>
+      <w:tcPr>
+        <w:shd w:val="clear" w:color="auto" w:fill="C1E4F5" w:themeFill="accent1" w:themeFillTint="33"/>
+      </w:tcPr>
+    </w:tblStylePr>
+    <w:tblStylePr w:type="band1Horz">
+      <w:tblPr/>
+      <w:tcPr>
+        <w:shd w:val="clear" w:color="auto" w:fill="C1E4F5" w:themeFill="accent1" w:themeFillTint="33"/>
+      </w:tcPr>
+    </w:tblStylePr>
+  </w:style>
+  <w:style w:type="table" w:styleId="ListTable3-Accent1">
+    <w:name w:val="List Table 3 Accent 1"/>
+    <w:basedOn w:val="TableNormal"/>
+    <w:uiPriority w:val="48"/>
+    <w:rsid w:val="00D75966"/>
+    <w:pPr>
+      <w:spacing w:after="0" w:line="240" w:lineRule="auto"/>
+    </w:pPr>
+    <w:tblPr>
+      <w:tblStyleRowBandSize w:val="1"/>
+      <w:tblStyleColBandSize w:val="1"/>
+      <w:tblBorders>
+        <w:top w:val="single" w:sz="4" w:space="0" w:color="156082" w:themeColor="accent1"/>
+        <w:left w:val="single" w:sz="4" w:space="0" w:color="156082" w:themeColor="accent1"/>
+        <w:bottom w:val="single" w:sz="4" w:space="0" w:color="156082" w:themeColor="accent1"/>
+        <w:right w:val="single" w:sz="4" w:space="0" w:color="156082" w:themeColor="accent1"/>
+      </w:tblBorders>
+    </w:tblPr>
+    <w:tblStylePr w:type="firstRow">
+      <w:rPr>
+        <w:b/>
+        <w:bCs/>
+        <w:color w:val="FFFFFF" w:themeColor="background1"/>
+      </w:rPr>
+      <w:tblPr/>
+      <w:tcPr>
+        <w:shd w:val="clear" w:color="auto" w:fill="156082" w:themeFill="accent1"/>
+      </w:tcPr>
+    </w:tblStylePr>
+    <w:tblStylePr w:type="lastRow">
+      <w:rPr>
+        <w:b/>
+        <w:bCs/>
+      </w:rPr>
+      <w:tblPr/>
+      <w:tcPr>
+        <w:tcBorders>
+          <w:top w:val="double" w:sz="4" w:space="0" w:color="156082" w:themeColor="accent1"/>
+        </w:tcBorders>
+        <w:shd w:val="clear" w:color="auto" w:fill="FFFFFF" w:themeFill="background1"/>
+      </w:tcPr>
+    </w:tblStylePr>
+    <w:tblStylePr w:type="firstCol">
+      <w:rPr>
+        <w:b/>
+        <w:bCs/>
+      </w:rPr>
+      <w:tblPr/>
+      <w:tcPr>
+        <w:tcBorders>
+          <w:right w:val="nil"/>
+        </w:tcBorders>
+        <w:shd w:val="clear" w:color="auto" w:fill="FFFFFF" w:themeFill="background1"/>
+      </w:tcPr>
+    </w:tblStylePr>
+    <w:tblStylePr w:type="lastCol">
+      <w:rPr>
+        <w:b/>
+        <w:bCs/>
+      </w:rPr>
+      <w:tblPr/>
+      <w:tcPr>
+        <w:tcBorders>
+          <w:left w:val="nil"/>
+        </w:tcBorders>
+        <w:shd w:val="clear" w:color="auto" w:fill="FFFFFF" w:themeFill="background1"/>
+      </w:tcPr>
+    </w:tblStylePr>
+    <w:tblStylePr w:type="band1Vert">
+      <w:tblPr/>
+      <w:tcPr>
+        <w:tcBorders>
+          <w:left w:val="single" w:sz="4" w:space="0" w:color="156082" w:themeColor="accent1"/>
+          <w:right w:val="single" w:sz="4" w:space="0" w:color="156082" w:themeColor="accent1"/>
+        </w:tcBorders>
+      </w:tcPr>
+    </w:tblStylePr>
+    <w:tblStylePr w:type="band1Horz">
+      <w:tblPr/>
+      <w:tcPr>
+        <w:tcBorders>
+          <w:top w:val="single" w:sz="4" w:space="0" w:color="156082" w:themeColor="accent1"/>
+          <w:bottom w:val="single" w:sz="4" w:space="0" w:color="156082" w:themeColor="accent1"/>
+          <w:insideH w:val="nil"/>
+        </w:tcBorders>
+      </w:tcPr>
+    </w:tblStylePr>
+    <w:tblStylePr w:type="neCell">
+      <w:tblPr/>
+      <w:tcPr>
+        <w:tcBorders>
+          <w:left w:val="nil"/>
+          <w:bottom w:val="nil"/>
+        </w:tcBorders>
+      </w:tcPr>
+    </w:tblStylePr>
+    <w:tblStylePr w:type="nwCell">
+      <w:tblPr/>
+      <w:tcPr>
+        <w:tcBorders>
+          <w:bottom w:val="nil"/>
+          <w:right w:val="nil"/>
+        </w:tcBorders>
+      </w:tcPr>
+    </w:tblStylePr>
+    <w:tblStylePr w:type="seCell">
+      <w:tblPr/>
+      <w:tcPr>
+        <w:tcBorders>
+          <w:top w:val="double" w:sz="4" w:space="0" w:color="156082" w:themeColor="accent1"/>
+          <w:left w:val="nil"/>
+        </w:tcBorders>
+      </w:tcPr>
+    </w:tblStylePr>
+    <w:tblStylePr w:type="swCell">
+      <w:tblPr/>
+      <w:tcPr>
+        <w:tcBorders>
+          <w:top w:val="double" w:sz="4" w:space="0" w:color="156082" w:themeColor="accent1"/>
+          <w:right w:val="nil"/>
+        </w:tcBorders>
+      </w:tcPr>
+    </w:tblStylePr>
+  </w:style>
+  <w:style w:type="table" w:styleId="ListTable3">
+    <w:name w:val="List Table 3"/>
+    <w:basedOn w:val="TableNormal"/>
+    <w:uiPriority w:val="48"/>
+    <w:rsid w:val="00D75966"/>
+    <w:pPr>
+      <w:spacing w:after="0" w:line="240" w:lineRule="auto"/>
+    </w:pPr>
+    <w:tblPr>
+      <w:tblStyleRowBandSize w:val="1"/>
+      <w:tblStyleColBandSize w:val="1"/>
+      <w:tblBorders>
+        <w:top w:val="single" w:sz="4" w:space="0" w:color="000000" w:themeColor="text1"/>
+        <w:left w:val="single" w:sz="4" w:space="0" w:color="000000" w:themeColor="text1"/>
+        <w:bottom w:val="single" w:sz="4" w:space="0" w:color="000000" w:themeColor="text1"/>
+        <w:right w:val="single" w:sz="4" w:space="0" w:color="000000" w:themeColor="text1"/>
+      </w:tblBorders>
+    </w:tblPr>
+    <w:tblStylePr w:type="firstRow">
+      <w:rPr>
+        <w:b/>
+        <w:bCs/>
+        <w:color w:val="FFFFFF" w:themeColor="background1"/>
+      </w:rPr>
+      <w:tblPr/>
+      <w:tcPr>
+        <w:shd w:val="clear" w:color="auto" w:fill="000000" w:themeFill="text1"/>
+      </w:tcPr>
+    </w:tblStylePr>
+    <w:tblStylePr w:type="lastRow">
+      <w:rPr>
+        <w:b/>
+        <w:bCs/>
+      </w:rPr>
+      <w:tblPr/>
+      <w:tcPr>
+        <w:tcBorders>
+          <w:top w:val="double" w:sz="4" w:space="0" w:color="000000" w:themeColor="text1"/>
+        </w:tcBorders>
+        <w:shd w:val="clear" w:color="auto" w:fill="FFFFFF" w:themeFill="background1"/>
+      </w:tcPr>
+    </w:tblStylePr>
+    <w:tblStylePr w:type="firstCol">
+      <w:rPr>
+        <w:b/>
+        <w:bCs/>
+      </w:rPr>
+      <w:tblPr/>
+      <w:tcPr>
+        <w:tcBorders>
+          <w:right w:val="nil"/>
+        </w:tcBorders>
+        <w:shd w:val="clear" w:color="auto" w:fill="FFFFFF" w:themeFill="background1"/>
+      </w:tcPr>
+    </w:tblStylePr>
+    <w:tblStylePr w:type="lastCol">
+      <w:rPr>
+        <w:b/>
+        <w:bCs/>
+      </w:rPr>
+      <w:tblPr/>
+      <w:tcPr>
+        <w:tcBorders>
+          <w:left w:val="nil"/>
+        </w:tcBorders>
+        <w:shd w:val="clear" w:color="auto" w:fill="FFFFFF" w:themeFill="background1"/>
+      </w:tcPr>
+    </w:tblStylePr>
+    <w:tblStylePr w:type="band1Vert">
+      <w:tblPr/>
+      <w:tcPr>
+        <w:tcBorders>
+          <w:left w:val="single" w:sz="4" w:space="0" w:color="000000" w:themeColor="text1"/>
+          <w:right w:val="single" w:sz="4" w:space="0" w:color="000000" w:themeColor="text1"/>
+        </w:tcBorders>
+      </w:tcPr>
+    </w:tblStylePr>
+    <w:tblStylePr w:type="band1Horz">
+      <w:tblPr/>
+      <w:tcPr>
+        <w:tcBorders>
+          <w:top w:val="single" w:sz="4" w:space="0" w:color="000000" w:themeColor="text1"/>
+          <w:bottom w:val="single" w:sz="4" w:space="0" w:color="000000" w:themeColor="text1"/>
+          <w:insideH w:val="nil"/>
+        </w:tcBorders>
+      </w:tcPr>
+    </w:tblStylePr>
+    <w:tblStylePr w:type="neCell">
+      <w:tblPr/>
+      <w:tcPr>
+        <w:tcBorders>
+          <w:left w:val="nil"/>
+          <w:bottom w:val="nil"/>
+        </w:tcBorders>
+      </w:tcPr>
+    </w:tblStylePr>
+    <w:tblStylePr w:type="nwCell">
+      <w:tblPr/>
+      <w:tcPr>
+        <w:tcBorders>
+          <w:bottom w:val="nil"/>
+          <w:right w:val="nil"/>
+        </w:tcBorders>
+      </w:tcPr>
+    </w:tblStylePr>
+    <w:tblStylePr w:type="seCell">
+      <w:tblPr/>
+      <w:tcPr>
+        <w:tcBorders>
+          <w:top w:val="double" w:sz="4" w:space="0" w:color="000000" w:themeColor="text1"/>
+          <w:left w:val="nil"/>
+        </w:tcBorders>
+      </w:tcPr>
+    </w:tblStylePr>
+    <w:tblStylePr w:type="swCell">
+      <w:tblPr/>
+      <w:tcPr>
+        <w:tcBorders>
+          <w:top w:val="double" w:sz="4" w:space="0" w:color="000000" w:themeColor="text1"/>
+          <w:right w:val="nil"/>
+        </w:tcBorders>
+      </w:tcPr>
+    </w:tblStylePr>
+  </w:style>
+  <w:style w:type="table" w:styleId="ListTable2-Accent6">
+    <w:name w:val="List Table 2 Accent 6"/>
+    <w:basedOn w:val="TableNormal"/>
+    <w:uiPriority w:val="47"/>
+    <w:rsid w:val="00D75966"/>
+    <w:pPr>
+      <w:spacing w:after="0" w:line="240" w:lineRule="auto"/>
+    </w:pPr>
+    <w:tblPr>
+      <w:tblStyleRowBandSize w:val="1"/>
+      <w:tblStyleColBandSize w:val="1"/>
+      <w:tblBorders>
+        <w:top w:val="single" w:sz="4" w:space="0" w:color="8DD873" w:themeColor="accent6" w:themeTint="99"/>
+        <w:bottom w:val="single" w:sz="4" w:space="0" w:color="8DD873" w:themeColor="accent6" w:themeTint="99"/>
+        <w:insideH w:val="single" w:sz="4" w:space="0" w:color="8DD873" w:themeColor="accent6" w:themeTint="99"/>
+      </w:tblBorders>
+    </w:tblPr>
+    <w:tblStylePr w:type="firstRow">
+      <w:rPr>
+        <w:b/>
+        <w:bCs/>
+      </w:rPr>
+    </w:tblStylePr>
+    <w:tblStylePr w:type="lastRow">
+      <w:rPr>
+        <w:b/>
+        <w:bCs/>
+      </w:rPr>
+    </w:tblStylePr>
+    <w:tblStylePr w:type="firstCol">
+      <w:rPr>
+        <w:b/>
+        <w:bCs/>
+      </w:rPr>
+    </w:tblStylePr>
+    <w:tblStylePr w:type="lastCol">
+      <w:rPr>
+        <w:b/>
+        <w:bCs/>
+      </w:rPr>
+    </w:tblStylePr>
+    <w:tblStylePr w:type="band1Vert">
+      <w:tblPr/>
+      <w:tcPr>
+        <w:shd w:val="clear" w:color="auto" w:fill="D9F2D0" w:themeFill="accent6" w:themeFillTint="33"/>
+      </w:tcPr>
+    </w:tblStylePr>
+    <w:tblStylePr w:type="band1Horz">
+      <w:tblPr/>
+      <w:tcPr>
+        <w:shd w:val="clear" w:color="auto" w:fill="D9F2D0" w:themeFill="accent6" w:themeFillTint="33"/>
+      </w:tcPr>
+    </w:tblStylePr>
+  </w:style>
+  <w:style w:type="table" w:styleId="ListTable2-Accent5">
+    <w:name w:val="List Table 2 Accent 5"/>
+    <w:basedOn w:val="TableNormal"/>
+    <w:uiPriority w:val="47"/>
+    <w:rsid w:val="00D75966"/>
+    <w:pPr>
+      <w:spacing w:after="0" w:line="240" w:lineRule="auto"/>
+    </w:pPr>
+    <w:tblPr>
+      <w:tblStyleRowBandSize w:val="1"/>
+      <w:tblStyleColBandSize w:val="1"/>
+      <w:tblBorders>
+        <w:top w:val="single" w:sz="4" w:space="0" w:color="D86DCB" w:themeColor="accent5" w:themeTint="99"/>
+        <w:bottom w:val="single" w:sz="4" w:space="0" w:color="D86DCB" w:themeColor="accent5" w:themeTint="99"/>
+        <w:insideH w:val="single" w:sz="4" w:space="0" w:color="D86DCB" w:themeColor="accent5" w:themeTint="99"/>
+      </w:tblBorders>
+    </w:tblPr>
+    <w:tblStylePr w:type="firstRow">
+      <w:rPr>
+        <w:b/>
+        <w:bCs/>
+      </w:rPr>
+    </w:tblStylePr>
+    <w:tblStylePr w:type="lastRow">
+      <w:rPr>
+        <w:b/>
+        <w:bCs/>
+      </w:rPr>
+    </w:tblStylePr>
+    <w:tblStylePr w:type="firstCol">
+      <w:rPr>
+        <w:b/>
+        <w:bCs/>
+      </w:rPr>
+    </w:tblStylePr>
+    <w:tblStylePr w:type="lastCol">
+      <w:rPr>
+        <w:b/>
+        <w:bCs/>
+      </w:rPr>
+    </w:tblStylePr>
+    <w:tblStylePr w:type="band1Vert">
+      <w:tblPr/>
+      <w:tcPr>
+        <w:shd w:val="clear" w:color="auto" w:fill="F2CEED" w:themeFill="accent5" w:themeFillTint="33"/>
+      </w:tcPr>
+    </w:tblStylePr>
+    <w:tblStylePr w:type="band1Horz">
+      <w:tblPr/>
+      <w:tcPr>
+        <w:shd w:val="clear" w:color="auto" w:fill="F2CEED" w:themeFill="accent5" w:themeFillTint="33"/>
+      </w:tcPr>
+    </w:tblStylePr>
+  </w:style>
+  <w:style w:type="table" w:styleId="ListTable2-Accent4">
+    <w:name w:val="List Table 2 Accent 4"/>
+    <w:basedOn w:val="TableNormal"/>
+    <w:uiPriority w:val="47"/>
+    <w:rsid w:val="00D75966"/>
+    <w:pPr>
+      <w:spacing w:after="0" w:line="240" w:lineRule="auto"/>
+    </w:pPr>
+    <w:tblPr>
+      <w:tblStyleRowBandSize w:val="1"/>
+      <w:tblStyleColBandSize w:val="1"/>
+      <w:tblBorders>
+        <w:top w:val="single" w:sz="4" w:space="0" w:color="60CAF3" w:themeColor="accent4" w:themeTint="99"/>
+        <w:bottom w:val="single" w:sz="4" w:space="0" w:color="60CAF3" w:themeColor="accent4" w:themeTint="99"/>
+        <w:insideH w:val="single" w:sz="4" w:space="0" w:color="60CAF3" w:themeColor="accent4" w:themeTint="99"/>
+      </w:tblBorders>
+    </w:tblPr>
+    <w:tblStylePr w:type="firstRow">
+      <w:rPr>
+        <w:b/>
+        <w:bCs/>
+      </w:rPr>
+    </w:tblStylePr>
+    <w:tblStylePr w:type="lastRow">
+      <w:rPr>
+        <w:b/>
+        <w:bCs/>
+      </w:rPr>
+    </w:tblStylePr>
+    <w:tblStylePr w:type="firstCol">
+      <w:rPr>
+        <w:b/>
+        <w:bCs/>
+      </w:rPr>
+    </w:tblStylePr>
+    <w:tblStylePr w:type="lastCol">
+      <w:rPr>
+        <w:b/>
+        <w:bCs/>
+      </w:rPr>
+    </w:tblStylePr>
+    <w:tblStylePr w:type="band1Vert">
+      <w:tblPr/>
+      <w:tcPr>
+        <w:shd w:val="clear" w:color="auto" w:fill="CAEDFB" w:themeFill="accent4" w:themeFillTint="33"/>
+      </w:tcPr>
+    </w:tblStylePr>
+    <w:tblStylePr w:type="band1Horz">
+      <w:tblPr/>
+      <w:tcPr>
+        <w:shd w:val="clear" w:color="auto" w:fill="CAEDFB" w:themeFill="accent4" w:themeFillTint="33"/>
+      </w:tcPr>
+    </w:tblStylePr>
+  </w:style>
 </w:styles>
 </file>
 

--- a/documentation.docx
+++ b/documentation.docx
@@ -841,7 +841,7 @@
             </w:rPr>
             <w:fldChar w:fldCharType="separate"/>
           </w:r>
-          <w:hyperlink w:anchor="_Toc230990299" w:history="1">
+          <w:hyperlink w:anchor="_Toc231036695" w:history="1">
             <w:r>
               <w:rPr>
                 <w:rStyle w:val="Hyperlink"/>
@@ -891,7 +891,7 @@
                 <w:noProof/>
                 <w:webHidden/>
               </w:rPr>
-              <w:instrText xml:space="preserve"> PAGEREF _Toc230990299 \h </w:instrText>
+              <w:instrText xml:space="preserve"> PAGEREF _Toc231036695 \h </w:instrText>
             </w:r>
             <w:r>
               <w:rPr>
@@ -939,7 +939,7 @@
               <w:lang w:eastAsia="en-GB"/>
             </w:rPr>
           </w:pPr>
-          <w:hyperlink w:anchor="_Toc230990300" w:history="1">
+          <w:hyperlink w:anchor="_Toc231036696" w:history="1">
             <w:r>
               <w:rPr>
                 <w:rStyle w:val="Hyperlink"/>
@@ -989,7 +989,7 @@
                 <w:noProof/>
                 <w:webHidden/>
               </w:rPr>
-              <w:instrText xml:space="preserve"> PAGEREF _Toc230990300 \h </w:instrText>
+              <w:instrText xml:space="preserve"> PAGEREF _Toc231036696 \h </w:instrText>
             </w:r>
             <w:r>
               <w:rPr>
@@ -1037,7 +1037,7 @@
               <w:lang w:eastAsia="en-GB"/>
             </w:rPr>
           </w:pPr>
-          <w:hyperlink w:anchor="_Toc230990301" w:history="1">
+          <w:hyperlink w:anchor="_Toc231036697" w:history="1">
             <w:r>
               <w:rPr>
                 <w:rStyle w:val="Hyperlink"/>
@@ -1087,7 +1087,7 @@
                 <w:noProof/>
                 <w:webHidden/>
               </w:rPr>
-              <w:instrText xml:space="preserve"> PAGEREF _Toc230990301 \h </w:instrText>
+              <w:instrText xml:space="preserve"> PAGEREF _Toc231036697 \h </w:instrText>
             </w:r>
             <w:r>
               <w:rPr>
@@ -1133,7 +1133,7 @@
               <w:lang w:eastAsia="en-GB"/>
             </w:rPr>
           </w:pPr>
-          <w:hyperlink w:anchor="_Toc230990302" w:history="1">
+          <w:hyperlink w:anchor="_Toc231036698" w:history="1">
             <w:r>
               <w:rPr>
                 <w:rStyle w:val="Hyperlink"/>
@@ -1181,7 +1181,7 @@
                 <w:noProof/>
                 <w:webHidden/>
               </w:rPr>
-              <w:instrText xml:space="preserve"> PAGEREF _Toc230990302 \h </w:instrText>
+              <w:instrText xml:space="preserve"> PAGEREF _Toc231036698 \h </w:instrText>
             </w:r>
             <w:r>
               <w:rPr>
@@ -1227,7 +1227,7 @@
               <w:lang w:eastAsia="en-GB"/>
             </w:rPr>
           </w:pPr>
-          <w:hyperlink w:anchor="_Toc230990303" w:history="1">
+          <w:hyperlink w:anchor="_Toc231036699" w:history="1">
             <w:r>
               <w:rPr>
                 <w:rStyle w:val="Hyperlink"/>
@@ -1275,7 +1275,7 @@
                 <w:noProof/>
                 <w:webHidden/>
               </w:rPr>
-              <w:instrText xml:space="preserve"> PAGEREF _Toc230990303 \h </w:instrText>
+              <w:instrText xml:space="preserve"> PAGEREF _Toc231036699 \h </w:instrText>
             </w:r>
             <w:r>
               <w:rPr>
@@ -1321,7 +1321,7 @@
               <w:lang w:eastAsia="en-GB"/>
             </w:rPr>
           </w:pPr>
-          <w:hyperlink w:anchor="_Toc230990304" w:history="1">
+          <w:hyperlink w:anchor="_Toc231036700" w:history="1">
             <w:r>
               <w:rPr>
                 <w:rStyle w:val="Hyperlink"/>
@@ -1369,7 +1369,7 @@
                 <w:noProof/>
                 <w:webHidden/>
               </w:rPr>
-              <w:instrText xml:space="preserve"> PAGEREF _Toc230990304 \h </w:instrText>
+              <w:instrText xml:space="preserve"> PAGEREF _Toc231036700 \h </w:instrText>
             </w:r>
             <w:r>
               <w:rPr>
@@ -1415,7 +1415,7 @@
               <w:lang w:eastAsia="en-GB"/>
             </w:rPr>
           </w:pPr>
-          <w:hyperlink w:anchor="_Toc230990305" w:history="1">
+          <w:hyperlink w:anchor="_Toc231036701" w:history="1">
             <w:r>
               <w:rPr>
                 <w:rStyle w:val="Hyperlink"/>
@@ -1463,7 +1463,7 @@
                 <w:noProof/>
                 <w:webHidden/>
               </w:rPr>
-              <w:instrText xml:space="preserve"> PAGEREF _Toc230990305 \h </w:instrText>
+              <w:instrText xml:space="preserve"> PAGEREF _Toc231036701 \h </w:instrText>
             </w:r>
             <w:r>
               <w:rPr>
@@ -1511,7 +1511,7 @@
               <w:lang w:eastAsia="en-GB"/>
             </w:rPr>
           </w:pPr>
-          <w:hyperlink w:anchor="_Toc230990306" w:history="1">
+          <w:hyperlink w:anchor="_Toc231036702" w:history="1">
             <w:r>
               <w:rPr>
                 <w:rStyle w:val="Hyperlink"/>
@@ -1559,7 +1559,7 @@
                 <w:noProof/>
                 <w:webHidden/>
               </w:rPr>
-              <w:instrText xml:space="preserve"> PAGEREF _Toc230990306 \h </w:instrText>
+              <w:instrText xml:space="preserve"> PAGEREF _Toc231036702 \h </w:instrText>
             </w:r>
             <w:r>
               <w:rPr>
@@ -1607,7 +1607,7 @@
               <w:lang w:eastAsia="en-GB"/>
             </w:rPr>
           </w:pPr>
-          <w:hyperlink w:anchor="_Toc230990307" w:history="1">
+          <w:hyperlink w:anchor="_Toc231036703" w:history="1">
             <w:r>
               <w:rPr>
                 <w:rStyle w:val="Hyperlink"/>
@@ -1657,7 +1657,7 @@
                 <w:noProof/>
                 <w:webHidden/>
               </w:rPr>
-              <w:instrText xml:space="preserve"> PAGEREF _Toc230990307 \h </w:instrText>
+              <w:instrText xml:space="preserve"> PAGEREF _Toc231036703 \h </w:instrText>
             </w:r>
             <w:r>
               <w:rPr>
@@ -1705,7 +1705,7 @@
               <w:lang w:eastAsia="en-GB"/>
             </w:rPr>
           </w:pPr>
-          <w:hyperlink w:anchor="_Toc230990308" w:history="1">
+          <w:hyperlink w:anchor="_Toc231036704" w:history="1">
             <w:r>
               <w:rPr>
                 <w:rStyle w:val="Hyperlink"/>
@@ -1755,7 +1755,7 @@
                 <w:noProof/>
                 <w:webHidden/>
               </w:rPr>
-              <w:instrText xml:space="preserve"> PAGEREF _Toc230990308 \h </w:instrText>
+              <w:instrText xml:space="preserve"> PAGEREF _Toc231036704 \h </w:instrText>
             </w:r>
             <w:r>
               <w:rPr>
@@ -1803,7 +1803,7 @@
               <w:lang w:eastAsia="en-GB"/>
             </w:rPr>
           </w:pPr>
-          <w:hyperlink w:anchor="_Toc230990309" w:history="1">
+          <w:hyperlink w:anchor="_Toc231036705" w:history="1">
             <w:r>
               <w:rPr>
                 <w:rStyle w:val="Hyperlink"/>
@@ -1853,7 +1853,7 @@
                 <w:noProof/>
                 <w:webHidden/>
               </w:rPr>
-              <w:instrText xml:space="preserve"> PAGEREF _Toc230990309 \h </w:instrText>
+              <w:instrText xml:space="preserve"> PAGEREF _Toc231036705 \h </w:instrText>
             </w:r>
             <w:r>
               <w:rPr>
@@ -1899,7 +1899,7 @@
               <w:lang w:eastAsia="en-GB"/>
             </w:rPr>
           </w:pPr>
-          <w:hyperlink w:anchor="_Toc230990310" w:history="1">
+          <w:hyperlink w:anchor="_Toc231036706" w:history="1">
             <w:r>
               <w:rPr>
                 <w:rStyle w:val="Hyperlink"/>
@@ -1926,7 +1926,7 @@
                 <w:noProof/>
                 <w:lang w:eastAsia="en-GB"/>
               </w:rPr>
-              <w:t>Entita Users</w:t>
+              <w:t>Entita User</w:t>
             </w:r>
             <w:r>
               <w:rPr>
@@ -1947,7 +1947,7 @@
                 <w:noProof/>
                 <w:webHidden/>
               </w:rPr>
-              <w:instrText xml:space="preserve"> PAGEREF _Toc230990310 \h </w:instrText>
+              <w:instrText xml:space="preserve"> PAGEREF _Toc231036706 \h </w:instrText>
             </w:r>
             <w:r>
               <w:rPr>
@@ -1993,7 +1993,7 @@
               <w:lang w:eastAsia="en-GB"/>
             </w:rPr>
           </w:pPr>
-          <w:hyperlink w:anchor="_Toc230990311" w:history="1">
+          <w:hyperlink w:anchor="_Toc231036707" w:history="1">
             <w:r>
               <w:rPr>
                 <w:rStyle w:val="Hyperlink"/>
@@ -2020,7 +2020,7 @@
                 <w:noProof/>
                 <w:lang w:eastAsia="en-GB"/>
               </w:rPr>
-              <w:t>Entita Sessions</w:t>
+              <w:t>Entita Session</w:t>
             </w:r>
             <w:r>
               <w:rPr>
@@ -2041,7 +2041,7 @@
                 <w:noProof/>
                 <w:webHidden/>
               </w:rPr>
-              <w:instrText xml:space="preserve"> PAGEREF _Toc230990311 \h </w:instrText>
+              <w:instrText xml:space="preserve"> PAGEREF _Toc231036707 \h </w:instrText>
             </w:r>
             <w:r>
               <w:rPr>
@@ -2061,7 +2061,7 @@
                 <w:noProof/>
                 <w:webHidden/>
               </w:rPr>
-              <w:t>6</w:t>
+              <w:t>7</w:t>
             </w:r>
             <w:r>
               <w:rPr>
@@ -2087,7 +2087,7 @@
               <w:lang w:eastAsia="en-GB"/>
             </w:rPr>
           </w:pPr>
-          <w:hyperlink w:anchor="_Toc230990312" w:history="1">
+          <w:hyperlink w:anchor="_Toc231036708" w:history="1">
             <w:r>
               <w:rPr>
                 <w:rStyle w:val="Hyperlink"/>
@@ -2114,7 +2114,7 @@
                 <w:noProof/>
                 <w:lang w:eastAsia="en-GB"/>
               </w:rPr>
-              <w:t>Entita notifications</w:t>
+              <w:t>Entita Notification</w:t>
             </w:r>
             <w:r>
               <w:rPr>
@@ -2135,7 +2135,7 @@
                 <w:noProof/>
                 <w:webHidden/>
               </w:rPr>
-              <w:instrText xml:space="preserve"> PAGEREF _Toc230990312 \h </w:instrText>
+              <w:instrText xml:space="preserve"> PAGEREF _Toc231036708 \h </w:instrText>
             </w:r>
             <w:r>
               <w:rPr>
@@ -2156,6 +2156,650 @@
                 <w:webHidden/>
               </w:rPr>
               <w:t>7</w:t>
+            </w:r>
+            <w:r>
+              <w:rPr>
+                <w:noProof/>
+                <w:webHidden/>
+              </w:rPr>
+              <w:fldChar w:fldCharType="end"/>
+            </w:r>
+          </w:hyperlink>
+        </w:p>
+        <w:p>
+          <w:pPr>
+            <w:pStyle w:val="TOC3"/>
+            <w:tabs>
+              <w:tab w:val="left" w:pos="1200"/>
+              <w:tab w:val="right" w:leader="dot" w:pos="9016"/>
+            </w:tabs>
+            <w:rPr>
+              <w:rFonts w:eastAsiaTheme="minorEastAsia"/>
+              <w:noProof/>
+              <w:sz w:val="24"/>
+              <w:szCs w:val="24"/>
+              <w:lang w:eastAsia="en-GB"/>
+            </w:rPr>
+          </w:pPr>
+          <w:hyperlink w:anchor="_Toc231036709" w:history="1">
+            <w:r>
+              <w:rPr>
+                <w:rStyle w:val="Hyperlink"/>
+                <w:noProof/>
+                <w:lang w:eastAsia="en-GB"/>
+              </w:rPr>
+              <w:t>2.2.4</w:t>
+            </w:r>
+            <w:r>
+              <w:rPr>
+                <w:rFonts w:eastAsiaTheme="minorEastAsia"/>
+                <w:noProof/>
+                <w:sz w:val="24"/>
+                <w:szCs w:val="24"/>
+                <w:lang w:eastAsia="en-GB"/>
+              </w:rPr>
+              <w:tab/>
+            </w:r>
+            <w:r>
+              <w:rPr>
+                <w:rStyle w:val="Hyperlink"/>
+                <w:noProof/>
+                <w:lang w:eastAsia="en-GB"/>
+              </w:rPr>
+              <w:t>Entita DailyHabit</w:t>
+            </w:r>
+            <w:r>
+              <w:rPr>
+                <w:noProof/>
+                <w:webHidden/>
+              </w:rPr>
+              <w:tab/>
+            </w:r>
+            <w:r>
+              <w:rPr>
+                <w:noProof/>
+                <w:webHidden/>
+              </w:rPr>
+              <w:fldChar w:fldCharType="begin"/>
+            </w:r>
+            <w:r>
+              <w:rPr>
+                <w:noProof/>
+                <w:webHidden/>
+              </w:rPr>
+              <w:instrText xml:space="preserve"> PAGEREF _Toc231036709 \h </w:instrText>
+            </w:r>
+            <w:r>
+              <w:rPr>
+                <w:noProof/>
+                <w:webHidden/>
+              </w:rPr>
+            </w:r>
+            <w:r>
+              <w:rPr>
+                <w:noProof/>
+                <w:webHidden/>
+              </w:rPr>
+              <w:fldChar w:fldCharType="separate"/>
+            </w:r>
+            <w:r>
+              <w:rPr>
+                <w:noProof/>
+                <w:webHidden/>
+              </w:rPr>
+              <w:t>8</w:t>
+            </w:r>
+            <w:r>
+              <w:rPr>
+                <w:noProof/>
+                <w:webHidden/>
+              </w:rPr>
+              <w:fldChar w:fldCharType="end"/>
+            </w:r>
+          </w:hyperlink>
+        </w:p>
+        <w:p>
+          <w:pPr>
+            <w:pStyle w:val="TOC3"/>
+            <w:tabs>
+              <w:tab w:val="left" w:pos="1200"/>
+              <w:tab w:val="right" w:leader="dot" w:pos="9016"/>
+            </w:tabs>
+            <w:rPr>
+              <w:rFonts w:eastAsiaTheme="minorEastAsia"/>
+              <w:noProof/>
+              <w:sz w:val="24"/>
+              <w:szCs w:val="24"/>
+              <w:lang w:eastAsia="en-GB"/>
+            </w:rPr>
+          </w:pPr>
+          <w:hyperlink w:anchor="_Toc231036710" w:history="1">
+            <w:r>
+              <w:rPr>
+                <w:rStyle w:val="Hyperlink"/>
+                <w:noProof/>
+                <w:lang w:eastAsia="en-GB"/>
+              </w:rPr>
+              <w:t>2.2.5</w:t>
+            </w:r>
+            <w:r>
+              <w:rPr>
+                <w:rFonts w:eastAsiaTheme="minorEastAsia"/>
+                <w:noProof/>
+                <w:sz w:val="24"/>
+                <w:szCs w:val="24"/>
+                <w:lang w:eastAsia="en-GB"/>
+              </w:rPr>
+              <w:tab/>
+            </w:r>
+            <w:r>
+              <w:rPr>
+                <w:rStyle w:val="Hyperlink"/>
+                <w:noProof/>
+                <w:lang w:eastAsia="en-GB"/>
+              </w:rPr>
+              <w:t>Entita DailyHabitStat</w:t>
+            </w:r>
+            <w:r>
+              <w:rPr>
+                <w:noProof/>
+                <w:webHidden/>
+              </w:rPr>
+              <w:tab/>
+            </w:r>
+            <w:r>
+              <w:rPr>
+                <w:noProof/>
+                <w:webHidden/>
+              </w:rPr>
+              <w:fldChar w:fldCharType="begin"/>
+            </w:r>
+            <w:r>
+              <w:rPr>
+                <w:noProof/>
+                <w:webHidden/>
+              </w:rPr>
+              <w:instrText xml:space="preserve"> PAGEREF _Toc231036710 \h </w:instrText>
+            </w:r>
+            <w:r>
+              <w:rPr>
+                <w:noProof/>
+                <w:webHidden/>
+              </w:rPr>
+            </w:r>
+            <w:r>
+              <w:rPr>
+                <w:noProof/>
+                <w:webHidden/>
+              </w:rPr>
+              <w:fldChar w:fldCharType="separate"/>
+            </w:r>
+            <w:r>
+              <w:rPr>
+                <w:noProof/>
+                <w:webHidden/>
+              </w:rPr>
+              <w:t>8</w:t>
+            </w:r>
+            <w:r>
+              <w:rPr>
+                <w:noProof/>
+                <w:webHidden/>
+              </w:rPr>
+              <w:fldChar w:fldCharType="end"/>
+            </w:r>
+          </w:hyperlink>
+        </w:p>
+        <w:p>
+          <w:pPr>
+            <w:pStyle w:val="TOC3"/>
+            <w:tabs>
+              <w:tab w:val="left" w:pos="1200"/>
+              <w:tab w:val="right" w:leader="dot" w:pos="9016"/>
+            </w:tabs>
+            <w:rPr>
+              <w:rFonts w:eastAsiaTheme="minorEastAsia"/>
+              <w:noProof/>
+              <w:sz w:val="24"/>
+              <w:szCs w:val="24"/>
+              <w:lang w:eastAsia="en-GB"/>
+            </w:rPr>
+          </w:pPr>
+          <w:hyperlink w:anchor="_Toc231036711" w:history="1">
+            <w:r>
+              <w:rPr>
+                <w:rStyle w:val="Hyperlink"/>
+                <w:noProof/>
+                <w:lang w:eastAsia="en-GB"/>
+              </w:rPr>
+              <w:t>2.2.6</w:t>
+            </w:r>
+            <w:r>
+              <w:rPr>
+                <w:rFonts w:eastAsiaTheme="minorEastAsia"/>
+                <w:noProof/>
+                <w:sz w:val="24"/>
+                <w:szCs w:val="24"/>
+                <w:lang w:eastAsia="en-GB"/>
+              </w:rPr>
+              <w:tab/>
+            </w:r>
+            <w:r>
+              <w:rPr>
+                <w:rStyle w:val="Hyperlink"/>
+                <w:noProof/>
+                <w:lang w:eastAsia="en-GB"/>
+              </w:rPr>
+              <w:t>Entita WeeklyHabit</w:t>
+            </w:r>
+            <w:r>
+              <w:rPr>
+                <w:noProof/>
+                <w:webHidden/>
+              </w:rPr>
+              <w:tab/>
+            </w:r>
+            <w:r>
+              <w:rPr>
+                <w:noProof/>
+                <w:webHidden/>
+              </w:rPr>
+              <w:fldChar w:fldCharType="begin"/>
+            </w:r>
+            <w:r>
+              <w:rPr>
+                <w:noProof/>
+                <w:webHidden/>
+              </w:rPr>
+              <w:instrText xml:space="preserve"> PAGEREF _Toc231036711 \h </w:instrText>
+            </w:r>
+            <w:r>
+              <w:rPr>
+                <w:noProof/>
+                <w:webHidden/>
+              </w:rPr>
+            </w:r>
+            <w:r>
+              <w:rPr>
+                <w:noProof/>
+                <w:webHidden/>
+              </w:rPr>
+              <w:fldChar w:fldCharType="separate"/>
+            </w:r>
+            <w:r>
+              <w:rPr>
+                <w:noProof/>
+                <w:webHidden/>
+              </w:rPr>
+              <w:t>8</w:t>
+            </w:r>
+            <w:r>
+              <w:rPr>
+                <w:noProof/>
+                <w:webHidden/>
+              </w:rPr>
+              <w:fldChar w:fldCharType="end"/>
+            </w:r>
+          </w:hyperlink>
+        </w:p>
+        <w:p>
+          <w:pPr>
+            <w:pStyle w:val="TOC3"/>
+            <w:tabs>
+              <w:tab w:val="left" w:pos="1200"/>
+              <w:tab w:val="right" w:leader="dot" w:pos="9016"/>
+            </w:tabs>
+            <w:rPr>
+              <w:rFonts w:eastAsiaTheme="minorEastAsia"/>
+              <w:noProof/>
+              <w:sz w:val="24"/>
+              <w:szCs w:val="24"/>
+              <w:lang w:eastAsia="en-GB"/>
+            </w:rPr>
+          </w:pPr>
+          <w:hyperlink w:anchor="_Toc231036712" w:history="1">
+            <w:r>
+              <w:rPr>
+                <w:rStyle w:val="Hyperlink"/>
+                <w:noProof/>
+                <w:lang w:eastAsia="en-GB"/>
+              </w:rPr>
+              <w:t>2.2.7</w:t>
+            </w:r>
+            <w:r>
+              <w:rPr>
+                <w:rFonts w:eastAsiaTheme="minorEastAsia"/>
+                <w:noProof/>
+                <w:sz w:val="24"/>
+                <w:szCs w:val="24"/>
+                <w:lang w:eastAsia="en-GB"/>
+              </w:rPr>
+              <w:tab/>
+            </w:r>
+            <w:r>
+              <w:rPr>
+                <w:rStyle w:val="Hyperlink"/>
+                <w:noProof/>
+                <w:lang w:eastAsia="en-GB"/>
+              </w:rPr>
+              <w:t>Entita WeeklyHabitDay</w:t>
+            </w:r>
+            <w:r>
+              <w:rPr>
+                <w:noProof/>
+                <w:webHidden/>
+              </w:rPr>
+              <w:tab/>
+            </w:r>
+            <w:r>
+              <w:rPr>
+                <w:noProof/>
+                <w:webHidden/>
+              </w:rPr>
+              <w:fldChar w:fldCharType="begin"/>
+            </w:r>
+            <w:r>
+              <w:rPr>
+                <w:noProof/>
+                <w:webHidden/>
+              </w:rPr>
+              <w:instrText xml:space="preserve"> PAGEREF _Toc231036712 \h </w:instrText>
+            </w:r>
+            <w:r>
+              <w:rPr>
+                <w:noProof/>
+                <w:webHidden/>
+              </w:rPr>
+            </w:r>
+            <w:r>
+              <w:rPr>
+                <w:noProof/>
+                <w:webHidden/>
+              </w:rPr>
+              <w:fldChar w:fldCharType="separate"/>
+            </w:r>
+            <w:r>
+              <w:rPr>
+                <w:noProof/>
+                <w:webHidden/>
+              </w:rPr>
+              <w:t>9</w:t>
+            </w:r>
+            <w:r>
+              <w:rPr>
+                <w:noProof/>
+                <w:webHidden/>
+              </w:rPr>
+              <w:fldChar w:fldCharType="end"/>
+            </w:r>
+          </w:hyperlink>
+        </w:p>
+        <w:p>
+          <w:pPr>
+            <w:pStyle w:val="TOC3"/>
+            <w:tabs>
+              <w:tab w:val="left" w:pos="1200"/>
+              <w:tab w:val="right" w:leader="dot" w:pos="9016"/>
+            </w:tabs>
+            <w:rPr>
+              <w:rFonts w:eastAsiaTheme="minorEastAsia"/>
+              <w:noProof/>
+              <w:sz w:val="24"/>
+              <w:szCs w:val="24"/>
+              <w:lang w:eastAsia="en-GB"/>
+            </w:rPr>
+          </w:pPr>
+          <w:hyperlink w:anchor="_Toc231036713" w:history="1">
+            <w:r>
+              <w:rPr>
+                <w:rStyle w:val="Hyperlink"/>
+                <w:noProof/>
+                <w:lang w:eastAsia="en-GB"/>
+              </w:rPr>
+              <w:t>2.2.8</w:t>
+            </w:r>
+            <w:r>
+              <w:rPr>
+                <w:rFonts w:eastAsiaTheme="minorEastAsia"/>
+                <w:noProof/>
+                <w:sz w:val="24"/>
+                <w:szCs w:val="24"/>
+                <w:lang w:eastAsia="en-GB"/>
+              </w:rPr>
+              <w:tab/>
+            </w:r>
+            <w:r>
+              <w:rPr>
+                <w:rStyle w:val="Hyperlink"/>
+                <w:noProof/>
+                <w:lang w:eastAsia="en-GB"/>
+              </w:rPr>
+              <w:t>Entita WeeklyHabitStat</w:t>
+            </w:r>
+            <w:r>
+              <w:rPr>
+                <w:noProof/>
+                <w:webHidden/>
+              </w:rPr>
+              <w:tab/>
+            </w:r>
+            <w:r>
+              <w:rPr>
+                <w:noProof/>
+                <w:webHidden/>
+              </w:rPr>
+              <w:fldChar w:fldCharType="begin"/>
+            </w:r>
+            <w:r>
+              <w:rPr>
+                <w:noProof/>
+                <w:webHidden/>
+              </w:rPr>
+              <w:instrText xml:space="preserve"> PAGEREF _Toc231036713 \h </w:instrText>
+            </w:r>
+            <w:r>
+              <w:rPr>
+                <w:noProof/>
+                <w:webHidden/>
+              </w:rPr>
+            </w:r>
+            <w:r>
+              <w:rPr>
+                <w:noProof/>
+                <w:webHidden/>
+              </w:rPr>
+              <w:fldChar w:fldCharType="separate"/>
+            </w:r>
+            <w:r>
+              <w:rPr>
+                <w:noProof/>
+                <w:webHidden/>
+              </w:rPr>
+              <w:t>9</w:t>
+            </w:r>
+            <w:r>
+              <w:rPr>
+                <w:noProof/>
+                <w:webHidden/>
+              </w:rPr>
+              <w:fldChar w:fldCharType="end"/>
+            </w:r>
+          </w:hyperlink>
+        </w:p>
+        <w:p>
+          <w:pPr>
+            <w:pStyle w:val="TOC3"/>
+            <w:tabs>
+              <w:tab w:val="left" w:pos="1200"/>
+              <w:tab w:val="right" w:leader="dot" w:pos="9016"/>
+            </w:tabs>
+            <w:rPr>
+              <w:rFonts w:eastAsiaTheme="minorEastAsia"/>
+              <w:noProof/>
+              <w:sz w:val="24"/>
+              <w:szCs w:val="24"/>
+              <w:lang w:eastAsia="en-GB"/>
+            </w:rPr>
+          </w:pPr>
+          <w:hyperlink w:anchor="_Toc231036714" w:history="1">
+            <w:r>
+              <w:rPr>
+                <w:rStyle w:val="Hyperlink"/>
+                <w:noProof/>
+                <w:lang w:eastAsia="en-GB"/>
+              </w:rPr>
+              <w:t>2.2.9</w:t>
+            </w:r>
+            <w:r>
+              <w:rPr>
+                <w:rFonts w:eastAsiaTheme="minorEastAsia"/>
+                <w:noProof/>
+                <w:sz w:val="24"/>
+                <w:szCs w:val="24"/>
+                <w:lang w:eastAsia="en-GB"/>
+              </w:rPr>
+              <w:tab/>
+            </w:r>
+            <w:r>
+              <w:rPr>
+                <w:rStyle w:val="Hyperlink"/>
+                <w:noProof/>
+                <w:lang w:eastAsia="en-GB"/>
+              </w:rPr>
+              <w:t>Entita ActivityType</w:t>
+            </w:r>
+            <w:r>
+              <w:rPr>
+                <w:noProof/>
+                <w:webHidden/>
+              </w:rPr>
+              <w:tab/>
+            </w:r>
+            <w:r>
+              <w:rPr>
+                <w:noProof/>
+                <w:webHidden/>
+              </w:rPr>
+              <w:fldChar w:fldCharType="begin"/>
+            </w:r>
+            <w:r>
+              <w:rPr>
+                <w:noProof/>
+                <w:webHidden/>
+              </w:rPr>
+              <w:instrText xml:space="preserve"> PAGEREF _Toc231036714 \h </w:instrText>
+            </w:r>
+            <w:r>
+              <w:rPr>
+                <w:noProof/>
+                <w:webHidden/>
+              </w:rPr>
+            </w:r>
+            <w:r>
+              <w:rPr>
+                <w:noProof/>
+                <w:webHidden/>
+              </w:rPr>
+              <w:fldChar w:fldCharType="separate"/>
+            </w:r>
+            <w:r>
+              <w:rPr>
+                <w:noProof/>
+                <w:webHidden/>
+              </w:rPr>
+              <w:t>9</w:t>
+            </w:r>
+            <w:r>
+              <w:rPr>
+                <w:noProof/>
+                <w:webHidden/>
+              </w:rPr>
+              <w:fldChar w:fldCharType="end"/>
+            </w:r>
+          </w:hyperlink>
+        </w:p>
+        <w:p>
+          <w:pPr>
+            <w:pStyle w:val="TOC3"/>
+            <w:tabs>
+              <w:tab w:val="left" w:pos="1440"/>
+              <w:tab w:val="right" w:leader="dot" w:pos="9016"/>
+            </w:tabs>
+            <w:rPr>
+              <w:rFonts w:eastAsiaTheme="minorEastAsia"/>
+              <w:noProof/>
+              <w:sz w:val="24"/>
+              <w:szCs w:val="24"/>
+              <w:lang w:eastAsia="en-GB"/>
+            </w:rPr>
+          </w:pPr>
+          <w:hyperlink w:anchor="_Toc231036715" w:history="1">
+            <w:r>
+              <w:rPr>
+                <w:rStyle w:val="Hyperlink"/>
+                <w:noProof/>
+                <w:lang w:eastAsia="en-GB"/>
+              </w:rPr>
+              <w:t>2.2.10</w:t>
+            </w:r>
+            <w:r>
+              <w:rPr>
+                <w:rFonts w:eastAsiaTheme="minorEastAsia"/>
+                <w:noProof/>
+                <w:sz w:val="24"/>
+                <w:szCs w:val="24"/>
+                <w:lang w:eastAsia="en-GB"/>
+              </w:rPr>
+              <w:tab/>
+            </w:r>
+            <w:r>
+              <w:rPr>
+                <w:rStyle w:val="Hyperlink"/>
+                <w:noProof/>
+                <w:lang w:eastAsia="en-GB"/>
+              </w:rPr>
+              <w:t>Entita ActivityEntry</w:t>
+            </w:r>
+            <w:r>
+              <w:rPr>
+                <w:noProof/>
+                <w:webHidden/>
+              </w:rPr>
+              <w:tab/>
+            </w:r>
+            <w:r>
+              <w:rPr>
+                <w:noProof/>
+                <w:webHidden/>
+              </w:rPr>
+              <w:fldChar w:fldCharType="begin"/>
+            </w:r>
+            <w:r>
+              <w:rPr>
+                <w:noProof/>
+                <w:webHidden/>
+              </w:rPr>
+              <w:instrText xml:space="preserve"> PAGEREF _Toc231036715 \h </w:instrText>
+            </w:r>
+            <w:r>
+              <w:rPr>
+                <w:noProof/>
+                <w:webHidden/>
+              </w:rPr>
+            </w:r>
+            <w:r>
+              <w:rPr>
+                <w:noProof/>
+                <w:webHidden/>
+              </w:rPr>
+              <w:fldChar w:fldCharType="separate"/>
+            </w:r>
+            <w:r>
+              <w:rPr>
+                <w:noProof/>
+                <w:webHidden/>
+              </w:rPr>
+              <w:t>9</w:t>
             </w:r>
             <w:r>
               <w:rPr>
@@ -2183,7 +2827,7 @@
               <w:lang w:eastAsia="en-GB"/>
             </w:rPr>
           </w:pPr>
-          <w:hyperlink w:anchor="_Toc230990313" w:history="1">
+          <w:hyperlink w:anchor="_Toc231036716" w:history="1">
             <w:r>
               <w:rPr>
                 <w:rStyle w:val="Hyperlink"/>
@@ -2233,7 +2877,7 @@
                 <w:noProof/>
                 <w:webHidden/>
               </w:rPr>
-              <w:instrText xml:space="preserve"> PAGEREF _Toc230990313 \h </w:instrText>
+              <w:instrText xml:space="preserve"> PAGEREF _Toc231036716 \h </w:instrText>
             </w:r>
             <w:r>
               <w:rPr>
@@ -2253,7 +2897,7 @@
                 <w:noProof/>
                 <w:webHidden/>
               </w:rPr>
-              <w:t>7</w:t>
+              <w:t>9</w:t>
             </w:r>
             <w:r>
               <w:rPr>
@@ -2304,7 +2948,7 @@
           <w:lang w:eastAsia="en-GB"/>
         </w:rPr>
       </w:pPr>
-      <w:bookmarkStart w:id="0" w:name="_Toc230990299"/>
+      <w:bookmarkStart w:id="0" w:name="_Toc231036695"/>
       <w:r>
         <w:rPr>
           <w:rFonts w:ascii="Times New Roman" w:eastAsia="Times New Roman" w:hAnsi="Times New Roman" w:cs="Times New Roman"/>
@@ -2323,7 +2967,7 @@
           <w:lang w:eastAsia="en-GB"/>
         </w:rPr>
       </w:pPr>
-      <w:bookmarkStart w:id="1" w:name="_Toc230990300"/>
+      <w:bookmarkStart w:id="1" w:name="_Toc231036696"/>
       <w:r>
         <w:rPr>
           <w:rFonts w:ascii="Times New Roman" w:eastAsia="Times New Roman" w:hAnsi="Times New Roman" w:cs="Times New Roman"/>
@@ -2363,7 +3007,7 @@
           <w:lang w:eastAsia="en-GB"/>
         </w:rPr>
       </w:pPr>
-      <w:bookmarkStart w:id="2" w:name="_Toc230990301"/>
+      <w:bookmarkStart w:id="2" w:name="_Toc231036697"/>
       <w:r>
         <w:rPr>
           <w:rFonts w:ascii="Times New Roman" w:eastAsia="Times New Roman" w:hAnsi="Times New Roman" w:cs="Times New Roman"/>
@@ -2403,7 +3047,7 @@
           <w:lang w:eastAsia="en-GB"/>
         </w:rPr>
       </w:pPr>
-      <w:bookmarkStart w:id="3" w:name="_Toc230990302"/>
+      <w:bookmarkStart w:id="3" w:name="_Toc231036698"/>
       <w:r>
         <w:rPr>
           <w:rFonts w:ascii="Times New Roman" w:eastAsia="Times New Roman" w:hAnsi="Times New Roman" w:cs="Times New Roman"/>
@@ -2435,7 +3079,7 @@
           <w:lang w:eastAsia="en-GB"/>
         </w:rPr>
       </w:pPr>
-      <w:bookmarkStart w:id="4" w:name="_Toc230990303"/>
+      <w:bookmarkStart w:id="4" w:name="_Toc231036699"/>
       <w:r>
         <w:rPr>
           <w:rFonts w:ascii="Times New Roman" w:eastAsia="Times New Roman" w:hAnsi="Times New Roman" w:cs="Times New Roman"/>
@@ -2467,7 +3111,7 @@
           <w:lang w:eastAsia="en-GB"/>
         </w:rPr>
       </w:pPr>
-      <w:bookmarkStart w:id="5" w:name="_Toc230990304"/>
+      <w:bookmarkStart w:id="5" w:name="_Toc231036700"/>
       <w:r>
         <w:rPr>
           <w:rFonts w:ascii="Times New Roman" w:eastAsia="Times New Roman" w:hAnsi="Times New Roman" w:cs="Times New Roman"/>
@@ -2499,7 +3143,7 @@
           <w:lang w:eastAsia="en-GB"/>
         </w:rPr>
       </w:pPr>
-      <w:bookmarkStart w:id="6" w:name="_Toc230990305"/>
+      <w:bookmarkStart w:id="6" w:name="_Toc231036701"/>
       <w:r>
         <w:rPr>
           <w:rFonts w:ascii="Times New Roman" w:eastAsia="Times New Roman" w:hAnsi="Times New Roman" w:cs="Times New Roman"/>
@@ -2574,7 +3218,7 @@
           <w:rFonts w:ascii="Times New Roman" w:hAnsi="Times New Roman" w:cs="Times New Roman"/>
         </w:rPr>
       </w:pPr>
-      <w:bookmarkStart w:id="7" w:name="_Toc230990306"/>
+      <w:bookmarkStart w:id="7" w:name="_Toc231036702"/>
       <w:r>
         <w:rPr>
           <w:rFonts w:ascii="Times New Roman" w:hAnsi="Times New Roman" w:cs="Times New Roman"/>
@@ -2693,7 +3337,7 @@
           <w:lang w:eastAsia="en-GB"/>
         </w:rPr>
       </w:pPr>
-      <w:bookmarkStart w:id="8" w:name="_Toc230990307"/>
+      <w:bookmarkStart w:id="8" w:name="_Toc231036703"/>
       <w:r>
         <w:rPr>
           <w:rFonts w:ascii="Times New Roman" w:eastAsia="Times New Roman" w:hAnsi="Times New Roman" w:cs="Times New Roman"/>
@@ -2712,7 +3356,68 @@
           <w:lang w:eastAsia="en-GB"/>
         </w:rPr>
       </w:pPr>
-      <w:bookmarkStart w:id="9" w:name="_Toc230990308"/>
+      <w:bookmarkStart w:id="9" w:name="_Toc231036704"/>
+      <w:r>
+        <w:rPr>
+          <w:rFonts w:ascii="Times New Roman" w:hAnsi="Times New Roman" w:cs="Times New Roman"/>
+          <w:noProof/>
+        </w:rPr>
+        <w:drawing>
+          <wp:anchor distT="0" distB="0" distL="114300" distR="114300" simplePos="0" relativeHeight="251677696" behindDoc="0" locked="0" layoutInCell="1" allowOverlap="1" wp14:anchorId="1ED7BFDF" wp14:editId="7974636D">
+            <wp:simplePos x="0" y="0"/>
+            <wp:positionH relativeFrom="column">
+              <wp:posOffset>391160</wp:posOffset>
+            </wp:positionH>
+            <wp:positionV relativeFrom="paragraph">
+              <wp:posOffset>464185</wp:posOffset>
+            </wp:positionV>
+            <wp:extent cx="4913630" cy="4418965"/>
+            <wp:effectExtent l="0" t="0" r="1270" b="635"/>
+            <wp:wrapSquare wrapText="bothSides"/>
+            <wp:docPr id="159230884" name="Graphic 3"/>
+            <wp:cNvGraphicFramePr>
+              <a:graphicFrameLocks xmlns:a="http://schemas.openxmlformats.org/drawingml/2006/main" noChangeAspect="1"/>
+            </wp:cNvGraphicFramePr>
+            <a:graphic xmlns:a="http://schemas.openxmlformats.org/drawingml/2006/main">
+              <a:graphicData uri="http://schemas.openxmlformats.org/drawingml/2006/picture">
+                <pic:pic xmlns:pic="http://schemas.openxmlformats.org/drawingml/2006/picture">
+                  <pic:nvPicPr>
+                    <pic:cNvPr id="159230884" name="Graphic 3"/>
+                    <pic:cNvPicPr/>
+                  </pic:nvPicPr>
+                  <pic:blipFill>
+                    <a:blip r:embed="rId9">
+                      <a:extLst>
+                        <a:ext uri="{96DAC541-7B7A-43D3-8B79-37D633B846F1}">
+                          <asvg:svgBlip xmlns:asvg="http://schemas.microsoft.com/office/drawing/2016/SVG/main" r:embed="rId10"/>
+                        </a:ext>
+                      </a:extLst>
+                    </a:blip>
+                    <a:stretch>
+                      <a:fillRect/>
+                    </a:stretch>
+                  </pic:blipFill>
+                  <pic:spPr>
+                    <a:xfrm>
+                      <a:off x="0" y="0"/>
+                      <a:ext cx="4913630" cy="4418965"/>
+                    </a:xfrm>
+                    <a:prstGeom prst="rect">
+                      <a:avLst/>
+                    </a:prstGeom>
+                  </pic:spPr>
+                </pic:pic>
+              </a:graphicData>
+            </a:graphic>
+            <wp14:sizeRelH relativeFrom="page">
+              <wp14:pctWidth>0</wp14:pctWidth>
+            </wp14:sizeRelH>
+            <wp14:sizeRelV relativeFrom="page">
+              <wp14:pctHeight>0</wp14:pctHeight>
+            </wp14:sizeRelV>
+          </wp:anchor>
+        </w:drawing>
+      </w:r>
       <w:r>
         <w:rPr>
           <w:rFonts w:ascii="Times New Roman" w:hAnsi="Times New Roman" w:cs="Times New Roman"/>
@@ -2721,7 +3426,7 @@
         <mc:AlternateContent>
           <mc:Choice Requires="wps">
             <w:drawing>
-              <wp:anchor distT="0" distB="0" distL="114300" distR="114300" simplePos="0" relativeHeight="251679744" behindDoc="0" locked="0" layoutInCell="1" allowOverlap="1" wp14:anchorId="52D797AA" wp14:editId="2915CD2E">
+              <wp:anchor distT="0" distB="0" distL="114300" distR="114300" simplePos="0" relativeHeight="251679744" behindDoc="0" locked="0" layoutInCell="1" allowOverlap="1" wp14:anchorId="52D797AA" wp14:editId="7E77907D">
                 <wp:simplePos x="0" y="0"/>
                 <wp:positionH relativeFrom="column">
                   <wp:posOffset>-15240</wp:posOffset>
@@ -2868,67 +3573,6 @@
       </w:r>
       <w:r>
         <w:rPr>
-          <w:rFonts w:ascii="Times New Roman" w:hAnsi="Times New Roman" w:cs="Times New Roman"/>
-          <w:noProof/>
-        </w:rPr>
-        <w:drawing>
-          <wp:anchor distT="0" distB="0" distL="114300" distR="114300" simplePos="0" relativeHeight="251677696" behindDoc="0" locked="0" layoutInCell="1" allowOverlap="1" wp14:anchorId="1ED7BFDF" wp14:editId="4DA6F121">
-            <wp:simplePos x="0" y="0"/>
-            <wp:positionH relativeFrom="column">
-              <wp:posOffset>-15582</wp:posOffset>
-            </wp:positionH>
-            <wp:positionV relativeFrom="paragraph">
-              <wp:posOffset>467995</wp:posOffset>
-            </wp:positionV>
-            <wp:extent cx="5731510" cy="4418965"/>
-            <wp:effectExtent l="0" t="0" r="0" b="635"/>
-            <wp:wrapSquare wrapText="bothSides"/>
-            <wp:docPr id="159230884" name="Graphic 3"/>
-            <wp:cNvGraphicFramePr>
-              <a:graphicFrameLocks xmlns:a="http://schemas.openxmlformats.org/drawingml/2006/main" noChangeAspect="1"/>
-            </wp:cNvGraphicFramePr>
-            <a:graphic xmlns:a="http://schemas.openxmlformats.org/drawingml/2006/main">
-              <a:graphicData uri="http://schemas.openxmlformats.org/drawingml/2006/picture">
-                <pic:pic xmlns:pic="http://schemas.openxmlformats.org/drawingml/2006/picture">
-                  <pic:nvPicPr>
-                    <pic:cNvPr id="159230884" name="Graphic 159230884"/>
-                    <pic:cNvPicPr/>
-                  </pic:nvPicPr>
-                  <pic:blipFill>
-                    <a:blip r:embed="rId9">
-                      <a:extLst>
-                        <a:ext uri="{96DAC541-7B7A-43D3-8B79-37D633B846F1}">
-                          <asvg:svgBlip xmlns:asvg="http://schemas.microsoft.com/office/drawing/2016/SVG/main" r:embed="rId10"/>
-                        </a:ext>
-                      </a:extLst>
-                    </a:blip>
-                    <a:stretch>
-                      <a:fillRect/>
-                    </a:stretch>
-                  </pic:blipFill>
-                  <pic:spPr>
-                    <a:xfrm>
-                      <a:off x="0" y="0"/>
-                      <a:ext cx="5731510" cy="4418965"/>
-                    </a:xfrm>
-                    <a:prstGeom prst="rect">
-                      <a:avLst/>
-                    </a:prstGeom>
-                  </pic:spPr>
-                </pic:pic>
-              </a:graphicData>
-            </a:graphic>
-            <wp14:sizeRelH relativeFrom="page">
-              <wp14:pctWidth>0</wp14:pctWidth>
-            </wp14:sizeRelH>
-            <wp14:sizeRelV relativeFrom="page">
-              <wp14:pctHeight>0</wp14:pctHeight>
-            </wp14:sizeRelV>
-          </wp:anchor>
-        </w:drawing>
-      </w:r>
-      <w:r>
-        <w:rPr>
           <w:rFonts w:ascii="Times New Roman" w:eastAsia="Times New Roman" w:hAnsi="Times New Roman" w:cs="Times New Roman"/>
           <w:lang w:eastAsia="en-GB"/>
         </w:rPr>
@@ -2972,6 +3616,93 @@
       </w:r>
       <w:r>
         <w:t>. Na ni se napojují další tabulky, které potřebují vědět, kterému konkrétnímu člověku data patří. Všechna tato hlavní propojení fungují jako vztah 1:N (jeden uživatel může mít více záznamů).</w:t>
+      </w:r>
+    </w:p>
+    <w:p>
+      <w:pPr>
+        <w:pStyle w:val="Heading3"/>
+      </w:pPr>
+      <w:r>
+        <w:t xml:space="preserve">Uživatel a přihlášení </w:t>
+      </w:r>
+    </w:p>
+    <w:p>
+      <w:pPr>
+        <w:pStyle w:val="NormalWeb"/>
+      </w:pPr>
+      <w:r>
+        <w:t>Systém přihlašování funguje na principu session (relací). Po úspěšném přihlášení uživatele do systému server vytvoří unikátní session, která je následně uložena a propojena s konkrétním uživatelem. To umožňuje uživateli mít více aktivních přihlášení najednou. Databáze u relace hlídá čas vytvoření a vypršení platnosti, aby uživatele po čase bezpečně odhlásila.</w:t>
+      </w:r>
+    </w:p>
+    <w:p>
+      <w:pPr>
+        <w:pStyle w:val="Heading3"/>
+      </w:pPr>
+      <w:r>
+        <w:lastRenderedPageBreak/>
+        <w:t>Uživatel a oznámení</w:t>
+      </w:r>
+    </w:p>
+    <w:p>
+      <w:pPr>
+        <w:pStyle w:val="NormalWeb"/>
+        <w:ind w:left="720"/>
+      </w:pPr>
+      <w:r>
+        <w:t xml:space="preserve">Aplikace může jednomu uživateli poslat celou řadu oznámení. Tabulka </w:t>
+      </w:r>
+      <w:r>
+        <w:rPr>
+          <w:rStyle w:val="HTMLCode"/>
+          <w:rFonts w:ascii="Times New Roman" w:hAnsi="Times New Roman" w:cs="Times New Roman"/>
+          <w:sz w:val="24"/>
+          <w:szCs w:val="24"/>
+        </w:rPr>
+        <w:t>notifications</w:t>
+      </w:r>
+      <w:r>
+        <w:t xml:space="preserve"> ukládá text (payload) a typ zprávy (dotaz na přátelství nebo upozornění), přičemž každá notifikace je přes cizí klíč </w:t>
+      </w:r>
+      <w:r>
+        <w:rPr>
+          <w:rStyle w:val="HTMLCode"/>
+          <w:rFonts w:ascii="Times New Roman" w:hAnsi="Times New Roman" w:cs="Times New Roman"/>
+          <w:sz w:val="24"/>
+          <w:szCs w:val="24"/>
+        </w:rPr>
+        <w:t>userId</w:t>
+      </w:r>
+      <w:r>
+        <w:t xml:space="preserve"> spojena s konkrétním adresátem.</w:t>
+      </w:r>
+    </w:p>
+    <w:p>
+      <w:pPr>
+        <w:pStyle w:val="Heading3"/>
+      </w:pPr>
+      <w:r>
+        <w:t>Typy aktivit uživatele</w:t>
+      </w:r>
+    </w:p>
+    <w:p>
+      <w:pPr>
+        <w:pStyle w:val="NormalWeb"/>
+        <w:ind w:left="720"/>
+      </w:pPr>
+      <w:r>
+        <w:t>Jak bylo zmíněno v úvodu, aplikace dělí činnosti do tří skupin. V diagramu je to reprezentováno třemi samostatnými tabulkami, které jsou propojené s uživatelem (</w:t>
+      </w:r>
+      <w:r>
+        <w:rPr>
+          <w:rStyle w:val="HTMLCode"/>
+          <w:rFonts w:ascii="Times New Roman" w:hAnsi="Times New Roman" w:cs="Times New Roman"/>
+          <w:sz w:val="24"/>
+          <w:szCs w:val="24"/>
+        </w:rPr>
+        <w:t>userId</w:t>
+      </w:r>
+      <w:r>
+        <w:t>):</w:t>
       </w:r>
     </w:p>
     <w:p>
@@ -2983,7 +3714,25 @@
         </w:numPr>
       </w:pPr>
       <w:r>
-        <w:t>Uživatel a přihlášení: Systém přihlašování funguje na principu session (relací). Po úspěšném přihlášení uživatele do systému server vytvoří unikátní session, která je následně uložena a propojena s konkrétním uživatelem. To umožňuje uživateli mít více aktivních přihlášení najednou. Databáze u relace hlídá čas vytvoření a vypršení platnosti, aby uživatele po čase bezpečně odhlásila.</w:t>
+        <w:t xml:space="preserve">Každodenní návyky: Ukládají se zde činnosti plněné každý den, kde si uživatel nastavuje i časový limit. Na tuto tabulku je navázána tabulka </w:t>
+      </w:r>
+      <w:r>
+        <w:rPr>
+          <w:rStyle w:val="HTMLCode"/>
+          <w:rFonts w:ascii="Times New Roman" w:hAnsi="Times New Roman" w:cs="Times New Roman"/>
+          <w:sz w:val="24"/>
+          <w:szCs w:val="24"/>
+        </w:rPr>
+        <w:t>habit_statistics</w:t>
+      </w:r>
+      <w:r>
+        <w:t xml:space="preserve">, která pro daný návyk každý den </w:t>
+      </w:r>
+      <w:r>
+        <w:t>eviduje</w:t>
+      </w:r>
+      <w:r>
+        <w:t xml:space="preserve"> stav splnění, aktuální streak a nejdelší streak.</w:t>
       </w:r>
     </w:p>
     <w:p>
@@ -2995,7 +3744,7 @@
         </w:numPr>
       </w:pPr>
       <w:r>
-        <w:t xml:space="preserve">Uživatel a oznámení: Aplikace může jednomu uživateli poslat celou řadu oznámení. Tabulka </w:t>
+        <w:t xml:space="preserve">Týdenní návyky: Slouží pro návyky s týdenní frekvencí. K nim je připojena tabulka </w:t>
       </w:r>
       <w:r>
         <w:rPr>
@@ -3004,22 +3753,10 @@
           <w:sz w:val="24"/>
           <w:szCs w:val="24"/>
         </w:rPr>
-        <w:t>notifications</w:t>
-      </w:r>
-      <w:r>
-        <w:t xml:space="preserve"> ukládá text (payload) a typ zprávy (dotaz na přátelství nebo upozornění), přičemž každá notifikace je přes cizí klíč </w:t>
-      </w:r>
-      <w:r>
-        <w:rPr>
-          <w:rStyle w:val="HTMLCode"/>
-          <w:rFonts w:ascii="Times New Roman" w:hAnsi="Times New Roman" w:cs="Times New Roman"/>
-          <w:sz w:val="24"/>
-          <w:szCs w:val="24"/>
-        </w:rPr>
-        <w:t>userId</w:t>
-      </w:r>
-      <w:r>
-        <w:t xml:space="preserve"> spojena s konkrétním adresátem.</w:t>
+        <w:t>weekly_habit_days</w:t>
+      </w:r>
+      <w:r>
+        <w:t>, která si pamatuje konkrétní dny v týdnu, kdy má uživatel v plánu aktivitu plnit.</w:t>
       </w:r>
     </w:p>
     <w:p>
@@ -3027,85 +3764,6 @@
         <w:pStyle w:val="NormalWeb"/>
         <w:numPr>
           <w:ilvl w:val="0"/>
-          <w:numId w:val="6"/>
-        </w:numPr>
-      </w:pPr>
-      <w:r>
-        <w:lastRenderedPageBreak/>
-        <w:t>Typy aktivit uživatele: Jak bylo zmíněno v úvodu, aplikace dělí činnosti do tří skupin. V diagramu je to reprezentováno třemi samostatnými tabulkami, které jsou propojené s uživatelem (</w:t>
-      </w:r>
-      <w:r>
-        <w:rPr>
-          <w:rStyle w:val="HTMLCode"/>
-          <w:rFonts w:ascii="Times New Roman" w:hAnsi="Times New Roman" w:cs="Times New Roman"/>
-          <w:sz w:val="24"/>
-          <w:szCs w:val="24"/>
-        </w:rPr>
-        <w:t>userId</w:t>
-      </w:r>
-      <w:r>
-        <w:t>):</w:t>
-      </w:r>
-    </w:p>
-    <w:p>
-      <w:pPr>
-        <w:pStyle w:val="NormalWeb"/>
-        <w:numPr>
-          <w:ilvl w:val="1"/>
-          <w:numId w:val="6"/>
-        </w:numPr>
-      </w:pPr>
-      <w:r>
-        <w:t xml:space="preserve">Každodenní návyky: Ukládají se zde činnosti plněné každý den, kde si uživatel nastavuje i časový limit. Na tuto tabulku je navázána tabulka </w:t>
-      </w:r>
-      <w:r>
-        <w:rPr>
-          <w:rStyle w:val="HTMLCode"/>
-          <w:rFonts w:ascii="Times New Roman" w:hAnsi="Times New Roman" w:cs="Times New Roman"/>
-          <w:sz w:val="24"/>
-          <w:szCs w:val="24"/>
-        </w:rPr>
-        <w:t>habit_statistics</w:t>
-      </w:r>
-      <w:r>
-        <w:t xml:space="preserve">, která pro daný návyk každý den </w:t>
-      </w:r>
-      <w:r>
-        <w:t>eviduje</w:t>
-      </w:r>
-      <w:r>
-        <w:t xml:space="preserve"> stav splnění, aktuální streak a nejdelší streak.</w:t>
-      </w:r>
-    </w:p>
-    <w:p>
-      <w:pPr>
-        <w:pStyle w:val="NormalWeb"/>
-        <w:numPr>
-          <w:ilvl w:val="1"/>
-          <w:numId w:val="6"/>
-        </w:numPr>
-      </w:pPr>
-      <w:r>
-        <w:t xml:space="preserve">Týdenní návyky: Slouží pro návyky s týdenní frekvencí. K nim je připojena tabulka </w:t>
-      </w:r>
-      <w:r>
-        <w:rPr>
-          <w:rStyle w:val="HTMLCode"/>
-          <w:rFonts w:ascii="Times New Roman" w:hAnsi="Times New Roman" w:cs="Times New Roman"/>
-          <w:sz w:val="24"/>
-          <w:szCs w:val="24"/>
-        </w:rPr>
-        <w:t>weekly_habit_days</w:t>
-      </w:r>
-      <w:r>
-        <w:t>, která si pamatuje konkrétní dny v týdnu, kdy má uživatel v plánu aktivitu plnit.</w:t>
-      </w:r>
-    </w:p>
-    <w:p>
-      <w:pPr>
-        <w:pStyle w:val="NormalWeb"/>
-        <w:numPr>
-          <w:ilvl w:val="1"/>
           <w:numId w:val="6"/>
         </w:numPr>
       </w:pPr>
@@ -3159,7 +3817,7 @@
           <w:lang w:eastAsia="en-GB"/>
         </w:rPr>
       </w:pPr>
-      <w:bookmarkStart w:id="10" w:name="_Toc230990309"/>
+      <w:bookmarkStart w:id="10" w:name="_Toc231036705"/>
       <w:r>
         <w:rPr>
           <w:rFonts w:ascii="Times New Roman" w:eastAsia="Times New Roman" w:hAnsi="Times New Roman" w:cs="Times New Roman"/>
@@ -3177,13 +3835,20 @@
           <w:lang w:eastAsia="en-GB"/>
         </w:rPr>
       </w:pPr>
-      <w:bookmarkStart w:id="11" w:name="_Toc230990310"/>
+      <w:bookmarkStart w:id="11" w:name="_Toc231036706"/>
       <w:r>
         <w:rPr>
           <w:rFonts w:ascii="Times New Roman" w:hAnsi="Times New Roman" w:cs="Times New Roman"/>
           <w:lang w:eastAsia="en-GB"/>
         </w:rPr>
-        <w:t>Entita Users</w:t>
+        <w:t xml:space="preserve">Entita </w:t>
+      </w:r>
+      <w:r>
+        <w:rPr>
+          <w:rFonts w:ascii="Times New Roman" w:hAnsi="Times New Roman" w:cs="Times New Roman"/>
+          <w:lang w:eastAsia="en-GB"/>
+        </w:rPr>
+        <w:t>User</w:t>
       </w:r>
       <w:bookmarkEnd w:id="11"/>
     </w:p>
@@ -4179,6 +4844,7 @@
           <w:rFonts w:ascii="Times New Roman" w:hAnsi="Times New Roman" w:cs="Times New Roman"/>
           <w:lang w:eastAsia="en-GB"/>
         </w:rPr>
+        <w:lastRenderedPageBreak/>
         <w:t xml:space="preserve">name a pfpUrl: Tato pole jsou </w:t>
       </w:r>
       <w:r>
@@ -4444,19 +5110,35 @@
     </w:p>
     <w:p>
       <w:pPr>
-        <w:pStyle w:val="Heading3"/>
+        <w:pStyle w:val="ListParagraph"/>
         <w:rPr>
           <w:rFonts w:ascii="Times New Roman" w:hAnsi="Times New Roman" w:cs="Times New Roman"/>
           <w:lang w:eastAsia="en-GB"/>
         </w:rPr>
       </w:pPr>
-      <w:bookmarkStart w:id="12" w:name="_Toc230990311"/>
-      <w:r>
+    </w:p>
+    <w:p>
+      <w:pPr>
+        <w:pStyle w:val="Heading3"/>
         <w:rPr>
           <w:rFonts w:ascii="Times New Roman" w:hAnsi="Times New Roman" w:cs="Times New Roman"/>
           <w:lang w:eastAsia="en-GB"/>
         </w:rPr>
-        <w:t>Entita Sessions</w:t>
+      </w:pPr>
+      <w:bookmarkStart w:id="12" w:name="_Toc231036707"/>
+      <w:r>
+        <w:rPr>
+          <w:rFonts w:ascii="Times New Roman" w:hAnsi="Times New Roman" w:cs="Times New Roman"/>
+          <w:lang w:eastAsia="en-GB"/>
+        </w:rPr>
+        <w:t xml:space="preserve">Entita </w:t>
+      </w:r>
+      <w:r>
+        <w:rPr>
+          <w:rFonts w:ascii="Times New Roman" w:hAnsi="Times New Roman" w:cs="Times New Roman"/>
+          <w:lang w:eastAsia="en-GB"/>
+        </w:rPr>
+        <w:t>Session</w:t>
       </w:r>
       <w:bookmarkEnd w:id="12"/>
     </w:p>
@@ -4584,7 +5266,6 @@
                 <w:rFonts w:ascii="Times New Roman" w:hAnsi="Times New Roman" w:cs="Times New Roman"/>
                 <w:lang w:eastAsia="en-GB"/>
               </w:rPr>
-              <w:lastRenderedPageBreak/>
               <w:t>id</w:t>
             </w:r>
           </w:p>
@@ -5043,13 +5724,20 @@
           <w:lang w:eastAsia="en-GB"/>
         </w:rPr>
       </w:pPr>
-      <w:bookmarkStart w:id="13" w:name="_Toc230990312"/>
+      <w:bookmarkStart w:id="13" w:name="_Toc231036708"/>
       <w:r>
         <w:rPr>
           <w:rFonts w:ascii="Times New Roman" w:hAnsi="Times New Roman" w:cs="Times New Roman"/>
           <w:lang w:eastAsia="en-GB"/>
         </w:rPr>
-        <w:t>Entita notifications</w:t>
+        <w:t xml:space="preserve">Entita </w:t>
+      </w:r>
+      <w:r>
+        <w:rPr>
+          <w:rFonts w:ascii="Times New Roman" w:hAnsi="Times New Roman" w:cs="Times New Roman"/>
+          <w:lang w:eastAsia="en-GB"/>
+        </w:rPr>
+        <w:t>Notification</w:t>
       </w:r>
       <w:bookmarkEnd w:id="13"/>
     </w:p>
@@ -5746,6 +6434,7 @@
           <w:rFonts w:ascii="Times New Roman" w:hAnsi="Times New Roman" w:cs="Times New Roman"/>
           <w:lang w:eastAsia="en-GB"/>
         </w:rPr>
+        <w:lastRenderedPageBreak/>
         <w:t>payload: Samotný obsah oznámení (textová zpráva), který se reálně zobrazí v jeho rozhraní na webu.</w:t>
       </w:r>
     </w:p>
@@ -5785,13 +6474,6305 @@
     </w:p>
     <w:p>
       <w:pPr>
+        <w:pStyle w:val="ListParagraph"/>
+        <w:rPr>
+          <w:rFonts w:ascii="Times New Roman" w:hAnsi="Times New Roman" w:cs="Times New Roman"/>
+          <w:lang w:eastAsia="en-GB"/>
+        </w:rPr>
+      </w:pPr>
+    </w:p>
+    <w:p>
+      <w:pPr>
+        <w:pStyle w:val="ListParagraph"/>
+        <w:rPr>
+          <w:rFonts w:ascii="Times New Roman" w:hAnsi="Times New Roman" w:cs="Times New Roman"/>
+          <w:lang w:eastAsia="en-GB"/>
+        </w:rPr>
+      </w:pPr>
+    </w:p>
+    <w:p>
+      <w:pPr>
+        <w:pStyle w:val="ListParagraph"/>
+        <w:rPr>
+          <w:rFonts w:ascii="Times New Roman" w:hAnsi="Times New Roman" w:cs="Times New Roman"/>
+          <w:lang w:eastAsia="en-GB"/>
+        </w:rPr>
+      </w:pPr>
+    </w:p>
+    <w:p>
+      <w:pPr>
+        <w:pStyle w:val="ListParagraph"/>
+        <w:rPr>
+          <w:rFonts w:ascii="Times New Roman" w:hAnsi="Times New Roman" w:cs="Times New Roman"/>
+          <w:lang w:eastAsia="en-GB"/>
+        </w:rPr>
+      </w:pPr>
+    </w:p>
+    <w:p>
+      <w:pPr>
+        <w:pStyle w:val="Heading3"/>
+        <w:rPr>
+          <w:lang w:eastAsia="en-GB"/>
+        </w:rPr>
+      </w:pPr>
+      <w:bookmarkStart w:id="14" w:name="_Toc231036709"/>
+      <w:r>
+        <w:rPr>
+          <w:lang w:eastAsia="en-GB"/>
+        </w:rPr>
+        <w:t>Entita</w:t>
+      </w:r>
+      <w:r>
+        <w:rPr>
+          <w:lang w:eastAsia="en-GB"/>
+        </w:rPr>
+        <w:t xml:space="preserve"> </w:t>
+      </w:r>
+      <w:r>
+        <w:rPr>
+          <w:lang w:eastAsia="en-GB"/>
+        </w:rPr>
+        <w:t>DailyHabit</w:t>
+      </w:r>
+      <w:bookmarkEnd w:id="14"/>
+    </w:p>
+    <w:tbl>
+      <w:tblPr>
+        <w:tblStyle w:val="ListTable2-Accent4"/>
+        <w:tblW w:w="9096" w:type="dxa"/>
+        <w:tblLook w:val="04A0" w:firstRow="1" w:lastRow="0" w:firstColumn="1" w:lastColumn="0" w:noHBand="0" w:noVBand="1"/>
+      </w:tblPr>
+      <w:tblGrid>
+        <w:gridCol w:w="2274"/>
+        <w:gridCol w:w="2274"/>
+        <w:gridCol w:w="2274"/>
+        <w:gridCol w:w="2274"/>
+      </w:tblGrid>
+      <w:tr>
+        <w:trPr>
+          <w:cnfStyle w:val="100000000000" w:firstRow="1" w:lastRow="0" w:firstColumn="0" w:lastColumn="0" w:oddVBand="0" w:evenVBand="0" w:oddHBand="0" w:evenHBand="0" w:firstRowFirstColumn="0" w:firstRowLastColumn="0" w:lastRowFirstColumn="0" w:lastRowLastColumn="0"/>
+          <w:trHeight w:val="363"/>
+        </w:trPr>
+        <w:tc>
+          <w:tcPr>
+            <w:cnfStyle w:val="001000000000" w:firstRow="0" w:lastRow="0" w:firstColumn="1" w:lastColumn="0" w:oddVBand="0" w:evenVBand="0" w:oddHBand="0" w:evenHBand="0" w:firstRowFirstColumn="0" w:firstRowLastColumn="0" w:lastRowFirstColumn="0" w:lastRowLastColumn="0"/>
+            <w:tcW w:w="2274" w:type="dxa"/>
+          </w:tcPr>
+          <w:p>
+            <w:pPr>
+              <w:rPr>
+                <w:rFonts w:ascii="Times New Roman" w:hAnsi="Times New Roman" w:cs="Times New Roman"/>
+                <w:lang w:eastAsia="en-GB"/>
+              </w:rPr>
+            </w:pPr>
+            <w:r>
+              <w:rPr>
+                <w:rFonts w:ascii="Times New Roman" w:hAnsi="Times New Roman" w:cs="Times New Roman"/>
+                <w:lang w:eastAsia="en-GB"/>
+              </w:rPr>
+              <w:t>Sloupec</w:t>
+            </w:r>
+          </w:p>
+        </w:tc>
+        <w:tc>
+          <w:tcPr>
+            <w:tcW w:w="2274" w:type="dxa"/>
+          </w:tcPr>
+          <w:p>
+            <w:pPr>
+              <w:cnfStyle w:val="100000000000" w:firstRow="1" w:lastRow="0" w:firstColumn="0" w:lastColumn="0" w:oddVBand="0" w:evenVBand="0" w:oddHBand="0" w:evenHBand="0" w:firstRowFirstColumn="0" w:firstRowLastColumn="0" w:lastRowFirstColumn="0" w:lastRowLastColumn="0"/>
+              <w:rPr>
+                <w:rFonts w:ascii="Times New Roman" w:hAnsi="Times New Roman" w:cs="Times New Roman"/>
+                <w:lang w:val="cs-CZ" w:eastAsia="en-GB"/>
+              </w:rPr>
+            </w:pPr>
+            <w:r>
+              <w:rPr>
+                <w:rFonts w:ascii="Times New Roman" w:hAnsi="Times New Roman" w:cs="Times New Roman"/>
+                <w:lang w:eastAsia="en-GB"/>
+              </w:rPr>
+              <w:t>Klíč</w:t>
+            </w:r>
+          </w:p>
+        </w:tc>
+        <w:tc>
+          <w:tcPr>
+            <w:tcW w:w="2274" w:type="dxa"/>
+          </w:tcPr>
+          <w:p>
+            <w:pPr>
+              <w:cnfStyle w:val="100000000000" w:firstRow="1" w:lastRow="0" w:firstColumn="0" w:lastColumn="0" w:oddVBand="0" w:evenVBand="0" w:oddHBand="0" w:evenHBand="0" w:firstRowFirstColumn="0" w:firstRowLastColumn="0" w:lastRowFirstColumn="0" w:lastRowLastColumn="0"/>
+              <w:rPr>
+                <w:rFonts w:ascii="Times New Roman" w:hAnsi="Times New Roman" w:cs="Times New Roman"/>
+                <w:lang w:eastAsia="en-GB"/>
+              </w:rPr>
+            </w:pPr>
+            <w:r>
+              <w:rPr>
+                <w:rFonts w:ascii="Times New Roman" w:hAnsi="Times New Roman" w:cs="Times New Roman"/>
+                <w:lang w:eastAsia="en-GB"/>
+              </w:rPr>
+              <w:t>Typ</w:t>
+            </w:r>
+          </w:p>
+        </w:tc>
+        <w:tc>
+          <w:tcPr>
+            <w:tcW w:w="2274" w:type="dxa"/>
+          </w:tcPr>
+          <w:p>
+            <w:pPr>
+              <w:cnfStyle w:val="100000000000" w:firstRow="1" w:lastRow="0" w:firstColumn="0" w:lastColumn="0" w:oddVBand="0" w:evenVBand="0" w:oddHBand="0" w:evenHBand="0" w:firstRowFirstColumn="0" w:firstRowLastColumn="0" w:lastRowFirstColumn="0" w:lastRowLastColumn="0"/>
+              <w:rPr>
+                <w:rFonts w:ascii="Times New Roman" w:hAnsi="Times New Roman" w:cs="Times New Roman"/>
+                <w:lang w:eastAsia="en-GB"/>
+              </w:rPr>
+            </w:pPr>
+            <w:r>
+              <w:rPr>
+                <w:rFonts w:ascii="Times New Roman" w:hAnsi="Times New Roman" w:cs="Times New Roman"/>
+                <w:lang w:eastAsia="en-GB"/>
+              </w:rPr>
+              <w:t>Povinné</w:t>
+            </w:r>
+          </w:p>
+        </w:tc>
+      </w:tr>
+      <w:tr>
+        <w:trPr>
+          <w:cnfStyle w:val="000000100000" w:firstRow="0" w:lastRow="0" w:firstColumn="0" w:lastColumn="0" w:oddVBand="0" w:evenVBand="0" w:oddHBand="1" w:evenHBand="0" w:firstRowFirstColumn="0" w:firstRowLastColumn="0" w:lastRowFirstColumn="0" w:lastRowLastColumn="0"/>
+          <w:trHeight w:val="363"/>
+        </w:trPr>
+        <w:tc>
+          <w:tcPr>
+            <w:cnfStyle w:val="001000000000" w:firstRow="0" w:lastRow="0" w:firstColumn="1" w:lastColumn="0" w:oddVBand="0" w:evenVBand="0" w:oddHBand="0" w:evenHBand="0" w:firstRowFirstColumn="0" w:firstRowLastColumn="0" w:lastRowFirstColumn="0" w:lastRowLastColumn="0"/>
+            <w:tcW w:w="2274" w:type="dxa"/>
+          </w:tcPr>
+          <w:p>
+            <w:pPr>
+              <w:rPr>
+                <w:rFonts w:ascii="Times New Roman" w:hAnsi="Times New Roman" w:cs="Times New Roman"/>
+                <w:lang w:eastAsia="en-GB"/>
+              </w:rPr>
+            </w:pPr>
+            <w:r>
+              <w:rPr>
+                <w:rFonts w:ascii="Times New Roman" w:hAnsi="Times New Roman" w:cs="Times New Roman"/>
+                <w:lang w:eastAsia="en-GB"/>
+              </w:rPr>
+              <w:t>id</w:t>
+            </w:r>
+          </w:p>
+        </w:tc>
+        <w:tc>
+          <w:tcPr>
+            <w:tcW w:w="2274" w:type="dxa"/>
+          </w:tcPr>
+          <w:p>
+            <w:pPr>
+              <w:cnfStyle w:val="000000100000" w:firstRow="0" w:lastRow="0" w:firstColumn="0" w:lastColumn="0" w:oddVBand="0" w:evenVBand="0" w:oddHBand="1" w:evenHBand="0" w:firstRowFirstColumn="0" w:firstRowLastColumn="0" w:lastRowFirstColumn="0" w:lastRowLastColumn="0"/>
+              <w:rPr>
+                <w:rFonts w:ascii="Times New Roman" w:hAnsi="Times New Roman" w:cs="Times New Roman"/>
+                <w:lang w:eastAsia="en-GB"/>
+              </w:rPr>
+            </w:pPr>
+            <w:r>
+              <w:rPr>
+                <w:rFonts w:ascii="Times New Roman" w:hAnsi="Times New Roman" w:cs="Times New Roman"/>
+                <w:lang w:eastAsia="en-GB"/>
+              </w:rPr>
+              <w:t>PK</w:t>
+            </w:r>
+          </w:p>
+        </w:tc>
+        <w:tc>
+          <w:tcPr>
+            <w:tcW w:w="2274" w:type="dxa"/>
+          </w:tcPr>
+          <w:p>
+            <w:pPr>
+              <w:cnfStyle w:val="000000100000" w:firstRow="0" w:lastRow="0" w:firstColumn="0" w:lastColumn="0" w:oddVBand="0" w:evenVBand="0" w:oddHBand="1" w:evenHBand="0" w:firstRowFirstColumn="0" w:firstRowLastColumn="0" w:lastRowFirstColumn="0" w:lastRowLastColumn="0"/>
+              <w:rPr>
+                <w:rFonts w:ascii="Times New Roman" w:hAnsi="Times New Roman" w:cs="Times New Roman"/>
+                <w:lang w:eastAsia="en-GB"/>
+              </w:rPr>
+            </w:pPr>
+            <w:r>
+              <w:rPr>
+                <w:rFonts w:ascii="Times New Roman" w:hAnsi="Times New Roman" w:cs="Times New Roman"/>
+                <w:lang w:eastAsia="en-GB"/>
+              </w:rPr>
+              <w:t>INTEGER</w:t>
+            </w:r>
+          </w:p>
+        </w:tc>
+        <w:tc>
+          <w:tcPr>
+            <w:tcW w:w="2274" w:type="dxa"/>
+          </w:tcPr>
+          <w:p>
+            <w:pPr>
+              <w:cnfStyle w:val="000000100000" w:firstRow="0" w:lastRow="0" w:firstColumn="0" w:lastColumn="0" w:oddVBand="0" w:evenVBand="0" w:oddHBand="1" w:evenHBand="0" w:firstRowFirstColumn="0" w:firstRowLastColumn="0" w:lastRowFirstColumn="0" w:lastRowLastColumn="0"/>
+              <w:rPr>
+                <w:rFonts w:ascii="Times New Roman" w:hAnsi="Times New Roman" w:cs="Times New Roman"/>
+                <w:lang w:eastAsia="en-GB"/>
+              </w:rPr>
+            </w:pPr>
+            <w:r>
+              <w:rPr>
+                <w:rFonts w:ascii="Times New Roman" w:hAnsi="Times New Roman" w:cs="Times New Roman"/>
+                <w:lang w:eastAsia="en-GB"/>
+              </w:rPr>
+              <w:t>NOT NULL</w:t>
+            </w:r>
+          </w:p>
+        </w:tc>
+      </w:tr>
+      <w:tr>
+        <w:trPr>
+          <w:trHeight w:val="381"/>
+        </w:trPr>
+        <w:tc>
+          <w:tcPr>
+            <w:cnfStyle w:val="001000000000" w:firstRow="0" w:lastRow="0" w:firstColumn="1" w:lastColumn="0" w:oddVBand="0" w:evenVBand="0" w:oddHBand="0" w:evenHBand="0" w:firstRowFirstColumn="0" w:firstRowLastColumn="0" w:lastRowFirstColumn="0" w:lastRowLastColumn="0"/>
+            <w:tcW w:w="2274" w:type="dxa"/>
+          </w:tcPr>
+          <w:p>
+            <w:pPr>
+              <w:rPr>
+                <w:rFonts w:ascii="Times New Roman" w:hAnsi="Times New Roman" w:cs="Times New Roman"/>
+                <w:lang w:eastAsia="en-GB"/>
+              </w:rPr>
+            </w:pPr>
+            <w:r>
+              <w:rPr>
+                <w:rFonts w:ascii="Times New Roman" w:hAnsi="Times New Roman" w:cs="Times New Roman"/>
+                <w:lang w:eastAsia="en-GB"/>
+              </w:rPr>
+              <w:t>userId</w:t>
+            </w:r>
+          </w:p>
+        </w:tc>
+        <w:tc>
+          <w:tcPr>
+            <w:tcW w:w="2274" w:type="dxa"/>
+          </w:tcPr>
+          <w:p>
+            <w:pPr>
+              <w:cnfStyle w:val="000000000000" w:firstRow="0" w:lastRow="0" w:firstColumn="0" w:lastColumn="0" w:oddVBand="0" w:evenVBand="0" w:oddHBand="0" w:evenHBand="0" w:firstRowFirstColumn="0" w:firstRowLastColumn="0" w:lastRowFirstColumn="0" w:lastRowLastColumn="0"/>
+              <w:rPr>
+                <w:rFonts w:ascii="Times New Roman" w:hAnsi="Times New Roman" w:cs="Times New Roman"/>
+                <w:lang w:val="cs-CZ" w:eastAsia="en-GB"/>
+              </w:rPr>
+            </w:pPr>
+            <w:r>
+              <w:rPr>
+                <w:rFonts w:ascii="Times New Roman" w:hAnsi="Times New Roman" w:cs="Times New Roman"/>
+                <w:lang w:val="cs-CZ" w:eastAsia="en-GB"/>
+              </w:rPr>
+              <w:t>FK</w:t>
+            </w:r>
+          </w:p>
+        </w:tc>
+        <w:tc>
+          <w:tcPr>
+            <w:tcW w:w="2274" w:type="dxa"/>
+          </w:tcPr>
+          <w:p>
+            <w:pPr>
+              <w:cnfStyle w:val="000000000000" w:firstRow="0" w:lastRow="0" w:firstColumn="0" w:lastColumn="0" w:oddVBand="0" w:evenVBand="0" w:oddHBand="0" w:evenHBand="0" w:firstRowFirstColumn="0" w:firstRowLastColumn="0" w:lastRowFirstColumn="0" w:lastRowLastColumn="0"/>
+              <w:rPr>
+                <w:rFonts w:ascii="Times New Roman" w:hAnsi="Times New Roman" w:cs="Times New Roman"/>
+                <w:lang w:eastAsia="en-GB"/>
+              </w:rPr>
+            </w:pPr>
+            <w:r>
+              <w:rPr>
+                <w:rFonts w:ascii="Times New Roman" w:hAnsi="Times New Roman" w:cs="Times New Roman"/>
+                <w:lang w:eastAsia="en-GB"/>
+              </w:rPr>
+              <w:t>VARCHAR</w:t>
+            </w:r>
+          </w:p>
+        </w:tc>
+        <w:tc>
+          <w:tcPr>
+            <w:tcW w:w="2274" w:type="dxa"/>
+          </w:tcPr>
+          <w:p>
+            <w:pPr>
+              <w:cnfStyle w:val="000000000000" w:firstRow="0" w:lastRow="0" w:firstColumn="0" w:lastColumn="0" w:oddVBand="0" w:evenVBand="0" w:oddHBand="0" w:evenHBand="0" w:firstRowFirstColumn="0" w:firstRowLastColumn="0" w:lastRowFirstColumn="0" w:lastRowLastColumn="0"/>
+              <w:rPr>
+                <w:rFonts w:ascii="Times New Roman" w:hAnsi="Times New Roman" w:cs="Times New Roman"/>
+                <w:lang w:eastAsia="en-GB"/>
+              </w:rPr>
+            </w:pPr>
+            <w:r>
+              <w:rPr>
+                <w:rFonts w:ascii="Times New Roman" w:hAnsi="Times New Roman" w:cs="Times New Roman"/>
+                <w:lang w:eastAsia="en-GB"/>
+              </w:rPr>
+              <w:t>NOT NULL</w:t>
+            </w:r>
+          </w:p>
+        </w:tc>
+      </w:tr>
+      <w:tr>
+        <w:trPr>
+          <w:cnfStyle w:val="000000100000" w:firstRow="0" w:lastRow="0" w:firstColumn="0" w:lastColumn="0" w:oddVBand="0" w:evenVBand="0" w:oddHBand="1" w:evenHBand="0" w:firstRowFirstColumn="0" w:firstRowLastColumn="0" w:lastRowFirstColumn="0" w:lastRowLastColumn="0"/>
+          <w:trHeight w:val="363"/>
+        </w:trPr>
+        <w:tc>
+          <w:tcPr>
+            <w:cnfStyle w:val="001000000000" w:firstRow="0" w:lastRow="0" w:firstColumn="1" w:lastColumn="0" w:oddVBand="0" w:evenVBand="0" w:oddHBand="0" w:evenHBand="0" w:firstRowFirstColumn="0" w:firstRowLastColumn="0" w:lastRowFirstColumn="0" w:lastRowLastColumn="0"/>
+            <w:tcW w:w="2274" w:type="dxa"/>
+          </w:tcPr>
+          <w:p>
+            <w:pPr>
+              <w:rPr>
+                <w:rFonts w:ascii="Times New Roman" w:hAnsi="Times New Roman" w:cs="Times New Roman"/>
+                <w:lang w:eastAsia="en-GB"/>
+              </w:rPr>
+            </w:pPr>
+            <w:r>
+              <w:rPr>
+                <w:rFonts w:ascii="Times New Roman" w:hAnsi="Times New Roman" w:cs="Times New Roman"/>
+                <w:lang w:eastAsia="en-GB"/>
+              </w:rPr>
+              <w:t>createdAt</w:t>
+            </w:r>
+          </w:p>
+        </w:tc>
+        <w:tc>
+          <w:tcPr>
+            <w:tcW w:w="2274" w:type="dxa"/>
+          </w:tcPr>
+          <w:p>
+            <w:pPr>
+              <w:cnfStyle w:val="000000100000" w:firstRow="0" w:lastRow="0" w:firstColumn="0" w:lastColumn="0" w:oddVBand="0" w:evenVBand="0" w:oddHBand="1" w:evenHBand="0" w:firstRowFirstColumn="0" w:firstRowLastColumn="0" w:lastRowFirstColumn="0" w:lastRowLastColumn="0"/>
+              <w:rPr>
+                <w:rFonts w:ascii="Times New Roman" w:hAnsi="Times New Roman" w:cs="Times New Roman"/>
+                <w:lang w:eastAsia="en-GB"/>
+              </w:rPr>
+            </w:pPr>
+            <w:r>
+              <w:rPr>
+                <w:rFonts w:ascii="Times New Roman" w:hAnsi="Times New Roman" w:cs="Times New Roman"/>
+                <w:lang w:val="cs-CZ" w:eastAsia="en-GB"/>
+              </w:rPr>
+              <w:t>-</w:t>
+            </w:r>
+          </w:p>
+        </w:tc>
+        <w:tc>
+          <w:tcPr>
+            <w:tcW w:w="2274" w:type="dxa"/>
+          </w:tcPr>
+          <w:p>
+            <w:pPr>
+              <w:cnfStyle w:val="000000100000" w:firstRow="0" w:lastRow="0" w:firstColumn="0" w:lastColumn="0" w:oddVBand="0" w:evenVBand="0" w:oddHBand="1" w:evenHBand="0" w:firstRowFirstColumn="0" w:firstRowLastColumn="0" w:lastRowFirstColumn="0" w:lastRowLastColumn="0"/>
+              <w:rPr>
+                <w:rFonts w:ascii="Times New Roman" w:hAnsi="Times New Roman" w:cs="Times New Roman"/>
+                <w:lang w:eastAsia="en-GB"/>
+              </w:rPr>
+            </w:pPr>
+            <w:r>
+              <w:rPr>
+                <w:rFonts w:ascii="Times New Roman" w:hAnsi="Times New Roman" w:cs="Times New Roman"/>
+                <w:lang w:eastAsia="en-GB"/>
+              </w:rPr>
+              <w:t>TIMESTAMP</w:t>
+            </w:r>
+          </w:p>
+        </w:tc>
+        <w:tc>
+          <w:tcPr>
+            <w:tcW w:w="2274" w:type="dxa"/>
+          </w:tcPr>
+          <w:p>
+            <w:pPr>
+              <w:cnfStyle w:val="000000100000" w:firstRow="0" w:lastRow="0" w:firstColumn="0" w:lastColumn="0" w:oddVBand="0" w:evenVBand="0" w:oddHBand="1" w:evenHBand="0" w:firstRowFirstColumn="0" w:firstRowLastColumn="0" w:lastRowFirstColumn="0" w:lastRowLastColumn="0"/>
+              <w:rPr>
+                <w:rFonts w:ascii="Times New Roman" w:hAnsi="Times New Roman" w:cs="Times New Roman"/>
+                <w:lang w:eastAsia="en-GB"/>
+              </w:rPr>
+            </w:pPr>
+            <w:r>
+              <w:rPr>
+                <w:rFonts w:ascii="Times New Roman" w:hAnsi="Times New Roman" w:cs="Times New Roman"/>
+                <w:lang w:eastAsia="en-GB"/>
+              </w:rPr>
+              <w:t>NOT NULL</w:t>
+            </w:r>
+          </w:p>
+        </w:tc>
+      </w:tr>
+      <w:tr>
+        <w:trPr>
+          <w:trHeight w:val="363"/>
+        </w:trPr>
+        <w:tc>
+          <w:tcPr>
+            <w:cnfStyle w:val="001000000000" w:firstRow="0" w:lastRow="0" w:firstColumn="1" w:lastColumn="0" w:oddVBand="0" w:evenVBand="0" w:oddHBand="0" w:evenHBand="0" w:firstRowFirstColumn="0" w:firstRowLastColumn="0" w:lastRowFirstColumn="0" w:lastRowLastColumn="0"/>
+            <w:tcW w:w="2274" w:type="dxa"/>
+          </w:tcPr>
+          <w:p>
+            <w:pPr>
+              <w:rPr>
+                <w:rFonts w:ascii="Times New Roman" w:hAnsi="Times New Roman" w:cs="Times New Roman"/>
+                <w:lang w:eastAsia="en-GB"/>
+              </w:rPr>
+            </w:pPr>
+            <w:r>
+              <w:rPr>
+                <w:rFonts w:ascii="Times New Roman" w:hAnsi="Times New Roman" w:cs="Times New Roman"/>
+                <w:lang w:eastAsia="en-GB"/>
+              </w:rPr>
+              <w:t>name</w:t>
+            </w:r>
+          </w:p>
+        </w:tc>
+        <w:tc>
+          <w:tcPr>
+            <w:tcW w:w="2274" w:type="dxa"/>
+          </w:tcPr>
+          <w:p>
+            <w:pPr>
+              <w:cnfStyle w:val="000000000000" w:firstRow="0" w:lastRow="0" w:firstColumn="0" w:lastColumn="0" w:oddVBand="0" w:evenVBand="0" w:oddHBand="0" w:evenHBand="0" w:firstRowFirstColumn="0" w:firstRowLastColumn="0" w:lastRowFirstColumn="0" w:lastRowLastColumn="0"/>
+              <w:rPr>
+                <w:rFonts w:ascii="Times New Roman" w:hAnsi="Times New Roman" w:cs="Times New Roman"/>
+                <w:lang w:val="cs-CZ" w:eastAsia="en-GB"/>
+              </w:rPr>
+            </w:pPr>
+            <w:r>
+              <w:rPr>
+                <w:rFonts w:ascii="Times New Roman" w:hAnsi="Times New Roman" w:cs="Times New Roman"/>
+                <w:lang w:val="cs-CZ" w:eastAsia="en-GB"/>
+              </w:rPr>
+              <w:t>-</w:t>
+            </w:r>
+          </w:p>
+        </w:tc>
+        <w:tc>
+          <w:tcPr>
+            <w:tcW w:w="2274" w:type="dxa"/>
+          </w:tcPr>
+          <w:p>
+            <w:pPr>
+              <w:cnfStyle w:val="000000000000" w:firstRow="0" w:lastRow="0" w:firstColumn="0" w:lastColumn="0" w:oddVBand="0" w:evenVBand="0" w:oddHBand="0" w:evenHBand="0" w:firstRowFirstColumn="0" w:firstRowLastColumn="0" w:lastRowFirstColumn="0" w:lastRowLastColumn="0"/>
+              <w:rPr>
+                <w:rFonts w:ascii="Times New Roman" w:hAnsi="Times New Roman" w:cs="Times New Roman"/>
+                <w:lang w:eastAsia="en-GB"/>
+              </w:rPr>
+            </w:pPr>
+            <w:r>
+              <w:rPr>
+                <w:rFonts w:ascii="Times New Roman" w:hAnsi="Times New Roman" w:cs="Times New Roman"/>
+                <w:lang w:eastAsia="en-GB"/>
+              </w:rPr>
+              <w:t>VARCHAR</w:t>
+            </w:r>
+          </w:p>
+        </w:tc>
+        <w:tc>
+          <w:tcPr>
+            <w:tcW w:w="2274" w:type="dxa"/>
+          </w:tcPr>
+          <w:p>
+            <w:pPr>
+              <w:cnfStyle w:val="000000000000" w:firstRow="0" w:lastRow="0" w:firstColumn="0" w:lastColumn="0" w:oddVBand="0" w:evenVBand="0" w:oddHBand="0" w:evenHBand="0" w:firstRowFirstColumn="0" w:firstRowLastColumn="0" w:lastRowFirstColumn="0" w:lastRowLastColumn="0"/>
+              <w:rPr>
+                <w:rFonts w:ascii="Times New Roman" w:hAnsi="Times New Roman" w:cs="Times New Roman"/>
+                <w:lang w:eastAsia="en-GB"/>
+              </w:rPr>
+            </w:pPr>
+            <w:r>
+              <w:rPr>
+                <w:rFonts w:ascii="Times New Roman" w:hAnsi="Times New Roman" w:cs="Times New Roman"/>
+                <w:lang w:eastAsia="en-GB"/>
+              </w:rPr>
+              <w:t>NOT NULL</w:t>
+            </w:r>
+          </w:p>
+        </w:tc>
+      </w:tr>
+      <w:tr>
+        <w:trPr>
+          <w:cnfStyle w:val="000000100000" w:firstRow="0" w:lastRow="0" w:firstColumn="0" w:lastColumn="0" w:oddVBand="0" w:evenVBand="0" w:oddHBand="1" w:evenHBand="0" w:firstRowFirstColumn="0" w:firstRowLastColumn="0" w:lastRowFirstColumn="0" w:lastRowLastColumn="0"/>
+          <w:trHeight w:val="363"/>
+        </w:trPr>
+        <w:tc>
+          <w:tcPr>
+            <w:cnfStyle w:val="001000000000" w:firstRow="0" w:lastRow="0" w:firstColumn="1" w:lastColumn="0" w:oddVBand="0" w:evenVBand="0" w:oddHBand="0" w:evenHBand="0" w:firstRowFirstColumn="0" w:firstRowLastColumn="0" w:lastRowFirstColumn="0" w:lastRowLastColumn="0"/>
+            <w:tcW w:w="2274" w:type="dxa"/>
+          </w:tcPr>
+          <w:p>
+            <w:pPr>
+              <w:rPr>
+                <w:rFonts w:ascii="Times New Roman" w:hAnsi="Times New Roman" w:cs="Times New Roman"/>
+                <w:lang w:eastAsia="en-GB"/>
+              </w:rPr>
+            </w:pPr>
+            <w:r>
+              <w:rPr>
+                <w:rFonts w:ascii="Times New Roman" w:hAnsi="Times New Roman" w:cs="Times New Roman"/>
+                <w:lang w:eastAsia="en-GB"/>
+              </w:rPr>
+              <w:t>details</w:t>
+            </w:r>
+          </w:p>
+        </w:tc>
+        <w:tc>
+          <w:tcPr>
+            <w:tcW w:w="2274" w:type="dxa"/>
+          </w:tcPr>
+          <w:p>
+            <w:pPr>
+              <w:cnfStyle w:val="000000100000" w:firstRow="0" w:lastRow="0" w:firstColumn="0" w:lastColumn="0" w:oddVBand="0" w:evenVBand="0" w:oddHBand="1" w:evenHBand="0" w:firstRowFirstColumn="0" w:firstRowLastColumn="0" w:lastRowFirstColumn="0" w:lastRowLastColumn="0"/>
+              <w:rPr>
+                <w:rFonts w:ascii="Times New Roman" w:hAnsi="Times New Roman" w:cs="Times New Roman"/>
+                <w:lang w:val="cs-CZ" w:eastAsia="en-GB"/>
+              </w:rPr>
+            </w:pPr>
+            <w:r>
+              <w:rPr>
+                <w:rFonts w:ascii="Times New Roman" w:hAnsi="Times New Roman" w:cs="Times New Roman"/>
+                <w:lang w:val="cs-CZ" w:eastAsia="en-GB"/>
+              </w:rPr>
+              <w:t>-</w:t>
+            </w:r>
+          </w:p>
+        </w:tc>
+        <w:tc>
+          <w:tcPr>
+            <w:tcW w:w="2274" w:type="dxa"/>
+          </w:tcPr>
+          <w:p>
+            <w:pPr>
+              <w:cnfStyle w:val="000000100000" w:firstRow="0" w:lastRow="0" w:firstColumn="0" w:lastColumn="0" w:oddVBand="0" w:evenVBand="0" w:oddHBand="1" w:evenHBand="0" w:firstRowFirstColumn="0" w:firstRowLastColumn="0" w:lastRowFirstColumn="0" w:lastRowLastColumn="0"/>
+              <w:rPr>
+                <w:rFonts w:ascii="Times New Roman" w:hAnsi="Times New Roman" w:cs="Times New Roman"/>
+                <w:lang w:eastAsia="en-GB"/>
+              </w:rPr>
+            </w:pPr>
+            <w:r>
+              <w:rPr>
+                <w:rFonts w:ascii="Times New Roman" w:hAnsi="Times New Roman" w:cs="Times New Roman"/>
+                <w:lang w:eastAsia="en-GB"/>
+              </w:rPr>
+              <w:t>TEXT</w:t>
+            </w:r>
+          </w:p>
+        </w:tc>
+        <w:tc>
+          <w:tcPr>
+            <w:tcW w:w="2274" w:type="dxa"/>
+          </w:tcPr>
+          <w:p>
+            <w:pPr>
+              <w:cnfStyle w:val="000000100000" w:firstRow="0" w:lastRow="0" w:firstColumn="0" w:lastColumn="0" w:oddVBand="0" w:evenVBand="0" w:oddHBand="1" w:evenHBand="0" w:firstRowFirstColumn="0" w:firstRowLastColumn="0" w:lastRowFirstColumn="0" w:lastRowLastColumn="0"/>
+              <w:rPr>
+                <w:rFonts w:ascii="Times New Roman" w:hAnsi="Times New Roman" w:cs="Times New Roman"/>
+                <w:lang w:eastAsia="en-GB"/>
+              </w:rPr>
+            </w:pPr>
+            <w:r>
+              <w:rPr>
+                <w:rFonts w:ascii="Times New Roman" w:hAnsi="Times New Roman" w:cs="Times New Roman"/>
+                <w:lang w:eastAsia="en-GB"/>
+              </w:rPr>
+              <w:t>NULL (Nepovinn</w:t>
+            </w:r>
+            <w:r>
+              <w:rPr>
+                <w:rFonts w:ascii="Times New Roman" w:hAnsi="Times New Roman" w:cs="Times New Roman"/>
+                <w:lang w:val="cs-CZ" w:eastAsia="en-GB"/>
+              </w:rPr>
+              <w:t>é</w:t>
+            </w:r>
+            <w:r>
+              <w:rPr>
+                <w:rFonts w:ascii="Times New Roman" w:hAnsi="Times New Roman" w:cs="Times New Roman"/>
+                <w:lang w:eastAsia="en-GB"/>
+              </w:rPr>
+              <w:t>)</w:t>
+            </w:r>
+          </w:p>
+        </w:tc>
+      </w:tr>
+      <w:tr>
+        <w:trPr>
+          <w:trHeight w:val="363"/>
+        </w:trPr>
+        <w:tc>
+          <w:tcPr>
+            <w:cnfStyle w:val="001000000000" w:firstRow="0" w:lastRow="0" w:firstColumn="1" w:lastColumn="0" w:oddVBand="0" w:evenVBand="0" w:oddHBand="0" w:evenHBand="0" w:firstRowFirstColumn="0" w:firstRowLastColumn="0" w:lastRowFirstColumn="0" w:lastRowLastColumn="0"/>
+            <w:tcW w:w="2274" w:type="dxa"/>
+          </w:tcPr>
+          <w:p>
+            <w:pPr>
+              <w:rPr>
+                <w:rFonts w:ascii="Times New Roman" w:hAnsi="Times New Roman" w:cs="Times New Roman"/>
+                <w:lang w:eastAsia="en-GB"/>
+              </w:rPr>
+            </w:pPr>
+            <w:r>
+              <w:rPr>
+                <w:rFonts w:ascii="Times New Roman" w:hAnsi="Times New Roman" w:cs="Times New Roman"/>
+                <w:lang w:eastAsia="en-GB"/>
+              </w:rPr>
+              <w:t>iconPath</w:t>
+            </w:r>
+          </w:p>
+        </w:tc>
+        <w:tc>
+          <w:tcPr>
+            <w:tcW w:w="2274" w:type="dxa"/>
+          </w:tcPr>
+          <w:p>
+            <w:pPr>
+              <w:cnfStyle w:val="000000000000" w:firstRow="0" w:lastRow="0" w:firstColumn="0" w:lastColumn="0" w:oddVBand="0" w:evenVBand="0" w:oddHBand="0" w:evenHBand="0" w:firstRowFirstColumn="0" w:firstRowLastColumn="0" w:lastRowFirstColumn="0" w:lastRowLastColumn="0"/>
+              <w:rPr>
+                <w:rFonts w:ascii="Times New Roman" w:hAnsi="Times New Roman" w:cs="Times New Roman"/>
+                <w:lang w:val="cs-CZ" w:eastAsia="en-GB"/>
+              </w:rPr>
+            </w:pPr>
+            <w:r>
+              <w:rPr>
+                <w:rFonts w:ascii="Times New Roman" w:hAnsi="Times New Roman" w:cs="Times New Roman"/>
+                <w:lang w:val="cs-CZ" w:eastAsia="en-GB"/>
+              </w:rPr>
+              <w:t>-</w:t>
+            </w:r>
+          </w:p>
+        </w:tc>
+        <w:tc>
+          <w:tcPr>
+            <w:tcW w:w="2274" w:type="dxa"/>
+          </w:tcPr>
+          <w:p>
+            <w:pPr>
+              <w:cnfStyle w:val="000000000000" w:firstRow="0" w:lastRow="0" w:firstColumn="0" w:lastColumn="0" w:oddVBand="0" w:evenVBand="0" w:oddHBand="0" w:evenHBand="0" w:firstRowFirstColumn="0" w:firstRowLastColumn="0" w:lastRowFirstColumn="0" w:lastRowLastColumn="0"/>
+              <w:rPr>
+                <w:rFonts w:ascii="Times New Roman" w:hAnsi="Times New Roman" w:cs="Times New Roman"/>
+                <w:lang w:eastAsia="en-GB"/>
+              </w:rPr>
+            </w:pPr>
+            <w:r>
+              <w:rPr>
+                <w:rFonts w:ascii="Times New Roman" w:hAnsi="Times New Roman" w:cs="Times New Roman"/>
+                <w:lang w:eastAsia="en-GB"/>
+              </w:rPr>
+              <w:t>TEXT</w:t>
+            </w:r>
+          </w:p>
+        </w:tc>
+        <w:tc>
+          <w:tcPr>
+            <w:tcW w:w="2274" w:type="dxa"/>
+          </w:tcPr>
+          <w:p>
+            <w:pPr>
+              <w:cnfStyle w:val="000000000000" w:firstRow="0" w:lastRow="0" w:firstColumn="0" w:lastColumn="0" w:oddVBand="0" w:evenVBand="0" w:oddHBand="0" w:evenHBand="0" w:firstRowFirstColumn="0" w:firstRowLastColumn="0" w:lastRowFirstColumn="0" w:lastRowLastColumn="0"/>
+              <w:rPr>
+                <w:rFonts w:ascii="Times New Roman" w:hAnsi="Times New Roman" w:cs="Times New Roman"/>
+                <w:lang w:eastAsia="en-GB"/>
+              </w:rPr>
+            </w:pPr>
+            <w:r>
+              <w:rPr>
+                <w:rFonts w:ascii="Times New Roman" w:hAnsi="Times New Roman" w:cs="Times New Roman"/>
+                <w:lang w:eastAsia="en-GB"/>
+              </w:rPr>
+              <w:t>NOT NULL</w:t>
+            </w:r>
+          </w:p>
+        </w:tc>
+      </w:tr>
+      <w:tr>
+        <w:trPr>
+          <w:cnfStyle w:val="000000100000" w:firstRow="0" w:lastRow="0" w:firstColumn="0" w:lastColumn="0" w:oddVBand="0" w:evenVBand="0" w:oddHBand="1" w:evenHBand="0" w:firstRowFirstColumn="0" w:firstRowLastColumn="0" w:lastRowFirstColumn="0" w:lastRowLastColumn="0"/>
+          <w:trHeight w:val="363"/>
+        </w:trPr>
+        <w:tc>
+          <w:tcPr>
+            <w:cnfStyle w:val="001000000000" w:firstRow="0" w:lastRow="0" w:firstColumn="1" w:lastColumn="0" w:oddVBand="0" w:evenVBand="0" w:oddHBand="0" w:evenHBand="0" w:firstRowFirstColumn="0" w:firstRowLastColumn="0" w:lastRowFirstColumn="0" w:lastRowLastColumn="0"/>
+            <w:tcW w:w="2274" w:type="dxa"/>
+          </w:tcPr>
+          <w:p>
+            <w:pPr>
+              <w:rPr>
+                <w:rFonts w:ascii="Times New Roman" w:hAnsi="Times New Roman" w:cs="Times New Roman"/>
+                <w:lang w:eastAsia="en-GB"/>
+              </w:rPr>
+            </w:pPr>
+            <w:r>
+              <w:rPr>
+                <w:rFonts w:ascii="Times New Roman" w:hAnsi="Times New Roman" w:cs="Times New Roman"/>
+                <w:lang w:eastAsia="en-GB"/>
+              </w:rPr>
+              <w:t>timeGoal</w:t>
+            </w:r>
+          </w:p>
+        </w:tc>
+        <w:tc>
+          <w:tcPr>
+            <w:tcW w:w="2274" w:type="dxa"/>
+          </w:tcPr>
+          <w:p>
+            <w:pPr>
+              <w:cnfStyle w:val="000000100000" w:firstRow="0" w:lastRow="0" w:firstColumn="0" w:lastColumn="0" w:oddVBand="0" w:evenVBand="0" w:oddHBand="1" w:evenHBand="0" w:firstRowFirstColumn="0" w:firstRowLastColumn="0" w:lastRowFirstColumn="0" w:lastRowLastColumn="0"/>
+              <w:rPr>
+                <w:rFonts w:ascii="Times New Roman" w:hAnsi="Times New Roman" w:cs="Times New Roman"/>
+                <w:lang w:val="cs-CZ" w:eastAsia="en-GB"/>
+              </w:rPr>
+            </w:pPr>
+            <w:r>
+              <w:rPr>
+                <w:rFonts w:ascii="Times New Roman" w:hAnsi="Times New Roman" w:cs="Times New Roman"/>
+                <w:lang w:val="cs-CZ" w:eastAsia="en-GB"/>
+              </w:rPr>
+              <w:t>-</w:t>
+            </w:r>
+          </w:p>
+        </w:tc>
+        <w:tc>
+          <w:tcPr>
+            <w:tcW w:w="2274" w:type="dxa"/>
+          </w:tcPr>
+          <w:p>
+            <w:pPr>
+              <w:cnfStyle w:val="000000100000" w:firstRow="0" w:lastRow="0" w:firstColumn="0" w:lastColumn="0" w:oddVBand="0" w:evenVBand="0" w:oddHBand="1" w:evenHBand="0" w:firstRowFirstColumn="0" w:firstRowLastColumn="0" w:lastRowFirstColumn="0" w:lastRowLastColumn="0"/>
+              <w:rPr>
+                <w:rFonts w:ascii="Times New Roman" w:hAnsi="Times New Roman" w:cs="Times New Roman"/>
+                <w:lang w:eastAsia="en-GB"/>
+              </w:rPr>
+            </w:pPr>
+            <w:r>
+              <w:rPr>
+                <w:rFonts w:ascii="Times New Roman" w:hAnsi="Times New Roman" w:cs="Times New Roman"/>
+                <w:lang w:eastAsia="en-GB"/>
+              </w:rPr>
+              <w:t>INTEGER</w:t>
+            </w:r>
+          </w:p>
+        </w:tc>
+        <w:tc>
+          <w:tcPr>
+            <w:tcW w:w="2274" w:type="dxa"/>
+          </w:tcPr>
+          <w:p>
+            <w:pPr>
+              <w:cnfStyle w:val="000000100000" w:firstRow="0" w:lastRow="0" w:firstColumn="0" w:lastColumn="0" w:oddVBand="0" w:evenVBand="0" w:oddHBand="1" w:evenHBand="0" w:firstRowFirstColumn="0" w:firstRowLastColumn="0" w:lastRowFirstColumn="0" w:lastRowLastColumn="0"/>
+              <w:rPr>
+                <w:rFonts w:ascii="Times New Roman" w:hAnsi="Times New Roman" w:cs="Times New Roman"/>
+                <w:lang w:eastAsia="en-GB"/>
+              </w:rPr>
+            </w:pPr>
+            <w:r>
+              <w:rPr>
+                <w:rFonts w:ascii="Times New Roman" w:hAnsi="Times New Roman" w:cs="Times New Roman"/>
+                <w:lang w:eastAsia="en-GB"/>
+              </w:rPr>
+              <w:t>NOT NULL</w:t>
+            </w:r>
+          </w:p>
+        </w:tc>
+      </w:tr>
+      <w:tr>
+        <w:trPr>
+          <w:trHeight w:val="363"/>
+        </w:trPr>
+        <w:tc>
+          <w:tcPr>
+            <w:cnfStyle w:val="001000000000" w:firstRow="0" w:lastRow="0" w:firstColumn="1" w:lastColumn="0" w:oddVBand="0" w:evenVBand="0" w:oddHBand="0" w:evenHBand="0" w:firstRowFirstColumn="0" w:firstRowLastColumn="0" w:lastRowFirstColumn="0" w:lastRowLastColumn="0"/>
+            <w:tcW w:w="2274" w:type="dxa"/>
+            <w:vAlign w:val="center"/>
+          </w:tcPr>
+          <w:p>
+            <w:pPr>
+              <w:rPr>
+                <w:rFonts w:ascii="Times New Roman" w:hAnsi="Times New Roman" w:cs="Times New Roman"/>
+                <w:lang w:eastAsia="en-GB"/>
+              </w:rPr>
+            </w:pPr>
+            <w:r>
+              <w:rPr>
+                <w:rFonts w:ascii="Times New Roman" w:hAnsi="Times New Roman" w:cs="Times New Roman"/>
+                <w:lang w:eastAsia="en-GB"/>
+              </w:rPr>
+              <w:t>timeSpent</w:t>
+            </w:r>
+          </w:p>
+        </w:tc>
+        <w:tc>
+          <w:tcPr>
+            <w:tcW w:w="2274" w:type="dxa"/>
+            <w:vAlign w:val="center"/>
+          </w:tcPr>
+          <w:p>
+            <w:pPr>
+              <w:cnfStyle w:val="000000000000" w:firstRow="0" w:lastRow="0" w:firstColumn="0" w:lastColumn="0" w:oddVBand="0" w:evenVBand="0" w:oddHBand="0" w:evenHBand="0" w:firstRowFirstColumn="0" w:firstRowLastColumn="0" w:lastRowFirstColumn="0" w:lastRowLastColumn="0"/>
+              <w:rPr>
+                <w:rFonts w:ascii="Times New Roman" w:hAnsi="Times New Roman" w:cs="Times New Roman"/>
+                <w:lang w:val="cs-CZ" w:eastAsia="en-GB"/>
+              </w:rPr>
+            </w:pPr>
+            <w:r>
+              <w:rPr>
+                <w:rFonts w:ascii="Times New Roman" w:hAnsi="Times New Roman" w:cs="Times New Roman"/>
+                <w:lang w:val="cs-CZ" w:eastAsia="en-GB"/>
+              </w:rPr>
+              <w:t>-</w:t>
+            </w:r>
+          </w:p>
+        </w:tc>
+        <w:tc>
+          <w:tcPr>
+            <w:tcW w:w="2274" w:type="dxa"/>
+            <w:vAlign w:val="center"/>
+          </w:tcPr>
+          <w:p>
+            <w:pPr>
+              <w:cnfStyle w:val="000000000000" w:firstRow="0" w:lastRow="0" w:firstColumn="0" w:lastColumn="0" w:oddVBand="0" w:evenVBand="0" w:oddHBand="0" w:evenHBand="0" w:firstRowFirstColumn="0" w:firstRowLastColumn="0" w:lastRowFirstColumn="0" w:lastRowLastColumn="0"/>
+              <w:rPr>
+                <w:rFonts w:ascii="Times New Roman" w:hAnsi="Times New Roman" w:cs="Times New Roman"/>
+                <w:lang w:eastAsia="en-GB"/>
+              </w:rPr>
+            </w:pPr>
+            <w:r>
+              <w:rPr>
+                <w:rFonts w:ascii="Times New Roman" w:hAnsi="Times New Roman" w:cs="Times New Roman"/>
+                <w:lang w:eastAsia="en-GB"/>
+              </w:rPr>
+              <w:t>INTEGER</w:t>
+            </w:r>
+          </w:p>
+        </w:tc>
+        <w:tc>
+          <w:tcPr>
+            <w:tcW w:w="2274" w:type="dxa"/>
+            <w:vAlign w:val="center"/>
+          </w:tcPr>
+          <w:p>
+            <w:pPr>
+              <w:cnfStyle w:val="000000000000" w:firstRow="0" w:lastRow="0" w:firstColumn="0" w:lastColumn="0" w:oddVBand="0" w:evenVBand="0" w:oddHBand="0" w:evenHBand="0" w:firstRowFirstColumn="0" w:firstRowLastColumn="0" w:lastRowFirstColumn="0" w:lastRowLastColumn="0"/>
+              <w:rPr>
+                <w:rFonts w:ascii="Times New Roman" w:hAnsi="Times New Roman" w:cs="Times New Roman"/>
+                <w:lang w:eastAsia="en-GB"/>
+              </w:rPr>
+            </w:pPr>
+            <w:r>
+              <w:rPr>
+                <w:rFonts w:ascii="Times New Roman" w:hAnsi="Times New Roman" w:cs="Times New Roman"/>
+                <w:lang w:eastAsia="en-GB"/>
+              </w:rPr>
+              <w:t>NOT NULL (Default: 0)</w:t>
+            </w:r>
+          </w:p>
+        </w:tc>
+      </w:tr>
+      <w:tr>
+        <w:trPr>
+          <w:cnfStyle w:val="000000100000" w:firstRow="0" w:lastRow="0" w:firstColumn="0" w:lastColumn="0" w:oddVBand="0" w:evenVBand="0" w:oddHBand="1" w:evenHBand="0" w:firstRowFirstColumn="0" w:firstRowLastColumn="0" w:lastRowFirstColumn="0" w:lastRowLastColumn="0"/>
+          <w:trHeight w:val="363"/>
+        </w:trPr>
+        <w:tc>
+          <w:tcPr>
+            <w:cnfStyle w:val="001000000000" w:firstRow="0" w:lastRow="0" w:firstColumn="1" w:lastColumn="0" w:oddVBand="0" w:evenVBand="0" w:oddHBand="0" w:evenHBand="0" w:firstRowFirstColumn="0" w:firstRowLastColumn="0" w:lastRowFirstColumn="0" w:lastRowLastColumn="0"/>
+            <w:tcW w:w="2274" w:type="dxa"/>
+            <w:vAlign w:val="center"/>
+          </w:tcPr>
+          <w:p>
+            <w:pPr>
+              <w:rPr>
+                <w:rFonts w:ascii="Times New Roman" w:hAnsi="Times New Roman" w:cs="Times New Roman"/>
+                <w:lang w:eastAsia="en-GB"/>
+              </w:rPr>
+            </w:pPr>
+            <w:r>
+              <w:rPr>
+                <w:rFonts w:ascii="Times New Roman" w:hAnsi="Times New Roman" w:cs="Times New Roman"/>
+                <w:lang w:eastAsia="en-GB"/>
+              </w:rPr>
+              <w:t>isArchived</w:t>
+            </w:r>
+          </w:p>
+        </w:tc>
+        <w:tc>
+          <w:tcPr>
+            <w:tcW w:w="2274" w:type="dxa"/>
+            <w:vAlign w:val="center"/>
+          </w:tcPr>
+          <w:p>
+            <w:pPr>
+              <w:cnfStyle w:val="000000100000" w:firstRow="0" w:lastRow="0" w:firstColumn="0" w:lastColumn="0" w:oddVBand="0" w:evenVBand="0" w:oddHBand="1" w:evenHBand="0" w:firstRowFirstColumn="0" w:firstRowLastColumn="0" w:lastRowFirstColumn="0" w:lastRowLastColumn="0"/>
+              <w:rPr>
+                <w:rFonts w:ascii="Times New Roman" w:hAnsi="Times New Roman" w:cs="Times New Roman"/>
+                <w:lang w:val="cs-CZ" w:eastAsia="en-GB"/>
+              </w:rPr>
+            </w:pPr>
+            <w:r>
+              <w:rPr>
+                <w:rFonts w:ascii="Times New Roman" w:hAnsi="Times New Roman" w:cs="Times New Roman"/>
+                <w:lang w:val="cs-CZ" w:eastAsia="en-GB"/>
+              </w:rPr>
+              <w:t>-</w:t>
+            </w:r>
+          </w:p>
+        </w:tc>
+        <w:tc>
+          <w:tcPr>
+            <w:tcW w:w="2274" w:type="dxa"/>
+            <w:vAlign w:val="center"/>
+          </w:tcPr>
+          <w:p>
+            <w:pPr>
+              <w:cnfStyle w:val="000000100000" w:firstRow="0" w:lastRow="0" w:firstColumn="0" w:lastColumn="0" w:oddVBand="0" w:evenVBand="0" w:oddHBand="1" w:evenHBand="0" w:firstRowFirstColumn="0" w:firstRowLastColumn="0" w:lastRowFirstColumn="0" w:lastRowLastColumn="0"/>
+              <w:rPr>
+                <w:rFonts w:ascii="Times New Roman" w:hAnsi="Times New Roman" w:cs="Times New Roman"/>
+                <w:lang w:eastAsia="en-GB"/>
+              </w:rPr>
+            </w:pPr>
+            <w:r>
+              <w:rPr>
+                <w:rFonts w:ascii="Times New Roman" w:hAnsi="Times New Roman" w:cs="Times New Roman"/>
+                <w:lang w:eastAsia="en-GB"/>
+              </w:rPr>
+              <w:t>BOOLEAN</w:t>
+            </w:r>
+          </w:p>
+        </w:tc>
+        <w:tc>
+          <w:tcPr>
+            <w:tcW w:w="2274" w:type="dxa"/>
+            <w:vAlign w:val="center"/>
+          </w:tcPr>
+          <w:p>
+            <w:pPr>
+              <w:cnfStyle w:val="000000100000" w:firstRow="0" w:lastRow="0" w:firstColumn="0" w:lastColumn="0" w:oddVBand="0" w:evenVBand="0" w:oddHBand="1" w:evenHBand="0" w:firstRowFirstColumn="0" w:firstRowLastColumn="0" w:lastRowFirstColumn="0" w:lastRowLastColumn="0"/>
+              <w:rPr>
+                <w:rFonts w:ascii="Times New Roman" w:hAnsi="Times New Roman" w:cs="Times New Roman"/>
+                <w:lang w:eastAsia="en-GB"/>
+              </w:rPr>
+            </w:pPr>
+            <w:r>
+              <w:rPr>
+                <w:rFonts w:ascii="Times New Roman" w:hAnsi="Times New Roman" w:cs="Times New Roman"/>
+                <w:lang w:eastAsia="en-GB"/>
+              </w:rPr>
+              <w:t>NOT NULL (Default: false)</w:t>
+            </w:r>
+          </w:p>
+        </w:tc>
+      </w:tr>
+    </w:tbl>
+    <w:p>
+      <w:pPr>
+        <w:rPr>
+          <w:lang w:eastAsia="en-GB"/>
+        </w:rPr>
+      </w:pPr>
+    </w:p>
+    <w:p>
+      <w:pPr>
+        <w:pStyle w:val="NormalWeb"/>
+      </w:pPr>
+      <w:r>
+        <w:rPr>
+          <w:b/>
+          <w:bCs/>
+        </w:rPr>
+        <w:t>Podrobný popis vlastností:</w:t>
+      </w:r>
+    </w:p>
+    <w:p>
+      <w:pPr>
+        <w:pStyle w:val="NormalWeb"/>
+        <w:numPr>
+          <w:ilvl w:val="0"/>
+          <w:numId w:val="10"/>
+        </w:numPr>
+      </w:pPr>
+      <w:r>
+        <w:rPr>
+          <w:rStyle w:val="HTMLCode"/>
+          <w:b/>
+          <w:bCs/>
+        </w:rPr>
+        <w:t>id</w:t>
+      </w:r>
+      <w:r>
+        <w:rPr>
+          <w:b/>
+          <w:bCs/>
+        </w:rPr>
+        <w:t>:</w:t>
+      </w:r>
+      <w:r>
+        <w:t xml:space="preserve"> Hlavní identifikační klíč (primární klíč) typu INTEGER</w:t>
+      </w:r>
+      <w:r>
+        <w:t>.</w:t>
+      </w:r>
+    </w:p>
+    <w:p>
+      <w:pPr>
+        <w:pStyle w:val="NormalWeb"/>
+        <w:numPr>
+          <w:ilvl w:val="0"/>
+          <w:numId w:val="10"/>
+        </w:numPr>
+      </w:pPr>
+      <w:r>
+        <w:rPr>
+          <w:rStyle w:val="HTMLCode"/>
+          <w:b/>
+          <w:bCs/>
+        </w:rPr>
+        <w:t>userId</w:t>
+      </w:r>
+      <w:r>
+        <w:rPr>
+          <w:b/>
+          <w:bCs/>
+        </w:rPr>
+        <w:t>:</w:t>
+      </w:r>
+      <w:r>
+        <w:t xml:space="preserve"> Cizí klíč (Foreign Key), který odkazuje na konkrétního uživatele z tabulky </w:t>
+      </w:r>
+      <w:r>
+        <w:rPr>
+          <w:rStyle w:val="HTMLCode"/>
+        </w:rPr>
+        <w:t>users</w:t>
+      </w:r>
+      <w:r>
+        <w:t>. Určuje, komu tento návyk patří.</w:t>
+      </w:r>
+    </w:p>
+    <w:p>
+      <w:pPr>
+        <w:pStyle w:val="NormalWeb"/>
+        <w:numPr>
+          <w:ilvl w:val="0"/>
+          <w:numId w:val="10"/>
+        </w:numPr>
+      </w:pPr>
+      <w:r>
+        <w:rPr>
+          <w:rStyle w:val="HTMLCode"/>
+          <w:b/>
+          <w:bCs/>
+        </w:rPr>
+        <w:t>createdAt</w:t>
+      </w:r>
+      <w:r>
+        <w:rPr>
+          <w:b/>
+          <w:bCs/>
+        </w:rPr>
+        <w:t>:</w:t>
+      </w:r>
+      <w:r>
+        <w:t xml:space="preserve"> Časové razítko, které ukládá přesný datum a čas, kdy byl návyk v aplikaci založen.</w:t>
+      </w:r>
+    </w:p>
+    <w:p>
+      <w:pPr>
+        <w:pStyle w:val="NormalWeb"/>
+        <w:numPr>
+          <w:ilvl w:val="0"/>
+          <w:numId w:val="10"/>
+        </w:numPr>
+      </w:pPr>
+      <w:r>
+        <w:rPr>
+          <w:rStyle w:val="HTMLCode"/>
+          <w:b/>
+          <w:bCs/>
+        </w:rPr>
+        <w:t>name</w:t>
+      </w:r>
+      <w:r>
+        <w:rPr>
+          <w:b/>
+          <w:bCs/>
+        </w:rPr>
+        <w:t>:</w:t>
+      </w:r>
+      <w:r>
+        <w:t xml:space="preserve"> Textový název každodenního návyku (např. </w:t>
+      </w:r>
+      <w:r>
+        <w:rPr>
+          <w:i/>
+          <w:iCs/>
+        </w:rPr>
+        <w:t>„Čtení knihy“</w:t>
+      </w:r>
+      <w:r>
+        <w:t xml:space="preserve">, </w:t>
+      </w:r>
+      <w:r>
+        <w:rPr>
+          <w:i/>
+          <w:iCs/>
+        </w:rPr>
+        <w:t>„Cvičení“</w:t>
+      </w:r>
+      <w:r>
+        <w:t>), který se zobrazuje na hlavní nástěnce.</w:t>
+      </w:r>
+    </w:p>
+    <w:p>
+      <w:pPr>
+        <w:pStyle w:val="NormalWeb"/>
+        <w:numPr>
+          <w:ilvl w:val="0"/>
+          <w:numId w:val="10"/>
+        </w:numPr>
+      </w:pPr>
+      <w:r>
+        <w:rPr>
+          <w:rStyle w:val="HTMLCode"/>
+          <w:b/>
+          <w:bCs/>
+        </w:rPr>
+        <w:t>details</w:t>
+      </w:r>
+      <w:r>
+        <w:rPr>
+          <w:b/>
+          <w:bCs/>
+        </w:rPr>
+        <w:t>:</w:t>
+      </w:r>
+      <w:r>
+        <w:t xml:space="preserve"> Nepovinné textové pole sloužící pro podrobnější popi</w:t>
+      </w:r>
+      <w:r>
+        <w:t>s</w:t>
+      </w:r>
+      <w:r>
+        <w:t xml:space="preserve">. Pokud zůstane nevyplněné, ukládá se hodnota </w:t>
+      </w:r>
+      <w:r>
+        <w:rPr>
+          <w:rStyle w:val="HTMLCode"/>
+        </w:rPr>
+        <w:t>NULL</w:t>
+      </w:r>
+      <w:r>
+        <w:t>.</w:t>
+      </w:r>
+    </w:p>
+    <w:p>
+      <w:pPr>
+        <w:pStyle w:val="NormalWeb"/>
+        <w:numPr>
+          <w:ilvl w:val="0"/>
+          <w:numId w:val="10"/>
+        </w:numPr>
+      </w:pPr>
+      <w:r>
+        <w:rPr>
+          <w:rStyle w:val="HTMLCode"/>
+          <w:b/>
+          <w:bCs/>
+        </w:rPr>
+        <w:t>iconPath</w:t>
+      </w:r>
+      <w:r>
+        <w:rPr>
+          <w:b/>
+          <w:bCs/>
+        </w:rPr>
+        <w:t>:</w:t>
+      </w:r>
+      <w:r>
+        <w:t xml:space="preserve"> Povinné textové pole obsahující cestu k vizuální ikon</w:t>
+      </w:r>
+      <w:r>
+        <w:rPr>
+          <w:lang w:val="cs-CZ"/>
+        </w:rPr>
+        <w:t>ě</w:t>
+      </w:r>
+      <w:r>
+        <w:t>, které si uživatel k návyku vybral pro lepší přehlednost v rozhraní.</w:t>
+      </w:r>
+    </w:p>
+    <w:p>
+      <w:pPr>
+        <w:pStyle w:val="NormalWeb"/>
+        <w:numPr>
+          <w:ilvl w:val="0"/>
+          <w:numId w:val="10"/>
+        </w:numPr>
+      </w:pPr>
+      <w:r>
+        <w:rPr>
+          <w:rStyle w:val="HTMLCode"/>
+          <w:b/>
+          <w:bCs/>
+        </w:rPr>
+        <w:t>timeGoal</w:t>
+      </w:r>
+      <w:r>
+        <w:rPr>
+          <w:b/>
+          <w:bCs/>
+        </w:rPr>
+        <w:t>:</w:t>
+      </w:r>
+      <w:r>
+        <w:t xml:space="preserve"> Cílový časový limit vyjádřený v minutách, který chce uživatel dané činnosti každý den věnovat.</w:t>
+      </w:r>
+    </w:p>
+    <w:p>
+      <w:pPr>
+        <w:pStyle w:val="NormalWeb"/>
+        <w:numPr>
+          <w:ilvl w:val="0"/>
+          <w:numId w:val="10"/>
+        </w:numPr>
+      </w:pPr>
+      <w:r>
+        <w:rPr>
+          <w:rStyle w:val="HTMLCode"/>
+          <w:b/>
+          <w:bCs/>
+        </w:rPr>
+        <w:t>timeSpent</w:t>
+      </w:r>
+      <w:r>
+        <w:rPr>
+          <w:b/>
+          <w:bCs/>
+        </w:rPr>
+        <w:t>:</w:t>
+      </w:r>
+      <w:r>
+        <w:t xml:space="preserve"> Aktuálně zaznamenaný strávený čas na dané aktivitě pro daný den. Výchozí hodnota je nastavena na 0 minut.</w:t>
+      </w:r>
+    </w:p>
+    <w:p>
+      <w:pPr>
+        <w:pStyle w:val="NormalWeb"/>
+        <w:numPr>
+          <w:ilvl w:val="0"/>
+          <w:numId w:val="10"/>
+        </w:numPr>
+      </w:pPr>
+      <w:r>
+        <w:rPr>
+          <w:rStyle w:val="HTMLCode"/>
+          <w:b/>
+          <w:bCs/>
+        </w:rPr>
+        <w:t>isArchived</w:t>
+      </w:r>
+      <w:r>
+        <w:rPr>
+          <w:b/>
+          <w:bCs/>
+        </w:rPr>
+        <w:t>:</w:t>
+      </w:r>
+      <w:r>
+        <w:t xml:space="preserve"> </w:t>
+      </w:r>
+      <w:r>
+        <w:t>P</w:t>
+      </w:r>
+      <w:r>
+        <w:t xml:space="preserve">říznak (true/false) sloužící pro měkké mazání (soft delete). Výchozí hodnota je </w:t>
+      </w:r>
+      <w:r>
+        <w:rPr>
+          <w:rStyle w:val="HTMLCode"/>
+        </w:rPr>
+        <w:t>false</w:t>
+      </w:r>
+      <w:r>
+        <w:t xml:space="preserve">. Pokud uživatel návyk ukončí, přepne se na </w:t>
+      </w:r>
+      <w:r>
+        <w:rPr>
+          <w:rStyle w:val="HTMLCode"/>
+        </w:rPr>
+        <w:t>true</w:t>
+      </w:r>
+      <w:r>
+        <w:t xml:space="preserve"> – návyk zmizí z denního přehledu, ale data v databázi zůstanou kvůli statistikám.</w:t>
+      </w:r>
+    </w:p>
+    <w:p>
+      <w:pPr>
+        <w:rPr>
+          <w:lang w:eastAsia="en-GB"/>
+        </w:rPr>
+      </w:pPr>
+    </w:p>
+    <w:p>
+      <w:pPr>
+        <w:pStyle w:val="Heading3"/>
+        <w:rPr>
+          <w:lang w:eastAsia="en-GB"/>
+        </w:rPr>
+      </w:pPr>
+      <w:bookmarkStart w:id="15" w:name="_Toc231036710"/>
+      <w:r>
+        <w:rPr>
+          <w:lang w:eastAsia="en-GB"/>
+        </w:rPr>
+        <w:t>Entita DailyHabitStat</w:t>
+      </w:r>
+      <w:bookmarkEnd w:id="15"/>
+    </w:p>
+    <w:tbl>
+      <w:tblPr>
+        <w:tblStyle w:val="ListTable2-Accent4"/>
+        <w:tblW w:w="9096" w:type="dxa"/>
+        <w:tblLook w:val="04A0" w:firstRow="1" w:lastRow="0" w:firstColumn="1" w:lastColumn="0" w:noHBand="0" w:noVBand="1"/>
+      </w:tblPr>
+      <w:tblGrid>
+        <w:gridCol w:w="2274"/>
+        <w:gridCol w:w="2274"/>
+        <w:gridCol w:w="2274"/>
+        <w:gridCol w:w="2274"/>
+      </w:tblGrid>
+      <w:tr>
+        <w:trPr>
+          <w:cnfStyle w:val="100000000000" w:firstRow="1" w:lastRow="0" w:firstColumn="0" w:lastColumn="0" w:oddVBand="0" w:evenVBand="0" w:oddHBand="0" w:evenHBand="0" w:firstRowFirstColumn="0" w:firstRowLastColumn="0" w:lastRowFirstColumn="0" w:lastRowLastColumn="0"/>
+          <w:trHeight w:val="363"/>
+        </w:trPr>
+        <w:tc>
+          <w:tcPr>
+            <w:cnfStyle w:val="001000000000" w:firstRow="0" w:lastRow="0" w:firstColumn="1" w:lastColumn="0" w:oddVBand="0" w:evenVBand="0" w:oddHBand="0" w:evenHBand="0" w:firstRowFirstColumn="0" w:firstRowLastColumn="0" w:lastRowFirstColumn="0" w:lastRowLastColumn="0"/>
+            <w:tcW w:w="2274" w:type="dxa"/>
+          </w:tcPr>
+          <w:p>
+            <w:pPr>
+              <w:rPr>
+                <w:rFonts w:ascii="Times New Roman" w:hAnsi="Times New Roman" w:cs="Times New Roman"/>
+                <w:lang w:eastAsia="en-GB"/>
+              </w:rPr>
+            </w:pPr>
+            <w:r>
+              <w:rPr>
+                <w:rFonts w:ascii="Times New Roman" w:hAnsi="Times New Roman" w:cs="Times New Roman"/>
+                <w:lang w:eastAsia="en-GB"/>
+              </w:rPr>
+              <w:t>Sloupec</w:t>
+            </w:r>
+          </w:p>
+        </w:tc>
+        <w:tc>
+          <w:tcPr>
+            <w:tcW w:w="2274" w:type="dxa"/>
+          </w:tcPr>
+          <w:p>
+            <w:pPr>
+              <w:cnfStyle w:val="100000000000" w:firstRow="1" w:lastRow="0" w:firstColumn="0" w:lastColumn="0" w:oddVBand="0" w:evenVBand="0" w:oddHBand="0" w:evenHBand="0" w:firstRowFirstColumn="0" w:firstRowLastColumn="0" w:lastRowFirstColumn="0" w:lastRowLastColumn="0"/>
+              <w:rPr>
+                <w:rFonts w:ascii="Times New Roman" w:hAnsi="Times New Roman" w:cs="Times New Roman"/>
+                <w:lang w:val="cs-CZ" w:eastAsia="en-GB"/>
+              </w:rPr>
+            </w:pPr>
+            <w:r>
+              <w:rPr>
+                <w:rFonts w:ascii="Times New Roman" w:hAnsi="Times New Roman" w:cs="Times New Roman"/>
+                <w:lang w:eastAsia="en-GB"/>
+              </w:rPr>
+              <w:t>Klíč</w:t>
+            </w:r>
+          </w:p>
+        </w:tc>
+        <w:tc>
+          <w:tcPr>
+            <w:tcW w:w="2274" w:type="dxa"/>
+          </w:tcPr>
+          <w:p>
+            <w:pPr>
+              <w:cnfStyle w:val="100000000000" w:firstRow="1" w:lastRow="0" w:firstColumn="0" w:lastColumn="0" w:oddVBand="0" w:evenVBand="0" w:oddHBand="0" w:evenHBand="0" w:firstRowFirstColumn="0" w:firstRowLastColumn="0" w:lastRowFirstColumn="0" w:lastRowLastColumn="0"/>
+              <w:rPr>
+                <w:rFonts w:ascii="Times New Roman" w:hAnsi="Times New Roman" w:cs="Times New Roman"/>
+                <w:lang w:eastAsia="en-GB"/>
+              </w:rPr>
+            </w:pPr>
+            <w:r>
+              <w:rPr>
+                <w:rFonts w:ascii="Times New Roman" w:hAnsi="Times New Roman" w:cs="Times New Roman"/>
+                <w:lang w:eastAsia="en-GB"/>
+              </w:rPr>
+              <w:t>Typ</w:t>
+            </w:r>
+          </w:p>
+        </w:tc>
+        <w:tc>
+          <w:tcPr>
+            <w:tcW w:w="2274" w:type="dxa"/>
+          </w:tcPr>
+          <w:p>
+            <w:pPr>
+              <w:cnfStyle w:val="100000000000" w:firstRow="1" w:lastRow="0" w:firstColumn="0" w:lastColumn="0" w:oddVBand="0" w:evenVBand="0" w:oddHBand="0" w:evenHBand="0" w:firstRowFirstColumn="0" w:firstRowLastColumn="0" w:lastRowFirstColumn="0" w:lastRowLastColumn="0"/>
+              <w:rPr>
+                <w:rFonts w:ascii="Times New Roman" w:hAnsi="Times New Roman" w:cs="Times New Roman"/>
+                <w:lang w:eastAsia="en-GB"/>
+              </w:rPr>
+            </w:pPr>
+            <w:r>
+              <w:rPr>
+                <w:rFonts w:ascii="Times New Roman" w:hAnsi="Times New Roman" w:cs="Times New Roman"/>
+                <w:lang w:eastAsia="en-GB"/>
+              </w:rPr>
+              <w:t>Povinné</w:t>
+            </w:r>
+          </w:p>
+        </w:tc>
+      </w:tr>
+      <w:tr>
+        <w:trPr>
+          <w:cnfStyle w:val="000000100000" w:firstRow="0" w:lastRow="0" w:firstColumn="0" w:lastColumn="0" w:oddVBand="0" w:evenVBand="0" w:oddHBand="1" w:evenHBand="0" w:firstRowFirstColumn="0" w:firstRowLastColumn="0" w:lastRowFirstColumn="0" w:lastRowLastColumn="0"/>
+          <w:trHeight w:val="363"/>
+        </w:trPr>
+        <w:tc>
+          <w:tcPr>
+            <w:cnfStyle w:val="001000000000" w:firstRow="0" w:lastRow="0" w:firstColumn="1" w:lastColumn="0" w:oddVBand="0" w:evenVBand="0" w:oddHBand="0" w:evenHBand="0" w:firstRowFirstColumn="0" w:firstRowLastColumn="0" w:lastRowFirstColumn="0" w:lastRowLastColumn="0"/>
+            <w:tcW w:w="2274" w:type="dxa"/>
+          </w:tcPr>
+          <w:p>
+            <w:pPr>
+              <w:rPr>
+                <w:rFonts w:ascii="Times New Roman" w:hAnsi="Times New Roman" w:cs="Times New Roman"/>
+                <w:lang w:eastAsia="en-GB"/>
+              </w:rPr>
+            </w:pPr>
+            <w:r>
+              <w:rPr>
+                <w:rFonts w:ascii="Times New Roman" w:hAnsi="Times New Roman" w:cs="Times New Roman"/>
+                <w:lang w:eastAsia="en-GB"/>
+              </w:rPr>
+              <w:t>id</w:t>
+            </w:r>
+          </w:p>
+        </w:tc>
+        <w:tc>
+          <w:tcPr>
+            <w:tcW w:w="2274" w:type="dxa"/>
+          </w:tcPr>
+          <w:p>
+            <w:pPr>
+              <w:cnfStyle w:val="000000100000" w:firstRow="0" w:lastRow="0" w:firstColumn="0" w:lastColumn="0" w:oddVBand="0" w:evenVBand="0" w:oddHBand="1" w:evenHBand="0" w:firstRowFirstColumn="0" w:firstRowLastColumn="0" w:lastRowFirstColumn="0" w:lastRowLastColumn="0"/>
+              <w:rPr>
+                <w:rFonts w:ascii="Times New Roman" w:hAnsi="Times New Roman" w:cs="Times New Roman"/>
+                <w:lang w:eastAsia="en-GB"/>
+              </w:rPr>
+            </w:pPr>
+            <w:r>
+              <w:rPr>
+                <w:rFonts w:ascii="Times New Roman" w:hAnsi="Times New Roman" w:cs="Times New Roman"/>
+                <w:lang w:eastAsia="en-GB"/>
+              </w:rPr>
+              <w:t>PK</w:t>
+            </w:r>
+          </w:p>
+        </w:tc>
+        <w:tc>
+          <w:tcPr>
+            <w:tcW w:w="2274" w:type="dxa"/>
+          </w:tcPr>
+          <w:p>
+            <w:pPr>
+              <w:cnfStyle w:val="000000100000" w:firstRow="0" w:lastRow="0" w:firstColumn="0" w:lastColumn="0" w:oddVBand="0" w:evenVBand="0" w:oddHBand="1" w:evenHBand="0" w:firstRowFirstColumn="0" w:firstRowLastColumn="0" w:lastRowFirstColumn="0" w:lastRowLastColumn="0"/>
+              <w:rPr>
+                <w:rFonts w:ascii="Times New Roman" w:hAnsi="Times New Roman" w:cs="Times New Roman"/>
+                <w:lang w:eastAsia="en-GB"/>
+              </w:rPr>
+            </w:pPr>
+            <w:r>
+              <w:rPr>
+                <w:rFonts w:ascii="Times New Roman" w:hAnsi="Times New Roman" w:cs="Times New Roman"/>
+                <w:lang w:eastAsia="en-GB"/>
+              </w:rPr>
+              <w:t>INTEGER</w:t>
+            </w:r>
+          </w:p>
+        </w:tc>
+        <w:tc>
+          <w:tcPr>
+            <w:tcW w:w="2274" w:type="dxa"/>
+          </w:tcPr>
+          <w:p>
+            <w:pPr>
+              <w:cnfStyle w:val="000000100000" w:firstRow="0" w:lastRow="0" w:firstColumn="0" w:lastColumn="0" w:oddVBand="0" w:evenVBand="0" w:oddHBand="1" w:evenHBand="0" w:firstRowFirstColumn="0" w:firstRowLastColumn="0" w:lastRowFirstColumn="0" w:lastRowLastColumn="0"/>
+              <w:rPr>
+                <w:rFonts w:ascii="Times New Roman" w:hAnsi="Times New Roman" w:cs="Times New Roman"/>
+                <w:lang w:eastAsia="en-GB"/>
+              </w:rPr>
+            </w:pPr>
+            <w:r>
+              <w:rPr>
+                <w:rFonts w:ascii="Times New Roman" w:hAnsi="Times New Roman" w:cs="Times New Roman"/>
+                <w:lang w:eastAsia="en-GB"/>
+              </w:rPr>
+              <w:t>NOT NULL</w:t>
+            </w:r>
+          </w:p>
+        </w:tc>
+      </w:tr>
+      <w:tr>
+        <w:trPr>
+          <w:trHeight w:val="381"/>
+        </w:trPr>
+        <w:tc>
+          <w:tcPr>
+            <w:cnfStyle w:val="001000000000" w:firstRow="0" w:lastRow="0" w:firstColumn="1" w:lastColumn="0" w:oddVBand="0" w:evenVBand="0" w:oddHBand="0" w:evenHBand="0" w:firstRowFirstColumn="0" w:firstRowLastColumn="0" w:lastRowFirstColumn="0" w:lastRowLastColumn="0"/>
+            <w:tcW w:w="2274" w:type="dxa"/>
+          </w:tcPr>
+          <w:p>
+            <w:pPr>
+              <w:rPr>
+                <w:rFonts w:ascii="Times New Roman" w:hAnsi="Times New Roman" w:cs="Times New Roman"/>
+                <w:lang w:eastAsia="en-GB"/>
+              </w:rPr>
+            </w:pPr>
+            <w:r>
+              <w:rPr>
+                <w:rFonts w:ascii="Times New Roman" w:hAnsi="Times New Roman" w:cs="Times New Roman"/>
+                <w:lang w:eastAsia="en-GB"/>
+              </w:rPr>
+              <w:t>habitId</w:t>
+            </w:r>
+          </w:p>
+        </w:tc>
+        <w:tc>
+          <w:tcPr>
+            <w:tcW w:w="2274" w:type="dxa"/>
+          </w:tcPr>
+          <w:p>
+            <w:pPr>
+              <w:cnfStyle w:val="000000000000" w:firstRow="0" w:lastRow="0" w:firstColumn="0" w:lastColumn="0" w:oddVBand="0" w:evenVBand="0" w:oddHBand="0" w:evenHBand="0" w:firstRowFirstColumn="0" w:firstRowLastColumn="0" w:lastRowFirstColumn="0" w:lastRowLastColumn="0"/>
+              <w:rPr>
+                <w:rFonts w:ascii="Times New Roman" w:hAnsi="Times New Roman" w:cs="Times New Roman"/>
+                <w:lang w:val="cs-CZ" w:eastAsia="en-GB"/>
+              </w:rPr>
+            </w:pPr>
+            <w:r>
+              <w:rPr>
+                <w:rFonts w:ascii="Times New Roman" w:hAnsi="Times New Roman" w:cs="Times New Roman"/>
+                <w:lang w:val="cs-CZ" w:eastAsia="en-GB"/>
+              </w:rPr>
+              <w:t>FK</w:t>
+            </w:r>
+          </w:p>
+        </w:tc>
+        <w:tc>
+          <w:tcPr>
+            <w:tcW w:w="2274" w:type="dxa"/>
+          </w:tcPr>
+          <w:p>
+            <w:pPr>
+              <w:cnfStyle w:val="000000000000" w:firstRow="0" w:lastRow="0" w:firstColumn="0" w:lastColumn="0" w:oddVBand="0" w:evenVBand="0" w:oddHBand="0" w:evenHBand="0" w:firstRowFirstColumn="0" w:firstRowLastColumn="0" w:lastRowFirstColumn="0" w:lastRowLastColumn="0"/>
+              <w:rPr>
+                <w:rFonts w:ascii="Times New Roman" w:hAnsi="Times New Roman" w:cs="Times New Roman"/>
+                <w:lang w:eastAsia="en-GB"/>
+              </w:rPr>
+            </w:pPr>
+            <w:r>
+              <w:rPr>
+                <w:rFonts w:ascii="Times New Roman" w:hAnsi="Times New Roman" w:cs="Times New Roman"/>
+                <w:lang w:eastAsia="en-GB"/>
+              </w:rPr>
+              <w:t>INTEGER</w:t>
+            </w:r>
+          </w:p>
+        </w:tc>
+        <w:tc>
+          <w:tcPr>
+            <w:tcW w:w="2274" w:type="dxa"/>
+          </w:tcPr>
+          <w:p>
+            <w:pPr>
+              <w:cnfStyle w:val="000000000000" w:firstRow="0" w:lastRow="0" w:firstColumn="0" w:lastColumn="0" w:oddVBand="0" w:evenVBand="0" w:oddHBand="0" w:evenHBand="0" w:firstRowFirstColumn="0" w:firstRowLastColumn="0" w:lastRowFirstColumn="0" w:lastRowLastColumn="0"/>
+              <w:rPr>
+                <w:rFonts w:ascii="Times New Roman" w:hAnsi="Times New Roman" w:cs="Times New Roman"/>
+                <w:lang w:eastAsia="en-GB"/>
+              </w:rPr>
+            </w:pPr>
+            <w:r>
+              <w:rPr>
+                <w:rFonts w:ascii="Times New Roman" w:hAnsi="Times New Roman" w:cs="Times New Roman"/>
+                <w:lang w:eastAsia="en-GB"/>
+              </w:rPr>
+              <w:t>NOT NULL</w:t>
+            </w:r>
+          </w:p>
+        </w:tc>
+      </w:tr>
+      <w:tr>
+        <w:trPr>
+          <w:cnfStyle w:val="000000100000" w:firstRow="0" w:lastRow="0" w:firstColumn="0" w:lastColumn="0" w:oddVBand="0" w:evenVBand="0" w:oddHBand="1" w:evenHBand="0" w:firstRowFirstColumn="0" w:firstRowLastColumn="0" w:lastRowFirstColumn="0" w:lastRowLastColumn="0"/>
+          <w:trHeight w:val="363"/>
+        </w:trPr>
+        <w:tc>
+          <w:tcPr>
+            <w:cnfStyle w:val="001000000000" w:firstRow="0" w:lastRow="0" w:firstColumn="1" w:lastColumn="0" w:oddVBand="0" w:evenVBand="0" w:oddHBand="0" w:evenHBand="0" w:firstRowFirstColumn="0" w:firstRowLastColumn="0" w:lastRowFirstColumn="0" w:lastRowLastColumn="0"/>
+            <w:tcW w:w="2274" w:type="dxa"/>
+          </w:tcPr>
+          <w:p>
+            <w:pPr>
+              <w:rPr>
+                <w:rFonts w:ascii="Times New Roman" w:hAnsi="Times New Roman" w:cs="Times New Roman"/>
+                <w:lang w:eastAsia="en-GB"/>
+              </w:rPr>
+            </w:pPr>
+            <w:r>
+              <w:rPr>
+                <w:rFonts w:ascii="Times New Roman" w:hAnsi="Times New Roman" w:cs="Times New Roman"/>
+                <w:lang w:eastAsia="en-GB"/>
+              </w:rPr>
+              <w:t>date</w:t>
+            </w:r>
+          </w:p>
+        </w:tc>
+        <w:tc>
+          <w:tcPr>
+            <w:tcW w:w="2274" w:type="dxa"/>
+          </w:tcPr>
+          <w:p>
+            <w:pPr>
+              <w:cnfStyle w:val="000000100000" w:firstRow="0" w:lastRow="0" w:firstColumn="0" w:lastColumn="0" w:oddVBand="0" w:evenVBand="0" w:oddHBand="1" w:evenHBand="0" w:firstRowFirstColumn="0" w:firstRowLastColumn="0" w:lastRowFirstColumn="0" w:lastRowLastColumn="0"/>
+              <w:rPr>
+                <w:rFonts w:ascii="Times New Roman" w:hAnsi="Times New Roman" w:cs="Times New Roman"/>
+                <w:lang w:eastAsia="en-GB"/>
+              </w:rPr>
+            </w:pPr>
+            <w:r>
+              <w:rPr>
+                <w:rFonts w:ascii="Times New Roman" w:hAnsi="Times New Roman" w:cs="Times New Roman"/>
+                <w:lang w:val="cs-CZ" w:eastAsia="en-GB"/>
+              </w:rPr>
+              <w:t>-</w:t>
+            </w:r>
+          </w:p>
+        </w:tc>
+        <w:tc>
+          <w:tcPr>
+            <w:tcW w:w="2274" w:type="dxa"/>
+          </w:tcPr>
+          <w:p>
+            <w:pPr>
+              <w:cnfStyle w:val="000000100000" w:firstRow="0" w:lastRow="0" w:firstColumn="0" w:lastColumn="0" w:oddVBand="0" w:evenVBand="0" w:oddHBand="1" w:evenHBand="0" w:firstRowFirstColumn="0" w:firstRowLastColumn="0" w:lastRowFirstColumn="0" w:lastRowLastColumn="0"/>
+              <w:rPr>
+                <w:rFonts w:ascii="Times New Roman" w:hAnsi="Times New Roman" w:cs="Times New Roman"/>
+                <w:lang w:eastAsia="en-GB"/>
+              </w:rPr>
+            </w:pPr>
+            <w:r>
+              <w:rPr>
+                <w:rFonts w:ascii="Times New Roman" w:hAnsi="Times New Roman" w:cs="Times New Roman"/>
+                <w:lang w:eastAsia="en-GB"/>
+              </w:rPr>
+              <w:t>TIMESTAMP</w:t>
+            </w:r>
+          </w:p>
+        </w:tc>
+        <w:tc>
+          <w:tcPr>
+            <w:tcW w:w="2274" w:type="dxa"/>
+          </w:tcPr>
+          <w:p>
+            <w:pPr>
+              <w:cnfStyle w:val="000000100000" w:firstRow="0" w:lastRow="0" w:firstColumn="0" w:lastColumn="0" w:oddVBand="0" w:evenVBand="0" w:oddHBand="1" w:evenHBand="0" w:firstRowFirstColumn="0" w:firstRowLastColumn="0" w:lastRowFirstColumn="0" w:lastRowLastColumn="0"/>
+              <w:rPr>
+                <w:rFonts w:ascii="Times New Roman" w:hAnsi="Times New Roman" w:cs="Times New Roman"/>
+                <w:lang w:eastAsia="en-GB"/>
+              </w:rPr>
+            </w:pPr>
+            <w:r>
+              <w:rPr>
+                <w:rFonts w:ascii="Times New Roman" w:hAnsi="Times New Roman" w:cs="Times New Roman"/>
+                <w:lang w:eastAsia="en-GB"/>
+              </w:rPr>
+              <w:t>NOT NULL</w:t>
+            </w:r>
+          </w:p>
+        </w:tc>
+      </w:tr>
+      <w:tr>
+        <w:trPr>
+          <w:trHeight w:val="363"/>
+        </w:trPr>
+        <w:tc>
+          <w:tcPr>
+            <w:cnfStyle w:val="001000000000" w:firstRow="0" w:lastRow="0" w:firstColumn="1" w:lastColumn="0" w:oddVBand="0" w:evenVBand="0" w:oddHBand="0" w:evenHBand="0" w:firstRowFirstColumn="0" w:firstRowLastColumn="0" w:lastRowFirstColumn="0" w:lastRowLastColumn="0"/>
+            <w:tcW w:w="2274" w:type="dxa"/>
+          </w:tcPr>
+          <w:p>
+            <w:pPr>
+              <w:rPr>
+                <w:rFonts w:ascii="Times New Roman" w:hAnsi="Times New Roman" w:cs="Times New Roman"/>
+                <w:lang w:eastAsia="en-GB"/>
+              </w:rPr>
+            </w:pPr>
+            <w:r>
+              <w:rPr>
+                <w:rFonts w:ascii="Times New Roman" w:hAnsi="Times New Roman" w:cs="Times New Roman"/>
+                <w:lang w:eastAsia="en-GB"/>
+              </w:rPr>
+              <w:t>completed</w:t>
+            </w:r>
+          </w:p>
+        </w:tc>
+        <w:tc>
+          <w:tcPr>
+            <w:tcW w:w="2274" w:type="dxa"/>
+          </w:tcPr>
+          <w:p>
+            <w:pPr>
+              <w:cnfStyle w:val="000000000000" w:firstRow="0" w:lastRow="0" w:firstColumn="0" w:lastColumn="0" w:oddVBand="0" w:evenVBand="0" w:oddHBand="0" w:evenHBand="0" w:firstRowFirstColumn="0" w:firstRowLastColumn="0" w:lastRowFirstColumn="0" w:lastRowLastColumn="0"/>
+              <w:rPr>
+                <w:rFonts w:ascii="Times New Roman" w:hAnsi="Times New Roman" w:cs="Times New Roman"/>
+                <w:lang w:val="cs-CZ" w:eastAsia="en-GB"/>
+              </w:rPr>
+            </w:pPr>
+            <w:r>
+              <w:rPr>
+                <w:rFonts w:ascii="Times New Roman" w:hAnsi="Times New Roman" w:cs="Times New Roman"/>
+                <w:lang w:val="cs-CZ" w:eastAsia="en-GB"/>
+              </w:rPr>
+              <w:t>-</w:t>
+            </w:r>
+          </w:p>
+        </w:tc>
+        <w:tc>
+          <w:tcPr>
+            <w:tcW w:w="2274" w:type="dxa"/>
+          </w:tcPr>
+          <w:p>
+            <w:pPr>
+              <w:cnfStyle w:val="000000000000" w:firstRow="0" w:lastRow="0" w:firstColumn="0" w:lastColumn="0" w:oddVBand="0" w:evenVBand="0" w:oddHBand="0" w:evenHBand="0" w:firstRowFirstColumn="0" w:firstRowLastColumn="0" w:lastRowFirstColumn="0" w:lastRowLastColumn="0"/>
+              <w:rPr>
+                <w:rFonts w:ascii="Times New Roman" w:hAnsi="Times New Roman" w:cs="Times New Roman"/>
+                <w:lang w:eastAsia="en-GB"/>
+              </w:rPr>
+            </w:pPr>
+            <w:r>
+              <w:rPr>
+                <w:rFonts w:ascii="Times New Roman" w:hAnsi="Times New Roman" w:cs="Times New Roman"/>
+                <w:lang w:eastAsia="en-GB"/>
+              </w:rPr>
+              <w:t>BOOLEAN</w:t>
+            </w:r>
+          </w:p>
+        </w:tc>
+        <w:tc>
+          <w:tcPr>
+            <w:tcW w:w="2274" w:type="dxa"/>
+          </w:tcPr>
+          <w:p>
+            <w:pPr>
+              <w:cnfStyle w:val="000000000000" w:firstRow="0" w:lastRow="0" w:firstColumn="0" w:lastColumn="0" w:oddVBand="0" w:evenVBand="0" w:oddHBand="0" w:evenHBand="0" w:firstRowFirstColumn="0" w:firstRowLastColumn="0" w:lastRowFirstColumn="0" w:lastRowLastColumn="0"/>
+              <w:rPr>
+                <w:rFonts w:ascii="Times New Roman" w:hAnsi="Times New Roman" w:cs="Times New Roman"/>
+                <w:lang w:eastAsia="en-GB"/>
+              </w:rPr>
+            </w:pPr>
+            <w:r>
+              <w:rPr>
+                <w:rFonts w:ascii="Times New Roman" w:hAnsi="Times New Roman" w:cs="Times New Roman"/>
+                <w:lang w:eastAsia="en-GB"/>
+              </w:rPr>
+              <w:t>NOT NULL</w:t>
+            </w:r>
+          </w:p>
+        </w:tc>
+      </w:tr>
+      <w:tr>
+        <w:trPr>
+          <w:cnfStyle w:val="000000100000" w:firstRow="0" w:lastRow="0" w:firstColumn="0" w:lastColumn="0" w:oddVBand="0" w:evenVBand="0" w:oddHBand="1" w:evenHBand="0" w:firstRowFirstColumn="0" w:firstRowLastColumn="0" w:lastRowFirstColumn="0" w:lastRowLastColumn="0"/>
+          <w:trHeight w:val="363"/>
+        </w:trPr>
+        <w:tc>
+          <w:tcPr>
+            <w:cnfStyle w:val="001000000000" w:firstRow="0" w:lastRow="0" w:firstColumn="1" w:lastColumn="0" w:oddVBand="0" w:evenVBand="0" w:oddHBand="0" w:evenHBand="0" w:firstRowFirstColumn="0" w:firstRowLastColumn="0" w:lastRowFirstColumn="0" w:lastRowLastColumn="0"/>
+            <w:tcW w:w="2274" w:type="dxa"/>
+            <w:vAlign w:val="center"/>
+          </w:tcPr>
+          <w:p>
+            <w:pPr>
+              <w:rPr>
+                <w:rFonts w:ascii="Times New Roman" w:hAnsi="Times New Roman" w:cs="Times New Roman"/>
+                <w:lang w:eastAsia="en-GB"/>
+              </w:rPr>
+            </w:pPr>
+            <w:r>
+              <w:rPr>
+                <w:rFonts w:ascii="Times New Roman" w:hAnsi="Times New Roman" w:cs="Times New Roman"/>
+                <w:lang w:eastAsia="en-GB"/>
+              </w:rPr>
+              <w:t>streakC</w:t>
+            </w:r>
+          </w:p>
+        </w:tc>
+        <w:tc>
+          <w:tcPr>
+            <w:tcW w:w="2274" w:type="dxa"/>
+            <w:vAlign w:val="center"/>
+          </w:tcPr>
+          <w:p>
+            <w:pPr>
+              <w:cnfStyle w:val="000000100000" w:firstRow="0" w:lastRow="0" w:firstColumn="0" w:lastColumn="0" w:oddVBand="0" w:evenVBand="0" w:oddHBand="1" w:evenHBand="0" w:firstRowFirstColumn="0" w:firstRowLastColumn="0" w:lastRowFirstColumn="0" w:lastRowLastColumn="0"/>
+              <w:rPr>
+                <w:rFonts w:ascii="Times New Roman" w:hAnsi="Times New Roman" w:cs="Times New Roman"/>
+                <w:lang w:val="cs-CZ" w:eastAsia="en-GB"/>
+              </w:rPr>
+            </w:pPr>
+            <w:r>
+              <w:rPr>
+                <w:rFonts w:ascii="Times New Roman" w:hAnsi="Times New Roman" w:cs="Times New Roman"/>
+                <w:lang w:val="cs-CZ" w:eastAsia="en-GB"/>
+              </w:rPr>
+              <w:t>-</w:t>
+            </w:r>
+          </w:p>
+        </w:tc>
+        <w:tc>
+          <w:tcPr>
+            <w:tcW w:w="2274" w:type="dxa"/>
+            <w:vAlign w:val="center"/>
+          </w:tcPr>
+          <w:p>
+            <w:pPr>
+              <w:cnfStyle w:val="000000100000" w:firstRow="0" w:lastRow="0" w:firstColumn="0" w:lastColumn="0" w:oddVBand="0" w:evenVBand="0" w:oddHBand="1" w:evenHBand="0" w:firstRowFirstColumn="0" w:firstRowLastColumn="0" w:lastRowFirstColumn="0" w:lastRowLastColumn="0"/>
+              <w:rPr>
+                <w:rFonts w:ascii="Times New Roman" w:hAnsi="Times New Roman" w:cs="Times New Roman"/>
+                <w:lang w:eastAsia="en-GB"/>
+              </w:rPr>
+            </w:pPr>
+            <w:r>
+              <w:rPr>
+                <w:rFonts w:ascii="Times New Roman" w:hAnsi="Times New Roman" w:cs="Times New Roman"/>
+                <w:lang w:eastAsia="en-GB"/>
+              </w:rPr>
+              <w:t>INTEGER</w:t>
+            </w:r>
+          </w:p>
+        </w:tc>
+        <w:tc>
+          <w:tcPr>
+            <w:tcW w:w="2274" w:type="dxa"/>
+            <w:vAlign w:val="center"/>
+          </w:tcPr>
+          <w:p>
+            <w:pPr>
+              <w:cnfStyle w:val="000000100000" w:firstRow="0" w:lastRow="0" w:firstColumn="0" w:lastColumn="0" w:oddVBand="0" w:evenVBand="0" w:oddHBand="1" w:evenHBand="0" w:firstRowFirstColumn="0" w:firstRowLastColumn="0" w:lastRowFirstColumn="0" w:lastRowLastColumn="0"/>
+              <w:rPr>
+                <w:rFonts w:ascii="Times New Roman" w:hAnsi="Times New Roman" w:cs="Times New Roman"/>
+                <w:lang w:eastAsia="en-GB"/>
+              </w:rPr>
+            </w:pPr>
+            <w:r>
+              <w:rPr>
+                <w:rFonts w:ascii="Times New Roman" w:hAnsi="Times New Roman" w:cs="Times New Roman"/>
+                <w:lang w:eastAsia="en-GB"/>
+              </w:rPr>
+              <w:t>NOT NULL</w:t>
+            </w:r>
+            <w:r>
+              <w:rPr>
+                <w:rFonts w:ascii="Times New Roman" w:hAnsi="Times New Roman" w:cs="Times New Roman"/>
+                <w:lang w:eastAsia="en-GB"/>
+              </w:rPr>
+              <w:t xml:space="preserve"> </w:t>
+            </w:r>
+            <w:r>
+              <w:rPr>
+                <w:rFonts w:ascii="Times New Roman" w:hAnsi="Times New Roman" w:cs="Times New Roman"/>
+                <w:lang w:eastAsia="en-GB"/>
+              </w:rPr>
+              <w:t>(Default: 0)</w:t>
+            </w:r>
+          </w:p>
+        </w:tc>
+      </w:tr>
+      <w:tr>
+        <w:trPr>
+          <w:trHeight w:val="363"/>
+        </w:trPr>
+        <w:tc>
+          <w:tcPr>
+            <w:cnfStyle w:val="001000000000" w:firstRow="0" w:lastRow="0" w:firstColumn="1" w:lastColumn="0" w:oddVBand="0" w:evenVBand="0" w:oddHBand="0" w:evenHBand="0" w:firstRowFirstColumn="0" w:firstRowLastColumn="0" w:lastRowFirstColumn="0" w:lastRowLastColumn="0"/>
+            <w:tcW w:w="2274" w:type="dxa"/>
+            <w:vAlign w:val="center"/>
+          </w:tcPr>
+          <w:p>
+            <w:pPr>
+              <w:rPr>
+                <w:rFonts w:ascii="Times New Roman" w:hAnsi="Times New Roman" w:cs="Times New Roman"/>
+                <w:lang w:eastAsia="en-GB"/>
+              </w:rPr>
+            </w:pPr>
+            <w:r>
+              <w:rPr>
+                <w:rFonts w:ascii="Times New Roman" w:hAnsi="Times New Roman" w:cs="Times New Roman"/>
+                <w:lang w:eastAsia="en-GB"/>
+              </w:rPr>
+              <w:t>streakL</w:t>
+            </w:r>
+          </w:p>
+        </w:tc>
+        <w:tc>
+          <w:tcPr>
+            <w:tcW w:w="2274" w:type="dxa"/>
+            <w:vAlign w:val="center"/>
+          </w:tcPr>
+          <w:p>
+            <w:pPr>
+              <w:cnfStyle w:val="000000000000" w:firstRow="0" w:lastRow="0" w:firstColumn="0" w:lastColumn="0" w:oddVBand="0" w:evenVBand="0" w:oddHBand="0" w:evenHBand="0" w:firstRowFirstColumn="0" w:firstRowLastColumn="0" w:lastRowFirstColumn="0" w:lastRowLastColumn="0"/>
+              <w:rPr>
+                <w:rFonts w:ascii="Times New Roman" w:hAnsi="Times New Roman" w:cs="Times New Roman"/>
+                <w:lang w:val="cs-CZ" w:eastAsia="en-GB"/>
+              </w:rPr>
+            </w:pPr>
+            <w:r>
+              <w:rPr>
+                <w:rFonts w:ascii="Times New Roman" w:hAnsi="Times New Roman" w:cs="Times New Roman"/>
+                <w:lang w:val="cs-CZ" w:eastAsia="en-GB"/>
+              </w:rPr>
+              <w:t>-</w:t>
+            </w:r>
+          </w:p>
+        </w:tc>
+        <w:tc>
+          <w:tcPr>
+            <w:tcW w:w="2274" w:type="dxa"/>
+            <w:vAlign w:val="center"/>
+          </w:tcPr>
+          <w:p>
+            <w:pPr>
+              <w:cnfStyle w:val="000000000000" w:firstRow="0" w:lastRow="0" w:firstColumn="0" w:lastColumn="0" w:oddVBand="0" w:evenVBand="0" w:oddHBand="0" w:evenHBand="0" w:firstRowFirstColumn="0" w:firstRowLastColumn="0" w:lastRowFirstColumn="0" w:lastRowLastColumn="0"/>
+              <w:rPr>
+                <w:rFonts w:ascii="Times New Roman" w:hAnsi="Times New Roman" w:cs="Times New Roman"/>
+                <w:lang w:eastAsia="en-GB"/>
+              </w:rPr>
+            </w:pPr>
+            <w:r>
+              <w:rPr>
+                <w:rFonts w:ascii="Times New Roman" w:hAnsi="Times New Roman" w:cs="Times New Roman"/>
+                <w:lang w:eastAsia="en-GB"/>
+              </w:rPr>
+              <w:t>INTEGER</w:t>
+            </w:r>
+          </w:p>
+        </w:tc>
+        <w:tc>
+          <w:tcPr>
+            <w:tcW w:w="2274" w:type="dxa"/>
+            <w:vAlign w:val="center"/>
+          </w:tcPr>
+          <w:p>
+            <w:pPr>
+              <w:cnfStyle w:val="000000000000" w:firstRow="0" w:lastRow="0" w:firstColumn="0" w:lastColumn="0" w:oddVBand="0" w:evenVBand="0" w:oddHBand="0" w:evenHBand="0" w:firstRowFirstColumn="0" w:firstRowLastColumn="0" w:lastRowFirstColumn="0" w:lastRowLastColumn="0"/>
+              <w:rPr>
+                <w:rFonts w:ascii="Times New Roman" w:hAnsi="Times New Roman" w:cs="Times New Roman"/>
+                <w:lang w:eastAsia="en-GB"/>
+              </w:rPr>
+            </w:pPr>
+            <w:r>
+              <w:rPr>
+                <w:rFonts w:ascii="Times New Roman" w:hAnsi="Times New Roman" w:cs="Times New Roman"/>
+                <w:lang w:eastAsia="en-GB"/>
+              </w:rPr>
+              <w:t>NOT NULL (Default: 0)</w:t>
+            </w:r>
+          </w:p>
+        </w:tc>
+      </w:tr>
+    </w:tbl>
+    <w:p>
+      <w:pPr>
+        <w:rPr>
+          <w:lang w:eastAsia="en-GB"/>
+        </w:rPr>
+      </w:pPr>
+    </w:p>
+    <w:p>
+      <w:pPr>
+        <w:pStyle w:val="NormalWeb"/>
+      </w:pPr>
+      <w:r>
+        <w:rPr>
+          <w:b/>
+          <w:bCs/>
+        </w:rPr>
+        <w:t>Podrobný popis vlastností:</w:t>
+      </w:r>
+    </w:p>
+    <w:p>
+      <w:pPr>
+        <w:pStyle w:val="NormalWeb"/>
+        <w:numPr>
+          <w:ilvl w:val="0"/>
+          <w:numId w:val="11"/>
+        </w:numPr>
+      </w:pPr>
+      <w:r>
+        <w:rPr>
+          <w:rStyle w:val="HTMLCode"/>
+          <w:b/>
+          <w:bCs/>
+        </w:rPr>
+        <w:t>id</w:t>
+      </w:r>
+      <w:r>
+        <w:rPr>
+          <w:b/>
+          <w:bCs/>
+        </w:rPr>
+        <w:t>:</w:t>
+      </w:r>
+      <w:r>
+        <w:t xml:space="preserve"> Hlavní identifikační klíč (primární klíč) typu INTEGER</w:t>
+      </w:r>
+      <w:r>
+        <w:t>.</w:t>
+      </w:r>
+    </w:p>
+    <w:p>
+      <w:pPr>
+        <w:pStyle w:val="NormalWeb"/>
+        <w:numPr>
+          <w:ilvl w:val="0"/>
+          <w:numId w:val="11"/>
+        </w:numPr>
+      </w:pPr>
+      <w:r>
+        <w:rPr>
+          <w:rStyle w:val="HTMLCode"/>
+          <w:b/>
+          <w:bCs/>
+        </w:rPr>
+        <w:t>habitId</w:t>
+      </w:r>
+      <w:r>
+        <w:rPr>
+          <w:b/>
+          <w:bCs/>
+        </w:rPr>
+        <w:t>:</w:t>
+      </w:r>
+      <w:r>
+        <w:t xml:space="preserve"> Cizí klíč (Foreign Key), který propojuje tuto statistiku s konkrétním návykem z tabulky </w:t>
+      </w:r>
+      <w:r>
+        <w:rPr>
+          <w:rStyle w:val="HTMLCode"/>
+        </w:rPr>
+        <w:t>DailyHabit</w:t>
+      </w:r>
+      <w:r>
+        <w:t>.</w:t>
+      </w:r>
+    </w:p>
+    <w:p>
+      <w:pPr>
+        <w:pStyle w:val="NormalWeb"/>
+        <w:numPr>
+          <w:ilvl w:val="0"/>
+          <w:numId w:val="11"/>
+        </w:numPr>
+      </w:pPr>
+      <w:r>
+        <w:rPr>
+          <w:rStyle w:val="HTMLCode"/>
+          <w:b/>
+          <w:bCs/>
+        </w:rPr>
+        <w:t>date</w:t>
+      </w:r>
+      <w:r>
+        <w:rPr>
+          <w:b/>
+          <w:bCs/>
+        </w:rPr>
+        <w:t>:</w:t>
+      </w:r>
+      <w:r>
+        <w:t xml:space="preserve"> Časové razítko, které zaznamenává den, ke kterému se daná statistika plnění </w:t>
+      </w:r>
+      <w:r>
+        <w:t>vz</w:t>
+      </w:r>
+      <w:r>
+        <w:t>tahuje.</w:t>
+      </w:r>
+    </w:p>
+    <w:p>
+      <w:pPr>
+        <w:pStyle w:val="NormalWeb"/>
+        <w:numPr>
+          <w:ilvl w:val="0"/>
+          <w:numId w:val="11"/>
+        </w:numPr>
+      </w:pPr>
+      <w:r>
+        <w:rPr>
+          <w:rStyle w:val="HTMLCode"/>
+          <w:b/>
+          <w:bCs/>
+        </w:rPr>
+        <w:t>completed</w:t>
+      </w:r>
+      <w:r>
+        <w:rPr>
+          <w:b/>
+          <w:bCs/>
+        </w:rPr>
+        <w:t>:</w:t>
+      </w:r>
+      <w:r>
+        <w:t xml:space="preserve"> hodnota (true/false) určující, zda uživatel v daný den návyk úspěšně splnil</w:t>
+      </w:r>
+      <w:r>
+        <w:t>.</w:t>
+      </w:r>
+    </w:p>
+    <w:p>
+      <w:pPr>
+        <w:pStyle w:val="NormalWeb"/>
+        <w:numPr>
+          <w:ilvl w:val="0"/>
+          <w:numId w:val="11"/>
+        </w:numPr>
+      </w:pPr>
+      <w:r>
+        <w:rPr>
+          <w:rStyle w:val="HTMLCode"/>
+          <w:b/>
+          <w:bCs/>
+        </w:rPr>
+        <w:t>streakC</w:t>
+      </w:r>
+      <w:r>
+        <w:rPr>
+          <w:b/>
+          <w:bCs/>
+        </w:rPr>
+        <w:t xml:space="preserve"> (Current Streak):</w:t>
+      </w:r>
+      <w:r>
+        <w:t xml:space="preserve"> Aktuální nepřerušená série dní v řadě, kdy byl návyk splněn. Výchozí hodnota začíná na 0.</w:t>
+      </w:r>
+    </w:p>
+    <w:p>
+      <w:pPr>
+        <w:pStyle w:val="NormalWeb"/>
+        <w:numPr>
+          <w:ilvl w:val="0"/>
+          <w:numId w:val="11"/>
+        </w:numPr>
+      </w:pPr>
+      <w:r>
+        <w:rPr>
+          <w:rStyle w:val="HTMLCode"/>
+          <w:b/>
+          <w:bCs/>
+        </w:rPr>
+        <w:t>streakL</w:t>
+      </w:r>
+      <w:r>
+        <w:rPr>
+          <w:b/>
+          <w:bCs/>
+        </w:rPr>
+        <w:t xml:space="preserve"> (Longest Streak):</w:t>
+      </w:r>
+      <w:r>
+        <w:t xml:space="preserve"> Historicky nejdelší série dní v řadě, které uživatel u tohoto návyku dosáhl. Výchozí hodnota je 0.</w:t>
+      </w:r>
+    </w:p>
+    <w:p>
+      <w:pPr>
+        <w:rPr>
+          <w:lang w:eastAsia="en-GB"/>
+        </w:rPr>
+      </w:pPr>
+    </w:p>
+    <w:p>
+      <w:pPr>
+        <w:pStyle w:val="Heading3"/>
+        <w:rPr>
+          <w:lang w:eastAsia="en-GB"/>
+        </w:rPr>
+      </w:pPr>
+      <w:bookmarkStart w:id="16" w:name="_Toc231036711"/>
+      <w:r>
+        <w:rPr>
+          <w:lang w:eastAsia="en-GB"/>
+        </w:rPr>
+        <w:t>Entita WeeklyHabit</w:t>
+      </w:r>
+      <w:bookmarkEnd w:id="16"/>
+    </w:p>
+    <w:tbl>
+      <w:tblPr>
+        <w:tblStyle w:val="ListTable2-Accent4"/>
+        <w:tblW w:w="9096" w:type="dxa"/>
+        <w:tblLook w:val="04A0" w:firstRow="1" w:lastRow="0" w:firstColumn="1" w:lastColumn="0" w:noHBand="0" w:noVBand="1"/>
+      </w:tblPr>
+      <w:tblGrid>
+        <w:gridCol w:w="2274"/>
+        <w:gridCol w:w="2274"/>
+        <w:gridCol w:w="2274"/>
+        <w:gridCol w:w="2274"/>
+      </w:tblGrid>
+      <w:tr>
+        <w:trPr>
+          <w:cnfStyle w:val="100000000000" w:firstRow="1" w:lastRow="0" w:firstColumn="0" w:lastColumn="0" w:oddVBand="0" w:evenVBand="0" w:oddHBand="0" w:evenHBand="0" w:firstRowFirstColumn="0" w:firstRowLastColumn="0" w:lastRowFirstColumn="0" w:lastRowLastColumn="0"/>
+          <w:trHeight w:val="363"/>
+        </w:trPr>
+        <w:tc>
+          <w:tcPr>
+            <w:cnfStyle w:val="001000000000" w:firstRow="0" w:lastRow="0" w:firstColumn="1" w:lastColumn="0" w:oddVBand="0" w:evenVBand="0" w:oddHBand="0" w:evenHBand="0" w:firstRowFirstColumn="0" w:firstRowLastColumn="0" w:lastRowFirstColumn="0" w:lastRowLastColumn="0"/>
+            <w:tcW w:w="2274" w:type="dxa"/>
+          </w:tcPr>
+          <w:p>
+            <w:pPr>
+              <w:rPr>
+                <w:rFonts w:ascii="Times New Roman" w:hAnsi="Times New Roman" w:cs="Times New Roman"/>
+                <w:lang w:eastAsia="en-GB"/>
+              </w:rPr>
+            </w:pPr>
+            <w:r>
+              <w:rPr>
+                <w:rFonts w:ascii="Times New Roman" w:hAnsi="Times New Roman" w:cs="Times New Roman"/>
+                <w:lang w:eastAsia="en-GB"/>
+              </w:rPr>
+              <w:t>Sloupec</w:t>
+            </w:r>
+          </w:p>
+        </w:tc>
+        <w:tc>
+          <w:tcPr>
+            <w:tcW w:w="2274" w:type="dxa"/>
+          </w:tcPr>
+          <w:p>
+            <w:pPr>
+              <w:cnfStyle w:val="100000000000" w:firstRow="1" w:lastRow="0" w:firstColumn="0" w:lastColumn="0" w:oddVBand="0" w:evenVBand="0" w:oddHBand="0" w:evenHBand="0" w:firstRowFirstColumn="0" w:firstRowLastColumn="0" w:lastRowFirstColumn="0" w:lastRowLastColumn="0"/>
+              <w:rPr>
+                <w:rFonts w:ascii="Times New Roman" w:hAnsi="Times New Roman" w:cs="Times New Roman"/>
+                <w:lang w:val="cs-CZ" w:eastAsia="en-GB"/>
+              </w:rPr>
+            </w:pPr>
+            <w:r>
+              <w:rPr>
+                <w:rFonts w:ascii="Times New Roman" w:hAnsi="Times New Roman" w:cs="Times New Roman"/>
+                <w:lang w:eastAsia="en-GB"/>
+              </w:rPr>
+              <w:t>Klíč</w:t>
+            </w:r>
+          </w:p>
+        </w:tc>
+        <w:tc>
+          <w:tcPr>
+            <w:tcW w:w="2274" w:type="dxa"/>
+          </w:tcPr>
+          <w:p>
+            <w:pPr>
+              <w:cnfStyle w:val="100000000000" w:firstRow="1" w:lastRow="0" w:firstColumn="0" w:lastColumn="0" w:oddVBand="0" w:evenVBand="0" w:oddHBand="0" w:evenHBand="0" w:firstRowFirstColumn="0" w:firstRowLastColumn="0" w:lastRowFirstColumn="0" w:lastRowLastColumn="0"/>
+              <w:rPr>
+                <w:rFonts w:ascii="Times New Roman" w:hAnsi="Times New Roman" w:cs="Times New Roman"/>
+                <w:lang w:eastAsia="en-GB"/>
+              </w:rPr>
+            </w:pPr>
+            <w:r>
+              <w:rPr>
+                <w:rFonts w:ascii="Times New Roman" w:hAnsi="Times New Roman" w:cs="Times New Roman"/>
+                <w:lang w:eastAsia="en-GB"/>
+              </w:rPr>
+              <w:t>Typ</w:t>
+            </w:r>
+          </w:p>
+        </w:tc>
+        <w:tc>
+          <w:tcPr>
+            <w:tcW w:w="2274" w:type="dxa"/>
+          </w:tcPr>
+          <w:p>
+            <w:pPr>
+              <w:cnfStyle w:val="100000000000" w:firstRow="1" w:lastRow="0" w:firstColumn="0" w:lastColumn="0" w:oddVBand="0" w:evenVBand="0" w:oddHBand="0" w:evenHBand="0" w:firstRowFirstColumn="0" w:firstRowLastColumn="0" w:lastRowFirstColumn="0" w:lastRowLastColumn="0"/>
+              <w:rPr>
+                <w:rFonts w:ascii="Times New Roman" w:hAnsi="Times New Roman" w:cs="Times New Roman"/>
+                <w:lang w:eastAsia="en-GB"/>
+              </w:rPr>
+            </w:pPr>
+            <w:r>
+              <w:rPr>
+                <w:rFonts w:ascii="Times New Roman" w:hAnsi="Times New Roman" w:cs="Times New Roman"/>
+                <w:lang w:eastAsia="en-GB"/>
+              </w:rPr>
+              <w:t>Povinné</w:t>
+            </w:r>
+          </w:p>
+        </w:tc>
+      </w:tr>
+      <w:tr>
+        <w:trPr>
+          <w:cnfStyle w:val="000000100000" w:firstRow="0" w:lastRow="0" w:firstColumn="0" w:lastColumn="0" w:oddVBand="0" w:evenVBand="0" w:oddHBand="1" w:evenHBand="0" w:firstRowFirstColumn="0" w:firstRowLastColumn="0" w:lastRowFirstColumn="0" w:lastRowLastColumn="0"/>
+          <w:trHeight w:val="363"/>
+        </w:trPr>
+        <w:tc>
+          <w:tcPr>
+            <w:cnfStyle w:val="001000000000" w:firstRow="0" w:lastRow="0" w:firstColumn="1" w:lastColumn="0" w:oddVBand="0" w:evenVBand="0" w:oddHBand="0" w:evenHBand="0" w:firstRowFirstColumn="0" w:firstRowLastColumn="0" w:lastRowFirstColumn="0" w:lastRowLastColumn="0"/>
+            <w:tcW w:w="2274" w:type="dxa"/>
+          </w:tcPr>
+          <w:p>
+            <w:pPr>
+              <w:rPr>
+                <w:rFonts w:ascii="Times New Roman" w:hAnsi="Times New Roman" w:cs="Times New Roman"/>
+                <w:lang w:eastAsia="en-GB"/>
+              </w:rPr>
+            </w:pPr>
+            <w:r>
+              <w:rPr>
+                <w:rFonts w:ascii="Times New Roman" w:hAnsi="Times New Roman" w:cs="Times New Roman"/>
+                <w:lang w:eastAsia="en-GB"/>
+              </w:rPr>
+              <w:t>id</w:t>
+            </w:r>
+          </w:p>
+        </w:tc>
+        <w:tc>
+          <w:tcPr>
+            <w:tcW w:w="2274" w:type="dxa"/>
+          </w:tcPr>
+          <w:p>
+            <w:pPr>
+              <w:cnfStyle w:val="000000100000" w:firstRow="0" w:lastRow="0" w:firstColumn="0" w:lastColumn="0" w:oddVBand="0" w:evenVBand="0" w:oddHBand="1" w:evenHBand="0" w:firstRowFirstColumn="0" w:firstRowLastColumn="0" w:lastRowFirstColumn="0" w:lastRowLastColumn="0"/>
+              <w:rPr>
+                <w:rFonts w:ascii="Times New Roman" w:hAnsi="Times New Roman" w:cs="Times New Roman"/>
+                <w:lang w:eastAsia="en-GB"/>
+              </w:rPr>
+            </w:pPr>
+            <w:r>
+              <w:rPr>
+                <w:rFonts w:ascii="Times New Roman" w:hAnsi="Times New Roman" w:cs="Times New Roman"/>
+                <w:lang w:eastAsia="en-GB"/>
+              </w:rPr>
+              <w:t>PK</w:t>
+            </w:r>
+          </w:p>
+        </w:tc>
+        <w:tc>
+          <w:tcPr>
+            <w:tcW w:w="2274" w:type="dxa"/>
+          </w:tcPr>
+          <w:p>
+            <w:pPr>
+              <w:cnfStyle w:val="000000100000" w:firstRow="0" w:lastRow="0" w:firstColumn="0" w:lastColumn="0" w:oddVBand="0" w:evenVBand="0" w:oddHBand="1" w:evenHBand="0" w:firstRowFirstColumn="0" w:firstRowLastColumn="0" w:lastRowFirstColumn="0" w:lastRowLastColumn="0"/>
+              <w:rPr>
+                <w:rFonts w:ascii="Times New Roman" w:hAnsi="Times New Roman" w:cs="Times New Roman"/>
+                <w:lang w:eastAsia="en-GB"/>
+              </w:rPr>
+            </w:pPr>
+            <w:r>
+              <w:rPr>
+                <w:rFonts w:ascii="Times New Roman" w:hAnsi="Times New Roman" w:cs="Times New Roman"/>
+                <w:lang w:eastAsia="en-GB"/>
+              </w:rPr>
+              <w:t>INTEGER</w:t>
+            </w:r>
+          </w:p>
+        </w:tc>
+        <w:tc>
+          <w:tcPr>
+            <w:tcW w:w="2274" w:type="dxa"/>
+          </w:tcPr>
+          <w:p>
+            <w:pPr>
+              <w:cnfStyle w:val="000000100000" w:firstRow="0" w:lastRow="0" w:firstColumn="0" w:lastColumn="0" w:oddVBand="0" w:evenVBand="0" w:oddHBand="1" w:evenHBand="0" w:firstRowFirstColumn="0" w:firstRowLastColumn="0" w:lastRowFirstColumn="0" w:lastRowLastColumn="0"/>
+              <w:rPr>
+                <w:rFonts w:ascii="Times New Roman" w:hAnsi="Times New Roman" w:cs="Times New Roman"/>
+                <w:lang w:eastAsia="en-GB"/>
+              </w:rPr>
+            </w:pPr>
+            <w:r>
+              <w:rPr>
+                <w:rFonts w:ascii="Times New Roman" w:hAnsi="Times New Roman" w:cs="Times New Roman"/>
+                <w:lang w:eastAsia="en-GB"/>
+              </w:rPr>
+              <w:t>NOT NULL</w:t>
+            </w:r>
+          </w:p>
+        </w:tc>
+      </w:tr>
+      <w:tr>
+        <w:trPr>
+          <w:trHeight w:val="381"/>
+        </w:trPr>
+        <w:tc>
+          <w:tcPr>
+            <w:cnfStyle w:val="001000000000" w:firstRow="0" w:lastRow="0" w:firstColumn="1" w:lastColumn="0" w:oddVBand="0" w:evenVBand="0" w:oddHBand="0" w:evenHBand="0" w:firstRowFirstColumn="0" w:firstRowLastColumn="0" w:lastRowFirstColumn="0" w:lastRowLastColumn="0"/>
+            <w:tcW w:w="2274" w:type="dxa"/>
+          </w:tcPr>
+          <w:p>
+            <w:pPr>
+              <w:rPr>
+                <w:rFonts w:ascii="Times New Roman" w:hAnsi="Times New Roman" w:cs="Times New Roman"/>
+                <w:lang w:eastAsia="en-GB"/>
+              </w:rPr>
+            </w:pPr>
+            <w:r>
+              <w:rPr>
+                <w:rFonts w:ascii="Times New Roman" w:hAnsi="Times New Roman" w:cs="Times New Roman"/>
+                <w:lang w:eastAsia="en-GB"/>
+              </w:rPr>
+              <w:t>userId</w:t>
+            </w:r>
+          </w:p>
+        </w:tc>
+        <w:tc>
+          <w:tcPr>
+            <w:tcW w:w="2274" w:type="dxa"/>
+          </w:tcPr>
+          <w:p>
+            <w:pPr>
+              <w:cnfStyle w:val="000000000000" w:firstRow="0" w:lastRow="0" w:firstColumn="0" w:lastColumn="0" w:oddVBand="0" w:evenVBand="0" w:oddHBand="0" w:evenHBand="0" w:firstRowFirstColumn="0" w:firstRowLastColumn="0" w:lastRowFirstColumn="0" w:lastRowLastColumn="0"/>
+              <w:rPr>
+                <w:rFonts w:ascii="Times New Roman" w:hAnsi="Times New Roman" w:cs="Times New Roman"/>
+                <w:lang w:val="cs-CZ" w:eastAsia="en-GB"/>
+              </w:rPr>
+            </w:pPr>
+            <w:r>
+              <w:rPr>
+                <w:rFonts w:ascii="Times New Roman" w:hAnsi="Times New Roman" w:cs="Times New Roman"/>
+                <w:lang w:val="cs-CZ" w:eastAsia="en-GB"/>
+              </w:rPr>
+              <w:t>FK</w:t>
+            </w:r>
+          </w:p>
+        </w:tc>
+        <w:tc>
+          <w:tcPr>
+            <w:tcW w:w="2274" w:type="dxa"/>
+          </w:tcPr>
+          <w:p>
+            <w:pPr>
+              <w:cnfStyle w:val="000000000000" w:firstRow="0" w:lastRow="0" w:firstColumn="0" w:lastColumn="0" w:oddVBand="0" w:evenVBand="0" w:oddHBand="0" w:evenHBand="0" w:firstRowFirstColumn="0" w:firstRowLastColumn="0" w:lastRowFirstColumn="0" w:lastRowLastColumn="0"/>
+              <w:rPr>
+                <w:rFonts w:ascii="Times New Roman" w:hAnsi="Times New Roman" w:cs="Times New Roman"/>
+                <w:lang w:eastAsia="en-GB"/>
+              </w:rPr>
+            </w:pPr>
+            <w:r>
+              <w:rPr>
+                <w:rFonts w:ascii="Times New Roman" w:hAnsi="Times New Roman" w:cs="Times New Roman"/>
+                <w:lang w:eastAsia="en-GB"/>
+              </w:rPr>
+              <w:t>VARCHAR</w:t>
+            </w:r>
+          </w:p>
+        </w:tc>
+        <w:tc>
+          <w:tcPr>
+            <w:tcW w:w="2274" w:type="dxa"/>
+          </w:tcPr>
+          <w:p>
+            <w:pPr>
+              <w:cnfStyle w:val="000000000000" w:firstRow="0" w:lastRow="0" w:firstColumn="0" w:lastColumn="0" w:oddVBand="0" w:evenVBand="0" w:oddHBand="0" w:evenHBand="0" w:firstRowFirstColumn="0" w:firstRowLastColumn="0" w:lastRowFirstColumn="0" w:lastRowLastColumn="0"/>
+              <w:rPr>
+                <w:rFonts w:ascii="Times New Roman" w:hAnsi="Times New Roman" w:cs="Times New Roman"/>
+                <w:lang w:eastAsia="en-GB"/>
+              </w:rPr>
+            </w:pPr>
+            <w:r>
+              <w:rPr>
+                <w:rFonts w:ascii="Times New Roman" w:hAnsi="Times New Roman" w:cs="Times New Roman"/>
+                <w:lang w:eastAsia="en-GB"/>
+              </w:rPr>
+              <w:t>NOT NULL</w:t>
+            </w:r>
+          </w:p>
+        </w:tc>
+      </w:tr>
+      <w:tr>
+        <w:trPr>
+          <w:cnfStyle w:val="000000100000" w:firstRow="0" w:lastRow="0" w:firstColumn="0" w:lastColumn="0" w:oddVBand="0" w:evenVBand="0" w:oddHBand="1" w:evenHBand="0" w:firstRowFirstColumn="0" w:firstRowLastColumn="0" w:lastRowFirstColumn="0" w:lastRowLastColumn="0"/>
+          <w:trHeight w:val="363"/>
+        </w:trPr>
+        <w:tc>
+          <w:tcPr>
+            <w:cnfStyle w:val="001000000000" w:firstRow="0" w:lastRow="0" w:firstColumn="1" w:lastColumn="0" w:oddVBand="0" w:evenVBand="0" w:oddHBand="0" w:evenHBand="0" w:firstRowFirstColumn="0" w:firstRowLastColumn="0" w:lastRowFirstColumn="0" w:lastRowLastColumn="0"/>
+            <w:tcW w:w="2274" w:type="dxa"/>
+          </w:tcPr>
+          <w:p>
+            <w:pPr>
+              <w:rPr>
+                <w:rFonts w:ascii="Times New Roman" w:hAnsi="Times New Roman" w:cs="Times New Roman"/>
+                <w:lang w:eastAsia="en-GB"/>
+              </w:rPr>
+            </w:pPr>
+            <w:r>
+              <w:rPr>
+                <w:rFonts w:ascii="Times New Roman" w:hAnsi="Times New Roman" w:cs="Times New Roman"/>
+                <w:lang w:eastAsia="en-GB"/>
+              </w:rPr>
+              <w:t>name</w:t>
+            </w:r>
+          </w:p>
+        </w:tc>
+        <w:tc>
+          <w:tcPr>
+            <w:tcW w:w="2274" w:type="dxa"/>
+          </w:tcPr>
+          <w:p>
+            <w:pPr>
+              <w:cnfStyle w:val="000000100000" w:firstRow="0" w:lastRow="0" w:firstColumn="0" w:lastColumn="0" w:oddVBand="0" w:evenVBand="0" w:oddHBand="1" w:evenHBand="0" w:firstRowFirstColumn="0" w:firstRowLastColumn="0" w:lastRowFirstColumn="0" w:lastRowLastColumn="0"/>
+              <w:rPr>
+                <w:rFonts w:ascii="Times New Roman" w:hAnsi="Times New Roman" w:cs="Times New Roman"/>
+                <w:lang w:eastAsia="en-GB"/>
+              </w:rPr>
+            </w:pPr>
+            <w:r>
+              <w:rPr>
+                <w:rFonts w:ascii="Times New Roman" w:hAnsi="Times New Roman" w:cs="Times New Roman"/>
+                <w:lang w:val="cs-CZ" w:eastAsia="en-GB"/>
+              </w:rPr>
+              <w:t>-</w:t>
+            </w:r>
+          </w:p>
+        </w:tc>
+        <w:tc>
+          <w:tcPr>
+            <w:tcW w:w="2274" w:type="dxa"/>
+          </w:tcPr>
+          <w:p>
+            <w:pPr>
+              <w:cnfStyle w:val="000000100000" w:firstRow="0" w:lastRow="0" w:firstColumn="0" w:lastColumn="0" w:oddVBand="0" w:evenVBand="0" w:oddHBand="1" w:evenHBand="0" w:firstRowFirstColumn="0" w:firstRowLastColumn="0" w:lastRowFirstColumn="0" w:lastRowLastColumn="0"/>
+              <w:rPr>
+                <w:rFonts w:ascii="Times New Roman" w:hAnsi="Times New Roman" w:cs="Times New Roman"/>
+                <w:lang w:eastAsia="en-GB"/>
+              </w:rPr>
+            </w:pPr>
+            <w:r>
+              <w:rPr>
+                <w:rFonts w:ascii="Times New Roman" w:hAnsi="Times New Roman" w:cs="Times New Roman"/>
+                <w:lang w:eastAsia="en-GB"/>
+              </w:rPr>
+              <w:t>VARCHAR</w:t>
+            </w:r>
+          </w:p>
+        </w:tc>
+        <w:tc>
+          <w:tcPr>
+            <w:tcW w:w="2274" w:type="dxa"/>
+          </w:tcPr>
+          <w:p>
+            <w:pPr>
+              <w:cnfStyle w:val="000000100000" w:firstRow="0" w:lastRow="0" w:firstColumn="0" w:lastColumn="0" w:oddVBand="0" w:evenVBand="0" w:oddHBand="1" w:evenHBand="0" w:firstRowFirstColumn="0" w:firstRowLastColumn="0" w:lastRowFirstColumn="0" w:lastRowLastColumn="0"/>
+              <w:rPr>
+                <w:rFonts w:ascii="Times New Roman" w:hAnsi="Times New Roman" w:cs="Times New Roman"/>
+                <w:lang w:eastAsia="en-GB"/>
+              </w:rPr>
+            </w:pPr>
+            <w:r>
+              <w:rPr>
+                <w:rFonts w:ascii="Times New Roman" w:hAnsi="Times New Roman" w:cs="Times New Roman"/>
+                <w:lang w:eastAsia="en-GB"/>
+              </w:rPr>
+              <w:t>NOT NULL</w:t>
+            </w:r>
+          </w:p>
+        </w:tc>
+      </w:tr>
+      <w:tr>
+        <w:trPr>
+          <w:trHeight w:val="363"/>
+        </w:trPr>
+        <w:tc>
+          <w:tcPr>
+            <w:cnfStyle w:val="001000000000" w:firstRow="0" w:lastRow="0" w:firstColumn="1" w:lastColumn="0" w:oddVBand="0" w:evenVBand="0" w:oddHBand="0" w:evenHBand="0" w:firstRowFirstColumn="0" w:firstRowLastColumn="0" w:lastRowFirstColumn="0" w:lastRowLastColumn="0"/>
+            <w:tcW w:w="2274" w:type="dxa"/>
+          </w:tcPr>
+          <w:p>
+            <w:pPr>
+              <w:rPr>
+                <w:rFonts w:ascii="Times New Roman" w:hAnsi="Times New Roman" w:cs="Times New Roman"/>
+                <w:lang w:eastAsia="en-GB"/>
+              </w:rPr>
+            </w:pPr>
+            <w:r>
+              <w:rPr>
+                <w:rFonts w:ascii="Times New Roman" w:hAnsi="Times New Roman" w:cs="Times New Roman"/>
+                <w:lang w:eastAsia="en-GB"/>
+              </w:rPr>
+              <w:t>details</w:t>
+            </w:r>
+          </w:p>
+        </w:tc>
+        <w:tc>
+          <w:tcPr>
+            <w:tcW w:w="2274" w:type="dxa"/>
+          </w:tcPr>
+          <w:p>
+            <w:pPr>
+              <w:cnfStyle w:val="000000000000" w:firstRow="0" w:lastRow="0" w:firstColumn="0" w:lastColumn="0" w:oddVBand="0" w:evenVBand="0" w:oddHBand="0" w:evenHBand="0" w:firstRowFirstColumn="0" w:firstRowLastColumn="0" w:lastRowFirstColumn="0" w:lastRowLastColumn="0"/>
+              <w:rPr>
+                <w:rFonts w:ascii="Times New Roman" w:hAnsi="Times New Roman" w:cs="Times New Roman"/>
+                <w:lang w:val="cs-CZ" w:eastAsia="en-GB"/>
+              </w:rPr>
+            </w:pPr>
+            <w:r>
+              <w:rPr>
+                <w:rFonts w:ascii="Times New Roman" w:hAnsi="Times New Roman" w:cs="Times New Roman"/>
+                <w:lang w:val="cs-CZ" w:eastAsia="en-GB"/>
+              </w:rPr>
+              <w:t>-</w:t>
+            </w:r>
+          </w:p>
+        </w:tc>
+        <w:tc>
+          <w:tcPr>
+            <w:tcW w:w="2274" w:type="dxa"/>
+          </w:tcPr>
+          <w:p>
+            <w:pPr>
+              <w:cnfStyle w:val="000000000000" w:firstRow="0" w:lastRow="0" w:firstColumn="0" w:lastColumn="0" w:oddVBand="0" w:evenVBand="0" w:oddHBand="0" w:evenHBand="0" w:firstRowFirstColumn="0" w:firstRowLastColumn="0" w:lastRowFirstColumn="0" w:lastRowLastColumn="0"/>
+              <w:rPr>
+                <w:rFonts w:ascii="Times New Roman" w:hAnsi="Times New Roman" w:cs="Times New Roman"/>
+                <w:lang w:eastAsia="en-GB"/>
+              </w:rPr>
+            </w:pPr>
+            <w:r>
+              <w:rPr>
+                <w:rFonts w:ascii="Times New Roman" w:hAnsi="Times New Roman" w:cs="Times New Roman"/>
+                <w:lang w:eastAsia="en-GB"/>
+              </w:rPr>
+              <w:t>TEXT</w:t>
+            </w:r>
+          </w:p>
+        </w:tc>
+        <w:tc>
+          <w:tcPr>
+            <w:tcW w:w="2274" w:type="dxa"/>
+          </w:tcPr>
+          <w:p>
+            <w:pPr>
+              <w:cnfStyle w:val="000000000000" w:firstRow="0" w:lastRow="0" w:firstColumn="0" w:lastColumn="0" w:oddVBand="0" w:evenVBand="0" w:oddHBand="0" w:evenHBand="0" w:firstRowFirstColumn="0" w:firstRowLastColumn="0" w:lastRowFirstColumn="0" w:lastRowLastColumn="0"/>
+              <w:rPr>
+                <w:rFonts w:ascii="Times New Roman" w:hAnsi="Times New Roman" w:cs="Times New Roman"/>
+                <w:lang w:eastAsia="en-GB"/>
+              </w:rPr>
+            </w:pPr>
+            <w:r>
+              <w:rPr>
+                <w:rFonts w:ascii="Times New Roman" w:hAnsi="Times New Roman" w:cs="Times New Roman"/>
+                <w:lang w:eastAsia="en-GB"/>
+              </w:rPr>
+              <w:t>NULL (Nepovinné)</w:t>
+            </w:r>
+          </w:p>
+        </w:tc>
+      </w:tr>
+      <w:tr>
+        <w:trPr>
+          <w:cnfStyle w:val="000000100000" w:firstRow="0" w:lastRow="0" w:firstColumn="0" w:lastColumn="0" w:oddVBand="0" w:evenVBand="0" w:oddHBand="1" w:evenHBand="0" w:firstRowFirstColumn="0" w:firstRowLastColumn="0" w:lastRowFirstColumn="0" w:lastRowLastColumn="0"/>
+          <w:trHeight w:val="363"/>
+        </w:trPr>
+        <w:tc>
+          <w:tcPr>
+            <w:cnfStyle w:val="001000000000" w:firstRow="0" w:lastRow="0" w:firstColumn="1" w:lastColumn="0" w:oddVBand="0" w:evenVBand="0" w:oddHBand="0" w:evenHBand="0" w:firstRowFirstColumn="0" w:firstRowLastColumn="0" w:lastRowFirstColumn="0" w:lastRowLastColumn="0"/>
+            <w:tcW w:w="2274" w:type="dxa"/>
+          </w:tcPr>
+          <w:p>
+            <w:pPr>
+              <w:rPr>
+                <w:rFonts w:ascii="Times New Roman" w:hAnsi="Times New Roman" w:cs="Times New Roman"/>
+                <w:lang w:eastAsia="en-GB"/>
+              </w:rPr>
+            </w:pPr>
+            <w:r>
+              <w:rPr>
+                <w:rFonts w:ascii="Times New Roman" w:hAnsi="Times New Roman" w:cs="Times New Roman"/>
+                <w:lang w:eastAsia="en-GB"/>
+              </w:rPr>
+              <w:t>iconPath</w:t>
+            </w:r>
+          </w:p>
+        </w:tc>
+        <w:tc>
+          <w:tcPr>
+            <w:tcW w:w="2274" w:type="dxa"/>
+          </w:tcPr>
+          <w:p>
+            <w:pPr>
+              <w:cnfStyle w:val="000000100000" w:firstRow="0" w:lastRow="0" w:firstColumn="0" w:lastColumn="0" w:oddVBand="0" w:evenVBand="0" w:oddHBand="1" w:evenHBand="0" w:firstRowFirstColumn="0" w:firstRowLastColumn="0" w:lastRowFirstColumn="0" w:lastRowLastColumn="0"/>
+              <w:rPr>
+                <w:rFonts w:ascii="Times New Roman" w:hAnsi="Times New Roman" w:cs="Times New Roman"/>
+                <w:lang w:val="cs-CZ" w:eastAsia="en-GB"/>
+              </w:rPr>
+            </w:pPr>
+            <w:r>
+              <w:rPr>
+                <w:rFonts w:ascii="Times New Roman" w:hAnsi="Times New Roman" w:cs="Times New Roman"/>
+                <w:lang w:val="cs-CZ" w:eastAsia="en-GB"/>
+              </w:rPr>
+              <w:t>-</w:t>
+            </w:r>
+          </w:p>
+        </w:tc>
+        <w:tc>
+          <w:tcPr>
+            <w:tcW w:w="2274" w:type="dxa"/>
+          </w:tcPr>
+          <w:p>
+            <w:pPr>
+              <w:cnfStyle w:val="000000100000" w:firstRow="0" w:lastRow="0" w:firstColumn="0" w:lastColumn="0" w:oddVBand="0" w:evenVBand="0" w:oddHBand="1" w:evenHBand="0" w:firstRowFirstColumn="0" w:firstRowLastColumn="0" w:lastRowFirstColumn="0" w:lastRowLastColumn="0"/>
+              <w:rPr>
+                <w:rFonts w:ascii="Times New Roman" w:hAnsi="Times New Roman" w:cs="Times New Roman"/>
+                <w:lang w:eastAsia="en-GB"/>
+              </w:rPr>
+            </w:pPr>
+            <w:r>
+              <w:rPr>
+                <w:rFonts w:ascii="Times New Roman" w:hAnsi="Times New Roman" w:cs="Times New Roman"/>
+                <w:lang w:eastAsia="en-GB"/>
+              </w:rPr>
+              <w:t>TEXT</w:t>
+            </w:r>
+          </w:p>
+        </w:tc>
+        <w:tc>
+          <w:tcPr>
+            <w:tcW w:w="2274" w:type="dxa"/>
+          </w:tcPr>
+          <w:p>
+            <w:pPr>
+              <w:cnfStyle w:val="000000100000" w:firstRow="0" w:lastRow="0" w:firstColumn="0" w:lastColumn="0" w:oddVBand="0" w:evenVBand="0" w:oddHBand="1" w:evenHBand="0" w:firstRowFirstColumn="0" w:firstRowLastColumn="0" w:lastRowFirstColumn="0" w:lastRowLastColumn="0"/>
+              <w:rPr>
+                <w:rFonts w:ascii="Times New Roman" w:hAnsi="Times New Roman" w:cs="Times New Roman"/>
+                <w:lang w:eastAsia="en-GB"/>
+              </w:rPr>
+            </w:pPr>
+            <w:r>
+              <w:rPr>
+                <w:rFonts w:ascii="Times New Roman" w:hAnsi="Times New Roman" w:cs="Times New Roman"/>
+                <w:lang w:eastAsia="en-GB"/>
+              </w:rPr>
+              <w:t>NOT NULL</w:t>
+            </w:r>
+          </w:p>
+        </w:tc>
+      </w:tr>
+      <w:tr>
+        <w:trPr>
+          <w:trHeight w:val="363"/>
+        </w:trPr>
+        <w:tc>
+          <w:tcPr>
+            <w:cnfStyle w:val="001000000000" w:firstRow="0" w:lastRow="0" w:firstColumn="1" w:lastColumn="0" w:oddVBand="0" w:evenVBand="0" w:oddHBand="0" w:evenHBand="0" w:firstRowFirstColumn="0" w:firstRowLastColumn="0" w:lastRowFirstColumn="0" w:lastRowLastColumn="0"/>
+            <w:tcW w:w="2274" w:type="dxa"/>
+          </w:tcPr>
+          <w:p>
+            <w:pPr>
+              <w:rPr>
+                <w:rFonts w:ascii="Times New Roman" w:hAnsi="Times New Roman" w:cs="Times New Roman"/>
+                <w:lang w:eastAsia="en-GB"/>
+              </w:rPr>
+            </w:pPr>
+            <w:r>
+              <w:rPr>
+                <w:rFonts w:ascii="Times New Roman" w:hAnsi="Times New Roman" w:cs="Times New Roman"/>
+                <w:lang w:eastAsia="en-GB"/>
+              </w:rPr>
+              <w:t>createdAt</w:t>
+            </w:r>
+          </w:p>
+        </w:tc>
+        <w:tc>
+          <w:tcPr>
+            <w:tcW w:w="2274" w:type="dxa"/>
+          </w:tcPr>
+          <w:p>
+            <w:pPr>
+              <w:cnfStyle w:val="000000000000" w:firstRow="0" w:lastRow="0" w:firstColumn="0" w:lastColumn="0" w:oddVBand="0" w:evenVBand="0" w:oddHBand="0" w:evenHBand="0" w:firstRowFirstColumn="0" w:firstRowLastColumn="0" w:lastRowFirstColumn="0" w:lastRowLastColumn="0"/>
+              <w:rPr>
+                <w:rFonts w:ascii="Times New Roman" w:hAnsi="Times New Roman" w:cs="Times New Roman"/>
+                <w:lang w:val="cs-CZ" w:eastAsia="en-GB"/>
+              </w:rPr>
+            </w:pPr>
+            <w:r>
+              <w:rPr>
+                <w:rFonts w:ascii="Times New Roman" w:hAnsi="Times New Roman" w:cs="Times New Roman"/>
+                <w:lang w:val="cs-CZ" w:eastAsia="en-GB"/>
+              </w:rPr>
+              <w:t>-</w:t>
+            </w:r>
+          </w:p>
+        </w:tc>
+        <w:tc>
+          <w:tcPr>
+            <w:tcW w:w="2274" w:type="dxa"/>
+          </w:tcPr>
+          <w:p>
+            <w:pPr>
+              <w:cnfStyle w:val="000000000000" w:firstRow="0" w:lastRow="0" w:firstColumn="0" w:lastColumn="0" w:oddVBand="0" w:evenVBand="0" w:oddHBand="0" w:evenHBand="0" w:firstRowFirstColumn="0" w:firstRowLastColumn="0" w:lastRowFirstColumn="0" w:lastRowLastColumn="0"/>
+              <w:rPr>
+                <w:rFonts w:ascii="Times New Roman" w:hAnsi="Times New Roman" w:cs="Times New Roman"/>
+                <w:lang w:eastAsia="en-GB"/>
+              </w:rPr>
+            </w:pPr>
+            <w:r>
+              <w:rPr>
+                <w:rFonts w:ascii="Times New Roman" w:hAnsi="Times New Roman" w:cs="Times New Roman"/>
+                <w:lang w:eastAsia="en-GB"/>
+              </w:rPr>
+              <w:t>TIMESTAMP</w:t>
+            </w:r>
+          </w:p>
+        </w:tc>
+        <w:tc>
+          <w:tcPr>
+            <w:tcW w:w="2274" w:type="dxa"/>
+          </w:tcPr>
+          <w:p>
+            <w:pPr>
+              <w:cnfStyle w:val="000000000000" w:firstRow="0" w:lastRow="0" w:firstColumn="0" w:lastColumn="0" w:oddVBand="0" w:evenVBand="0" w:oddHBand="0" w:evenHBand="0" w:firstRowFirstColumn="0" w:firstRowLastColumn="0" w:lastRowFirstColumn="0" w:lastRowLastColumn="0"/>
+              <w:rPr>
+                <w:rFonts w:ascii="Times New Roman" w:hAnsi="Times New Roman" w:cs="Times New Roman"/>
+                <w:lang w:eastAsia="en-GB"/>
+              </w:rPr>
+            </w:pPr>
+            <w:r>
+              <w:rPr>
+                <w:rFonts w:ascii="Times New Roman" w:hAnsi="Times New Roman" w:cs="Times New Roman"/>
+                <w:lang w:eastAsia="en-GB"/>
+              </w:rPr>
+              <w:t>NOT NULL</w:t>
+            </w:r>
+          </w:p>
+        </w:tc>
+      </w:tr>
+      <w:tr>
+        <w:trPr>
+          <w:cnfStyle w:val="000000100000" w:firstRow="0" w:lastRow="0" w:firstColumn="0" w:lastColumn="0" w:oddVBand="0" w:evenVBand="0" w:oddHBand="1" w:evenHBand="0" w:firstRowFirstColumn="0" w:firstRowLastColumn="0" w:lastRowFirstColumn="0" w:lastRowLastColumn="0"/>
+          <w:trHeight w:val="363"/>
+        </w:trPr>
+        <w:tc>
+          <w:tcPr>
+            <w:cnfStyle w:val="001000000000" w:firstRow="0" w:lastRow="0" w:firstColumn="1" w:lastColumn="0" w:oddVBand="0" w:evenVBand="0" w:oddHBand="0" w:evenHBand="0" w:firstRowFirstColumn="0" w:firstRowLastColumn="0" w:lastRowFirstColumn="0" w:lastRowLastColumn="0"/>
+            <w:tcW w:w="2274" w:type="dxa"/>
+            <w:vAlign w:val="center"/>
+          </w:tcPr>
+          <w:p>
+            <w:pPr>
+              <w:rPr>
+                <w:rFonts w:ascii="Times New Roman" w:hAnsi="Times New Roman" w:cs="Times New Roman"/>
+                <w:lang w:eastAsia="en-GB"/>
+              </w:rPr>
+            </w:pPr>
+            <w:r>
+              <w:rPr>
+                <w:rFonts w:ascii="Times New Roman" w:hAnsi="Times New Roman" w:cs="Times New Roman"/>
+                <w:lang w:eastAsia="en-GB"/>
+              </w:rPr>
+              <w:t>isArchived</w:t>
+            </w:r>
+          </w:p>
+        </w:tc>
+        <w:tc>
+          <w:tcPr>
+            <w:tcW w:w="2274" w:type="dxa"/>
+            <w:vAlign w:val="center"/>
+          </w:tcPr>
+          <w:p>
+            <w:pPr>
+              <w:cnfStyle w:val="000000100000" w:firstRow="0" w:lastRow="0" w:firstColumn="0" w:lastColumn="0" w:oddVBand="0" w:evenVBand="0" w:oddHBand="1" w:evenHBand="0" w:firstRowFirstColumn="0" w:firstRowLastColumn="0" w:lastRowFirstColumn="0" w:lastRowLastColumn="0"/>
+              <w:rPr>
+                <w:rFonts w:ascii="Times New Roman" w:hAnsi="Times New Roman" w:cs="Times New Roman"/>
+                <w:lang w:val="cs-CZ" w:eastAsia="en-GB"/>
+              </w:rPr>
+            </w:pPr>
+            <w:r>
+              <w:rPr>
+                <w:rFonts w:ascii="Times New Roman" w:hAnsi="Times New Roman" w:cs="Times New Roman"/>
+                <w:lang w:val="cs-CZ" w:eastAsia="en-GB"/>
+              </w:rPr>
+              <w:t>-</w:t>
+            </w:r>
+          </w:p>
+        </w:tc>
+        <w:tc>
+          <w:tcPr>
+            <w:tcW w:w="2274" w:type="dxa"/>
+            <w:vAlign w:val="center"/>
+          </w:tcPr>
+          <w:p>
+            <w:pPr>
+              <w:cnfStyle w:val="000000100000" w:firstRow="0" w:lastRow="0" w:firstColumn="0" w:lastColumn="0" w:oddVBand="0" w:evenVBand="0" w:oddHBand="1" w:evenHBand="0" w:firstRowFirstColumn="0" w:firstRowLastColumn="0" w:lastRowFirstColumn="0" w:lastRowLastColumn="0"/>
+              <w:rPr>
+                <w:rFonts w:ascii="Times New Roman" w:hAnsi="Times New Roman" w:cs="Times New Roman"/>
+                <w:lang w:eastAsia="en-GB"/>
+              </w:rPr>
+            </w:pPr>
+            <w:r>
+              <w:rPr>
+                <w:rFonts w:ascii="Times New Roman" w:hAnsi="Times New Roman" w:cs="Times New Roman"/>
+                <w:lang w:eastAsia="en-GB"/>
+              </w:rPr>
+              <w:t>BOOLEAN</w:t>
+            </w:r>
+          </w:p>
+        </w:tc>
+        <w:tc>
+          <w:tcPr>
+            <w:tcW w:w="2274" w:type="dxa"/>
+            <w:vAlign w:val="center"/>
+          </w:tcPr>
+          <w:p>
+            <w:pPr>
+              <w:cnfStyle w:val="000000100000" w:firstRow="0" w:lastRow="0" w:firstColumn="0" w:lastColumn="0" w:oddVBand="0" w:evenVBand="0" w:oddHBand="1" w:evenHBand="0" w:firstRowFirstColumn="0" w:firstRowLastColumn="0" w:lastRowFirstColumn="0" w:lastRowLastColumn="0"/>
+              <w:rPr>
+                <w:rFonts w:ascii="Times New Roman" w:hAnsi="Times New Roman" w:cs="Times New Roman"/>
+                <w:lang w:eastAsia="en-GB"/>
+              </w:rPr>
+            </w:pPr>
+            <w:r>
+              <w:rPr>
+                <w:rFonts w:ascii="Times New Roman" w:hAnsi="Times New Roman" w:cs="Times New Roman"/>
+                <w:lang w:eastAsia="en-GB"/>
+              </w:rPr>
+              <w:t>NOT NULL (Default: false)</w:t>
+            </w:r>
+          </w:p>
+        </w:tc>
+      </w:tr>
+    </w:tbl>
+    <w:p>
+      <w:pPr>
+        <w:rPr>
+          <w:b/>
+          <w:bCs/>
+          <w:lang w:eastAsia="en-GB"/>
+        </w:rPr>
+      </w:pPr>
+    </w:p>
+    <w:p>
+      <w:pPr>
+        <w:pStyle w:val="NormalWeb"/>
+      </w:pPr>
+      <w:r>
+        <w:rPr>
+          <w:b/>
+          <w:bCs/>
+        </w:rPr>
+        <w:t>Podrobný popis vlastností:</w:t>
+      </w:r>
+    </w:p>
+    <w:p>
+      <w:pPr>
+        <w:pStyle w:val="NormalWeb"/>
+        <w:numPr>
+          <w:ilvl w:val="0"/>
+          <w:numId w:val="12"/>
+        </w:numPr>
+      </w:pPr>
+      <w:r>
+        <w:rPr>
+          <w:rStyle w:val="HTMLCode"/>
+          <w:b/>
+          <w:bCs/>
+        </w:rPr>
+        <w:lastRenderedPageBreak/>
+        <w:t>id</w:t>
+      </w:r>
+      <w:r>
+        <w:rPr>
+          <w:b/>
+          <w:bCs/>
+        </w:rPr>
+        <w:t>:</w:t>
+      </w:r>
+      <w:r>
+        <w:t xml:space="preserve"> Hlavní identifikační klíč (primární klíč) typu INTEGER.</w:t>
+      </w:r>
+    </w:p>
+    <w:p>
+      <w:pPr>
+        <w:pStyle w:val="NormalWeb"/>
+        <w:numPr>
+          <w:ilvl w:val="0"/>
+          <w:numId w:val="12"/>
+        </w:numPr>
+      </w:pPr>
+      <w:r>
+        <w:rPr>
+          <w:rStyle w:val="HTMLCode"/>
+          <w:b/>
+          <w:bCs/>
+        </w:rPr>
+        <w:t>userId</w:t>
+      </w:r>
+      <w:r>
+        <w:rPr>
+          <w:b/>
+          <w:bCs/>
+        </w:rPr>
+        <w:t>:</w:t>
+      </w:r>
+      <w:r>
+        <w:t xml:space="preserve"> Cizí klíč (Foreign Key) odkazující do tabulky </w:t>
+      </w:r>
+      <w:r>
+        <w:rPr>
+          <w:rStyle w:val="HTMLCode"/>
+        </w:rPr>
+        <w:t>users</w:t>
+      </w:r>
+      <w:r>
+        <w:t>.</w:t>
+      </w:r>
+    </w:p>
+    <w:p>
+      <w:pPr>
+        <w:pStyle w:val="NormalWeb"/>
+        <w:numPr>
+          <w:ilvl w:val="0"/>
+          <w:numId w:val="12"/>
+        </w:numPr>
+      </w:pPr>
+      <w:r>
+        <w:rPr>
+          <w:rStyle w:val="HTMLCode"/>
+          <w:b/>
+          <w:bCs/>
+        </w:rPr>
+        <w:t>name</w:t>
+      </w:r>
+      <w:r>
+        <w:rPr>
+          <w:b/>
+          <w:bCs/>
+        </w:rPr>
+        <w:t>:</w:t>
+      </w:r>
+      <w:r>
+        <w:t xml:space="preserve"> Textový název týdenní aktivity</w:t>
+      </w:r>
+      <w:r>
+        <w:t>.</w:t>
+      </w:r>
+    </w:p>
+    <w:p>
+      <w:pPr>
+        <w:pStyle w:val="NormalWeb"/>
+        <w:numPr>
+          <w:ilvl w:val="0"/>
+          <w:numId w:val="12"/>
+        </w:numPr>
+      </w:pPr>
+      <w:r>
+        <w:rPr>
+          <w:rStyle w:val="HTMLCode"/>
+          <w:b/>
+          <w:bCs/>
+        </w:rPr>
+        <w:t>details</w:t>
+      </w:r>
+      <w:r>
+        <w:rPr>
+          <w:b/>
+          <w:bCs/>
+        </w:rPr>
+        <w:t>:</w:t>
+      </w:r>
+      <w:r>
+        <w:t xml:space="preserve"> Nepovinné pole pro detailnější informace či specifikaci týdenního úkolu (může nabývat hodnoty </w:t>
+      </w:r>
+      <w:r>
+        <w:rPr>
+          <w:rStyle w:val="HTMLCode"/>
+        </w:rPr>
+        <w:t>NULL</w:t>
+      </w:r>
+      <w:r>
+        <w:t>).</w:t>
+      </w:r>
+    </w:p>
+    <w:p>
+      <w:pPr>
+        <w:pStyle w:val="NormalWeb"/>
+        <w:numPr>
+          <w:ilvl w:val="0"/>
+          <w:numId w:val="12"/>
+        </w:numPr>
+      </w:pPr>
+      <w:r>
+        <w:rPr>
+          <w:rStyle w:val="HTMLCode"/>
+          <w:b/>
+          <w:bCs/>
+        </w:rPr>
+        <w:t>iconPath</w:t>
+      </w:r>
+      <w:r>
+        <w:rPr>
+          <w:b/>
+          <w:bCs/>
+        </w:rPr>
+        <w:t>:</w:t>
+      </w:r>
+      <w:r>
+        <w:t xml:space="preserve"> Povinné pole uchovávající cestu ke grafické ikoně návyku.</w:t>
+      </w:r>
+    </w:p>
+    <w:p>
+      <w:pPr>
+        <w:pStyle w:val="NormalWeb"/>
+        <w:numPr>
+          <w:ilvl w:val="0"/>
+          <w:numId w:val="12"/>
+        </w:numPr>
+      </w:pPr>
+      <w:r>
+        <w:rPr>
+          <w:rStyle w:val="HTMLCode"/>
+          <w:b/>
+          <w:bCs/>
+        </w:rPr>
+        <w:t>createdAt</w:t>
+      </w:r>
+      <w:r>
+        <w:rPr>
+          <w:b/>
+          <w:bCs/>
+        </w:rPr>
+        <w:t>:</w:t>
+      </w:r>
+      <w:r>
+        <w:t xml:space="preserve"> Časové razítko zaznamenávající přesný moment vytvoření tohoto týdenního plánu.</w:t>
+      </w:r>
+    </w:p>
+    <w:p>
+      <w:pPr>
+        <w:pStyle w:val="NormalWeb"/>
+        <w:numPr>
+          <w:ilvl w:val="0"/>
+          <w:numId w:val="12"/>
+        </w:numPr>
+      </w:pPr>
+      <w:r>
+        <w:rPr>
+          <w:rStyle w:val="HTMLCode"/>
+          <w:b/>
+          <w:bCs/>
+        </w:rPr>
+        <w:t>isArchived</w:t>
+      </w:r>
+      <w:r>
+        <w:rPr>
+          <w:b/>
+          <w:bCs/>
+        </w:rPr>
+        <w:t>:</w:t>
+      </w:r>
+      <w:r>
+        <w:t xml:space="preserve"> </w:t>
+      </w:r>
+      <w:r>
+        <w:t>P</w:t>
+      </w:r>
+      <w:r>
+        <w:t xml:space="preserve">říznak (true/false) sloužící k archivaci návyku (soft delete). Výchozí hodnota je </w:t>
+      </w:r>
+      <w:r>
+        <w:rPr>
+          <w:rStyle w:val="HTMLCode"/>
+        </w:rPr>
+        <w:t>false</w:t>
+      </w:r>
+      <w:r>
+        <w:t xml:space="preserve">. Při přepnutí na </w:t>
+      </w:r>
+      <w:r>
+        <w:rPr>
+          <w:rStyle w:val="HTMLCode"/>
+        </w:rPr>
+        <w:t>true</w:t>
+      </w:r>
+      <w:r>
+        <w:t xml:space="preserve"> se návyk skryje z aktivního týdenního plánovače, ale historická data o plnění se nesmažou.</w:t>
+      </w:r>
+    </w:p>
+    <w:p>
+      <w:pPr>
+        <w:rPr>
+          <w:b/>
+          <w:bCs/>
+          <w:lang w:eastAsia="en-GB"/>
+        </w:rPr>
+      </w:pPr>
+    </w:p>
+    <w:p>
+      <w:pPr>
+        <w:pStyle w:val="Heading3"/>
+        <w:rPr>
+          <w:lang w:eastAsia="en-GB"/>
+        </w:rPr>
+      </w:pPr>
+      <w:bookmarkStart w:id="17" w:name="_Toc231036712"/>
+      <w:r>
+        <w:rPr>
+          <w:lang w:eastAsia="en-GB"/>
+        </w:rPr>
+        <w:t>Entita WeeklyHabitDay</w:t>
+      </w:r>
+      <w:bookmarkEnd w:id="17"/>
+    </w:p>
+    <w:tbl>
+      <w:tblPr>
+        <w:tblStyle w:val="ListTable2-Accent4"/>
+        <w:tblW w:w="9096" w:type="dxa"/>
+        <w:tblLook w:val="04A0" w:firstRow="1" w:lastRow="0" w:firstColumn="1" w:lastColumn="0" w:noHBand="0" w:noVBand="1"/>
+      </w:tblPr>
+      <w:tblGrid>
+        <w:gridCol w:w="2274"/>
+        <w:gridCol w:w="2274"/>
+        <w:gridCol w:w="2274"/>
+        <w:gridCol w:w="2274"/>
+      </w:tblGrid>
+      <w:tr>
+        <w:trPr>
+          <w:cnfStyle w:val="100000000000" w:firstRow="1" w:lastRow="0" w:firstColumn="0" w:lastColumn="0" w:oddVBand="0" w:evenVBand="0" w:oddHBand="0" w:evenHBand="0" w:firstRowFirstColumn="0" w:firstRowLastColumn="0" w:lastRowFirstColumn="0" w:lastRowLastColumn="0"/>
+          <w:trHeight w:val="363"/>
+        </w:trPr>
+        <w:tc>
+          <w:tcPr>
+            <w:cnfStyle w:val="001000000000" w:firstRow="0" w:lastRow="0" w:firstColumn="1" w:lastColumn="0" w:oddVBand="0" w:evenVBand="0" w:oddHBand="0" w:evenHBand="0" w:firstRowFirstColumn="0" w:firstRowLastColumn="0" w:lastRowFirstColumn="0" w:lastRowLastColumn="0"/>
+            <w:tcW w:w="2274" w:type="dxa"/>
+          </w:tcPr>
+          <w:p>
+            <w:pPr>
+              <w:rPr>
+                <w:rFonts w:ascii="Times New Roman" w:hAnsi="Times New Roman" w:cs="Times New Roman"/>
+                <w:lang w:eastAsia="en-GB"/>
+              </w:rPr>
+            </w:pPr>
+            <w:r>
+              <w:rPr>
+                <w:rFonts w:ascii="Times New Roman" w:hAnsi="Times New Roman" w:cs="Times New Roman"/>
+                <w:lang w:eastAsia="en-GB"/>
+              </w:rPr>
+              <w:t>Sloupec</w:t>
+            </w:r>
+          </w:p>
+        </w:tc>
+        <w:tc>
+          <w:tcPr>
+            <w:tcW w:w="2274" w:type="dxa"/>
+          </w:tcPr>
+          <w:p>
+            <w:pPr>
+              <w:cnfStyle w:val="100000000000" w:firstRow="1" w:lastRow="0" w:firstColumn="0" w:lastColumn="0" w:oddVBand="0" w:evenVBand="0" w:oddHBand="0" w:evenHBand="0" w:firstRowFirstColumn="0" w:firstRowLastColumn="0" w:lastRowFirstColumn="0" w:lastRowLastColumn="0"/>
+              <w:rPr>
+                <w:rFonts w:ascii="Times New Roman" w:hAnsi="Times New Roman" w:cs="Times New Roman"/>
+                <w:lang w:val="cs-CZ" w:eastAsia="en-GB"/>
+              </w:rPr>
+            </w:pPr>
+            <w:r>
+              <w:rPr>
+                <w:rFonts w:ascii="Times New Roman" w:hAnsi="Times New Roman" w:cs="Times New Roman"/>
+                <w:lang w:eastAsia="en-GB"/>
+              </w:rPr>
+              <w:t>Klíč</w:t>
+            </w:r>
+          </w:p>
+        </w:tc>
+        <w:tc>
+          <w:tcPr>
+            <w:tcW w:w="2274" w:type="dxa"/>
+          </w:tcPr>
+          <w:p>
+            <w:pPr>
+              <w:cnfStyle w:val="100000000000" w:firstRow="1" w:lastRow="0" w:firstColumn="0" w:lastColumn="0" w:oddVBand="0" w:evenVBand="0" w:oddHBand="0" w:evenHBand="0" w:firstRowFirstColumn="0" w:firstRowLastColumn="0" w:lastRowFirstColumn="0" w:lastRowLastColumn="0"/>
+              <w:rPr>
+                <w:rFonts w:ascii="Times New Roman" w:hAnsi="Times New Roman" w:cs="Times New Roman"/>
+                <w:lang w:eastAsia="en-GB"/>
+              </w:rPr>
+            </w:pPr>
+            <w:r>
+              <w:rPr>
+                <w:rFonts w:ascii="Times New Roman" w:hAnsi="Times New Roman" w:cs="Times New Roman"/>
+                <w:lang w:eastAsia="en-GB"/>
+              </w:rPr>
+              <w:t>Typ</w:t>
+            </w:r>
+          </w:p>
+        </w:tc>
+        <w:tc>
+          <w:tcPr>
+            <w:tcW w:w="2274" w:type="dxa"/>
+          </w:tcPr>
+          <w:p>
+            <w:pPr>
+              <w:cnfStyle w:val="100000000000" w:firstRow="1" w:lastRow="0" w:firstColumn="0" w:lastColumn="0" w:oddVBand="0" w:evenVBand="0" w:oddHBand="0" w:evenHBand="0" w:firstRowFirstColumn="0" w:firstRowLastColumn="0" w:lastRowFirstColumn="0" w:lastRowLastColumn="0"/>
+              <w:rPr>
+                <w:rFonts w:ascii="Times New Roman" w:hAnsi="Times New Roman" w:cs="Times New Roman"/>
+                <w:lang w:eastAsia="en-GB"/>
+              </w:rPr>
+            </w:pPr>
+            <w:r>
+              <w:rPr>
+                <w:rFonts w:ascii="Times New Roman" w:hAnsi="Times New Roman" w:cs="Times New Roman"/>
+                <w:lang w:eastAsia="en-GB"/>
+              </w:rPr>
+              <w:t>Povinné</w:t>
+            </w:r>
+          </w:p>
+        </w:tc>
+      </w:tr>
+      <w:tr>
+        <w:trPr>
+          <w:cnfStyle w:val="000000100000" w:firstRow="0" w:lastRow="0" w:firstColumn="0" w:lastColumn="0" w:oddVBand="0" w:evenVBand="0" w:oddHBand="1" w:evenHBand="0" w:firstRowFirstColumn="0" w:firstRowLastColumn="0" w:lastRowFirstColumn="0" w:lastRowLastColumn="0"/>
+          <w:trHeight w:val="363"/>
+        </w:trPr>
+        <w:tc>
+          <w:tcPr>
+            <w:cnfStyle w:val="001000000000" w:firstRow="0" w:lastRow="0" w:firstColumn="1" w:lastColumn="0" w:oddVBand="0" w:evenVBand="0" w:oddHBand="0" w:evenHBand="0" w:firstRowFirstColumn="0" w:firstRowLastColumn="0" w:lastRowFirstColumn="0" w:lastRowLastColumn="0"/>
+            <w:tcW w:w="2274" w:type="dxa"/>
+          </w:tcPr>
+          <w:p>
+            <w:pPr>
+              <w:rPr>
+                <w:rFonts w:ascii="Times New Roman" w:hAnsi="Times New Roman" w:cs="Times New Roman"/>
+                <w:lang w:eastAsia="en-GB"/>
+              </w:rPr>
+            </w:pPr>
+            <w:r>
+              <w:rPr>
+                <w:rFonts w:ascii="Times New Roman" w:hAnsi="Times New Roman" w:cs="Times New Roman"/>
+                <w:lang w:eastAsia="en-GB"/>
+              </w:rPr>
+              <w:t>day</w:t>
+            </w:r>
+          </w:p>
+        </w:tc>
+        <w:tc>
+          <w:tcPr>
+            <w:tcW w:w="2274" w:type="dxa"/>
+          </w:tcPr>
+          <w:p>
+            <w:pPr>
+              <w:cnfStyle w:val="000000100000" w:firstRow="0" w:lastRow="0" w:firstColumn="0" w:lastColumn="0" w:oddVBand="0" w:evenVBand="0" w:oddHBand="1" w:evenHBand="0" w:firstRowFirstColumn="0" w:firstRowLastColumn="0" w:lastRowFirstColumn="0" w:lastRowLastColumn="0"/>
+              <w:rPr>
+                <w:rFonts w:ascii="Times New Roman" w:hAnsi="Times New Roman" w:cs="Times New Roman"/>
+                <w:lang w:eastAsia="en-GB"/>
+              </w:rPr>
+            </w:pPr>
+            <w:r>
+              <w:rPr>
+                <w:rFonts w:ascii="Times New Roman" w:hAnsi="Times New Roman" w:cs="Times New Roman"/>
+                <w:lang w:eastAsia="en-GB"/>
+              </w:rPr>
+              <w:t>PK</w:t>
+            </w:r>
+          </w:p>
+        </w:tc>
+        <w:tc>
+          <w:tcPr>
+            <w:tcW w:w="2274" w:type="dxa"/>
+          </w:tcPr>
+          <w:p>
+            <w:pPr>
+              <w:cnfStyle w:val="000000100000" w:firstRow="0" w:lastRow="0" w:firstColumn="0" w:lastColumn="0" w:oddVBand="0" w:evenVBand="0" w:oddHBand="1" w:evenHBand="0" w:firstRowFirstColumn="0" w:firstRowLastColumn="0" w:lastRowFirstColumn="0" w:lastRowLastColumn="0"/>
+              <w:rPr>
+                <w:rFonts w:ascii="Times New Roman" w:hAnsi="Times New Roman" w:cs="Times New Roman"/>
+                <w:lang w:eastAsia="en-GB"/>
+              </w:rPr>
+            </w:pPr>
+            <w:r>
+              <w:rPr>
+                <w:rFonts w:ascii="Times New Roman" w:hAnsi="Times New Roman" w:cs="Times New Roman"/>
+                <w:lang w:eastAsia="en-GB"/>
+              </w:rPr>
+              <w:t>ENUM</w:t>
+            </w:r>
+          </w:p>
+        </w:tc>
+        <w:tc>
+          <w:tcPr>
+            <w:tcW w:w="2274" w:type="dxa"/>
+          </w:tcPr>
+          <w:p>
+            <w:pPr>
+              <w:cnfStyle w:val="000000100000" w:firstRow="0" w:lastRow="0" w:firstColumn="0" w:lastColumn="0" w:oddVBand="0" w:evenVBand="0" w:oddHBand="1" w:evenHBand="0" w:firstRowFirstColumn="0" w:firstRowLastColumn="0" w:lastRowFirstColumn="0" w:lastRowLastColumn="0"/>
+              <w:rPr>
+                <w:rFonts w:ascii="Times New Roman" w:hAnsi="Times New Roman" w:cs="Times New Roman"/>
+                <w:lang w:eastAsia="en-GB"/>
+              </w:rPr>
+            </w:pPr>
+            <w:r>
+              <w:rPr>
+                <w:rFonts w:ascii="Times New Roman" w:hAnsi="Times New Roman" w:cs="Times New Roman"/>
+                <w:lang w:eastAsia="en-GB"/>
+              </w:rPr>
+              <w:t>NOT NULL</w:t>
+            </w:r>
+          </w:p>
+        </w:tc>
+      </w:tr>
+      <w:tr>
+        <w:trPr>
+          <w:trHeight w:val="381"/>
+        </w:trPr>
+        <w:tc>
+          <w:tcPr>
+            <w:cnfStyle w:val="001000000000" w:firstRow="0" w:lastRow="0" w:firstColumn="1" w:lastColumn="0" w:oddVBand="0" w:evenVBand="0" w:oddHBand="0" w:evenHBand="0" w:firstRowFirstColumn="0" w:firstRowLastColumn="0" w:lastRowFirstColumn="0" w:lastRowLastColumn="0"/>
+            <w:tcW w:w="2274" w:type="dxa"/>
+          </w:tcPr>
+          <w:p>
+            <w:pPr>
+              <w:rPr>
+                <w:rFonts w:ascii="Times New Roman" w:hAnsi="Times New Roman" w:cs="Times New Roman"/>
+                <w:lang w:eastAsia="en-GB"/>
+              </w:rPr>
+            </w:pPr>
+            <w:r>
+              <w:rPr>
+                <w:rFonts w:ascii="Times New Roman" w:hAnsi="Times New Roman" w:cs="Times New Roman"/>
+                <w:lang w:eastAsia="en-GB"/>
+              </w:rPr>
+              <w:t>habitId</w:t>
+            </w:r>
+          </w:p>
+        </w:tc>
+        <w:tc>
+          <w:tcPr>
+            <w:tcW w:w="2274" w:type="dxa"/>
+          </w:tcPr>
+          <w:p>
+            <w:pPr>
+              <w:cnfStyle w:val="000000000000" w:firstRow="0" w:lastRow="0" w:firstColumn="0" w:lastColumn="0" w:oddVBand="0" w:evenVBand="0" w:oddHBand="0" w:evenHBand="0" w:firstRowFirstColumn="0" w:firstRowLastColumn="0" w:lastRowFirstColumn="0" w:lastRowLastColumn="0"/>
+              <w:rPr>
+                <w:rFonts w:ascii="Times New Roman" w:hAnsi="Times New Roman" w:cs="Times New Roman"/>
+                <w:lang w:val="cs-CZ" w:eastAsia="en-GB"/>
+              </w:rPr>
+            </w:pPr>
+            <w:r>
+              <w:rPr>
+                <w:rFonts w:ascii="Times New Roman" w:hAnsi="Times New Roman" w:cs="Times New Roman"/>
+                <w:lang w:val="cs-CZ" w:eastAsia="en-GB"/>
+              </w:rPr>
+              <w:t>FK</w:t>
+            </w:r>
+          </w:p>
+        </w:tc>
+        <w:tc>
+          <w:tcPr>
+            <w:tcW w:w="2274" w:type="dxa"/>
+          </w:tcPr>
+          <w:p>
+            <w:pPr>
+              <w:cnfStyle w:val="000000000000" w:firstRow="0" w:lastRow="0" w:firstColumn="0" w:lastColumn="0" w:oddVBand="0" w:evenVBand="0" w:oddHBand="0" w:evenHBand="0" w:firstRowFirstColumn="0" w:firstRowLastColumn="0" w:lastRowFirstColumn="0" w:lastRowLastColumn="0"/>
+              <w:rPr>
+                <w:rFonts w:ascii="Times New Roman" w:hAnsi="Times New Roman" w:cs="Times New Roman"/>
+                <w:lang w:eastAsia="en-GB"/>
+              </w:rPr>
+            </w:pPr>
+            <w:r>
+              <w:rPr>
+                <w:rFonts w:ascii="Times New Roman" w:hAnsi="Times New Roman" w:cs="Times New Roman"/>
+                <w:lang w:eastAsia="en-GB"/>
+              </w:rPr>
+              <w:t>VARCHAR</w:t>
+            </w:r>
+          </w:p>
+        </w:tc>
+        <w:tc>
+          <w:tcPr>
+            <w:tcW w:w="2274" w:type="dxa"/>
+          </w:tcPr>
+          <w:p>
+            <w:pPr>
+              <w:cnfStyle w:val="000000000000" w:firstRow="0" w:lastRow="0" w:firstColumn="0" w:lastColumn="0" w:oddVBand="0" w:evenVBand="0" w:oddHBand="0" w:evenHBand="0" w:firstRowFirstColumn="0" w:firstRowLastColumn="0" w:lastRowFirstColumn="0" w:lastRowLastColumn="0"/>
+              <w:rPr>
+                <w:rFonts w:ascii="Times New Roman" w:hAnsi="Times New Roman" w:cs="Times New Roman"/>
+                <w:lang w:eastAsia="en-GB"/>
+              </w:rPr>
+            </w:pPr>
+            <w:r>
+              <w:rPr>
+                <w:rFonts w:ascii="Times New Roman" w:hAnsi="Times New Roman" w:cs="Times New Roman"/>
+                <w:lang w:eastAsia="en-GB"/>
+              </w:rPr>
+              <w:t>NOT NULL</w:t>
+            </w:r>
+          </w:p>
+        </w:tc>
+      </w:tr>
+    </w:tbl>
+    <w:p>
+      <w:pPr>
+        <w:rPr>
+          <w:lang w:eastAsia="en-GB"/>
+        </w:rPr>
+      </w:pPr>
+    </w:p>
+    <w:p>
+      <w:pPr>
+        <w:pStyle w:val="NormalWeb"/>
+      </w:pPr>
+      <w:r>
+        <w:rPr>
+          <w:b/>
+          <w:bCs/>
+        </w:rPr>
+        <w:t>Podrobný popis vlastností:</w:t>
+      </w:r>
+    </w:p>
+    <w:p>
+      <w:pPr>
+        <w:pStyle w:val="NormalWeb"/>
+        <w:numPr>
+          <w:ilvl w:val="0"/>
+          <w:numId w:val="13"/>
+        </w:numPr>
+      </w:pPr>
+      <w:r>
+        <w:rPr>
+          <w:rStyle w:val="HTMLCode"/>
+          <w:b/>
+          <w:bCs/>
+        </w:rPr>
+        <w:t>day</w:t>
+      </w:r>
+      <w:r>
+        <w:rPr>
+          <w:b/>
+          <w:bCs/>
+        </w:rPr>
+        <w:t>:</w:t>
+      </w:r>
+      <w:r>
+        <w:t xml:space="preserve"> Výčtový typ (ENUM), který definuje konkrétní dny v týdnu (např. </w:t>
+      </w:r>
+      <w:r>
+        <w:rPr>
+          <w:i/>
+          <w:iCs/>
+        </w:rPr>
+        <w:t>Pondělí</w:t>
+      </w:r>
+      <w:r>
+        <w:t xml:space="preserve">, </w:t>
+      </w:r>
+      <w:r>
+        <w:rPr>
+          <w:i/>
+          <w:iCs/>
+        </w:rPr>
+        <w:t>Středa</w:t>
+      </w:r>
+      <w:r>
+        <w:t xml:space="preserve">, </w:t>
+      </w:r>
+      <w:r>
+        <w:rPr>
+          <w:i/>
+          <w:iCs/>
+        </w:rPr>
+        <w:t>Pátek</w:t>
+      </w:r>
+      <w:r>
+        <w:t>), kdy má uživatel daný týdenní návyk v plánu plnit. Slouží zároveň jako součást složeného primárního klíče.</w:t>
+      </w:r>
+    </w:p>
+    <w:p>
+      <w:pPr>
+        <w:pStyle w:val="NormalWeb"/>
+        <w:numPr>
+          <w:ilvl w:val="0"/>
+          <w:numId w:val="13"/>
+        </w:numPr>
+      </w:pPr>
+      <w:r>
+        <w:rPr>
+          <w:rStyle w:val="HTMLCode"/>
+          <w:b/>
+          <w:bCs/>
+        </w:rPr>
+        <w:t>habitId</w:t>
+      </w:r>
+      <w:r>
+        <w:rPr>
+          <w:b/>
+          <w:bCs/>
+        </w:rPr>
+        <w:t>:</w:t>
+      </w:r>
+      <w:r>
+        <w:t xml:space="preserve"> Cizí klíč (Foreign Key) propojující tento plánovací řádek s konkrétním týdenním návykem z nadřazené tabulky </w:t>
+      </w:r>
+      <w:r>
+        <w:rPr>
+          <w:rStyle w:val="HTMLCode"/>
+        </w:rPr>
+        <w:t>WeeklyHabit</w:t>
+      </w:r>
+      <w:r>
+        <w:t>. Má nastavené kaskádové mazání (</w:t>
+      </w:r>
+      <w:r>
+        <w:rPr>
+          <w:rStyle w:val="HTMLCode"/>
+        </w:rPr>
+        <w:t>ON DELETE CASCADE</w:t>
+      </w:r>
+      <w:r>
+        <w:t>).</w:t>
+      </w:r>
+    </w:p>
+    <w:p>
+      <w:pPr>
+        <w:rPr>
+          <w:lang w:eastAsia="en-GB"/>
+        </w:rPr>
+      </w:pPr>
+    </w:p>
+    <w:p>
+      <w:pPr>
+        <w:pStyle w:val="Heading3"/>
+        <w:rPr>
+          <w:lang w:eastAsia="en-GB"/>
+        </w:rPr>
+      </w:pPr>
+      <w:bookmarkStart w:id="18" w:name="_Toc231036713"/>
+      <w:r>
+        <w:rPr>
+          <w:lang w:eastAsia="en-GB"/>
+        </w:rPr>
+        <w:t>Entita WeeklyHabitStat</w:t>
+      </w:r>
+      <w:bookmarkEnd w:id="18"/>
+    </w:p>
+    <w:tbl>
+      <w:tblPr>
+        <w:tblStyle w:val="ListTable2-Accent4"/>
+        <w:tblW w:w="9096" w:type="dxa"/>
+        <w:tblLook w:val="04A0" w:firstRow="1" w:lastRow="0" w:firstColumn="1" w:lastColumn="0" w:noHBand="0" w:noVBand="1"/>
+      </w:tblPr>
+      <w:tblGrid>
+        <w:gridCol w:w="2274"/>
+        <w:gridCol w:w="2274"/>
+        <w:gridCol w:w="2274"/>
+        <w:gridCol w:w="2274"/>
+      </w:tblGrid>
+      <w:tr>
+        <w:trPr>
+          <w:cnfStyle w:val="100000000000" w:firstRow="1" w:lastRow="0" w:firstColumn="0" w:lastColumn="0" w:oddVBand="0" w:evenVBand="0" w:oddHBand="0" w:evenHBand="0" w:firstRowFirstColumn="0" w:firstRowLastColumn="0" w:lastRowFirstColumn="0" w:lastRowLastColumn="0"/>
+          <w:trHeight w:val="363"/>
+        </w:trPr>
+        <w:tc>
+          <w:tcPr>
+            <w:cnfStyle w:val="001000000000" w:firstRow="0" w:lastRow="0" w:firstColumn="1" w:lastColumn="0" w:oddVBand="0" w:evenVBand="0" w:oddHBand="0" w:evenHBand="0" w:firstRowFirstColumn="0" w:firstRowLastColumn="0" w:lastRowFirstColumn="0" w:lastRowLastColumn="0"/>
+            <w:tcW w:w="2274" w:type="dxa"/>
+          </w:tcPr>
+          <w:p>
+            <w:pPr>
+              <w:rPr>
+                <w:rFonts w:ascii="Times New Roman" w:hAnsi="Times New Roman" w:cs="Times New Roman"/>
+                <w:lang w:eastAsia="en-GB"/>
+              </w:rPr>
+            </w:pPr>
+            <w:r>
+              <w:rPr>
+                <w:rFonts w:ascii="Times New Roman" w:hAnsi="Times New Roman" w:cs="Times New Roman"/>
+                <w:lang w:eastAsia="en-GB"/>
+              </w:rPr>
+              <w:t>Sloupec</w:t>
+            </w:r>
+          </w:p>
+        </w:tc>
+        <w:tc>
+          <w:tcPr>
+            <w:tcW w:w="2274" w:type="dxa"/>
+          </w:tcPr>
+          <w:p>
+            <w:pPr>
+              <w:cnfStyle w:val="100000000000" w:firstRow="1" w:lastRow="0" w:firstColumn="0" w:lastColumn="0" w:oddVBand="0" w:evenVBand="0" w:oddHBand="0" w:evenHBand="0" w:firstRowFirstColumn="0" w:firstRowLastColumn="0" w:lastRowFirstColumn="0" w:lastRowLastColumn="0"/>
+              <w:rPr>
+                <w:rFonts w:ascii="Times New Roman" w:hAnsi="Times New Roman" w:cs="Times New Roman"/>
+                <w:lang w:val="cs-CZ" w:eastAsia="en-GB"/>
+              </w:rPr>
+            </w:pPr>
+            <w:r>
+              <w:rPr>
+                <w:rFonts w:ascii="Times New Roman" w:hAnsi="Times New Roman" w:cs="Times New Roman"/>
+                <w:lang w:eastAsia="en-GB"/>
+              </w:rPr>
+              <w:t>Klíč</w:t>
+            </w:r>
+          </w:p>
+        </w:tc>
+        <w:tc>
+          <w:tcPr>
+            <w:tcW w:w="2274" w:type="dxa"/>
+          </w:tcPr>
+          <w:p>
+            <w:pPr>
+              <w:cnfStyle w:val="100000000000" w:firstRow="1" w:lastRow="0" w:firstColumn="0" w:lastColumn="0" w:oddVBand="0" w:evenVBand="0" w:oddHBand="0" w:evenHBand="0" w:firstRowFirstColumn="0" w:firstRowLastColumn="0" w:lastRowFirstColumn="0" w:lastRowLastColumn="0"/>
+              <w:rPr>
+                <w:rFonts w:ascii="Times New Roman" w:hAnsi="Times New Roman" w:cs="Times New Roman"/>
+                <w:lang w:eastAsia="en-GB"/>
+              </w:rPr>
+            </w:pPr>
+            <w:r>
+              <w:rPr>
+                <w:rFonts w:ascii="Times New Roman" w:hAnsi="Times New Roman" w:cs="Times New Roman"/>
+                <w:lang w:eastAsia="en-GB"/>
+              </w:rPr>
+              <w:t>Typ</w:t>
+            </w:r>
+          </w:p>
+        </w:tc>
+        <w:tc>
+          <w:tcPr>
+            <w:tcW w:w="2274" w:type="dxa"/>
+          </w:tcPr>
+          <w:p>
+            <w:pPr>
+              <w:cnfStyle w:val="100000000000" w:firstRow="1" w:lastRow="0" w:firstColumn="0" w:lastColumn="0" w:oddVBand="0" w:evenVBand="0" w:oddHBand="0" w:evenHBand="0" w:firstRowFirstColumn="0" w:firstRowLastColumn="0" w:lastRowFirstColumn="0" w:lastRowLastColumn="0"/>
+              <w:rPr>
+                <w:rFonts w:ascii="Times New Roman" w:hAnsi="Times New Roman" w:cs="Times New Roman"/>
+                <w:lang w:eastAsia="en-GB"/>
+              </w:rPr>
+            </w:pPr>
+            <w:r>
+              <w:rPr>
+                <w:rFonts w:ascii="Times New Roman" w:hAnsi="Times New Roman" w:cs="Times New Roman"/>
+                <w:lang w:eastAsia="en-GB"/>
+              </w:rPr>
+              <w:t>Povinné</w:t>
+            </w:r>
+          </w:p>
+        </w:tc>
+      </w:tr>
+      <w:tr>
+        <w:trPr>
+          <w:cnfStyle w:val="000000100000" w:firstRow="0" w:lastRow="0" w:firstColumn="0" w:lastColumn="0" w:oddVBand="0" w:evenVBand="0" w:oddHBand="1" w:evenHBand="0" w:firstRowFirstColumn="0" w:firstRowLastColumn="0" w:lastRowFirstColumn="0" w:lastRowLastColumn="0"/>
+          <w:trHeight w:val="363"/>
+        </w:trPr>
+        <w:tc>
+          <w:tcPr>
+            <w:cnfStyle w:val="001000000000" w:firstRow="0" w:lastRow="0" w:firstColumn="1" w:lastColumn="0" w:oddVBand="0" w:evenVBand="0" w:oddHBand="0" w:evenHBand="0" w:firstRowFirstColumn="0" w:firstRowLastColumn="0" w:lastRowFirstColumn="0" w:lastRowLastColumn="0"/>
+            <w:tcW w:w="2274" w:type="dxa"/>
+          </w:tcPr>
+          <w:p>
+            <w:pPr>
+              <w:rPr>
+                <w:rFonts w:ascii="Times New Roman" w:hAnsi="Times New Roman" w:cs="Times New Roman"/>
+                <w:lang w:eastAsia="en-GB"/>
+              </w:rPr>
+            </w:pPr>
+            <w:r>
+              <w:rPr>
+                <w:rFonts w:ascii="Times New Roman" w:hAnsi="Times New Roman" w:cs="Times New Roman"/>
+                <w:lang w:eastAsia="en-GB"/>
+              </w:rPr>
+              <w:t>id</w:t>
+            </w:r>
+          </w:p>
+        </w:tc>
+        <w:tc>
+          <w:tcPr>
+            <w:tcW w:w="2274" w:type="dxa"/>
+          </w:tcPr>
+          <w:p>
+            <w:pPr>
+              <w:cnfStyle w:val="000000100000" w:firstRow="0" w:lastRow="0" w:firstColumn="0" w:lastColumn="0" w:oddVBand="0" w:evenVBand="0" w:oddHBand="1" w:evenHBand="0" w:firstRowFirstColumn="0" w:firstRowLastColumn="0" w:lastRowFirstColumn="0" w:lastRowLastColumn="0"/>
+              <w:rPr>
+                <w:rFonts w:ascii="Times New Roman" w:hAnsi="Times New Roman" w:cs="Times New Roman"/>
+                <w:lang w:eastAsia="en-GB"/>
+              </w:rPr>
+            </w:pPr>
+            <w:r>
+              <w:rPr>
+                <w:rFonts w:ascii="Times New Roman" w:hAnsi="Times New Roman" w:cs="Times New Roman"/>
+                <w:lang w:eastAsia="en-GB"/>
+              </w:rPr>
+              <w:t>PK</w:t>
+            </w:r>
+          </w:p>
+        </w:tc>
+        <w:tc>
+          <w:tcPr>
+            <w:tcW w:w="2274" w:type="dxa"/>
+          </w:tcPr>
+          <w:p>
+            <w:pPr>
+              <w:cnfStyle w:val="000000100000" w:firstRow="0" w:lastRow="0" w:firstColumn="0" w:lastColumn="0" w:oddVBand="0" w:evenVBand="0" w:oddHBand="1" w:evenHBand="0" w:firstRowFirstColumn="0" w:firstRowLastColumn="0" w:lastRowFirstColumn="0" w:lastRowLastColumn="0"/>
+              <w:rPr>
+                <w:rFonts w:ascii="Times New Roman" w:hAnsi="Times New Roman" w:cs="Times New Roman"/>
+                <w:lang w:eastAsia="en-GB"/>
+              </w:rPr>
+            </w:pPr>
+            <w:r>
+              <w:rPr>
+                <w:rFonts w:ascii="Times New Roman" w:hAnsi="Times New Roman" w:cs="Times New Roman"/>
+                <w:lang w:eastAsia="en-GB"/>
+              </w:rPr>
+              <w:t>INTEGER</w:t>
+            </w:r>
+          </w:p>
+        </w:tc>
+        <w:tc>
+          <w:tcPr>
+            <w:tcW w:w="2274" w:type="dxa"/>
+          </w:tcPr>
+          <w:p>
+            <w:pPr>
+              <w:cnfStyle w:val="000000100000" w:firstRow="0" w:lastRow="0" w:firstColumn="0" w:lastColumn="0" w:oddVBand="0" w:evenVBand="0" w:oddHBand="1" w:evenHBand="0" w:firstRowFirstColumn="0" w:firstRowLastColumn="0" w:lastRowFirstColumn="0" w:lastRowLastColumn="0"/>
+              <w:rPr>
+                <w:rFonts w:ascii="Times New Roman" w:hAnsi="Times New Roman" w:cs="Times New Roman"/>
+                <w:lang w:eastAsia="en-GB"/>
+              </w:rPr>
+            </w:pPr>
+            <w:r>
+              <w:rPr>
+                <w:rFonts w:ascii="Times New Roman" w:hAnsi="Times New Roman" w:cs="Times New Roman"/>
+                <w:lang w:eastAsia="en-GB"/>
+              </w:rPr>
+              <w:t>NOT NULL</w:t>
+            </w:r>
+          </w:p>
+        </w:tc>
+      </w:tr>
+      <w:tr>
+        <w:trPr>
+          <w:trHeight w:val="381"/>
+        </w:trPr>
+        <w:tc>
+          <w:tcPr>
+            <w:cnfStyle w:val="001000000000" w:firstRow="0" w:lastRow="0" w:firstColumn="1" w:lastColumn="0" w:oddVBand="0" w:evenVBand="0" w:oddHBand="0" w:evenHBand="0" w:firstRowFirstColumn="0" w:firstRowLastColumn="0" w:lastRowFirstColumn="0" w:lastRowLastColumn="0"/>
+            <w:tcW w:w="2274" w:type="dxa"/>
+          </w:tcPr>
+          <w:p>
+            <w:pPr>
+              <w:rPr>
+                <w:rFonts w:ascii="Times New Roman" w:hAnsi="Times New Roman" w:cs="Times New Roman"/>
+                <w:lang w:eastAsia="en-GB"/>
+              </w:rPr>
+            </w:pPr>
+            <w:r>
+              <w:rPr>
+                <w:rFonts w:ascii="Times New Roman" w:hAnsi="Times New Roman" w:cs="Times New Roman"/>
+                <w:lang w:eastAsia="en-GB"/>
+              </w:rPr>
+              <w:t>habitId</w:t>
+            </w:r>
+          </w:p>
+        </w:tc>
+        <w:tc>
+          <w:tcPr>
+            <w:tcW w:w="2274" w:type="dxa"/>
+          </w:tcPr>
+          <w:p>
+            <w:pPr>
+              <w:cnfStyle w:val="000000000000" w:firstRow="0" w:lastRow="0" w:firstColumn="0" w:lastColumn="0" w:oddVBand="0" w:evenVBand="0" w:oddHBand="0" w:evenHBand="0" w:firstRowFirstColumn="0" w:firstRowLastColumn="0" w:lastRowFirstColumn="0" w:lastRowLastColumn="0"/>
+              <w:rPr>
+                <w:rFonts w:ascii="Times New Roman" w:hAnsi="Times New Roman" w:cs="Times New Roman"/>
+                <w:lang w:val="cs-CZ" w:eastAsia="en-GB"/>
+              </w:rPr>
+            </w:pPr>
+            <w:r>
+              <w:rPr>
+                <w:rFonts w:ascii="Times New Roman" w:hAnsi="Times New Roman" w:cs="Times New Roman"/>
+                <w:lang w:val="cs-CZ" w:eastAsia="en-GB"/>
+              </w:rPr>
+              <w:t>FK</w:t>
+            </w:r>
+          </w:p>
+        </w:tc>
+        <w:tc>
+          <w:tcPr>
+            <w:tcW w:w="2274" w:type="dxa"/>
+          </w:tcPr>
+          <w:p>
+            <w:pPr>
+              <w:cnfStyle w:val="000000000000" w:firstRow="0" w:lastRow="0" w:firstColumn="0" w:lastColumn="0" w:oddVBand="0" w:evenVBand="0" w:oddHBand="0" w:evenHBand="0" w:firstRowFirstColumn="0" w:firstRowLastColumn="0" w:lastRowFirstColumn="0" w:lastRowLastColumn="0"/>
+              <w:rPr>
+                <w:rFonts w:ascii="Times New Roman" w:hAnsi="Times New Roman" w:cs="Times New Roman"/>
+                <w:lang w:eastAsia="en-GB"/>
+              </w:rPr>
+            </w:pPr>
+            <w:r>
+              <w:rPr>
+                <w:rFonts w:ascii="Times New Roman" w:hAnsi="Times New Roman" w:cs="Times New Roman"/>
+                <w:lang w:eastAsia="en-GB"/>
+              </w:rPr>
+              <w:t>INTEGER</w:t>
+            </w:r>
+          </w:p>
+        </w:tc>
+        <w:tc>
+          <w:tcPr>
+            <w:tcW w:w="2274" w:type="dxa"/>
+          </w:tcPr>
+          <w:p>
+            <w:pPr>
+              <w:cnfStyle w:val="000000000000" w:firstRow="0" w:lastRow="0" w:firstColumn="0" w:lastColumn="0" w:oddVBand="0" w:evenVBand="0" w:oddHBand="0" w:evenHBand="0" w:firstRowFirstColumn="0" w:firstRowLastColumn="0" w:lastRowFirstColumn="0" w:lastRowLastColumn="0"/>
+              <w:rPr>
+                <w:rFonts w:ascii="Times New Roman" w:hAnsi="Times New Roman" w:cs="Times New Roman"/>
+                <w:lang w:eastAsia="en-GB"/>
+              </w:rPr>
+            </w:pPr>
+            <w:r>
+              <w:rPr>
+                <w:rFonts w:ascii="Times New Roman" w:hAnsi="Times New Roman" w:cs="Times New Roman"/>
+                <w:lang w:eastAsia="en-GB"/>
+              </w:rPr>
+              <w:t>NOT NULL</w:t>
+            </w:r>
+          </w:p>
+        </w:tc>
+      </w:tr>
+      <w:tr>
+        <w:trPr>
+          <w:cnfStyle w:val="000000100000" w:firstRow="0" w:lastRow="0" w:firstColumn="0" w:lastColumn="0" w:oddVBand="0" w:evenVBand="0" w:oddHBand="1" w:evenHBand="0" w:firstRowFirstColumn="0" w:firstRowLastColumn="0" w:lastRowFirstColumn="0" w:lastRowLastColumn="0"/>
+          <w:trHeight w:val="363"/>
+        </w:trPr>
+        <w:tc>
+          <w:tcPr>
+            <w:cnfStyle w:val="001000000000" w:firstRow="0" w:lastRow="0" w:firstColumn="1" w:lastColumn="0" w:oddVBand="0" w:evenVBand="0" w:oddHBand="0" w:evenHBand="0" w:firstRowFirstColumn="0" w:firstRowLastColumn="0" w:lastRowFirstColumn="0" w:lastRowLastColumn="0"/>
+            <w:tcW w:w="2274" w:type="dxa"/>
+          </w:tcPr>
+          <w:p>
+            <w:pPr>
+              <w:rPr>
+                <w:rFonts w:ascii="Times New Roman" w:hAnsi="Times New Roman" w:cs="Times New Roman"/>
+                <w:lang w:eastAsia="en-GB"/>
+              </w:rPr>
+            </w:pPr>
+            <w:r>
+              <w:rPr>
+                <w:rFonts w:ascii="Times New Roman" w:hAnsi="Times New Roman" w:cs="Times New Roman"/>
+                <w:lang w:eastAsia="en-GB"/>
+              </w:rPr>
+              <w:t>date</w:t>
+            </w:r>
+          </w:p>
+        </w:tc>
+        <w:tc>
+          <w:tcPr>
+            <w:tcW w:w="2274" w:type="dxa"/>
+          </w:tcPr>
+          <w:p>
+            <w:pPr>
+              <w:cnfStyle w:val="000000100000" w:firstRow="0" w:lastRow="0" w:firstColumn="0" w:lastColumn="0" w:oddVBand="0" w:evenVBand="0" w:oddHBand="1" w:evenHBand="0" w:firstRowFirstColumn="0" w:firstRowLastColumn="0" w:lastRowFirstColumn="0" w:lastRowLastColumn="0"/>
+              <w:rPr>
+                <w:rFonts w:ascii="Times New Roman" w:hAnsi="Times New Roman" w:cs="Times New Roman"/>
+                <w:lang w:eastAsia="en-GB"/>
+              </w:rPr>
+            </w:pPr>
+            <w:r>
+              <w:rPr>
+                <w:rFonts w:ascii="Times New Roman" w:hAnsi="Times New Roman" w:cs="Times New Roman"/>
+                <w:lang w:val="cs-CZ" w:eastAsia="en-GB"/>
+              </w:rPr>
+              <w:t>-</w:t>
+            </w:r>
+          </w:p>
+        </w:tc>
+        <w:tc>
+          <w:tcPr>
+            <w:tcW w:w="2274" w:type="dxa"/>
+          </w:tcPr>
+          <w:p>
+            <w:pPr>
+              <w:cnfStyle w:val="000000100000" w:firstRow="0" w:lastRow="0" w:firstColumn="0" w:lastColumn="0" w:oddVBand="0" w:evenVBand="0" w:oddHBand="1" w:evenHBand="0" w:firstRowFirstColumn="0" w:firstRowLastColumn="0" w:lastRowFirstColumn="0" w:lastRowLastColumn="0"/>
+              <w:rPr>
+                <w:rFonts w:ascii="Times New Roman" w:hAnsi="Times New Roman" w:cs="Times New Roman"/>
+                <w:lang w:eastAsia="en-GB"/>
+              </w:rPr>
+            </w:pPr>
+            <w:r>
+              <w:rPr>
+                <w:rFonts w:ascii="Times New Roman" w:hAnsi="Times New Roman" w:cs="Times New Roman"/>
+                <w:lang w:eastAsia="en-GB"/>
+              </w:rPr>
+              <w:t>TIMESTAMP</w:t>
+            </w:r>
+          </w:p>
+        </w:tc>
+        <w:tc>
+          <w:tcPr>
+            <w:tcW w:w="2274" w:type="dxa"/>
+          </w:tcPr>
+          <w:p>
+            <w:pPr>
+              <w:cnfStyle w:val="000000100000" w:firstRow="0" w:lastRow="0" w:firstColumn="0" w:lastColumn="0" w:oddVBand="0" w:evenVBand="0" w:oddHBand="1" w:evenHBand="0" w:firstRowFirstColumn="0" w:firstRowLastColumn="0" w:lastRowFirstColumn="0" w:lastRowLastColumn="0"/>
+              <w:rPr>
+                <w:rFonts w:ascii="Times New Roman" w:hAnsi="Times New Roman" w:cs="Times New Roman"/>
+                <w:lang w:eastAsia="en-GB"/>
+              </w:rPr>
+            </w:pPr>
+            <w:r>
+              <w:rPr>
+                <w:rFonts w:ascii="Times New Roman" w:hAnsi="Times New Roman" w:cs="Times New Roman"/>
+                <w:lang w:eastAsia="en-GB"/>
+              </w:rPr>
+              <w:t>NOT NULL</w:t>
+            </w:r>
+          </w:p>
+        </w:tc>
+      </w:tr>
+      <w:tr>
+        <w:trPr>
+          <w:trHeight w:val="363"/>
+        </w:trPr>
+        <w:tc>
+          <w:tcPr>
+            <w:cnfStyle w:val="001000000000" w:firstRow="0" w:lastRow="0" w:firstColumn="1" w:lastColumn="0" w:oddVBand="0" w:evenVBand="0" w:oddHBand="0" w:evenHBand="0" w:firstRowFirstColumn="0" w:firstRowLastColumn="0" w:lastRowFirstColumn="0" w:lastRowLastColumn="0"/>
+            <w:tcW w:w="2274" w:type="dxa"/>
+          </w:tcPr>
+          <w:p>
+            <w:pPr>
+              <w:rPr>
+                <w:rFonts w:ascii="Times New Roman" w:hAnsi="Times New Roman" w:cs="Times New Roman"/>
+                <w:lang w:eastAsia="en-GB"/>
+              </w:rPr>
+            </w:pPr>
+            <w:r>
+              <w:rPr>
+                <w:rFonts w:ascii="Times New Roman" w:hAnsi="Times New Roman" w:cs="Times New Roman"/>
+                <w:lang w:eastAsia="en-GB"/>
+              </w:rPr>
+              <w:t>completed</w:t>
+            </w:r>
+          </w:p>
+        </w:tc>
+        <w:tc>
+          <w:tcPr>
+            <w:tcW w:w="2274" w:type="dxa"/>
+          </w:tcPr>
+          <w:p>
+            <w:pPr>
+              <w:cnfStyle w:val="000000000000" w:firstRow="0" w:lastRow="0" w:firstColumn="0" w:lastColumn="0" w:oddVBand="0" w:evenVBand="0" w:oddHBand="0" w:evenHBand="0" w:firstRowFirstColumn="0" w:firstRowLastColumn="0" w:lastRowFirstColumn="0" w:lastRowLastColumn="0"/>
+              <w:rPr>
+                <w:rFonts w:ascii="Times New Roman" w:hAnsi="Times New Roman" w:cs="Times New Roman"/>
+                <w:lang w:val="cs-CZ" w:eastAsia="en-GB"/>
+              </w:rPr>
+            </w:pPr>
+            <w:r>
+              <w:rPr>
+                <w:rFonts w:ascii="Times New Roman" w:hAnsi="Times New Roman" w:cs="Times New Roman"/>
+                <w:lang w:val="cs-CZ" w:eastAsia="en-GB"/>
+              </w:rPr>
+              <w:t>-</w:t>
+            </w:r>
+          </w:p>
+        </w:tc>
+        <w:tc>
+          <w:tcPr>
+            <w:tcW w:w="2274" w:type="dxa"/>
+          </w:tcPr>
+          <w:p>
+            <w:pPr>
+              <w:cnfStyle w:val="000000000000" w:firstRow="0" w:lastRow="0" w:firstColumn="0" w:lastColumn="0" w:oddVBand="0" w:evenVBand="0" w:oddHBand="0" w:evenHBand="0" w:firstRowFirstColumn="0" w:firstRowLastColumn="0" w:lastRowFirstColumn="0" w:lastRowLastColumn="0"/>
+              <w:rPr>
+                <w:rFonts w:ascii="Times New Roman" w:hAnsi="Times New Roman" w:cs="Times New Roman"/>
+                <w:lang w:eastAsia="en-GB"/>
+              </w:rPr>
+            </w:pPr>
+            <w:r>
+              <w:rPr>
+                <w:rFonts w:ascii="Times New Roman" w:hAnsi="Times New Roman" w:cs="Times New Roman"/>
+                <w:lang w:eastAsia="en-GB"/>
+              </w:rPr>
+              <w:t>BOOLEAN</w:t>
+            </w:r>
+          </w:p>
+        </w:tc>
+        <w:tc>
+          <w:tcPr>
+            <w:tcW w:w="2274" w:type="dxa"/>
+          </w:tcPr>
+          <w:p>
+            <w:pPr>
+              <w:cnfStyle w:val="000000000000" w:firstRow="0" w:lastRow="0" w:firstColumn="0" w:lastColumn="0" w:oddVBand="0" w:evenVBand="0" w:oddHBand="0" w:evenHBand="0" w:firstRowFirstColumn="0" w:firstRowLastColumn="0" w:lastRowFirstColumn="0" w:lastRowLastColumn="0"/>
+              <w:rPr>
+                <w:rFonts w:ascii="Times New Roman" w:hAnsi="Times New Roman" w:cs="Times New Roman"/>
+                <w:lang w:eastAsia="en-GB"/>
+              </w:rPr>
+            </w:pPr>
+            <w:r>
+              <w:rPr>
+                <w:rFonts w:ascii="Times New Roman" w:hAnsi="Times New Roman" w:cs="Times New Roman"/>
+                <w:lang w:eastAsia="en-GB"/>
+              </w:rPr>
+              <w:t>NOT NULL</w:t>
+            </w:r>
+          </w:p>
+        </w:tc>
+      </w:tr>
+      <w:tr>
+        <w:trPr>
+          <w:cnfStyle w:val="000000100000" w:firstRow="0" w:lastRow="0" w:firstColumn="0" w:lastColumn="0" w:oddVBand="0" w:evenVBand="0" w:oddHBand="1" w:evenHBand="0" w:firstRowFirstColumn="0" w:firstRowLastColumn="0" w:lastRowFirstColumn="0" w:lastRowLastColumn="0"/>
+          <w:trHeight w:val="363"/>
+        </w:trPr>
+        <w:tc>
+          <w:tcPr>
+            <w:cnfStyle w:val="001000000000" w:firstRow="0" w:lastRow="0" w:firstColumn="1" w:lastColumn="0" w:oddVBand="0" w:evenVBand="0" w:oddHBand="0" w:evenHBand="0" w:firstRowFirstColumn="0" w:firstRowLastColumn="0" w:lastRowFirstColumn="0" w:lastRowLastColumn="0"/>
+            <w:tcW w:w="2274" w:type="dxa"/>
+          </w:tcPr>
+          <w:p>
+            <w:pPr>
+              <w:rPr>
+                <w:rFonts w:ascii="Times New Roman" w:hAnsi="Times New Roman" w:cs="Times New Roman"/>
+                <w:lang w:eastAsia="en-GB"/>
+              </w:rPr>
+            </w:pPr>
+            <w:r>
+              <w:rPr>
+                <w:rFonts w:ascii="Times New Roman" w:hAnsi="Times New Roman" w:cs="Times New Roman"/>
+                <w:lang w:eastAsia="en-GB"/>
+              </w:rPr>
+              <w:t>weekNumber</w:t>
+            </w:r>
+          </w:p>
+        </w:tc>
+        <w:tc>
+          <w:tcPr>
+            <w:tcW w:w="2274" w:type="dxa"/>
+          </w:tcPr>
+          <w:p>
+            <w:pPr>
+              <w:cnfStyle w:val="000000100000" w:firstRow="0" w:lastRow="0" w:firstColumn="0" w:lastColumn="0" w:oddVBand="0" w:evenVBand="0" w:oddHBand="1" w:evenHBand="0" w:firstRowFirstColumn="0" w:firstRowLastColumn="0" w:lastRowFirstColumn="0" w:lastRowLastColumn="0"/>
+              <w:rPr>
+                <w:rFonts w:ascii="Times New Roman" w:hAnsi="Times New Roman" w:cs="Times New Roman"/>
+                <w:lang w:val="cs-CZ" w:eastAsia="en-GB"/>
+              </w:rPr>
+            </w:pPr>
+            <w:r>
+              <w:rPr>
+                <w:rFonts w:ascii="Times New Roman" w:hAnsi="Times New Roman" w:cs="Times New Roman"/>
+                <w:lang w:val="cs-CZ" w:eastAsia="en-GB"/>
+              </w:rPr>
+              <w:t>-</w:t>
+            </w:r>
+          </w:p>
+        </w:tc>
+        <w:tc>
+          <w:tcPr>
+            <w:tcW w:w="2274" w:type="dxa"/>
+          </w:tcPr>
+          <w:p>
+            <w:pPr>
+              <w:cnfStyle w:val="000000100000" w:firstRow="0" w:lastRow="0" w:firstColumn="0" w:lastColumn="0" w:oddVBand="0" w:evenVBand="0" w:oddHBand="1" w:evenHBand="0" w:firstRowFirstColumn="0" w:firstRowLastColumn="0" w:lastRowFirstColumn="0" w:lastRowLastColumn="0"/>
+              <w:rPr>
+                <w:rFonts w:ascii="Times New Roman" w:hAnsi="Times New Roman" w:cs="Times New Roman"/>
+                <w:lang w:eastAsia="en-GB"/>
+              </w:rPr>
+            </w:pPr>
+            <w:r>
+              <w:rPr>
+                <w:rFonts w:ascii="Times New Roman" w:hAnsi="Times New Roman" w:cs="Times New Roman"/>
+                <w:lang w:eastAsia="en-GB"/>
+              </w:rPr>
+              <w:t>INTEGER</w:t>
+            </w:r>
+          </w:p>
+        </w:tc>
+        <w:tc>
+          <w:tcPr>
+            <w:tcW w:w="2274" w:type="dxa"/>
+          </w:tcPr>
+          <w:p>
+            <w:pPr>
+              <w:cnfStyle w:val="000000100000" w:firstRow="0" w:lastRow="0" w:firstColumn="0" w:lastColumn="0" w:oddVBand="0" w:evenVBand="0" w:oddHBand="1" w:evenHBand="0" w:firstRowFirstColumn="0" w:firstRowLastColumn="0" w:lastRowFirstColumn="0" w:lastRowLastColumn="0"/>
+              <w:rPr>
+                <w:rFonts w:ascii="Times New Roman" w:hAnsi="Times New Roman" w:cs="Times New Roman"/>
+                <w:lang w:eastAsia="en-GB"/>
+              </w:rPr>
+            </w:pPr>
+            <w:r>
+              <w:rPr>
+                <w:rFonts w:ascii="Times New Roman" w:hAnsi="Times New Roman" w:cs="Times New Roman"/>
+                <w:lang w:eastAsia="en-GB"/>
+              </w:rPr>
+              <w:t>NOT NULL</w:t>
+            </w:r>
+          </w:p>
+        </w:tc>
+      </w:tr>
+    </w:tbl>
+    <w:p>
+      <w:pPr>
+        <w:rPr>
+          <w:lang w:eastAsia="en-GB"/>
+        </w:rPr>
+      </w:pPr>
+    </w:p>
+    <w:p>
+      <w:pPr>
+        <w:pStyle w:val="NormalWeb"/>
+      </w:pPr>
+      <w:r>
+        <w:rPr>
+          <w:b/>
+          <w:bCs/>
+        </w:rPr>
+        <w:t>Podrobný popis vlastností:</w:t>
+      </w:r>
+    </w:p>
+    <w:p>
+      <w:pPr>
+        <w:pStyle w:val="NormalWeb"/>
+        <w:numPr>
+          <w:ilvl w:val="0"/>
+          <w:numId w:val="14"/>
+        </w:numPr>
+      </w:pPr>
+      <w:r>
+        <w:rPr>
+          <w:rStyle w:val="HTMLCode"/>
+          <w:b/>
+          <w:bCs/>
+        </w:rPr>
+        <w:t>id</w:t>
+      </w:r>
+      <w:r>
+        <w:rPr>
+          <w:b/>
+          <w:bCs/>
+        </w:rPr>
+        <w:t>:</w:t>
+      </w:r>
+      <w:r>
+        <w:t xml:space="preserve"> Hlavní identifikační klíč (primární klíč) typu INTEGER, který jednoznačně označuje každý vygenerovaný statistický záznam o týdenním návyku.</w:t>
+      </w:r>
+    </w:p>
+    <w:p>
+      <w:pPr>
+        <w:pStyle w:val="NormalWeb"/>
+        <w:numPr>
+          <w:ilvl w:val="0"/>
+          <w:numId w:val="14"/>
+        </w:numPr>
+      </w:pPr>
+      <w:r>
+        <w:rPr>
+          <w:rStyle w:val="HTMLCode"/>
+          <w:b/>
+          <w:bCs/>
+        </w:rPr>
+        <w:t>habitId</w:t>
+      </w:r>
+      <w:r>
+        <w:rPr>
+          <w:b/>
+          <w:bCs/>
+        </w:rPr>
+        <w:t>:</w:t>
+      </w:r>
+      <w:r>
+        <w:t xml:space="preserve"> Cizí klíč (Foreign Key) odkazující na hlavní návyk z tabulky </w:t>
+      </w:r>
+      <w:r>
+        <w:rPr>
+          <w:rStyle w:val="HTMLCode"/>
+        </w:rPr>
+        <w:t>WeeklyHabit</w:t>
+      </w:r>
+      <w:r>
+        <w:t>.</w:t>
+      </w:r>
+    </w:p>
+    <w:p>
+      <w:pPr>
+        <w:pStyle w:val="NormalWeb"/>
+        <w:numPr>
+          <w:ilvl w:val="0"/>
+          <w:numId w:val="14"/>
+        </w:numPr>
+      </w:pPr>
+      <w:r>
+        <w:rPr>
+          <w:rStyle w:val="HTMLCode"/>
+          <w:b/>
+          <w:bCs/>
+        </w:rPr>
+        <w:lastRenderedPageBreak/>
+        <w:t>date</w:t>
+      </w:r>
+      <w:r>
+        <w:rPr>
+          <w:b/>
+          <w:bCs/>
+        </w:rPr>
+        <w:t>:</w:t>
+      </w:r>
+      <w:r>
+        <w:t xml:space="preserve"> Časové razítko (TIMESTAMP), které ukládá přesný den a čas, ke kterému se tento stav plnění zaznamenal.</w:t>
+      </w:r>
+    </w:p>
+    <w:p>
+      <w:pPr>
+        <w:pStyle w:val="NormalWeb"/>
+        <w:numPr>
+          <w:ilvl w:val="0"/>
+          <w:numId w:val="14"/>
+        </w:numPr>
+      </w:pPr>
+      <w:r>
+        <w:rPr>
+          <w:rStyle w:val="HTMLCode"/>
+          <w:b/>
+          <w:bCs/>
+        </w:rPr>
+        <w:t>completed</w:t>
+      </w:r>
+      <w:r>
+        <w:rPr>
+          <w:b/>
+          <w:bCs/>
+        </w:rPr>
+        <w:t>:</w:t>
+      </w:r>
+      <w:r>
+        <w:t xml:space="preserve"> Pravdivostní příznak (true/false) určující, zda byl návyk v tento konkrétní naplánovaný den splněn (</w:t>
+      </w:r>
+      <w:r>
+        <w:rPr>
+          <w:rStyle w:val="HTMLCode"/>
+        </w:rPr>
+        <w:t>true</w:t>
+      </w:r>
+      <w:r>
+        <w:t>), nebo ne (</w:t>
+      </w:r>
+      <w:r>
+        <w:rPr>
+          <w:rStyle w:val="HTMLCode"/>
+        </w:rPr>
+        <w:t>false</w:t>
+      </w:r>
+      <w:r>
+        <w:t>).</w:t>
+      </w:r>
+    </w:p>
+    <w:p>
+      <w:pPr>
+        <w:pStyle w:val="NormalWeb"/>
+        <w:numPr>
+          <w:ilvl w:val="0"/>
+          <w:numId w:val="14"/>
+        </w:numPr>
+      </w:pPr>
+      <w:r>
+        <w:rPr>
+          <w:rStyle w:val="HTMLCode"/>
+          <w:b/>
+          <w:bCs/>
+        </w:rPr>
+        <w:t>weekNumber</w:t>
+      </w:r>
+      <w:r>
+        <w:rPr>
+          <w:b/>
+          <w:bCs/>
+        </w:rPr>
+        <w:t>:</w:t>
+      </w:r>
+      <w:r>
+        <w:t xml:space="preserve"> Číslo týdne v roce (1–53), které server automaticky dopočítá a uloží. Umožňuje aplikaci bleskově filtrovat a seskupovat statistiky úspěšnosti po celých týdnech.</w:t>
+      </w:r>
+    </w:p>
+    <w:p>
+      <w:pPr>
+        <w:rPr>
+          <w:lang w:eastAsia="en-GB"/>
+        </w:rPr>
+      </w:pPr>
+    </w:p>
+    <w:p>
+      <w:pPr>
+        <w:pStyle w:val="Heading3"/>
+        <w:rPr>
+          <w:lang w:eastAsia="en-GB"/>
+        </w:rPr>
+      </w:pPr>
+      <w:bookmarkStart w:id="19" w:name="_Toc231036714"/>
+      <w:r>
+        <w:rPr>
+          <w:lang w:eastAsia="en-GB"/>
+        </w:rPr>
+        <w:t>Entita ActivityType</w:t>
+      </w:r>
+      <w:bookmarkEnd w:id="19"/>
+    </w:p>
+    <w:tbl>
+      <w:tblPr>
+        <w:tblStyle w:val="ListTable2-Accent4"/>
+        <w:tblW w:w="9096" w:type="dxa"/>
+        <w:tblLook w:val="04A0" w:firstRow="1" w:lastRow="0" w:firstColumn="1" w:lastColumn="0" w:noHBand="0" w:noVBand="1"/>
+      </w:tblPr>
+      <w:tblGrid>
+        <w:gridCol w:w="2274"/>
+        <w:gridCol w:w="2274"/>
+        <w:gridCol w:w="2274"/>
+        <w:gridCol w:w="2274"/>
+      </w:tblGrid>
+      <w:tr>
+        <w:trPr>
+          <w:cnfStyle w:val="100000000000" w:firstRow="1" w:lastRow="0" w:firstColumn="0" w:lastColumn="0" w:oddVBand="0" w:evenVBand="0" w:oddHBand="0" w:evenHBand="0" w:firstRowFirstColumn="0" w:firstRowLastColumn="0" w:lastRowFirstColumn="0" w:lastRowLastColumn="0"/>
+          <w:trHeight w:val="363"/>
+        </w:trPr>
+        <w:tc>
+          <w:tcPr>
+            <w:cnfStyle w:val="001000000000" w:firstRow="0" w:lastRow="0" w:firstColumn="1" w:lastColumn="0" w:oddVBand="0" w:evenVBand="0" w:oddHBand="0" w:evenHBand="0" w:firstRowFirstColumn="0" w:firstRowLastColumn="0" w:lastRowFirstColumn="0" w:lastRowLastColumn="0"/>
+            <w:tcW w:w="2274" w:type="dxa"/>
+          </w:tcPr>
+          <w:p>
+            <w:pPr>
+              <w:rPr>
+                <w:rFonts w:ascii="Times New Roman" w:hAnsi="Times New Roman" w:cs="Times New Roman"/>
+                <w:lang w:eastAsia="en-GB"/>
+              </w:rPr>
+            </w:pPr>
+            <w:r>
+              <w:rPr>
+                <w:rFonts w:ascii="Times New Roman" w:hAnsi="Times New Roman" w:cs="Times New Roman"/>
+                <w:lang w:eastAsia="en-GB"/>
+              </w:rPr>
+              <w:t>Sloupec</w:t>
+            </w:r>
+          </w:p>
+        </w:tc>
+        <w:tc>
+          <w:tcPr>
+            <w:tcW w:w="2274" w:type="dxa"/>
+          </w:tcPr>
+          <w:p>
+            <w:pPr>
+              <w:cnfStyle w:val="100000000000" w:firstRow="1" w:lastRow="0" w:firstColumn="0" w:lastColumn="0" w:oddVBand="0" w:evenVBand="0" w:oddHBand="0" w:evenHBand="0" w:firstRowFirstColumn="0" w:firstRowLastColumn="0" w:lastRowFirstColumn="0" w:lastRowLastColumn="0"/>
+              <w:rPr>
+                <w:rFonts w:ascii="Times New Roman" w:hAnsi="Times New Roman" w:cs="Times New Roman"/>
+                <w:lang w:val="cs-CZ" w:eastAsia="en-GB"/>
+              </w:rPr>
+            </w:pPr>
+            <w:r>
+              <w:rPr>
+                <w:rFonts w:ascii="Times New Roman" w:hAnsi="Times New Roman" w:cs="Times New Roman"/>
+                <w:lang w:eastAsia="en-GB"/>
+              </w:rPr>
+              <w:t>Klíč</w:t>
+            </w:r>
+          </w:p>
+        </w:tc>
+        <w:tc>
+          <w:tcPr>
+            <w:tcW w:w="2274" w:type="dxa"/>
+          </w:tcPr>
+          <w:p>
+            <w:pPr>
+              <w:cnfStyle w:val="100000000000" w:firstRow="1" w:lastRow="0" w:firstColumn="0" w:lastColumn="0" w:oddVBand="0" w:evenVBand="0" w:oddHBand="0" w:evenHBand="0" w:firstRowFirstColumn="0" w:firstRowLastColumn="0" w:lastRowFirstColumn="0" w:lastRowLastColumn="0"/>
+              <w:rPr>
+                <w:rFonts w:ascii="Times New Roman" w:hAnsi="Times New Roman" w:cs="Times New Roman"/>
+                <w:lang w:eastAsia="en-GB"/>
+              </w:rPr>
+            </w:pPr>
+            <w:r>
+              <w:rPr>
+                <w:rFonts w:ascii="Times New Roman" w:hAnsi="Times New Roman" w:cs="Times New Roman"/>
+                <w:lang w:eastAsia="en-GB"/>
+              </w:rPr>
+              <w:t>Typ</w:t>
+            </w:r>
+          </w:p>
+        </w:tc>
+        <w:tc>
+          <w:tcPr>
+            <w:tcW w:w="2274" w:type="dxa"/>
+          </w:tcPr>
+          <w:p>
+            <w:pPr>
+              <w:cnfStyle w:val="100000000000" w:firstRow="1" w:lastRow="0" w:firstColumn="0" w:lastColumn="0" w:oddVBand="0" w:evenVBand="0" w:oddHBand="0" w:evenHBand="0" w:firstRowFirstColumn="0" w:firstRowLastColumn="0" w:lastRowFirstColumn="0" w:lastRowLastColumn="0"/>
+              <w:rPr>
+                <w:rFonts w:ascii="Times New Roman" w:hAnsi="Times New Roman" w:cs="Times New Roman"/>
+                <w:lang w:eastAsia="en-GB"/>
+              </w:rPr>
+            </w:pPr>
+            <w:r>
+              <w:rPr>
+                <w:rFonts w:ascii="Times New Roman" w:hAnsi="Times New Roman" w:cs="Times New Roman"/>
+                <w:lang w:eastAsia="en-GB"/>
+              </w:rPr>
+              <w:t>Povinné</w:t>
+            </w:r>
+          </w:p>
+        </w:tc>
+      </w:tr>
+      <w:tr>
+        <w:trPr>
+          <w:cnfStyle w:val="000000100000" w:firstRow="0" w:lastRow="0" w:firstColumn="0" w:lastColumn="0" w:oddVBand="0" w:evenVBand="0" w:oddHBand="1" w:evenHBand="0" w:firstRowFirstColumn="0" w:firstRowLastColumn="0" w:lastRowFirstColumn="0" w:lastRowLastColumn="0"/>
+          <w:trHeight w:val="363"/>
+        </w:trPr>
+        <w:tc>
+          <w:tcPr>
+            <w:cnfStyle w:val="001000000000" w:firstRow="0" w:lastRow="0" w:firstColumn="1" w:lastColumn="0" w:oddVBand="0" w:evenVBand="0" w:oddHBand="0" w:evenHBand="0" w:firstRowFirstColumn="0" w:firstRowLastColumn="0" w:lastRowFirstColumn="0" w:lastRowLastColumn="0"/>
+            <w:tcW w:w="2274" w:type="dxa"/>
+          </w:tcPr>
+          <w:p>
+            <w:pPr>
+              <w:rPr>
+                <w:rFonts w:ascii="Times New Roman" w:hAnsi="Times New Roman" w:cs="Times New Roman"/>
+                <w:lang w:eastAsia="en-GB"/>
+              </w:rPr>
+            </w:pPr>
+            <w:r>
+              <w:rPr>
+                <w:rFonts w:ascii="Times New Roman" w:hAnsi="Times New Roman" w:cs="Times New Roman"/>
+                <w:lang w:eastAsia="en-GB"/>
+              </w:rPr>
+              <w:t>id</w:t>
+            </w:r>
+          </w:p>
+        </w:tc>
+        <w:tc>
+          <w:tcPr>
+            <w:tcW w:w="2274" w:type="dxa"/>
+          </w:tcPr>
+          <w:p>
+            <w:pPr>
+              <w:cnfStyle w:val="000000100000" w:firstRow="0" w:lastRow="0" w:firstColumn="0" w:lastColumn="0" w:oddVBand="0" w:evenVBand="0" w:oddHBand="1" w:evenHBand="0" w:firstRowFirstColumn="0" w:firstRowLastColumn="0" w:lastRowFirstColumn="0" w:lastRowLastColumn="0"/>
+              <w:rPr>
+                <w:rFonts w:ascii="Times New Roman" w:hAnsi="Times New Roman" w:cs="Times New Roman"/>
+                <w:lang w:eastAsia="en-GB"/>
+              </w:rPr>
+            </w:pPr>
+            <w:r>
+              <w:rPr>
+                <w:rFonts w:ascii="Times New Roman" w:hAnsi="Times New Roman" w:cs="Times New Roman"/>
+                <w:lang w:eastAsia="en-GB"/>
+              </w:rPr>
+              <w:t>PK</w:t>
+            </w:r>
+          </w:p>
+        </w:tc>
+        <w:tc>
+          <w:tcPr>
+            <w:tcW w:w="2274" w:type="dxa"/>
+          </w:tcPr>
+          <w:p>
+            <w:pPr>
+              <w:cnfStyle w:val="000000100000" w:firstRow="0" w:lastRow="0" w:firstColumn="0" w:lastColumn="0" w:oddVBand="0" w:evenVBand="0" w:oddHBand="1" w:evenHBand="0" w:firstRowFirstColumn="0" w:firstRowLastColumn="0" w:lastRowFirstColumn="0" w:lastRowLastColumn="0"/>
+              <w:rPr>
+                <w:rFonts w:ascii="Times New Roman" w:hAnsi="Times New Roman" w:cs="Times New Roman"/>
+                <w:lang w:eastAsia="en-GB"/>
+              </w:rPr>
+            </w:pPr>
+            <w:r>
+              <w:rPr>
+                <w:rFonts w:ascii="Times New Roman" w:hAnsi="Times New Roman" w:cs="Times New Roman"/>
+                <w:lang w:eastAsia="en-GB"/>
+              </w:rPr>
+              <w:t>INTEGER</w:t>
+            </w:r>
+          </w:p>
+        </w:tc>
+        <w:tc>
+          <w:tcPr>
+            <w:tcW w:w="2274" w:type="dxa"/>
+          </w:tcPr>
+          <w:p>
+            <w:pPr>
+              <w:cnfStyle w:val="000000100000" w:firstRow="0" w:lastRow="0" w:firstColumn="0" w:lastColumn="0" w:oddVBand="0" w:evenVBand="0" w:oddHBand="1" w:evenHBand="0" w:firstRowFirstColumn="0" w:firstRowLastColumn="0" w:lastRowFirstColumn="0" w:lastRowLastColumn="0"/>
+              <w:rPr>
+                <w:rFonts w:ascii="Times New Roman" w:hAnsi="Times New Roman" w:cs="Times New Roman"/>
+                <w:lang w:eastAsia="en-GB"/>
+              </w:rPr>
+            </w:pPr>
+            <w:r>
+              <w:rPr>
+                <w:rFonts w:ascii="Times New Roman" w:hAnsi="Times New Roman" w:cs="Times New Roman"/>
+                <w:lang w:eastAsia="en-GB"/>
+              </w:rPr>
+              <w:t>NOT NULL</w:t>
+            </w:r>
+          </w:p>
+        </w:tc>
+      </w:tr>
+      <w:tr>
+        <w:trPr>
+          <w:trHeight w:val="381"/>
+        </w:trPr>
+        <w:tc>
+          <w:tcPr>
+            <w:cnfStyle w:val="001000000000" w:firstRow="0" w:lastRow="0" w:firstColumn="1" w:lastColumn="0" w:oddVBand="0" w:evenVBand="0" w:oddHBand="0" w:evenHBand="0" w:firstRowFirstColumn="0" w:firstRowLastColumn="0" w:lastRowFirstColumn="0" w:lastRowLastColumn="0"/>
+            <w:tcW w:w="2274" w:type="dxa"/>
+          </w:tcPr>
+          <w:p>
+            <w:pPr>
+              <w:rPr>
+                <w:rFonts w:ascii="Times New Roman" w:hAnsi="Times New Roman" w:cs="Times New Roman"/>
+                <w:lang w:eastAsia="en-GB"/>
+              </w:rPr>
+            </w:pPr>
+            <w:r>
+              <w:rPr>
+                <w:rFonts w:ascii="Times New Roman" w:hAnsi="Times New Roman" w:cs="Times New Roman"/>
+                <w:lang w:eastAsia="en-GB"/>
+              </w:rPr>
+              <w:t>userId</w:t>
+            </w:r>
+          </w:p>
+        </w:tc>
+        <w:tc>
+          <w:tcPr>
+            <w:tcW w:w="2274" w:type="dxa"/>
+          </w:tcPr>
+          <w:p>
+            <w:pPr>
+              <w:cnfStyle w:val="000000000000" w:firstRow="0" w:lastRow="0" w:firstColumn="0" w:lastColumn="0" w:oddVBand="0" w:evenVBand="0" w:oddHBand="0" w:evenHBand="0" w:firstRowFirstColumn="0" w:firstRowLastColumn="0" w:lastRowFirstColumn="0" w:lastRowLastColumn="0"/>
+              <w:rPr>
+                <w:rFonts w:ascii="Times New Roman" w:hAnsi="Times New Roman" w:cs="Times New Roman"/>
+                <w:lang w:val="cs-CZ" w:eastAsia="en-GB"/>
+              </w:rPr>
+            </w:pPr>
+            <w:r>
+              <w:rPr>
+                <w:rFonts w:ascii="Times New Roman" w:hAnsi="Times New Roman" w:cs="Times New Roman"/>
+                <w:lang w:val="cs-CZ" w:eastAsia="en-GB"/>
+              </w:rPr>
+              <w:t>FK</w:t>
+            </w:r>
+          </w:p>
+        </w:tc>
+        <w:tc>
+          <w:tcPr>
+            <w:tcW w:w="2274" w:type="dxa"/>
+          </w:tcPr>
+          <w:p>
+            <w:pPr>
+              <w:cnfStyle w:val="000000000000" w:firstRow="0" w:lastRow="0" w:firstColumn="0" w:lastColumn="0" w:oddVBand="0" w:evenVBand="0" w:oddHBand="0" w:evenHBand="0" w:firstRowFirstColumn="0" w:firstRowLastColumn="0" w:lastRowFirstColumn="0" w:lastRowLastColumn="0"/>
+              <w:rPr>
+                <w:rFonts w:ascii="Times New Roman" w:hAnsi="Times New Roman" w:cs="Times New Roman"/>
+                <w:lang w:eastAsia="en-GB"/>
+              </w:rPr>
+            </w:pPr>
+            <w:r>
+              <w:rPr>
+                <w:rFonts w:ascii="Times New Roman" w:hAnsi="Times New Roman" w:cs="Times New Roman"/>
+                <w:lang w:eastAsia="en-GB"/>
+              </w:rPr>
+              <w:t>VARCHAR</w:t>
+            </w:r>
+          </w:p>
+        </w:tc>
+        <w:tc>
+          <w:tcPr>
+            <w:tcW w:w="2274" w:type="dxa"/>
+          </w:tcPr>
+          <w:p>
+            <w:pPr>
+              <w:cnfStyle w:val="000000000000" w:firstRow="0" w:lastRow="0" w:firstColumn="0" w:lastColumn="0" w:oddVBand="0" w:evenVBand="0" w:oddHBand="0" w:evenHBand="0" w:firstRowFirstColumn="0" w:firstRowLastColumn="0" w:lastRowFirstColumn="0" w:lastRowLastColumn="0"/>
+              <w:rPr>
+                <w:rFonts w:ascii="Times New Roman" w:hAnsi="Times New Roman" w:cs="Times New Roman"/>
+                <w:lang w:eastAsia="en-GB"/>
+              </w:rPr>
+            </w:pPr>
+            <w:r>
+              <w:rPr>
+                <w:rFonts w:ascii="Times New Roman" w:hAnsi="Times New Roman" w:cs="Times New Roman"/>
+                <w:lang w:eastAsia="en-GB"/>
+              </w:rPr>
+              <w:t>NOT NULL</w:t>
+            </w:r>
+          </w:p>
+        </w:tc>
+      </w:tr>
+      <w:tr>
+        <w:trPr>
+          <w:cnfStyle w:val="000000100000" w:firstRow="0" w:lastRow="0" w:firstColumn="0" w:lastColumn="0" w:oddVBand="0" w:evenVBand="0" w:oddHBand="1" w:evenHBand="0" w:firstRowFirstColumn="0" w:firstRowLastColumn="0" w:lastRowFirstColumn="0" w:lastRowLastColumn="0"/>
+          <w:trHeight w:val="363"/>
+        </w:trPr>
+        <w:tc>
+          <w:tcPr>
+            <w:cnfStyle w:val="001000000000" w:firstRow="0" w:lastRow="0" w:firstColumn="1" w:lastColumn="0" w:oddVBand="0" w:evenVBand="0" w:oddHBand="0" w:evenHBand="0" w:firstRowFirstColumn="0" w:firstRowLastColumn="0" w:lastRowFirstColumn="0" w:lastRowLastColumn="0"/>
+            <w:tcW w:w="2274" w:type="dxa"/>
+          </w:tcPr>
+          <w:p>
+            <w:pPr>
+              <w:rPr>
+                <w:rFonts w:ascii="Times New Roman" w:hAnsi="Times New Roman" w:cs="Times New Roman"/>
+                <w:lang w:eastAsia="en-GB"/>
+              </w:rPr>
+            </w:pPr>
+            <w:r>
+              <w:rPr>
+                <w:rFonts w:ascii="Times New Roman" w:hAnsi="Times New Roman" w:cs="Times New Roman"/>
+                <w:lang w:eastAsia="en-GB"/>
+              </w:rPr>
+              <w:t>name</w:t>
+            </w:r>
+          </w:p>
+        </w:tc>
+        <w:tc>
+          <w:tcPr>
+            <w:tcW w:w="2274" w:type="dxa"/>
+          </w:tcPr>
+          <w:p>
+            <w:pPr>
+              <w:cnfStyle w:val="000000100000" w:firstRow="0" w:lastRow="0" w:firstColumn="0" w:lastColumn="0" w:oddVBand="0" w:evenVBand="0" w:oddHBand="1" w:evenHBand="0" w:firstRowFirstColumn="0" w:firstRowLastColumn="0" w:lastRowFirstColumn="0" w:lastRowLastColumn="0"/>
+              <w:rPr>
+                <w:rFonts w:ascii="Times New Roman" w:hAnsi="Times New Roman" w:cs="Times New Roman"/>
+                <w:lang w:eastAsia="en-GB"/>
+              </w:rPr>
+            </w:pPr>
+            <w:r>
+              <w:rPr>
+                <w:rFonts w:ascii="Times New Roman" w:hAnsi="Times New Roman" w:cs="Times New Roman"/>
+                <w:lang w:val="cs-CZ" w:eastAsia="en-GB"/>
+              </w:rPr>
+              <w:t>-</w:t>
+            </w:r>
+          </w:p>
+        </w:tc>
+        <w:tc>
+          <w:tcPr>
+            <w:tcW w:w="2274" w:type="dxa"/>
+          </w:tcPr>
+          <w:p>
+            <w:pPr>
+              <w:cnfStyle w:val="000000100000" w:firstRow="0" w:lastRow="0" w:firstColumn="0" w:lastColumn="0" w:oddVBand="0" w:evenVBand="0" w:oddHBand="1" w:evenHBand="0" w:firstRowFirstColumn="0" w:firstRowLastColumn="0" w:lastRowFirstColumn="0" w:lastRowLastColumn="0"/>
+              <w:rPr>
+                <w:rFonts w:ascii="Times New Roman" w:hAnsi="Times New Roman" w:cs="Times New Roman"/>
+                <w:lang w:eastAsia="en-GB"/>
+              </w:rPr>
+            </w:pPr>
+            <w:r>
+              <w:rPr>
+                <w:rFonts w:ascii="Times New Roman" w:hAnsi="Times New Roman" w:cs="Times New Roman"/>
+                <w:lang w:eastAsia="en-GB"/>
+              </w:rPr>
+              <w:t>VARCHAR</w:t>
+            </w:r>
+          </w:p>
+        </w:tc>
+        <w:tc>
+          <w:tcPr>
+            <w:tcW w:w="2274" w:type="dxa"/>
+          </w:tcPr>
+          <w:p>
+            <w:pPr>
+              <w:cnfStyle w:val="000000100000" w:firstRow="0" w:lastRow="0" w:firstColumn="0" w:lastColumn="0" w:oddVBand="0" w:evenVBand="0" w:oddHBand="1" w:evenHBand="0" w:firstRowFirstColumn="0" w:firstRowLastColumn="0" w:lastRowFirstColumn="0" w:lastRowLastColumn="0"/>
+              <w:rPr>
+                <w:rFonts w:ascii="Times New Roman" w:hAnsi="Times New Roman" w:cs="Times New Roman"/>
+                <w:lang w:eastAsia="en-GB"/>
+              </w:rPr>
+            </w:pPr>
+            <w:r>
+              <w:rPr>
+                <w:rFonts w:ascii="Times New Roman" w:hAnsi="Times New Roman" w:cs="Times New Roman"/>
+                <w:lang w:eastAsia="en-GB"/>
+              </w:rPr>
+              <w:t>NOT NULL</w:t>
+            </w:r>
+          </w:p>
+        </w:tc>
+      </w:tr>
+      <w:tr>
+        <w:trPr>
+          <w:trHeight w:val="363"/>
+        </w:trPr>
+        <w:tc>
+          <w:tcPr>
+            <w:cnfStyle w:val="001000000000" w:firstRow="0" w:lastRow="0" w:firstColumn="1" w:lastColumn="0" w:oddVBand="0" w:evenVBand="0" w:oddHBand="0" w:evenHBand="0" w:firstRowFirstColumn="0" w:firstRowLastColumn="0" w:lastRowFirstColumn="0" w:lastRowLastColumn="0"/>
+            <w:tcW w:w="2274" w:type="dxa"/>
+          </w:tcPr>
+          <w:p>
+            <w:pPr>
+              <w:rPr>
+                <w:rFonts w:ascii="Times New Roman" w:hAnsi="Times New Roman" w:cs="Times New Roman"/>
+                <w:lang w:eastAsia="en-GB"/>
+              </w:rPr>
+            </w:pPr>
+            <w:r>
+              <w:rPr>
+                <w:rFonts w:ascii="Times New Roman" w:hAnsi="Times New Roman" w:cs="Times New Roman"/>
+                <w:lang w:eastAsia="en-GB"/>
+              </w:rPr>
+              <w:t>details</w:t>
+            </w:r>
+          </w:p>
+        </w:tc>
+        <w:tc>
+          <w:tcPr>
+            <w:tcW w:w="2274" w:type="dxa"/>
+          </w:tcPr>
+          <w:p>
+            <w:pPr>
+              <w:cnfStyle w:val="000000000000" w:firstRow="0" w:lastRow="0" w:firstColumn="0" w:lastColumn="0" w:oddVBand="0" w:evenVBand="0" w:oddHBand="0" w:evenHBand="0" w:firstRowFirstColumn="0" w:firstRowLastColumn="0" w:lastRowFirstColumn="0" w:lastRowLastColumn="0"/>
+              <w:rPr>
+                <w:rFonts w:ascii="Times New Roman" w:hAnsi="Times New Roman" w:cs="Times New Roman"/>
+                <w:lang w:val="cs-CZ" w:eastAsia="en-GB"/>
+              </w:rPr>
+            </w:pPr>
+            <w:r>
+              <w:rPr>
+                <w:rFonts w:ascii="Times New Roman" w:hAnsi="Times New Roman" w:cs="Times New Roman"/>
+                <w:lang w:val="cs-CZ" w:eastAsia="en-GB"/>
+              </w:rPr>
+              <w:t>-</w:t>
+            </w:r>
+          </w:p>
+        </w:tc>
+        <w:tc>
+          <w:tcPr>
+            <w:tcW w:w="2274" w:type="dxa"/>
+          </w:tcPr>
+          <w:p>
+            <w:pPr>
+              <w:cnfStyle w:val="000000000000" w:firstRow="0" w:lastRow="0" w:firstColumn="0" w:lastColumn="0" w:oddVBand="0" w:evenVBand="0" w:oddHBand="0" w:evenHBand="0" w:firstRowFirstColumn="0" w:firstRowLastColumn="0" w:lastRowFirstColumn="0" w:lastRowLastColumn="0"/>
+              <w:rPr>
+                <w:rFonts w:ascii="Times New Roman" w:hAnsi="Times New Roman" w:cs="Times New Roman"/>
+                <w:lang w:eastAsia="en-GB"/>
+              </w:rPr>
+            </w:pPr>
+            <w:r>
+              <w:rPr>
+                <w:rFonts w:ascii="Times New Roman" w:hAnsi="Times New Roman" w:cs="Times New Roman"/>
+                <w:lang w:eastAsia="en-GB"/>
+              </w:rPr>
+              <w:t>TEXT</w:t>
+            </w:r>
+          </w:p>
+        </w:tc>
+        <w:tc>
+          <w:tcPr>
+            <w:tcW w:w="2274" w:type="dxa"/>
+          </w:tcPr>
+          <w:p>
+            <w:pPr>
+              <w:cnfStyle w:val="000000000000" w:firstRow="0" w:lastRow="0" w:firstColumn="0" w:lastColumn="0" w:oddVBand="0" w:evenVBand="0" w:oddHBand="0" w:evenHBand="0" w:firstRowFirstColumn="0" w:firstRowLastColumn="0" w:lastRowFirstColumn="0" w:lastRowLastColumn="0"/>
+              <w:rPr>
+                <w:rFonts w:ascii="Times New Roman" w:hAnsi="Times New Roman" w:cs="Times New Roman"/>
+                <w:lang w:eastAsia="en-GB"/>
+              </w:rPr>
+            </w:pPr>
+            <w:r>
+              <w:rPr>
+                <w:rFonts w:ascii="Times New Roman" w:hAnsi="Times New Roman" w:cs="Times New Roman"/>
+                <w:lang w:eastAsia="en-GB"/>
+              </w:rPr>
+              <w:t>NULL (Nepovinn</w:t>
+            </w:r>
+            <w:r>
+              <w:rPr>
+                <w:rFonts w:ascii="Times New Roman" w:hAnsi="Times New Roman" w:cs="Times New Roman"/>
+                <w:lang w:val="cs-CZ" w:eastAsia="en-GB"/>
+              </w:rPr>
+              <w:t>é</w:t>
+            </w:r>
+            <w:r>
+              <w:rPr>
+                <w:rFonts w:ascii="Times New Roman" w:hAnsi="Times New Roman" w:cs="Times New Roman"/>
+                <w:lang w:eastAsia="en-GB"/>
+              </w:rPr>
+              <w:t>)</w:t>
+            </w:r>
+          </w:p>
+        </w:tc>
+      </w:tr>
+      <w:tr>
+        <w:trPr>
+          <w:cnfStyle w:val="000000100000" w:firstRow="0" w:lastRow="0" w:firstColumn="0" w:lastColumn="0" w:oddVBand="0" w:evenVBand="0" w:oddHBand="1" w:evenHBand="0" w:firstRowFirstColumn="0" w:firstRowLastColumn="0" w:lastRowFirstColumn="0" w:lastRowLastColumn="0"/>
+          <w:trHeight w:val="363"/>
+        </w:trPr>
+        <w:tc>
+          <w:tcPr>
+            <w:cnfStyle w:val="001000000000" w:firstRow="0" w:lastRow="0" w:firstColumn="1" w:lastColumn="0" w:oddVBand="0" w:evenVBand="0" w:oddHBand="0" w:evenHBand="0" w:firstRowFirstColumn="0" w:firstRowLastColumn="0" w:lastRowFirstColumn="0" w:lastRowLastColumn="0"/>
+            <w:tcW w:w="2274" w:type="dxa"/>
+          </w:tcPr>
+          <w:p>
+            <w:pPr>
+              <w:rPr>
+                <w:rFonts w:ascii="Times New Roman" w:hAnsi="Times New Roman" w:cs="Times New Roman"/>
+                <w:lang w:eastAsia="en-GB"/>
+              </w:rPr>
+            </w:pPr>
+            <w:r>
+              <w:rPr>
+                <w:rFonts w:ascii="Times New Roman" w:hAnsi="Times New Roman" w:cs="Times New Roman"/>
+                <w:lang w:eastAsia="en-GB"/>
+              </w:rPr>
+              <w:t>color</w:t>
+            </w:r>
+          </w:p>
+        </w:tc>
+        <w:tc>
+          <w:tcPr>
+            <w:tcW w:w="2274" w:type="dxa"/>
+          </w:tcPr>
+          <w:p>
+            <w:pPr>
+              <w:cnfStyle w:val="000000100000" w:firstRow="0" w:lastRow="0" w:firstColumn="0" w:lastColumn="0" w:oddVBand="0" w:evenVBand="0" w:oddHBand="1" w:evenHBand="0" w:firstRowFirstColumn="0" w:firstRowLastColumn="0" w:lastRowFirstColumn="0" w:lastRowLastColumn="0"/>
+              <w:rPr>
+                <w:rFonts w:ascii="Times New Roman" w:hAnsi="Times New Roman" w:cs="Times New Roman"/>
+                <w:lang w:val="cs-CZ" w:eastAsia="en-GB"/>
+              </w:rPr>
+            </w:pPr>
+            <w:r>
+              <w:rPr>
+                <w:rFonts w:ascii="Times New Roman" w:hAnsi="Times New Roman" w:cs="Times New Roman"/>
+                <w:lang w:val="cs-CZ" w:eastAsia="en-GB"/>
+              </w:rPr>
+              <w:t>-</w:t>
+            </w:r>
+          </w:p>
+        </w:tc>
+        <w:tc>
+          <w:tcPr>
+            <w:tcW w:w="2274" w:type="dxa"/>
+          </w:tcPr>
+          <w:p>
+            <w:pPr>
+              <w:cnfStyle w:val="000000100000" w:firstRow="0" w:lastRow="0" w:firstColumn="0" w:lastColumn="0" w:oddVBand="0" w:evenVBand="0" w:oddHBand="1" w:evenHBand="0" w:firstRowFirstColumn="0" w:firstRowLastColumn="0" w:lastRowFirstColumn="0" w:lastRowLastColumn="0"/>
+              <w:rPr>
+                <w:rFonts w:ascii="Times New Roman" w:hAnsi="Times New Roman" w:cs="Times New Roman"/>
+                <w:lang w:eastAsia="en-GB"/>
+              </w:rPr>
+            </w:pPr>
+            <w:r>
+              <w:rPr>
+                <w:rFonts w:ascii="Times New Roman" w:hAnsi="Times New Roman" w:cs="Times New Roman"/>
+                <w:lang w:eastAsia="en-GB"/>
+              </w:rPr>
+              <w:t>VARCHAR</w:t>
+            </w:r>
+          </w:p>
+        </w:tc>
+        <w:tc>
+          <w:tcPr>
+            <w:tcW w:w="2274" w:type="dxa"/>
+          </w:tcPr>
+          <w:p>
+            <w:pPr>
+              <w:cnfStyle w:val="000000100000" w:firstRow="0" w:lastRow="0" w:firstColumn="0" w:lastColumn="0" w:oddVBand="0" w:evenVBand="0" w:oddHBand="1" w:evenHBand="0" w:firstRowFirstColumn="0" w:firstRowLastColumn="0" w:lastRowFirstColumn="0" w:lastRowLastColumn="0"/>
+              <w:rPr>
+                <w:rFonts w:ascii="Times New Roman" w:hAnsi="Times New Roman" w:cs="Times New Roman"/>
+                <w:lang w:eastAsia="en-GB"/>
+              </w:rPr>
+            </w:pPr>
+            <w:r>
+              <w:rPr>
+                <w:rFonts w:ascii="Times New Roman" w:hAnsi="Times New Roman" w:cs="Times New Roman"/>
+                <w:lang w:eastAsia="en-GB"/>
+              </w:rPr>
+              <w:t>NOT NULL</w:t>
+            </w:r>
+          </w:p>
+        </w:tc>
+      </w:tr>
+      <w:tr>
+        <w:trPr>
+          <w:trHeight w:val="363"/>
+        </w:trPr>
+        <w:tc>
+          <w:tcPr>
+            <w:cnfStyle w:val="001000000000" w:firstRow="0" w:lastRow="0" w:firstColumn="1" w:lastColumn="0" w:oddVBand="0" w:evenVBand="0" w:oddHBand="0" w:evenHBand="0" w:firstRowFirstColumn="0" w:firstRowLastColumn="0" w:lastRowFirstColumn="0" w:lastRowLastColumn="0"/>
+            <w:tcW w:w="2274" w:type="dxa"/>
+          </w:tcPr>
+          <w:p>
+            <w:pPr>
+              <w:rPr>
+                <w:rFonts w:ascii="Times New Roman" w:hAnsi="Times New Roman" w:cs="Times New Roman"/>
+                <w:lang w:eastAsia="en-GB"/>
+              </w:rPr>
+            </w:pPr>
+            <w:r>
+              <w:rPr>
+                <w:rFonts w:ascii="Times New Roman" w:hAnsi="Times New Roman" w:cs="Times New Roman"/>
+                <w:lang w:eastAsia="en-GB"/>
+              </w:rPr>
+              <w:t>iconPath</w:t>
+            </w:r>
+          </w:p>
+        </w:tc>
+        <w:tc>
+          <w:tcPr>
+            <w:tcW w:w="2274" w:type="dxa"/>
+          </w:tcPr>
+          <w:p>
+            <w:pPr>
+              <w:cnfStyle w:val="000000000000" w:firstRow="0" w:lastRow="0" w:firstColumn="0" w:lastColumn="0" w:oddVBand="0" w:evenVBand="0" w:oddHBand="0" w:evenHBand="0" w:firstRowFirstColumn="0" w:firstRowLastColumn="0" w:lastRowFirstColumn="0" w:lastRowLastColumn="0"/>
+              <w:rPr>
+                <w:rFonts w:ascii="Times New Roman" w:hAnsi="Times New Roman" w:cs="Times New Roman"/>
+                <w:lang w:val="cs-CZ" w:eastAsia="en-GB"/>
+              </w:rPr>
+            </w:pPr>
+            <w:r>
+              <w:rPr>
+                <w:rFonts w:ascii="Times New Roman" w:hAnsi="Times New Roman" w:cs="Times New Roman"/>
+                <w:lang w:val="cs-CZ" w:eastAsia="en-GB"/>
+              </w:rPr>
+              <w:t>-</w:t>
+            </w:r>
+          </w:p>
+        </w:tc>
+        <w:tc>
+          <w:tcPr>
+            <w:tcW w:w="2274" w:type="dxa"/>
+          </w:tcPr>
+          <w:p>
+            <w:pPr>
+              <w:cnfStyle w:val="000000000000" w:firstRow="0" w:lastRow="0" w:firstColumn="0" w:lastColumn="0" w:oddVBand="0" w:evenVBand="0" w:oddHBand="0" w:evenHBand="0" w:firstRowFirstColumn="0" w:firstRowLastColumn="0" w:lastRowFirstColumn="0" w:lastRowLastColumn="0"/>
+              <w:rPr>
+                <w:rFonts w:ascii="Times New Roman" w:hAnsi="Times New Roman" w:cs="Times New Roman"/>
+                <w:lang w:eastAsia="en-GB"/>
+              </w:rPr>
+            </w:pPr>
+            <w:r>
+              <w:rPr>
+                <w:rFonts w:ascii="Times New Roman" w:hAnsi="Times New Roman" w:cs="Times New Roman"/>
+                <w:lang w:eastAsia="en-GB"/>
+              </w:rPr>
+              <w:t>TEXT</w:t>
+            </w:r>
+          </w:p>
+        </w:tc>
+        <w:tc>
+          <w:tcPr>
+            <w:tcW w:w="2274" w:type="dxa"/>
+          </w:tcPr>
+          <w:p>
+            <w:pPr>
+              <w:cnfStyle w:val="000000000000" w:firstRow="0" w:lastRow="0" w:firstColumn="0" w:lastColumn="0" w:oddVBand="0" w:evenVBand="0" w:oddHBand="0" w:evenHBand="0" w:firstRowFirstColumn="0" w:firstRowLastColumn="0" w:lastRowFirstColumn="0" w:lastRowLastColumn="0"/>
+              <w:rPr>
+                <w:rFonts w:ascii="Times New Roman" w:hAnsi="Times New Roman" w:cs="Times New Roman"/>
+                <w:lang w:eastAsia="en-GB"/>
+              </w:rPr>
+            </w:pPr>
+            <w:r>
+              <w:rPr>
+                <w:rFonts w:ascii="Times New Roman" w:hAnsi="Times New Roman" w:cs="Times New Roman"/>
+                <w:lang w:eastAsia="en-GB"/>
+              </w:rPr>
+              <w:t>NOT NULL</w:t>
+            </w:r>
+          </w:p>
+        </w:tc>
+      </w:tr>
+      <w:tr>
+        <w:trPr>
+          <w:cnfStyle w:val="000000100000" w:firstRow="0" w:lastRow="0" w:firstColumn="0" w:lastColumn="0" w:oddVBand="0" w:evenVBand="0" w:oddHBand="1" w:evenHBand="0" w:firstRowFirstColumn="0" w:firstRowLastColumn="0" w:lastRowFirstColumn="0" w:lastRowLastColumn="0"/>
+          <w:trHeight w:val="363"/>
+        </w:trPr>
+        <w:tc>
+          <w:tcPr>
+            <w:cnfStyle w:val="001000000000" w:firstRow="0" w:lastRow="0" w:firstColumn="1" w:lastColumn="0" w:oddVBand="0" w:evenVBand="0" w:oddHBand="0" w:evenHBand="0" w:firstRowFirstColumn="0" w:firstRowLastColumn="0" w:lastRowFirstColumn="0" w:lastRowLastColumn="0"/>
+            <w:tcW w:w="2274" w:type="dxa"/>
+          </w:tcPr>
+          <w:p>
+            <w:pPr>
+              <w:rPr>
+                <w:rFonts w:ascii="Times New Roman" w:hAnsi="Times New Roman" w:cs="Times New Roman"/>
+                <w:lang w:eastAsia="en-GB"/>
+              </w:rPr>
+            </w:pPr>
+            <w:r>
+              <w:rPr>
+                <w:rFonts w:ascii="Times New Roman" w:hAnsi="Times New Roman" w:cs="Times New Roman"/>
+                <w:lang w:eastAsia="en-GB"/>
+              </w:rPr>
+              <w:t>visibility</w:t>
+            </w:r>
+          </w:p>
+        </w:tc>
+        <w:tc>
+          <w:tcPr>
+            <w:tcW w:w="2274" w:type="dxa"/>
+          </w:tcPr>
+          <w:p>
+            <w:pPr>
+              <w:cnfStyle w:val="000000100000" w:firstRow="0" w:lastRow="0" w:firstColumn="0" w:lastColumn="0" w:oddVBand="0" w:evenVBand="0" w:oddHBand="1" w:evenHBand="0" w:firstRowFirstColumn="0" w:firstRowLastColumn="0" w:lastRowFirstColumn="0" w:lastRowLastColumn="0"/>
+              <w:rPr>
+                <w:rFonts w:ascii="Times New Roman" w:hAnsi="Times New Roman" w:cs="Times New Roman"/>
+                <w:lang w:val="cs-CZ" w:eastAsia="en-GB"/>
+              </w:rPr>
+            </w:pPr>
+            <w:r>
+              <w:rPr>
+                <w:rFonts w:ascii="Times New Roman" w:hAnsi="Times New Roman" w:cs="Times New Roman"/>
+                <w:lang w:val="cs-CZ" w:eastAsia="en-GB"/>
+              </w:rPr>
+              <w:t>-</w:t>
+            </w:r>
+          </w:p>
+        </w:tc>
+        <w:tc>
+          <w:tcPr>
+            <w:tcW w:w="2274" w:type="dxa"/>
+          </w:tcPr>
+          <w:p>
+            <w:pPr>
+              <w:cnfStyle w:val="000000100000" w:firstRow="0" w:lastRow="0" w:firstColumn="0" w:lastColumn="0" w:oddVBand="0" w:evenVBand="0" w:oddHBand="1" w:evenHBand="0" w:firstRowFirstColumn="0" w:firstRowLastColumn="0" w:lastRowFirstColumn="0" w:lastRowLastColumn="0"/>
+              <w:rPr>
+                <w:rFonts w:ascii="Times New Roman" w:hAnsi="Times New Roman" w:cs="Times New Roman"/>
+                <w:lang w:eastAsia="en-GB"/>
+              </w:rPr>
+            </w:pPr>
+            <w:r>
+              <w:rPr>
+                <w:rFonts w:ascii="Times New Roman" w:hAnsi="Times New Roman" w:cs="Times New Roman"/>
+                <w:lang w:eastAsia="en-GB"/>
+              </w:rPr>
+              <w:t>ENUM</w:t>
+            </w:r>
+          </w:p>
+        </w:tc>
+        <w:tc>
+          <w:tcPr>
+            <w:tcW w:w="2274" w:type="dxa"/>
+          </w:tcPr>
+          <w:p>
+            <w:pPr>
+              <w:cnfStyle w:val="000000100000" w:firstRow="0" w:lastRow="0" w:firstColumn="0" w:lastColumn="0" w:oddVBand="0" w:evenVBand="0" w:oddHBand="1" w:evenHBand="0" w:firstRowFirstColumn="0" w:firstRowLastColumn="0" w:lastRowFirstColumn="0" w:lastRowLastColumn="0"/>
+              <w:rPr>
+                <w:rFonts w:ascii="Times New Roman" w:hAnsi="Times New Roman" w:cs="Times New Roman"/>
+                <w:lang w:eastAsia="en-GB"/>
+              </w:rPr>
+            </w:pPr>
+            <w:r>
+              <w:rPr>
+                <w:rFonts w:ascii="Times New Roman" w:hAnsi="Times New Roman" w:cs="Times New Roman"/>
+                <w:lang w:eastAsia="en-GB"/>
+              </w:rPr>
+              <w:t>NOT NULL</w:t>
+            </w:r>
+          </w:p>
+        </w:tc>
+      </w:tr>
+      <w:tr>
+        <w:trPr>
+          <w:trHeight w:val="363"/>
+        </w:trPr>
+        <w:tc>
+          <w:tcPr>
+            <w:cnfStyle w:val="001000000000" w:firstRow="0" w:lastRow="0" w:firstColumn="1" w:lastColumn="0" w:oddVBand="0" w:evenVBand="0" w:oddHBand="0" w:evenHBand="0" w:firstRowFirstColumn="0" w:firstRowLastColumn="0" w:lastRowFirstColumn="0" w:lastRowLastColumn="0"/>
+            <w:tcW w:w="2274" w:type="dxa"/>
+          </w:tcPr>
+          <w:p>
+            <w:pPr>
+              <w:rPr>
+                <w:rFonts w:ascii="Times New Roman" w:hAnsi="Times New Roman" w:cs="Times New Roman"/>
+                <w:lang w:eastAsia="en-GB"/>
+              </w:rPr>
+            </w:pPr>
+            <w:r>
+              <w:rPr>
+                <w:rFonts w:ascii="Times New Roman" w:hAnsi="Times New Roman" w:cs="Times New Roman"/>
+                <w:lang w:eastAsia="en-GB"/>
+              </w:rPr>
+              <w:t>isArchived</w:t>
+            </w:r>
+          </w:p>
+        </w:tc>
+        <w:tc>
+          <w:tcPr>
+            <w:tcW w:w="2274" w:type="dxa"/>
+          </w:tcPr>
+          <w:p>
+            <w:pPr>
+              <w:cnfStyle w:val="000000000000" w:firstRow="0" w:lastRow="0" w:firstColumn="0" w:lastColumn="0" w:oddVBand="0" w:evenVBand="0" w:oddHBand="0" w:evenHBand="0" w:firstRowFirstColumn="0" w:firstRowLastColumn="0" w:lastRowFirstColumn="0" w:lastRowLastColumn="0"/>
+              <w:rPr>
+                <w:rFonts w:ascii="Times New Roman" w:hAnsi="Times New Roman" w:cs="Times New Roman"/>
+                <w:lang w:val="cs-CZ" w:eastAsia="en-GB"/>
+              </w:rPr>
+            </w:pPr>
+            <w:r>
+              <w:rPr>
+                <w:rFonts w:ascii="Times New Roman" w:hAnsi="Times New Roman" w:cs="Times New Roman"/>
+                <w:lang w:val="cs-CZ" w:eastAsia="en-GB"/>
+              </w:rPr>
+              <w:t>-</w:t>
+            </w:r>
+          </w:p>
+        </w:tc>
+        <w:tc>
+          <w:tcPr>
+            <w:tcW w:w="2274" w:type="dxa"/>
+          </w:tcPr>
+          <w:p>
+            <w:pPr>
+              <w:cnfStyle w:val="000000000000" w:firstRow="0" w:lastRow="0" w:firstColumn="0" w:lastColumn="0" w:oddVBand="0" w:evenVBand="0" w:oddHBand="0" w:evenHBand="0" w:firstRowFirstColumn="0" w:firstRowLastColumn="0" w:lastRowFirstColumn="0" w:lastRowLastColumn="0"/>
+              <w:rPr>
+                <w:rFonts w:ascii="Times New Roman" w:hAnsi="Times New Roman" w:cs="Times New Roman"/>
+                <w:lang w:eastAsia="en-GB"/>
+              </w:rPr>
+            </w:pPr>
+            <w:r>
+              <w:rPr>
+                <w:rFonts w:ascii="Times New Roman" w:hAnsi="Times New Roman" w:cs="Times New Roman"/>
+                <w:lang w:eastAsia="en-GB"/>
+              </w:rPr>
+              <w:t>BOOLEAN</w:t>
+            </w:r>
+          </w:p>
+        </w:tc>
+        <w:tc>
+          <w:tcPr>
+            <w:tcW w:w="2274" w:type="dxa"/>
+          </w:tcPr>
+          <w:p>
+            <w:pPr>
+              <w:cnfStyle w:val="000000000000" w:firstRow="0" w:lastRow="0" w:firstColumn="0" w:lastColumn="0" w:oddVBand="0" w:evenVBand="0" w:oddHBand="0" w:evenHBand="0" w:firstRowFirstColumn="0" w:firstRowLastColumn="0" w:lastRowFirstColumn="0" w:lastRowLastColumn="0"/>
+              <w:rPr>
+                <w:rFonts w:ascii="Times New Roman" w:hAnsi="Times New Roman" w:cs="Times New Roman"/>
+                <w:lang w:eastAsia="en-GB"/>
+              </w:rPr>
+            </w:pPr>
+            <w:r>
+              <w:rPr>
+                <w:rFonts w:ascii="Times New Roman" w:hAnsi="Times New Roman" w:cs="Times New Roman"/>
+                <w:lang w:eastAsia="en-GB"/>
+              </w:rPr>
+              <w:t>NOT NULL</w:t>
+            </w:r>
+          </w:p>
+        </w:tc>
+      </w:tr>
+    </w:tbl>
+    <w:p>
+      <w:pPr>
+        <w:rPr>
+          <w:lang w:eastAsia="en-GB"/>
+        </w:rPr>
+      </w:pPr>
+    </w:p>
+    <w:p>
+      <w:pPr>
+        <w:pStyle w:val="NormalWeb"/>
+      </w:pPr>
+      <w:r>
+        <w:rPr>
+          <w:b/>
+          <w:bCs/>
+        </w:rPr>
+        <w:t>Podrobný popis vlastností:</w:t>
+      </w:r>
+    </w:p>
+    <w:p>
+      <w:pPr>
+        <w:pStyle w:val="NormalWeb"/>
+        <w:numPr>
+          <w:ilvl w:val="0"/>
+          <w:numId w:val="15"/>
+        </w:numPr>
+      </w:pPr>
+      <w:r>
+        <w:rPr>
+          <w:rStyle w:val="HTMLCode"/>
+          <w:b/>
+          <w:bCs/>
+        </w:rPr>
+        <w:t>id</w:t>
+      </w:r>
+      <w:r>
+        <w:rPr>
+          <w:b/>
+          <w:bCs/>
+        </w:rPr>
+        <w:t>:</w:t>
+      </w:r>
+      <w:r>
+        <w:t xml:space="preserve"> Hlavní identifikační klíč (primární klíč) typu INTEGER pro jednoznačné určení kategorie / typu běžné aktivity (např. </w:t>
+      </w:r>
+      <w:r>
+        <w:rPr>
+          <w:i/>
+          <w:iCs/>
+        </w:rPr>
+        <w:t>„Běh“</w:t>
+      </w:r>
+      <w:r>
+        <w:t xml:space="preserve">, </w:t>
+      </w:r>
+      <w:r>
+        <w:rPr>
+          <w:i/>
+          <w:iCs/>
+        </w:rPr>
+        <w:t>„Čtení“</w:t>
+      </w:r>
+      <w:r>
+        <w:t xml:space="preserve">, </w:t>
+      </w:r>
+      <w:r>
+        <w:rPr>
+          <w:i/>
+          <w:iCs/>
+        </w:rPr>
+        <w:t>„Práce na projektu“</w:t>
+      </w:r>
+      <w:r>
+        <w:t>).</w:t>
+      </w:r>
+    </w:p>
+    <w:p>
+      <w:pPr>
+        <w:pStyle w:val="NormalWeb"/>
+        <w:numPr>
+          <w:ilvl w:val="0"/>
+          <w:numId w:val="15"/>
+        </w:numPr>
+      </w:pPr>
+      <w:r>
+        <w:rPr>
+          <w:rStyle w:val="HTMLCode"/>
+          <w:b/>
+          <w:bCs/>
+        </w:rPr>
+        <w:t>userId</w:t>
+      </w:r>
+      <w:r>
+        <w:rPr>
+          <w:b/>
+          <w:bCs/>
+        </w:rPr>
+        <w:t>:</w:t>
+      </w:r>
+      <w:r>
+        <w:t xml:space="preserve"> Cizí klíč (Foreign Key), který aktivitu navazuje na konkrétního uživatele z tabulky </w:t>
+      </w:r>
+      <w:r>
+        <w:rPr>
+          <w:rStyle w:val="HTMLCode"/>
+        </w:rPr>
+        <w:t>users</w:t>
+      </w:r>
+      <w:r>
+        <w:t>.</w:t>
+      </w:r>
+    </w:p>
+    <w:p>
+      <w:pPr>
+        <w:pStyle w:val="NormalWeb"/>
+        <w:numPr>
+          <w:ilvl w:val="0"/>
+          <w:numId w:val="15"/>
+        </w:numPr>
+      </w:pPr>
+      <w:r>
+        <w:rPr>
+          <w:rStyle w:val="HTMLCode"/>
+          <w:b/>
+          <w:bCs/>
+        </w:rPr>
+        <w:t>name</w:t>
+      </w:r>
+      <w:r>
+        <w:rPr>
+          <w:b/>
+          <w:bCs/>
+        </w:rPr>
+        <w:t>:</w:t>
+      </w:r>
+      <w:r>
+        <w:t xml:space="preserve"> Textový název aktivity, který uživatel uvidí ve svém seznamu a statistikách.</w:t>
+      </w:r>
+    </w:p>
+    <w:p>
+      <w:pPr>
+        <w:pStyle w:val="NormalWeb"/>
+        <w:numPr>
+          <w:ilvl w:val="0"/>
+          <w:numId w:val="15"/>
+        </w:numPr>
+      </w:pPr>
+      <w:r>
+        <w:rPr>
+          <w:rStyle w:val="HTMLCode"/>
+          <w:b/>
+          <w:bCs/>
+        </w:rPr>
+        <w:t>details</w:t>
+      </w:r>
+      <w:r>
+        <w:rPr>
+          <w:b/>
+          <w:bCs/>
+        </w:rPr>
+        <w:t>:</w:t>
+      </w:r>
+      <w:r>
+        <w:t xml:space="preserve"> Nepovinné textové pole (</w:t>
+      </w:r>
+      <w:r>
+        <w:rPr>
+          <w:rStyle w:val="HTMLCode"/>
+        </w:rPr>
+        <w:t>NULL</w:t>
+      </w:r>
+      <w:r>
+        <w:t>) pro doplňující poznámky nebo interní popis dané kategorie aktivit.</w:t>
+      </w:r>
+    </w:p>
+    <w:p>
+      <w:pPr>
+        <w:pStyle w:val="NormalWeb"/>
+        <w:numPr>
+          <w:ilvl w:val="0"/>
+          <w:numId w:val="15"/>
+        </w:numPr>
+      </w:pPr>
+      <w:r>
+        <w:rPr>
+          <w:rStyle w:val="HTMLCode"/>
+          <w:b/>
+          <w:bCs/>
+        </w:rPr>
+        <w:t>color</w:t>
+      </w:r>
+      <w:r>
+        <w:rPr>
+          <w:b/>
+          <w:bCs/>
+        </w:rPr>
+        <w:t>:</w:t>
+      </w:r>
+      <w:r>
+        <w:t xml:space="preserve"> Povinný textový řetězec, který uchovává kód barvy (např. v HEX formátu </w:t>
+      </w:r>
+      <w:r>
+        <w:rPr>
+          <w:rStyle w:val="HTMLCode"/>
+        </w:rPr>
+        <w:t>#FF5733</w:t>
+      </w:r>
+      <w:r>
+        <w:t>), kterým bude aktivita vizuálně odlišena v grafech a kalendáři.</w:t>
+      </w:r>
+    </w:p>
+    <w:p>
+      <w:pPr>
+        <w:pStyle w:val="NormalWeb"/>
+        <w:numPr>
+          <w:ilvl w:val="0"/>
+          <w:numId w:val="15"/>
+        </w:numPr>
+      </w:pPr>
+      <w:r>
+        <w:rPr>
+          <w:rStyle w:val="HTMLCode"/>
+          <w:b/>
+          <w:bCs/>
+        </w:rPr>
+        <w:t>iconPath</w:t>
+      </w:r>
+      <w:r>
+        <w:rPr>
+          <w:b/>
+          <w:bCs/>
+        </w:rPr>
+        <w:t>:</w:t>
+      </w:r>
+      <w:r>
+        <w:t xml:space="preserve"> Povinné pole definující cestu ke grafické ikoně nebo emoji pro frontendové rozhraní.</w:t>
+      </w:r>
+    </w:p>
+    <w:p>
+      <w:pPr>
+        <w:pStyle w:val="NormalWeb"/>
+        <w:numPr>
+          <w:ilvl w:val="0"/>
+          <w:numId w:val="15"/>
+        </w:numPr>
+      </w:pPr>
+      <w:r>
+        <w:rPr>
+          <w:rStyle w:val="HTMLCode"/>
+          <w:b/>
+          <w:bCs/>
+        </w:rPr>
+        <w:t>visibility</w:t>
+      </w:r>
+      <w:r>
+        <w:rPr>
+          <w:b/>
+          <w:bCs/>
+        </w:rPr>
+        <w:t>:</w:t>
+      </w:r>
+      <w:r>
+        <w:t xml:space="preserve"> Výčtový typ (ENUM), který spravuje viditelnost této aktivity (např. </w:t>
+      </w:r>
+      <w:r>
+        <w:rPr>
+          <w:i/>
+          <w:iCs/>
+        </w:rPr>
+        <w:t>Public</w:t>
+      </w:r>
+      <w:r>
+        <w:t xml:space="preserve"> / </w:t>
+      </w:r>
+      <w:r>
+        <w:rPr>
+          <w:i/>
+          <w:iCs/>
+        </w:rPr>
+        <w:t>Private</w:t>
+      </w:r>
+      <w:r>
+        <w:t>), pokud aplikace podporuje sdílení profilu nebo statistik s přáteli.</w:t>
+      </w:r>
+    </w:p>
+    <w:p>
+      <w:pPr>
+        <w:pStyle w:val="NormalWeb"/>
+        <w:numPr>
+          <w:ilvl w:val="0"/>
+          <w:numId w:val="15"/>
+        </w:numPr>
+      </w:pPr>
+      <w:r>
+        <w:rPr>
+          <w:rStyle w:val="HTMLCode"/>
+          <w:b/>
+          <w:bCs/>
+        </w:rPr>
+        <w:t>isArchived</w:t>
+      </w:r>
+      <w:r>
+        <w:rPr>
+          <w:b/>
+          <w:bCs/>
+        </w:rPr>
+        <w:t>:</w:t>
+      </w:r>
+      <w:r>
+        <w:t xml:space="preserve"> Pravdivostní hodnota (true/false) pro měkké mazání (soft delete). Pokud uživatel už tuto aktivitu nechce běžně logovat, přepne se na </w:t>
+      </w:r>
+      <w:r>
+        <w:rPr>
+          <w:rStyle w:val="HTMLCode"/>
+        </w:rPr>
+        <w:t>true</w:t>
+      </w:r>
+      <w:r>
+        <w:t xml:space="preserve"> – skryje se z nabídky, ale historické zápisy v databázi zůstanou zachovány.</w:t>
+      </w:r>
+    </w:p>
+    <w:p>
+      <w:pPr>
+        <w:rPr>
+          <w:lang w:eastAsia="en-GB"/>
+        </w:rPr>
+      </w:pPr>
+    </w:p>
+    <w:p>
+      <w:pPr>
+        <w:pStyle w:val="Heading3"/>
+        <w:ind w:left="663"/>
+        <w:rPr>
+          <w:lang w:eastAsia="en-GB"/>
+        </w:rPr>
+      </w:pPr>
+      <w:r>
+        <w:rPr>
+          <w:lang w:eastAsia="en-GB"/>
+        </w:rPr>
+        <w:t xml:space="preserve"> </w:t>
+      </w:r>
+      <w:bookmarkStart w:id="20" w:name="_Toc231036715"/>
+      <w:r>
+        <w:rPr>
+          <w:lang w:eastAsia="en-GB"/>
+        </w:rPr>
+        <w:t>Entita ActivityEntry</w:t>
+      </w:r>
+      <w:bookmarkEnd w:id="20"/>
+    </w:p>
+    <w:tbl>
+      <w:tblPr>
+        <w:tblStyle w:val="ListTable2-Accent4"/>
+        <w:tblW w:w="9096" w:type="dxa"/>
+        <w:tblLook w:val="04A0" w:firstRow="1" w:lastRow="0" w:firstColumn="1" w:lastColumn="0" w:noHBand="0" w:noVBand="1"/>
+      </w:tblPr>
+      <w:tblGrid>
+        <w:gridCol w:w="2274"/>
+        <w:gridCol w:w="2274"/>
+        <w:gridCol w:w="2274"/>
+        <w:gridCol w:w="2274"/>
+      </w:tblGrid>
+      <w:tr>
+        <w:trPr>
+          <w:cnfStyle w:val="100000000000" w:firstRow="1" w:lastRow="0" w:firstColumn="0" w:lastColumn="0" w:oddVBand="0" w:evenVBand="0" w:oddHBand="0" w:evenHBand="0" w:firstRowFirstColumn="0" w:firstRowLastColumn="0" w:lastRowFirstColumn="0" w:lastRowLastColumn="0"/>
+          <w:trHeight w:val="363"/>
+        </w:trPr>
+        <w:tc>
+          <w:tcPr>
+            <w:cnfStyle w:val="001000000000" w:firstRow="0" w:lastRow="0" w:firstColumn="1" w:lastColumn="0" w:oddVBand="0" w:evenVBand="0" w:oddHBand="0" w:evenHBand="0" w:firstRowFirstColumn="0" w:firstRowLastColumn="0" w:lastRowFirstColumn="0" w:lastRowLastColumn="0"/>
+            <w:tcW w:w="2274" w:type="dxa"/>
+          </w:tcPr>
+          <w:p>
+            <w:pPr>
+              <w:rPr>
+                <w:rFonts w:ascii="Times New Roman" w:hAnsi="Times New Roman" w:cs="Times New Roman"/>
+                <w:lang w:eastAsia="en-GB"/>
+              </w:rPr>
+            </w:pPr>
+            <w:r>
+              <w:rPr>
+                <w:rFonts w:ascii="Times New Roman" w:hAnsi="Times New Roman" w:cs="Times New Roman"/>
+                <w:lang w:eastAsia="en-GB"/>
+              </w:rPr>
+              <w:t>Sloupec</w:t>
+            </w:r>
+          </w:p>
+        </w:tc>
+        <w:tc>
+          <w:tcPr>
+            <w:tcW w:w="2274" w:type="dxa"/>
+          </w:tcPr>
+          <w:p>
+            <w:pPr>
+              <w:cnfStyle w:val="100000000000" w:firstRow="1" w:lastRow="0" w:firstColumn="0" w:lastColumn="0" w:oddVBand="0" w:evenVBand="0" w:oddHBand="0" w:evenHBand="0" w:firstRowFirstColumn="0" w:firstRowLastColumn="0" w:lastRowFirstColumn="0" w:lastRowLastColumn="0"/>
+              <w:rPr>
+                <w:rFonts w:ascii="Times New Roman" w:hAnsi="Times New Roman" w:cs="Times New Roman"/>
+                <w:lang w:val="cs-CZ" w:eastAsia="en-GB"/>
+              </w:rPr>
+            </w:pPr>
+            <w:r>
+              <w:rPr>
+                <w:rFonts w:ascii="Times New Roman" w:hAnsi="Times New Roman" w:cs="Times New Roman"/>
+                <w:lang w:eastAsia="en-GB"/>
+              </w:rPr>
+              <w:t>Klíč</w:t>
+            </w:r>
+          </w:p>
+        </w:tc>
+        <w:tc>
+          <w:tcPr>
+            <w:tcW w:w="2274" w:type="dxa"/>
+          </w:tcPr>
+          <w:p>
+            <w:pPr>
+              <w:cnfStyle w:val="100000000000" w:firstRow="1" w:lastRow="0" w:firstColumn="0" w:lastColumn="0" w:oddVBand="0" w:evenVBand="0" w:oddHBand="0" w:evenHBand="0" w:firstRowFirstColumn="0" w:firstRowLastColumn="0" w:lastRowFirstColumn="0" w:lastRowLastColumn="0"/>
+              <w:rPr>
+                <w:rFonts w:ascii="Times New Roman" w:hAnsi="Times New Roman" w:cs="Times New Roman"/>
+                <w:lang w:eastAsia="en-GB"/>
+              </w:rPr>
+            </w:pPr>
+            <w:r>
+              <w:rPr>
+                <w:rFonts w:ascii="Times New Roman" w:hAnsi="Times New Roman" w:cs="Times New Roman"/>
+                <w:lang w:eastAsia="en-GB"/>
+              </w:rPr>
+              <w:t>Typ</w:t>
+            </w:r>
+          </w:p>
+        </w:tc>
+        <w:tc>
+          <w:tcPr>
+            <w:tcW w:w="2274" w:type="dxa"/>
+          </w:tcPr>
+          <w:p>
+            <w:pPr>
+              <w:cnfStyle w:val="100000000000" w:firstRow="1" w:lastRow="0" w:firstColumn="0" w:lastColumn="0" w:oddVBand="0" w:evenVBand="0" w:oddHBand="0" w:evenHBand="0" w:firstRowFirstColumn="0" w:firstRowLastColumn="0" w:lastRowFirstColumn="0" w:lastRowLastColumn="0"/>
+              <w:rPr>
+                <w:rFonts w:ascii="Times New Roman" w:hAnsi="Times New Roman" w:cs="Times New Roman"/>
+                <w:lang w:eastAsia="en-GB"/>
+              </w:rPr>
+            </w:pPr>
+            <w:r>
+              <w:rPr>
+                <w:rFonts w:ascii="Times New Roman" w:hAnsi="Times New Roman" w:cs="Times New Roman"/>
+                <w:lang w:eastAsia="en-GB"/>
+              </w:rPr>
+              <w:t>Povinné</w:t>
+            </w:r>
+          </w:p>
+        </w:tc>
+      </w:tr>
+      <w:tr>
+        <w:trPr>
+          <w:cnfStyle w:val="000000100000" w:firstRow="0" w:lastRow="0" w:firstColumn="0" w:lastColumn="0" w:oddVBand="0" w:evenVBand="0" w:oddHBand="1" w:evenHBand="0" w:firstRowFirstColumn="0" w:firstRowLastColumn="0" w:lastRowFirstColumn="0" w:lastRowLastColumn="0"/>
+          <w:trHeight w:val="363"/>
+        </w:trPr>
+        <w:tc>
+          <w:tcPr>
+            <w:cnfStyle w:val="001000000000" w:firstRow="0" w:lastRow="0" w:firstColumn="1" w:lastColumn="0" w:oddVBand="0" w:evenVBand="0" w:oddHBand="0" w:evenHBand="0" w:firstRowFirstColumn="0" w:firstRowLastColumn="0" w:lastRowFirstColumn="0" w:lastRowLastColumn="0"/>
+            <w:tcW w:w="2274" w:type="dxa"/>
+          </w:tcPr>
+          <w:p>
+            <w:pPr>
+              <w:rPr>
+                <w:rFonts w:ascii="Times New Roman" w:hAnsi="Times New Roman" w:cs="Times New Roman"/>
+                <w:lang w:eastAsia="en-GB"/>
+              </w:rPr>
+            </w:pPr>
+            <w:r>
+              <w:rPr>
+                <w:rFonts w:ascii="Times New Roman" w:hAnsi="Times New Roman" w:cs="Times New Roman"/>
+                <w:lang w:eastAsia="en-GB"/>
+              </w:rPr>
+              <w:lastRenderedPageBreak/>
+              <w:t>id</w:t>
+            </w:r>
+          </w:p>
+        </w:tc>
+        <w:tc>
+          <w:tcPr>
+            <w:tcW w:w="2274" w:type="dxa"/>
+          </w:tcPr>
+          <w:p>
+            <w:pPr>
+              <w:cnfStyle w:val="000000100000" w:firstRow="0" w:lastRow="0" w:firstColumn="0" w:lastColumn="0" w:oddVBand="0" w:evenVBand="0" w:oddHBand="1" w:evenHBand="0" w:firstRowFirstColumn="0" w:firstRowLastColumn="0" w:lastRowFirstColumn="0" w:lastRowLastColumn="0"/>
+              <w:rPr>
+                <w:rFonts w:ascii="Times New Roman" w:hAnsi="Times New Roman" w:cs="Times New Roman"/>
+                <w:lang w:eastAsia="en-GB"/>
+              </w:rPr>
+            </w:pPr>
+            <w:r>
+              <w:rPr>
+                <w:rFonts w:ascii="Times New Roman" w:hAnsi="Times New Roman" w:cs="Times New Roman"/>
+                <w:lang w:eastAsia="en-GB"/>
+              </w:rPr>
+              <w:t>PK</w:t>
+            </w:r>
+          </w:p>
+        </w:tc>
+        <w:tc>
+          <w:tcPr>
+            <w:tcW w:w="2274" w:type="dxa"/>
+          </w:tcPr>
+          <w:p>
+            <w:pPr>
+              <w:cnfStyle w:val="000000100000" w:firstRow="0" w:lastRow="0" w:firstColumn="0" w:lastColumn="0" w:oddVBand="0" w:evenVBand="0" w:oddHBand="1" w:evenHBand="0" w:firstRowFirstColumn="0" w:firstRowLastColumn="0" w:lastRowFirstColumn="0" w:lastRowLastColumn="0"/>
+              <w:rPr>
+                <w:rFonts w:ascii="Times New Roman" w:hAnsi="Times New Roman" w:cs="Times New Roman"/>
+                <w:lang w:eastAsia="en-GB"/>
+              </w:rPr>
+            </w:pPr>
+            <w:r>
+              <w:rPr>
+                <w:rFonts w:ascii="Times New Roman" w:hAnsi="Times New Roman" w:cs="Times New Roman"/>
+                <w:lang w:eastAsia="en-GB"/>
+              </w:rPr>
+              <w:t>INTEGER</w:t>
+            </w:r>
+          </w:p>
+        </w:tc>
+        <w:tc>
+          <w:tcPr>
+            <w:tcW w:w="2274" w:type="dxa"/>
+          </w:tcPr>
+          <w:p>
+            <w:pPr>
+              <w:cnfStyle w:val="000000100000" w:firstRow="0" w:lastRow="0" w:firstColumn="0" w:lastColumn="0" w:oddVBand="0" w:evenVBand="0" w:oddHBand="1" w:evenHBand="0" w:firstRowFirstColumn="0" w:firstRowLastColumn="0" w:lastRowFirstColumn="0" w:lastRowLastColumn="0"/>
+              <w:rPr>
+                <w:rFonts w:ascii="Times New Roman" w:hAnsi="Times New Roman" w:cs="Times New Roman"/>
+                <w:lang w:eastAsia="en-GB"/>
+              </w:rPr>
+            </w:pPr>
+            <w:r>
+              <w:rPr>
+                <w:rFonts w:ascii="Times New Roman" w:hAnsi="Times New Roman" w:cs="Times New Roman"/>
+                <w:lang w:eastAsia="en-GB"/>
+              </w:rPr>
+              <w:t>NOT NULL</w:t>
+            </w:r>
+          </w:p>
+        </w:tc>
+      </w:tr>
+      <w:tr>
+        <w:trPr>
+          <w:trHeight w:val="381"/>
+        </w:trPr>
+        <w:tc>
+          <w:tcPr>
+            <w:cnfStyle w:val="001000000000" w:firstRow="0" w:lastRow="0" w:firstColumn="1" w:lastColumn="0" w:oddVBand="0" w:evenVBand="0" w:oddHBand="0" w:evenHBand="0" w:firstRowFirstColumn="0" w:firstRowLastColumn="0" w:lastRowFirstColumn="0" w:lastRowLastColumn="0"/>
+            <w:tcW w:w="2274" w:type="dxa"/>
+          </w:tcPr>
+          <w:p>
+            <w:pPr>
+              <w:rPr>
+                <w:rFonts w:ascii="Times New Roman" w:hAnsi="Times New Roman" w:cs="Times New Roman"/>
+                <w:lang w:eastAsia="en-GB"/>
+              </w:rPr>
+            </w:pPr>
+            <w:r>
+              <w:rPr>
+                <w:rFonts w:ascii="Times New Roman" w:hAnsi="Times New Roman" w:cs="Times New Roman"/>
+                <w:lang w:eastAsia="en-GB"/>
+              </w:rPr>
+              <w:t>typeId</w:t>
+            </w:r>
+          </w:p>
+        </w:tc>
+        <w:tc>
+          <w:tcPr>
+            <w:tcW w:w="2274" w:type="dxa"/>
+          </w:tcPr>
+          <w:p>
+            <w:pPr>
+              <w:cnfStyle w:val="000000000000" w:firstRow="0" w:lastRow="0" w:firstColumn="0" w:lastColumn="0" w:oddVBand="0" w:evenVBand="0" w:oddHBand="0" w:evenHBand="0" w:firstRowFirstColumn="0" w:firstRowLastColumn="0" w:lastRowFirstColumn="0" w:lastRowLastColumn="0"/>
+              <w:rPr>
+                <w:rFonts w:ascii="Times New Roman" w:hAnsi="Times New Roman" w:cs="Times New Roman"/>
+                <w:lang w:val="cs-CZ" w:eastAsia="en-GB"/>
+              </w:rPr>
+            </w:pPr>
+            <w:r>
+              <w:rPr>
+                <w:rFonts w:ascii="Times New Roman" w:hAnsi="Times New Roman" w:cs="Times New Roman"/>
+                <w:lang w:val="cs-CZ" w:eastAsia="en-GB"/>
+              </w:rPr>
+              <w:t>FK</w:t>
+            </w:r>
+          </w:p>
+        </w:tc>
+        <w:tc>
+          <w:tcPr>
+            <w:tcW w:w="2274" w:type="dxa"/>
+          </w:tcPr>
+          <w:p>
+            <w:pPr>
+              <w:cnfStyle w:val="000000000000" w:firstRow="0" w:lastRow="0" w:firstColumn="0" w:lastColumn="0" w:oddVBand="0" w:evenVBand="0" w:oddHBand="0" w:evenHBand="0" w:firstRowFirstColumn="0" w:firstRowLastColumn="0" w:lastRowFirstColumn="0" w:lastRowLastColumn="0"/>
+              <w:rPr>
+                <w:rFonts w:ascii="Times New Roman" w:hAnsi="Times New Roman" w:cs="Times New Roman"/>
+                <w:lang w:eastAsia="en-GB"/>
+              </w:rPr>
+            </w:pPr>
+            <w:r>
+              <w:rPr>
+                <w:rFonts w:ascii="Times New Roman" w:hAnsi="Times New Roman" w:cs="Times New Roman"/>
+                <w:lang w:eastAsia="en-GB"/>
+              </w:rPr>
+              <w:t>INTEGER</w:t>
+            </w:r>
+          </w:p>
+        </w:tc>
+        <w:tc>
+          <w:tcPr>
+            <w:tcW w:w="2274" w:type="dxa"/>
+          </w:tcPr>
+          <w:p>
+            <w:pPr>
+              <w:cnfStyle w:val="000000000000" w:firstRow="0" w:lastRow="0" w:firstColumn="0" w:lastColumn="0" w:oddVBand="0" w:evenVBand="0" w:oddHBand="0" w:evenHBand="0" w:firstRowFirstColumn="0" w:firstRowLastColumn="0" w:lastRowFirstColumn="0" w:lastRowLastColumn="0"/>
+              <w:rPr>
+                <w:rFonts w:ascii="Times New Roman" w:hAnsi="Times New Roman" w:cs="Times New Roman"/>
+                <w:lang w:eastAsia="en-GB"/>
+              </w:rPr>
+            </w:pPr>
+            <w:r>
+              <w:rPr>
+                <w:rFonts w:ascii="Times New Roman" w:hAnsi="Times New Roman" w:cs="Times New Roman"/>
+                <w:lang w:eastAsia="en-GB"/>
+              </w:rPr>
+              <w:t>NOT NULL</w:t>
+            </w:r>
+          </w:p>
+        </w:tc>
+      </w:tr>
+      <w:tr>
+        <w:trPr>
+          <w:cnfStyle w:val="000000100000" w:firstRow="0" w:lastRow="0" w:firstColumn="0" w:lastColumn="0" w:oddVBand="0" w:evenVBand="0" w:oddHBand="1" w:evenHBand="0" w:firstRowFirstColumn="0" w:firstRowLastColumn="0" w:lastRowFirstColumn="0" w:lastRowLastColumn="0"/>
+          <w:trHeight w:val="363"/>
+        </w:trPr>
+        <w:tc>
+          <w:tcPr>
+            <w:cnfStyle w:val="001000000000" w:firstRow="0" w:lastRow="0" w:firstColumn="1" w:lastColumn="0" w:oddVBand="0" w:evenVBand="0" w:oddHBand="0" w:evenHBand="0" w:firstRowFirstColumn="0" w:firstRowLastColumn="0" w:lastRowFirstColumn="0" w:lastRowLastColumn="0"/>
+            <w:tcW w:w="2274" w:type="dxa"/>
+          </w:tcPr>
+          <w:p>
+            <w:pPr>
+              <w:rPr>
+                <w:rFonts w:ascii="Times New Roman" w:hAnsi="Times New Roman" w:cs="Times New Roman"/>
+                <w:lang w:eastAsia="en-GB"/>
+              </w:rPr>
+            </w:pPr>
+            <w:r>
+              <w:rPr>
+                <w:rFonts w:ascii="Times New Roman" w:hAnsi="Times New Roman" w:cs="Times New Roman"/>
+                <w:lang w:eastAsia="en-GB"/>
+              </w:rPr>
+              <w:t>date</w:t>
+            </w:r>
+          </w:p>
+        </w:tc>
+        <w:tc>
+          <w:tcPr>
+            <w:tcW w:w="2274" w:type="dxa"/>
+          </w:tcPr>
+          <w:p>
+            <w:pPr>
+              <w:cnfStyle w:val="000000100000" w:firstRow="0" w:lastRow="0" w:firstColumn="0" w:lastColumn="0" w:oddVBand="0" w:evenVBand="0" w:oddHBand="1" w:evenHBand="0" w:firstRowFirstColumn="0" w:firstRowLastColumn="0" w:lastRowFirstColumn="0" w:lastRowLastColumn="0"/>
+              <w:rPr>
+                <w:rFonts w:ascii="Times New Roman" w:hAnsi="Times New Roman" w:cs="Times New Roman"/>
+                <w:lang w:eastAsia="en-GB"/>
+              </w:rPr>
+            </w:pPr>
+            <w:r>
+              <w:rPr>
+                <w:rFonts w:ascii="Times New Roman" w:hAnsi="Times New Roman" w:cs="Times New Roman"/>
+                <w:lang w:val="cs-CZ" w:eastAsia="en-GB"/>
+              </w:rPr>
+              <w:t>-</w:t>
+            </w:r>
+          </w:p>
+        </w:tc>
+        <w:tc>
+          <w:tcPr>
+            <w:tcW w:w="2274" w:type="dxa"/>
+          </w:tcPr>
+          <w:p>
+            <w:pPr>
+              <w:cnfStyle w:val="000000100000" w:firstRow="0" w:lastRow="0" w:firstColumn="0" w:lastColumn="0" w:oddVBand="0" w:evenVBand="0" w:oddHBand="1" w:evenHBand="0" w:firstRowFirstColumn="0" w:firstRowLastColumn="0" w:lastRowFirstColumn="0" w:lastRowLastColumn="0"/>
+              <w:rPr>
+                <w:rFonts w:ascii="Times New Roman" w:hAnsi="Times New Roman" w:cs="Times New Roman"/>
+                <w:lang w:eastAsia="en-GB"/>
+              </w:rPr>
+            </w:pPr>
+            <w:r>
+              <w:rPr>
+                <w:rFonts w:ascii="Times New Roman" w:hAnsi="Times New Roman" w:cs="Times New Roman"/>
+                <w:lang w:eastAsia="en-GB"/>
+              </w:rPr>
+              <w:t>TIMESTAMP</w:t>
+            </w:r>
+          </w:p>
+        </w:tc>
+        <w:tc>
+          <w:tcPr>
+            <w:tcW w:w="2274" w:type="dxa"/>
+          </w:tcPr>
+          <w:p>
+            <w:pPr>
+              <w:cnfStyle w:val="000000100000" w:firstRow="0" w:lastRow="0" w:firstColumn="0" w:lastColumn="0" w:oddVBand="0" w:evenVBand="0" w:oddHBand="1" w:evenHBand="0" w:firstRowFirstColumn="0" w:firstRowLastColumn="0" w:lastRowFirstColumn="0" w:lastRowLastColumn="0"/>
+              <w:rPr>
+                <w:rFonts w:ascii="Times New Roman" w:hAnsi="Times New Roman" w:cs="Times New Roman"/>
+                <w:lang w:eastAsia="en-GB"/>
+              </w:rPr>
+            </w:pPr>
+            <w:r>
+              <w:rPr>
+                <w:rFonts w:ascii="Times New Roman" w:hAnsi="Times New Roman" w:cs="Times New Roman"/>
+                <w:lang w:eastAsia="en-GB"/>
+              </w:rPr>
+              <w:t>NOT NULL</w:t>
+            </w:r>
+          </w:p>
+        </w:tc>
+      </w:tr>
+      <w:tr>
+        <w:trPr>
+          <w:trHeight w:val="363"/>
+        </w:trPr>
+        <w:tc>
+          <w:tcPr>
+            <w:cnfStyle w:val="001000000000" w:firstRow="0" w:lastRow="0" w:firstColumn="1" w:lastColumn="0" w:oddVBand="0" w:evenVBand="0" w:oddHBand="0" w:evenHBand="0" w:firstRowFirstColumn="0" w:firstRowLastColumn="0" w:lastRowFirstColumn="0" w:lastRowLastColumn="0"/>
+            <w:tcW w:w="2274" w:type="dxa"/>
+          </w:tcPr>
+          <w:p>
+            <w:pPr>
+              <w:rPr>
+                <w:rFonts w:ascii="Times New Roman" w:hAnsi="Times New Roman" w:cs="Times New Roman"/>
+                <w:lang w:eastAsia="en-GB"/>
+              </w:rPr>
+            </w:pPr>
+            <w:r>
+              <w:rPr>
+                <w:rFonts w:ascii="Times New Roman" w:hAnsi="Times New Roman" w:cs="Times New Roman"/>
+                <w:lang w:eastAsia="en-GB"/>
+              </w:rPr>
+              <w:t>note</w:t>
+            </w:r>
+          </w:p>
+        </w:tc>
+        <w:tc>
+          <w:tcPr>
+            <w:tcW w:w="2274" w:type="dxa"/>
+          </w:tcPr>
+          <w:p>
+            <w:pPr>
+              <w:cnfStyle w:val="000000000000" w:firstRow="0" w:lastRow="0" w:firstColumn="0" w:lastColumn="0" w:oddVBand="0" w:evenVBand="0" w:oddHBand="0" w:evenHBand="0" w:firstRowFirstColumn="0" w:firstRowLastColumn="0" w:lastRowFirstColumn="0" w:lastRowLastColumn="0"/>
+              <w:rPr>
+                <w:rFonts w:ascii="Times New Roman" w:hAnsi="Times New Roman" w:cs="Times New Roman"/>
+                <w:lang w:val="cs-CZ" w:eastAsia="en-GB"/>
+              </w:rPr>
+            </w:pPr>
+            <w:r>
+              <w:rPr>
+                <w:rFonts w:ascii="Times New Roman" w:hAnsi="Times New Roman" w:cs="Times New Roman"/>
+                <w:lang w:val="cs-CZ" w:eastAsia="en-GB"/>
+              </w:rPr>
+              <w:t>-</w:t>
+            </w:r>
+          </w:p>
+        </w:tc>
+        <w:tc>
+          <w:tcPr>
+            <w:tcW w:w="2274" w:type="dxa"/>
+          </w:tcPr>
+          <w:p>
+            <w:pPr>
+              <w:cnfStyle w:val="000000000000" w:firstRow="0" w:lastRow="0" w:firstColumn="0" w:lastColumn="0" w:oddVBand="0" w:evenVBand="0" w:oddHBand="0" w:evenHBand="0" w:firstRowFirstColumn="0" w:firstRowLastColumn="0" w:lastRowFirstColumn="0" w:lastRowLastColumn="0"/>
+              <w:rPr>
+                <w:rFonts w:ascii="Times New Roman" w:hAnsi="Times New Roman" w:cs="Times New Roman"/>
+                <w:lang w:eastAsia="en-GB"/>
+              </w:rPr>
+            </w:pPr>
+            <w:r>
+              <w:rPr>
+                <w:rFonts w:ascii="Times New Roman" w:hAnsi="Times New Roman" w:cs="Times New Roman"/>
+                <w:lang w:eastAsia="en-GB"/>
+              </w:rPr>
+              <w:t>TEXT</w:t>
+            </w:r>
+          </w:p>
+        </w:tc>
+        <w:tc>
+          <w:tcPr>
+            <w:tcW w:w="2274" w:type="dxa"/>
+          </w:tcPr>
+          <w:p>
+            <w:pPr>
+              <w:cnfStyle w:val="000000000000" w:firstRow="0" w:lastRow="0" w:firstColumn="0" w:lastColumn="0" w:oddVBand="0" w:evenVBand="0" w:oddHBand="0" w:evenHBand="0" w:firstRowFirstColumn="0" w:firstRowLastColumn="0" w:lastRowFirstColumn="0" w:lastRowLastColumn="0"/>
+              <w:rPr>
+                <w:rFonts w:ascii="Times New Roman" w:hAnsi="Times New Roman" w:cs="Times New Roman"/>
+                <w:lang w:val="en-US" w:eastAsia="en-GB"/>
+              </w:rPr>
+            </w:pPr>
+            <w:r>
+              <w:rPr>
+                <w:rFonts w:ascii="Times New Roman" w:hAnsi="Times New Roman" w:cs="Times New Roman"/>
+                <w:lang w:eastAsia="en-GB"/>
+              </w:rPr>
+              <w:t xml:space="preserve">NULL </w:t>
+            </w:r>
+            <w:r>
+              <w:rPr>
+                <w:rFonts w:ascii="Times New Roman" w:hAnsi="Times New Roman" w:cs="Times New Roman"/>
+                <w:lang w:val="en-US" w:eastAsia="en-GB"/>
+              </w:rPr>
+              <w:t>(</w:t>
+            </w:r>
+            <w:r>
+              <w:rPr>
+                <w:rFonts w:ascii="Times New Roman" w:hAnsi="Times New Roman" w:cs="Times New Roman"/>
+                <w:lang w:val="cs-CZ" w:eastAsia="en-GB"/>
+              </w:rPr>
+              <w:t>Nepovinné</w:t>
+            </w:r>
+            <w:r>
+              <w:rPr>
+                <w:rFonts w:ascii="Times New Roman" w:hAnsi="Times New Roman" w:cs="Times New Roman"/>
+                <w:lang w:val="en-US" w:eastAsia="en-GB"/>
+              </w:rPr>
+              <w:t>)</w:t>
+            </w:r>
+          </w:p>
+        </w:tc>
+      </w:tr>
+    </w:tbl>
+    <w:p>
+      <w:pPr>
+        <w:pStyle w:val="NormalWeb"/>
+      </w:pPr>
+      <w:r>
+        <w:rPr>
+          <w:b/>
+          <w:bCs/>
+        </w:rPr>
+        <w:t>Podrobný popis vlastností:</w:t>
+      </w:r>
+    </w:p>
+    <w:p>
+      <w:pPr>
+        <w:pStyle w:val="NormalWeb"/>
+        <w:numPr>
+          <w:ilvl w:val="0"/>
+          <w:numId w:val="16"/>
+        </w:numPr>
+      </w:pPr>
+      <w:r>
+        <w:rPr>
+          <w:rStyle w:val="HTMLCode"/>
+          <w:b/>
+          <w:bCs/>
+        </w:rPr>
+        <w:t>id</w:t>
+      </w:r>
+      <w:r>
+        <w:rPr>
+          <w:b/>
+          <w:bCs/>
+        </w:rPr>
+        <w:t>:</w:t>
+      </w:r>
+      <w:r>
+        <w:t xml:space="preserve"> Hlavní identifikační klíč (primární klíč) typu INTEGER, který jednoznačně identifikuje každé jednotlivé zapsané splnění aktivity (každý řádek v historii).</w:t>
+      </w:r>
+    </w:p>
+    <w:p>
+      <w:pPr>
+        <w:pStyle w:val="NormalWeb"/>
+        <w:numPr>
+          <w:ilvl w:val="0"/>
+          <w:numId w:val="16"/>
+        </w:numPr>
+      </w:pPr>
+      <w:r>
+        <w:rPr>
+          <w:rStyle w:val="HTMLCode"/>
+          <w:b/>
+          <w:bCs/>
+        </w:rPr>
+        <w:t>typeId</w:t>
+      </w:r>
+      <w:r>
+        <w:rPr>
+          <w:b/>
+          <w:bCs/>
+        </w:rPr>
+        <w:t>:</w:t>
+      </w:r>
+      <w:r>
+        <w:t xml:space="preserve"> Cizí klíč (Foreign Key) směřující do tabulky </w:t>
+      </w:r>
+      <w:r>
+        <w:rPr>
+          <w:rStyle w:val="HTMLCode"/>
+        </w:rPr>
+        <w:t>ActivityType</w:t>
+      </w:r>
+      <w:r>
+        <w:t xml:space="preserve">. Určuje, o jakou konkrétní aktivitu se jednalo. Má nastaveno </w:t>
+      </w:r>
+      <w:r>
+        <w:rPr>
+          <w:rStyle w:val="HTMLCode"/>
+        </w:rPr>
+        <w:t>ON DELETE CASCADE</w:t>
+      </w:r>
+      <w:r>
+        <w:t>.</w:t>
+      </w:r>
+    </w:p>
+    <w:p>
+      <w:pPr>
+        <w:pStyle w:val="NormalWeb"/>
+        <w:numPr>
+          <w:ilvl w:val="0"/>
+          <w:numId w:val="16"/>
+        </w:numPr>
+      </w:pPr>
+      <w:r>
+        <w:rPr>
+          <w:rStyle w:val="HTMLCode"/>
+          <w:b/>
+          <w:bCs/>
+        </w:rPr>
+        <w:t>date</w:t>
+      </w:r>
+      <w:r>
+        <w:rPr>
+          <w:b/>
+          <w:bCs/>
+        </w:rPr>
+        <w:t>:</w:t>
+      </w:r>
+      <w:r>
+        <w:t xml:space="preserve"> Časové razítko (TIMESTAMP) zaznamenávající přesný moment (datum a čas), kdy uživatel danou činnost vykonal nebo zapsal.</w:t>
+      </w:r>
+    </w:p>
+    <w:p>
+      <w:pPr>
+        <w:pStyle w:val="NormalWeb"/>
+        <w:numPr>
+          <w:ilvl w:val="0"/>
+          <w:numId w:val="16"/>
+        </w:numPr>
+      </w:pPr>
+      <w:r>
+        <w:rPr>
+          <w:rStyle w:val="HTMLCode"/>
+          <w:b/>
+          <w:bCs/>
+        </w:rPr>
+        <w:t>note</w:t>
+      </w:r>
+      <w:r>
+        <w:rPr>
+          <w:b/>
+          <w:bCs/>
+        </w:rPr>
+        <w:t>:</w:t>
+      </w:r>
+      <w:r>
+        <w:t xml:space="preserve"> Nepovinné textové pole (</w:t>
+      </w:r>
+      <w:r>
+        <w:rPr>
+          <w:rStyle w:val="HTMLCode"/>
+        </w:rPr>
+        <w:t>NULL</w:t>
+      </w:r>
+      <w:r>
+        <w:t xml:space="preserve">), kam si uživatel může připsat krátký osobní komentář ke konkrétnímu zápisu (např. u aktivity </w:t>
+      </w:r>
+      <w:r>
+        <w:rPr>
+          <w:i/>
+          <w:iCs/>
+        </w:rPr>
+        <w:t>„Běh“</w:t>
+      </w:r>
+      <w:r>
+        <w:t xml:space="preserve"> si připíše poznámku </w:t>
+      </w:r>
+      <w:r>
+        <w:rPr>
+          <w:i/>
+          <w:iCs/>
+        </w:rPr>
+        <w:t>„Uběhnuto 5 km, osobní rekord“</w:t>
+      </w:r>
+      <w:r>
+        <w:t>).</w:t>
+      </w:r>
+    </w:p>
+    <w:p>
+      <w:pPr>
+        <w:rPr>
+          <w:lang w:eastAsia="en-GB"/>
+        </w:rPr>
+      </w:pPr>
+    </w:p>
+    <w:p>
+      <w:pPr>
+        <w:rPr>
+          <w:lang w:eastAsia="en-GB"/>
+        </w:rPr>
+      </w:pPr>
+    </w:p>
+    <w:p>
+      <w:pPr>
         <w:pStyle w:val="Heading2"/>
         <w:rPr>
           <w:rFonts w:ascii="Times New Roman" w:eastAsia="Times New Roman" w:hAnsi="Times New Roman" w:cs="Times New Roman"/>
           <w:lang w:eastAsia="en-GB"/>
         </w:rPr>
       </w:pPr>
-      <w:bookmarkStart w:id="14" w:name="_Toc230990313"/>
+      <w:bookmarkStart w:id="21" w:name="_Toc231036716"/>
       <w:r>
         <w:rPr>
           <w:rFonts w:ascii="Times New Roman" w:eastAsia="Times New Roman" w:hAnsi="Times New Roman" w:cs="Times New Roman"/>
@@ -5799,7 +12780,7 @@
         </w:rPr>
         <w:t>Využití databáze ve webové aplikace</w:t>
       </w:r>
-      <w:bookmarkEnd w:id="14"/>
+      <w:bookmarkEnd w:id="21"/>
     </w:p>
     <w:p>
       <w:pPr>
@@ -6165,6 +13146,155 @@
     </w:lvl>
   </w:abstractNum>
   <w:abstractNum w:abstractNumId="1" w15:restartNumberingAfterBreak="0">
+    <w:nsid w:val="259C1B40"/>
+    <w:multiLevelType w:val="multilevel"/>
+    <w:tmpl w:val="1F06A3CE"/>
+    <w:lvl w:ilvl="0">
+      <w:start w:val="1"/>
+      <w:numFmt w:val="bullet"/>
+      <w:lvlText w:val=""/>
+      <w:lvlJc w:val="left"/>
+      <w:pPr>
+        <w:tabs>
+          <w:tab w:val="num" w:pos="720"/>
+        </w:tabs>
+        <w:ind w:left="720" w:hanging="360"/>
+      </w:pPr>
+      <w:rPr>
+        <w:rFonts w:ascii="Symbol" w:hAnsi="Symbol" w:hint="default"/>
+        <w:sz w:val="20"/>
+      </w:rPr>
+    </w:lvl>
+    <w:lvl w:ilvl="1" w:tentative="1">
+      <w:start w:val="1"/>
+      <w:numFmt w:val="bullet"/>
+      <w:lvlText w:val="o"/>
+      <w:lvlJc w:val="left"/>
+      <w:pPr>
+        <w:tabs>
+          <w:tab w:val="num" w:pos="1440"/>
+        </w:tabs>
+        <w:ind w:left="1440" w:hanging="360"/>
+      </w:pPr>
+      <w:rPr>
+        <w:rFonts w:ascii="Courier New" w:hAnsi="Courier New" w:hint="default"/>
+        <w:sz w:val="20"/>
+      </w:rPr>
+    </w:lvl>
+    <w:lvl w:ilvl="2" w:tentative="1">
+      <w:start w:val="1"/>
+      <w:numFmt w:val="bullet"/>
+      <w:lvlText w:val=""/>
+      <w:lvlJc w:val="left"/>
+      <w:pPr>
+        <w:tabs>
+          <w:tab w:val="num" w:pos="2160"/>
+        </w:tabs>
+        <w:ind w:left="2160" w:hanging="360"/>
+      </w:pPr>
+      <w:rPr>
+        <w:rFonts w:ascii="Wingdings" w:hAnsi="Wingdings" w:hint="default"/>
+        <w:sz w:val="20"/>
+      </w:rPr>
+    </w:lvl>
+    <w:lvl w:ilvl="3" w:tentative="1">
+      <w:start w:val="1"/>
+      <w:numFmt w:val="bullet"/>
+      <w:lvlText w:val=""/>
+      <w:lvlJc w:val="left"/>
+      <w:pPr>
+        <w:tabs>
+          <w:tab w:val="num" w:pos="2880"/>
+        </w:tabs>
+        <w:ind w:left="2880" w:hanging="360"/>
+      </w:pPr>
+      <w:rPr>
+        <w:rFonts w:ascii="Wingdings" w:hAnsi="Wingdings" w:hint="default"/>
+        <w:sz w:val="20"/>
+      </w:rPr>
+    </w:lvl>
+    <w:lvl w:ilvl="4" w:tentative="1">
+      <w:start w:val="1"/>
+      <w:numFmt w:val="bullet"/>
+      <w:lvlText w:val=""/>
+      <w:lvlJc w:val="left"/>
+      <w:pPr>
+        <w:tabs>
+          <w:tab w:val="num" w:pos="3600"/>
+        </w:tabs>
+        <w:ind w:left="3600" w:hanging="360"/>
+      </w:pPr>
+      <w:rPr>
+        <w:rFonts w:ascii="Wingdings" w:hAnsi="Wingdings" w:hint="default"/>
+        <w:sz w:val="20"/>
+      </w:rPr>
+    </w:lvl>
+    <w:lvl w:ilvl="5" w:tentative="1">
+      <w:start w:val="1"/>
+      <w:numFmt w:val="bullet"/>
+      <w:lvlText w:val=""/>
+      <w:lvlJc w:val="left"/>
+      <w:pPr>
+        <w:tabs>
+          <w:tab w:val="num" w:pos="4320"/>
+        </w:tabs>
+        <w:ind w:left="4320" w:hanging="360"/>
+      </w:pPr>
+      <w:rPr>
+        <w:rFonts w:ascii="Wingdings" w:hAnsi="Wingdings" w:hint="default"/>
+        <w:sz w:val="20"/>
+      </w:rPr>
+    </w:lvl>
+    <w:lvl w:ilvl="6" w:tentative="1">
+      <w:start w:val="1"/>
+      <w:numFmt w:val="bullet"/>
+      <w:lvlText w:val=""/>
+      <w:lvlJc w:val="left"/>
+      <w:pPr>
+        <w:tabs>
+          <w:tab w:val="num" w:pos="5040"/>
+        </w:tabs>
+        <w:ind w:left="5040" w:hanging="360"/>
+      </w:pPr>
+      <w:rPr>
+        <w:rFonts w:ascii="Wingdings" w:hAnsi="Wingdings" w:hint="default"/>
+        <w:sz w:val="20"/>
+      </w:rPr>
+    </w:lvl>
+    <w:lvl w:ilvl="7" w:tentative="1">
+      <w:start w:val="1"/>
+      <w:numFmt w:val="bullet"/>
+      <w:lvlText w:val=""/>
+      <w:lvlJc w:val="left"/>
+      <w:pPr>
+        <w:tabs>
+          <w:tab w:val="num" w:pos="5760"/>
+        </w:tabs>
+        <w:ind w:left="5760" w:hanging="360"/>
+      </w:pPr>
+      <w:rPr>
+        <w:rFonts w:ascii="Wingdings" w:hAnsi="Wingdings" w:hint="default"/>
+        <w:sz w:val="20"/>
+      </w:rPr>
+    </w:lvl>
+    <w:lvl w:ilvl="8" w:tentative="1">
+      <w:start w:val="1"/>
+      <w:numFmt w:val="bullet"/>
+      <w:lvlText w:val=""/>
+      <w:lvlJc w:val="left"/>
+      <w:pPr>
+        <w:tabs>
+          <w:tab w:val="num" w:pos="6480"/>
+        </w:tabs>
+        <w:ind w:left="6480" w:hanging="360"/>
+      </w:pPr>
+      <w:rPr>
+        <w:rFonts w:ascii="Wingdings" w:hAnsi="Wingdings" w:hint="default"/>
+        <w:sz w:val="20"/>
+      </w:rPr>
+    </w:lvl>
+  </w:abstractNum>
+  <w:abstractNum w:abstractNumId="2" w15:restartNumberingAfterBreak="0">
     <w:nsid w:val="274D76FE"/>
     <w:multiLevelType w:val="hybridMultilevel"/>
     <w:tmpl w:val="88B62B62"/>
@@ -6277,7 +13407,603 @@
       </w:rPr>
     </w:lvl>
   </w:abstractNum>
-  <w:abstractNum w:abstractNumId="2" w15:restartNumberingAfterBreak="0">
+  <w:abstractNum w:abstractNumId="3" w15:restartNumberingAfterBreak="0">
+    <w:nsid w:val="27C973CA"/>
+    <w:multiLevelType w:val="multilevel"/>
+    <w:tmpl w:val="A8F2DB16"/>
+    <w:lvl w:ilvl="0">
+      <w:start w:val="1"/>
+      <w:numFmt w:val="bullet"/>
+      <w:lvlText w:val=""/>
+      <w:lvlJc w:val="left"/>
+      <w:pPr>
+        <w:tabs>
+          <w:tab w:val="num" w:pos="720"/>
+        </w:tabs>
+        <w:ind w:left="720" w:hanging="360"/>
+      </w:pPr>
+      <w:rPr>
+        <w:rFonts w:ascii="Symbol" w:hAnsi="Symbol" w:hint="default"/>
+        <w:sz w:val="20"/>
+      </w:rPr>
+    </w:lvl>
+    <w:lvl w:ilvl="1" w:tentative="1">
+      <w:start w:val="1"/>
+      <w:numFmt w:val="bullet"/>
+      <w:lvlText w:val="o"/>
+      <w:lvlJc w:val="left"/>
+      <w:pPr>
+        <w:tabs>
+          <w:tab w:val="num" w:pos="1440"/>
+        </w:tabs>
+        <w:ind w:left="1440" w:hanging="360"/>
+      </w:pPr>
+      <w:rPr>
+        <w:rFonts w:ascii="Courier New" w:hAnsi="Courier New" w:hint="default"/>
+        <w:sz w:val="20"/>
+      </w:rPr>
+    </w:lvl>
+    <w:lvl w:ilvl="2" w:tentative="1">
+      <w:start w:val="1"/>
+      <w:numFmt w:val="bullet"/>
+      <w:lvlText w:val=""/>
+      <w:lvlJc w:val="left"/>
+      <w:pPr>
+        <w:tabs>
+          <w:tab w:val="num" w:pos="2160"/>
+        </w:tabs>
+        <w:ind w:left="2160" w:hanging="360"/>
+      </w:pPr>
+      <w:rPr>
+        <w:rFonts w:ascii="Wingdings" w:hAnsi="Wingdings" w:hint="default"/>
+        <w:sz w:val="20"/>
+      </w:rPr>
+    </w:lvl>
+    <w:lvl w:ilvl="3" w:tentative="1">
+      <w:start w:val="1"/>
+      <w:numFmt w:val="bullet"/>
+      <w:lvlText w:val=""/>
+      <w:lvlJc w:val="left"/>
+      <w:pPr>
+        <w:tabs>
+          <w:tab w:val="num" w:pos="2880"/>
+        </w:tabs>
+        <w:ind w:left="2880" w:hanging="360"/>
+      </w:pPr>
+      <w:rPr>
+        <w:rFonts w:ascii="Wingdings" w:hAnsi="Wingdings" w:hint="default"/>
+        <w:sz w:val="20"/>
+      </w:rPr>
+    </w:lvl>
+    <w:lvl w:ilvl="4" w:tentative="1">
+      <w:start w:val="1"/>
+      <w:numFmt w:val="bullet"/>
+      <w:lvlText w:val=""/>
+      <w:lvlJc w:val="left"/>
+      <w:pPr>
+        <w:tabs>
+          <w:tab w:val="num" w:pos="3600"/>
+        </w:tabs>
+        <w:ind w:left="3600" w:hanging="360"/>
+      </w:pPr>
+      <w:rPr>
+        <w:rFonts w:ascii="Wingdings" w:hAnsi="Wingdings" w:hint="default"/>
+        <w:sz w:val="20"/>
+      </w:rPr>
+    </w:lvl>
+    <w:lvl w:ilvl="5" w:tentative="1">
+      <w:start w:val="1"/>
+      <w:numFmt w:val="bullet"/>
+      <w:lvlText w:val=""/>
+      <w:lvlJc w:val="left"/>
+      <w:pPr>
+        <w:tabs>
+          <w:tab w:val="num" w:pos="4320"/>
+        </w:tabs>
+        <w:ind w:left="4320" w:hanging="360"/>
+      </w:pPr>
+      <w:rPr>
+        <w:rFonts w:ascii="Wingdings" w:hAnsi="Wingdings" w:hint="default"/>
+        <w:sz w:val="20"/>
+      </w:rPr>
+    </w:lvl>
+    <w:lvl w:ilvl="6" w:tentative="1">
+      <w:start w:val="1"/>
+      <w:numFmt w:val="bullet"/>
+      <w:lvlText w:val=""/>
+      <w:lvlJc w:val="left"/>
+      <w:pPr>
+        <w:tabs>
+          <w:tab w:val="num" w:pos="5040"/>
+        </w:tabs>
+        <w:ind w:left="5040" w:hanging="360"/>
+      </w:pPr>
+      <w:rPr>
+        <w:rFonts w:ascii="Wingdings" w:hAnsi="Wingdings" w:hint="default"/>
+        <w:sz w:val="20"/>
+      </w:rPr>
+    </w:lvl>
+    <w:lvl w:ilvl="7" w:tentative="1">
+      <w:start w:val="1"/>
+      <w:numFmt w:val="bullet"/>
+      <w:lvlText w:val=""/>
+      <w:lvlJc w:val="left"/>
+      <w:pPr>
+        <w:tabs>
+          <w:tab w:val="num" w:pos="5760"/>
+        </w:tabs>
+        <w:ind w:left="5760" w:hanging="360"/>
+      </w:pPr>
+      <w:rPr>
+        <w:rFonts w:ascii="Wingdings" w:hAnsi="Wingdings" w:hint="default"/>
+        <w:sz w:val="20"/>
+      </w:rPr>
+    </w:lvl>
+    <w:lvl w:ilvl="8" w:tentative="1">
+      <w:start w:val="1"/>
+      <w:numFmt w:val="bullet"/>
+      <w:lvlText w:val=""/>
+      <w:lvlJc w:val="left"/>
+      <w:pPr>
+        <w:tabs>
+          <w:tab w:val="num" w:pos="6480"/>
+        </w:tabs>
+        <w:ind w:left="6480" w:hanging="360"/>
+      </w:pPr>
+      <w:rPr>
+        <w:rFonts w:ascii="Wingdings" w:hAnsi="Wingdings" w:hint="default"/>
+        <w:sz w:val="20"/>
+      </w:rPr>
+    </w:lvl>
+  </w:abstractNum>
+  <w:abstractNum w:abstractNumId="4" w15:restartNumberingAfterBreak="0">
+    <w:nsid w:val="28700D69"/>
+    <w:multiLevelType w:val="multilevel"/>
+    <w:tmpl w:val="3446D7A8"/>
+    <w:lvl w:ilvl="0">
+      <w:start w:val="1"/>
+      <w:numFmt w:val="bullet"/>
+      <w:lvlText w:val=""/>
+      <w:lvlJc w:val="left"/>
+      <w:pPr>
+        <w:tabs>
+          <w:tab w:val="num" w:pos="720"/>
+        </w:tabs>
+        <w:ind w:left="720" w:hanging="360"/>
+      </w:pPr>
+      <w:rPr>
+        <w:rFonts w:ascii="Symbol" w:hAnsi="Symbol" w:hint="default"/>
+        <w:sz w:val="20"/>
+      </w:rPr>
+    </w:lvl>
+    <w:lvl w:ilvl="1" w:tentative="1">
+      <w:start w:val="1"/>
+      <w:numFmt w:val="bullet"/>
+      <w:lvlText w:val="o"/>
+      <w:lvlJc w:val="left"/>
+      <w:pPr>
+        <w:tabs>
+          <w:tab w:val="num" w:pos="1440"/>
+        </w:tabs>
+        <w:ind w:left="1440" w:hanging="360"/>
+      </w:pPr>
+      <w:rPr>
+        <w:rFonts w:ascii="Courier New" w:hAnsi="Courier New" w:hint="default"/>
+        <w:sz w:val="20"/>
+      </w:rPr>
+    </w:lvl>
+    <w:lvl w:ilvl="2" w:tentative="1">
+      <w:start w:val="1"/>
+      <w:numFmt w:val="bullet"/>
+      <w:lvlText w:val=""/>
+      <w:lvlJc w:val="left"/>
+      <w:pPr>
+        <w:tabs>
+          <w:tab w:val="num" w:pos="2160"/>
+        </w:tabs>
+        <w:ind w:left="2160" w:hanging="360"/>
+      </w:pPr>
+      <w:rPr>
+        <w:rFonts w:ascii="Wingdings" w:hAnsi="Wingdings" w:hint="default"/>
+        <w:sz w:val="20"/>
+      </w:rPr>
+    </w:lvl>
+    <w:lvl w:ilvl="3" w:tentative="1">
+      <w:start w:val="1"/>
+      <w:numFmt w:val="bullet"/>
+      <w:lvlText w:val=""/>
+      <w:lvlJc w:val="left"/>
+      <w:pPr>
+        <w:tabs>
+          <w:tab w:val="num" w:pos="2880"/>
+        </w:tabs>
+        <w:ind w:left="2880" w:hanging="360"/>
+      </w:pPr>
+      <w:rPr>
+        <w:rFonts w:ascii="Wingdings" w:hAnsi="Wingdings" w:hint="default"/>
+        <w:sz w:val="20"/>
+      </w:rPr>
+    </w:lvl>
+    <w:lvl w:ilvl="4" w:tentative="1">
+      <w:start w:val="1"/>
+      <w:numFmt w:val="bullet"/>
+      <w:lvlText w:val=""/>
+      <w:lvlJc w:val="left"/>
+      <w:pPr>
+        <w:tabs>
+          <w:tab w:val="num" w:pos="3600"/>
+        </w:tabs>
+        <w:ind w:left="3600" w:hanging="360"/>
+      </w:pPr>
+      <w:rPr>
+        <w:rFonts w:ascii="Wingdings" w:hAnsi="Wingdings" w:hint="default"/>
+        <w:sz w:val="20"/>
+      </w:rPr>
+    </w:lvl>
+    <w:lvl w:ilvl="5" w:tentative="1">
+      <w:start w:val="1"/>
+      <w:numFmt w:val="bullet"/>
+      <w:lvlText w:val=""/>
+      <w:lvlJc w:val="left"/>
+      <w:pPr>
+        <w:tabs>
+          <w:tab w:val="num" w:pos="4320"/>
+        </w:tabs>
+        <w:ind w:left="4320" w:hanging="360"/>
+      </w:pPr>
+      <w:rPr>
+        <w:rFonts w:ascii="Wingdings" w:hAnsi="Wingdings" w:hint="default"/>
+        <w:sz w:val="20"/>
+      </w:rPr>
+    </w:lvl>
+    <w:lvl w:ilvl="6" w:tentative="1">
+      <w:start w:val="1"/>
+      <w:numFmt w:val="bullet"/>
+      <w:lvlText w:val=""/>
+      <w:lvlJc w:val="left"/>
+      <w:pPr>
+        <w:tabs>
+          <w:tab w:val="num" w:pos="5040"/>
+        </w:tabs>
+        <w:ind w:left="5040" w:hanging="360"/>
+      </w:pPr>
+      <w:rPr>
+        <w:rFonts w:ascii="Wingdings" w:hAnsi="Wingdings" w:hint="default"/>
+        <w:sz w:val="20"/>
+      </w:rPr>
+    </w:lvl>
+    <w:lvl w:ilvl="7" w:tentative="1">
+      <w:start w:val="1"/>
+      <w:numFmt w:val="bullet"/>
+      <w:lvlText w:val=""/>
+      <w:lvlJc w:val="left"/>
+      <w:pPr>
+        <w:tabs>
+          <w:tab w:val="num" w:pos="5760"/>
+        </w:tabs>
+        <w:ind w:left="5760" w:hanging="360"/>
+      </w:pPr>
+      <w:rPr>
+        <w:rFonts w:ascii="Wingdings" w:hAnsi="Wingdings" w:hint="default"/>
+        <w:sz w:val="20"/>
+      </w:rPr>
+    </w:lvl>
+    <w:lvl w:ilvl="8" w:tentative="1">
+      <w:start w:val="1"/>
+      <w:numFmt w:val="bullet"/>
+      <w:lvlText w:val=""/>
+      <w:lvlJc w:val="left"/>
+      <w:pPr>
+        <w:tabs>
+          <w:tab w:val="num" w:pos="6480"/>
+        </w:tabs>
+        <w:ind w:left="6480" w:hanging="360"/>
+      </w:pPr>
+      <w:rPr>
+        <w:rFonts w:ascii="Wingdings" w:hAnsi="Wingdings" w:hint="default"/>
+        <w:sz w:val="20"/>
+      </w:rPr>
+    </w:lvl>
+  </w:abstractNum>
+  <w:abstractNum w:abstractNumId="5" w15:restartNumberingAfterBreak="0">
+    <w:nsid w:val="29B254A0"/>
+    <w:multiLevelType w:val="multilevel"/>
+    <w:tmpl w:val="77C2C182"/>
+    <w:lvl w:ilvl="0">
+      <w:start w:val="1"/>
+      <w:numFmt w:val="bullet"/>
+      <w:lvlText w:val=""/>
+      <w:lvlJc w:val="left"/>
+      <w:pPr>
+        <w:tabs>
+          <w:tab w:val="num" w:pos="720"/>
+        </w:tabs>
+        <w:ind w:left="720" w:hanging="360"/>
+      </w:pPr>
+      <w:rPr>
+        <w:rFonts w:ascii="Symbol" w:hAnsi="Symbol" w:hint="default"/>
+        <w:sz w:val="20"/>
+      </w:rPr>
+    </w:lvl>
+    <w:lvl w:ilvl="1" w:tentative="1">
+      <w:start w:val="1"/>
+      <w:numFmt w:val="bullet"/>
+      <w:lvlText w:val="o"/>
+      <w:lvlJc w:val="left"/>
+      <w:pPr>
+        <w:tabs>
+          <w:tab w:val="num" w:pos="1440"/>
+        </w:tabs>
+        <w:ind w:left="1440" w:hanging="360"/>
+      </w:pPr>
+      <w:rPr>
+        <w:rFonts w:ascii="Courier New" w:hAnsi="Courier New" w:hint="default"/>
+        <w:sz w:val="20"/>
+      </w:rPr>
+    </w:lvl>
+    <w:lvl w:ilvl="2" w:tentative="1">
+      <w:start w:val="1"/>
+      <w:numFmt w:val="bullet"/>
+      <w:lvlText w:val=""/>
+      <w:lvlJc w:val="left"/>
+      <w:pPr>
+        <w:tabs>
+          <w:tab w:val="num" w:pos="2160"/>
+        </w:tabs>
+        <w:ind w:left="2160" w:hanging="360"/>
+      </w:pPr>
+      <w:rPr>
+        <w:rFonts w:ascii="Wingdings" w:hAnsi="Wingdings" w:hint="default"/>
+        <w:sz w:val="20"/>
+      </w:rPr>
+    </w:lvl>
+    <w:lvl w:ilvl="3" w:tentative="1">
+      <w:start w:val="1"/>
+      <w:numFmt w:val="bullet"/>
+      <w:lvlText w:val=""/>
+      <w:lvlJc w:val="left"/>
+      <w:pPr>
+        <w:tabs>
+          <w:tab w:val="num" w:pos="2880"/>
+        </w:tabs>
+        <w:ind w:left="2880" w:hanging="360"/>
+      </w:pPr>
+      <w:rPr>
+        <w:rFonts w:ascii="Wingdings" w:hAnsi="Wingdings" w:hint="default"/>
+        <w:sz w:val="20"/>
+      </w:rPr>
+    </w:lvl>
+    <w:lvl w:ilvl="4" w:tentative="1">
+      <w:start w:val="1"/>
+      <w:numFmt w:val="bullet"/>
+      <w:lvlText w:val=""/>
+      <w:lvlJc w:val="left"/>
+      <w:pPr>
+        <w:tabs>
+          <w:tab w:val="num" w:pos="3600"/>
+        </w:tabs>
+        <w:ind w:left="3600" w:hanging="360"/>
+      </w:pPr>
+      <w:rPr>
+        <w:rFonts w:ascii="Wingdings" w:hAnsi="Wingdings" w:hint="default"/>
+        <w:sz w:val="20"/>
+      </w:rPr>
+    </w:lvl>
+    <w:lvl w:ilvl="5" w:tentative="1">
+      <w:start w:val="1"/>
+      <w:numFmt w:val="bullet"/>
+      <w:lvlText w:val=""/>
+      <w:lvlJc w:val="left"/>
+      <w:pPr>
+        <w:tabs>
+          <w:tab w:val="num" w:pos="4320"/>
+        </w:tabs>
+        <w:ind w:left="4320" w:hanging="360"/>
+      </w:pPr>
+      <w:rPr>
+        <w:rFonts w:ascii="Wingdings" w:hAnsi="Wingdings" w:hint="default"/>
+        <w:sz w:val="20"/>
+      </w:rPr>
+    </w:lvl>
+    <w:lvl w:ilvl="6" w:tentative="1">
+      <w:start w:val="1"/>
+      <w:numFmt w:val="bullet"/>
+      <w:lvlText w:val=""/>
+      <w:lvlJc w:val="left"/>
+      <w:pPr>
+        <w:tabs>
+          <w:tab w:val="num" w:pos="5040"/>
+        </w:tabs>
+        <w:ind w:left="5040" w:hanging="360"/>
+      </w:pPr>
+      <w:rPr>
+        <w:rFonts w:ascii="Wingdings" w:hAnsi="Wingdings" w:hint="default"/>
+        <w:sz w:val="20"/>
+      </w:rPr>
+    </w:lvl>
+    <w:lvl w:ilvl="7" w:tentative="1">
+      <w:start w:val="1"/>
+      <w:numFmt w:val="bullet"/>
+      <w:lvlText w:val=""/>
+      <w:lvlJc w:val="left"/>
+      <w:pPr>
+        <w:tabs>
+          <w:tab w:val="num" w:pos="5760"/>
+        </w:tabs>
+        <w:ind w:left="5760" w:hanging="360"/>
+      </w:pPr>
+      <w:rPr>
+        <w:rFonts w:ascii="Wingdings" w:hAnsi="Wingdings" w:hint="default"/>
+        <w:sz w:val="20"/>
+      </w:rPr>
+    </w:lvl>
+    <w:lvl w:ilvl="8" w:tentative="1">
+      <w:start w:val="1"/>
+      <w:numFmt w:val="bullet"/>
+      <w:lvlText w:val=""/>
+      <w:lvlJc w:val="left"/>
+      <w:pPr>
+        <w:tabs>
+          <w:tab w:val="num" w:pos="6480"/>
+        </w:tabs>
+        <w:ind w:left="6480" w:hanging="360"/>
+      </w:pPr>
+      <w:rPr>
+        <w:rFonts w:ascii="Wingdings" w:hAnsi="Wingdings" w:hint="default"/>
+        <w:sz w:val="20"/>
+      </w:rPr>
+    </w:lvl>
+  </w:abstractNum>
+  <w:abstractNum w:abstractNumId="6" w15:restartNumberingAfterBreak="0">
+    <w:nsid w:val="2B800020"/>
+    <w:multiLevelType w:val="multilevel"/>
+    <w:tmpl w:val="12B29B74"/>
+    <w:lvl w:ilvl="0">
+      <w:start w:val="1"/>
+      <w:numFmt w:val="bullet"/>
+      <w:lvlText w:val=""/>
+      <w:lvlJc w:val="left"/>
+      <w:pPr>
+        <w:tabs>
+          <w:tab w:val="num" w:pos="720"/>
+        </w:tabs>
+        <w:ind w:left="720" w:hanging="360"/>
+      </w:pPr>
+      <w:rPr>
+        <w:rFonts w:ascii="Symbol" w:hAnsi="Symbol" w:hint="default"/>
+        <w:sz w:val="20"/>
+      </w:rPr>
+    </w:lvl>
+    <w:lvl w:ilvl="1" w:tentative="1">
+      <w:start w:val="1"/>
+      <w:numFmt w:val="bullet"/>
+      <w:lvlText w:val="o"/>
+      <w:lvlJc w:val="left"/>
+      <w:pPr>
+        <w:tabs>
+          <w:tab w:val="num" w:pos="1440"/>
+        </w:tabs>
+        <w:ind w:left="1440" w:hanging="360"/>
+      </w:pPr>
+      <w:rPr>
+        <w:rFonts w:ascii="Courier New" w:hAnsi="Courier New" w:hint="default"/>
+        <w:sz w:val="20"/>
+      </w:rPr>
+    </w:lvl>
+    <w:lvl w:ilvl="2" w:tentative="1">
+      <w:start w:val="1"/>
+      <w:numFmt w:val="bullet"/>
+      <w:lvlText w:val=""/>
+      <w:lvlJc w:val="left"/>
+      <w:pPr>
+        <w:tabs>
+          <w:tab w:val="num" w:pos="2160"/>
+        </w:tabs>
+        <w:ind w:left="2160" w:hanging="360"/>
+      </w:pPr>
+      <w:rPr>
+        <w:rFonts w:ascii="Wingdings" w:hAnsi="Wingdings" w:hint="default"/>
+        <w:sz w:val="20"/>
+      </w:rPr>
+    </w:lvl>
+    <w:lvl w:ilvl="3" w:tentative="1">
+      <w:start w:val="1"/>
+      <w:numFmt w:val="bullet"/>
+      <w:lvlText w:val=""/>
+      <w:lvlJc w:val="left"/>
+      <w:pPr>
+        <w:tabs>
+          <w:tab w:val="num" w:pos="2880"/>
+        </w:tabs>
+        <w:ind w:left="2880" w:hanging="360"/>
+      </w:pPr>
+      <w:rPr>
+        <w:rFonts w:ascii="Wingdings" w:hAnsi="Wingdings" w:hint="default"/>
+        <w:sz w:val="20"/>
+      </w:rPr>
+    </w:lvl>
+    <w:lvl w:ilvl="4" w:tentative="1">
+      <w:start w:val="1"/>
+      <w:numFmt w:val="bullet"/>
+      <w:lvlText w:val=""/>
+      <w:lvlJc w:val="left"/>
+      <w:pPr>
+        <w:tabs>
+          <w:tab w:val="num" w:pos="3600"/>
+        </w:tabs>
+        <w:ind w:left="3600" w:hanging="360"/>
+      </w:pPr>
+      <w:rPr>
+        <w:rFonts w:ascii="Wingdings" w:hAnsi="Wingdings" w:hint="default"/>
+        <w:sz w:val="20"/>
+      </w:rPr>
+    </w:lvl>
+    <w:lvl w:ilvl="5" w:tentative="1">
+      <w:start w:val="1"/>
+      <w:numFmt w:val="bullet"/>
+      <w:lvlText w:val=""/>
+      <w:lvlJc w:val="left"/>
+      <w:pPr>
+        <w:tabs>
+          <w:tab w:val="num" w:pos="4320"/>
+        </w:tabs>
+        <w:ind w:left="4320" w:hanging="360"/>
+      </w:pPr>
+      <w:rPr>
+        <w:rFonts w:ascii="Wingdings" w:hAnsi="Wingdings" w:hint="default"/>
+        <w:sz w:val="20"/>
+      </w:rPr>
+    </w:lvl>
+    <w:lvl w:ilvl="6" w:tentative="1">
+      <w:start w:val="1"/>
+      <w:numFmt w:val="bullet"/>
+      <w:lvlText w:val=""/>
+      <w:lvlJc w:val="left"/>
+      <w:pPr>
+        <w:tabs>
+          <w:tab w:val="num" w:pos="5040"/>
+        </w:tabs>
+        <w:ind w:left="5040" w:hanging="360"/>
+      </w:pPr>
+      <w:rPr>
+        <w:rFonts w:ascii="Wingdings" w:hAnsi="Wingdings" w:hint="default"/>
+        <w:sz w:val="20"/>
+      </w:rPr>
+    </w:lvl>
+    <w:lvl w:ilvl="7" w:tentative="1">
+      <w:start w:val="1"/>
+      <w:numFmt w:val="bullet"/>
+      <w:lvlText w:val=""/>
+      <w:lvlJc w:val="left"/>
+      <w:pPr>
+        <w:tabs>
+          <w:tab w:val="num" w:pos="5760"/>
+        </w:tabs>
+        <w:ind w:left="5760" w:hanging="360"/>
+      </w:pPr>
+      <w:rPr>
+        <w:rFonts w:ascii="Wingdings" w:hAnsi="Wingdings" w:hint="default"/>
+        <w:sz w:val="20"/>
+      </w:rPr>
+    </w:lvl>
+    <w:lvl w:ilvl="8" w:tentative="1">
+      <w:start w:val="1"/>
+      <w:numFmt w:val="bullet"/>
+      <w:lvlText w:val=""/>
+      <w:lvlJc w:val="left"/>
+      <w:pPr>
+        <w:tabs>
+          <w:tab w:val="num" w:pos="6480"/>
+        </w:tabs>
+        <w:ind w:left="6480" w:hanging="360"/>
+      </w:pPr>
+      <w:rPr>
+        <w:rFonts w:ascii="Wingdings" w:hAnsi="Wingdings" w:hint="default"/>
+        <w:sz w:val="20"/>
+      </w:rPr>
+    </w:lvl>
+  </w:abstractNum>
+  <w:abstractNum w:abstractNumId="7" w15:restartNumberingAfterBreak="0">
     <w:nsid w:val="36A46C10"/>
     <w:multiLevelType w:val="multilevel"/>
     <w:tmpl w:val="0809001F"/>
@@ -6363,7 +14089,7 @@
       </w:pPr>
     </w:lvl>
   </w:abstractNum>
-  <w:abstractNum w:abstractNumId="3" w15:restartNumberingAfterBreak="0">
+  <w:abstractNum w:abstractNumId="8" w15:restartNumberingAfterBreak="0">
     <w:nsid w:val="4B3A3B5F"/>
     <w:multiLevelType w:val="hybridMultilevel"/>
     <w:tmpl w:val="C770C138"/>
@@ -6476,7 +14202,7 @@
       </w:rPr>
     </w:lvl>
   </w:abstractNum>
-  <w:abstractNum w:abstractNumId="4" w15:restartNumberingAfterBreak="0">
+  <w:abstractNum w:abstractNumId="9" w15:restartNumberingAfterBreak="0">
     <w:nsid w:val="4CA223FD"/>
     <w:multiLevelType w:val="multilevel"/>
     <w:tmpl w:val="D512A4C8"/>
@@ -6625,7 +14351,7 @@
       </w:rPr>
     </w:lvl>
   </w:abstractNum>
-  <w:abstractNum w:abstractNumId="5" w15:restartNumberingAfterBreak="0">
+  <w:abstractNum w:abstractNumId="10" w15:restartNumberingAfterBreak="0">
     <w:nsid w:val="53DB407C"/>
     <w:multiLevelType w:val="hybridMultilevel"/>
     <w:tmpl w:val="28BE8D2C"/>
@@ -6738,7 +14464,7 @@
       </w:rPr>
     </w:lvl>
   </w:abstractNum>
-  <w:abstractNum w:abstractNumId="6" w15:restartNumberingAfterBreak="0">
+  <w:abstractNum w:abstractNumId="11" w15:restartNumberingAfterBreak="0">
     <w:nsid w:val="5C700FF3"/>
     <w:multiLevelType w:val="multilevel"/>
     <w:tmpl w:val="394EBD62"/>
@@ -6887,7 +14613,156 @@
       </w:rPr>
     </w:lvl>
   </w:abstractNum>
-  <w:abstractNum w:abstractNumId="7" w15:restartNumberingAfterBreak="0">
+  <w:abstractNum w:abstractNumId="12" w15:restartNumberingAfterBreak="0">
+    <w:nsid w:val="60F02EC7"/>
+    <w:multiLevelType w:val="multilevel"/>
+    <w:tmpl w:val="A7CCA920"/>
+    <w:lvl w:ilvl="0">
+      <w:start w:val="1"/>
+      <w:numFmt w:val="bullet"/>
+      <w:lvlText w:val=""/>
+      <w:lvlJc w:val="left"/>
+      <w:pPr>
+        <w:tabs>
+          <w:tab w:val="num" w:pos="720"/>
+        </w:tabs>
+        <w:ind w:left="720" w:hanging="360"/>
+      </w:pPr>
+      <w:rPr>
+        <w:rFonts w:ascii="Symbol" w:hAnsi="Symbol" w:hint="default"/>
+        <w:sz w:val="20"/>
+      </w:rPr>
+    </w:lvl>
+    <w:lvl w:ilvl="1" w:tentative="1">
+      <w:start w:val="1"/>
+      <w:numFmt w:val="bullet"/>
+      <w:lvlText w:val="o"/>
+      <w:lvlJc w:val="left"/>
+      <w:pPr>
+        <w:tabs>
+          <w:tab w:val="num" w:pos="1440"/>
+        </w:tabs>
+        <w:ind w:left="1440" w:hanging="360"/>
+      </w:pPr>
+      <w:rPr>
+        <w:rFonts w:ascii="Courier New" w:hAnsi="Courier New" w:hint="default"/>
+        <w:sz w:val="20"/>
+      </w:rPr>
+    </w:lvl>
+    <w:lvl w:ilvl="2" w:tentative="1">
+      <w:start w:val="1"/>
+      <w:numFmt w:val="bullet"/>
+      <w:lvlText w:val=""/>
+      <w:lvlJc w:val="left"/>
+      <w:pPr>
+        <w:tabs>
+          <w:tab w:val="num" w:pos="2160"/>
+        </w:tabs>
+        <w:ind w:left="2160" w:hanging="360"/>
+      </w:pPr>
+      <w:rPr>
+        <w:rFonts w:ascii="Wingdings" w:hAnsi="Wingdings" w:hint="default"/>
+        <w:sz w:val="20"/>
+      </w:rPr>
+    </w:lvl>
+    <w:lvl w:ilvl="3" w:tentative="1">
+      <w:start w:val="1"/>
+      <w:numFmt w:val="bullet"/>
+      <w:lvlText w:val=""/>
+      <w:lvlJc w:val="left"/>
+      <w:pPr>
+        <w:tabs>
+          <w:tab w:val="num" w:pos="2880"/>
+        </w:tabs>
+        <w:ind w:left="2880" w:hanging="360"/>
+      </w:pPr>
+      <w:rPr>
+        <w:rFonts w:ascii="Wingdings" w:hAnsi="Wingdings" w:hint="default"/>
+        <w:sz w:val="20"/>
+      </w:rPr>
+    </w:lvl>
+    <w:lvl w:ilvl="4" w:tentative="1">
+      <w:start w:val="1"/>
+      <w:numFmt w:val="bullet"/>
+      <w:lvlText w:val=""/>
+      <w:lvlJc w:val="left"/>
+      <w:pPr>
+        <w:tabs>
+          <w:tab w:val="num" w:pos="3600"/>
+        </w:tabs>
+        <w:ind w:left="3600" w:hanging="360"/>
+      </w:pPr>
+      <w:rPr>
+        <w:rFonts w:ascii="Wingdings" w:hAnsi="Wingdings" w:hint="default"/>
+        <w:sz w:val="20"/>
+      </w:rPr>
+    </w:lvl>
+    <w:lvl w:ilvl="5" w:tentative="1">
+      <w:start w:val="1"/>
+      <w:numFmt w:val="bullet"/>
+      <w:lvlText w:val=""/>
+      <w:lvlJc w:val="left"/>
+      <w:pPr>
+        <w:tabs>
+          <w:tab w:val="num" w:pos="4320"/>
+        </w:tabs>
+        <w:ind w:left="4320" w:hanging="360"/>
+      </w:pPr>
+      <w:rPr>
+        <w:rFonts w:ascii="Wingdings" w:hAnsi="Wingdings" w:hint="default"/>
+        <w:sz w:val="20"/>
+      </w:rPr>
+    </w:lvl>
+    <w:lvl w:ilvl="6" w:tentative="1">
+      <w:start w:val="1"/>
+      <w:numFmt w:val="bullet"/>
+      <w:lvlText w:val=""/>
+      <w:lvlJc w:val="left"/>
+      <w:pPr>
+        <w:tabs>
+          <w:tab w:val="num" w:pos="5040"/>
+        </w:tabs>
+        <w:ind w:left="5040" w:hanging="360"/>
+      </w:pPr>
+      <w:rPr>
+        <w:rFonts w:ascii="Wingdings" w:hAnsi="Wingdings" w:hint="default"/>
+        <w:sz w:val="20"/>
+      </w:rPr>
+    </w:lvl>
+    <w:lvl w:ilvl="7" w:tentative="1">
+      <w:start w:val="1"/>
+      <w:numFmt w:val="bullet"/>
+      <w:lvlText w:val=""/>
+      <w:lvlJc w:val="left"/>
+      <w:pPr>
+        <w:tabs>
+          <w:tab w:val="num" w:pos="5760"/>
+        </w:tabs>
+        <w:ind w:left="5760" w:hanging="360"/>
+      </w:pPr>
+      <w:rPr>
+        <w:rFonts w:ascii="Wingdings" w:hAnsi="Wingdings" w:hint="default"/>
+        <w:sz w:val="20"/>
+      </w:rPr>
+    </w:lvl>
+    <w:lvl w:ilvl="8" w:tentative="1">
+      <w:start w:val="1"/>
+      <w:numFmt w:val="bullet"/>
+      <w:lvlText w:val=""/>
+      <w:lvlJc w:val="left"/>
+      <w:pPr>
+        <w:tabs>
+          <w:tab w:val="num" w:pos="6480"/>
+        </w:tabs>
+        <w:ind w:left="6480" w:hanging="360"/>
+      </w:pPr>
+      <w:rPr>
+        <w:rFonts w:ascii="Wingdings" w:hAnsi="Wingdings" w:hint="default"/>
+        <w:sz w:val="20"/>
+      </w:rPr>
+    </w:lvl>
+  </w:abstractNum>
+  <w:abstractNum w:abstractNumId="13" w15:restartNumberingAfterBreak="0">
     <w:nsid w:val="62C570C0"/>
     <w:multiLevelType w:val="multilevel"/>
     <w:tmpl w:val="08090025"/>
@@ -6918,7 +14793,7 @@
       <w:lvlText w:val="%1.%2.%3"/>
       <w:lvlJc w:val="left"/>
       <w:pPr>
-        <w:ind w:left="720" w:hanging="720"/>
+        <w:ind w:left="3413" w:hanging="720"/>
       </w:pPr>
     </w:lvl>
     <w:lvl w:ilvl="3">
@@ -6982,7 +14857,156 @@
       </w:pPr>
     </w:lvl>
   </w:abstractNum>
-  <w:abstractNum w:abstractNumId="8" w15:restartNumberingAfterBreak="0">
+  <w:abstractNum w:abstractNumId="14" w15:restartNumberingAfterBreak="0">
+    <w:nsid w:val="6DAF2138"/>
+    <w:multiLevelType w:val="multilevel"/>
+    <w:tmpl w:val="22C40064"/>
+    <w:lvl w:ilvl="0">
+      <w:start w:val="1"/>
+      <w:numFmt w:val="bullet"/>
+      <w:lvlText w:val=""/>
+      <w:lvlJc w:val="left"/>
+      <w:pPr>
+        <w:tabs>
+          <w:tab w:val="num" w:pos="720"/>
+        </w:tabs>
+        <w:ind w:left="720" w:hanging="360"/>
+      </w:pPr>
+      <w:rPr>
+        <w:rFonts w:ascii="Symbol" w:hAnsi="Symbol" w:hint="default"/>
+        <w:sz w:val="20"/>
+      </w:rPr>
+    </w:lvl>
+    <w:lvl w:ilvl="1" w:tentative="1">
+      <w:start w:val="1"/>
+      <w:numFmt w:val="bullet"/>
+      <w:lvlText w:val="o"/>
+      <w:lvlJc w:val="left"/>
+      <w:pPr>
+        <w:tabs>
+          <w:tab w:val="num" w:pos="1440"/>
+        </w:tabs>
+        <w:ind w:left="1440" w:hanging="360"/>
+      </w:pPr>
+      <w:rPr>
+        <w:rFonts w:ascii="Courier New" w:hAnsi="Courier New" w:hint="default"/>
+        <w:sz w:val="20"/>
+      </w:rPr>
+    </w:lvl>
+    <w:lvl w:ilvl="2" w:tentative="1">
+      <w:start w:val="1"/>
+      <w:numFmt w:val="bullet"/>
+      <w:lvlText w:val=""/>
+      <w:lvlJc w:val="left"/>
+      <w:pPr>
+        <w:tabs>
+          <w:tab w:val="num" w:pos="2160"/>
+        </w:tabs>
+        <w:ind w:left="2160" w:hanging="360"/>
+      </w:pPr>
+      <w:rPr>
+        <w:rFonts w:ascii="Wingdings" w:hAnsi="Wingdings" w:hint="default"/>
+        <w:sz w:val="20"/>
+      </w:rPr>
+    </w:lvl>
+    <w:lvl w:ilvl="3" w:tentative="1">
+      <w:start w:val="1"/>
+      <w:numFmt w:val="bullet"/>
+      <w:lvlText w:val=""/>
+      <w:lvlJc w:val="left"/>
+      <w:pPr>
+        <w:tabs>
+          <w:tab w:val="num" w:pos="2880"/>
+        </w:tabs>
+        <w:ind w:left="2880" w:hanging="360"/>
+      </w:pPr>
+      <w:rPr>
+        <w:rFonts w:ascii="Wingdings" w:hAnsi="Wingdings" w:hint="default"/>
+        <w:sz w:val="20"/>
+      </w:rPr>
+    </w:lvl>
+    <w:lvl w:ilvl="4" w:tentative="1">
+      <w:start w:val="1"/>
+      <w:numFmt w:val="bullet"/>
+      <w:lvlText w:val=""/>
+      <w:lvlJc w:val="left"/>
+      <w:pPr>
+        <w:tabs>
+          <w:tab w:val="num" w:pos="3600"/>
+        </w:tabs>
+        <w:ind w:left="3600" w:hanging="360"/>
+      </w:pPr>
+      <w:rPr>
+        <w:rFonts w:ascii="Wingdings" w:hAnsi="Wingdings" w:hint="default"/>
+        <w:sz w:val="20"/>
+      </w:rPr>
+    </w:lvl>
+    <w:lvl w:ilvl="5" w:tentative="1">
+      <w:start w:val="1"/>
+      <w:numFmt w:val="bullet"/>
+      <w:lvlText w:val=""/>
+      <w:lvlJc w:val="left"/>
+      <w:pPr>
+        <w:tabs>
+          <w:tab w:val="num" w:pos="4320"/>
+        </w:tabs>
+        <w:ind w:left="4320" w:hanging="360"/>
+      </w:pPr>
+      <w:rPr>
+        <w:rFonts w:ascii="Wingdings" w:hAnsi="Wingdings" w:hint="default"/>
+        <w:sz w:val="20"/>
+      </w:rPr>
+    </w:lvl>
+    <w:lvl w:ilvl="6" w:tentative="1">
+      <w:start w:val="1"/>
+      <w:numFmt w:val="bullet"/>
+      <w:lvlText w:val=""/>
+      <w:lvlJc w:val="left"/>
+      <w:pPr>
+        <w:tabs>
+          <w:tab w:val="num" w:pos="5040"/>
+        </w:tabs>
+        <w:ind w:left="5040" w:hanging="360"/>
+      </w:pPr>
+      <w:rPr>
+        <w:rFonts w:ascii="Wingdings" w:hAnsi="Wingdings" w:hint="default"/>
+        <w:sz w:val="20"/>
+      </w:rPr>
+    </w:lvl>
+    <w:lvl w:ilvl="7" w:tentative="1">
+      <w:start w:val="1"/>
+      <w:numFmt w:val="bullet"/>
+      <w:lvlText w:val=""/>
+      <w:lvlJc w:val="left"/>
+      <w:pPr>
+        <w:tabs>
+          <w:tab w:val="num" w:pos="5760"/>
+        </w:tabs>
+        <w:ind w:left="5760" w:hanging="360"/>
+      </w:pPr>
+      <w:rPr>
+        <w:rFonts w:ascii="Wingdings" w:hAnsi="Wingdings" w:hint="default"/>
+        <w:sz w:val="20"/>
+      </w:rPr>
+    </w:lvl>
+    <w:lvl w:ilvl="8" w:tentative="1">
+      <w:start w:val="1"/>
+      <w:numFmt w:val="bullet"/>
+      <w:lvlText w:val=""/>
+      <w:lvlJc w:val="left"/>
+      <w:pPr>
+        <w:tabs>
+          <w:tab w:val="num" w:pos="6480"/>
+        </w:tabs>
+        <w:ind w:left="6480" w:hanging="360"/>
+      </w:pPr>
+      <w:rPr>
+        <w:rFonts w:ascii="Wingdings" w:hAnsi="Wingdings" w:hint="default"/>
+        <w:sz w:val="20"/>
+      </w:rPr>
+    </w:lvl>
+  </w:abstractNum>
+  <w:abstractNum w:abstractNumId="15" w15:restartNumberingAfterBreak="0">
     <w:nsid w:val="70577E63"/>
     <w:multiLevelType w:val="multilevel"/>
     <w:tmpl w:val="FA6CBF3E"/>
@@ -7132,31 +15156,52 @@
     </w:lvl>
   </w:abstractNum>
   <w:num w:numId="1" w16cid:durableId="1902053327">
+    <w:abstractNumId w:val="7"/>
+  </w:num>
+  <w:num w:numId="2" w16cid:durableId="1260259176">
+    <w:abstractNumId w:val="13"/>
+  </w:num>
+  <w:num w:numId="3" w16cid:durableId="597714004">
     <w:abstractNumId w:val="2"/>
   </w:num>
-  <w:num w:numId="2" w16cid:durableId="1260259176">
-    <w:abstractNumId w:val="7"/>
-  </w:num>
-  <w:num w:numId="3" w16cid:durableId="597714004">
-    <w:abstractNumId w:val="1"/>
-  </w:num>
   <w:num w:numId="4" w16cid:durableId="2045708214">
-    <w:abstractNumId w:val="6"/>
+    <w:abstractNumId w:val="11"/>
   </w:num>
   <w:num w:numId="5" w16cid:durableId="836654493">
-    <w:abstractNumId w:val="8"/>
+    <w:abstractNumId w:val="15"/>
   </w:num>
   <w:num w:numId="6" w16cid:durableId="2129471038">
-    <w:abstractNumId w:val="4"/>
+    <w:abstractNumId w:val="9"/>
   </w:num>
   <w:num w:numId="7" w16cid:durableId="1672027132">
-    <w:abstractNumId w:val="5"/>
+    <w:abstractNumId w:val="10"/>
   </w:num>
   <w:num w:numId="8" w16cid:durableId="1703245995">
     <w:abstractNumId w:val="0"/>
   </w:num>
   <w:num w:numId="9" w16cid:durableId="1285186698">
+    <w:abstractNumId w:val="8"/>
+  </w:num>
+  <w:num w:numId="10" w16cid:durableId="1925602742">
+    <w:abstractNumId w:val="12"/>
+  </w:num>
+  <w:num w:numId="11" w16cid:durableId="719402069">
+    <w:abstractNumId w:val="6"/>
+  </w:num>
+  <w:num w:numId="12" w16cid:durableId="716275249">
+    <w:abstractNumId w:val="14"/>
+  </w:num>
+  <w:num w:numId="13" w16cid:durableId="872772108">
     <w:abstractNumId w:val="3"/>
+  </w:num>
+  <w:num w:numId="14" w16cid:durableId="453594975">
+    <w:abstractNumId w:val="5"/>
+  </w:num>
+  <w:num w:numId="15" w16cid:durableId="1628974749">
+    <w:abstractNumId w:val="4"/>
+  </w:num>
+  <w:num w:numId="16" w16cid:durableId="1136020997">
+    <w:abstractNumId w:val="1"/>
   </w:num>
 </w:numbering>
 </file>
